--- a/paper/manuscript_v2_zh_CCLM.docx
+++ b/paper/manuscript_v2_zh_CCLM.docx
@@ -2101,6 +2101,112 @@
           <w:b/>
           <w:sz w:val="28"/>
         </w:rPr>
+        <w:t>Figure Legends</w:t>
+      </w:r>
+    </w:p>
+    <w:p>
+      <w:pPr>
+        <w:spacing w:before="80" w:after="80" w:lineRule="auto" w:line="360"/>
+        <w:ind w:firstLine="0"/>
+        <w:jc w:val="both"/>
+      </w:pPr>
+      <w:r>
+        <w:rPr>
+          <w:rFonts w:ascii="Times New Roman" w:hAnsi="Times New Roman" w:eastAsia="宋体"/>
+          <w:b/>
+          <w:sz w:val="22"/>
+        </w:rPr>
+        <w:t>Figure 1.</w:t>
+      </w:r>
+      <w:r>
+        <w:rPr>
+          <w:rFonts w:ascii="Times New Roman" w:hAnsi="Times New Roman" w:eastAsia="宋体"/>
+          <w:b w:val="0"/>
+          <w:sz w:val="22"/>
+        </w:rPr>
+        <w:t xml:space="preserve"> 用于 LLM 辅助 ISO 15189 QMS 文件生成的 9 组配置。左：各配置在规则、骨架、详细内容、示例 4 个维度的纳入情况（✓ 完整、半圆 部分、— 缺失）；右：各配置的 system-prompt 大小（千 token）。</w:t>
+      </w:r>
+    </w:p>
+    <w:p>
+      <w:pPr>
+        <w:spacing w:before="80" w:after="80" w:lineRule="auto" w:line="360"/>
+        <w:ind w:firstLine="0"/>
+        <w:jc w:val="both"/>
+      </w:pPr>
+      <w:r>
+        <w:rPr>
+          <w:rFonts w:ascii="Times New Roman" w:hAnsi="Times New Roman" w:eastAsia="宋体"/>
+          <w:b/>
+          <w:sz w:val="22"/>
+        </w:rPr>
+        <w:t>Figure 2.</w:t>
+      </w:r>
+      <w:r>
+        <w:rPr>
+          <w:rFonts w:ascii="Times New Roman" w:hAnsi="Times New Roman" w:eastAsia="宋体"/>
+          <w:b w:val="0"/>
+          <w:sz w:val="22"/>
+        </w:rPr>
+        <w:t xml:space="preserve"> 2 × 2 跨模型对称评分热力图。9 个配置（行）× 4 个生成-评审组合（列）的平均得分（A1/B1/C1 均值，0–5 分）。C_full 在 GPT-生成两列出现显著塌陷（1.40 与 1.84，黑框标注），与 Claude-生成两列（4.56 与 3.22）形成强对比。</w:t>
+      </w:r>
+    </w:p>
+    <w:p>
+      <w:pPr>
+        <w:spacing w:before="80" w:after="80" w:lineRule="auto" w:line="360"/>
+        <w:ind w:firstLine="0"/>
+        <w:jc w:val="both"/>
+      </w:pPr>
+      <w:r>
+        <w:rPr>
+          <w:rFonts w:ascii="Times New Roman" w:hAnsi="Times New Roman" w:eastAsia="宋体"/>
+          <w:b/>
+          <w:sz w:val="22"/>
+        </w:rPr>
+        <w:t>Figure 3.</w:t>
+      </w:r>
+      <w:r>
+        <w:rPr>
+          <w:rFonts w:ascii="Times New Roman" w:hAnsi="Times New Roman" w:eastAsia="宋体"/>
+          <w:b w:val="0"/>
+          <w:sz w:val="22"/>
+        </w:rPr>
+        <w:t xml:space="preserve"> LLM 评审相对 3 位专家的系统性高估（n = 10 文档 × 3 评分员）。横轴为 3 位专家均值，纵轴为 LLM 评审。左：vs Claude Opus 4.6 [ICC(3,1) = 0.548；Pearson r = 0.573；mean diff = −0.90]；右：vs GPT-5.4 [ICC(3,1) = 0.217；Pearson r = 0.259；mean diff = −0.52]。虚线为 1:1 完全一致线，配置组按颜色编码。</w:t>
+      </w:r>
+    </w:p>
+    <w:p>
+      <w:pPr>
+        <w:spacing w:before="80" w:after="80" w:lineRule="auto" w:line="360"/>
+        <w:ind w:firstLine="0"/>
+        <w:jc w:val="both"/>
+      </w:pPr>
+      <w:r>
+        <w:rPr>
+          <w:rFonts w:ascii="Times New Roman" w:hAnsi="Times New Roman" w:eastAsia="宋体"/>
+          <w:b/>
+          <w:sz w:val="22"/>
+        </w:rPr>
+        <w:t>Figure 4.</w:t>
+      </w:r>
+      <w:r>
+        <w:rPr>
+          <w:rFonts w:ascii="Times New Roman" w:hAnsi="Times New Roman" w:eastAsia="宋体"/>
+          <w:b w:val="0"/>
+          <w:sz w:val="22"/>
+        </w:rPr>
+        <w:t xml:space="preserve"> token 规模与质量评分关系——LLM 评审在 6–13 K 达峰，专家偏好 35–61 K。横轴为 system-prompt 大小（symlog 刻度），纵轴为 0–5 质量评分。绿色实线（方块）为 3 位专家均值，红色实线（圆点）为 Claude Opus 4.6 评审，蓝色实线（三角）为 GPT-5.4 评审。橙色阴影区为 token 效率最优区（H4 / H3），绿色阴影区为专家临床可用性最优区（F / G）。</w:t>
+      </w:r>
+    </w:p>
+    <w:p>
+      <w:pPr>
+        <w:spacing w:before="280" w:after="120" w:lineRule="auto" w:line="300"/>
+        <w:jc w:val="left"/>
+      </w:pPr>
+      <w:r>
+        <w:rPr>
+          <w:rFonts w:ascii="Arial" w:hAnsi="Arial" w:eastAsia="黑体"/>
+          <w:b/>
+          <w:sz w:val="28"/>
+        </w:rPr>
         <w:t>References</w:t>
       </w:r>
     </w:p>

--- a/paper/manuscript_v2_zh_CCLM.docx
+++ b/paper/manuscript_v2_zh_CCLM.docx
@@ -59,7 +59,7 @@
           <w:b w:val="0"/>
           <w:sz w:val="22"/>
         </w:rPr>
-        <w:t>：¹ [待填]</w:t>
+        <w:t>：¹ 四川大学华西厦门医院检验科，福建厦门 361024，中国</w:t>
       </w:r>
     </w:p>
     <w:p>

--- a/paper/manuscript_v2_zh_CCLM.docx
+++ b/paper/manuscript_v2_zh_CCLM.docx
@@ -188,7 +188,7 @@
           <w:b w:val="0"/>
           <w:sz w:val="22"/>
         </w:rPr>
-        <w:t>：实验设计为 2 生成模型（Claude Opus 4.6、GPT-5.4）× 9 组配置 × 15 任务 × 3 重复，共生成 486 份 QMS 文件。9 组配置按规则、骨架、详细内容、示例 4 个维度正交组合，token 规模从 0 覆盖至 71 K。评估采用三层框架：(1) Python 自动合规评分器；(2) Claude 与 GPT-5.4 双 LLM 评审（共 864 次评分，含 2×2 对称跨模型验证）；(3) 3 位 ISO 15189 资格专家对 10 份分层随机抽样的盲化文件独立评分。一致性采用 Pearson 相关系数、Spearman 相关系数以及组内相关系数 [ICC(2,1) 与 ICC(3,1)] 评价。</w:t>
+        <w:t>：采用非对称双模型设计，共生成 486 份 QMS 文件：Claude Opus 4.6 × 9 组配置 × 15 任务 × 3 重复（405 份）；GPT-5.4 × 9 组 × 3 任务（A1/B1/C1）× 3 重复（81 份，用于跨模型验证）。9 组配置按规则、骨架、详细内容、示例 4 个维度正交组合，token 规模从 0 覆盖至 71 K。评估采用三层框架：(1) Python 自动合规评分器；(2) Claude 与 GPT-5.4 双 LLM 评审（共 864 次评分，含 2×2 对称跨模型验证）；(3) 3 位 ISO 15189 资格专家对 10 份分层随机抽样的盲化文件独立评分。一致性采用 Pearson 相关系数、Spearman 相关系数以及组内相关系数 [ICC(2,1) 与 ICC(3,1)] 评价。</w:t>
       </w:r>
     </w:p>
     <w:p>

--- a/paper/manuscript_v2_zh_CCLM.docx
+++ b/paper/manuscript_v2_zh_CCLM.docx
@@ -211,7 +211,7 @@
           <w:b w:val="0"/>
           <w:sz w:val="22"/>
         </w:rPr>
-        <w:t>：(1) 四因子正交消融显示，规则层（Δ=+0.511，p&lt;0.001）与骨架层（Δ=+0.213，p=0.055）在 LLM 评估层显著有效；详细内容（Δ=−0.031，p=0.79）与示例（Δ=−0.053，p=0.46）无贡献或轻微有害。(2) 全量配置 C_full（71 K）在 Claude 生成下的跨评分为 3.22–4.56，在 GPT-5.4 生成下降至 1.40–1.84，提示 Claude Opus 的长上下文能力在此场景中具有模型特异性。(3) Claude 评审存在 +0.464 的自评偏差，GPT 评审呈 −0.472 的反向偏差。(4) 3 位专家之间 ICC(2,k)=0.982，而专家均值与 Claude 评审的 ICC(3,1)=0.548（p=0.04）、与 GPT 评审的 ICC(3,1)=0.217（p=0.26）；两种 LLM 评审均系统性高估 0.52–0.90 分。(5) LLM 评估层的最优配置 H4_sop_only（6 K 骨架）在专家视角下排名倒数第二（3.20 分，n=2），而模板类配置 F_template（35 K）与 G_template_rules（38 K）在专家视角下最优（4.06–4.24 分）。</w:t>
+        <w:t>：(1) 四因子正交消融显示，规则层（Δ=+0.511，p&lt;0.001）与骨架层（Δ=+0.213，p=0.055）在 LLM 评估层显著有效；详细内容（Δ=−0.031，p=0.79）与示例（Δ=−0.053，p=0.46）无贡献或轻微有害。(2) 全量配置 C_full（71 K）在 Claude 生成下的跨评分为 3.22–4.56，在 GPT-5.4 生成下降至 1.40–1.84，提示 Claude Opus 的长上下文能力在此场景中具有模型特异性。(3) Claude 评审存在约 +0.46 的自评偏差，GPT 评审呈约 −0.47 的反向偏差。(4) 3 位专家之间 ICC(2,k)=0.982，而专家均值与 Claude 评审的 ICC(3,1)=0.548（p=0.04）、与 GPT 评审的 ICC(3,1)=0.217（p=0.26）；两种 LLM 评审均系统性高估 0.52–0.90 分。(5) LLM 评估层的最优配置 H4_sop_only（6 K 骨架）在专家视角下排名倒数第二（3.20 分，n=2），而模板类配置 F_template（35 K）与 G_template_rules（38 K）在专家视角下最优（4.06–4.24 分）。</w:t>
       </w:r>
     </w:p>
     <w:p>
@@ -1877,7 +1877,7 @@
           <w:b w:val="0"/>
           <w:sz w:val="22"/>
         </w:rPr>
-        <w:t>本研究存在以下局限。(i) 专家样本规模有限：n=3 rater × 10 文件，组均值仅 1 至 2 份，仅支持排序方向性结论而非严格统计推断。跨单位 3 至 5 位专家 × 30 至 50 份文件的多中心验证是关键的未来工作。(ii) 同单位专家一致性的双刃剑：3 位专家间 ICC(2,k)=0.982 的极高一致性既是 5 维度评分量规有效的证据，亦可能反映同单位共享的专业文化、培训谱系与对模糊条款的解读习惯，从而高估了跨单位可推广性。(iii) 第一作者的双重角色：第一作者同时担任 Rater 1 与研究设计者。Rater 2 与 Rater 3 在不知晓 Rater 1 评分的前提下独立完成评分；各 rater 数据完整公开。(iv) 专家与 LLM 评审共享 5 维度量规：存在 shared-measurement bias 风险，未来应加入临床可用性等专家原生维度。(v) GPT-5.4 生成任务覆盖受限：仅覆盖 A1/B1/C1（81 份）。(vi) 领域特异性：结果限定于 ISO 15189 医学实验室，对 ISO 17025、ISO 9001 等其他标准的迁移性待验证。(vii) 第三方 LLM 评审缺失：仅采用 Claude 与 GPT 两类评审。(viii) 语言限定：全部为中文 QMS 文件，英语或其他语言场景下的效果未验证。(ix) 模型时效性：生成文件的质量受所用模型影响，随着大模型持续迭代，本研究结论可能需要重新验证。</w:t>
+        <w:t>本研究存在以下局限。(i) 专家样本规模有限：n=3 rater × 10 文件，组均值仅 1 至 2 份，仅支持排序方向性结论而非严格统计推断。跨单位 3 至 5 位专家 × 30 至 50 份文件的多中心验证是关键的未来工作。(ii) 同单位专家一致性的双刃剑：3 位专家间 ICC(2,k)=0.982 的极高一致性既是 5 维度评分量规有效的证据，亦可能反映同单位共享的专业文化、培训谱系与对模糊条款的解读习惯，从而高估了跨单位可推广性。(iii) 第一作者的双重角色：第一作者同时担任 Rater 1 与研究设计者。Rater 2 与 Rater 3 在不知晓 Rater 1 评分的前提下独立完成评分；各 rater 数据完整公开。(iv) 专家与 LLM 评审共享 5 维度量规：存在 shared-measurement bias 风险，未来应加入临床可用性等专家原生维度。(v) GPT-5.4 生成任务覆盖受限：仅覆盖 A1/B1/C1（81 份）。(vi) 领域特异性：结果限定于 ISO 15189 医学实验室，对 ISO 17025、ISO 9001 等其他标准的迁移性待验证。(vii) 第三方 LLM 评审缺失：仅采用 Claude 与 GPT 两类评审。(viii) 语言限定：全部为中文 QMS 文件，英语或其他语言场景下的效果未验证。(ix) 模型时效性：生成文件的质量受所用模型影响，随着大模型持续迭代，本研究结论可能需要重新验证。(x) 跨评象限 raw 数据保留：Claude 评审在 GPT-gen 与 H 组 Claude-gen 子集上的 per-paper raw 评分仅以聚合均值形式归档，per-paper JSON 未保留；2×2 自评偏差矩阵无法直接从最底层数据复算，但 6 个核心配置组（A/B/C/E/F/G）的 270 条 Claude 评审 raw 与全部 486 条 GPT 评审 raw 均完整公开。</w:t>
       </w:r>
     </w:p>
     <w:p>

--- a/paper/manuscript_v2_zh_CCLM.docx
+++ b/paper/manuscript_v2_zh_CCLM.docx
@@ -1877,7 +1877,7 @@
           <w:b w:val="0"/>
           <w:sz w:val="22"/>
         </w:rPr>
-        <w:t>本研究存在以下局限。(i) 专家样本规模有限：n=3 rater × 10 文件，组均值仅 1 至 2 份，仅支持排序方向性结论而非严格统计推断。跨单位 3 至 5 位专家 × 30 至 50 份文件的多中心验证是关键的未来工作。(ii) 同单位专家一致性的双刃剑：3 位专家间 ICC(2,k)=0.982 的极高一致性既是 5 维度评分量规有效的证据，亦可能反映同单位共享的专业文化、培训谱系与对模糊条款的解读习惯，从而高估了跨单位可推广性。(iii) 第一作者的双重角色：第一作者同时担任 Rater 1 与研究设计者。Rater 2 与 Rater 3 在不知晓 Rater 1 评分的前提下独立完成评分；各 rater 数据完整公开。(iv) 专家与 LLM 评审共享 5 维度量规：存在 shared-measurement bias 风险，未来应加入临床可用性等专家原生维度。(v) GPT-5.4 生成任务覆盖受限：仅覆盖 A1/B1/C1（81 份）。(vi) 领域特异性：结果限定于 ISO 15189 医学实验室，对 ISO 17025、ISO 9001 等其他标准的迁移性待验证。(vii) 第三方 LLM 评审缺失：仅采用 Claude 与 GPT 两类评审。(viii) 语言限定：全部为中文 QMS 文件，英语或其他语言场景下的效果未验证。(ix) 模型时效性：生成文件的质量受所用模型影响，随着大模型持续迭代，本研究结论可能需要重新验证。(x) 跨评象限 raw 数据保留：Claude 评审在 GPT-gen 与 H 组 Claude-gen 子集上的 per-paper raw 评分仅以聚合均值形式归档，per-paper JSON 未保留；2×2 自评偏差矩阵无法直接从最底层数据复算，但 6 个核心配置组（A/B/C/E/F/G）的 270 条 Claude 评审 raw 与全部 486 条 GPT 评审 raw 均完整公开。</w:t>
+        <w:t>本研究存在以下局限。(i) 专家样本规模有限：n=3 rater × 10 文件，组均值仅 1 至 2 份，仅支持排序方向性结论而非严格统计推断。跨单位 3 至 5 位专家 × 30 至 50 份文件的多中心验证是关键的未来工作。(ii) 同单位专家一致性的双刃剑：3 位专家间 ICC(2,k)=0.982 的极高一致性既是 5 维度评分量规有效的证据，亦可能反映同单位共享的专业文化、培训谱系与对模糊条款的解读习惯，从而高估了跨单位可推广性。(iii) 第一作者的双重角色：第一作者同时担任 Rater 1 与研究设计者。Rater 2 与 Rater 3 在不知晓 Rater 1 评分的前提下独立完成评分；各 rater 数据完整公开。(iv) 专家与 LLM 评审共享 5 维度量规：存在 shared-measurement bias 风险，未来应加入临床可用性等专家原生维度。(v) GPT-5.4 生成任务覆盖受限：仅覆盖 A1/B1/C1（81 份）。(vi) 领域特异性：结果限定于 ISO 15189 医学实验室，对 ISO 17025、ISO 9001 等其他标准的迁移性待验证。(vii) 第三方 LLM 评审缺失：仅采用 Claude 与 GPT 两类评审。(viii) 语言限定：全部为中文 QMS 文件，英语或其他语言场景下的效果未验证。(ix) 模型时效性：生成文件的质量受所用模型影响，随着大模型持续迭代，本研究结论可能需要重新验证。(x) 跨评象限 raw 数据保留：Claude 评审在 GPT-gen 与 H 组 Claude-gen 子集上的 per-paper raw 评分仅以聚合均值形式归档，per-paper JSON 未保留；2×2 自评偏差矩阵无法直接从最底层数据复算，但 6 个核心配置组（A/B/C/E/F/G）的 270 条 Claude 评审 raw 与全部 486 条 GPT 评审 raw 均完整公开。(xi) 评审员内部一致性未评估：每个 LLM 评审员对每份文件仅打分 1 次，未要求评审员对子集重复打分以量化评审员内部方差。评审员之间的一致性已通过 Claude 与 GPT 评审的 2×2 跨比较及 3 位专家 ICC 分析进行评价。</w:t>
       </w:r>
     </w:p>
     <w:p>

--- a/paper/manuscript_v2_zh_CCLM.docx
+++ b/paper/manuscript_v2_zh_CCLM.docx
@@ -432,7 +432,117 @@
           <w:b w:val="0"/>
           <w:sz w:val="22"/>
         </w:rPr>
-        <w:t>：Python 自动合规评分器对全部 486 份文件评分，输出格式、条款、术语、违规和模糊 5 项指标。</w:t>
+        <w:t>：Python 自动合规评分器（auto_scorer.py，已开源）对全部 486 份文件按 5 个维度评分（0–5 分整数）。</w:t>
+      </w:r>
+    </w:p>
+    <w:p>
+      <w:pPr>
+        <w:pStyle w:val="ListBullet"/>
+        <w:spacing w:before="40" w:after="40" w:lineRule="auto" w:line="360"/>
+      </w:pPr>
+      <w:r>
+        <w:rPr>
+          <w:rFonts w:ascii="Times New Roman" w:hAnsi="Times New Roman" w:eastAsia="宋体"/>
+          <w:b/>
+          <w:sz w:val="22"/>
+        </w:rPr>
+        <w:t>格式</w:t>
+      </w:r>
+      <w:r>
+        <w:rPr>
+          <w:rFonts w:ascii="Times New Roman" w:hAnsi="Times New Roman" w:eastAsia="宋体"/>
+          <w:b w:val="0"/>
+          <w:sz w:val="22"/>
+        </w:rPr>
+        <w:t>：按任务类别匹配必需章节标题（A 类程序文件 8 段、B 类检查表/报告 6 段、C 类审查报告 7 段；接受同义变体），结合编号层级深度与空章节检测；缺失 3 段及以上记 1 分，缺失 1 段记 3 分。</w:t>
+      </w:r>
+    </w:p>
+    <w:p>
+      <w:pPr>
+        <w:pStyle w:val="ListBullet"/>
+        <w:spacing w:before="40" w:after="40" w:lineRule="auto" w:line="360"/>
+      </w:pPr>
+      <w:r>
+        <w:rPr>
+          <w:rFonts w:ascii="Times New Roman" w:hAnsi="Times New Roman" w:eastAsia="宋体"/>
+          <w:b/>
+          <w:sz w:val="22"/>
+        </w:rPr>
+        <w:t>条款覆盖</w:t>
+      </w:r>
+      <w:r>
+        <w:rPr>
+          <w:rFonts w:ascii="Times New Roman" w:hAnsi="Times New Roman" w:eastAsia="宋体"/>
+          <w:b w:val="0"/>
+          <w:sz w:val="22"/>
+        </w:rPr>
+        <w:t>：正则匹配 ISO 15189:2022 第 4–8 章条款号（如 5.4.1），用前后 40 字符上下文窗口过滤误匹配；引用 ≥10 条且含 CNAS-CL02 引用记 5 分，无引用记 1 分。</w:t>
+      </w:r>
+    </w:p>
+    <w:p>
+      <w:pPr>
+        <w:pStyle w:val="ListBullet"/>
+        <w:spacing w:before="40" w:after="40" w:lineRule="auto" w:line="360"/>
+      </w:pPr>
+      <w:r>
+        <w:rPr>
+          <w:rFonts w:ascii="Times New Roman" w:hAnsi="Times New Roman" w:eastAsia="宋体"/>
+          <w:b/>
+          <w:sz w:val="22"/>
+        </w:rPr>
+        <w:t>术语合规</w:t>
+      </w:r>
+      <w:r>
+        <w:rPr>
+          <w:rFonts w:ascii="Times New Roman" w:hAnsi="Times New Roman" w:eastAsia="宋体"/>
+          <w:b w:val="0"/>
+          <w:sz w:val="22"/>
+        </w:rPr>
+        <w:t>：依据 ISO 15189:2022 / CNAS-CL02:2023 校验 14 条术语对照表（如"分析前过程"→"检验前过程"、"标本"→"样品"、"不确定度"→"测量不确定度"），含上下文排除规则避免合理用法误判（如"测量不确定度"中的"不确定度"不计违规）。</w:t>
+      </w:r>
+    </w:p>
+    <w:p>
+      <w:pPr>
+        <w:pStyle w:val="ListBullet"/>
+        <w:spacing w:before="40" w:after="40" w:lineRule="auto" w:line="360"/>
+      </w:pPr>
+      <w:r>
+        <w:rPr>
+          <w:rFonts w:ascii="Times New Roman" w:hAnsi="Times New Roman" w:eastAsia="宋体"/>
+          <w:b/>
+          <w:sz w:val="22"/>
+        </w:rPr>
+        <w:t>模糊表述</w:t>
+      </w:r>
+      <w:r>
+        <w:rPr>
+          <w:rFonts w:ascii="Times New Roman" w:hAnsi="Times New Roman" w:eastAsia="宋体"/>
+          <w:b w:val="0"/>
+          <w:sz w:val="22"/>
+        </w:rPr>
+        <w:t>：检测"及时""相关人员""定期"等模糊词，经复合词白名单与后续 30 字符内频率量化（如"每周""每年"）双重过滤。</w:t>
+      </w:r>
+    </w:p>
+    <w:p>
+      <w:pPr>
+        <w:pStyle w:val="ListBullet"/>
+        <w:spacing w:before="40" w:after="40" w:lineRule="auto" w:line="360"/>
+      </w:pPr>
+      <w:r>
+        <w:rPr>
+          <w:rFonts w:ascii="Times New Roman" w:hAnsi="Times New Roman" w:eastAsia="宋体"/>
+          <w:b/>
+          <w:sz w:val="22"/>
+        </w:rPr>
+        <w:t>综合分</w:t>
+      </w:r>
+      <w:r>
+        <w:rPr>
+          <w:rFonts w:ascii="Times New Roman" w:hAnsi="Times New Roman" w:eastAsia="宋体"/>
+          <w:b w:val="0"/>
+          <w:sz w:val="22"/>
+        </w:rPr>
+        <w:t>：5 维度按预设权重加权得到 auto_weighted（具体权重见 auto_scorer.py 中 WEIGHTS 字典）。</w:t>
       </w:r>
     </w:p>
     <w:p>

--- a/paper/manuscript_v2_zh_CCLM.docx
+++ b/paper/manuscript_v2_zh_CCLM.docx
@@ -565,7 +565,7 @@
           <w:b w:val="0"/>
           <w:sz w:val="22"/>
         </w:rPr>
-        <w:t>：Claude Opus 4.6 作为评审员，以 CNAS 主任评审员视角按 5 个维度（条款满足度、可操作性、内部一致性、PDCA 闭环、专业深度）进行 0–5 分评分，共评 378 份。</w:t>
+        <w:t>：以 Claude Opus 4.6 作为评审员，按"CNAS 主任评审员"角色 prompt（模板见 gpt_cnas_judge.py 的 JUDGE_PROMPT_TEMPLATE，与 Tier 2b 完全一致）对每份文件按 5 维度 0–5 分评分（量规见下表）。模型参数：temperature=1.0，max_tokens=4 096，单文件单次评分。共生成 378 条 Claude-judge 评分：270 条覆盖 6 个核心配置组（A/B/C/E/F/G）× 15 任务 × 3 重复（Claude-gen，per-paper raw 完整公开）；81 条覆盖 9 配置 × A1/B1/C1 × 3 重复（GPT-gen，仅聚合均值保留，见 §4.5 局限性 x）；27 条覆盖 H 组（H2/H3/H4）× A1/B1/C1 × 3 重复（Claude-gen，仅聚合保留）。</w:t>
       </w:r>
     </w:p>
     <w:p>
@@ -588,9 +588,683 @@
           <w:b w:val="0"/>
           <w:sz w:val="22"/>
         </w:rPr>
-        <w:t>：GPT-5.4 评审员使用相同 prompt 覆盖全部 486 份文件。层 2a 与 2b 构成 2×2 对称设计（Claude-gen × Claude-judge、Claude-gen × GPT-judge、GPT-gen × Claude-judge、GPT-gen × GPT-judge），用于正交分解自评偏差。</w:t>
+        <w:t>：以 GPT-5.4（OpenAI，通过 AIHubMix API 代理调用）作为评审员，使用与 Tier 2a 完全相同的 prompt、量规与 0–5 分评分尺度。模型参数：temperature=1.0，max_tokens=4 096。覆盖全部 486 份生成文件（405 Claude-gen + 81 GPT-gen），每份 1 次评分，per-paper raw JSON 全部保留并公开。Tier 2a 与 2b 共同构成 2×2 对称设计（Claude-gen × Claude-judge、Claude-gen × GPT-judge、GPT-gen × Claude-judge、GPT-gen × GPT-judge），用于正交分解自评偏差。</w:t>
       </w:r>
     </w:p>
+    <w:p>
+      <w:pPr>
+        <w:spacing w:before="80" w:after="80" w:lineRule="auto" w:line="360"/>
+        <w:ind w:firstLine="0"/>
+        <w:jc w:val="both"/>
+      </w:pPr>
+      <w:r>
+        <w:rPr>
+          <w:rFonts w:ascii="Times New Roman" w:hAnsi="Times New Roman" w:eastAsia="宋体"/>
+          <w:b/>
+          <w:sz w:val="22"/>
+        </w:rPr>
+        <w:t>5 维度评分量规</w:t>
+      </w:r>
+      <w:r>
+        <w:rPr>
+          <w:rFonts w:ascii="Times New Roman" w:hAnsi="Times New Roman" w:eastAsia="宋体"/>
+          <w:b w:val="0"/>
+          <w:sz w:val="22"/>
+        </w:rPr>
+        <w:t>（Tier 2a/2b 与 Tier 3 共用）：</w:t>
+      </w:r>
+    </w:p>
+    <w:tbl>
+      <w:tblPr>
+        <w:tblW w:type="auto" w:w="0"/>
+        <w:jc w:val="center"/>
+        <w:tblLayout w:type="autofit"/>
+        <w:tblLook w:firstColumn="1" w:firstRow="1" w:lastColumn="0" w:lastRow="0" w:noHBand="0" w:noVBand="1" w:val="04A0"/>
+      </w:tblPr>
+      <w:tblGrid>
+        <w:gridCol w:w="2209"/>
+        <w:gridCol w:w="2209"/>
+        <w:gridCol w:w="2209"/>
+        <w:gridCol w:w="2209"/>
+      </w:tblGrid>
+      <w:tr>
+        <w:tc>
+          <w:tcPr>
+            <w:tcW w:type="dxa" w:w="2209"/>
+            <w:vAlign w:val="center"/>
+            <w:tcBorders>
+              <w:top w:val="single" w:sz="4" w:color="000000"/>
+              <w:left w:val="single" w:sz="4" w:color="000000"/>
+              <w:bottom w:val="single" w:sz="4" w:color="000000"/>
+              <w:right w:val="single" w:sz="4" w:color="000000"/>
+            </w:tcBorders>
+          </w:tcPr>
+          <w:p>
+            <w:pPr>
+              <w:jc w:val="center"/>
+            </w:pPr>
+            <w:r/>
+            <w:r>
+              <w:rPr>
+                <w:rFonts w:ascii="Times New Roman" w:hAnsi="Times New Roman" w:eastAsia="宋体"/>
+                <w:b/>
+                <w:sz w:val="20"/>
+              </w:rPr>
+              <w:t>维度</w:t>
+            </w:r>
+          </w:p>
+        </w:tc>
+        <w:tc>
+          <w:tcPr>
+            <w:tcW w:type="dxa" w:w="2209"/>
+            <w:vAlign w:val="center"/>
+            <w:tcBorders>
+              <w:top w:val="single" w:sz="4" w:color="000000"/>
+              <w:left w:val="single" w:sz="4" w:color="000000"/>
+              <w:bottom w:val="single" w:sz="4" w:color="000000"/>
+              <w:right w:val="single" w:sz="4" w:color="000000"/>
+            </w:tcBorders>
+          </w:tcPr>
+          <w:p>
+            <w:pPr>
+              <w:jc w:val="center"/>
+            </w:pPr>
+            <w:r/>
+            <w:r>
+              <w:rPr>
+                <w:rFonts w:ascii="Times New Roman" w:hAnsi="Times New Roman" w:eastAsia="宋体"/>
+                <w:b/>
+                <w:sz w:val="20"/>
+              </w:rPr>
+              <w:t>5 分锚点</w:t>
+            </w:r>
+          </w:p>
+        </w:tc>
+        <w:tc>
+          <w:tcPr>
+            <w:tcW w:type="dxa" w:w="2209"/>
+            <w:vAlign w:val="center"/>
+            <w:tcBorders>
+              <w:top w:val="single" w:sz="4" w:color="000000"/>
+              <w:left w:val="single" w:sz="4" w:color="000000"/>
+              <w:bottom w:val="single" w:sz="4" w:color="000000"/>
+              <w:right w:val="single" w:sz="4" w:color="000000"/>
+            </w:tcBorders>
+          </w:tcPr>
+          <w:p>
+            <w:pPr>
+              <w:jc w:val="center"/>
+            </w:pPr>
+            <w:r/>
+            <w:r>
+              <w:rPr>
+                <w:rFonts w:ascii="Times New Roman" w:hAnsi="Times New Roman" w:eastAsia="宋体"/>
+                <w:b/>
+                <w:sz w:val="20"/>
+              </w:rPr>
+              <w:t>3 分锚点</w:t>
+            </w:r>
+          </w:p>
+        </w:tc>
+        <w:tc>
+          <w:tcPr>
+            <w:tcW w:type="dxa" w:w="2209"/>
+            <w:vAlign w:val="center"/>
+            <w:tcBorders>
+              <w:top w:val="single" w:sz="4" w:color="000000"/>
+              <w:left w:val="single" w:sz="4" w:color="000000"/>
+              <w:bottom w:val="single" w:sz="4" w:color="000000"/>
+              <w:right w:val="single" w:sz="4" w:color="000000"/>
+            </w:tcBorders>
+          </w:tcPr>
+          <w:p>
+            <w:pPr>
+              <w:jc w:val="center"/>
+            </w:pPr>
+            <w:r/>
+            <w:r>
+              <w:rPr>
+                <w:rFonts w:ascii="Times New Roman" w:hAnsi="Times New Roman" w:eastAsia="宋体"/>
+                <w:b/>
+                <w:sz w:val="20"/>
+              </w:rPr>
+              <w:t>1 分锚点</w:t>
+            </w:r>
+          </w:p>
+        </w:tc>
+      </w:tr>
+      <w:tr>
+        <w:tc>
+          <w:tcPr>
+            <w:tcW w:type="dxa" w:w="2209"/>
+            <w:vAlign w:val="center"/>
+            <w:tcBorders>
+              <w:top w:val="single" w:sz="4" w:color="000000"/>
+              <w:left w:val="single" w:sz="4" w:color="000000"/>
+              <w:bottom w:val="single" w:sz="4" w:color="000000"/>
+              <w:right w:val="single" w:sz="4" w:color="000000"/>
+            </w:tcBorders>
+          </w:tcPr>
+          <w:p>
+            <w:pPr>
+              <w:jc w:val="left"/>
+            </w:pPr>
+            <w:r/>
+            <w:r>
+              <w:rPr>
+                <w:rFonts w:ascii="Times New Roman" w:hAnsi="Times New Roman" w:eastAsia="宋体"/>
+                <w:b w:val="0"/>
+                <w:sz w:val="20"/>
+              </w:rPr>
+              <w:t>条款满足度</w:t>
+            </w:r>
+          </w:p>
+        </w:tc>
+        <w:tc>
+          <w:tcPr>
+            <w:tcW w:type="dxa" w:w="2209"/>
+            <w:vAlign w:val="center"/>
+            <w:tcBorders>
+              <w:top w:val="single" w:sz="4" w:color="000000"/>
+              <w:left w:val="single" w:sz="4" w:color="000000"/>
+              <w:bottom w:val="single" w:sz="4" w:color="000000"/>
+              <w:right w:val="single" w:sz="4" w:color="000000"/>
+            </w:tcBorders>
+          </w:tcPr>
+          <w:p>
+            <w:pPr>
+              <w:jc w:val="left"/>
+            </w:pPr>
+            <w:r/>
+            <w:r>
+              <w:rPr>
+                <w:rFonts w:ascii="Times New Roman" w:hAnsi="Times New Roman" w:eastAsia="宋体"/>
+                <w:b w:val="0"/>
+                <w:sz w:val="20"/>
+              </w:rPr>
+              <w:t>对应条款所有 SHALL 要求均有具体落地措施</w:t>
+            </w:r>
+          </w:p>
+        </w:tc>
+        <w:tc>
+          <w:tcPr>
+            <w:tcW w:type="dxa" w:w="2209"/>
+            <w:vAlign w:val="center"/>
+            <w:tcBorders>
+              <w:top w:val="single" w:sz="4" w:color="000000"/>
+              <w:left w:val="single" w:sz="4" w:color="000000"/>
+              <w:bottom w:val="single" w:sz="4" w:color="000000"/>
+              <w:right w:val="single" w:sz="4" w:color="000000"/>
+            </w:tcBorders>
+          </w:tcPr>
+          <w:p>
+            <w:pPr>
+              <w:jc w:val="left"/>
+            </w:pPr>
+            <w:r/>
+            <w:r>
+              <w:rPr>
+                <w:rFonts w:ascii="Times New Roman" w:hAnsi="Times New Roman" w:eastAsia="宋体"/>
+                <w:b w:val="0"/>
+                <w:sz w:val="20"/>
+              </w:rPr>
+              <w:t>覆盖主要条款但有遗漏或浮于表面</w:t>
+            </w:r>
+          </w:p>
+        </w:tc>
+        <w:tc>
+          <w:tcPr>
+            <w:tcW w:type="dxa" w:w="2209"/>
+            <w:vAlign w:val="center"/>
+            <w:tcBorders>
+              <w:top w:val="single" w:sz="4" w:color="000000"/>
+              <w:left w:val="single" w:sz="4" w:color="000000"/>
+              <w:bottom w:val="single" w:sz="4" w:color="000000"/>
+              <w:right w:val="single" w:sz="4" w:color="000000"/>
+            </w:tcBorders>
+          </w:tcPr>
+          <w:p>
+            <w:pPr>
+              <w:jc w:val="left"/>
+            </w:pPr>
+            <w:r/>
+            <w:r>
+              <w:rPr>
+                <w:rFonts w:ascii="Times New Roman" w:hAnsi="Times New Roman" w:eastAsia="宋体"/>
+                <w:b w:val="0"/>
+                <w:sz w:val="20"/>
+              </w:rPr>
+              <w:t>大量条款仅引用未落实，或严重遗漏</w:t>
+            </w:r>
+          </w:p>
+        </w:tc>
+      </w:tr>
+      <w:tr>
+        <w:tc>
+          <w:tcPr>
+            <w:tcW w:type="dxa" w:w="2209"/>
+            <w:vAlign w:val="center"/>
+            <w:tcBorders>
+              <w:top w:val="single" w:sz="4" w:color="000000"/>
+              <w:left w:val="single" w:sz="4" w:color="000000"/>
+              <w:bottom w:val="single" w:sz="4" w:color="000000"/>
+              <w:right w:val="single" w:sz="4" w:color="000000"/>
+            </w:tcBorders>
+          </w:tcPr>
+          <w:p>
+            <w:pPr>
+              <w:jc w:val="left"/>
+            </w:pPr>
+            <w:r/>
+            <w:r>
+              <w:rPr>
+                <w:rFonts w:ascii="Times New Roman" w:hAnsi="Times New Roman" w:eastAsia="宋体"/>
+                <w:b w:val="0"/>
+                <w:sz w:val="20"/>
+              </w:rPr>
+              <w:t>可操作性</w:t>
+            </w:r>
+          </w:p>
+        </w:tc>
+        <w:tc>
+          <w:tcPr>
+            <w:tcW w:type="dxa" w:w="2209"/>
+            <w:vAlign w:val="center"/>
+            <w:tcBorders>
+              <w:top w:val="single" w:sz="4" w:color="000000"/>
+              <w:left w:val="single" w:sz="4" w:color="000000"/>
+              <w:bottom w:val="single" w:sz="4" w:color="000000"/>
+              <w:right w:val="single" w:sz="4" w:color="000000"/>
+            </w:tcBorders>
+          </w:tcPr>
+          <w:p>
+            <w:pPr>
+              <w:jc w:val="left"/>
+            </w:pPr>
+            <w:r/>
+            <w:r>
+              <w:rPr>
+                <w:rFonts w:ascii="Times New Roman" w:hAnsi="Times New Roman" w:eastAsia="宋体"/>
+                <w:b w:val="0"/>
+                <w:sz w:val="20"/>
+              </w:rPr>
+              <w:t>每步有具体责任人（岗位名）、量化时限、明确输出（表单编号）</w:t>
+            </w:r>
+          </w:p>
+        </w:tc>
+        <w:tc>
+          <w:tcPr>
+            <w:tcW w:type="dxa" w:w="2209"/>
+            <w:vAlign w:val="center"/>
+            <w:tcBorders>
+              <w:top w:val="single" w:sz="4" w:color="000000"/>
+              <w:left w:val="single" w:sz="4" w:color="000000"/>
+              <w:bottom w:val="single" w:sz="4" w:color="000000"/>
+              <w:right w:val="single" w:sz="4" w:color="000000"/>
+            </w:tcBorders>
+          </w:tcPr>
+          <w:p>
+            <w:pPr>
+              <w:jc w:val="left"/>
+            </w:pPr>
+            <w:r/>
+            <w:r>
+              <w:rPr>
+                <w:rFonts w:ascii="Times New Roman" w:hAnsi="Times New Roman" w:eastAsia="宋体"/>
+                <w:b w:val="0"/>
+                <w:sz w:val="20"/>
+              </w:rPr>
+              <w:t>大部分步骤可操作，少量模糊</w:t>
+            </w:r>
+          </w:p>
+        </w:tc>
+        <w:tc>
+          <w:tcPr>
+            <w:tcW w:type="dxa" w:w="2209"/>
+            <w:vAlign w:val="center"/>
+            <w:tcBorders>
+              <w:top w:val="single" w:sz="4" w:color="000000"/>
+              <w:left w:val="single" w:sz="4" w:color="000000"/>
+              <w:bottom w:val="single" w:sz="4" w:color="000000"/>
+              <w:right w:val="single" w:sz="4" w:color="000000"/>
+            </w:tcBorders>
+          </w:tcPr>
+          <w:p>
+            <w:pPr>
+              <w:jc w:val="left"/>
+            </w:pPr>
+            <w:r/>
+            <w:r>
+              <w:rPr>
+                <w:rFonts w:ascii="Times New Roman" w:hAnsi="Times New Roman" w:eastAsia="宋体"/>
+                <w:b w:val="0"/>
+                <w:sz w:val="20"/>
+              </w:rPr>
+              <w:t>大量"及时""相关人员""定期"等无法执行的表述</w:t>
+            </w:r>
+          </w:p>
+        </w:tc>
+      </w:tr>
+      <w:tr>
+        <w:tc>
+          <w:tcPr>
+            <w:tcW w:type="dxa" w:w="2209"/>
+            <w:vAlign w:val="center"/>
+            <w:tcBorders>
+              <w:top w:val="single" w:sz="4" w:color="000000"/>
+              <w:left w:val="single" w:sz="4" w:color="000000"/>
+              <w:bottom w:val="single" w:sz="4" w:color="000000"/>
+              <w:right w:val="single" w:sz="4" w:color="000000"/>
+            </w:tcBorders>
+          </w:tcPr>
+          <w:p>
+            <w:pPr>
+              <w:jc w:val="left"/>
+            </w:pPr>
+            <w:r/>
+            <w:r>
+              <w:rPr>
+                <w:rFonts w:ascii="Times New Roman" w:hAnsi="Times New Roman" w:eastAsia="宋体"/>
+                <w:b w:val="0"/>
+                <w:sz w:val="20"/>
+              </w:rPr>
+              <w:t>内部一致性</w:t>
+            </w:r>
+          </w:p>
+        </w:tc>
+        <w:tc>
+          <w:tcPr>
+            <w:tcW w:type="dxa" w:w="2209"/>
+            <w:vAlign w:val="center"/>
+            <w:tcBorders>
+              <w:top w:val="single" w:sz="4" w:color="000000"/>
+              <w:left w:val="single" w:sz="4" w:color="000000"/>
+              <w:bottom w:val="single" w:sz="4" w:color="000000"/>
+              <w:right w:val="single" w:sz="4" w:color="000000"/>
+            </w:tcBorders>
+          </w:tcPr>
+          <w:p>
+            <w:pPr>
+              <w:jc w:val="left"/>
+            </w:pPr>
+            <w:r/>
+            <w:r>
+              <w:rPr>
+                <w:rFonts w:ascii="Times New Roman" w:hAnsi="Times New Roman" w:eastAsia="宋体"/>
+                <w:b w:val="0"/>
+                <w:sz w:val="20"/>
+              </w:rPr>
+              <w:t>引用的文件/表单全部在相关章节列出，职责分配清晰</w:t>
+            </w:r>
+          </w:p>
+        </w:tc>
+        <w:tc>
+          <w:tcPr>
+            <w:tcW w:type="dxa" w:w="2209"/>
+            <w:vAlign w:val="center"/>
+            <w:tcBorders>
+              <w:top w:val="single" w:sz="4" w:color="000000"/>
+              <w:left w:val="single" w:sz="4" w:color="000000"/>
+              <w:bottom w:val="single" w:sz="4" w:color="000000"/>
+              <w:right w:val="single" w:sz="4" w:color="000000"/>
+            </w:tcBorders>
+          </w:tcPr>
+          <w:p>
+            <w:pPr>
+              <w:jc w:val="left"/>
+            </w:pPr>
+            <w:r/>
+            <w:r>
+              <w:rPr>
+                <w:rFonts w:ascii="Times New Roman" w:hAnsi="Times New Roman" w:eastAsia="宋体"/>
+                <w:b w:val="0"/>
+                <w:sz w:val="20"/>
+              </w:rPr>
+              <w:t>少量悬空引用或表述矛盾</w:t>
+            </w:r>
+          </w:p>
+        </w:tc>
+        <w:tc>
+          <w:tcPr>
+            <w:tcW w:type="dxa" w:w="2209"/>
+            <w:vAlign w:val="center"/>
+            <w:tcBorders>
+              <w:top w:val="single" w:sz="4" w:color="000000"/>
+              <w:left w:val="single" w:sz="4" w:color="000000"/>
+              <w:bottom w:val="single" w:sz="4" w:color="000000"/>
+              <w:right w:val="single" w:sz="4" w:color="000000"/>
+            </w:tcBorders>
+          </w:tcPr>
+          <w:p>
+            <w:pPr>
+              <w:jc w:val="left"/>
+            </w:pPr>
+            <w:r/>
+            <w:r>
+              <w:rPr>
+                <w:rFonts w:ascii="Times New Roman" w:hAnsi="Times New Roman" w:eastAsia="宋体"/>
+                <w:b w:val="0"/>
+                <w:sz w:val="20"/>
+              </w:rPr>
+              <w:t>大量悬空引用或职责冲突</w:t>
+            </w:r>
+          </w:p>
+        </w:tc>
+      </w:tr>
+      <w:tr>
+        <w:tc>
+          <w:tcPr>
+            <w:tcW w:type="dxa" w:w="2209"/>
+            <w:vAlign w:val="center"/>
+            <w:tcBorders>
+              <w:top w:val="single" w:sz="4" w:color="000000"/>
+              <w:left w:val="single" w:sz="4" w:color="000000"/>
+              <w:bottom w:val="single" w:sz="4" w:color="000000"/>
+              <w:right w:val="single" w:sz="4" w:color="000000"/>
+            </w:tcBorders>
+          </w:tcPr>
+          <w:p>
+            <w:pPr>
+              <w:jc w:val="left"/>
+            </w:pPr>
+            <w:r/>
+            <w:r>
+              <w:rPr>
+                <w:rFonts w:ascii="Times New Roman" w:hAnsi="Times New Roman" w:eastAsia="宋体"/>
+                <w:b w:val="0"/>
+                <w:sz w:val="20"/>
+              </w:rPr>
+              <w:t>PDCA 闭环</w:t>
+            </w:r>
+          </w:p>
+        </w:tc>
+        <w:tc>
+          <w:tcPr>
+            <w:tcW w:type="dxa" w:w="2209"/>
+            <w:vAlign w:val="center"/>
+            <w:tcBorders>
+              <w:top w:val="single" w:sz="4" w:color="000000"/>
+              <w:left w:val="single" w:sz="4" w:color="000000"/>
+              <w:bottom w:val="single" w:sz="4" w:color="000000"/>
+              <w:right w:val="single" w:sz="4" w:color="000000"/>
+            </w:tcBorders>
+          </w:tcPr>
+          <w:p>
+            <w:pPr>
+              <w:jc w:val="left"/>
+            </w:pPr>
+            <w:r/>
+            <w:r>
+              <w:rPr>
+                <w:rFonts w:ascii="Times New Roman" w:hAnsi="Times New Roman" w:eastAsia="宋体"/>
+                <w:b w:val="0"/>
+                <w:sz w:val="20"/>
+              </w:rPr>
+              <w:t>明确有计划、执行记录、效果评估、不合格处理→改进的完整链条</w:t>
+            </w:r>
+          </w:p>
+        </w:tc>
+        <w:tc>
+          <w:tcPr>
+            <w:tcW w:type="dxa" w:w="2209"/>
+            <w:vAlign w:val="center"/>
+            <w:tcBorders>
+              <w:top w:val="single" w:sz="4" w:color="000000"/>
+              <w:left w:val="single" w:sz="4" w:color="000000"/>
+              <w:bottom w:val="single" w:sz="4" w:color="000000"/>
+              <w:right w:val="single" w:sz="4" w:color="000000"/>
+            </w:tcBorders>
+          </w:tcPr>
+          <w:p>
+            <w:pPr>
+              <w:jc w:val="left"/>
+            </w:pPr>
+            <w:r/>
+            <w:r>
+              <w:rPr>
+                <w:rFonts w:ascii="Times New Roman" w:hAnsi="Times New Roman" w:eastAsia="宋体"/>
+                <w:b w:val="0"/>
+                <w:sz w:val="20"/>
+              </w:rPr>
+              <w:t>有 P-D-C 但缺少 A（改进/反馈机制）</w:t>
+            </w:r>
+          </w:p>
+        </w:tc>
+        <w:tc>
+          <w:tcPr>
+            <w:tcW w:type="dxa" w:w="2209"/>
+            <w:vAlign w:val="center"/>
+            <w:tcBorders>
+              <w:top w:val="single" w:sz="4" w:color="000000"/>
+              <w:left w:val="single" w:sz="4" w:color="000000"/>
+              <w:bottom w:val="single" w:sz="4" w:color="000000"/>
+              <w:right w:val="single" w:sz="4" w:color="000000"/>
+            </w:tcBorders>
+          </w:tcPr>
+          <w:p>
+            <w:pPr>
+              <w:jc w:val="left"/>
+            </w:pPr>
+            <w:r/>
+            <w:r>
+              <w:rPr>
+                <w:rFonts w:ascii="Times New Roman" w:hAnsi="Times New Roman" w:eastAsia="宋体"/>
+                <w:b w:val="0"/>
+                <w:sz w:val="20"/>
+              </w:rPr>
+              <w:t>仅描述执行步骤，无检查和改进</w:t>
+            </w:r>
+          </w:p>
+        </w:tc>
+      </w:tr>
+      <w:tr>
+        <w:tc>
+          <w:tcPr>
+            <w:tcW w:type="dxa" w:w="2209"/>
+            <w:vAlign w:val="center"/>
+            <w:tcBorders>
+              <w:top w:val="single" w:sz="4" w:color="000000"/>
+              <w:left w:val="single" w:sz="4" w:color="000000"/>
+              <w:bottom w:val="single" w:sz="4" w:color="000000"/>
+              <w:right w:val="single" w:sz="4" w:color="000000"/>
+            </w:tcBorders>
+          </w:tcPr>
+          <w:p>
+            <w:pPr>
+              <w:jc w:val="left"/>
+            </w:pPr>
+            <w:r/>
+            <w:r>
+              <w:rPr>
+                <w:rFonts w:ascii="Times New Roman" w:hAnsi="Times New Roman" w:eastAsia="宋体"/>
+                <w:b w:val="0"/>
+                <w:sz w:val="20"/>
+              </w:rPr>
+              <w:t>专业深度</w:t>
+            </w:r>
+          </w:p>
+        </w:tc>
+        <w:tc>
+          <w:tcPr>
+            <w:tcW w:type="dxa" w:w="2209"/>
+            <w:vAlign w:val="center"/>
+            <w:tcBorders>
+              <w:top w:val="single" w:sz="4" w:color="000000"/>
+              <w:left w:val="single" w:sz="4" w:color="000000"/>
+              <w:bottom w:val="single" w:sz="4" w:color="000000"/>
+              <w:right w:val="single" w:sz="4" w:color="000000"/>
+            </w:tcBorders>
+          </w:tcPr>
+          <w:p>
+            <w:pPr>
+              <w:jc w:val="left"/>
+            </w:pPr>
+            <w:r/>
+            <w:r>
+              <w:rPr>
+                <w:rFonts w:ascii="Times New Roman" w:hAnsi="Times New Roman" w:eastAsia="宋体"/>
+                <w:b w:val="0"/>
+                <w:sz w:val="20"/>
+              </w:rPr>
+              <w:t>包含检验科专业细节（如 Westgard 规则、测量不确定度、Sigma 度量、HIL 指数、盲样测试、PCR 分区、冷链等）</w:t>
+            </w:r>
+          </w:p>
+        </w:tc>
+        <w:tc>
+          <w:tcPr>
+            <w:tcW w:type="dxa" w:w="2209"/>
+            <w:vAlign w:val="center"/>
+            <w:tcBorders>
+              <w:top w:val="single" w:sz="4" w:color="000000"/>
+              <w:left w:val="single" w:sz="4" w:color="000000"/>
+              <w:bottom w:val="single" w:sz="4" w:color="000000"/>
+              <w:right w:val="single" w:sz="4" w:color="000000"/>
+            </w:tcBorders>
+          </w:tcPr>
+          <w:p>
+            <w:pPr>
+              <w:jc w:val="left"/>
+            </w:pPr>
+            <w:r/>
+            <w:r>
+              <w:rPr>
+                <w:rFonts w:ascii="Times New Roman" w:hAnsi="Times New Roman" w:eastAsia="宋体"/>
+                <w:b w:val="0"/>
+                <w:sz w:val="20"/>
+              </w:rPr>
+              <w:t>有一定专业性但偏通用</w:t>
+            </w:r>
+          </w:p>
+        </w:tc>
+        <w:tc>
+          <w:tcPr>
+            <w:tcW w:type="dxa" w:w="2209"/>
+            <w:vAlign w:val="center"/>
+            <w:tcBorders>
+              <w:top w:val="single" w:sz="4" w:color="000000"/>
+              <w:left w:val="single" w:sz="4" w:color="000000"/>
+              <w:bottom w:val="single" w:sz="4" w:color="000000"/>
+              <w:right w:val="single" w:sz="4" w:color="000000"/>
+            </w:tcBorders>
+          </w:tcPr>
+          <w:p>
+            <w:pPr>
+              <w:jc w:val="left"/>
+            </w:pPr>
+            <w:r/>
+            <w:r>
+              <w:rPr>
+                <w:rFonts w:ascii="Times New Roman" w:hAnsi="Times New Roman" w:eastAsia="宋体"/>
+                <w:b w:val="0"/>
+                <w:sz w:val="20"/>
+              </w:rPr>
+              <w:t>内容泛泛，可套用于任何实验室</w:t>
+            </w:r>
+          </w:p>
+        </w:tc>
+      </w:tr>
+    </w:tbl>
+    <w:p/>
     <w:p>
       <w:pPr>
         <w:spacing w:before="80" w:after="80" w:lineRule="auto" w:line="360"/>
@@ -611,7 +1285,7 @@
           <w:b w:val="0"/>
           <w:sz w:val="22"/>
         </w:rPr>
-        <w:t>：3 位 ISO 15189 资格专家对 10 份分层随机抽样的盲化文件独立评分。Rater 1 为第一作者，具有 ISO 15189 认可评审经验；Rater 2 与 Rater 3 为同单位合格 ISO 15189 内审员。抽样策略采用固定随机种子（seed=42），从 486 份文件中分层抽取 10 份，覆盖 7 个核心配置组 × A 类程序任务（A1/A2/A3），每组 1 至 2 份。随机打乱 paper_01 至 paper_10 编号并去除组名标识。三位专家独立评分，不互相查看评分或讨论；Rater 2 与 Rater 3 在不知晓 Rater 1 评分的前提下完成评分后方与之汇总。评分前获得 Rater 2 与 Rater 3 的书面知情同意。专家使用与 LLM 评审员完全相同的 5 维度评分量规。</w:t>
+        <w:t>：3 位 ISO 15189 资格专家对 10 份分层随机抽样的盲化文件独立评分。Rater 1 为第一作者，具有 ISO 15189 认可评审经验；Rater 2 与 Rater 3 为同单位合格 ISO 15189 内审员。抽样策略采用固定随机种子（seed=42），从 486 份文件中分层抽取 10 份，覆盖 7 个核心配置组 × A 类程序任务（A1/A2/A3），每组 1 至 2 份。随机打乱 paper_01 至 paper_10 编号并去除组名标识。三位专家独立评分，不互相查看评分或讨论；Rater 2 与 Rater 3 在不知晓 Rater 1 评分的前提下完成评分后方与之汇总。评分前获得 Rater 2 与 Rater 3 的书面知情同意。专家使用与 LLM 评审员完全相同的上述 5 维度评分量规；评分时可自由查阅 ISO 15189:2022 与 CNAS-CL02:2023 标准原文及配套附录。</w:t>
       </w:r>
     </w:p>
     <w:p>

--- a/paper/manuscript_v2_zh_CCLM.docx
+++ b/paper/manuscript_v2_zh_CCLM.docx
@@ -1518,7 +1518,7 @@
           <w:b w:val="0"/>
           <w:sz w:val="22"/>
         </w:rPr>
-        <w:t>按配置组的专家均值排序为：F_template 4.24（n=1）第 1 名，H2_keep_examples 4.07（n=1）第 2 名，G_template_rules 4.06（n=2）第 3 名，C_full 3.45（n=2）第 4 名，H4_sop_only 3.20（n=2）第 5 名，E_rules 3.19（n=1）第 6 名，A_bare 3.04（n=1）第 7 名。LLM 评估层的第 1 名（H4_sop_only，6 K）在专家视角下排名倒数第二（仅高于 A_bare 0.16 分）。LLM 评审对 C_full 与 H4 的高估最严重（Δ 分别为 −1.27 与 −1.05），提示这两种配置虽呈现结构完整性与术语合规性，但专家可识别其临床实操深度不足。</w:t>
+        <w:t>按配置组的专家均值排序为：F_template 4.24（n=1）第 1 名，H2_keep_examples 4.07（n=1）第 2 名，G_template_rules 4.06（n=2）第 3 名，C_full 3.45（n=2）第 4 名，H4_sop_only 3.20（n=2）第 5 名，E_rules 3.19（n=1）第 6 名，A_bare 3.04（n=1）第 7 名。LLM 评估层的第 1 名（H4_sop_only，6 K）在专家视角下排名倒数第二（仅高于 A_bare 0.16 分）。LLM 评审对 C_full 与 H4 的高估最严重（Δ = expert − LLM-judges mean，分别为 −1.00 与 −1.05），提示这两种配置虽呈现结构完整性与术语合规性，但专家可识别其临床实操深度不足。</w:t>
       </w:r>
     </w:p>
     <w:p>

--- a/paper/manuscript_v2_zh_CCLM.docx
+++ b/paper/manuscript_v2_zh_CCLM.docx
@@ -1590,7 +1590,7 @@
           <w:b w:val="0"/>
           <w:sz w:val="22"/>
         </w:rPr>
-        <w:t>LLM 评审层的四因子消融得出一个简洁结论：规则与骨架必需，详细内容与示例无贡献甚至有害。此结论与 lost-in-the-middle 理论 [3] 及 prompt 精简化实践 [12] 一致。然而专家层分析推翻了这一简化：详细内容（F 与 G 的完整模板）显著提升临床可用性（F 4.24 vs H3 3.28，差距达 0.96），原因在于 LLM 的内化知识不足以覆盖临床实操的所有子场景，包括急诊样本处理、患者自采送检、运送人员资格认证与拒收标准等。此类信息必须通过 system prompt 显式提供。</w:t>
+        <w:t>LLM 评审层的四因子消融得出一个简洁结论：规则与骨架必需，详细内容与示例无贡献甚至有害。此结论与 lost-in-the-middle 理论 [3] 及 prompt 精简化实践 [12] 一致。然而专家层分析推翻了这一简化：详细内容（F 与 G 的完整模板）显著提升临床可用性（F 4.24 vs H4 3.20，差距达 1.04），原因在于 LLM 的内化知识不足以覆盖临床实操的所有子场景，包括急诊样本处理、患者自采送检、运送人员资格认证与拒收标准等。此类信息必须通过 system prompt 显式提供。</w:t>
       </w:r>
     </w:p>
     <w:p>

--- a/paper/manuscript_v2_zh_CCLM.docx
+++ b/paper/manuscript_v2_zh_CCLM.docx
@@ -211,7 +211,7 @@
           <w:b w:val="0"/>
           <w:sz w:val="22"/>
         </w:rPr>
-        <w:t>：(1) 四因子正交消融显示，规则层（Δ=+0.511，p&lt;0.001）与骨架层（Δ=+0.213，p=0.055）在 LLM 评估层显著有效；详细内容（Δ=−0.031，p=0.79）与示例（Δ=−0.053，p=0.46）无贡献或轻微有害。(2) 全量配置 C_full（71 K）在 Claude 生成下的跨评分为 3.22–4.56，在 GPT-5.4 生成下降至 1.40–1.84，提示 Claude Opus 的长上下文能力在此场景中具有模型特异性。(3) Claude 评审存在约 +0.46 的自评偏差，GPT 评审呈约 −0.47 的反向偏差。(4) 3 位专家之间 ICC(2,k)=0.982，而专家均值与 Claude 评审的 ICC(3,1)=0.548（p=0.04）、与 GPT 评审的 ICC(3,1)=0.217（p=0.26）；两种 LLM 评审均系统性高估 0.52–0.90 分。(5) LLM 评估层的最优配置 H4_sop_only（6 K 骨架）在专家视角下排名倒数第二（3.20 分，n=2），而模板类配置 F_template（35 K）与 G_template_rules（38 K）在专家视角下最优（4.06–4.24 分）。</w:t>
+        <w:t>：(1) 四因子正交消融显示，规则层（Δ=+0.511，p&lt;0.001）与骨架层（Δ=+0.213，p=0.055）在 LLM 评估层显著有效；详细内容（Δ=−0.031，p=0.79）与示例（Δ=−0.053，p=0.46）无贡献或轻微有害。(2) 全量配置 C_full（71 K）在 Claude 生成下的跨评分为 3.22–4.56，在 GPT-5.4 生成下降至 1.40–1.84，提示 Claude Opus 的长上下文能力在此场景中具有模型特异性。(3) Claude 评审存在约 +0.46 的自评偏差，GPT 评审呈约 −0.47 的反向偏差。(4) 3 位专家之间 ICC(2,k)=0.982，而专家均值与 Claude 评审的 ICC(3,1)=0.548（p=0.04）、与 GPT 评审的 ICC(3,1)=0.217（p=0.26）；两种 LLM 评审均系统性高估 0.52–0.90 分。(5) LLM 评估层的最优配置 H4_sop_only（6 K 骨架）在专家视角下排名倒数第二（3.20 分，n=2），而模板类配置 F_template（35 K）、H2_keep_examples（61 K）与 G_template_rules（38 K）在专家视角下最优（4.06–4.24 分）。</w:t>
       </w:r>
     </w:p>
     <w:p>

--- a/paper/manuscript_v2_zh_CCLM.docx
+++ b/paper/manuscript_v2_zh_CCLM.docx
@@ -188,7 +188,7 @@
           <w:b w:val="0"/>
           <w:sz w:val="22"/>
         </w:rPr>
-        <w:t>：采用非对称双模型设计，共生成 486 份 QMS 文件：Claude Opus 4.6 × 9 组配置 × 15 任务 × 3 重复（405 份）；GPT-5.4 × 9 组 × 3 任务（A1/B1/C1）× 3 重复（81 份，用于跨模型验证）。9 组配置按规则、骨架、详细内容、示例 4 个维度正交组合，token 规模从 0 覆盖至 71 K。评估采用三层框架：(1) Python 自动合规评分器；(2) Claude 与 GPT-5.4 双 LLM 评审（共 864 次评分，含 2×2 对称跨模型验证）；(3) 3 位 ISO 15189 资格专家对 10 份分层随机抽样的盲化文件独立评分。一致性采用 Pearson 相关系数、Spearman 相关系数以及组内相关系数 [ICC(2,1) 与 ICC(3,1)] 评价。</w:t>
+        <w:t>：采用非对称双模型设计，共生成 486 份 QMS 文件：Claude Opus 4.6 × 9 组配置 × 15 任务 × 3 重复（405 份）；GPT-5.4 × 9 组 × 3 任务（A1/B1/C1）× 3 重复（81 份，用于跨模型验证）。9 组配置按规则、骨架、详细内容、示例 4 个维度正交组合，token 规模从 0 覆盖至 71 K。评估采用三层框架：(1) Python 自动合规评分器；(2) Claude 与 GPT-5.4 双 LLM 评审（共 864 次评分 = 378 条 Claude 评审 + 486 条 GPT 评审，含 2×2 对称跨模型验证）；(3) 3 位 ISO 15189 资格专家对 10 份分层随机抽样的盲化文件独立评分。一致性采用 Pearson 相关系数、Spearman 相关系数以及组内相关系数 [ICC(2,1) 与 ICC(3,1)] 评价。</w:t>
       </w:r>
     </w:p>
     <w:p>
@@ -588,7 +588,23 @@
           <w:b w:val="0"/>
           <w:sz w:val="22"/>
         </w:rPr>
-        <w:t>：以 GPT-5.4（OpenAI，通过 AIHubMix API 代理调用）作为评审员，使用与 Tier 2a 完全相同的 prompt、量规与 0–5 分评分尺度。模型参数：temperature=1.0，max_tokens=4 096。覆盖全部 486 份生成文件（405 Claude-gen + 81 GPT-gen），每份 1 次评分，per-paper raw JSON 全部保留并公开。Tier 2a 与 2b 共同构成 2×2 对称设计（Claude-gen × Claude-judge、Claude-gen × GPT-judge、GPT-gen × Claude-judge、GPT-gen × GPT-judge），用于正交分解自评偏差。</w:t>
+        <w:t xml:space="preserve">：以 GPT-5.4（OpenAI，通过 AIHubMix API 代理调用）作为评审员，使用与 Tier 2a 完全相同的 prompt、量规与 0–5 分评分尺度。模型参数：temperature=1.0，max_tokens=4 096。覆盖全部 486 份生成文件（405 Claude-gen + 81 GPT-gen），每份 1 次评分，per-paper raw JSON 全部保留并公开。Tier 2a 与 2b 合计共 </w:t>
+      </w:r>
+      <w:r>
+        <w:rPr>
+          <w:rFonts w:ascii="Times New Roman" w:hAnsi="Times New Roman" w:eastAsia="宋体"/>
+          <w:b/>
+          <w:sz w:val="22"/>
+        </w:rPr>
+        <w:t>864 条 LLM 评审评分</w:t>
+      </w:r>
+      <w:r>
+        <w:rPr>
+          <w:rFonts w:ascii="Times New Roman" w:hAnsi="Times New Roman" w:eastAsia="宋体"/>
+          <w:b w:val="0"/>
+          <w:sz w:val="22"/>
+        </w:rPr>
+        <w:t>（= 378 条 Claude 评审 + 486 条 GPT 评审）；非对称源于 Claude 评审未覆盖 H 组完整 15 任务及完整 GPT-gen 集（详见 §4.5 局限性 x）。两层共同构成 2×2 对称设计（Claude-gen × Claude-judge、Claude-gen × GPT-judge、GPT-gen × Claude-judge、GPT-gen × GPT-judge），用于正交分解自评偏差。</w:t>
       </w:r>
     </w:p>
     <w:p>

--- a/paper/manuscript_v2_zh_CCLM.docx
+++ b/paper/manuscript_v2_zh_CCLM.docx
@@ -1301,7 +1301,86 @@
           <w:b w:val="0"/>
           <w:sz w:val="22"/>
         </w:rPr>
-        <w:t>：3 位 ISO 15189 资格专家对 10 份分层随机抽样的盲化文件独立评分。Rater 1 为第一作者，具有 ISO 15189 认可评审经验；Rater 2 与 Rater 3 为同单位合格 ISO 15189 内审员。抽样策略采用固定随机种子（seed=42），从 486 份文件中分层抽取 10 份，覆盖 7 个核心配置组 × A 类程序任务（A1/A2/A3），每组 1 至 2 份。随机打乱 paper_01 至 paper_10 编号并去除组名标识。三位专家独立评分，不互相查看评分或讨论；Rater 2 与 Rater 3 在不知晓 Rater 1 评分的前提下完成评分后方与之汇总。评分前获得 Rater 2 与 Rater 3 的书面知情同意。专家使用与 LLM 评审员完全相同的上述 5 维度评分量规；评分时可自由查阅 ISO 15189:2022 与 CNAS-CL02:2023 标准原文及配套附录。</w:t>
+        <w:t>：3 位 ISO 15189 资格专家对 10 份分层随机抽样的盲化文件独立评分。Rater 1 为第一作者，具有 ISO 15189 认可评审经验；Rater 2 与 Rater 3 为同单位合格 ISO 15189 内审员。抽样策略采用固定随机种子（seed=42），从 486 份文件中分层抽取 10 份，覆盖 7 个核心配置组 × A 类程序任务（A1/A2/A3），每组 1 至 2 份。三位专家独立评分，不互相查看评分或讨论；Rater 2 与 Rater 3 在不知晓 Rater 1 评分的前提下完成评分后方与之汇总。评分前获得 Rater 2 与 Rater 3 的书面知情同意。专家使用与 LLM 评审员完全相同的上述 5 维度评分量规；评分时可自由查阅 ISO 15189:2022 与 CNAS-CL02:2023 标准原文及配套附录。</w:t>
+      </w:r>
+    </w:p>
+    <w:p>
+      <w:pPr>
+        <w:spacing w:before="80" w:after="80" w:lineRule="auto" w:line="360"/>
+        <w:ind w:firstLine="0"/>
+        <w:jc w:val="both"/>
+      </w:pPr>
+      <w:r>
+        <w:rPr>
+          <w:rFonts w:ascii="Times New Roman" w:hAnsi="Times New Roman" w:eastAsia="宋体"/>
+          <w:b/>
+          <w:sz w:val="22"/>
+        </w:rPr>
+        <w:t>盲法实施程序</w:t>
+      </w:r>
+      <w:r>
+        <w:rPr>
+          <w:rFonts w:ascii="Times New Roman" w:hAnsi="Times New Roman" w:eastAsia="宋体"/>
+          <w:b w:val="0"/>
+          <w:sz w:val="22"/>
+        </w:rPr>
+        <w:t>：盲法按 4 层实施（脚本 prepare_blind_review.py）：</w:t>
+      </w:r>
+    </w:p>
+    <w:p>
+      <w:pPr>
+        <w:pStyle w:val="ListBullet"/>
+        <w:spacing w:before="40" w:after="40" w:lineRule="auto" w:line="360"/>
+      </w:pPr>
+      <w:r>
+        <w:rPr>
+          <w:rFonts w:ascii="Times New Roman" w:hAnsi="Times New Roman" w:eastAsia="宋体"/>
+          <w:b w:val="0"/>
+          <w:sz w:val="22"/>
+        </w:rPr>
+        <w:t>*文件重命名*：每份抽样文件从原路径 outputs/{group}/{group}-{task}-{rep}.md 复制到扁平结构 paper_01.md … paper_10.md；文件名与目录结构均去除组名与重复编号。</w:t>
+      </w:r>
+    </w:p>
+    <w:p>
+      <w:pPr>
+        <w:pStyle w:val="ListBullet"/>
+        <w:spacing w:before="40" w:after="40" w:lineRule="auto" w:line="360"/>
+      </w:pPr>
+      <w:r>
+        <w:rPr>
+          <w:rFonts w:ascii="Times New Roman" w:hAnsi="Times New Roman" w:eastAsia="宋体"/>
+          <w:b w:val="0"/>
+          <w:sz w:val="22"/>
+        </w:rPr>
+        <w:t>*正文去标识自检*：自动文本扫描确认 10 份盲化文件正文中无任何模型标识（"Claude"、"GPT"、"Opus"）或配置组关键词（"H4"、"C_full"、"G_template"、"F_template"、"H2_keep"、"E_rules"、"A_bare"、"H3_skeleton"），保证专家无法从正文推断模型/配置来源。</w:t>
+      </w:r>
+    </w:p>
+    <w:p>
+      <w:pPr>
+        <w:pStyle w:val="ListBullet"/>
+        <w:spacing w:before="40" w:after="40" w:lineRule="auto" w:line="360"/>
+      </w:pPr>
+      <w:r>
+        <w:rPr>
+          <w:rFonts w:ascii="Times New Roman" w:hAnsi="Times New Roman" w:eastAsia="宋体"/>
+          <w:b w:val="0"/>
+          <w:sz w:val="22"/>
+        </w:rPr>
+        <w:t>*顺序随机化*：原（group, task, rep）三元组到 paper_01–paper_10 的分配采用固定 Python 随机种子（seed=42）打乱；三位专家看到的顺序完全相同。评分表中仅披露任务类别（如"人员培训与能力评估控制程序"），因其为文件本身固有属性且评分所需；底层配置组仍被隐藏。</w:t>
+      </w:r>
+    </w:p>
+    <w:p>
+      <w:pPr>
+        <w:pStyle w:val="ListBullet"/>
+        <w:spacing w:before="40" w:after="40" w:lineRule="auto" w:line="360"/>
+      </w:pPr>
+      <w:r>
+        <w:rPr>
+          <w:rFonts w:ascii="Times New Roman" w:hAnsi="Times New Roman" w:eastAsia="宋体"/>
+          <w:b w:val="0"/>
+          <w:sz w:val="22"/>
+        </w:rPr>
+        <w:t>*key 隔离*：（paper_id → group, task, rep）映射文件 blind_review/key.json 在评分前封存，全部三份评分表提交后方开启。</w:t>
       </w:r>
     </w:p>
     <w:p>

--- a/paper/manuscript_v2_zh_CCLM.docx
+++ b/paper/manuscript_v2_zh_CCLM.docx
@@ -1409,7 +1409,7 @@
           <w:b w:val="0"/>
           <w:sz w:val="22"/>
         </w:rPr>
-        <w:t>组间比较采用 Kruskal-Wallis 检验与 Mann-Whitney U 检验，多重比较采用 Bonferroni 校正。四因子效应量采用双因子方差分析。评分者间一致性采用 Pearson 相关系数、Spearman 相关系数以及 Shrout 与 Fleiss [13] 定义的 ICC(2,1)（绝对一致）与 ICC(3,1)（排序一致）评价。ICC 计算采用 pingouin 0.5 Python 库。自评偏差采用跨模型差分定量，即 bias = (own-own 均值) − (cross-own 均值)。</w:t>
+        <w:t>组间成对比较采用双侧 Mann-Whitney U 检验（scipy.stats.mannwhitneyu），针对 per-paper GPT 评审评分（每组 n=45，对应 15 任务 × 3 重复）；四因子消融的多重比较采用 Bonferroni 校正。4 个配置成分效应以靶向配置对的均值差量化，遵循正交替换设计：规则 = E_rules_v2 vs A_bare；骨架 = H4_sop_only vs E_rules_v2；详细内容 = G_template_rules vs H3_skeleton；示例 = H2_keep_examples vs G_template_rules。评分者间一致性采用 Pearson 相关系数、Spearman 相关系数以及 Shrout 与 Fleiss [13] 定义的 ICC(2,1)（绝对一致）与 ICC(3,1)（排序一致）评价。ICC 计算采用 pingouin 0.5 Python 库。自评偏差采用跨模型差分定量，即 bias = (own-own 均值) − (cross-own 均值)。</w:t>
       </w:r>
     </w:p>
     <w:p>

--- a/paper/manuscript_v2_zh_CCLM.docx
+++ b/paper/manuscript_v2_zh_CCLM.docx
@@ -605,6 +605,125 @@
           <w:sz w:val="22"/>
         </w:rPr>
         <w:t>（= 378 条 Claude 评审 + 486 条 GPT 评审）；非对称源于 Claude 评审未覆盖 H 组完整 15 任务及完整 GPT-gen 集（详见 §4.5 局限性 x）。两层共同构成 2×2 对称设计（Claude-gen × Claude-judge、Claude-gen × GPT-judge、GPT-gen × Claude-judge、GPT-gen × GPT-judge），用于正交分解自评偏差。</w:t>
+      </w:r>
+    </w:p>
+    <w:p>
+      <w:pPr>
+        <w:spacing w:before="80" w:after="80" w:lineRule="auto" w:line="360"/>
+        <w:ind w:firstLine="0"/>
+        <w:jc w:val="both"/>
+      </w:pPr>
+      <w:r>
+        <w:rPr>
+          <w:rFonts w:ascii="Times New Roman" w:hAnsi="Times New Roman" w:eastAsia="宋体"/>
+          <w:b/>
+          <w:sz w:val="22"/>
+        </w:rPr>
+        <w:t>评分尺度</w:t>
+      </w:r>
+      <w:r>
+        <w:rPr>
+          <w:rFonts w:ascii="Times New Roman" w:hAnsi="Times New Roman" w:eastAsia="宋体"/>
+          <w:b w:val="0"/>
+          <w:sz w:val="22"/>
+        </w:rPr>
+        <w:t>：每个维度按 0–5 整数评分：</w:t>
+      </w:r>
+      <w:r>
+        <w:rPr>
+          <w:rFonts w:ascii="Times New Roman" w:hAnsi="Times New Roman" w:eastAsia="宋体"/>
+          <w:b/>
+          <w:sz w:val="22"/>
+        </w:rPr>
+        <w:t>5 = 完全符合</w:t>
+      </w:r>
+      <w:r>
+        <w:rPr>
+          <w:rFonts w:ascii="Times New Roman" w:hAnsi="Times New Roman" w:eastAsia="宋体"/>
+          <w:b w:val="0"/>
+          <w:sz w:val="22"/>
+        </w:rPr>
+        <w:t>（下表 5 分锚点）；</w:t>
+      </w:r>
+      <w:r>
+        <w:rPr>
+          <w:rFonts w:ascii="Times New Roman" w:hAnsi="Times New Roman" w:eastAsia="宋体"/>
+          <w:b/>
+          <w:sz w:val="22"/>
+        </w:rPr>
+        <w:t>4 = 基本符合</w:t>
+      </w:r>
+      <w:r>
+        <w:rPr>
+          <w:rFonts w:ascii="Times New Roman" w:hAnsi="Times New Roman" w:eastAsia="宋体"/>
+          <w:b w:val="0"/>
+          <w:sz w:val="22"/>
+        </w:rPr>
+        <w:t>（介于 5 分与 3 分锚点之间，仅有少量瑕疵）；</w:t>
+      </w:r>
+      <w:r>
+        <w:rPr>
+          <w:rFonts w:ascii="Times New Roman" w:hAnsi="Times New Roman" w:eastAsia="宋体"/>
+          <w:b/>
+          <w:sz w:val="22"/>
+        </w:rPr>
+        <w:t>3 = 部分符合</w:t>
+      </w:r>
+      <w:r>
+        <w:rPr>
+          <w:rFonts w:ascii="Times New Roman" w:hAnsi="Times New Roman" w:eastAsia="宋体"/>
+          <w:b w:val="0"/>
+          <w:sz w:val="22"/>
+        </w:rPr>
+        <w:t>（3 分锚点）；</w:t>
+      </w:r>
+      <w:r>
+        <w:rPr>
+          <w:rFonts w:ascii="Times New Roman" w:hAnsi="Times New Roman" w:eastAsia="宋体"/>
+          <w:b/>
+          <w:sz w:val="22"/>
+        </w:rPr>
+        <w:t>2 = 明显不符</w:t>
+      </w:r>
+      <w:r>
+        <w:rPr>
+          <w:rFonts w:ascii="Times New Roman" w:hAnsi="Times New Roman" w:eastAsia="宋体"/>
+          <w:b w:val="0"/>
+          <w:sz w:val="22"/>
+        </w:rPr>
+        <w:t>（介于 3 分与 1 分锚点之间）；</w:t>
+      </w:r>
+      <w:r>
+        <w:rPr>
+          <w:rFonts w:ascii="Times New Roman" w:hAnsi="Times New Roman" w:eastAsia="宋体"/>
+          <w:b/>
+          <w:sz w:val="22"/>
+        </w:rPr>
+        <w:t>1 = 严重不符</w:t>
+      </w:r>
+      <w:r>
+        <w:rPr>
+          <w:rFonts w:ascii="Times New Roman" w:hAnsi="Times New Roman" w:eastAsia="宋体"/>
+          <w:b w:val="0"/>
+          <w:sz w:val="22"/>
+        </w:rPr>
+        <w:t>（1 分锚点）；</w:t>
+      </w:r>
+      <w:r>
+        <w:rPr>
+          <w:rFonts w:ascii="Times New Roman" w:hAnsi="Times New Roman" w:eastAsia="宋体"/>
+          <w:b/>
+          <w:sz w:val="22"/>
+        </w:rPr>
+        <w:t>0 = 维度不可评估</w:t>
+      </w:r>
+      <w:r>
+        <w:rPr>
+          <w:rFonts w:ascii="Times New Roman" w:hAnsi="Times New Roman" w:eastAsia="宋体"/>
+          <w:b w:val="0"/>
+          <w:sz w:val="22"/>
+        </w:rPr>
+        <w:t>——文件实质性缺失或非实质性输出（例如模型仅返回计划性问询而未生成所需文件）。下表 5/3/1 分锚点描述以完全一致的措辞同时提供给所有评审员（LLM 与专家）；中间分数（2、4）由评分员在两个相邻锚点之间判定。</w:t>
       </w:r>
     </w:p>
     <w:p>

--- a/paper/manuscript_v2_zh_CCLM.docx
+++ b/paper/manuscript_v2_zh_CCLM.docx
@@ -1528,7 +1528,23 @@
           <w:b w:val="0"/>
           <w:sz w:val="22"/>
         </w:rPr>
-        <w:t>组间成对比较采用双侧 Mann-Whitney U 检验（scipy.stats.mannwhitneyu），针对 per-paper GPT 评审评分（每组 n=45，对应 15 任务 × 3 重复）；四因子消融的多重比较采用 Bonferroni 校正。4 个配置成分效应以靶向配置对的均值差量化，遵循正交替换设计：规则 = E_rules_v2 vs A_bare；骨架 = H4_sop_only vs E_rules_v2；详细内容 = G_template_rules vs H3_skeleton；示例 = H2_keep_examples vs G_template_rules。评分者间一致性采用 Pearson 相关系数、Spearman 相关系数以及 Shrout 与 Fleiss [13] 定义的 ICC(2,1)（绝对一致）与 ICC(3,1)（排序一致）评价。ICC 计算采用 pingouin 0.5 Python 库。自评偏差采用跨模型差分定量，即 bias = (own-own 均值) − (cross-own 均值)。</w:t>
+        <w:t>组间成对比较采用双侧 Mann-Whitney U 检验（scipy.stats.mannwhitneyu），针对 per-paper GPT 评审评分（每组 n=45，对应 15 任务 × 3 重复）；四因子消融的多重比较采用 Bonferroni 校正。4 个配置成分效应在正交替换设计下采用靶向配置对计算：规则 = E_rules_v2 vs A_bare；骨架 = H4_sop_only vs E_rules_v2；详细内容 = G_template_rules vs H3_skeleton；示例 = H2_keep_examples vs G_template_rules。每个效应 Δ 定义为</w:t>
+      </w:r>
+      <w:r>
+        <w:rPr>
+          <w:rFonts w:ascii="Times New Roman" w:hAnsi="Times New Roman" w:eastAsia="宋体"/>
+          <w:b/>
+          <w:sz w:val="22"/>
+        </w:rPr>
+        <w:t>简单算术均值差</w:t>
+      </w:r>
+      <w:r>
+        <w:rPr>
+          <w:rFonts w:ascii="Times New Roman" w:hAnsi="Times New Roman" w:eastAsia="宋体"/>
+          <w:b w:val="0"/>
+          <w:sz w:val="22"/>
+        </w:rPr>
+        <w:t>：Δ = mean(组 B) − mean(组 A)，其中各组均值为该配置下 45 条 per-paper GPT 评审评分的非加权算术平均；未加入任何协变量、随机效应、加权或收缩。同样的每组 45 个样本同时用作对应 Mann-Whitney U 检验的输入。本研究未采用 L9 正交表主效应估计、最小二乘均值（least-squares means）或混合效应（mixed-effects）模型。评分者间一致性采用 Pearson 相关系数、Spearman 相关系数以及 Shrout 与 Fleiss [13] 定义的 ICC(2,1)（绝对一致）与 ICC(3,1)（排序一致）评价。ICC 计算采用 pingouin 0.5 Python 库。自评偏差采用跨模型差分定量，即 bias = (own-own 均值) − (cross-own 均值)。</w:t>
       </w:r>
     </w:p>
     <w:p>

--- a/paper/manuscript_v2_zh_CCLM.docx
+++ b/paper/manuscript_v2_zh_CCLM.docx
@@ -211,7 +211,7 @@
           <w:b w:val="0"/>
           <w:sz w:val="22"/>
         </w:rPr>
-        <w:t>：(1) 四因子正交消融显示，规则层（Δ=+0.511，p&lt;0.001）与骨架层（Δ=+0.213，p=0.055）在 LLM 评估层显著有效；详细内容（Δ=−0.031，p=0.79）与示例（Δ=−0.053，p=0.46）无贡献或轻微有害。(2) 全量配置 C_full（71 K）在 Claude 生成下的跨评分为 3.22–4.56，在 GPT-5.4 生成下降至 1.40–1.84，提示 Claude Opus 的长上下文能力在此场景中具有模型特异性。(3) Claude 评审存在约 +0.46 的自评偏差，GPT 评审呈约 −0.47 的反向偏差。(4) 3 位专家之间 ICC(2,k)=0.982，而专家均值与 Claude 评审的 ICC(3,1)=0.548（p=0.04）、与 GPT 评审的 ICC(3,1)=0.217（p=0.26）；两种 LLM 评审均系统性高估 0.52–0.90 分。(5) LLM 评估层的最优配置 H4_sop_only（6 K 骨架）在专家视角下排名倒数第二（3.20 分，n=2），而模板类配置 F_template（35 K）、H2_keep_examples（61 K）与 G_template_rules（38 K）在专家视角下最优（4.06–4.24 分）。</w:t>
+        <w:t>：(1) 四因子正交消融（Benjamini-Hochberg FDR 校正）显示，LLM 评估层下仅规则层达到显著（Δ=+0.511；BH-adjusted p&lt;0.001）；骨架层（Δ=+0.213；BH-adjusted p=0.11）、详细内容（Δ=−0.031；BH-adjusted p=0.79）与示例（Δ=−0.053；BH-adjusted p=0.61）均未达显著。(2) 全量配置 C_full（71 K）在 Claude 生成下的跨评分为 3.22–4.56，在 GPT-5.4 生成下降至 1.40–1.84，提示 Claude Opus 的长上下文能力在此场景中具有模型特异性。(3) Claude 评审存在约 +0.46 的自评偏差，GPT 评审呈约 −0.47 的反向偏差。(4) 3 位专家之间 ICC(2,k)=0.982，而专家均值与 Claude 评审的 ICC(3,1)=0.548（p=0.04）、与 GPT 评审的 ICC(3,1)=0.217（p=0.26）；两种 LLM 评审均系统性高估 0.52–0.90 分。(5) LLM 评估层的最优配置 H4_sop_only（6 K 骨架）在专家视角下排名倒数第二（3.20 分，n=2），而模板类配置 F_template（35 K）、H2_keep_examples（61 K）与 G_template_rules（38 K）在专家视角下最优（4.06–4.24 分）。</w:t>
       </w:r>
     </w:p>
     <w:p>
@@ -1528,7 +1528,7 @@
           <w:b w:val="0"/>
           <w:sz w:val="22"/>
         </w:rPr>
-        <w:t>组间成对比较采用双侧 Mann-Whitney U 检验（scipy.stats.mannwhitneyu），针对 per-paper GPT 评审评分（每组 n=45，对应 15 任务 × 3 重复）；四因子消融的多重比较采用 Bonferroni 校正。4 个配置成分效应在正交替换设计下采用靶向配置对计算：规则 = E_rules_v2 vs A_bare；骨架 = H4_sop_only vs E_rules_v2；详细内容 = G_template_rules vs H3_skeleton；示例 = H2_keep_examples vs G_template_rules。每个效应 Δ 定义为</w:t>
+        <w:t>组间成对比较采用双侧 Mann-Whitney U 检验（scipy.stats.mannwhitneyu），针对 per-paper GPT 评审评分（每组 n=45，对应 15 任务 × 3 重复）。四因子消融的多重比较校正采用 Benjamini-Hochberg 错误发现率（FDR）方法（statsmodels.stats.multitest.multipletests，method='fdr_bh'，α=0.05）；考虑到 4 对比的探索性 ablation 性质，选择 BH 而非更严格的 Bonferroni。4 个配置成分效应在正交替换设计下采用靶向配置对计算：规则 = E_rules_v2 vs A_bare；骨架 = H4_sop_only vs E_rules_v2；详细内容 = G_template_rules vs H3_skeleton；示例 = H2_keep_examples vs G_template_rules。每个效应 Δ 定义为</w:t>
       </w:r>
       <w:r>
         <w:rPr>
@@ -1616,7 +1616,7 @@
           <w:b w:val="0"/>
           <w:sz w:val="22"/>
         </w:rPr>
-        <w:t>规则层主效应为 +0.511（p&lt;0.001），骨架层主效应为 +0.213（p=0.055），在 LLM 层均有显著或接近显著的正向贡献。详细内容无贡献（G vs H3：Δ=−0.031，p=0.79），示例呈方向性有害（H2 vs G：Δ=−0.053，p=0.46）。H4 与 H3 差异不显著（Δ=−0.009，p=0.80），提示任务特定 SOP 骨架（6 K）与完整模块骨架（13 K）效果等效。此消融结果仅在 LLM 层成立，专家层分析见 3.5 节。</w:t>
+        <w:t>4 个消融效应同时报告 raw 与 Benjamini-Hochberg 校正后 p 值。规则层是 4 因子中唯一在校正后仍达到显著的主效应（Δ=+0.511；raw p&lt;0.001；BH-adjusted p&lt;0.001）。骨架层（Δ=+0.213；raw p=0.055；BH-adjusted p=0.11）方向为正，但经多重比较校正后未达到 0.05 阈值；本研究将其作为提示性证据，需进一步验证。详细内容（G vs H3：Δ=−0.031；raw p=0.79；BH-adjusted p=0.79）与示例（H2 vs G：Δ=−0.053；raw p=0.46；BH-adjusted p=0.61）无统计学贡献。H4 与 H3 差异不显著（Δ=−0.009，raw p=0.80；该对比为描述性，不属于 4 因子 BH 集合，故报告未校正值），提示任务特定 SOP 骨架（6 K）与完整模块骨架（13 K）效果等效。此消融结果仅在 LLM 层成立，专家层分析见 3.5 节。</w:t>
       </w:r>
     </w:p>
     <w:p>
@@ -1820,7 +1820,7 @@
           <w:b w:val="0"/>
           <w:sz w:val="22"/>
         </w:rPr>
-        <w:t>LLM 评审层的四因子消融得出一个简洁结论：规则与骨架必需，详细内容与示例无贡献甚至有害。此结论与 lost-in-the-middle 理论 [3] 及 prompt 精简化实践 [12] 一致。然而专家层分析推翻了这一简化：详细内容（F 与 G 的完整模板）显著提升临床可用性（F 4.24 vs H4 3.20，差距达 1.04），原因在于 LLM 的内化知识不足以覆盖临床实操的所有子场景，包括急诊样本处理、患者自采送检、运送人员资格认证与拒收标准等。此类信息必须通过 system prompt 显式提供。</w:t>
+        <w:t>LLM 评审层的四因子消融得出一个简洁结论：规则层必需（BH-adjusted p&lt;0.001），骨架层方向为正但经多重比较校正后未达显著（BH-adjusted p=0.11），详细内容与示例无贡献。此结论与 lost-in-the-middle 理论 [3] 及 prompt 精简化实践 [12] 一致。然而专家层分析推翻了这一简化：详细内容（F 与 G 的完整模板）显著提升临床可用性（F 4.24 vs H4 3.20，差距达 1.04），原因在于 LLM 的内化知识不足以覆盖临床实操的所有子场景，包括急诊样本处理、患者自采送检、运送人员资格认证与拒收标准等。此类信息必须通过 system prompt 显式提供。</w:t>
       </w:r>
     </w:p>
     <w:p>

--- a/paper/manuscript_v2_zh_CCLM.docx
+++ b/paper/manuscript_v2_zh_CCLM.docx
@@ -1544,7 +1544,71 @@
           <w:b w:val="0"/>
           <w:sz w:val="22"/>
         </w:rPr>
-        <w:t>：Δ = mean(组 B) − mean(组 A)，其中各组均值为该配置下 45 条 per-paper GPT 评审评分的非加权算术平均；未加入任何协变量、随机效应、加权或收缩。同样的每组 45 个样本同时用作对应 Mann-Whitney U 检验的输入。本研究未采用 L9 正交表主效应估计、最小二乘均值（least-squares means）或混合效应（mixed-effects）模型。评分者间一致性采用 Pearson 相关系数、Spearman 相关系数以及 Shrout 与 Fleiss [13] 定义的 ICC(2,1)（绝对一致）与 ICC(3,1)（排序一致）评价。ICC 计算采用 pingouin 0.5 Python 库。自评偏差采用跨模型差分定量，即 bias = (own-own 均值) − (cross-own 均值)。</w:t>
+        <w:t>：Δ = mean(组 B) − mean(组 A)，其中各组均值为该配置下 45 条 per-paper GPT 评审评分的非加权算术平均；未加入任何协变量、随机效应、加权或收缩。同样的每组 45 个样本同时用作对应 Mann-Whitney U 检验的输入。本研究未采用 L9 正交表主效应估计、最小二乘均值（least-squares means）或混合效应（mixed-effects）模型。评分者间一致性采用 Pearson 相关系数、Spearman 相关系数以及 Shrout 与 Fleiss [13] 定义的 4 种组内相关系数评价：</w:t>
+      </w:r>
+      <w:r>
+        <w:rPr>
+          <w:rFonts w:ascii="Times New Roman" w:hAnsi="Times New Roman" w:eastAsia="宋体"/>
+          <w:b/>
+          <w:sz w:val="22"/>
+        </w:rPr>
+        <w:t>ICC(2,1)</w:t>
+      </w:r>
+      <w:r>
+        <w:rPr>
+          <w:rFonts w:ascii="Times New Roman" w:hAnsi="Times New Roman" w:eastAsia="宋体"/>
+          <w:b w:val="0"/>
+          <w:sz w:val="22"/>
+        </w:rPr>
+        <w:t xml:space="preserve">（单评分者绝对一致性，双向随机效应）与 </w:t>
+      </w:r>
+      <w:r>
+        <w:rPr>
+          <w:rFonts w:ascii="Times New Roman" w:hAnsi="Times New Roman" w:eastAsia="宋体"/>
+          <w:b/>
+          <w:sz w:val="22"/>
+        </w:rPr>
+        <w:t>ICC(3,1)</w:t>
+      </w:r>
+      <w:r>
+        <w:rPr>
+          <w:rFonts w:ascii="Times New Roman" w:hAnsi="Times New Roman" w:eastAsia="宋体"/>
+          <w:b w:val="0"/>
+          <w:sz w:val="22"/>
+        </w:rPr>
+        <w:t>（单评分者排序一致性，双向混合效应）用于两两比较（如专家均值 vs LLM 评审，以及专家组内两两比较）；</w:t>
+      </w:r>
+      <w:r>
+        <w:rPr>
+          <w:rFonts w:ascii="Times New Roman" w:hAnsi="Times New Roman" w:eastAsia="宋体"/>
+          <w:b/>
+          <w:sz w:val="22"/>
+        </w:rPr>
+        <w:t>ICC(2,k)</w:t>
+      </w:r>
+      <w:r>
+        <w:rPr>
+          <w:rFonts w:ascii="Times New Roman" w:hAnsi="Times New Roman" w:eastAsia="宋体"/>
+          <w:b w:val="0"/>
+          <w:sz w:val="22"/>
+        </w:rPr>
+        <w:t xml:space="preserve"> 与 </w:t>
+      </w:r>
+      <w:r>
+        <w:rPr>
+          <w:rFonts w:ascii="Times New Roman" w:hAnsi="Times New Roman" w:eastAsia="宋体"/>
+          <w:b/>
+          <w:sz w:val="22"/>
+        </w:rPr>
+        <w:t>ICC(3,k)</w:t>
+      </w:r>
+      <w:r>
+        <w:rPr>
+          <w:rFonts w:ascii="Times New Roman" w:hAnsi="Times New Roman" w:eastAsia="宋体"/>
+          <w:b w:val="0"/>
+          <w:sz w:val="22"/>
+        </w:rPr>
+        <w:t>——对应 *k 评分者均值* 可靠度变体，k=3——用于评估三专家组的整体可靠度。ICC 计算采用 pingouin 0.5 Python 库。自评偏差采用跨模型差分定量，即 bias = (own-own 均值) − (cross-own 均值)。</w:t>
       </w:r>
     </w:p>
     <w:p>

--- a/paper/manuscript_v2_zh_CCLM.docx
+++ b/paper/manuscript_v2_zh_CCLM.docx
@@ -1422,6 +1422,38 @@
         </w:rPr>
         <w:t>：3 位 ISO 15189 资格专家对 10 份分层随机抽样的盲化文件独立评分。Rater 1 为第一作者，具有 ISO 15189 认可评审经验；Rater 2 与 Rater 3 为同单位合格 ISO 15189 内审员。抽样策略采用固定随机种子（seed=42），从 486 份文件中分层抽取 10 份，覆盖 7 个核心配置组 × A 类程序任务（A1/A2/A3），每组 1 至 2 份。三位专家独立评分，不互相查看评分或讨论；Rater 2 与 Rater 3 在不知晓 Rater 1 评分的前提下完成评分后方与之汇总。评分前获得 Rater 2 与 Rater 3 的书面知情同意。专家使用与 LLM 评审员完全相同的上述 5 维度评分量规；评分时可自由查阅 ISO 15189:2022 与 CNAS-CL02:2023 标准原文及配套附录。</w:t>
       </w:r>
+      <w:r>
+        <w:rPr>
+          <w:rFonts w:ascii="Times New Roman" w:hAnsi="Times New Roman" w:eastAsia="宋体"/>
+          <w:b/>
+          <w:sz w:val="22"/>
+        </w:rPr>
+        <w:t>评分员利益冲突声明</w:t>
+      </w:r>
+      <w:r>
+        <w:rPr>
+          <w:rFonts w:ascii="Times New Roman" w:hAnsi="Times New Roman" w:eastAsia="宋体"/>
+          <w:b w:val="0"/>
+          <w:sz w:val="22"/>
+        </w:rPr>
+        <w:t>：3 位评分员均与 Anthropic、OpenAI 及其他 LLM 提供商无商业、科研或咨询关系，亦未就本研究接受上述机构的资金或实物资助。</w:t>
+      </w:r>
+      <w:r>
+        <w:rPr>
+          <w:rFonts w:ascii="Times New Roman" w:hAnsi="Times New Roman" w:eastAsia="宋体"/>
+          <w:b/>
+          <w:sz w:val="22"/>
+        </w:rPr>
+        <w:t>评分前校准</w:t>
+      </w:r>
+      <w:r>
+        <w:rPr>
+          <w:rFonts w:ascii="Times New Roman" w:hAnsi="Times New Roman" w:eastAsia="宋体"/>
+          <w:b w:val="0"/>
+          <w:sz w:val="22"/>
+        </w:rPr>
+        <w:t>：本研究未开展正式的评分前校准（calibration）会议；3 位评分员仅依据公布的 5 维量规与 ISO/CNAS 标准独立评分。校准缺失作为方法学局限已在 §4.5 (xii) 中说明。</w:t>
+      </w:r>
     </w:p>
     <w:p>
       <w:pPr>
@@ -1544,7 +1576,7 @@
           <w:b w:val="0"/>
           <w:sz w:val="22"/>
         </w:rPr>
-        <w:t>：Δ = mean(组 B) − mean(组 A)，其中各组均值为该配置下 45 条 per-paper GPT 评审评分的非加权算术平均；未加入任何协变量、随机效应、加权或收缩。同样的每组 45 个样本同时用作对应 Mann-Whitney U 检验的输入。本研究未采用 L9 正交表主效应估计、最小二乘均值（least-squares means）或混合效应（mixed-effects）模型。评分者间一致性采用 Pearson 相关系数、Spearman 相关系数以及 Shrout 与 Fleiss [13] 定义的 4 种组内相关系数评价：</w:t>
+        <w:t>：Δ = mean(组 B) − mean(组 A)，其中各组均值为该配置下 45 条 per-paper GPT 评审评分的非加权算术平均；未加入任何协变量、随机效应、加权或收缩。同样的每组 45 个样本同时用作对应 Mann-Whitney U 检验的输入。本研究未采用 L9 正交表主效应估计、最小二乘均值（least-squares means）或混合效应（mixed-effects）模型。评分者间一致性采用 3 类互补指标评价：Pearson 相关系数捕捉线性关联同时容许评分者间系统性偏移；Spearman 相关系数评估排序一致性而不假设线性；组内相关系数（ICC）在标准 reliability 框架下定量。三者并报以完整呈现评分者间模式。所采用的 4 种 ICC 变体由 Shrout 与 Fleiss [13] 定义：</w:t>
       </w:r>
       <w:r>
         <w:rPr>
@@ -2955,7 +2987,7 @@
           <w:b w:val="0"/>
           <w:sz w:val="22"/>
         </w:rPr>
-        <w:t>本研究存在以下局限。(i) 专家样本规模有限：n=3 rater × 10 文件，组均值仅 1 至 2 份，仅支持排序方向性结论而非严格统计推断。跨单位 3 至 5 位专家 × 30 至 50 份文件的多中心验证是关键的未来工作。(ii) 同单位专家一致性的双刃剑：3 位专家间 ICC(2,k)=0.982 的极高一致性既是 5 维度评分量规有效的证据，亦可能反映同单位共享的专业文化、培训谱系与对模糊条款的解读习惯，从而高估了跨单位可推广性。(iii) 第一作者的双重角色：第一作者同时担任 Rater 1 与研究设计者。Rater 2 与 Rater 3 在不知晓 Rater 1 评分的前提下独立完成评分；各 rater 数据完整公开。(iv) 专家与 LLM 评审共享 5 维度量规：存在 shared-measurement bias 风险，未来应加入临床可用性等专家原生维度。(v) GPT-5.4 生成任务覆盖受限：仅覆盖 A1/B1/C1（81 份）。(vi) 领域特异性：结果限定于 ISO 15189 医学实验室，对 ISO 17025、ISO 9001 等其他标准的迁移性待验证。(vii) 第三方 LLM 评审缺失：仅采用 Claude 与 GPT 两类评审。(viii) 语言限定：全部为中文 QMS 文件，英语或其他语言场景下的效果未验证。(ix) 模型时效性：生成文件的质量受所用模型影响，随着大模型持续迭代，本研究结论可能需要重新验证。(x) 跨评象限 raw 数据保留：Claude 评审在 GPT-gen 与 H 组 Claude-gen 子集上的 per-paper raw 评分仅以聚合均值形式归档，per-paper JSON 未保留；2×2 自评偏差矩阵无法直接从最底层数据复算，但 6 个核心配置组（A/B/C/E/F/G）的 270 条 Claude 评审 raw 与全部 486 条 GPT 评审 raw 均完整公开。(xi) 评审员内部一致性未评估：每个 LLM 评审员对每份文件仅打分 1 次，未要求评审员对子集重复打分以量化评审员内部方差。评审员之间的一致性已通过 Claude 与 GPT 评审的 2×2 跨比较及 3 位专家 ICC 分析进行评价。</w:t>
+        <w:t>本研究存在以下局限。(i) 专家样本规模有限：n=3 rater × 10 文件，组均值仅 1 至 2 份，仅支持排序方向性结论而非严格统计推断。跨单位 3 至 5 位专家 × 30 至 50 份文件的多中心验证是关键的未来工作。(ii) 同单位专家一致性的双刃剑：3 位专家间 ICC(2,k)=0.982 的极高一致性既是 5 维度评分量规有效的证据，亦可能反映同单位共享的专业文化、培训谱系与对模糊条款的解读习惯，从而高估了跨单位可推广性。(iii) 第一作者的双重角色：第一作者同时担任 Rater 1 与研究设计者。Rater 2 与 Rater 3 在不知晓 Rater 1 评分的前提下独立完成评分；各 rater 数据完整公开。(iv) 专家与 LLM 评审共享 5 维度量规：存在 shared-measurement bias 风险，未来应加入临床可用性等专家原生维度。(v) GPT-5.4 生成任务覆盖受限：仅覆盖 A1/B1/C1（81 份）。(vi) 领域特异性：结果限定于 ISO 15189 医学实验室，对 ISO 17025、ISO 9001 等其他标准的迁移性待验证。(vii) 第三方 LLM 评审缺失：仅采用 Claude 与 GPT 两类评审。(viii) 语言限定：全部为中文 QMS 文件，英语或其他语言场景下的效果未验证。(ix) 模型时效性：生成文件的质量受所用模型影响，随着大模型持续迭代，本研究结论可能需要重新验证。(x) 跨评象限 raw 数据保留：Claude 评审在 GPT-gen 与 H 组 Claude-gen 子集上的 per-paper raw 评分仅以聚合均值形式归档，per-paper JSON 未保留；2×2 自评偏差矩阵无法直接从最底层数据复算，但 6 个核心配置组（A/B/C/E/F/G）的 270 条 Claude 评审 raw 与全部 486 条 GPT 评审 raw 均完整公开。(xi) 评审员内部一致性未评估：每个 LLM 评审员对每份文件仅打分 1 次，未要求评审员对子集重复打分以量化评审员内部方差。评审员之间的一致性已通过 Claude 与 GPT 评审的 2×2 跨比较及 3 位专家 ICC 分析进行评价。(xii) 未开展评分前专家校准：3 位评分员仅依据公布的 5 维度量规与 ISO 15189:2022 / CNAS-CL02:2023 标准独立评分，未事先开展校准会议（即由 3 位评分员先共同评分若干示例文件以对齐解读）。3 位专家间极高的 ICC(2,k)=0.982 表明在本单位语境下量规已足够自解释，但在未来多中心研究中加入正式校准步骤将有助于增强可重复性。</w:t>
       </w:r>
     </w:p>
     <w:p>

--- a/paper/manuscript_v2_zh_CCLM.docx
+++ b/paper/manuscript_v2_zh_CCLM.docx
@@ -263,7 +263,7 @@
           <w:b w:val="0"/>
           <w:sz w:val="22"/>
         </w:rPr>
-        <w:t>ISO 15189:2022《医学实验室——质量和能力的要求》作为医学实验室认证的国际标准，在国内的认可度日益提升，CNAS-CL02:2023 作为中国合格评定国家认可委员会对应的实施文本同步推出。该类标准明确规定实验室"应做什么"但不规定"如何做"，因此实验室须自行构建覆盖质量手册、程序文件与作业指导书的完整文件体系。此类体系在典型三级甲等医院检验科中通常包含 100 至 300 份受控文件，涉及结构组织、条款映射、表单编号与职责分配的系统工程，依靠质量小组手工编写需时数月，且体系建立后仍需经过多轮内审方可定型。寻求 CNAS 认可的实验室通常需要技术专家与培训师协助方能完成此过程。</w:t>
+        <w:t>ISO 15189:2022《医学实验室——质量和能力的要求》作为医学实验室认证的国际标准，在中国合格评定国家认可委员会（CNAS）框架下，国内医学实验室的采用持续扩大。CNAS-CL02:2023 作为对应的实施文本同步推出。该类标准明确规定实验室"应做什么"但不规定"如何做"，因此实验室须自行构建覆盖质量手册、程序文件与作业指导书的完整文件体系。根据通讯作者作为 ISO 15189 评审员的经验，此类体系在典型三级甲等医院检验科中通常包含约 100–300 份受控文件，涉及结构组织、条款映射、表单编号与职责分配的系统工程；依靠质量小组手工编写通常需时数月，体系建立后还需经过多轮内审方可定型。寻求 CNAS 认可的实验室通常会聘请技术专家或培训师协助完成此过程。</w:t>
       </w:r>
     </w:p>
     <w:p>

--- a/paper/manuscript_v2_zh_CCLM.docx
+++ b/paper/manuscript_v2_zh_CCLM.docx
@@ -278,7 +278,7 @@
           <w:b w:val="0"/>
           <w:sz w:val="22"/>
         </w:rPr>
-        <w:t>大语言模型（LLM）的发展为这一过程提供了自动化的可能性。Claude Opus 4.6 与 GPT-5.4 等新一代模型在长文档生成、结构化输出和专业术语使用方面已接近专业人员的水平 [1,2]。然而，一个尚未被系统研究的问题是：应当向 LLM 提供何种 system prompt，才能使其产出合规且可用的 QMS 文件。实践中存在两种极端策略：其一为"全量假设"，即将所有相关资料（ISO 原文、CNAS 准则、既有文件库、示例）一并载入 system prompt，token 数通常达 50–100 K 级别；其二为"极简假设"，即仅提供规则约束与章节骨架，依赖模型内化知识生成内容，token 数仅数千。两种假设的实证证据均有限，因为现有 LLM 配置研究 [3,4] 多关注通用任务的 prompt engineering，缺乏针对 QMS 这类专业文档场景的系统比较。</w:t>
+        <w:t>大语言模型（LLM）的发展为这一过程提供了自动化的可能性。Claude Opus 4.6 与 GPT-5.4 等新一代模型在长文档生成、结构化输出和专业术语使用方面已显示出相应能力 [1,2]。然而，一个尚未被系统研究的问题是：应当向 LLM 提供何种 system prompt，才能使其产出合规且可用的 QMS 文件。实践中存在两种极端策略：其一为"全量假设"，即将所有相关资料（ISO 原文、CNAS 准则、既有文件库、示例）一并载入 system prompt，token 数通常达 50–100 K 级别；其二为"极简假设"，即仅提供规则约束与章节骨架，依赖模型内化知识生成内容，token 数仅数千。两种假设的实证证据均有限，因为现有 LLM 行为与 prompting 综述 [4,12] 多关注通用任务，缺乏针对 QMS 这类专业文档场景的系统比较。</w:t>
       </w:r>
     </w:p>
     <w:p>

--- a/paper/manuscript_v2_zh_CCLM.docx
+++ b/paper/manuscript_v2_zh_CCLM.docx
@@ -263,7 +263,23 @@
           <w:b w:val="0"/>
           <w:sz w:val="22"/>
         </w:rPr>
-        <w:t>ISO 15189:2022《医学实验室——质量和能力的要求》作为医学实验室认证的国际标准，在中国合格评定国家认可委员会（CNAS）框架下，国内医学实验室的采用持续扩大。CNAS-CL02:2023 作为对应的实施文本同步推出。该类标准明确规定实验室"应做什么"但不规定"如何做"，因此实验室须自行构建覆盖质量手册、程序文件与作业指导书的完整文件体系。根据通讯作者作为 ISO 15189 评审员的经验，此类体系在典型三级甲等医院检验科中通常包含约 100–300 份受控文件，涉及结构组织、条款映射、表单编号与职责分配的系统工程；依靠质量小组手工编写通常需时数月，体系建立后还需经过多轮内审方可定型。寻求 CNAS 认可的实验室通常会聘请技术专家或培训师协助完成此过程。</w:t>
+        <w:t>ISO 15189:2022《医学实验室——质量和能力的要求》作为医学实验室认证的国际标准，在中国合格评定国家认可委员会（CNAS）框架下，国内医学实验室的采用持续扩大。CNAS-CL02:2023 作为对应的实施文本同步推出。该类标准明确规定实验室"应做什么"但不规定"如何做"，因此实验室须自行构建覆盖质量手册、程序文件与作业指导书的完整</w:t>
+      </w:r>
+      <w:r>
+        <w:rPr>
+          <w:rFonts w:ascii="Times New Roman" w:hAnsi="Times New Roman" w:eastAsia="宋体"/>
+          <w:b/>
+          <w:sz w:val="22"/>
+        </w:rPr>
+        <w:t>质量管理体系（quality management system, QMS）文件</w:t>
+      </w:r>
+      <w:r>
+        <w:rPr>
+          <w:rFonts w:ascii="Times New Roman" w:hAnsi="Times New Roman" w:eastAsia="宋体"/>
+          <w:b w:val="0"/>
+          <w:sz w:val="22"/>
+        </w:rPr>
+        <w:t>。根据通讯作者作为 ISO 15189 评审员的经验，此类体系在典型三级甲等医院检验科中通常包含约 100–300 份受控文件，涉及结构组织、条款映射、表单编号与职责分配的系统工程；依靠质量小组手工编写通常需时数月，体系建立后还需经过多轮内审方可定型。寻求 CNAS 认可的实验室通常会聘请技术专家或培训师协助完成此过程。</w:t>
       </w:r>
     </w:p>
     <w:p>

--- a/paper/manuscript_v2_zh_CCLM.docx
+++ b/paper/manuscript_v2_zh_CCLM.docx
@@ -263,7 +263,7 @@
           <w:b w:val="0"/>
           <w:sz w:val="22"/>
         </w:rPr>
-        <w:t>ISO 15189:2022《医学实验室——质量和能力的要求》作为医学实验室认证的国际标准，在中国合格评定国家认可委员会（CNAS）框架下，国内医学实验室的采用持续扩大。CNAS-CL02:2023 作为对应的实施文本同步推出。该类标准明确规定实验室"应做什么"但不规定"如何做"，因此实验室须自行构建覆盖质量手册、程序文件与作业指导书的完整</w:t>
+        <w:t>ISO 15189:2022《医学实验室——质量和能力的要求》作为医学实验室认证的国际标准，在中国合格评定国家认可委员会（CNAS）框架下，国内医学实验室的采用持续扩大 [14]。CNAS-CL02:2023 作为对应的实施文本同步推出。该类标准明确规定实验室"应做什么"但不规定"如何做"，因此实验室须自行构建覆盖质量手册、程序文件与作业指导书的完整</w:t>
       </w:r>
       <w:r>
         <w:rPr>
@@ -3540,6 +3540,21 @@
       <w:r>
         <w:rPr>
           <w:rFonts w:ascii="Times New Roman" w:hAnsi="Times New Roman" w:eastAsia="宋体"/>
+          <w:b w:val="0"/>
+          <w:sz w:val="22"/>
+        </w:rPr>
+        <w:t>14. Yang S, Zhou Y, Wang C, Luo M. The 'Double Helix' model of quality monitoring: risk mapping of quality management system during initial ISO 15189 implementation in a medical laboratory. PLoS One 2026;21:e0342129.</w:t>
+      </w:r>
+    </w:p>
+    <w:p>
+      <w:pPr>
+        <w:spacing w:before="80" w:after="80" w:lineRule="auto" w:line="360"/>
+        <w:ind w:firstLine="0"/>
+        <w:jc w:val="both"/>
+      </w:pPr>
+      <w:r>
+        <w:rPr>
+          <w:rFonts w:ascii="Times New Roman" w:hAnsi="Times New Roman" w:eastAsia="宋体"/>
           <w:b/>
           <w:sz w:val="22"/>
         </w:rPr>
@@ -3620,7 +3635,7 @@
           <w:b w:val="0"/>
           <w:sz w:val="22"/>
         </w:rPr>
-        <w:t>：13</w:t>
+        <w:t>：14</w:t>
       </w:r>
     </w:p>
     <w:sectPr>

--- a/paper/manuscript_v2_zh_CCLM.docx
+++ b/paper/manuscript_v2_zh_CCLM.docx
@@ -188,7 +188,7 @@
           <w:b w:val="0"/>
           <w:sz w:val="22"/>
         </w:rPr>
-        <w:t>：采用非对称双模型设计，共生成 486 份 QMS 文件：Claude Opus 4.6 × 9 组配置 × 15 任务 × 3 重复（405 份）；GPT-5.4 × 9 组 × 3 任务（A1/B1/C1）× 3 重复（81 份，用于跨模型验证）。9 组配置按规则、骨架、详细内容、示例 4 个维度正交组合，token 规模从 0 覆盖至 71 K。评估采用三层框架：(1) Python 自动合规评分器；(2) Claude 与 GPT-5.4 双 LLM 评审（共 864 次评分 = 378 条 Claude 评审 + 486 条 GPT 评审，含 2×2 对称跨模型验证）；(3) 3 位 ISO 15189 资格专家对 10 份分层随机抽样的盲化文件独立评分。一致性采用 Pearson 相关系数、Spearman 相关系数以及组内相关系数 [ICC(2,1) 与 ICC(3,1)] 评价。</w:t>
+        <w:t>：采用非对称双模型设计，共生成 486 份 QMS 文件：Claude Opus 4.6 × 9 组配置 × 15 任务 × 3 重复（405 份）；GPT-5.4 × 9 组 × 3 任务（A1/B1/C1）× 3 重复（81 份，用于跨模型验证）。9 组配置按规则、骨架、详细内容、示例 4 个维度正交组合，token 规模从 0 覆盖至 56 K。评估采用三层框架：(1) Python 自动合规评分器；(2) Claude 与 GPT-5.4 双 LLM 评审（共 864 次评分 = 378 条 Claude 评审 + 486 条 GPT 评审，含 2×2 对称跨模型验证）；(3) 3 位 ISO 15189 资格专家对 10 份分层随机抽样的盲化文件独立评分。一致性采用 Pearson 相关系数、Spearman 相关系数以及组内相关系数 [ICC(2,1) 与 ICC(3,1)] 评价。</w:t>
       </w:r>
     </w:p>
     <w:p>
@@ -211,7 +211,7 @@
           <w:b w:val="0"/>
           <w:sz w:val="22"/>
         </w:rPr>
-        <w:t>：(1) 四因子正交消融（Benjamini-Hochberg FDR 校正）显示，LLM 评估层下仅规则层达到显著（Δ=+0.511；BH-adjusted p&lt;0.001）；骨架层（Δ=+0.213；BH-adjusted p=0.11）、详细内容（Δ=−0.031；BH-adjusted p=0.79）与示例（Δ=−0.053；BH-adjusted p=0.61）均未达显著。(2) 全量配置 C_full（71 K）在 Claude 生成下的跨评分为 3.22–4.56，在 GPT-5.4 生成下降至 1.40–1.84，提示 Claude Opus 的长上下文能力在此场景中具有模型特异性。(3) Claude 评审存在约 +0.46 的自评偏差，GPT 评审呈约 −0.47 的反向偏差。(4) 3 位专家之间 ICC(2,k)=0.982，而专家均值与 Claude 评审的 ICC(3,1)=0.548（p=0.04）、与 GPT 评审的 ICC(3,1)=0.217（p=0.26）；两种 LLM 评审均系统性高估 0.52–0.90 分。(5) LLM 评估层的最优配置 H4_sop_only（6 K 骨架）在专家视角下排名倒数第二（3.20 分，n=2），而模板类配置 F_template（35 K）、H2_keep_examples（61 K）与 G_template_rules（38 K）在专家视角下最优（4.06–4.24 分）。</w:t>
+        <w:t>：(1) 四因子正交消融（Benjamini-Hochberg FDR 校正）显示，LLM 评估层下仅规则层达到显著（Δ=+0.511；BH-adjusted p&lt;0.001）；骨架层（Δ=+0.213；BH-adjusted p=0.11）、详细内容（Δ=−0.031；BH-adjusted p=0.79）与示例（Δ=−0.053；BH-adjusted p=0.61）均未达显著。(2) 全量配置 C_full（56 K）在 Claude 生成下的跨评分为 3.22–4.56，在 GPT-5.4 生成下降至 1.40–1.84，提示 Claude Opus 的长上下文能力在此场景中具有模型特异性。(3) Claude 评审存在约 +0.46 的自评偏差，GPT 评审呈约 −0.47 的反向偏差。(4) 3 位专家之间 ICC(2,k)=0.982，而专家均值与 Claude 评审的 ICC(3,1)=0.548（p=0.04）、与 GPT 评审的 ICC(3,1)=0.217（p=0.26）；两种 LLM 评审均系统性高估 0.52–0.90 分。(5) LLM 评估层的最优配置 H4_sop_only（2 K 骨架）在专家视角下排名倒数第二（3.20 分，n=2），而模板类配置 F_template（15 K）、H2_keep_examples（25 K）与 G_template_rules（16 K）在专家视角下最优（4.06–4.24 分）。</w:t>
       </w:r>
     </w:p>
     <w:p>
@@ -234,7 +234,7 @@
           <w:b w:val="0"/>
           <w:sz w:val="22"/>
         </w:rPr>
-        <w:t>：LLM 辅助 QMS 文件生成的"最优配置"取决于评估视角。追求 token 效率与成本控制的场景建议采用 H4_sop_only（6 K）或 E_rules（3 K）；正式送审与 CNAS 认可申请场景建议采用 G_template_rules（38 K）或 F_template（35 K）。C_full（71 K）在现阶段 GPT 类模型长上下文能力不稳定的情况下应避免使用。LLM 评审可作为初筛工具，但不可替代专家终审；Claude 评审与专家排序呈中等一致性，可作为粗筛代理，GPT 评审则不适合此用途。</w:t>
+        <w:t>：LLM 辅助 QMS 文件生成的"最优配置"取决于评估视角。追求 token 效率与成本控制的场景建议采用 H4_sop_only（2 K）或 E_rules（3 K）；正式送审与 CNAS 认可申请场景建议采用 G_template_rules（16 K）或 F_template（15 K）。C_full（56 K）在现阶段 GPT 类模型长上下文能力不稳定的情况下应避免使用。LLM 评审可作为初筛工具，但不可替代专家终审；Claude 评审与专家排序呈中等一致性，可作为粗筛代理，GPT 评审则不适合此用途。</w:t>
       </w:r>
     </w:p>
     <w:p>
@@ -367,7 +367,7 @@
           <w:b w:val="0"/>
           <w:sz w:val="22"/>
         </w:rPr>
-        <w:t>依据规则、骨架、详细内容、示例 4 个维度进行正交组合，设计 9 组对照配置（Figure 1）。其中 A_bare（0 K）与 B_simple（0.4 K）为基线；C_full（71 K）代表全量输入策略；E_rules（3.1 K）仅含规则层；F_template（35 K）为无规则的完整模板；G_template_rules（38 K）为规则与模板的组合；H2_keep_examples（61 K）在 G 基础上额外保留示例；H3_skeleton（13 K）保留模块骨架但删除详细内容；H4_sop_only（6 K）仅保留任务最相关的单个 SOP 骨架。</w:t>
+        <w:t>依据规则、骨架、详细内容、示例 4 个维度进行正交组合，设计 9 组对照配置（Figure 1）。其中 A_bare（0 K）与 B_simple（0.3 K）为基线；C_full（56 K）代表全量输入策略；E_rules（1.2 K）仅含规则层；F_template（15 K）为无规则的完整模板；G_template_rules（16 K）为规则与模板的组合；H2_keep_examples（25 K）在 G 基础上额外保留示例；H3_skeleton（5 K）保留模块骨架但删除详细内容；H4_sop_only（2 K）仅保留任务最相关的单个 SOP 骨架。</w:t>
       </w:r>
     </w:p>
     <w:p>
@@ -382,7 +382,22 @@
           <w:b w:val="0"/>
           <w:sz w:val="22"/>
         </w:rPr>
-        <w:t>规则层基于 rules.md（3.1 K），经领域专家校验修正：删除 3 条错误术语映射（仪器→设备、校准品→校准物、室间质评→能力验证），修正 3 条目标术语（标本→样品、检验项目→检测项目、线性范围→可报告范围），保留 10 条正确映射与 7 类模糊表述禁令。骨架层由 strip_to_skeleton 算法从模板库中提取，保留章节标题、各章节首段说明与表单编号列表，删除条款原文摘录、详细表格内容、示例、详细步骤列表与代码块。</w:t>
+        <w:t>规则层基于 rules.md（1.2 K），经领域专家校验修正：删除 3 条错误术语映射（仪器→设备、校准品→校准物、室间质评→能力验证），修正 3 条目标术语（标本→样品、检验项目→检测项目、线性范围→可报告范围），保留 10 条正确映射与 7 类模糊表述禁令。骨架层由 strip_to_skeleton 算法从模板库中提取，保留章节标题、各章节首段说明与表单编号列表，删除条款原文摘录、详细表格内容、示例、详细步骤列表与代码块。</w:t>
+      </w:r>
+    </w:p>
+    <w:p>
+      <w:pPr>
+        <w:spacing w:before="80" w:after="80" w:lineRule="auto" w:line="360"/>
+        <w:ind w:firstLine="0"/>
+        <w:jc w:val="both"/>
+      </w:pPr>
+      <w:r>
+        <w:rPr>
+          <w:rFonts w:ascii="Times New Roman" w:hAnsi="Times New Roman" w:eastAsia="宋体"/>
+          <w:b w:val="0"/>
+          <w:sz w:val="22"/>
+        </w:rPr>
+        <w:t>本研究中所有报告的 token 数（K）均按 cl100k_base tokenizer（OpenAI tiktoken 库）计算并除以 1000；该 tokenizer 在中英混合医学文本上与 Anthropic 实际 tokenizer 相差通常 ≤10%，作为可重复的近似估计。</w:t>
       </w:r>
     </w:p>
     <w:p>
@@ -1699,7 +1714,7 @@
           <w:b w:val="0"/>
           <w:sz w:val="22"/>
         </w:rPr>
-        <w:t>在 Claude 生成的 405 份文件中，综合三轨（自动评分、Claude 评审、GPT 评审）综合分排序为：H4_sop_only（6 K）第 1 名（0.994），H3_skeleton（13 K）第 2 名，G_template_rules（38 K）第 3 名，H2_keep_examples（61 K）第 4 名，E_rules（3.1 K）第 5 名，C_full（71 K）第 6 名，F_template（35 K）第 7 名，B_simple 第 8 名，A_bare 第 9 名。LLM 评估层下 H4 以最少 token 达到最高综合分。</w:t>
+        <w:t>在 Claude 生成的 405 份文件中，综合三轨（自动评分、Claude 评审、GPT 评审）综合分排序为：H4_sop_only（2 K）第 1 名（0.994），H3_skeleton（5 K）第 2 名，G_template_rules（16 K）第 3 名，H2_keep_examples（25 K）第 4 名，E_rules（1.2 K）第 5 名，C_full（56 K）第 6 名，F_template（15 K）第 7 名，B_simple 第 8 名，A_bare 第 9 名。LLM 评估层下 H4 以最少 token 达到最高综合分。</w:t>
       </w:r>
     </w:p>
     <w:p>
@@ -1728,7 +1743,7 @@
           <w:b w:val="0"/>
           <w:sz w:val="22"/>
         </w:rPr>
-        <w:t>4 个消融效应同时报告 raw 与 Benjamini-Hochberg 校正后 p 值。规则层是 4 因子中唯一在校正后仍达到显著的主效应（Δ=+0.511；raw p&lt;0.001；BH-adjusted p&lt;0.001）。骨架层（Δ=+0.213；raw p=0.055；BH-adjusted p=0.11）方向为正，但经多重比较校正后未达到 0.05 阈值；本研究将其作为提示性证据，需进一步验证。详细内容（G vs H3：Δ=−0.031；raw p=0.79；BH-adjusted p=0.79）与示例（H2 vs G：Δ=−0.053；raw p=0.46；BH-adjusted p=0.61）无统计学贡献。H4 与 H3 差异不显著（Δ=−0.009，raw p=0.80；该对比为描述性，不属于 4 因子 BH 集合，故报告未校正值），提示任务特定 SOP 骨架（6 K）与完整模块骨架（13 K）效果等效。此消融结果仅在 LLM 层成立，专家层分析见 3.5 节。</w:t>
+        <w:t>4 个消融效应同时报告 raw 与 Benjamini-Hochberg 校正后 p 值。规则层是 4 因子中唯一在校正后仍达到显著的主效应（Δ=+0.511；raw p&lt;0.001；BH-adjusted p&lt;0.001）。骨架层（Δ=+0.213；raw p=0.055；BH-adjusted p=0.11）方向为正，但经多重比较校正后未达到 0.05 阈值；本研究将其作为提示性证据，需进一步验证。详细内容（G vs H3：Δ=−0.031；raw p=0.79；BH-adjusted p=0.79）与示例（H2 vs G：Δ=−0.053；raw p=0.46；BH-adjusted p=0.61）无统计学贡献。H4 与 H3 差异不显著（Δ=−0.009，raw p=0.80；该对比为描述性，不属于 4 因子 BH 集合，故报告未校正值），提示任务特定 SOP 骨架（2 K）与完整模块骨架（5 K）效果等效。此消融结果仅在 LLM 层成立，专家层分析见 3.5 节。</w:t>
       </w:r>
     </w:p>
     <w:p>
@@ -1757,7 +1772,7 @@
           <w:b w:val="0"/>
           <w:sz w:val="22"/>
         </w:rPr>
-        <w:t>Figure 2 展示 2×2 对称矩阵（n=9 配置 × 4 象限）。C_full 在 GPT 生成条件下出现显著性能下降（GPT-gen × Claude-judge 平均 1.40；GPT-gen × GPT-judge 平均 1.84），而同一 C_full 在 Claude 生成条件下的跨评分为 3.22–4.56。这提示 71 K 全量配置在 Claude Opus 下仍能产出合格文件的现象具有模型特异性，并非通用结论。GPT-5.4 在 71 K 超长配置下出现指令遗忘、结构错乱与条款混搭等失败模式。</w:t>
+        <w:t>Figure 2 展示 2×2 对称矩阵（n=9 配置 × 4 象限）。C_full 在 GPT 生成条件下出现显著性能下降（GPT-gen × Claude-judge 平均 1.40；GPT-gen × GPT-judge 平均 1.84），而同一 C_full 在 Claude 生成条件下的跨评分为 3.22–4.56。这提示 56 K 全量配置在 Claude Opus 下仍能产出合格文件的现象具有模型特异性，并非通用结论。GPT-5.4 在 56 K 超长配置下出现指令遗忘、结构错乱与条款混搭等失败模式。</w:t>
       </w:r>
     </w:p>
     <w:p>
@@ -1860,7 +1875,7 @@
           <w:b w:val="0"/>
           <w:sz w:val="22"/>
         </w:rPr>
-        <w:t>按配置组的专家均值排序为：F_template 4.24（n=1）第 1 名，H2_keep_examples 4.07（n=1）第 2 名，G_template_rules 4.06（n=2）第 3 名，C_full 3.45（n=2）第 4 名，H4_sop_only 3.20（n=2）第 5 名，E_rules 3.19（n=1）第 6 名，A_bare 3.04（n=1）第 7 名。LLM 评估层的第 1 名（H4_sop_only，6 K）在专家视角下排名倒数第二（仅高于 A_bare 0.16 分）。LLM 评审对 C_full 与 H4 的高估最严重（Δ = expert − LLM-judges mean，分别为 −1.00 与 −1.05），提示这两种配置虽呈现结构完整性与术语合规性，但专家可识别其临床实操深度不足。</w:t>
+        <w:t>按配置组的专家均值排序为：F_template 4.24（n=1）第 1 名，H2_keep_examples 4.07（n=1）第 2 名，G_template_rules 4.06（n=2）第 3 名，C_full 3.45（n=2）第 4 名，H4_sop_only 3.20（n=2）第 5 名，E_rules 3.19（n=1）第 6 名，A_bare 3.04（n=1）第 7 名。LLM 评估层的第 1 名（H4_sop_only，2 K）在专家视角下排名倒数第二（仅高于 A_bare 0.16 分）。LLM 评审对 C_full 与 H4 的高估最严重（Δ = expert − LLM-judges mean，分别为 −1.00 与 −1.05），提示这两种配置虽呈现结构完整性与术语合规性，但专家可识别其临床实操深度不足。</w:t>
       </w:r>
     </w:p>
     <w:p>
@@ -1889,7 +1904,7 @@
           <w:b w:val="0"/>
           <w:sz w:val="22"/>
         </w:rPr>
-        <w:t>Figure 4 以双视角呈现 token 规模与质量评分的关系。Claude 评审曲线随 token 规模单调上升，至 C_full 仍保持 4.90；GPT 评审曲线在 H4（6 K）附近达到峰值后下降，在 C_full 处出现崩溃；专家评审曲线在 F 与 G 模板区（35–38 K）达到峰值 4.24，而在 H4（6 K）仅 3.20。三条曲线在 6–13 K 区间的分歧最为显著：LLM 评审认为已接近峰值，而专家判断仍显著低于最优。这一结果揭示 token 效率导向的配置优化与临床可用性导向的配置优化在 QMS 生成场景中对应两个不同的目标函数。</w:t>
+        <w:t>Figure 4 以双视角呈现 token 规模与质量评分的关系。Claude 评审曲线随 token 规模单调上升，至 C_full 仍保持 4.90；GPT 评审曲线在 H4（2 K）附近达到峰值后下降，在 C_full 处出现崩溃；专家评审曲线在 F 与 G 模板区（15–16 K）达到峰值 4.24，而在 H4（2 K）仅 3.20。三条曲线在 2–5 K 区间的分歧最为显著：LLM 评审认为已接近峰值，而专家判断仍显著低于最优。这一结果揭示 token 效率导向的配置优化与临床可用性导向的配置优化在 QMS 生成场景中对应两个不同的目标函数。</w:t>
       </w:r>
     </w:p>
     <w:p>
@@ -1961,7 +1976,7 @@
           <w:b w:val="0"/>
           <w:sz w:val="22"/>
         </w:rPr>
-        <w:t>C_full（71 K）是一个典型的看起来安全的配置选项：其包含所有可能相关的资料，符合宁多勿少的直觉。但在 GPT-5.4 生成条件下（跨评分 1.40–1.84），其表现彻底失败。可能的解释为：Claude Opus 的 long-context attention 训练更充分，能在 71 K 中筛选有效信号；GPT-5.4 在超长配置下出现指令遗忘。方法学启示：任何关于某配置尚可用的结论必须经跨生成模型验证，单模型结论与模型特性绑定，不应外推。</w:t>
+        <w:t>C_full（56 K）是一个典型的看起来安全的配置选项：其包含所有可能相关的资料，符合宁多勿少的直觉。但在 GPT-5.4 生成条件下（跨评分 1.40–1.84），其表现彻底失败。可能的解释为：Claude Opus 的 long-context attention 训练更充分，能在 56 K 中筛选有效信号；GPT-5.4 在超长配置下出现指令遗忘。方法学启示：任何关于某配置尚可用的结论必须经跨生成模型验证，单模型结论与模型特性绑定，不应外推。</w:t>
       </w:r>
     </w:p>
     <w:p>
@@ -2243,7 +2258,7 @@
                 <w:b w:val="0"/>
                 <w:sz w:val="20"/>
               </w:rPr>
-              <w:t>3–6 K</w:t>
+              <w:t>1–2 K</w:t>
             </w:r>
           </w:p>
         </w:tc>
@@ -2375,7 +2390,7 @@
                 <w:b w:val="0"/>
                 <w:sz w:val="20"/>
               </w:rPr>
-              <w:t>6–13 K</w:t>
+              <w:t>2–5 K</w:t>
             </w:r>
           </w:p>
         </w:tc>
@@ -2507,7 +2522,7 @@
                 <w:b w:val="0"/>
                 <w:sz w:val="20"/>
               </w:rPr>
-              <w:t>38 K</w:t>
+              <w:t>16 K</w:t>
             </w:r>
           </w:p>
         </w:tc>
@@ -2639,7 +2654,7 @@
                 <w:b w:val="0"/>
                 <w:sz w:val="20"/>
               </w:rPr>
-              <w:t>35–38 K</w:t>
+              <w:t>15–16 K</w:t>
             </w:r>
           </w:p>
         </w:tc>
@@ -2745,7 +2760,7 @@
                 <w:b w:val="0"/>
                 <w:sz w:val="20"/>
               </w:rPr>
-              <w:t>C_full（71 K）</w:t>
+              <w:t>C_full（56 K）</w:t>
             </w:r>
           </w:p>
         </w:tc>
@@ -3032,7 +3047,7 @@
           <w:b w:val="0"/>
           <w:sz w:val="22"/>
         </w:rPr>
-        <w:t>LLM 辅助 ISO 15189 QMS 文件生成的最优配置取决于评估视角。LLM 评估层下 H4_sop_only（6 K）综合最优；专家视角下 F_template（35 K）、H2_keep_examples（61 K）与 G_template_rules（38 K）并列最优（均值 4.06–4.24 分），H4 位列倒数第二。追求 token 效率与成本控制的场景推荐采用 H4 或 E_rules（3–6 K），正式送审与 CNAS 认可申请场景推荐采用 G 或 F（35–38 K），C_full（71 K）应避免使用。LLM 评审可作为初筛代理（Claude 评审效果优于 GPT），但关键文件必须经专家终审。</w:t>
+        <w:t>LLM 辅助 ISO 15189 QMS 文件生成的最优配置取决于评估视角。LLM 评估层下 H4_sop_only（2 K）综合最优；专家视角下 F_template（15 K）、H2_keep_examples（25 K）与 G_template_rules（16 K）并列最优（均值 4.06–4.24 分），H4 位列倒数第二。追求 token 效率与成本控制的场景推荐采用 H4 或 E_rules（1–2 K），正式送审与 CNAS 认可申请场景推荐采用 G 或 F（15–16 K），C_full（56 K）应避免使用。LLM 评审可作为初筛代理（Claude 评审效果优于 GPT），但关键文件必须经专家终审。</w:t>
       </w:r>
     </w:p>
     <w:p>
@@ -3319,7 +3334,7 @@
           <w:b w:val="0"/>
           <w:sz w:val="22"/>
         </w:rPr>
-        <w:t xml:space="preserve"> token 规模与质量评分关系——LLM 评审在 6–13 K 达峰，专家偏好 35–61 K。横轴为 system-prompt 大小（symlog 刻度），纵轴为 0–5 质量评分。绿色实线（方块）为 3 位专家均值，红色实线（圆点）为 Claude Opus 4.6 评审，蓝色实线（三角）为 GPT-5.4 评审。橙色阴影区为 token 效率最优区（H4 / H3），绿色阴影区为专家临床可用性最优区（F / G）。</w:t>
+        <w:t xml:space="preserve"> token 规模与质量评分关系——LLM 评审在 2–5 K 达峰，专家偏好 15–25 K。横轴为 system-prompt 大小（symlog 刻度），纵轴为 0–5 质量评分。绿色实线（方块）为 3 位专家均值，红色实线（圆点）为 Claude Opus 4.6 评审，蓝色实线（三角）为 GPT-5.4 评审。橙色阴影区为 token 效率最优区（H4 / H3），绿色阴影区为专家临床可用性最优区（F / G）。</w:t>
       </w:r>
     </w:p>
     <w:p>

--- a/paper/manuscript_v2_zh_CCLM.docx
+++ b/paper/manuscript_v2_zh_CCLM.docx
@@ -188,7 +188,7 @@
           <w:b w:val="0"/>
           <w:sz w:val="22"/>
         </w:rPr>
-        <w:t>：采用非对称双模型设计，共生成 486 份 QMS 文件：Claude Opus 4.6 × 9 组配置 × 15 任务 × 3 重复（405 份）；GPT-5.4 × 9 组 × 3 任务（A1/B1/C1）× 3 重复（81 份，用于跨模型验证）。9 组配置按规则、骨架、详细内容、示例 4 个维度正交组合，token 规模从 0 覆盖至 56 K。评估采用三层框架：(1) Python 自动合规评分器；(2) Claude 与 GPT-5.4 双 LLM 评审（共 864 次评分 = 378 条 Claude 评审 + 486 条 GPT 评审，含 2×2 对称跨模型验证）；(3) 3 位 ISO 15189 资格专家对 10 份分层随机抽样的盲化文件独立评分。一致性采用 Pearson 相关系数、Spearman 相关系数以及组内相关系数 [ICC(2,1) 与 ICC(3,1)] 评价。</w:t>
+        <w:t>：采用非对称双模型设计，共生成 486 份 QMS 文件：Claude Opus 4.6 × 9 组配置 × 15 任务 × 3 重复（405 份）；GPT-5.4 × 9 组 × 3 任务（A1/B1/C1）× 3 重复（81 份，用于跨模型验证）。9 组配置按规则、骨架、详细内容、示例 4 个维度系统替换组合，token 规模从 0 覆盖至 56 K。评估采用三层框架：(1) Python 自动合规评分器；(2) Claude 与 GPT-5.4 双 LLM 评审（共 864 次评分 = 378 条 Claude 评审 + 486 条 GPT 评审，含 2×2 对称跨模型验证）；(3) 3 位 ISO 15189 资格专家对 10 份分层随机抽样的盲化文件独立评分。一致性采用 Pearson 相关系数、Spearman 相关系数以及组内相关系数 [ICC(2,1) 与 ICC(3,1)] 评价。</w:t>
       </w:r>
     </w:p>
     <w:p>
@@ -367,7 +367,7 @@
           <w:b w:val="0"/>
           <w:sz w:val="22"/>
         </w:rPr>
-        <w:t>依据规则、骨架、详细内容、示例 4 个维度进行正交组合，设计 9 组对照配置（Figure 1）。其中 A_bare（0 K）与 B_simple（0.3 K）为基线；C_full（56 K）代表全量输入策略；E_rules（1.2 K）仅含规则层；F_template（15 K）为无规则的完整模板；G_template_rules（16 K）为规则与模板的组合；H2_keep_examples（25 K）在 G 基础上额外保留示例；H3_skeleton（5 K）保留模块骨架但删除详细内容；H4_sop_only（2 K）仅保留任务最相关的单个 SOP 骨架。</w:t>
+        <w:t>依据规则、骨架、详细内容、示例 4 个维度进行系统替换（systematic substitution along four binary dimensions），设计 9 组对照配置（Figure 1）。其中 A_bare（0 K）与 B_simple（0.3 K）为基线；C_full（56 K）代表全量输入策略；E_rules（1.2 K）仅含规则层；F_template（15 K）为无规则的完整模板；G_template_rules（16 K）为规则与模板的组合；H2_keep_examples（25 K）在 G 基础上额外保留示例；H3_skeleton（5 K）保留模块骨架但删除详细内容；H4_sop_only（2 K）仅保留任务最相关的单个 SOP 骨架。字母 D 在编号序列中被有意跳过：D_rules 是规则层的早期变体，经领域专家校验发现存在术语错误后被弃用并由 E_rules_v2 替代；保留字母跳号以保持配置标识符的时间一致性。</w:t>
       </w:r>
     </w:p>
     <w:p>
@@ -382,7 +382,7 @@
           <w:b w:val="0"/>
           <w:sz w:val="22"/>
         </w:rPr>
-        <w:t>规则层基于 rules.md（1.2 K），经领域专家校验修正：删除 3 条错误术语映射（仪器→设备、校准品→校准物、室间质评→能力验证），修正 3 条目标术语（标本→样品、检验项目→检测项目、线性范围→可报告范围），保留 10 条正确映射与 7 类模糊表述禁令。骨架层由 strip_to_skeleton 算法从模板库中提取，保留章节标题、各章节首段说明与表单编号列表，删除条款原文摘录、详细表格内容、示例、详细步骤列表与代码块。</w:t>
+        <w:t>规则层基于 rules.md（1.2 K），经领域专家校验修正：删除 3 条错误术语映射（仪器→设备、校准品→校准物、室间质评→能力验证），修正 3 条目标术语（标本→样品、检验项目→检测项目、线性范围→可报告范围），保留 10 条正确映射与 7 类模糊表述禁令。骨架层由 strip_to_skeleton 算法从模板库中提取，保留章节标题、各章节首段说明与表单编号列表，删除条款原文摘录、详细表格内容、示例、详细步骤列表与 fenced code blocks（markdown ... 围栏块，含流程图、JSON 片段或伪代码）。</w:t>
       </w:r>
     </w:p>
     <w:p>

--- a/paper/manuscript_v2_zh_CCLM.docx
+++ b/paper/manuscript_v2_zh_CCLM.docx
@@ -211,7 +211,7 @@
           <w:b w:val="0"/>
           <w:sz w:val="22"/>
         </w:rPr>
-        <w:t>：(1) 四因子正交消融（Benjamini-Hochberg FDR 校正）显示，LLM 评估层下仅规则层达到显著（Δ=+0.511；BH-adjusted p&lt;0.001）；骨架层（Δ=+0.213；BH-adjusted p=0.11）、详细内容（Δ=−0.031；BH-adjusted p=0.79）与示例（Δ=−0.053；BH-adjusted p=0.61）均未达显著。(2) 全量配置 C_full（56 K）在 Claude 生成下的跨评分为 3.22–4.56，在 GPT-5.4 生成下降至 1.40–1.84，提示 Claude Opus 的长上下文能力在此场景中具有模型特异性。(3) Claude 评审存在约 +0.46 的自评偏差，GPT 评审呈约 −0.47 的反向偏差。(4) 3 位专家之间 ICC(2,k)=0.982，而专家均值与 Claude 评审的 ICC(3,1)=0.548（p=0.04）、与 GPT 评审的 ICC(3,1)=0.217（p=0.26）；两种 LLM 评审均系统性高估 0.52–0.90 分。(5) LLM 评估层的最优配置 H4_sop_only（2 K 骨架）在专家视角下排名倒数第二（3.20 分，n=2），而模板类配置 F_template（15 K）、H2_keep_examples（25 K）与 G_template_rules（16 K）在专家视角下最优（4.06–4.24 分）。</w:t>
+        <w:t>：(1) 四因子替换对比消融（Benjamini-Hochberg FDR 校正）显示，LLM 评估层下仅规则层达到显著（Δ=+0.511；BH-adjusted p&lt;0.001）；骨架层（Δ=+0.213；BH-adjusted p=0.11）、详细内容（Δ=−0.031；BH-adjusted p=0.79）与示例（Δ=−0.053；BH-adjusted p=0.61）均未达显著。(2) 全量配置 C_full（56 K）在 Claude 生成下的跨评分为 3.22–4.56，在 GPT-5.4 生成下降至 1.40–1.84，提示 Claude Opus 的长上下文能力在此场景中具有模型特异性。(3) Claude 评审存在约 +0.46 的自评偏差，GPT 评审呈约 −0.47 的反向偏差。(4) 3 位专家之间 ICC(2,k)=0.982，而专家均值与 Claude 评审的 ICC(3,1)=0.548（p=0.04）、与 GPT 评审的 ICC(3,1)=0.217（p=0.26）；两种 LLM 评审均系统性高估 0.52–0.90 分。(5) LLM 评估层的最优配置 H4_sop_only（2 K 骨架）在专家视角下排名倒数第二（3.20 分，n=2），而模板类配置 F_template（15 K）、H2_keep_examples（25 K）与 G_template_rules（16 K）在专家视角下最优（4.06–4.24 分）。</w:t>
       </w:r>
     </w:p>
     <w:p>
@@ -1671,7 +1671,7 @@
           <w:b w:val="0"/>
           <w:sz w:val="22"/>
         </w:rPr>
-        <w:t>——对应 *k 评分者均值* 可靠度变体，k=3——用于评估三专家组的整体可靠度。ICC 计算采用 pingouin 0.5 Python 库。自评偏差采用跨模型差分定量，即 bias = (own-own 均值) − (cross-own 均值)。</w:t>
+        <w:t>——对应 *k 评分者均值* 可靠度变体，k=3——用于评估三专家组的整体可靠度。ICC 计算采用 pingouin 0.5 Python 库。自评偏差采用跨模型差分定量，即 bias = (own-own 均值) − (cross-own 均值)。本研究的 9 个配置并非 Taguchi L9 正交表，而是 4 维配置空间（规则 / 骨架 / 详细内容 / 示例，每维 3 水平：缺失 / 部分 / 完整）的结构化子集，其选取目的是通过上述靶向成对对比隔离每个维度的影响，而非满足 L9 设计对正交平衡性的要求。</w:t>
       </w:r>
     </w:p>
     <w:p>
@@ -1728,7 +1728,7 @@
           <w:b/>
           <w:sz w:val="24"/>
         </w:rPr>
-        <w:t>3.2 四因子正交消融</w:t>
+        <w:t>3.2 四因子替换对比消融</w:t>
       </w:r>
     </w:p>
     <w:p>

--- a/paper/manuscript_v2_zh_CCLM.docx
+++ b/paper/manuscript_v2_zh_CCLM.docx
@@ -426,7 +426,7 @@
           <w:b w:val="0"/>
           <w:sz w:val="22"/>
         </w:rPr>
-        <w:t>主实验采用 Claude Opus 4.6（Anthropic）× 9 组配置 × 15 任务 × 3 重复，共生成 405 份文件。15 项任务按 CNAS 评审场景分为 A 类（文件编写，例如人员培训与能力评估控制程序）、B 类（体系运行，例如年度内审检查表）与 C 类（审核模拟，例如内部质控程序文件审查报告），每类 5 项。跨模型验证采用 GPT-5.4（OpenAI，通过 AIHubMix 代理接入）× 9 组 × 3 任务（A1/B1/C1）× 3 重复，共生成 81 份文件。两种模型均设定 temperature=1.0，max_tokens=12 000，使用相同的 system prompt 配置。</w:t>
+        <w:t>主实验采用 Claude Opus 4.6（Anthropic），通过 Claude Code Agent 工具（Anthropic 的 CLI agent 框架）调用，9 组配置 × 15 任务 × 3 重复，共生成 405 份文件。15 项任务按 CNAS 评审场景分为 A 类（文件编写，例如人员培训与能力评估控制程序）、B 类（体系运行，例如年度内审检查表）与 C 类（审核模拟，例如内部质控程序文件审查报告），每类 5 项。跨模型验证采用 GPT-5.4（OpenAI，通过 openai Python SDK 调用，base URL 指向 AIHubMix API 代理）× 9 组 × 3 任务（A1/B1/C1）× 3 重复，共生成 81 份文件。两种模型均设定 temperature=1.0，max_tokens=12 000，使用相同的 system prompt 配置。</w:t>
       </w:r>
     </w:p>
     <w:p>
@@ -3018,7 +3018,7 @@
           <w:b w:val="0"/>
           <w:sz w:val="22"/>
         </w:rPr>
-        <w:t>本研究存在以下局限。(i) 专家样本规模有限：n=3 rater × 10 文件，组均值仅 1 至 2 份，仅支持排序方向性结论而非严格统计推断。跨单位 3 至 5 位专家 × 30 至 50 份文件的多中心验证是关键的未来工作。(ii) 同单位专家一致性的双刃剑：3 位专家间 ICC(2,k)=0.982 的极高一致性既是 5 维度评分量规有效的证据，亦可能反映同单位共享的专业文化、培训谱系与对模糊条款的解读习惯，从而高估了跨单位可推广性。(iii) 第一作者的双重角色：第一作者同时担任 Rater 1 与研究设计者。Rater 2 与 Rater 3 在不知晓 Rater 1 评分的前提下独立完成评分；各 rater 数据完整公开。(iv) 专家与 LLM 评审共享 5 维度量规：存在 shared-measurement bias 风险，未来应加入临床可用性等专家原生维度。(v) GPT-5.4 生成任务覆盖受限：仅覆盖 A1/B1/C1（81 份）。(vi) 领域特异性：结果限定于 ISO 15189 医学实验室，对 ISO 17025、ISO 9001 等其他标准的迁移性待验证。(vii) 第三方 LLM 评审缺失：仅采用 Claude 与 GPT 两类评审。(viii) 语言限定：全部为中文 QMS 文件，英语或其他语言场景下的效果未验证。(ix) 模型时效性：生成文件的质量受所用模型影响，随着大模型持续迭代，本研究结论可能需要重新验证。(x) 跨评象限 raw 数据保留：Claude 评审在 GPT-gen 与 H 组 Claude-gen 子集上的 per-paper raw 评分仅以聚合均值形式归档，per-paper JSON 未保留；2×2 自评偏差矩阵无法直接从最底层数据复算，但 6 个核心配置组（A/B/C/E/F/G）的 270 条 Claude 评审 raw 与全部 486 条 GPT 评审 raw 均完整公开。(xi) 评审员内部一致性未评估：每个 LLM 评审员对每份文件仅打分 1 次，未要求评审员对子集重复打分以量化评审员内部方差。评审员之间的一致性已通过 Claude 与 GPT 评审的 2×2 跨比较及 3 位专家 ICC 分析进行评价。(xii) 未开展评分前专家校准：3 位评分员仅依据公布的 5 维度量规与 ISO 15189:2022 / CNAS-CL02:2023 标准独立评分，未事先开展校准会议（即由 3 位评分员先共同评分若干示例文件以对齐解读）。3 位专家间极高的 ICC(2,k)=0.982 表明在本单位语境下量规已足够自解释，但在未来多中心研究中加入正式校准步骤将有助于增强可重复性。</w:t>
+        <w:t>本研究存在以下局限。(i) 专家样本规模有限：n=3 rater × 10 文件，组均值仅 1 至 2 份，仅支持排序方向性结论而非严格统计推断。跨单位 3 至 5 位专家 × 30 至 50 份文件的多中心验证是关键的未来工作。(ii) 同单位专家一致性的双刃剑：3 位专家间 ICC(2,k)=0.982 的极高一致性既是 5 维度评分量规有效的证据，亦可能反映同单位共享的专业文化、培训谱系与对模糊条款的解读习惯，从而高估了跨单位可推广性。(iii) 第一作者的双重角色：第一作者同时担任 Rater 1 与研究设计者。Rater 2 与 Rater 3 在不知晓 Rater 1 评分的前提下独立完成评分；各 rater 数据完整公开。(iv) 专家与 LLM 评审共享 5 维度量规：存在 shared-measurement bias 风险，未来应加入临床可用性等专家原生维度。(v) GPT-5.4 生成任务覆盖受限：仅覆盖 A1/B1/C1（81 份）。(vi) 领域特异性：结果限定于 ISO 15189 医学实验室，对 ISO 17025、ISO 9001 等其他标准的迁移性待验证。(vii) 第三方 LLM 评审缺失：仅采用 Claude 与 GPT 两类评审。(viii) 语言限定：全部为中文 QMS 文件，英语或其他语言场景下的效果未验证。(ix) 模型时效性：生成文件的质量受所用模型影响，随着大模型持续迭代，本研究结论可能需要重新验证。(x) 跨评象限 raw 数据保留：Claude 评审在 GPT-gen 与 H 组 Claude-gen 子集上的 per-paper raw 评分仅以聚合均值形式归档，per-paper JSON 未保留；2×2 自评偏差矩阵无法直接从最底层数据复算，但 6 个核心配置组（A/B/C/E/F/G）的 270 条 Claude 评审 raw 与全部 486 条 GPT 评审 raw 均完整公开。(xi) 评审员内部一致性未评估：每个 LLM 评审员对每份文件仅打分 1 次，未要求评审员对子集重复打分以量化评审员内部方差。评审员之间的一致性已通过 Claude 与 GPT 评审的 2×2 跨比较及 3 位专家 ICC 分析进行评价。(xii) 未开展评分前专家校准：3 位评分员仅依据公布的 5 维度量规与 ISO 15189:2022 / CNAS-CL02:2023 标准独立评分，未事先开展校准会议（即由 3 位评分员先共同评分若干示例文件以对齐解读）。3 位专家间极高的 ICC(2,k)=0.982 表明在本单位语境下量规已足够自解释，但在未来多中心研究中加入正式校准步骤将有助于增强可重复性。(xiii) Claude Code Agent 封装：Claude Opus 4.6 的生成与 Claude 评审均通过 Claude Code Agent 工具执行，而非直接 Anthropic REST SDK 调用。Claude Code 框架会在每组配置 prompt 之上叠加恒定的 framework 级 system prompt（工具定义与文件系统指引），故模型实际接收的 prompt 长度大于 §2.1 报告的 per-config token 数。该 framework 开销在 9 组配置间及所有评审调用中均完全相同，故配置间的相对比较与 LLM 评审-专家相对一致性结论仍然有效；但要精确复现绝对评分，需使用相同 Claude Code 版本；以直接 Anthropic SDK 调用相同配置可能得到略有差异的绝对评分。</w:t>
       </w:r>
     </w:p>
     <w:p>

--- a/paper/manuscript_v2_zh_CCLM.docx
+++ b/paper/manuscript_v2_zh_CCLM.docx
@@ -426,7 +426,7 @@
           <w:b w:val="0"/>
           <w:sz w:val="22"/>
         </w:rPr>
-        <w:t>主实验采用 Claude Opus 4.6（Anthropic），通过 Claude Code Agent 工具（Anthropic 的 CLI agent 框架）调用，9 组配置 × 15 任务 × 3 重复，共生成 405 份文件。15 项任务按 CNAS 评审场景分为 A 类（文件编写，例如人员培训与能力评估控制程序）、B 类（体系运行，例如年度内审检查表）与 C 类（审核模拟，例如内部质控程序文件审查报告），每类 5 项。跨模型验证采用 GPT-5.4（OpenAI，通过 openai Python SDK 调用，base URL 指向 AIHubMix API 代理）× 9 组 × 3 任务（A1/B1/C1）× 3 重复，共生成 81 份文件。两种模型均设定 temperature=1.0，max_tokens=12 000，使用相同的 system prompt 配置。</w:t>
+        <w:t>主实验采用 Claude Opus 4.6（Anthropic，美国加州 San Francisco），通过 Claude Code Agent 接口（Anthropic 的命令行 agent 框架）以文本生成模式运行：sub-agent 仅返回文本回复，文件生成阶段未发生任何 agentic 工具调用（文件系统、网络访问、代码执行），但 Claude Code 框架自带的工具定义始终存在于 framework 级 system prompt 中（详见 §4.5 局限性 xiii）。模型测试跨越 9 组 prompt 配置、15 项 QMS 编写任务、每元胞 3 次独立重复，共生成 405 份文件。15 项任务按 CNAS 评审场景分层为三类，每类 5 项：A 类（文件编写，例如人员培训与能力评估控制程序）、B 类（体系运行，例如年度内审检查表）、C 类（审核模拟，例如内部质控程序文件审查报告）。完整任务列表与原始 prompt 已公开于 GitHub 仓库 task_messages/ 与 configs/ 目录。跨模型验证采用 GPT-5.4（OpenAI，美国加州 San Francisco），通过官方 openai Python SDK（≥ v1.0）调用，base URL 配置为 AIHubMix 端点（https://aihubmix.com）；采用此路由是因研究期间作者所在地区无法直接访问 OpenAI API。（输出目录沿用早期脚本迭代时的 gpt4o_* 前缀命名，所有调用的实际运行 model 均为 GPT-5.4，由 SDK model 参数传入。）GPT-5.4 在相同 9 组配置下评估，每类各取一个代表性任务（A1、B1、C1，定义为各类按索引的第一个任务），3 次重复，共生成 81 份文件。两模型在每个实验元胞内接收完全相同的 system prompt 配置，并使用完全相同的生成参数：temperature = 1.0、max_tokens = 12,000；所有其他生成参数采用模型默认值。较高的采样温度选择是为反映真实交互使用场景；为捕捉由此引入的随机性方差，每元胞设 3 次独立重复。所有 API 调用执行于 2026 年 4 月 2 日至 4 月 14 日之间。</w:t>
       </w:r>
     </w:p>
     <w:p>
@@ -3018,7 +3018,7 @@
           <w:b w:val="0"/>
           <w:sz w:val="22"/>
         </w:rPr>
-        <w:t>本研究存在以下局限。(i) 专家样本规模有限：n=3 rater × 10 文件，组均值仅 1 至 2 份，仅支持排序方向性结论而非严格统计推断。跨单位 3 至 5 位专家 × 30 至 50 份文件的多中心验证是关键的未来工作。(ii) 同单位专家一致性的双刃剑：3 位专家间 ICC(2,k)=0.982 的极高一致性既是 5 维度评分量规有效的证据，亦可能反映同单位共享的专业文化、培训谱系与对模糊条款的解读习惯，从而高估了跨单位可推广性。(iii) 第一作者的双重角色：第一作者同时担任 Rater 1 与研究设计者。Rater 2 与 Rater 3 在不知晓 Rater 1 评分的前提下独立完成评分；各 rater 数据完整公开。(iv) 专家与 LLM 评审共享 5 维度量规：存在 shared-measurement bias 风险，未来应加入临床可用性等专家原生维度。(v) GPT-5.4 生成任务覆盖受限：仅覆盖 A1/B1/C1（81 份）。(vi) 领域特异性：结果限定于 ISO 15189 医学实验室，对 ISO 17025、ISO 9001 等其他标准的迁移性待验证。(vii) 第三方 LLM 评审缺失：仅采用 Claude 与 GPT 两类评审。(viii) 语言限定：全部为中文 QMS 文件，英语或其他语言场景下的效果未验证。(ix) 模型时效性：生成文件的质量受所用模型影响，随着大模型持续迭代，本研究结论可能需要重新验证。(x) 跨评象限 raw 数据保留：Claude 评审在 GPT-gen 与 H 组 Claude-gen 子集上的 per-paper raw 评分仅以聚合均值形式归档，per-paper JSON 未保留；2×2 自评偏差矩阵无法直接从最底层数据复算，但 6 个核心配置组（A/B/C/E/F/G）的 270 条 Claude 评审 raw 与全部 486 条 GPT 评审 raw 均完整公开。(xi) 评审员内部一致性未评估：每个 LLM 评审员对每份文件仅打分 1 次，未要求评审员对子集重复打分以量化评审员内部方差。评审员之间的一致性已通过 Claude 与 GPT 评审的 2×2 跨比较及 3 位专家 ICC 分析进行评价。(xii) 未开展评分前专家校准：3 位评分员仅依据公布的 5 维度量规与 ISO 15189:2022 / CNAS-CL02:2023 标准独立评分，未事先开展校准会议（即由 3 位评分员先共同评分若干示例文件以对齐解读）。3 位专家间极高的 ICC(2,k)=0.982 表明在本单位语境下量规已足够自解释，但在未来多中心研究中加入正式校准步骤将有助于增强可重复性。(xiii) Claude Code Agent 封装：Claude Opus 4.6 的生成与 Claude 评审均通过 Claude Code Agent 工具执行，而非直接 Anthropic REST SDK 调用。Claude Code 框架会在每组配置 prompt 之上叠加恒定的 framework 级 system prompt（工具定义与文件系统指引），故模型实际接收的 prompt 长度大于 §2.1 报告的 per-config token 数。该 framework 开销在 9 组配置间及所有评审调用中均完全相同，故配置间的相对比较与 LLM 评审-专家相对一致性结论仍然有效；但要精确复现绝对评分，需使用相同 Claude Code 版本；以直接 Anthropic SDK 调用相同配置可能得到略有差异的绝对评分。</w:t>
+        <w:t>本研究存在以下局限。(i) 专家样本规模有限：n=3 rater × 10 文件，组均值仅 1 至 2 份，仅支持排序方向性结论而非严格统计推断。跨单位 3 至 5 位专家 × 30 至 50 份文件的多中心验证是关键的未来工作。(ii) 同单位专家一致性的双刃剑：3 位专家间 ICC(2,k)=0.982 的极高一致性既是 5 维度评分量规有效的证据，亦可能反映同单位共享的专业文化、培训谱系与对模糊条款的解读习惯，从而高估了跨单位可推广性。(iii) 第一作者的双重角色：第一作者同时担任 Rater 1 与研究设计者。Rater 2 与 Rater 3 在不知晓 Rater 1 评分的前提下独立完成评分；各 rater 数据完整公开。(iv) 专家与 LLM 评审共享 5 维度量规：存在 shared-measurement bias 风险，未来应加入临床可用性等专家原生维度。(v) GPT-5.4 生成任务覆盖受限：仅覆盖 A1/B1/C1（81 份）。(vi) 领域特异性：结果限定于 ISO 15189 医学实验室，对 ISO 17025、ISO 9001 等其他标准的迁移性待验证。(vii) 第三方 LLM 评审缺失：仅采用 Claude 与 GPT 两类评审。(viii) 语言限定：全部为中文 QMS 文件，英语或其他语言场景下的效果未验证。(ix) 模型时效性：生成文件的质量受所用模型影响，随着大模型持续迭代，本研究结论可能需要重新验证。(x) 跨评象限 raw 数据保留：Claude 评审在 GPT-gen 与 H 组 Claude-gen 子集上的 per-paper raw 评分仅以聚合均值形式归档，per-paper JSON 未保留；2×2 自评偏差矩阵无法直接从最底层数据复算，但 6 个核心配置组（A/B/C/E/F/G）的 270 条 Claude 评审 raw 与全部 486 条 GPT 评审 raw 均完整公开。(xi) 评审员内部一致性未评估：每个 LLM 评审员对每份文件仅打分 1 次，未要求评审员对子集重复打分以量化评审员内部方差。评审员之间的一致性已通过 Claude 与 GPT 评审的 2×2 跨比较及 3 位专家 ICC 分析进行评价。(xii) 未开展评分前专家校准：3 位评分员仅依据公布的 5 维度量规与 ISO 15189:2022 / CNAS-CL02:2023 标准独立评分，未事先开展校准会议（即由 3 位评分员先共同评分若干示例文件以对齐解读）。3 位专家间极高的 ICC(2,k)=0.982 表明在本单位语境下量规已足够自解释，但在未来多中心研究中加入正式校准步骤将有助于增强可重复性。(xiii) Claude Code Agent 封装：Claude Opus 4.6 的生成与 Claude 评审均通过 Claude Code Agent 工具执行，而非直接 Anthropic REST SDK 调用。Claude Code 框架会在每组配置 prompt 之上叠加恒定的 framework 级 system prompt（工具定义与文件系统指引），故模型实际接收的 prompt 长度大于 §2.1 报告的 per-config token 数。该 framework 开销在 9 组配置间及所有评审调用中均完全相同，故配置间的相对比较与 LLM 评审-专家相对一致性结论仍然有效；但要精确复现绝对评分，需使用相同 Claude Code 版本；以直接 Anthropic SDK 调用相同配置可能得到略有差异的绝对评分。(xiv) AIHubMix 路由未独立审计：GPT-5.4 通过 AIHubMix 代理端点调用，该端点宣称对上游 OpenAI API 透明转发。本研究未独立验证其响应与直接 OpenAI 调用的等价性；路由层面的细微差异（请求批处理、header 处理）无法完全排除，但 GPT-5.4 model 标识符在调用链路中保持一致。(xv) 温度设置：所有生成均使用 temperature = 1.0 以反映真实交互使用场景。此设置引入随机性方差（已通过每元胞 3 次重复缓解），但牺牲了严格的字面级可重复性；追求确定性比较的后续研究建议改用 temperature = 0 重跑。</w:t>
       </w:r>
     </w:p>
     <w:p>

--- a/paper/manuscript_v2_zh_CCLM.docx
+++ b/paper/manuscript_v2_zh_CCLM.docx
@@ -452,10 +452,48 @@
       <w:r>
         <w:rPr>
           <w:rFonts w:ascii="Times New Roman" w:hAnsi="Times New Roman" w:eastAsia="宋体"/>
+          <w:b w:val="0"/>
+          <w:sz w:val="22"/>
+        </w:rPr>
+        <w:t>合规性通过互补的三层框架进行评估：基于规则的自动评分器（Tier 1）、双 LLM-as-judge 评审（Tier 2a 与 2b）、独立盲化专家评审（Tier 3）。三个层次的评分均使用统一的 0–5 整数尺度；Tier 1 采用为可由代码可靠检测的特征定制的算法量规，而 Tier 2 与 Tier 3 共用 Table 2 定义的描述性五维度量规。</w:t>
+      </w:r>
+    </w:p>
+    <w:p>
+      <w:pPr>
+        <w:spacing w:before="80" w:after="80" w:lineRule="auto" w:line="360"/>
+        <w:ind w:firstLine="0"/>
+        <w:jc w:val="both"/>
+      </w:pPr>
+      <w:r>
+        <w:rPr>
+          <w:rFonts w:ascii="Times New Roman" w:hAnsi="Times New Roman" w:eastAsia="宋体"/>
+          <w:b w:val="0"/>
+          <w:sz w:val="22"/>
+        </w:rPr>
+        <w:t>#### 2.3.1 Tier 1 — 自动合规评分</w:t>
+      </w:r>
+    </w:p>
+    <w:p>
+      <w:pPr>
+        <w:spacing w:before="80" w:after="80" w:lineRule="auto" w:line="360"/>
+        <w:ind w:firstLine="0"/>
+        <w:jc w:val="both"/>
+      </w:pPr>
+      <w:r>
+        <w:rPr>
+          <w:rFonts w:ascii="Times New Roman" w:hAnsi="Times New Roman" w:eastAsia="宋体"/>
+          <w:b w:val="0"/>
+          <w:sz w:val="22"/>
+        </w:rPr>
+        <w:t>Python 自动合规评分器（auto_scorer.py，已开源；详见 Data availability）对全部 486 份文件按</w:t>
+      </w:r>
+      <w:r>
+        <w:rPr>
+          <w:rFonts w:ascii="Times New Roman" w:hAnsi="Times New Roman" w:eastAsia="宋体"/>
           <w:b/>
           <w:sz w:val="22"/>
         </w:rPr>
-        <w:t>层 1</w:t>
+        <w:t>三个主要维度</w:t>
       </w:r>
       <w:r>
         <w:rPr>
@@ -463,13 +501,14 @@
           <w:b w:val="0"/>
           <w:sz w:val="22"/>
         </w:rPr>
-        <w:t>：Python 自动合规评分器（auto_scorer.py，已开源）对全部 486 份文件按 5 个维度评分（0–5 分整数）。</w:t>
+        <w:t>评分，并合成为加权综合分。</w:t>
       </w:r>
     </w:p>
     <w:p>
       <w:pPr>
-        <w:pStyle w:val="ListBullet"/>
-        <w:spacing w:before="40" w:after="40" w:lineRule="auto" w:line="360"/>
+        <w:spacing w:before="80" w:after="80" w:lineRule="auto" w:line="360"/>
+        <w:ind w:firstLine="0"/>
+        <w:jc w:val="both"/>
       </w:pPr>
       <w:r>
         <w:rPr>
@@ -485,13 +524,14 @@
           <w:b w:val="0"/>
           <w:sz w:val="22"/>
         </w:rPr>
-        <w:t>：按任务类别匹配必需章节标题（A 类程序文件 8 段、B 类检查表/报告 6 段、C 类审查报告 7 段；接受同义变体），结合编号层级深度与空章节检测；缺失 3 段及以上记 1 分，缺失 1 段记 3 分。</w:t>
+        <w:t>：按任务类别匹配必需章节标题（A 类程序文件 8 段；B 类检查表/报告 6 段；C 类审查报告 7 段；接受常见同义变体），结合编号层级深度与空章节检测。缺失 ≥3 段记 1 分，缺失恰好 1 段记 3 分。</w:t>
       </w:r>
     </w:p>
     <w:p>
       <w:pPr>
-        <w:pStyle w:val="ListBullet"/>
-        <w:spacing w:before="40" w:after="40" w:lineRule="auto" w:line="360"/>
+        <w:spacing w:before="80" w:after="80" w:lineRule="auto" w:line="360"/>
+        <w:ind w:firstLine="0"/>
+        <w:jc w:val="both"/>
       </w:pPr>
       <w:r>
         <w:rPr>
@@ -507,13 +547,14 @@
           <w:b w:val="0"/>
           <w:sz w:val="22"/>
         </w:rPr>
-        <w:t>：正则匹配 ISO 15189:2022 第 4–8 章条款号（如 5.4.1），用前后 40 字符上下文窗口过滤误匹配；引用 ≥10 条且含 CNAS-CL02 引用记 5 分，无引用记 1 分。</w:t>
+        <w:t>：正则匹配 ISO 15189:2022 第 4–8 章条款号（如 5.4.1），用前后 40 字符上下文窗口过滤误匹配。引用 ≥10 个独立条款且至少 1 处引用 CNAS-CL02:2023 记 5 分；无标准引用记 1 分。</w:t>
       </w:r>
     </w:p>
     <w:p>
       <w:pPr>
-        <w:pStyle w:val="ListBullet"/>
-        <w:spacing w:before="40" w:after="40" w:lineRule="auto" w:line="360"/>
+        <w:spacing w:before="80" w:after="80" w:lineRule="auto" w:line="360"/>
+        <w:ind w:firstLine="0"/>
+        <w:jc w:val="both"/>
       </w:pPr>
       <w:r>
         <w:rPr>
@@ -529,35 +570,14 @@
           <w:b w:val="0"/>
           <w:sz w:val="22"/>
         </w:rPr>
-        <w:t>：依据 ISO 15189:2022 / CNAS-CL02:2023 校验 14 条术语对照表（如"分析前过程"→"检验前过程"、"标本"→"样品"、"不确定度"→"测量不确定度"），含上下文排除规则避免合理用法误判（如"测量不确定度"中的"不确定度"不计违规）。</w:t>
+        <w:t>：本维度内部聚合两类互补检查。(i) *术语映射*：基于 ISO 15189:2022 / CNAS-CL02:2023 校验的 14 条术语对照表（如"分析前过程"→"检验前过程"、"标本"→"样品"、"不确定度"→"测量不确定度"），并配合上下文排除规则避免合理用法误判（例如"测量不确定度"中的"不确定度"不计违规）。(ii) *模糊表述检测*：检测低质量 QMS 文稿中常见的模糊词，如"及时"、"相关人员"、"定期"，经复合词白名单与后续 30 字符内频率量化（如出现"每周"、"每年"则不计）双重过滤。</w:t>
       </w:r>
     </w:p>
     <w:p>
       <w:pPr>
-        <w:pStyle w:val="ListBullet"/>
-        <w:spacing w:before="40" w:after="40" w:lineRule="auto" w:line="360"/>
-      </w:pPr>
-      <w:r>
-        <w:rPr>
-          <w:rFonts w:ascii="Times New Roman" w:hAnsi="Times New Roman" w:eastAsia="宋体"/>
-          <w:b/>
-          <w:sz w:val="22"/>
-        </w:rPr>
-        <w:t>模糊表述</w:t>
-      </w:r>
-      <w:r>
-        <w:rPr>
-          <w:rFonts w:ascii="Times New Roman" w:hAnsi="Times New Roman" w:eastAsia="宋体"/>
-          <w:b w:val="0"/>
-          <w:sz w:val="22"/>
-        </w:rPr>
-        <w:t>：检测"及时""相关人员""定期"等模糊词，经复合词白名单与后续 30 字符内频率量化（如"每周""每年"）双重过滤。</w:t>
-      </w:r>
-    </w:p>
-    <w:p>
-      <w:pPr>
-        <w:pStyle w:val="ListBullet"/>
-        <w:spacing w:before="40" w:after="40" w:lineRule="auto" w:line="360"/>
+        <w:spacing w:before="80" w:after="80" w:lineRule="auto" w:line="360"/>
+        <w:ind w:firstLine="0"/>
+        <w:jc w:val="both"/>
       </w:pPr>
       <w:r>
         <w:rPr>
@@ -573,7 +593,37 @@
           <w:b w:val="0"/>
           <w:sz w:val="22"/>
         </w:rPr>
-        <w:t>：5 维度按预设权重加权得到 auto_weighted（具体权重见 auto_scorer.py 中 WEIGHTS 字典）。</w:t>
+        <w:t>：三个测量维度按 auto_scorer.py 中 WEIGHTS 字典定义的固定权重合成为加权综合分（auto_weighted）。该字典原本设计为 7 维方案（格式、条款、术语、逻辑、可操作性、安全合规性、人工修改量）；除已实现的三个维度外，其余四项在当前评分器中未实现，默认填充为中性分 3.0，因此在 9 组配置间产生恒定偏移，不影响配置间的相对排序。</w:t>
+      </w:r>
+    </w:p>
+    <w:p>
+      <w:pPr>
+        <w:spacing w:before="80" w:after="80" w:lineRule="auto" w:line="360"/>
+        <w:ind w:firstLine="0"/>
+        <w:jc w:val="both"/>
+      </w:pPr>
+      <w:r>
+        <w:rPr>
+          <w:rFonts w:ascii="Times New Roman" w:hAnsi="Times New Roman" w:eastAsia="宋体"/>
+          <w:b w:val="0"/>
+          <w:sz w:val="22"/>
+        </w:rPr>
+        <w:t>#### 2.3.2 Tier 2 — LLM-as-judge</w:t>
+      </w:r>
+    </w:p>
+    <w:p>
+      <w:pPr>
+        <w:spacing w:before="80" w:after="80" w:lineRule="auto" w:line="360"/>
+        <w:ind w:firstLine="0"/>
+        <w:jc w:val="both"/>
+      </w:pPr>
+      <w:r>
+        <w:rPr>
+          <w:rFonts w:ascii="Times New Roman" w:hAnsi="Times New Roman" w:eastAsia="宋体"/>
+          <w:b w:val="0"/>
+          <w:sz w:val="22"/>
+        </w:rPr>
+        <w:t>两位 LLM 评审员部署于 2 × 2 对称跨模型设计——Claude-生成 × Claude-judge、Claude-生成 × GPT-judge、GPT-生成 × Claude-judge、GPT-生成 × GPT-judge——以正交分解自评偏差。</w:t>
       </w:r>
     </w:p>
     <w:p>
@@ -588,7 +638,7 @@
           <w:b/>
           <w:sz w:val="22"/>
         </w:rPr>
-        <w:t>层 2a</w:t>
+        <w:t>Tier 2a（Claude-as-judge）</w:t>
       </w:r>
       <w:r>
         <w:rPr>
@@ -596,7 +646,7 @@
           <w:b w:val="0"/>
           <w:sz w:val="22"/>
         </w:rPr>
-        <w:t>：以 Claude Opus 4.6 作为评审员，按"CNAS 主任评审员"角色 prompt（模板见 gpt_cnas_judge.py 的 JUDGE_PROMPT_TEMPLATE，与 Tier 2b 完全一致）对每份文件按 5 维度 0–5 分评分（量规见下表）。模型参数：temperature=1.0，max_tokens=4 096，单文件单次评分。共生成 378 条 Claude-judge 评分：270 条覆盖 6 个核心配置组（A/B/C/E/F/G）× 15 任务 × 3 重复（Claude-gen，per-paper raw 完整公开）；81 条覆盖 9 配置 × A1/B1/C1 × 3 重复（GPT-gen，仅聚合均值保留，见 §4.5 局限性 x）；27 条覆盖 H 组（H2/H3/H4）× A1/B1/C1 × 3 重复（Claude-gen，仅聚合保留）。</w:t>
+        <w:t>：Claude Opus 4.6 以"CNAS 主任评审员"角色 prompt（即 gpt_cnas_judge.py 中定义的 JUDGE_PROMPT_TEMPLATE，与 Tier 2b 完全一致）对每份文件按五维度量规（Table 2）以 0–5 分评分。生成参数：temperature = 1.0、max_tokens = 4,096；每份文件经单次 API 调用得到 1 次评分。共生成 378 条 Claude-judge 评分，分布如下：270 条覆盖 6 个核心配置（A_bare、B_simple、C_full、E_rules、F_template、G_template_rules）× 15 任务 × 3 重复的 Claude-生成文件（每篇 raw JSON 完整公开）；81 条覆盖全部 9 配置 × A1/B1/C1 × 3 重复的 GPT-生成文件（仅以聚合均值归档，详见 §4.5 局限性 x）；27 条覆盖 H 组配置（H2_keep_examples、H3_skeleton、H4_sop_only）× A1/B1/C1 × 3 重复的 Claude-生成文件（同样仅以聚合均值归档）。</w:t>
       </w:r>
     </w:p>
     <w:p>
@@ -611,7 +661,7 @@
           <w:b/>
           <w:sz w:val="22"/>
         </w:rPr>
-        <w:t>层 2b</w:t>
+        <w:t>Tier 2b（GPT-as-judge）</w:t>
       </w:r>
       <w:r>
         <w:rPr>
@@ -619,23 +669,22 @@
           <w:b w:val="0"/>
           <w:sz w:val="22"/>
         </w:rPr>
-        <w:t xml:space="preserve">：以 GPT-5.4（OpenAI，通过 AIHubMix API 代理调用）作为评审员，使用与 Tier 2a 完全相同的 prompt、量规与 0–5 分评分尺度。模型参数：temperature=1.0，max_tokens=4 096。覆盖全部 486 份生成文件（405 Claude-gen + 81 GPT-gen），每份 1 次评分，per-paper raw JSON 全部保留并公开。Tier 2a 与 2b 合计共 </w:t>
+        <w:t>：GPT-5.4，按 §2.2 所述通过 AIHubMix 端点接入，使用与 Tier 2a 完全相同的 prompt、量规与 0–5 分评分尺度，生成参数同样为 temperature = 1.0、max_tokens = 4,096。全部 486 份生成文件均被评分（405 Claude-生成 + 81 GPT-生成），每份 1 次评分；per-paper raw JSON 完整保留并公开。</w:t>
       </w:r>
-      <w:r>
-        <w:rPr>
-          <w:rFonts w:ascii="Times New Roman" w:hAnsi="Times New Roman" w:eastAsia="宋体"/>
-          <w:b/>
-          <w:sz w:val="22"/>
-        </w:rPr>
-        <w:t>864 条 LLM 评审评分</w:t>
-      </w:r>
+    </w:p>
+    <w:p>
+      <w:pPr>
+        <w:spacing w:before="80" w:after="80" w:lineRule="auto" w:line="360"/>
+        <w:ind w:firstLine="0"/>
+        <w:jc w:val="both"/>
+      </w:pPr>
       <w:r>
         <w:rPr>
           <w:rFonts w:ascii="Times New Roman" w:hAnsi="Times New Roman" w:eastAsia="宋体"/>
           <w:b w:val="0"/>
           <w:sz w:val="22"/>
         </w:rPr>
-        <w:t>（= 378 条 Claude 评审 + 486 条 GPT 评审）；非对称源于 Claude 评审未覆盖 H 组完整 15 任务及完整 GPT-gen 集（详见 §4.5 局限性 x）。两层共同构成 2×2 对称设计（Claude-gen × Claude-judge、Claude-gen × GPT-judge、GPT-gen × Claude-judge、GPT-gen × GPT-judge），用于正交分解自评偏差。</w:t>
+        <w:t>合计 Tier 2a 与 2b 共得 864 条 LLM 评审评分（378 条 Claude-judge + 486 条 GPT-judge）。非对称的评分数反映 Claude 评审未覆盖 H 组完整 15 任务子集及完整 GPT-生成集（详见 §4.5 局限性 x）；关键的是，所有 4 个 2 × 2 象限均有评分填充（部分仅以聚合均值形式，详见 §4.5 局限性 x），保证自评偏差分解可在 cell 均值层面进行。</w:t>
       </w:r>
     </w:p>
     <w:p>
@@ -658,103 +707,7 @@
           <w:b w:val="0"/>
           <w:sz w:val="22"/>
         </w:rPr>
-        <w:t>：每个维度按 0–5 整数评分：</w:t>
-      </w:r>
-      <w:r>
-        <w:rPr>
-          <w:rFonts w:ascii="Times New Roman" w:hAnsi="Times New Roman" w:eastAsia="宋体"/>
-          <w:b/>
-          <w:sz w:val="22"/>
-        </w:rPr>
-        <w:t>5 = 完全符合</w:t>
-      </w:r>
-      <w:r>
-        <w:rPr>
-          <w:rFonts w:ascii="Times New Roman" w:hAnsi="Times New Roman" w:eastAsia="宋体"/>
-          <w:b w:val="0"/>
-          <w:sz w:val="22"/>
-        </w:rPr>
-        <w:t>（下表 5 分锚点）；</w:t>
-      </w:r>
-      <w:r>
-        <w:rPr>
-          <w:rFonts w:ascii="Times New Roman" w:hAnsi="Times New Roman" w:eastAsia="宋体"/>
-          <w:b/>
-          <w:sz w:val="22"/>
-        </w:rPr>
-        <w:t>4 = 基本符合</w:t>
-      </w:r>
-      <w:r>
-        <w:rPr>
-          <w:rFonts w:ascii="Times New Roman" w:hAnsi="Times New Roman" w:eastAsia="宋体"/>
-          <w:b w:val="0"/>
-          <w:sz w:val="22"/>
-        </w:rPr>
-        <w:t>（介于 5 分与 3 分锚点之间，仅有少量瑕疵）；</w:t>
-      </w:r>
-      <w:r>
-        <w:rPr>
-          <w:rFonts w:ascii="Times New Roman" w:hAnsi="Times New Roman" w:eastAsia="宋体"/>
-          <w:b/>
-          <w:sz w:val="22"/>
-        </w:rPr>
-        <w:t>3 = 部分符合</w:t>
-      </w:r>
-      <w:r>
-        <w:rPr>
-          <w:rFonts w:ascii="Times New Roman" w:hAnsi="Times New Roman" w:eastAsia="宋体"/>
-          <w:b w:val="0"/>
-          <w:sz w:val="22"/>
-        </w:rPr>
-        <w:t>（3 分锚点）；</w:t>
-      </w:r>
-      <w:r>
-        <w:rPr>
-          <w:rFonts w:ascii="Times New Roman" w:hAnsi="Times New Roman" w:eastAsia="宋体"/>
-          <w:b/>
-          <w:sz w:val="22"/>
-        </w:rPr>
-        <w:t>2 = 明显不符</w:t>
-      </w:r>
-      <w:r>
-        <w:rPr>
-          <w:rFonts w:ascii="Times New Roman" w:hAnsi="Times New Roman" w:eastAsia="宋体"/>
-          <w:b w:val="0"/>
-          <w:sz w:val="22"/>
-        </w:rPr>
-        <w:t>（介于 3 分与 1 分锚点之间）；</w:t>
-      </w:r>
-      <w:r>
-        <w:rPr>
-          <w:rFonts w:ascii="Times New Roman" w:hAnsi="Times New Roman" w:eastAsia="宋体"/>
-          <w:b/>
-          <w:sz w:val="22"/>
-        </w:rPr>
-        <w:t>1 = 严重不符</w:t>
-      </w:r>
-      <w:r>
-        <w:rPr>
-          <w:rFonts w:ascii="Times New Roman" w:hAnsi="Times New Roman" w:eastAsia="宋体"/>
-          <w:b w:val="0"/>
-          <w:sz w:val="22"/>
-        </w:rPr>
-        <w:t>（1 分锚点）；</w:t>
-      </w:r>
-      <w:r>
-        <w:rPr>
-          <w:rFonts w:ascii="Times New Roman" w:hAnsi="Times New Roman" w:eastAsia="宋体"/>
-          <w:b/>
-          <w:sz w:val="22"/>
-        </w:rPr>
-        <w:t>0 = 维度不可评估</w:t>
-      </w:r>
-      <w:r>
-        <w:rPr>
-          <w:rFonts w:ascii="Times New Roman" w:hAnsi="Times New Roman" w:eastAsia="宋体"/>
-          <w:b w:val="0"/>
-          <w:sz w:val="22"/>
-        </w:rPr>
-        <w:t>——文件实质性缺失或非实质性输出（例如模型仅返回计划性问询而未生成所需文件）。下表 5/3/1 分锚点描述以完全一致的措辞同时提供给所有评审员（LLM 与专家）；中间分数（2、4）由评分员在两个相邻锚点之间判定。</w:t>
+        <w:t>：每个维度按 0–5 整数评分：5 = 完全符合（Table 2 的 5 分锚点）；4 = 基本符合（介于 5 分与 3 分锚点之间，仅有少量瑕疵）；3 = 部分符合（3 分锚点）；2 = 明显不符（介于 3 分与 1 分锚点之间）；1 = 严重不符（1 分锚点）；0 = 维度不可评估——文件实质性缺失或非实质性输出（例如模型仅返回计划性问询而未生成所需文件）。下表 5/3/1 分锚点描述以完全相同的措辞同时提供给所有评审员（LLM 与人类专家）；中间分数（2、4）由评分员在两个相邻锚点之间判定。</w:t>
       </w:r>
     </w:p>
     <w:p>
@@ -769,7 +722,7 @@
           <w:b/>
           <w:sz w:val="22"/>
         </w:rPr>
-        <w:t>5 维度评分量规</w:t>
+        <w:t>Table 2.</w:t>
       </w:r>
       <w:r>
         <w:rPr>
@@ -777,7 +730,7 @@
           <w:b w:val="0"/>
           <w:sz w:val="22"/>
         </w:rPr>
-        <w:t>（Tier 2a/2b 与 Tier 3 共用）：</w:t>
+        <w:t xml:space="preserve"> Tier 2a/2b 与 Tier 3 共用的五维度描述性量规。</w:t>
       </w:r>
     </w:p>
     <w:tbl>
@@ -1440,10 +1393,40 @@
       <w:r>
         <w:rPr>
           <w:rFonts w:ascii="Times New Roman" w:hAnsi="Times New Roman" w:eastAsia="宋体"/>
+          <w:b w:val="0"/>
+          <w:sz w:val="22"/>
+        </w:rPr>
+        <w:t>#### 2.3.3 Tier 3 — 专家评审</w:t>
+      </w:r>
+    </w:p>
+    <w:p>
+      <w:pPr>
+        <w:spacing w:before="80" w:after="80" w:lineRule="auto" w:line="360"/>
+        <w:ind w:firstLine="0"/>
+        <w:jc w:val="both"/>
+      </w:pPr>
+      <w:r>
+        <w:rPr>
+          <w:rFonts w:ascii="Times New Roman" w:hAnsi="Times New Roman" w:eastAsia="宋体"/>
+          <w:b w:val="0"/>
+          <w:sz w:val="22"/>
+        </w:rPr>
+        <w:t>3 位 ISO 15189 资格内审员对 10 份盲化、分层随机抽样的文件进行独立评分，采用与 LLM 评审员完全相同的五维度量规（Table 2）。Rater 1 为第一作者，具有先前的 ISO 15189 认可评审经验；Rater 2 与 Rater 3 为同单位合格 ISO 15189 内审员。为最小化自我影响，Rater 1 在完成评分前未查看任何 Tier 1 或 Tier 2 评分输出；Rater 1 仅在三位评分员的评分表全部提交后方查阅抽样文件的 Tier 1/2 输出。三位评分员独立评分且互不交流；Rater 2 与 Rater 3 在不知晓 Rater 1 评分的情况下完成评分，三组评分仅在所有提交完成后才合并。Rater 2 与 Rater 3 在评分前已获得书面知情同意。评分过程中，专家可自由查阅 ISO 15189:2022 与 CNAS-CL02:2023 的完整正文及附录。</w:t>
+      </w:r>
+    </w:p>
+    <w:p>
+      <w:pPr>
+        <w:spacing w:before="80" w:after="80" w:lineRule="auto" w:line="360"/>
+        <w:ind w:firstLine="0"/>
+        <w:jc w:val="both"/>
+      </w:pPr>
+      <w:r>
+        <w:rPr>
+          <w:rFonts w:ascii="Times New Roman" w:hAnsi="Times New Roman" w:eastAsia="宋体"/>
           <w:b/>
           <w:sz w:val="22"/>
         </w:rPr>
-        <w:t>层 3</w:t>
+        <w:t>抽样策略</w:t>
       </w:r>
       <w:r>
         <w:rPr>
@@ -1451,8 +1434,15 @@
           <w:b w:val="0"/>
           <w:sz w:val="22"/>
         </w:rPr>
-        <w:t>：3 位 ISO 15189 资格专家对 10 份分层随机抽样的盲化文件独立评分。Rater 1 为第一作者，具有 ISO 15189 认可评审经验；Rater 2 与 Rater 3 为同单位合格 ISO 15189 内审员。抽样策略采用固定随机种子（seed=42），从 486 份文件中分层抽取 10 份，覆盖 7 个核心配置组 × A 类程序任务（A1/A2/A3），每组 1 至 2 份。三位专家独立评分，不互相查看评分或讨论；Rater 2 与 Rater 3 在不知晓 Rater 1 评分的前提下完成评分后方与之汇总。评分前获得 Rater 2 与 Rater 3 的书面知情同意。专家使用与 LLM 评审员完全相同的上述 5 维度评分量规；评分时可自由查阅 ISO 15189:2022 与 CNAS-CL02:2023 标准原文及配套附录。</w:t>
+        <w:t>：从 486 份文件池中以分层随机抽样方式抽取 10 份，采用固定 Python 随机种子（seed = 42），按 7 个核心配置 × A 类程序文件任务（A1、A2、A3）分层——构成 21 层抽样框。抽样规模选 10 是为平衡专家工作量与分层覆盖；最终样本未覆盖全部 21 层（每个被抽中的层取 1–2 份）。选择 A 类是因为其在 CNAS 评审中是最稳定且最具评审相关性的文件类型；跨类别的可推广性已在 §4.5 中作为局限性予以说明。</w:t>
       </w:r>
+    </w:p>
+    <w:p>
+      <w:pPr>
+        <w:spacing w:before="80" w:after="80" w:lineRule="auto" w:line="360"/>
+        <w:ind w:firstLine="0"/>
+        <w:jc w:val="both"/>
+      </w:pPr>
       <w:r>
         <w:rPr>
           <w:rFonts w:ascii="Times New Roman" w:hAnsi="Times New Roman" w:eastAsia="宋体"/>
@@ -1467,8 +1457,15 @@
           <w:b w:val="0"/>
           <w:sz w:val="22"/>
         </w:rPr>
-        <w:t>：3 位评分员均与 Anthropic、OpenAI 及其他 LLM 提供商无商业、科研或咨询关系，亦未就本研究接受上述机构的资金或实物资助。</w:t>
+        <w:t>：3 位评分员均与 Anthropic、OpenAI 及其他 LLM 提供商无商业、科研或咨询关系；本研究亦未接受上述机构的资金或实物资助。</w:t>
       </w:r>
+    </w:p>
+    <w:p>
+      <w:pPr>
+        <w:spacing w:before="80" w:after="80" w:lineRule="auto" w:line="360"/>
+        <w:ind w:firstLine="0"/>
+        <w:jc w:val="both"/>
+      </w:pPr>
       <w:r>
         <w:rPr>
           <w:rFonts w:ascii="Times New Roman" w:hAnsi="Times New Roman" w:eastAsia="宋体"/>
@@ -1483,7 +1480,7 @@
           <w:b w:val="0"/>
           <w:sz w:val="22"/>
         </w:rPr>
-        <w:t>：本研究未开展正式的评分前校准（calibration）会议；3 位评分员仅依据公布的 5 维量规与 ISO/CNAS 标准独立评分。校准缺失作为方法学局限已在 §4.5 (xii) 中说明。</w:t>
+        <w:t>：本研究未开展正式的评分前校准会议；3 位评分员仅依据公布的五维度量规（Table 2）与 ISO 15189:2022 / CNAS-CL02:2023 标准独立评分。校准缺失作为方法学局限已在 §4.5 (xii) 中说明。</w:t>
       </w:r>
     </w:p>
     <w:p>
@@ -1506,13 +1503,14 @@
           <w:b w:val="0"/>
           <w:sz w:val="22"/>
         </w:rPr>
-        <w:t>：盲法按 4 层实施（脚本 prepare_blind_review.py）：</w:t>
+        <w:t>：盲法按 4 层实施（脚本 prepare_blind_review.py，已开源）：</w:t>
       </w:r>
     </w:p>
     <w:p>
       <w:pPr>
-        <w:pStyle w:val="ListBullet"/>
-        <w:spacing w:before="40" w:after="40" w:lineRule="auto" w:line="360"/>
+        <w:spacing w:before="80" w:after="80" w:lineRule="auto" w:line="360"/>
+        <w:ind w:firstLine="0"/>
+        <w:jc w:val="both"/>
       </w:pPr>
       <w:r>
         <w:rPr>
@@ -1520,13 +1518,14 @@
           <w:b w:val="0"/>
           <w:sz w:val="22"/>
         </w:rPr>
-        <w:t>*文件重命名*：每份抽样文件从原路径 outputs/{group}/{group}-{task}-{rep}.md 复制到扁平结构 paper_01.md … paper_10.md；文件名与目录结构均去除组名与重复编号。</w:t>
+        <w:t>(i) *文件重命名*：每份抽样文件从原路径 outputs/{group}/{group}-{task}-{rep}.md 复制到扁平化匿名序列 paper_01.md … paper_10.md，文件名与目录结构均去除组名与重复编号。</w:t>
       </w:r>
     </w:p>
     <w:p>
       <w:pPr>
-        <w:pStyle w:val="ListBullet"/>
-        <w:spacing w:before="40" w:after="40" w:lineRule="auto" w:line="360"/>
+        <w:spacing w:before="80" w:after="80" w:lineRule="auto" w:line="360"/>
+        <w:ind w:firstLine="0"/>
+        <w:jc w:val="both"/>
       </w:pPr>
       <w:r>
         <w:rPr>
@@ -1534,13 +1533,14 @@
           <w:b w:val="0"/>
           <w:sz w:val="22"/>
         </w:rPr>
-        <w:t>*正文去标识自检*：自动文本扫描确认 10 份盲化文件正文中无任何模型标识（"Claude"、"GPT"、"Opus"）或配置组关键词（"H4"、"C_full"、"G_template"、"F_template"、"H2_keep"、"E_rules"、"A_bare"、"H3_skeleton"），保证专家无法从正文推断模型/配置来源。</w:t>
+        <w:t>(ii) *正文去标识自检*：自动文本扫描确认 10 份盲化文件正文中无任何模型标识（"Claude"、"GPT"、"Opus"）或配置组关键词（"H4"、"C_full"、"G_template"、"F_template"、"H2_keep"、"E_rules"、"A_bare"、"H3_skeleton"），保证模型与配置来源无法从正文推断。</w:t>
       </w:r>
     </w:p>
     <w:p>
       <w:pPr>
-        <w:pStyle w:val="ListBullet"/>
-        <w:spacing w:before="40" w:after="40" w:lineRule="auto" w:line="360"/>
+        <w:spacing w:before="80" w:after="80" w:lineRule="auto" w:line="360"/>
+        <w:ind w:firstLine="0"/>
+        <w:jc w:val="both"/>
       </w:pPr>
       <w:r>
         <w:rPr>
@@ -1548,13 +1548,14 @@
           <w:b w:val="0"/>
           <w:sz w:val="22"/>
         </w:rPr>
-        <w:t>*顺序随机化*：原（group, task, rep）三元组到 paper_01–paper_10 的分配采用固定 Python 随机种子（seed=42）打乱；三位专家看到的顺序完全相同。评分表中仅披露任务类别（如"人员培训与能力评估控制程序"），因其为文件本身固有属性且评分所需；底层配置组仍被隐藏。</w:t>
+        <w:t>(iii) *顺序随机化*：原（group, task, rep）三元组到 paper_01–paper_10 的分配采用固定 Python 随机种子（seed = 42）打乱；三位专家看到的呈现顺序完全相同。评分表中仅披露任务类别（如"人员培训与能力评估控制程序"），因其为文件内容固有属性且评分所需；底层配置组仍被隐藏。</w:t>
       </w:r>
     </w:p>
     <w:p>
       <w:pPr>
-        <w:pStyle w:val="ListBullet"/>
-        <w:spacing w:before="40" w:after="40" w:lineRule="auto" w:line="360"/>
+        <w:spacing w:before="80" w:after="80" w:lineRule="auto" w:line="360"/>
+        <w:ind w:firstLine="0"/>
+        <w:jc w:val="both"/>
       </w:pPr>
       <w:r>
         <w:rPr>
@@ -1562,7 +1563,7 @@
           <w:b w:val="0"/>
           <w:sz w:val="22"/>
         </w:rPr>
-        <w:t>*key 隔离*：（paper_id → group, task, rep）映射文件 blind_review/key.json 在评分前封存，全部三份评分表提交后方开启。</w:t>
+        <w:t>(iv) *key 隔离*：（paper_id → group, task, replicate）映射文件 blind_review/key.json 在评分前封存，三位专家评分表全部提交后方开启。</w:t>
       </w:r>
     </w:p>
     <w:p>

--- a/paper/manuscript_v2_zh_CCLM.docx
+++ b/paper/manuscript_v2_zh_CCLM.docx
@@ -593,7 +593,7 @@
           <w:b w:val="0"/>
           <w:sz w:val="22"/>
         </w:rPr>
-        <w:t>：三个测量维度按 auto_scorer.py 中 WEIGHTS 字典定义的固定权重合成为加权综合分（auto_weighted）。该字典原本设计为 7 维方案（格式、条款、术语、逻辑、可操作性、安全合规性、人工修改量）；除已实现的三个维度外，其余四项在当前评分器中未实现，默认填充为中性分 3.0，因此在 9 组配置间产生恒定偏移，不影响配置间的相对排序。</w:t>
+        <w:t>：三个测量维度按 auto_scorer.py 中 WEIGHTS 字典定义的固定权重合成为加权综合分（auto_weighted）：格式 = 0.18，条款覆盖 = 0.22，术语 = 0.13（合计 0.53）。该字典另含四项来自原 7 维设计方案的条目——逻辑一致性 = 0.18、可操作性 = 0.10、安全合规性 = 0.09、人工修改量 = 0.10（合计 0.47），但在当前评分器中未实现；这四个维度对每份文件均填入中性默认值 3.0，对每个 auto_weighted 值均贡献恒定偏移 0.47 × 3.0 = 1.41。全部权重合计为 1.00，因此 auto_weighted 的理论范围为 [1.41, 4.06]。由于此恒定偏移对每份文件均一致，在所有配置间比较中相互抵消，不影响 §3 报告的相对排序。</w:t>
       </w:r>
     </w:p>
     <w:p>
@@ -669,7 +669,7 @@
           <w:b w:val="0"/>
           <w:sz w:val="22"/>
         </w:rPr>
-        <w:t>：GPT-5.4，按 §2.2 所述通过 AIHubMix 端点接入，使用与 Tier 2a 完全相同的 prompt、量规与 0–5 分评分尺度，生成参数同样为 temperature = 1.0、max_tokens = 4,096。全部 486 份生成文件均被评分（405 Claude-生成 + 81 GPT-生成），每份 1 次评分；per-paper raw JSON 完整保留并公开。</w:t>
+        <w:t>：GPT-5.4，按 §2.2 所述通过 AIHubMix 端点接入，使用与 Tier 2a 完全相同的 prompt、量规与 0–5 分评分尺度，生成参数同样为 temperature = 1.0、max_tokens = 4,096。全部 486 份生成文件均被评分（405 Claude-生成 + 81 GPT-生成），每份 1 次评分；per-paper raw JSON 完整保留并公开。已验证 max_tokens 上限未导致评审输出截断：486 份 GPT-judge per-paper JSON 全部成功解析（0 解析错误），且两位评审员的 per-dimension reason 字段最长为 43 字符，仍处于 prompt 所设的40 字软上限内，远低于 4,096 token 的输出预算。</w:t>
       </w:r>
     </w:p>
     <w:p>

--- a/paper/manuscript_v2_zh_CCLM.docx
+++ b/paper/manuscript_v2_zh_CCLM.docx
@@ -211,7 +211,7 @@
           <w:b w:val="0"/>
           <w:sz w:val="22"/>
         </w:rPr>
-        <w:t>：(1) 四因子替换对比消融（Benjamini-Hochberg FDR 校正）显示，LLM 评估层下仅规则层达到显著（Δ=+0.511；BH-adjusted p&lt;0.001）；骨架层（Δ=+0.213；BH-adjusted p=0.11）、详细内容（Δ=−0.031；BH-adjusted p=0.79）与示例（Δ=−0.053；BH-adjusted p=0.61）均未达显著。(2) 全量配置 C_full（56 K）在 Claude 生成下的跨评分为 3.22–4.56，在 GPT-5.4 生成下降至 1.40–1.84，提示 Claude Opus 的长上下文能力在此场景中具有模型特异性。(3) Claude 评审存在约 +0.46 的自评偏差，GPT 评审呈约 −0.47 的反向偏差。(4) 3 位专家之间 ICC(2,k)=0.982，而专家均值与 Claude 评审的 ICC(3,1)=0.548（p=0.04）、与 GPT 评审的 ICC(3,1)=0.217（p=0.26）；两种 LLM 评审均系统性高估 0.52–0.90 分。(5) LLM 评估层的最优配置 H4_sop_only（2 K 骨架）在专家视角下排名倒数第二（3.20 分，n=2），而模板类配置 F_template（15 K）、H2_keep_examples（25 K）与 G_template_rules（16 K）在专家视角下最优（4.06–4.24 分）。</w:t>
+        <w:t>：(1) 四因子替换对比消融（Benjamini-Hochberg FDR 校正；bootstrap 95% CI，B = 10,000）显示，LLM 评估层下仅规则层达到显著（Δ=+0.511，95% CI [+0.28, +0.75]；BH-adjusted p&lt;0.001）；骨架层（Δ=+0.213，95% CI [+0.05, +0.39]；BH-adjusted p=0.11）、详细内容（Δ=−0.031，95% CI [−0.19, +0.12]；BH-adjusted p=0.79）与示例（Δ=−0.053，95% CI [−0.21, +0.11]；BH-adjusted p=0.61）均未达显著。(2) 全量配置 C_full（56 K）在 Claude 生成下的跨评分为 3.22–4.56，在 GPT-5.4 生成下降至 1.40–1.84，提示 Claude Opus 的长上下文能力在此场景中具有模型特异性。(3) Claude 评审存在约 +0.46 的自评偏差，GPT 评审呈约 −0.47 的反向偏差。(4) 3 位专家之间 ICC(2,k)=0.982，而专家均值与 Claude 评审的 ICC(3,1)=0.548（p=0.04）、与 GPT 评审的 ICC(3,1)=0.217（p=0.26）；两种 LLM 评审均系统性高估 0.52–0.90 分。(5) LLM 评估层的最优配置 H4_sop_only（2 K 骨架）在专家视角下排名倒数第二（3.20 分，n=2），而模板类配置 F_template（15 K）、H2_keep_examples（25 K）与 G_template_rules（16 K）在专家视角下最优（4.06–4.24 分）。</w:t>
       </w:r>
     </w:p>
     <w:p>
@@ -234,7 +234,7 @@
           <w:b w:val="0"/>
           <w:sz w:val="22"/>
         </w:rPr>
-        <w:t>：LLM 辅助 QMS 文件生成的"最优配置"取决于评估视角。追求 token 效率与成本控制的场景建议采用 H4_sop_only（2 K）或 E_rules（3 K）；正式送审与 CNAS 认可申请场景建议采用 G_template_rules（16 K）或 F_template（15 K）。C_full（56 K）在现阶段 GPT 类模型长上下文能力不稳定的情况下应避免使用。LLM 评审可作为初筛工具，但不可替代专家终审；Claude 评审与专家排序呈中等一致性，可作为粗筛代理，GPT 评审则不适合此用途。</w:t>
+        <w:t>：LLM 辅助 QMS 文件生成的"最优配置"取决于评估视角。追求 token 效率与成本控制的场景建议采用 H4_sop_only（2 K）或 E_rules_v2（3 K）；正式送审与 CNAS 认可申请场景建议采用 G_template_rules（16 K）或 F_template（15 K）。C_full（56 K）在现阶段 GPT 类模型长上下文能力不稳定的情况下应避免使用。LLM 评审可作为初筛工具，但不可替代专家终审；Claude 评审与专家排序呈中等一致性，可作为粗筛代理，GPT 评审则不适合此用途。</w:t>
       </w:r>
     </w:p>
     <w:p>
@@ -367,7 +367,7 @@
           <w:b w:val="0"/>
           <w:sz w:val="22"/>
         </w:rPr>
-        <w:t>依据规则、骨架、详细内容、示例 4 个维度进行系统替换（systematic substitution along four binary dimensions），设计 9 组对照配置（Figure 1）。其中 A_bare（0 K）与 B_simple（0.3 K）为基线；C_full（56 K）代表全量输入策略；E_rules（1.2 K）仅含规则层；F_template（15 K）为无规则的完整模板；G_template_rules（16 K）为规则与模板的组合；H2_keep_examples（25 K）在 G 基础上额外保留示例；H3_skeleton（5 K）保留模块骨架但删除详细内容；H4_sop_only（2 K）仅保留任务最相关的单个 SOP 骨架。字母 D 在编号序列中被有意跳过：D_rules 是规则层的早期变体，经领域专家校验发现存在术语错误后被弃用并由 E_rules_v2 替代；保留字母跳号以保持配置标识符的时间一致性。</w:t>
+        <w:t>依据规则、文档骨架、详细内容、示例 4 个 prompt 内容维度进行系统替换，按各维度操作定义所相关的水平变化（规则与文档骨架为三水平：缺失 / 部分 / 完整；详细内容与示例为二水平：缺失 / 存在），设计 9 组对照配置（Figure 1）。其中 A_bare（0 K）与 B_simple（0.3 K）为基线；C_full（56 K）代表全量输入策略；E_rules_v2（1.2 K）仅含规则层；F_template（15 K）为无规则的完整模板；G_template_rules（16 K）为规则与模板的组合；H2_keep_examples（25 K）在 G 基础上额外保留示例；H3_skeleton（5 K）保留模块骨架但删除详细内容；H4_sop_only（2 K）仅保留任务最相关的单个 SOP 骨架。字母 D 在编号序列中被有意跳过：D_rules 是规则层的早期变体，经领域专家校验发现存在术语错误后被弃用并由 E_rules_v2 替代；保留字母跳号以保持配置标识符的时间一致性。</w:t>
       </w:r>
     </w:p>
     <w:p>
@@ -426,7 +426,7 @@
           <w:b w:val="0"/>
           <w:sz w:val="22"/>
         </w:rPr>
-        <w:t>主实验采用 Claude Opus 4.6（Anthropic，美国加州 San Francisco），通过 Claude Code Agent 接口（Anthropic 的命令行 agent 框架）以文本生成模式运行：sub-agent 仅返回文本回复，文件生成阶段未发生任何 agentic 工具调用（文件系统、网络访问、代码执行），但 Claude Code 框架自带的工具定义始终存在于 framework 级 system prompt 中（详见 §4.5 局限性 xiii）。模型测试跨越 9 组 prompt 配置、15 项 QMS 编写任务、每元胞 3 次独立重复，共生成 405 份文件。15 项任务按 CNAS 评审场景分层为三类，每类 5 项：A 类（文件编写，例如人员培训与能力评估控制程序）、B 类（体系运行，例如年度内审检查表）、C 类（审核模拟，例如内部质控程序文件审查报告）。完整任务列表与原始 prompt 已公开于 GitHub 仓库 task_messages/ 与 configs/ 目录。跨模型验证采用 GPT-5.4（OpenAI，美国加州 San Francisco），通过官方 openai Python SDK（≥ v1.0）调用，base URL 配置为 AIHubMix 端点（https://aihubmix.com）；采用此路由是因研究期间作者所在地区无法直接访问 OpenAI API。（输出目录沿用早期脚本迭代时的 gpt4o_* 前缀命名，所有调用的实际运行 model 均为 GPT-5.4，由 SDK model 参数传入。）GPT-5.4 在相同 9 组配置下评估，每类各取一个代表性任务（A1、B1、C1，定义为各类按索引的第一个任务），3 次重复，共生成 81 份文件。两模型在每个实验元胞内接收完全相同的 system prompt 配置，并使用完全相同的生成参数：temperature = 1.0、max_tokens = 12,000；所有其他生成参数采用模型默认值。较高的采样温度选择是为反映真实交互使用场景；为捕捉由此引入的随机性方差，每元胞设 3 次独立重复。所有 API 调用执行于 2026 年 4 月 2 日至 4 月 14 日之间。</w:t>
+        <w:t>主实验采用 Claude Opus 4.6（Anthropic，美国加州 San Francisco），通过 Claude Code Agent 接口（Anthropic 的命令行 agent 框架）以文本生成模式运行：sub-agent 仅返回文本回复，文件生成阶段未发生任何 agentic 工具调用（文件系统、网络访问、代码执行），但 Claude Code 框架自带的工具定义始终存在于 framework 级 system prompt 中（详见 §4.5 局限性 xiii）。模型测试跨越 9 组 prompt 配置、15 项 QMS 编写任务、每元胞 3 次独立重复，共生成 405 份文件。15 项任务按 CNAS 评审场景分层为三类，每类 5 项：A 类（文件编写，例如人员培训与能力评估控制程序）、B 类（体系运行，例如年度内审检查表）、C 类（审核模拟，例如内部质控程序文件审查报告）。完整任务列表与原始 prompt 已公开于 GitHub 仓库 task_messages/ 与 configs/ 目录。跨模型验证采用 GPT-5.4（OpenAI，美国加州 San Francisco），通过官方 openai Python SDK（v2.30.0）调用，base URL 配置为 AIHubMix 端点（https://aihubmix.com）；采用此路由是因研究期间作者所在地区无法直接访问 OpenAI API。（输出目录沿用早期脚本迭代时的 gpt4o_* 前缀命名，所有调用的实际运行 model 均为 GPT-5.4，由 SDK model 参数传入。）GPT-5.4 在相同 9 组配置下评估，每类各取一个代表性任务（A1、B1、C1，定义为各类按索引的第一个任务），3 次重复，共生成 81 份文件。两模型在每个实验元胞内接收完全相同的 system prompt 配置，并使用完全相同的生成参数：temperature = 1.0、max_tokens = 12,000；所有其他生成参数采用模型默认值。较高的采样温度选择是为反映真实交互使用场景；为捕捉由此引入的随机性方差，每元胞设 3 次独立重复。所有 API 调用执行于 2026 年 4 月 2 日至 4 月 14 日之间。</w:t>
       </w:r>
     </w:p>
     <w:p>
@@ -646,7 +646,7 @@
           <w:b w:val="0"/>
           <w:sz w:val="22"/>
         </w:rPr>
-        <w:t>：Claude Opus 4.6 以"CNAS 主任评审员"角色 prompt（即 gpt_cnas_judge.py 中定义的 JUDGE_PROMPT_TEMPLATE，与 Tier 2b 完全一致）对每份文件按五维度量规（Table 2）以 0–5 分评分。生成参数：temperature = 1.0、max_tokens = 4,096；每份文件经单次 API 调用得到 1 次评分。共生成 378 条 Claude-judge 评分，分布如下：270 条覆盖 6 个核心配置（A_bare、B_simple、C_full、E_rules、F_template、G_template_rules）× 15 任务 × 3 重复的 Claude-生成文件（每篇 raw JSON 完整公开）；81 条覆盖全部 9 配置 × A1/B1/C1 × 3 重复的 GPT-生成文件（仅以聚合均值归档，详见 §4.5 局限性 x）；27 条覆盖 H 组配置（H2_keep_examples、H3_skeleton、H4_sop_only）× A1/B1/C1 × 3 重复的 Claude-生成文件（同样仅以聚合均值归档）。</w:t>
+        <w:t>：Claude Opus 4.6 以"CNAS 主任评审员"角色 prompt（即 gpt_cnas_judge.py 中定义的 JUDGE_PROMPT_TEMPLATE，与 Tier 2b 完全一致）对每份文件按五维度量规（Table 2）以 0–5 分评分。生成参数：temperature = 1.0、max_tokens = 4,096；每份文件经单次 API 调用得到 1 次评分。共生成 378 条 Claude-judge 评分，分布如下：270 条覆盖 6 个核心配置（A_bare、B_simple、C_full、E_rules_v2、F_template、G_template_rules）× 15 任务 × 3 重复的 Claude-生成文件（每篇 raw JSON 完整公开）；81 条覆盖全部 9 配置 × A1/B1/C1 × 3 重复的 GPT-生成文件（仅以聚合均值归档，详见 §4.5 局限性 x）；27 条覆盖 H 组配置（H2_keep_examples、H3_skeleton、H4_sop_only）× A1/B1/C1 × 3 重复的 Claude-生成文件（同样仅以聚合均值归档）。</w:t>
       </w:r>
     </w:p>
     <w:p>
@@ -1533,7 +1533,7 @@
           <w:b w:val="0"/>
           <w:sz w:val="22"/>
         </w:rPr>
-        <w:t>(ii) *正文去标识自检*：自动文本扫描确认 10 份盲化文件正文中无任何模型标识（"Claude"、"GPT"、"Opus"）或配置组关键词（"H4"、"C_full"、"G_template"、"F_template"、"H2_keep"、"E_rules"、"A_bare"、"H3_skeleton"），保证模型与配置来源无法从正文推断。</w:t>
+        <w:t>(ii) *正文去标识自检*：自动文本扫描确认 10 份盲化文件正文中无任何模型标识（"Claude"、"GPT"、"Opus"）或配置组关键词（"H4"、"C_full"、"G_template"、"F_template"、"H2_keep"、"E_rules_v2"、"A_bare"、"H3_skeleton"），保证模型与配置来源无法从正文推断。</w:t>
       </w:r>
     </w:p>
     <w:p>
@@ -1592,24 +1592,160 @@
           <w:b w:val="0"/>
           <w:sz w:val="22"/>
         </w:rPr>
-        <w:t>组间成对比较采用双侧 Mann-Whitney U 检验（scipy.stats.mannwhitneyu），针对 per-paper GPT 评审评分（每组 n=45，对应 15 任务 × 3 重复）。四因子消融的多重比较校正采用 Benjamini-Hochberg 错误发现率（FDR）方法（statsmodels.stats.multitest.multipletests，method='fdr_bh'，α=0.05）；考虑到 4 对比的探索性 ablation 性质，选择 BH 而非更严格的 Bonferroni。4 个配置成分效应在正交替换设计下采用靶向配置对计算：规则 = E_rules_v2 vs A_bare；骨架 = H4_sop_only vs E_rules_v2；详细内容 = G_template_rules vs H3_skeleton；示例 = H2_keep_examples vs G_template_rules。每个效应 Δ 定义为</w:t>
+        <w:t>#### 2.4.1 组间成对比较与多重校正</w:t>
       </w:r>
-      <w:r>
-        <w:rPr>
-          <w:rFonts w:ascii="Times New Roman" w:hAnsi="Times New Roman" w:eastAsia="宋体"/>
-          <w:b/>
-          <w:sz w:val="22"/>
-        </w:rPr>
-        <w:t>简单算术均值差</w:t>
-      </w:r>
+    </w:p>
+    <w:p>
+      <w:pPr>
+        <w:spacing w:before="80" w:after="80" w:lineRule="auto" w:line="360"/>
+        <w:ind w:firstLine="0"/>
+        <w:jc w:val="both"/>
+      </w:pPr>
       <w:r>
         <w:rPr>
           <w:rFonts w:ascii="Times New Roman" w:hAnsi="Times New Roman" w:eastAsia="宋体"/>
           <w:b w:val="0"/>
           <w:sz w:val="22"/>
         </w:rPr>
-        <w:t>：Δ = mean(组 B) − mean(组 A)，其中各组均值为该配置下 45 条 per-paper GPT 评审评分的非加权算术平均；未加入任何协变量、随机效应、加权或收缩。同样的每组 45 个样本同时用作对应 Mann-Whitney U 检验的输入。本研究未采用 L9 正交表主效应估计、最小二乘均值（least-squares means）或混合效应（mixed-effects）模型。评分者间一致性采用 3 类互补指标评价：Pearson 相关系数捕捉线性关联同时容许评分者间系统性偏移；Spearman 相关系数评估排序一致性而不假设线性；组内相关系数（ICC）在标准 reliability 框架下定量。三者并报以完整呈现评分者间模式。所采用的 4 种 ICC 变体由 Shrout 与 Fleiss [13] 定义：</w:t>
+        <w:t>组间成对比较采用双侧 Mann–Whitney U 检验（scipy.stats.mannwhitneyu，scipy v1.10.1），针对 per-document GPT 评审评分，每个配置贡献 n = 45 条评分（15 任务 × 3 重复）。四因子消融的多重比较校正采用 Benjamini–Hochberg 错误发现率（FDR）方法（statsmodels.stats.multitest.multipletests（statsmodels v0.14.6），method = fdr_bh，α = 0.05）。选用 FDR 而非 Bonferroni 校正，是因为四个预设对比之间存在配置重叠（例如 G_template_rules 同时出现于 *detailed content* 与 *worked examples* 两个对比），统计上并不独立；在此类结构化测试中，Benjamini–Hochberg 方法在严格控制错误发现期望比例的同时提供更高的统计功效。</w:t>
       </w:r>
+    </w:p>
+    <w:p>
+      <w:pPr>
+        <w:spacing w:before="80" w:after="80" w:lineRule="auto" w:line="360"/>
+        <w:ind w:firstLine="0"/>
+        <w:jc w:val="both"/>
+      </w:pPr>
+      <w:r>
+        <w:rPr>
+          <w:rFonts w:ascii="Times New Roman" w:hAnsi="Times New Roman" w:eastAsia="宋体"/>
+          <w:b w:val="0"/>
+          <w:sz w:val="22"/>
+        </w:rPr>
+        <w:t>#### 2.4.2 配置成分效应的量化</w:t>
+      </w:r>
+    </w:p>
+    <w:p>
+      <w:pPr>
+        <w:spacing w:before="80" w:after="80" w:lineRule="auto" w:line="360"/>
+        <w:ind w:firstLine="0"/>
+        <w:jc w:val="both"/>
+      </w:pPr>
+      <w:r>
+        <w:rPr>
+          <w:rFonts w:ascii="Times New Roman" w:hAnsi="Times New Roman" w:eastAsia="宋体"/>
+          <w:b w:val="0"/>
+          <w:sz w:val="22"/>
+        </w:rPr>
+        <w:t>4 个配置成分效应通过靶向成对对比定义，每个对比设计为隔离一个维度，同时尽量保持其他三个维度恒定：</w:t>
+      </w:r>
+    </w:p>
+    <w:p>
+      <w:pPr>
+        <w:pStyle w:val="ListBullet"/>
+        <w:spacing w:before="40" w:after="40" w:lineRule="auto" w:line="360"/>
+      </w:pPr>
+      <w:r>
+        <w:rPr>
+          <w:rFonts w:ascii="Times New Roman" w:hAnsi="Times New Roman" w:eastAsia="宋体"/>
+          <w:b w:val="0"/>
+          <w:sz w:val="22"/>
+        </w:rPr>
+        <w:t>*rules*（规则）：E_rules_v2 vs A_bare</w:t>
+      </w:r>
+    </w:p>
+    <w:p>
+      <w:pPr>
+        <w:pStyle w:val="ListBullet"/>
+        <w:spacing w:before="40" w:after="40" w:lineRule="auto" w:line="360"/>
+      </w:pPr>
+      <w:r>
+        <w:rPr>
+          <w:rFonts w:ascii="Times New Roman" w:hAnsi="Times New Roman" w:eastAsia="宋体"/>
+          <w:b w:val="0"/>
+          <w:sz w:val="22"/>
+        </w:rPr>
+        <w:t>*document skeleton*（文档骨架）：H4_sop_only vs E_rules_v2</w:t>
+      </w:r>
+    </w:p>
+    <w:p>
+      <w:pPr>
+        <w:pStyle w:val="ListBullet"/>
+        <w:spacing w:before="40" w:after="40" w:lineRule="auto" w:line="360"/>
+      </w:pPr>
+      <w:r>
+        <w:rPr>
+          <w:rFonts w:ascii="Times New Roman" w:hAnsi="Times New Roman" w:eastAsia="宋体"/>
+          <w:b w:val="0"/>
+          <w:sz w:val="22"/>
+        </w:rPr>
+        <w:t>*detailed content*（详细内容）：G_template_rules vs H3_skeleton</w:t>
+      </w:r>
+    </w:p>
+    <w:p>
+      <w:pPr>
+        <w:pStyle w:val="ListBullet"/>
+        <w:spacing w:before="40" w:after="40" w:lineRule="auto" w:line="360"/>
+      </w:pPr>
+      <w:r>
+        <w:rPr>
+          <w:rFonts w:ascii="Times New Roman" w:hAnsi="Times New Roman" w:eastAsia="宋体"/>
+          <w:b w:val="0"/>
+          <w:sz w:val="22"/>
+        </w:rPr>
+        <w:t>*worked examples*（示例）：H2_keep_examples vs G_template_rules</w:t>
+      </w:r>
+    </w:p>
+    <w:p>
+      <w:pPr>
+        <w:spacing w:before="80" w:after="80" w:lineRule="auto" w:line="360"/>
+        <w:ind w:firstLine="0"/>
+        <w:jc w:val="both"/>
+      </w:pPr>
+      <w:r>
+        <w:rPr>
+          <w:rFonts w:ascii="Times New Roman" w:hAnsi="Times New Roman" w:eastAsia="宋体"/>
+          <w:b w:val="0"/>
+          <w:sz w:val="22"/>
+        </w:rPr>
+        <w:t>每个对比的效应量 Δ 定义为简单算术均值差，Δ = mean(组 B) − mean(组 A)，其中各组均值为该配置下 45 条 per-document GPT 评审评分的非加权算术平均。未加入任何协变量、随机效应、加权或收缩。同一份每组 45 个样本同时作为对应 Mann–Whitney U 检验的输入。本研究未采用 L9 正交表分解、最小二乘均值（least-squares means）或混合效应模型，因为靶向对比方案对所关注的替换型对比给出更透明、更可直接解读的估计。</w:t>
+      </w:r>
+    </w:p>
+    <w:p>
+      <w:pPr>
+        <w:spacing w:before="80" w:after="80" w:lineRule="auto" w:line="360"/>
+        <w:ind w:firstLine="0"/>
+        <w:jc w:val="both"/>
+      </w:pPr>
+      <w:r>
+        <w:rPr>
+          <w:rFonts w:ascii="Times New Roman" w:hAnsi="Times New Roman" w:eastAsia="宋体"/>
+          <w:b w:val="0"/>
+          <w:sz w:val="22"/>
+        </w:rPr>
+        <w:t>#### 2.4.3 评分者间一致性</w:t>
+      </w:r>
+    </w:p>
+    <w:p>
+      <w:pPr>
+        <w:spacing w:before="80" w:after="80" w:lineRule="auto" w:line="360"/>
+        <w:ind w:firstLine="0"/>
+        <w:jc w:val="both"/>
+      </w:pPr>
+      <w:r>
+        <w:rPr>
+          <w:rFonts w:ascii="Times New Roman" w:hAnsi="Times New Roman" w:eastAsia="宋体"/>
+          <w:b w:val="0"/>
+          <w:sz w:val="22"/>
+        </w:rPr>
+        <w:t>评分者间一致性采用三类互补指标进行评估，全部完整报告，因其各自捕捉一致性的不同侧面：Pearson 相关系数捕捉线性关联同时容许评分者间系统性偏移；Spearman 相关系数捕捉排序一致性而不假设线性；组内相关系数（ICC）按 Shrout 与 Fleiss [13] 的标准框架定量信度。所采用的 4 种 ICC 变体如下：</w:t>
+      </w:r>
+    </w:p>
+    <w:p>
+      <w:pPr>
+        <w:pStyle w:val="ListBullet"/>
+        <w:spacing w:before="40" w:after="40" w:lineRule="auto" w:line="360"/>
+      </w:pPr>
       <w:r>
         <w:rPr>
           <w:rFonts w:ascii="Times New Roman" w:hAnsi="Times New Roman" w:eastAsia="宋体"/>
@@ -1624,8 +1760,14 @@
           <w:b w:val="0"/>
           <w:sz w:val="22"/>
         </w:rPr>
-        <w:t xml:space="preserve">（单评分者绝对一致性，双向随机效应）与 </w:t>
+        <w:t xml:space="preserve"> — 单评分者绝对一致性，双向随机效应；</w:t>
       </w:r>
+    </w:p>
+    <w:p>
+      <w:pPr>
+        <w:pStyle w:val="ListBullet"/>
+        <w:spacing w:before="40" w:after="40" w:lineRule="auto" w:line="360"/>
+      </w:pPr>
       <w:r>
         <w:rPr>
           <w:rFonts w:ascii="Times New Roman" w:hAnsi="Times New Roman" w:eastAsia="宋体"/>
@@ -1640,8 +1782,14 @@
           <w:b w:val="0"/>
           <w:sz w:val="22"/>
         </w:rPr>
-        <w:t>（单评分者排序一致性，双向混合效应）用于两两比较（如专家均值 vs LLM 评审，以及专家组内两两比较）；</w:t>
+        <w:t xml:space="preserve"> — 单评分者排序一致性，双向混合效应；</w:t>
       </w:r>
+    </w:p>
+    <w:p>
+      <w:pPr>
+        <w:pStyle w:val="ListBullet"/>
+        <w:spacing w:before="40" w:after="40" w:lineRule="auto" w:line="360"/>
+      </w:pPr>
       <w:r>
         <w:rPr>
           <w:rFonts w:ascii="Times New Roman" w:hAnsi="Times New Roman" w:eastAsia="宋体"/>
@@ -1656,8 +1804,14 @@
           <w:b w:val="0"/>
           <w:sz w:val="22"/>
         </w:rPr>
-        <w:t xml:space="preserve"> 与 </w:t>
+        <w:t xml:space="preserve"> — k 评分者平均绝对一致性；</w:t>
       </w:r>
+    </w:p>
+    <w:p>
+      <w:pPr>
+        <w:pStyle w:val="ListBullet"/>
+        <w:spacing w:before="40" w:after="40" w:lineRule="auto" w:line="360"/>
+      </w:pPr>
       <w:r>
         <w:rPr>
           <w:rFonts w:ascii="Times New Roman" w:hAnsi="Times New Roman" w:eastAsia="宋体"/>
@@ -1672,7 +1826,144 @@
           <w:b w:val="0"/>
           <w:sz w:val="22"/>
         </w:rPr>
-        <w:t>——对应 *k 评分者均值* 可靠度变体，k=3——用于评估三专家组的整体可靠度。ICC 计算采用 pingouin 0.5 Python 库。自评偏差采用跨模型差分定量，即 bias = (own-own 均值) − (cross-own 均值)。本研究的 9 个配置并非 Taguchi L9 正交表，而是 4 维配置空间（规则 / 骨架 / 详细内容 / 示例，每维 3 水平：缺失 / 部分 / 完整）的结构化子集，其选取目的是通过上述靶向成对对比隔离每个维度的影响，而非满足 L9 设计对正交平衡性的要求。</w:t>
+        <w:t xml:space="preserve"> — k 评分者平均排序一致性。</w:t>
+      </w:r>
+    </w:p>
+    <w:p>
+      <w:pPr>
+        <w:spacing w:before="80" w:after="80" w:lineRule="auto" w:line="360"/>
+        <w:ind w:firstLine="0"/>
+        <w:jc w:val="both"/>
+      </w:pPr>
+      <w:r>
+        <w:rPr>
+          <w:rFonts w:ascii="Times New Roman" w:hAnsi="Times New Roman" w:eastAsia="宋体"/>
+          <w:b w:val="0"/>
+          <w:sz w:val="22"/>
+        </w:rPr>
+        <w:t>单评分者变体 ICC(2,1) 与 ICC(3,1) 用于两两比较（如专家均值 vs 各 LLM 评审，及专家组内两两比较）；k 评分者均值变体 ICC(2,k) 与 ICC(3,k)（k = 3）用于评估三专家组的整体信度。所有 ICC 计算采用 pingouin Python 库（v0.6.1）。</w:t>
+      </w:r>
+    </w:p>
+    <w:p>
+      <w:pPr>
+        <w:spacing w:before="80" w:after="80" w:lineRule="auto" w:line="360"/>
+        <w:ind w:firstLine="0"/>
+        <w:jc w:val="both"/>
+      </w:pPr>
+      <w:r>
+        <w:rPr>
+          <w:rFonts w:ascii="Times New Roman" w:hAnsi="Times New Roman" w:eastAsia="宋体"/>
+          <w:b w:val="0"/>
+          <w:sz w:val="22"/>
+        </w:rPr>
+        <w:t>#### 2.4.4 自评偏差</w:t>
+      </w:r>
+    </w:p>
+    <w:p>
+      <w:pPr>
+        <w:spacing w:before="80" w:after="80" w:lineRule="auto" w:line="360"/>
+        <w:ind w:firstLine="0"/>
+        <w:jc w:val="both"/>
+      </w:pPr>
+      <w:r>
+        <w:rPr>
+          <w:rFonts w:ascii="Times New Roman" w:hAnsi="Times New Roman" w:eastAsia="宋体"/>
+          <w:b w:val="0"/>
+          <w:sz w:val="22"/>
+        </w:rPr>
+        <w:t>对于每个作为评审员的模型 M ∈ {Claude Opus 4.6, GPT-5.4}，自评偏差按 Panickssery 等 [6] 的经典定义计算——同一评审员、不同生成者：</w:t>
+      </w:r>
+    </w:p>
+    <w:p>
+      <w:pPr>
+        <w:spacing w:before="80" w:after="80" w:lineRule="auto" w:line="360"/>
+        <w:ind w:firstLine="0"/>
+        <w:jc w:val="both"/>
+      </w:pPr>
+      <w:r>
+        <w:rPr>
+          <w:rFonts w:ascii="Times New Roman" w:hAnsi="Times New Roman" w:eastAsia="宋体"/>
+          <w:b w:val="0"/>
+          <w:sz w:val="22"/>
+        </w:rPr>
+        <w:t>bias_M = mean(judge = M, generator = M) − mean(judge = M, generator = M′)，</w:t>
+      </w:r>
+    </w:p>
+    <w:p>
+      <w:pPr>
+        <w:spacing w:before="80" w:after="80" w:lineRule="auto" w:line="360"/>
+        <w:ind w:firstLine="0"/>
+        <w:jc w:val="both"/>
+      </w:pPr>
+      <w:r>
+        <w:rPr>
+          <w:rFonts w:ascii="Times New Roman" w:hAnsi="Times New Roman" w:eastAsia="宋体"/>
+          <w:b w:val="0"/>
+          <w:sz w:val="22"/>
+        </w:rPr>
+        <w:t>其中 M′ 为另一模型。正值表示评审员 M 对自家模型族生成的输出评分高于对手生成者；负值反之。作为敏感性检验，我们另以替代的跨评审公式（同一生成者、不同评审员：bias_M = mean(judge = M, generator = M) − mean(judge = M′, generator = M)）重新计算，得到 Claude +0.29、GPT −0.30，与 §3.4 报告的经典值（+0.46 与 −0.47）方向与排序完全一致。</w:t>
+      </w:r>
+    </w:p>
+    <w:p>
+      <w:pPr>
+        <w:spacing w:before="80" w:after="80" w:lineRule="auto" w:line="360"/>
+        <w:ind w:firstLine="0"/>
+        <w:jc w:val="both"/>
+      </w:pPr>
+      <w:r>
+        <w:rPr>
+          <w:rFonts w:ascii="Times New Roman" w:hAnsi="Times New Roman" w:eastAsia="宋体"/>
+          <w:b w:val="0"/>
+          <w:sz w:val="22"/>
+        </w:rPr>
+        <w:t>#### 2.4.5 实验设计说明</w:t>
+      </w:r>
+    </w:p>
+    <w:p>
+      <w:pPr>
+        <w:spacing w:before="80" w:after="80" w:lineRule="auto" w:line="360"/>
+        <w:ind w:firstLine="0"/>
+        <w:jc w:val="both"/>
+      </w:pPr>
+      <w:r>
+        <w:rPr>
+          <w:rFonts w:ascii="Times New Roman" w:hAnsi="Times New Roman" w:eastAsia="宋体"/>
+          <w:b w:val="0"/>
+          <w:sz w:val="22"/>
+        </w:rPr>
+        <w:t>本研究的 9 个评估配置并非 Taguchi L9 正交表，而是 4 维配置空间（规则 / 文档骨架 / 详细内容 / 示例）的结构化子集；各维度按其操作定义所相关的水平变化：</w:t>
+      </w:r>
+      <w:r>
+        <w:rPr>
+          <w:rFonts w:ascii="Times New Roman" w:hAnsi="Times New Roman" w:eastAsia="宋体"/>
+          <w:b/>
+          <w:sz w:val="22"/>
+        </w:rPr>
+        <w:t>规则与文档骨架为三水平（缺失 / 部分 / 完整）</w:t>
+      </w:r>
+      <w:r>
+        <w:rPr>
+          <w:rFonts w:ascii="Times New Roman" w:hAnsi="Times New Roman" w:eastAsia="宋体"/>
+          <w:b w:val="0"/>
+          <w:sz w:val="22"/>
+        </w:rPr>
+        <w:t>，</w:t>
+      </w:r>
+      <w:r>
+        <w:rPr>
+          <w:rFonts w:ascii="Times New Roman" w:hAnsi="Times New Roman" w:eastAsia="宋体"/>
+          <w:b/>
+          <w:sz w:val="22"/>
+        </w:rPr>
+        <w:t>详细内容与示例为二水平（缺失 / 存在）</w:t>
+      </w:r>
+      <w:r>
+        <w:rPr>
+          <w:rFonts w:ascii="Times New Roman" w:hAnsi="Times New Roman" w:eastAsia="宋体"/>
+          <w:b w:val="0"/>
+          <w:sz w:val="22"/>
+        </w:rPr>
+        <w:t>。配置选取目的是通过 §2.4.2 列出的靶向成对对比隔离每个维度的影响，而非满足 L9 设计的正交平衡要求。因此 Δ 效应估计仅对应 §2.4.2 中列出的特定配置对，未对完整因子设计参考做加权重映射。</w:t>
       </w:r>
     </w:p>
     <w:p>
@@ -1715,7 +2006,7 @@
           <w:b w:val="0"/>
           <w:sz w:val="22"/>
         </w:rPr>
-        <w:t>在 Claude 生成的 405 份文件中，综合三轨（自动评分、Claude 评审、GPT 评审）综合分排序为：H4_sop_only（2 K）第 1 名（0.994），H3_skeleton（5 K）第 2 名，G_template_rules（16 K）第 3 名，H2_keep_examples（25 K）第 4 名，E_rules（1.2 K）第 5 名，C_full（56 K）第 6 名，F_template（15 K）第 7 名，B_simple 第 8 名，A_bare 第 9 名。LLM 评估层下 H4 以最少 token 达到最高综合分。</w:t>
+        <w:t>在 Claude 生成的 405 份文件中，综合三轨（自动评分、Claude 评审、GPT 评审）综合分排序为：H4_sop_only（2 K）第 1 名（0.994），H3_skeleton（5 K）第 2 名，G_template_rules（16 K）第 3 名，H2_keep_examples（25 K）第 4 名，E_rules_v2（1.2 K）第 5 名，C_full（56 K）第 6 名，F_template（15 K）第 7 名，B_simple 第 8 名，A_bare 第 9 名。LLM 评估层下 H4 以最少 token 达到最高综合分。</w:t>
       </w:r>
     </w:p>
     <w:p>
@@ -1744,7 +2035,7 @@
           <w:b w:val="0"/>
           <w:sz w:val="22"/>
         </w:rPr>
-        <w:t>4 个消融效应同时报告 raw 与 Benjamini-Hochberg 校正后 p 值。规则层是 4 因子中唯一在校正后仍达到显著的主效应（Δ=+0.511；raw p&lt;0.001；BH-adjusted p&lt;0.001）。骨架层（Δ=+0.213；raw p=0.055；BH-adjusted p=0.11）方向为正，但经多重比较校正后未达到 0.05 阈值；本研究将其作为提示性证据，需进一步验证。详细内容（G vs H3：Δ=−0.031；raw p=0.79；BH-adjusted p=0.79）与示例（H2 vs G：Δ=−0.053；raw p=0.46；BH-adjusted p=0.61）无统计学贡献。H4 与 H3 差异不显著（Δ=−0.009，raw p=0.80；该对比为描述性，不属于 4 因子 BH 集合，故报告未校正值），提示任务特定 SOP 骨架（2 K）与完整模块骨架（5 K）效果等效。此消融结果仅在 LLM 层成立，专家层分析见 3.5 节。</w:t>
+        <w:t>4 个消融效应同时报告 raw p、BH-adjusted p 与 bootstrap 95% CI（B = 10,000，seed = 42）。规则层是 4 因子中唯一在校正后仍达到显著的主效应（Δ=+0.511；95% CI [+0.28, +0.75]；raw p&lt;0.001；BH-adjusted p&lt;0.001）。骨架层（Δ=+0.213；95% CI [+0.05, +0.39]；raw p=0.055；BH-adjusted p=0.11）方向为正；虽 CI 不含 0，但 BH-adjusted p 未达 0.05 阈值（差异源于 CI 基于简单均值差计算，而推断用的是基于秩的 Mann–Whitney 检验）。本研究将骨架层视为提示性证据，需进一步验证。详细内容（G vs H3：Δ=−0.031；95% CI [−0.19, +0.12]；raw p=0.79；BH-adjusted p=0.79）与示例（H2 vs G：Δ=−0.053；95% CI [−0.21, +0.11]；raw p=0.46；BH-adjusted p=0.61）无统计学贡献。H4 与 H3 差异不显著（Δ=−0.009，raw p=0.80；该对比为描述性，不属于 4 因子 BH 集合，故报告未校正值），提示任务特定 SOP 骨架（2 K）与完整模块骨架（5 K）效果等效。此消融结果仅在 LLM 层成立，专家层分析见 3.5 节。</w:t>
       </w:r>
     </w:p>
     <w:p>
@@ -1817,7 +2108,7 @@
           <w:b w:val="0"/>
           <w:sz w:val="22"/>
         </w:rPr>
-        <w:t>规避自评偏差后（仅采用跨评均值，即 Claude-judge→GPT-gen 与 GPT-judge→Claude-gen 的均值），9 组排序为：G_template_rules 第 1 名（4.211），H3_skeleton 第 2 名（4.167），E_rules 第 3 名（4.133），H4_sop_only 第 4 名（4.100）。G、H3、E、H4 四组在去除自评偏差后统计等价（Δ&lt;0.11）。C_full 在此排序下降至第 9 名（2.310）。</w:t>
+        <w:t>规避自评偏差后（仅采用跨评均值，即 Claude-judge→GPT-gen 与 GPT-judge→Claude-gen 的均值），9 组排序为：G_template_rules 第 1 名（4.211），H3_skeleton 第 2 名（4.167），E_rules_v2 第 3 名（4.133），H4_sop_only 第 4 名（4.100）。G、H3、E、H4 四组在去除自评偏差后统计等价（Δ&lt;0.11）。C_full 在此排序下降至第 9 名（2.310）。</w:t>
       </w:r>
     </w:p>
     <w:p>
@@ -1876,7 +2167,7 @@
           <w:b w:val="0"/>
           <w:sz w:val="22"/>
         </w:rPr>
-        <w:t>按配置组的专家均值排序为：F_template 4.24（n=1）第 1 名，H2_keep_examples 4.07（n=1）第 2 名，G_template_rules 4.06（n=2）第 3 名，C_full 3.45（n=2）第 4 名，H4_sop_only 3.20（n=2）第 5 名，E_rules 3.19（n=1）第 6 名，A_bare 3.04（n=1）第 7 名。LLM 评估层的第 1 名（H4_sop_only，2 K）在专家视角下排名倒数第二（仅高于 A_bare 0.16 分）。LLM 评审对 C_full 与 H4 的高估最严重（Δ = expert − LLM-judges mean，分别为 −1.00 与 −1.05），提示这两种配置虽呈现结构完整性与术语合规性，但专家可识别其临床实操深度不足。</w:t>
+        <w:t>按配置组的专家均值排序为：F_template 4.24（n=1）第 1 名，H2_keep_examples 4.07（n=1）第 2 名，G_template_rules 4.06（n=2）第 3 名，C_full 3.45（n=2）第 4 名，H4_sop_only 3.20（n=2）第 5 名，E_rules_v2 3.19（n=1）第 6 名，A_bare 3.04（n=1）第 7 名。LLM 评估层的第 1 名（H4_sop_only，2 K）在专家视角下排名倒数第二（仅高于 A_bare 0.16 分）。LLM 评审对 C_full 与 H4 的高估最严重（Δ = expert − LLM-judges mean，分别为 −1.00 与 −1.05），提示这两种配置虽呈现结构完整性与术语合规性，但专家可识别其临床实操深度不足。</w:t>
       </w:r>
     </w:p>
     <w:p>
@@ -2233,7 +2524,7 @@
                 <w:b w:val="0"/>
                 <w:sz w:val="20"/>
               </w:rPr>
-              <w:t>H4_sop_only 或 E_rules</w:t>
+              <w:t>H4_sop_only 或 E_rules_v2</w:t>
             </w:r>
           </w:p>
         </w:tc>
@@ -3048,7 +3339,7 @@
           <w:b w:val="0"/>
           <w:sz w:val="22"/>
         </w:rPr>
-        <w:t>LLM 辅助 ISO 15189 QMS 文件生成的最优配置取决于评估视角。LLM 评估层下 H4_sop_only（2 K）综合最优；专家视角下 F_template（15 K）、H2_keep_examples（25 K）与 G_template_rules（16 K）并列最优（均值 4.06–4.24 分），H4 位列倒数第二。追求 token 效率与成本控制的场景推荐采用 H4 或 E_rules（1–2 K），正式送审与 CNAS 认可申请场景推荐采用 G 或 F（15–16 K），C_full（56 K）应避免使用。LLM 评审可作为初筛代理（Claude 评审效果优于 GPT），但关键文件必须经专家终审。</w:t>
+        <w:t>LLM 辅助 ISO 15189 QMS 文件生成的最优配置取决于评估视角。LLM 评估层下 H4_sop_only（2 K）综合最优；专家视角下 F_template（15 K）、H2_keep_examples（25 K）与 G_template_rules（16 K）并列最优（均值 4.06–4.24 分），H4 位列倒数第二。追求 token 效率与成本控制的场景推荐采用 H4 或 E_rules_v2（1–2 K），正式送审与 CNAS 认可申请场景推荐采用 G 或 F（15–16 K），C_full（56 K）应避免使用。LLM 评审可作为初筛代理（Claude 评审效果优于 GPT），但关键文件必须经专家终审。</w:t>
       </w:r>
     </w:p>
     <w:p>

--- a/paper/manuscript_v2_zh_CCLM.docx
+++ b/paper/manuscript_v2_zh_CCLM.docx
@@ -211,7 +211,7 @@
           <w:b w:val="0"/>
           <w:sz w:val="22"/>
         </w:rPr>
-        <w:t>：(1) 四因子替换对比消融（Benjamini-Hochberg FDR 校正；bootstrap 95% CI，B = 10,000）显示，LLM 评估层下仅规则层达到显著（Δ=+0.511，95% CI [+0.28, +0.75]；BH-adjusted p&lt;0.001）；骨架层（Δ=+0.213，95% CI [+0.05, +0.39]；BH-adjusted p=0.11）、详细内容（Δ=−0.031，95% CI [−0.19, +0.12]；BH-adjusted p=0.79）与示例（Δ=−0.053，95% CI [−0.21, +0.11]；BH-adjusted p=0.61）均未达显著。(2) 全量配置 C_full（56 K）在 Claude 生成下的跨评分为 3.22–4.56，在 GPT-5.4 生成下降至 1.40–1.84，提示 Claude Opus 的长上下文能力在此场景中具有模型特异性。(3) Claude 评审存在约 +0.46 的自评偏差，GPT 评审呈约 −0.47 的反向偏差。(4) 3 位专家之间 ICC(2,k)=0.982，而专家均值与 Claude 评审的 ICC(3,1)=0.548（p=0.04）、与 GPT 评审的 ICC(3,1)=0.217（p=0.26）；两种 LLM 评审均系统性高估 0.52–0.90 分。(5) LLM 评估层的最优配置 H4_sop_only（2 K 骨架）在专家视角下排名倒数第二（3.20 分，n=2），而模板类配置 F_template（15 K）、H2_keep_examples（25 K）与 G_template_rules（16 K）在专家视角下最优（4.06–4.24 分）。</w:t>
+        <w:t>：(1) 四成分替换对比消融（Benjamini-Hochberg FDR 校正；bootstrap 95% CI，B = 10,000）显示，LLM 评估层下仅规则成分达到显著（Δ=+0.511，95% CI [+0.28, +0.75]；BH-adjusted p&lt;0.001）；骨架成分（Δ=+0.213，95% CI [+0.05, +0.39]；BH-adjusted p=0.11）、详细内容（Δ=−0.031，95% CI [−0.19, +0.12]；BH-adjusted p=0.79）与示例（Δ=−0.053，95% CI [−0.21, +0.11]；BH-adjusted p=0.61）均未达显著。(2) 全量配置 C_full（56 K）在 Claude 生成下的跨评分为 3.22–4.56，在 GPT-5.4 生成下降至 1.40–1.84，提示 Claude Opus 的长上下文能力在此场景中具有模型特异性。(3) 两位 LLM 评审均把 Claude 生成输出评得比 GPT 生成高约 0.30 分（Panickssery 经典偏差估计：Claude 评审 +0.29，GPT 评审 −0.30），此模式与"同家族经典自偏好"不兼容，可由生成模型间的真实质量差异或两位判官共享的风格偏好同时解释。(4) 3 位专家之间 ICC(2,k)=0.982，而专家均值与 Claude 评审的 ICC(3,1)=0.548（p=0.04）、与 GPT 评审的 ICC(3,1)=0.217（p=0.26）；两种 LLM 评审均系统性高估 0.52–0.90 分。(5) LLM 评估层的最优配置 H4_sop_only（2 K 骨架）在专家视角下排名倒数第二（3.20 分，n=2），而模板类配置 F_template（15 K）、H2_keep_examples（25 K）与 G_template_rules（16 K）在专家视角下最优（4.06–4.24 分）。</w:t>
       </w:r>
     </w:p>
     <w:p>
@@ -367,7 +367,7 @@
           <w:b w:val="0"/>
           <w:sz w:val="22"/>
         </w:rPr>
-        <w:t>依据规则、文档骨架、详细内容、示例 4 个 prompt 内容维度进行系统替换，按各维度操作定义所相关的水平变化（规则与文档骨架为三水平：缺失 / 部分 / 完整；详细内容与示例为二水平：缺失 / 存在），设计 9 组对照配置（Figure 1）。其中 A_bare（0 K）与 B_simple（0.3 K）为基线；C_full（56 K）代表全量输入策略；E_rules_v2（1.2 K）仅含规则层；F_template（15 K）为无规则的完整模板；G_template_rules（16 K）为规则与模板的组合；H2_keep_examples（25 K）在 G 基础上额外保留示例；H3_skeleton（5 K）保留模块骨架但删除详细内容；H4_sop_only（2 K）仅保留任务最相关的单个 SOP 骨架。字母 D 在编号序列中被有意跳过：D_rules 是规则层的早期变体，经领域专家校验发现存在术语错误后被弃用并由 E_rules_v2 替代；保留字母跳号以保持配置标识符的时间一致性。</w:t>
+        <w:t>依据规则、文档骨架、详细内容、示例 4 个 prompt 内容维度进行系统替换，按各维度操作定义所相关的水平变化（规则与文档骨架为三水平：缺失 / 部分 / 完整；详细内容与示例为二水平：缺失 / 存在），设计 9 组对照配置（Figure 1）。其中 A_bare（0 K）与 B_simple（0.3 K）为基线；C_full（56 K）代表全量输入策略；E_rules_v2（1.2 K）仅含规则成分；F_template（15 K）为无规则的完整模板；G_template_rules（16 K）为规则与模板的组合；H2_keep_examples（25 K）在 G 基础上额外保留示例；H3_skeleton（5 K）保留模块骨架但删除详细内容；H4_sop_only（2 K）仅保留任务最相关的单个 SOP 骨架。字母 D 在编号序列中被有意跳过：D_rules 是规则成分的早期变体，经领域专家校验发现存在术语错误后被弃用并由 E_rules_v2 替代；保留字母跳号以保持配置标识符的时间一致性。</w:t>
       </w:r>
     </w:p>
     <w:p>
@@ -382,7 +382,7 @@
           <w:b w:val="0"/>
           <w:sz w:val="22"/>
         </w:rPr>
-        <w:t>规则层基于 rules.md（1.2 K），经领域专家校验修正：删除 3 条错误术语映射（仪器→设备、校准品→校准物、室间质评→能力验证），修正 3 条目标术语（标本→样品、检验项目→检测项目、线性范围→可报告范围），保留 10 条正确映射与 7 类模糊表述禁令。骨架层由 strip_to_skeleton 算法从模板库中提取，保留章节标题、各章节首段说明与表单编号列表，删除条款原文摘录、详细表格内容、示例、详细步骤列表与 fenced code blocks（markdown ... 围栏块，含流程图、JSON 片段或伪代码）。</w:t>
+        <w:t>规则成分基于 rules.md（1.2 K），经领域专家校验修正：删除 3 条错误术语映射（仪器→设备、校准品→校准物、室间质评→能力验证），修正 3 条目标术语（标本→样品、检验项目→检测项目、线性范围→可报告范围），保留 10 条正确映射与 7 类模糊表述禁令。骨架成分由 strip_to_skeleton 算法从模板库中提取，保留章节标题、各章节首段说明与表单编号列表，删除条款原文摘录、详细表格内容、示例、详细步骤列表与 fenced code blocks（markdown ... 围栏块，含流程图、JSON 片段或伪代码）。</w:t>
       </w:r>
     </w:p>
     <w:p>
@@ -1607,7 +1607,7 @@
           <w:b w:val="0"/>
           <w:sz w:val="22"/>
         </w:rPr>
-        <w:t>组间成对比较采用双侧 Mann–Whitney U 检验（scipy.stats.mannwhitneyu，scipy v1.10.1），针对 per-document GPT 评审评分，每个配置贡献 n = 45 条评分（15 任务 × 3 重复）。四因子消融的多重比较校正采用 Benjamini–Hochberg 错误发现率（FDR）方法（statsmodels.stats.multitest.multipletests（statsmodels v0.14.6），method = fdr_bh，α = 0.05）。选用 FDR 而非 Bonferroni 校正，是因为四个预设对比之间存在配置重叠（例如 G_template_rules 同时出现于 *detailed content* 与 *worked examples* 两个对比），统计上并不独立；在此类结构化测试中，Benjamini–Hochberg 方法在严格控制错误发现期望比例的同时提供更高的统计功效。</w:t>
+        <w:t>组间成对比较采用双侧 Mann–Whitney U 检验（scipy.stats.mannwhitneyu，scipy v1.10.1），针对 per-document GPT 评审评分，每个配置贡献 n = 45 条评分（15 任务 × 3 重复）。四成分消融的多重比较校正采用 Benjamini–Hochberg 错误发现率（FDR）方法（statsmodels.stats.multitest.multipletests（statsmodels v0.14.6），method = fdr_bh，α = 0.05）。选用 FDR 而非 Bonferroni 校正，是因为四个预设对比之间存在配置重叠（例如 G_template_rules 同时出现于 *detailed content* 与 *worked examples* 两个对比），统计上并不独立；在此类结构化测试中，Benjamini–Hochberg 方法在严格控制错误发现期望比例的同时提供更高的统计功效。每个 Δ 效应估计的 95% bootstrap 置信区间采用非参数 percentile 方法计算：固定种子 42，对每组独立有放回重采样（numpy random.choice）共 B = 10,000 次，区间下/上限取重采样 Δ 分布的 2.5th/97.5th 百分位；bootstrap 参考实现见已发布代码仓库的 bootstrap_ci.py。</w:t>
       </w:r>
     </w:p>
     <w:p>
@@ -1901,7 +1901,7 @@
           <w:b w:val="0"/>
           <w:sz w:val="22"/>
         </w:rPr>
-        <w:t>其中 M′ 为另一模型。正值表示评审员 M 对自家模型族生成的输出评分高于对手生成者；负值反之。作为敏感性检验，我们另以替代的跨评审公式（同一生成者、不同评审员：bias_M = mean(judge = M, generator = M) − mean(judge = M′, generator = M)）重新计算，得到 Claude +0.29、GPT −0.30，与 §3.4 报告的经典值（+0.46 与 −0.47）方向与排序完全一致。</w:t>
+        <w:t>其中 M′ 为另一模型。正值表示评审员 M 对自家模型族生成的输出评分高于对手生成者；负值反之。作为敏感性检验，我们另以替代的跨评审公式（同一生成者、不同评审员：bias_M = mean(judge = M, generator = M) − mean(judge = M′, generator = M)）重新计算，得到 Claude +0.464、GPT −0.472，与 §3.4 报告的经典值（+0.294 与 −0.301）方向一致。</w:t>
       </w:r>
     </w:p>
     <w:p>
@@ -1991,7 +1991,7 @@
           <w:b/>
           <w:sz w:val="24"/>
         </w:rPr>
-        <w:t>3.1 LLM 评估层的 9 组排名</w:t>
+        <w:t>3.1 配置在自动评分与 LLM 评审下的综合排名</w:t>
       </w:r>
     </w:p>
     <w:p>
@@ -2006,7 +2006,7 @@
           <w:b w:val="0"/>
           <w:sz w:val="22"/>
         </w:rPr>
-        <w:t>在 Claude 生成的 405 份文件中，综合三轨（自动评分、Claude 评审、GPT 评审）综合分排序为：H4_sop_only（2 K）第 1 名（0.994），H3_skeleton（5 K）第 2 名，G_template_rules（16 K）第 3 名，H2_keep_examples（25 K）第 4 名，E_rules_v2（1.2 K）第 5 名，C_full（56 K）第 6 名，F_template（15 K）第 7 名，B_simple 第 8 名，A_bare 第 9 名。LLM 评估层下 H4 以最少 token 达到最高综合分。</w:t>
+        <w:t>在 Claude Opus 4.6 生成的 405 份文件中，9 个配置按综合分排名，该综合分由 Tier 1 自动评分均值与 Tier 2 LLM 评审均值（跨 Claude、GPT 两位判官取均值）合成：每项分别在 9 组上做 min-max 归一化至 [0, 1]，再以等权平均。从高到低，排名结果为：H4_sop_only（~2,000 tokens；0.994）、H3_skeleton（~5,000 tokens；0.869）、G_template_rules（~16,000 tokens；0.851）、H2_keep_examples（~25,000 tokens；0.759）、E_rules_v2（~1,200 tokens；0.729）、C_full（~56,000 tokens；0.493）、F_template（~15,000 tokens；0.345）、B_simple（~300 tokens；0.227）、A_bare（0 tokens；0.000）。在含规则的配置中，H4_sop_only 以最小 token 预算获得最高综合分——但如 §3.5 所示，该结论在专家层未能保持。</w:t>
       </w:r>
     </w:p>
     <w:p>
@@ -2020,7 +2020,7 @@
           <w:b/>
           <w:sz w:val="24"/>
         </w:rPr>
-        <w:t>3.2 四因子替换对比消融</w:t>
+        <w:t>3.2 四成分替换对比消融</w:t>
       </w:r>
     </w:p>
     <w:p>
@@ -2035,7 +2035,7 @@
           <w:b w:val="0"/>
           <w:sz w:val="22"/>
         </w:rPr>
-        <w:t>4 个消融效应同时报告 raw p、BH-adjusted p 与 bootstrap 95% CI（B = 10,000，seed = 42）。规则层是 4 因子中唯一在校正后仍达到显著的主效应（Δ=+0.511；95% CI [+0.28, +0.75]；raw p&lt;0.001；BH-adjusted p&lt;0.001）。骨架层（Δ=+0.213；95% CI [+0.05, +0.39]；raw p=0.055；BH-adjusted p=0.11）方向为正；虽 CI 不含 0，但 BH-adjusted p 未达 0.05 阈值（差异源于 CI 基于简单均值差计算，而推断用的是基于秩的 Mann–Whitney 检验）。本研究将骨架层视为提示性证据，需进一步验证。详细内容（G vs H3：Δ=−0.031；95% CI [−0.19, +0.12]；raw p=0.79；BH-adjusted p=0.79）与示例（H2 vs G：Δ=−0.053；95% CI [−0.21, +0.11]；raw p=0.46；BH-adjusted p=0.61）无统计学贡献。H4 与 H3 差异不显著（Δ=−0.009，raw p=0.80；该对比为描述性，不属于 4 因子 BH 集合，故报告未校正值），提示任务特定 SOP 骨架（2 K）与完整模块骨架（5 K）效果等效。此消融结果仅在 LLM 层成立，专家层分析见 3.5 节。</w:t>
+        <w:t>4 个消融效应同时报告 raw p 值、Benjamini–Hochberg 校正 p 值与 95% bootstrap 置信区间（B = 10,000 次重采样；seed = 42）。规则成分是 4 个成分中唯一在校正后仍达到显著的主效应（Δ=+0.511；95% CI [+0.28, +0.75]；raw p&lt;0.001；BH-adjusted p&lt;0.001）。文档骨架成分（Δ=+0.213；95% CI [+0.05, +0.39]；raw p=0.055；BH-adjusted p=0.11）方向为正；虽 bootstrap CI 不含 0，但 BH-adjusted p 未达 0.05 阈值。该不一致源于 CI 基于简单均值差计算，而推断采用基于秩的 Mann–Whitney U 检验；本研究将骨架效应视为提示性证据，需通过独立重复实验进一步验证。详细内容（G_template_rules vs H3_skeleton：Δ=−0.031；95% CI [−0.19, +0.12]；raw p=0.79；BH-adjusted p=0.79）与示例（H2_keep_examples vs G_template_rules：Δ=−0.053；95% CI [−0.21, +0.11]；raw p=0.46；BH-adjusted p=0.61）无可检测贡献。作为四成分 BH 集合外的描述性补充对比，H4_sop_only 与 H3_skeleton 差异不显著（Δ=−0.009；raw p=0.80；未做校正报告），提示在 LLM 评审层下，任务特定的 SOP 骨架（~2,000 tokens）与完整模块骨架（~5,000 tokens）功能等效。本节所报告的消融结果仅适用于 LLM 评审层（具体为 §2.4.1 所述的 Tier 2b GPT 评审评分）；对应的专家层比较见 §3.5。</w:t>
       </w:r>
     </w:p>
     <w:p>
@@ -2093,7 +2093,7 @@
           <w:b w:val="0"/>
           <w:sz w:val="22"/>
         </w:rPr>
-        <w:t>依 bias = (own-own) − (cross-own) 公式计算，Claude 评审均值偏差为 +0.464（9 组中 8 组正向，C_full 最大为 +1.33），GPT 评审均值偏差为 −0.472（9 组中 8 组负向，即 GPT 偏好 Claude 生成的文本）。两者呈方向相反、幅度相当的对称偏差模式，提示该偏差系 judge 端的系统性现象，而非生成端的质量差异。骨架型配置（E、H3、H4）偏差最小（&lt;0.15）。</w:t>
+        <w:t>依 §2.4.4 定义的 Panickssery 经典公式（bias_M = mean(judge = M, generator = M) − mean(judge = M, generator = M′)）计算，Claude 评审在 9 组配置上的均值偏差为 +0.294（0–5 Likert 量纲；6 组正向，单组最大值 +3.156 出现于 C_full）。GPT 评审均值偏差为 −0.301（6 组负向，A_bare 与 B_simple 为正，F_template 为零）。两位判官在方向上达成一致——跨 9 组配置，两者实际上均把 Claude 生成输出评得比 GPT 生成高约 0.30 分，尽管自评偏差指标的符号在表面上相反。</w:t>
       </w:r>
     </w:p>
     <w:p>
@@ -2108,7 +2108,22 @@
           <w:b w:val="0"/>
           <w:sz w:val="22"/>
         </w:rPr>
-        <w:t>规避自评偏差后（仅采用跨评均值，即 Claude-judge→GPT-gen 与 GPT-judge→Claude-gen 的均值），9 组排序为：G_template_rules 第 1 名（4.211），H3_skeleton 第 2 名（4.167），E_rules_v2 第 3 名（4.133），H4_sop_only 第 4 名（4.100）。G、H3、E、H4 四组在去除自评偏差后统计等价（Δ&lt;0.11）。C_full 在此排序下降至第 9 名（2.310）。</w:t>
+        <w:t>按定义，该符号相反的模式与"经典自评偏差"（每位判官各自偏好自家生成）不兼容——后者应表现为两位判官均为同号正值。所观察到的模式与两种非互斥假设相容：(a) 在本研究参数设置下，Claude Opus 4.6 与 GPT-5.4 之间存在真实的生成质量差异，与 §3.3 报告的 GPT-5.4 在 C_full 下的崩盘模式一致；(b) 两位判官共享的风格或格式偏好倾向于 Claude 生成的表达形式。由于 Tier 3 专家样本（n=10）全部抽取自 Claude 生成集（§2.3.3），本研究无法在经验上判别上述两种解释；我们将此识别为后续验证研究的关键方向（§4.5 局限性 i）。</w:t>
+      </w:r>
+    </w:p>
+    <w:p>
+      <w:pPr>
+        <w:spacing w:before="80" w:after="80" w:lineRule="auto" w:line="360"/>
+        <w:ind w:firstLine="0"/>
+        <w:jc w:val="both"/>
+      </w:pPr>
+      <w:r>
+        <w:rPr>
+          <w:rFonts w:ascii="Times New Roman" w:hAnsi="Times New Roman" w:eastAsia="宋体"/>
+          <w:b w:val="0"/>
+          <w:sz w:val="22"/>
+        </w:rPr>
+        <w:t>为考察去除同判官自评后的配置排序，我们仅使用跨模型评分（每个配置保留 Claude 评审 → GPT 生成、与 GPT 评审 → Claude 生成的 per-document 均值，再两两取均值）重新排序。在此去偏排序下，前四配置在 0–5 Likert 量纲上的均值分别为：G_template_rules（4.211）、H3_skeleton（4.167）、E_rules_v2（4.133）、H4_sop_only（4.100）；四者间最大成对差为 Δ=0.111，统计上不可区分。C_full 由 §3.1 综合排序的第 6 名跌至第 9 名（均值=2.310），表明 C_full 在 §3.1 中获得的较高 LLM 评分主要由两点驱动：Claude 评审对自家输出的高估、以及 GPT-5.4 在 ~56,000 token 配置下无法产生可用输出（§3.3）。</w:t>
       </w:r>
     </w:p>
     <w:p>
@@ -2239,7 +2254,7 @@
           <w:b w:val="0"/>
           <w:sz w:val="22"/>
         </w:rPr>
-        <w:t>LLM 评审层的四因子消融得出一个简洁结论：规则层必需（BH-adjusted p&lt;0.001），骨架层方向为正但经多重比较校正后未达显著（BH-adjusted p=0.11），详细内容与示例无贡献。此结论与 lost-in-the-middle 理论 [3] 及 prompt 精简化实践 [12] 一致。然而专家层分析推翻了这一简化：详细内容（F 与 G 的完整模板）显著提升临床可用性（F 4.24 vs H4 3.20，差距达 1.04），原因在于 LLM 的内化知识不足以覆盖临床实操的所有子场景，包括急诊样本处理、患者自采送检、运送人员资格认证与拒收标准等。此类信息必须通过 system prompt 显式提供。</w:t>
+        <w:t>LLM 评审层的四成分消融得出一个简洁结论：规则成分必需（BH-adjusted p&lt;0.001），骨架成分方向为正但经多重比较校正后未达显著（BH-adjusted p=0.11），详细内容与示例无贡献。此结论与 lost-in-the-middle 理论 [3] 及 prompt 精简化实践 [12] 一致。然而专家层分析推翻了这一简化：详细内容（F 与 G 的完整模板）显著提升临床可用性（F 4.24 vs H4 3.20，差距达 1.04），原因在于 LLM 的内化知识不足以覆盖临床实操的所有子场景，包括急诊样本处理、患者自采送检、运送人员资格认证与拒收标准等。此类信息必须通过 system prompt 显式提供。</w:t>
       </w:r>
     </w:p>
     <w:p>
@@ -2297,7 +2312,7 @@
           <w:b w:val="0"/>
           <w:sz w:val="22"/>
         </w:rPr>
-        <w:t>本研究量化了两类重要偏差：跨 LLM 偏差（Claude 高估自家 +0.46，GPT 反向 −0.47）与跨机器-专家偏差（两种 LLM 高估 0.52–0.90 分）。Claude 评审的排序与 3 位专家均值呈中等一致性（ICC=0.548），可作为粗筛代理——在大规模文件生成场景下，先以 Claude 评审筛除明显低质量输出可节省专家时间。GPT 评审与专家排序的相关性仅 ICC=0.217，不适合作为代理。关键文件（送审、体系文件、上线执行）必须由专家终审。</w:t>
+        <w:t>本研究量化了两类重要偏差：跨 LLM 评审的方向性模式——两位判官均把 Claude 生成评得比 GPT 生成高约 0.30 分（Panickssery 经典估计：Claude +0.29、GPT −0.30），该模式与"同家族经典自偏好"不兼容（§3.4），故可由"生成模型间真实质量差异"或"两位判官共享的风格偏好"任一原因解释；以及跨机器-专家偏差（两种 LLM 高估 0.52–0.90 分）。Claude 评审的排序与 3 位专家均值呈中等一致性（ICC=0.548），可作为粗筛代理——在大规模文件生成场景下，先以 Claude 评审筛除明显低质量输出可节省专家时间。GPT 评审与专家排序的相关性仅 ICC=0.217，不适合作为代理。关键文件（送审、体系文件、上线执行）必须由专家终审。</w:t>
       </w:r>
     </w:p>
     <w:p>
@@ -3310,7 +3325,7 @@
           <w:b w:val="0"/>
           <w:sz w:val="22"/>
         </w:rPr>
-        <w:t>本研究存在以下局限。(i) 专家样本规模有限：n=3 rater × 10 文件，组均值仅 1 至 2 份，仅支持排序方向性结论而非严格统计推断。跨单位 3 至 5 位专家 × 30 至 50 份文件的多中心验证是关键的未来工作。(ii) 同单位专家一致性的双刃剑：3 位专家间 ICC(2,k)=0.982 的极高一致性既是 5 维度评分量规有效的证据，亦可能反映同单位共享的专业文化、培训谱系与对模糊条款的解读习惯，从而高估了跨单位可推广性。(iii) 第一作者的双重角色：第一作者同时担任 Rater 1 与研究设计者。Rater 2 与 Rater 3 在不知晓 Rater 1 评分的前提下独立完成评分；各 rater 数据完整公开。(iv) 专家与 LLM 评审共享 5 维度量规：存在 shared-measurement bias 风险，未来应加入临床可用性等专家原生维度。(v) GPT-5.4 生成任务覆盖受限：仅覆盖 A1/B1/C1（81 份）。(vi) 领域特异性：结果限定于 ISO 15189 医学实验室，对 ISO 17025、ISO 9001 等其他标准的迁移性待验证。(vii) 第三方 LLM 评审缺失：仅采用 Claude 与 GPT 两类评审。(viii) 语言限定：全部为中文 QMS 文件，英语或其他语言场景下的效果未验证。(ix) 模型时效性：生成文件的质量受所用模型影响，随着大模型持续迭代，本研究结论可能需要重新验证。(x) 跨评象限 raw 数据保留：Claude 评审在 GPT-gen 与 H 组 Claude-gen 子集上的 per-paper raw 评分仅以聚合均值形式归档，per-paper JSON 未保留；2×2 自评偏差矩阵无法直接从最底层数据复算，但 6 个核心配置组（A/B/C/E/F/G）的 270 条 Claude 评审 raw 与全部 486 条 GPT 评审 raw 均完整公开。(xi) 评审员内部一致性未评估：每个 LLM 评审员对每份文件仅打分 1 次，未要求评审员对子集重复打分以量化评审员内部方差。评审员之间的一致性已通过 Claude 与 GPT 评审的 2×2 跨比较及 3 位专家 ICC 分析进行评价。(xii) 未开展评分前专家校准：3 位评分员仅依据公布的 5 维度量规与 ISO 15189:2022 / CNAS-CL02:2023 标准独立评分，未事先开展校准会议（即由 3 位评分员先共同评分若干示例文件以对齐解读）。3 位专家间极高的 ICC(2,k)=0.982 表明在本单位语境下量规已足够自解释，但在未来多中心研究中加入正式校准步骤将有助于增强可重复性。(xiii) Claude Code Agent 封装：Claude Opus 4.6 的生成与 Claude 评审均通过 Claude Code Agent 工具执行，而非直接 Anthropic REST SDK 调用。Claude Code 框架会在每组配置 prompt 之上叠加恒定的 framework 级 system prompt（工具定义与文件系统指引），故模型实际接收的 prompt 长度大于 §2.1 报告的 per-config token 数。该 framework 开销在 9 组配置间及所有评审调用中均完全相同，故配置间的相对比较与 LLM 评审-专家相对一致性结论仍然有效；但要精确复现绝对评分，需使用相同 Claude Code 版本；以直接 Anthropic SDK 调用相同配置可能得到略有差异的绝对评分。(xiv) AIHubMix 路由未独立审计：GPT-5.4 通过 AIHubMix 代理端点调用，该端点宣称对上游 OpenAI API 透明转发。本研究未独立验证其响应与直接 OpenAI 调用的等价性；路由层面的细微差异（请求批处理、header 处理）无法完全排除，但 GPT-5.4 model 标识符在调用链路中保持一致。(xv) 温度设置：所有生成均使用 temperature = 1.0 以反映真实交互使用场景。此设置引入随机性方差（已通过每元胞 3 次重复缓解），但牺牲了严格的字面级可重复性；追求确定性比较的后续研究建议改用 temperature = 0 重跑。</w:t>
+        <w:t>本研究存在以下局限。(i) 专家样本规模有限，且全部为 Claude 生成：n=3 rater × 10 文件，组均值仅 1 至 2 份；10 份样本全部抽取自 Claude 生成集，未对任何 GPT 生成文件开展专家盲评。这一设计仅支持 Claude 生成下的排序方向性结论而非严格统计推断，亦意味着 §3.4 中"两生成模型间存在真实质量差异 (a)"与"两位判官共享风格偏好 (b)"两种解释无法在本研究内判别。跨单位 3 至 5 位专家 × 30 至 50 份文件、且包含匹配的 GPT 生成样本的多中心验证，是关键的未来工作。(ii) 同单位专家一致性的双刃剑：3 位专家间 ICC(2,k)=0.982 的极高一致性既是 5 维度评分量规有效的证据，亦可能反映同单位共享的专业文化、培训谱系与对模糊条款的解读习惯，从而高估了跨单位可推广性。(iii) 第一作者的双重角色：第一作者同时担任 Rater 1 与研究设计者。Rater 2 与 Rater 3 在不知晓 Rater 1 评分的前提下独立完成评分；各 rater 数据完整公开。(iv) 专家与 LLM 评审共享 5 维度量规：存在 shared-measurement bias 风险，未来应加入临床可用性等专家原生维度。(v) GPT-5.4 生成任务覆盖受限：仅覆盖 A1/B1/C1（81 份）。(vi) 领域特异性：结果限定于 ISO 15189 医学实验室，对 ISO 17025、ISO 9001 等其他标准的迁移性待验证。(vii) 第三方 LLM 评审缺失：仅采用 Claude 与 GPT 两类评审。(viii) 语言限定：全部为中文 QMS 文件，英语或其他语言场景下的效果未验证。(ix) 模型时效性：生成文件的质量受所用模型影响，随着大模型持续迭代，本研究结论可能需要重新验证。(x) 跨评象限 raw 数据保留：Claude 评审在 GPT-gen 与 H 组 Claude-gen 子集上的 per-paper raw 评分仅以聚合均值形式归档，per-paper JSON 未保留；2×2 自评偏差矩阵无法直接从最底层数据复算，但 6 个核心配置组（A/B/C/E/F/G）的 270 条 Claude 评审 raw 与全部 486 条 GPT 评审 raw 均完整公开。(xi) 评审员内部一致性未评估：每个 LLM 评审员对每份文件仅打分 1 次，未要求评审员对子集重复打分以量化评审员内部方差。评审员之间的一致性已通过 Claude 与 GPT 评审的 2×2 跨比较及 3 位专家 ICC 分析进行评价。(xii) 未开展评分前专家校准：3 位评分员仅依据公布的 5 维度量规与 ISO 15189:2022 / CNAS-CL02:2023 标准独立评分，未事先开展校准会议（即由 3 位评分员先共同评分若干示例文件以对齐解读）。3 位专家间极高的 ICC(2,k)=0.982 表明在本单位语境下量规已足够自解释，但在未来多中心研究中加入正式校准步骤将有助于增强可重复性。(xiii) Claude Code Agent 封装：Claude Opus 4.6 的生成与 Claude 评审均通过 Claude Code Agent 工具执行，而非直接 Anthropic REST SDK 调用。Claude Code 框架会在每组配置 prompt 之上叠加恒定的 framework 级 system prompt（工具定义与文件系统指引），故模型实际接收的 prompt 长度大于 §2.1 报告的 per-config token 数。该 framework 开销在 9 组配置间及所有评审调用中均完全相同，故配置间的相对比较与 LLM 评审-专家相对一致性结论仍然有效；但要精确复现绝对评分，需使用相同 Claude Code 版本；以直接 Anthropic SDK 调用相同配置可能得到略有差异的绝对评分。(xiv) AIHubMix 路由未独立审计：GPT-5.4 通过 AIHubMix 代理端点调用，该端点宣称对上游 OpenAI API 透明转发。本研究未独立验证其响应与直接 OpenAI 调用的等价性；路由层面的细微差异（请求批处理、header 处理）无法完全排除，但 GPT-5.4 model 标识符在调用链路中保持一致。(xv) 温度设置：所有生成均使用 temperature = 1.0 以反映真实交互使用场景。此设置引入随机性方差（已通过每元胞 3 次重复缓解），但牺牲了严格的字面级可重复性；追求确定性比较的后续研究建议改用 temperature = 0 重跑。</w:t>
       </w:r>
     </w:p>
     <w:p>

--- a/paper/manuscript_v2_zh_CCLM.docx
+++ b/paper/manuscript_v2_zh_CCLM.docx
@@ -211,7 +211,7 @@
           <w:b w:val="0"/>
           <w:sz w:val="22"/>
         </w:rPr>
-        <w:t>：(1) 四成分替换对比消融（Benjamini-Hochberg FDR 校正；bootstrap 95% CI，B = 10,000）显示，LLM 评估层下仅规则成分达到显著（Δ=+0.511，95% CI [+0.28, +0.75]；BH-adjusted p&lt;0.001）；骨架成分（Δ=+0.213，95% CI [+0.05, +0.39]；BH-adjusted p=0.11）、详细内容（Δ=−0.031，95% CI [−0.19, +0.12]；BH-adjusted p=0.79）与示例（Δ=−0.053，95% CI [−0.21, +0.11]；BH-adjusted p=0.61）均未达显著。(2) 全量配置 C_full（56 K）在 Claude 生成下的跨评分为 3.22–4.56，在 GPT-5.4 生成下降至 1.40–1.84，提示 Claude Opus 的长上下文能力在此场景中具有模型特异性。(3) 两位 LLM 评审均把 Claude 生成输出评得比 GPT 生成高约 0.30 分（Panickssery 经典偏差估计：Claude 评审 +0.29，GPT 评审 −0.30），此模式与"同家族经典自偏好"不兼容，可由生成模型间的真实质量差异或两位判官共享的风格偏好同时解释。(4) 3 位专家之间 ICC(2,k)=0.982，而专家均值与 Claude 评审的 ICC(3,1)=0.548（p=0.04）、与 GPT 评审的 ICC(3,1)=0.217（p=0.26）；两种 LLM 评审均系统性高估 0.52–0.90 分。(5) LLM 评估层的最优配置 H4_sop_only（2 K 骨架）在专家视角下排名倒数第二（3.20 分，n=2），而模板类配置 F_template（15 K）、H2_keep_examples（25 K）与 G_template_rules（16 K）在专家视角下最优（4.06–4.24 分）。</w:t>
+        <w:t>：(1) 四成分替换对比消融（Benjamini-Hochberg FDR 校正；bootstrap 95% CI，B = 10,000）显示，LLM 评估层下仅规则成分达到显著（Δ=+0.511，95% CI [+0.28, +0.75]；BH-adjusted p&lt;0.001）；骨架成分（Δ=+0.213，95% CI [+0.05, +0.39]；BH-adjusted p=0.11）、详细内容（Δ=−0.031，95% CI [−0.19, +0.12]；BH-adjusted p=0.79）与示例（Δ=−0.053，95% CI [−0.21, +0.11]；BH-adjusted p=0.61）均未达显著。(2) 全量配置 C_full（56 K）在 Claude 生成下的跨评分为 3.22–4.56，在 GPT-5.4 生成下降至 1.40–1.84，提示 Claude Opus 的长上下文能力在此场景中具有模型特异性。(3) 两位 LLM 评审均把 Claude 生成输出评得比 GPT 生成高约 0.30 分（Panickssery 经典偏差估计：Claude 评审 +0.29，GPT 评审 −0.30），此模式与"同家族经典自偏好"不兼容，可由生成模型间的真实质量差异或两位判官共享的风格偏好同时解释。(4) 3 位专家之间 ICC(2,k)=0.982，而专家均值与 Claude 评审的 ICC(3,1)=0.548（p=0.04）、与 GPT 评审的 ICC(3,1)=0.217（p=0.26）；两种 LLM 评审均系统性高估 0.52–0.90 分。(5) LLM 评估层的最优配置 H4_sop_only（~2,000 tokens）在专家视角下跌至第 5/7 名（3.20 分，n=2；仅高于空 prompt 基线 A_bare 0.16 分），而模板类配置 F_template（~15,000 tokens）、H2_keep_examples（~25,000 tokens）与 G_template_rules（~16,000 tokens）专家排名最优（4.06–4.24 分）。</w:t>
       </w:r>
     </w:p>
     <w:p>
@@ -234,7 +234,7 @@
           <w:b w:val="0"/>
           <w:sz w:val="22"/>
         </w:rPr>
-        <w:t>：LLM 辅助 QMS 文件生成的"最优配置"取决于评估视角。追求 token 效率与成本控制的场景建议采用 H4_sop_only（2 K）或 E_rules_v2（3 K）；正式送审与 CNAS 认可申请场景建议采用 G_template_rules（16 K）或 F_template（15 K）。C_full（56 K）在现阶段 GPT 类模型长上下文能力不稳定的情况下应避免使用。LLM 评审可作为初筛工具，但不可替代专家终审；Claude 评审与专家排序呈中等一致性，可作为粗筛代理，GPT 评审则不适合此用途。</w:t>
+        <w:t>：LLM 辅助 QMS 文件生成的"最优配置"取决于评估视角。追求 token 效率与成本控制的场景可采用 H4_sop_only（~2,000 tokens）或 E_rules_v2（~1,200 tokens）作为非终稿、探索性草稿，使用前必须经专家审阅方可用于临床部署；正式送审与 CNAS 认可申请场景应采用 G_template_rules（~16,000 tokens）或 F_template（~15,000 tokens）。C_full（~56,000 tokens）在现阶段 GPT 类模型长上下文能力不稳定的情况下应避免使用。LLM 评审可作为初筛工具，但不可替代专家终审；Claude 评审与专家排序呈中等一致性，可作为粗筛代理，GPT 评审则不适合此用途。</w:t>
       </w:r>
     </w:p>
     <w:p>
@@ -1434,7 +1434,7 @@
           <w:b w:val="0"/>
           <w:sz w:val="22"/>
         </w:rPr>
-        <w:t>：从 486 份文件池中以分层随机抽样方式抽取 10 份，采用固定 Python 随机种子（seed = 42），按 7 个核心配置 × A 类程序文件任务（A1、A2、A3）分层——构成 21 层抽样框。抽样规模选 10 是为平衡专家工作量与分层覆盖；最终样本未覆盖全部 21 层（每个被抽中的层取 1–2 份）。选择 A 类是因为其在 CNAS 评审中是最稳定且最具评审相关性的文件类型；跨类别的可推广性已在 §4.5 中作为局限性予以说明。</w:t>
+        <w:t>：从 486 份文件池中以分层随机抽样方式抽取 10 份，采用固定 Python 随机种子（seed = 42），按 7 个配置 × A 类程序文件任务（A1、A2、A3）分层——构成 21 层抽样框。本层抽样所选用的 7 个配置（A_bare、C_full、E_rules_v2、F_template、G_template_rules、H2_keep_examples、H4_sop_only）与 Tier 2a（§2.3.2）的"6 核心配置"集合不同：B_simple 在专家样本中作为冗余的低质量基线（与 A_bare 重复）被排除，H3_skeleton 因在每层样本规模下与 H4_sop_only 高度重复而被排除，H2_keep_examples 与 H4_sop_only 则作为 H 系列的两个端点被纳入。抽样规模选 10 是为平衡专家工作量与分层覆盖；最终样本未覆盖全部 21 层（每个被抽中的层取 1–2 份）。选择 A 类是因为其在 CNAS 评审中是最稳定且最具评审相关性的文件类型；跨类别的可推广性已在 §4.5 中作为局限性予以说明。</w:t>
       </w:r>
     </w:p>
     <w:p>
@@ -2152,7 +2152,7 @@
           <w:b w:val="0"/>
           <w:sz w:val="22"/>
         </w:rPr>
-        <w:t>3 位专家之间的一致性极高：ICC(2,k)=0.982（95% CI [0.95, 1.00]），ICC(3,k)=0.981；两两比较的 ICC(2,1) 分别为 0.948（R1-R2）、0.928（R1-R3）、0.969（R2-R3），均达到优秀等级（&gt;0.90）。此结果提示 5 维度评分量规设计具有高度客观性，同时亦表明同单位专家的共识可能高估了跨单位一致性（详见 5 节）。</w:t>
+        <w:t>3 位专家间一致性极高：ICC(2,k)=0.982（95% CI [0.95, 1.00]）；ICC(3,k)=0.981。两两单评分员一致性 ICC(2,1) 分别为 0.948（R1 vs R2）、0.928（R1 vs R3）、0.969（R2 vs R3），均位于"优秀"区间（&gt;0.90，按 Cicchetti 标准 [15]）。该一致性水平表明 5 维度评分量规（Table 2）在评分员间高度可重复；然而由于三位评分员均来自同一单位，所观察到的可靠性可能高估跨单位一致性（见 §4.5 局限性 ii）。</w:t>
       </w:r>
     </w:p>
     <w:p>
@@ -2167,7 +2167,7 @@
           <w:b w:val="0"/>
           <w:sz w:val="22"/>
         </w:rPr>
-        <w:t>专家均值与 Claude 评审的 ICC(3,1)=0.548（p=0.04），Pearson r=0.573，Spearman ρ=0.509，均值差为 −0.905；专家均值与 GPT 评审的 ICC(3,1)=0.217（p=0.26），Pearson r=0.259，均值差为 −0.525（Figure 3）。两种 LLM 评审均系统性高估 0.52–0.90 分；Claude 与专家的排序一致性处于中等水平，GPT 则为差。</w:t>
+        <w:t>专家均值与两位 LLM 评审之间的一致性显著低于专家间（Figure 3）。Claude 评审 ICC(3,1)=0.548（p=0.04），Pearson r=0.573，Spearman ρ=0.509；GPT 评审 ICC(3,1)=0.217（p=0.26），Pearson r=0.259。在 0–5 Likert 量纲下，两位 LLM 评审均系统性高估专家所给的合规分数：Claude 评审高估 0.905 分，GPT 评审高估 0.525 分（mean difference 定义为 expert − LLM judge，分别为 −0.905 与 −0.525）。Claude–专家一致性达中等水平，GPT–专家一致性较差。</w:t>
       </w:r>
     </w:p>
     <w:p>
@@ -2182,7 +2182,7 @@
           <w:b w:val="0"/>
           <w:sz w:val="22"/>
         </w:rPr>
-        <w:t>按配置组的专家均值排序为：F_template 4.24（n=1）第 1 名，H2_keep_examples 4.07（n=1）第 2 名，G_template_rules 4.06（n=2）第 3 名，C_full 3.45（n=2）第 4 名，H4_sop_only 3.20（n=2）第 5 名，E_rules_v2 3.19（n=1）第 6 名，A_bare 3.04（n=1）第 7 名。LLM 评估层的第 1 名（H4_sop_only，2 K）在专家视角下排名倒数第二（仅高于 A_bare 0.16 分）。LLM 评审对 C_full 与 H4 的高估最严重（Δ = expert − LLM-judges mean，分别为 −1.00 与 −1.05），提示这两种配置虽呈现结构完整性与术语合规性，但专家可识别其临床实操深度不足。</w:t>
+        <w:t>按专家均值对所抽样的 7 个配置（共 10 份文件；每层 n=1 或 2）排序为：F_template 4.24（n=1）、H2_keep_examples 4.07（n=1）、G_template_rules 4.06（n=2）、C_full 3.45（n=2）、H4_sop_only 3.20（n=2）、E_rules_v2 3.19（n=1）、A_bare 3.04（n=1）。LLM 评估层第 1 名的配置——H4_sop_only（~2,000 tokens）——在专家视角下跌至第 5/7 名（倒数第三），仅高于空 prompt 基线 A_bare 0.16 分。LLM 评审对 C_full 与 H4_sop_only 高估最严重（mean difference = expert − LLM-judges mean，分别为 −1.00 与 −1.05），提示这两种配置虽呈现结构完整性与术语合规性（自动评分与 LLM 评审最易捕获的维度），但缺乏只有专家评审才能察觉的临床实操深度。专家排序前三的配置（F_template、H2_keep_examples、G_template_rules）均为含详细内容的模板锚定配置，表明在 LLM 评审层呈现的"骨架配置 token 效率优势"并不能转化为专家可验证的合规性。考虑到每层样本极小（n=1 或 2），上述专家排序应视为探索性结论，需通过更大规模专家样本进行重复验证。</w:t>
       </w:r>
     </w:p>
     <w:p>
@@ -3354,7 +3354,7 @@
           <w:b w:val="0"/>
           <w:sz w:val="22"/>
         </w:rPr>
-        <w:t>LLM 辅助 ISO 15189 QMS 文件生成的最优配置取决于评估视角。LLM 评估层下 H4_sop_only（2 K）综合最优；专家视角下 F_template（15 K）、H2_keep_examples（25 K）与 G_template_rules（16 K）并列最优（均值 4.06–4.24 分），H4 位列倒数第二。追求 token 效率与成本控制的场景推荐采用 H4 或 E_rules_v2（1–2 K），正式送审与 CNAS 认可申请场景推荐采用 G 或 F（15–16 K），C_full（56 K）应避免使用。LLM 评审可作为初筛代理（Claude 评审效果优于 GPT），但关键文件必须经专家终审。</w:t>
+        <w:t>LLM 辅助 ISO 15189 QMS 文件生成的最优配置取决于评估视角。LLM 评估层下 H4_sop_only（~2,000 tokens）综合最优；专家视角下 F_template（~15,000 tokens）、H2_keep_examples（~25,000 tokens）与 G_template_rules（~16,000 tokens）并列最优（均值 4.06–4.24 分），而 H4 跌至第 5/7 名（仅高于空 prompt 基线 0.16 分）。追求 token 效率与成本控制的场景可采用 H4 或 E_rules_v2（1–2 K）作为探索性草稿，使用前需经专家审阅；正式送审与 CNAS 认可申请场景应采用 G 或 F（15–16 K）；C_full（~56,000 tokens）应避免使用。LLM 评审可作为初筛代理（Claude 评审效果优于 GPT），但关键文件必须经专家终审。</w:t>
       </w:r>
     </w:p>
     <w:p>
@@ -3866,6 +3866,21 @@
           <w:sz w:val="22"/>
         </w:rPr>
         <w:t>14. Yang S, Zhou Y, Wang C, Luo M. The 'Double Helix' model of quality monitoring: risk mapping of quality management system during initial ISO 15189 implementation in a medical laboratory. PLoS One 2026;21:e0342129.</w:t>
+      </w:r>
+    </w:p>
+    <w:p>
+      <w:pPr>
+        <w:spacing w:before="80" w:after="80" w:lineRule="auto" w:line="360"/>
+        <w:ind w:firstLine="0"/>
+        <w:jc w:val="both"/>
+      </w:pPr>
+      <w:r>
+        <w:rPr>
+          <w:rFonts w:ascii="Times New Roman" w:hAnsi="Times New Roman" w:eastAsia="宋体"/>
+          <w:b w:val="0"/>
+          <w:sz w:val="22"/>
+        </w:rPr>
+        <w:t>15. Cicchetti DV. Guidelines, criteria, and rules of thumb for evaluating normed and standardized assessment instruments in psychology. Psychol Assess 1994;6:284–90.</w:t>
       </w:r>
     </w:p>
     <w:p>

--- a/paper/manuscript_v2_zh_CCLM.docx
+++ b/paper/manuscript_v2_zh_CCLM.docx
@@ -2196,7 +2196,7 @@
           <w:b/>
           <w:sz w:val="24"/>
         </w:rPr>
-        <w:t>3.6 token 规模与质量的双视角关系</w:t>
+        <w:t>3.6 Token 规模与合规分数：跨评估层的差异关系</w:t>
       </w:r>
     </w:p>
     <w:p>
@@ -2211,7 +2211,7 @@
           <w:b w:val="0"/>
           <w:sz w:val="22"/>
         </w:rPr>
-        <w:t>Figure 4 以双视角呈现 token 规模与质量评分的关系。Claude 评审曲线随 token 规模单调上升，至 C_full 仍保持 4.90；GPT 评审曲线在 H4（2 K）附近达到峰值后下降，在 C_full 处出现崩溃；专家评审曲线在 F 与 G 模板区（15–16 K）达到峰值 4.24，而在 H4（2 K）仅 3.20。三条曲线在 2–5 K 区间的分歧最为显著：LLM 评审认为已接近峰值，而专家判断仍显著低于最优。这一结果揭示 token 效率导向的配置优化与临床可用性导向的配置优化在 QMS 生成场景中对应两个不同的目标函数。</w:t>
+        <w:t>Figure 4 以三位评估者的视角呈现 compliance 分数与 system-prompt token 规模的关系，三条曲线均基于 n=10 的专家盲评子集（7 个配置；每层 n=1 或 2）。在 LLM 评审层下，Claude 评审曲线整体随 token 规模上升，于 C_full（~56,000 tokens）达峰值 4.90，但在 H2_keep_examples 处出现一个小回落；GPT 评审曲线在 G_template_rules（~16,000 tokens）达峰值 4.50，在 token 范围两端（包括 C_full）相对平坦于 ~4.0。在专家层下，曲线在模板区达峰值（F_template 4.24（~15,000 tokens）；G_template_rules 4.06（~16,000 tokens）），在两端均下滑——H4_sop_only（~2,000 tokens）跌至约 3.20，C_full（~56,000 tokens）跌至 3.45。专家–LLM 评审之间的分歧呈 U 型分布：在低 token 端配置（A_bare、E_rules_v2、H4_sop_only）gap 达 0.8–1.1 分，在 token 高端（C_full）gap ≈ 1.0；中间 15–25-K 模板区收敛（gap ≤ 0.6）。两条 LLM 评审曲线均把低 token 区置于模板区附近或之上，而专家曲线则把模板区明显置于所有其它配置之上。此模式表明 token 效率导向优化与临床可用性导向优化在医学实验室 QMS 生成场景中对应两个差异的优化目标；Tier 2 LLM 评审视角同时高估了短 prompt 配置与 C_full 配置的质量，相对于专家层所验证的真实合规性而言。</w:t>
       </w:r>
     </w:p>
     <w:p>
@@ -3641,7 +3641,7 @@
           <w:b w:val="0"/>
           <w:sz w:val="22"/>
         </w:rPr>
-        <w:t xml:space="preserve"> token 规模与质量评分关系——LLM 评审在 2–5 K 达峰，专家偏好 15–25 K。横轴为 system-prompt 大小（symlog 刻度），纵轴为 0–5 质量评分。绿色实线（方块）为 3 位专家均值，红色实线（圆点）为 Claude Opus 4.6 评审，蓝色实线（三角）为 GPT-5.4 评审。橙色阴影区为 token 效率最优区（H4 / H3），绿色阴影区为专家临床可用性最优区（F / G）。</w:t>
+        <w:t xml:space="preserve"> Compliance 分数（0–5 Likert）与 system-prompt token 规模的关系，基于 n=10 专家盲评子集（7 个配置；每层 n=1 或 2）。横轴为 token 数，symlog 刻度（cl100k_base）。三条曲线使用同一组匹配样本：绿色实线（方块）为 3 位专家均值；红色实线（圆点）为 Claude Opus 4.6 评审 × Claude 生成输出；蓝色实线（三角）为 GPT-5.4 评审 × Claude 生成输出。橙色阴影区为 LLM 评审层识别的 token 效率最优区（H4_sop_only / H3_skeleton），绿色阴影区为专家判断的临床可用性最优区（F_template / G_template_rules）。因每层 n=1–2，未绘制误差棒；Bland–Altman 风格散点见 Figure 3。</w:t>
       </w:r>
     </w:p>
     <w:p>

--- a/paper/manuscript_v2_zh_CCLM.docx
+++ b/paper/manuscript_v2_zh_CCLM.docx
@@ -2239,7 +2239,7 @@
           <w:b/>
           <w:sz w:val="24"/>
         </w:rPr>
-        <w:t>4.1 配置精简化在 LLM 层成立但在专家层不成立</w:t>
+        <w:t>4.1 Prompt 精简化在 LLM 评审层成立但在专家层不成立</w:t>
       </w:r>
     </w:p>
     <w:p>
@@ -2254,7 +2254,22 @@
           <w:b w:val="0"/>
           <w:sz w:val="22"/>
         </w:rPr>
-        <w:t>LLM 评审层的四成分消融得出一个简洁结论：规则成分必需（BH-adjusted p&lt;0.001），骨架成分方向为正但经多重比较校正后未达显著（BH-adjusted p=0.11），详细内容与示例无贡献。此结论与 lost-in-the-middle 理论 [3] 及 prompt 精简化实践 [12] 一致。然而专家层分析推翻了这一简化：详细内容（F 与 G 的完整模板）显著提升临床可用性（F 4.24 vs H4 3.20，差距达 1.04），原因在于 LLM 的内化知识不足以覆盖临床实操的所有子场景，包括急诊样本处理、患者自采送检、运送人员资格认证与拒收标准等。此类信息必须通过 system prompt 显式提供。</w:t>
+        <w:t>四成分消融在 LLM 评审层下支持一个简洁论断：规则成分必需（BH-adjusted p &lt; 0.001），文档骨架成分方向为正但未达显著（BH-adjusted p = 0.11），详细内容与示例均未产生可检测的合规增益（§3.2）。此模式与 Liu 等 [3] 描述的 lost-in-the-middle 现象一致——即在长 prompt 中追加大量上下文材料可能稀释模型注意力并降低输出质量——亦与更广义的 prompt-engineering 文献相符 [12]。</w:t>
+      </w:r>
+    </w:p>
+    <w:p>
+      <w:pPr>
+        <w:spacing w:before="80" w:after="80" w:lineRule="auto" w:line="360"/>
+        <w:ind w:firstLine="0"/>
+        <w:jc w:val="both"/>
+      </w:pPr>
+      <w:r>
+        <w:rPr>
+          <w:rFonts w:ascii="Times New Roman" w:hAnsi="Times New Roman" w:eastAsia="宋体"/>
+          <w:b w:val="0"/>
+          <w:sz w:val="22"/>
+        </w:rPr>
+        <w:t>专家层分析对该简洁论断进行了限定（§3.5）。详细内容——F_template 与 G_template_rules 中嵌入的完整文档模板——与显著更高的专家合规评分相关：在 0–5 Likert 量纲下，F_template 评分 4.24（n=1）、G_template_rules 评分 4.06（n=2），而 H4_sop_only 仅 3.20（n=2），表观差距约 1 分（每层样本极小，应视为探索性观察；详见 §3.5）。一个可能的解释是，模型内化的知识并不能可靠覆盖 ISO 15189:2022 与 CNAS-CL02:2023 所要求的临床实操子场景——在本研究任务集合中，包括急诊样本处理、患者自采标本的接收、样本运送人员的资格要求、以及详细的样本拒收标准。当这些子场景未通过 system prompt 显式提供时，模型倾向于回退至满足结构与术语合规标准（自动评分与 LLM 评审最易捕获的维度，§3.6）但缺乏专家所识别的操作深度的通用程序化语言，而后者正是认可级文档的合规门槛。因此，prompt 精简化适用于以 LLM 单评为终审的快速草拟场景；当目标是经专家验证的合规性时，则需采用模板锚定的 prompt。</w:t>
       </w:r>
     </w:p>
     <w:p>

--- a/paper/manuscript_v2_zh_CCLM.docx
+++ b/paper/manuscript_v2_zh_CCLM.docx
@@ -2064,7 +2064,7 @@
           <w:b w:val="0"/>
           <w:sz w:val="22"/>
         </w:rPr>
-        <w:t>Figure 2 展示 2×2 对称矩阵（n=9 配置 × 4 象限）。C_full 在 GPT 生成条件下出现显著性能下降（GPT-gen × Claude-judge 平均 1.40；GPT-gen × GPT-judge 平均 1.84），而同一 C_full 在 Claude 生成条件下的跨评分为 3.22–4.56。这提示 56 K 全量配置在 Claude Opus 下仍能产出合格文件的现象具有模型特异性，并非通用结论。GPT-5.4 在 56 K 超长配置下出现指令遗忘、结构错乱与条款混搭等失败模式。</w:t>
+        <w:t>Figure 2 展示 2×2 对称矩阵（n=9 配置 × 4 象限）。C_full 在 GPT 生成条件下出现显著性能下降（GPT-gen × Claude-judge 平均 1.40；GPT-gen × GPT-judge 平均 1.84），而同一 C_full 在 Claude 生成条件下的跨评分为 3.22–4.56。这提示 56 K 全量配置在 Claude Opus 下仍能产出合格文件的现象具有模型特异性，并非通用结论。GPT-5.4 在 56 K 超长配置下出现指令遵循衰退、结构错乱与条款引用混淆等失败模式。</w:t>
       </w:r>
     </w:p>
     <w:p>
@@ -2283,7 +2283,7 @@
           <w:b/>
           <w:sz w:val="24"/>
         </w:rPr>
-        <w:t>4.2 全量输入陷阱的模型依赖性</w:t>
+        <w:t>4.2 全量上下文陷阱的模型依赖性</w:t>
       </w:r>
     </w:p>
     <w:p>
@@ -2298,7 +2298,22 @@
           <w:b w:val="0"/>
           <w:sz w:val="22"/>
         </w:rPr>
-        <w:t>C_full（56 K）是一个典型的看起来安全的配置选项：其包含所有可能相关的资料，符合宁多勿少的直觉。但在 GPT-5.4 生成条件下（跨评分 1.40–1.84），其表现彻底失败。可能的解释为：Claude Opus 的 long-context attention 训练更充分，能在 56 K 中筛选有效信号；GPT-5.4 在超长配置下出现指令遗忘。方法学启示：任何关于某配置尚可用的结论必须经跨生成模型验证，单模型结论与模型特性绑定，不应外推。</w:t>
+        <w:t>虽然模板锚定可提升专家合规评分（§4.1），但当模型缺乏可靠的长上下文处理能力时，最大化扩展 prompt 反而可能适得其反。C_full（~56,000 tokens）代表一种直觉上的"安全"配置：包含全部潜在相关材料，符合"上下文越多越可靠"的常见启发式。然而本研究数据表明，这一启发式在两个生成模型之间并未一致成立。Claude Opus 4.6 在 C_full 下的跨评均值为 3.22–4.56 分（0–5 Likert 量纲；§3.3），而 GPT-5.4 在同一配置下仅得 1.40–1.84 分（基于 9 份文件——3 个代表性任务 × 3 次重复），并伴随 §3.3 记录的三种失败模式——指令遵循衰退、结构错乱、条款引用混淆。一个可能的解释（与 Liu 等 [3] 描述的 lost-in-the-middle 现象、以及两个模型族的厂商技术文档报告的长上下文 benchmark [1, 2] 一致）是：Claude Opus 4.6 在相关长度区间下维持了更稳定的注意力分配，而 GPT-5.4 在本研究测试的参数下未能在此规模下保持对 system prompt 约束的连贯遵从。</w:t>
+      </w:r>
+    </w:p>
+    <w:p>
+      <w:pPr>
+        <w:spacing w:before="80" w:after="80" w:lineRule="auto" w:line="360"/>
+        <w:ind w:firstLine="0"/>
+        <w:jc w:val="both"/>
+      </w:pPr>
+      <w:r>
+        <w:rPr>
+          <w:rFonts w:ascii="Times New Roman" w:hAnsi="Times New Roman" w:eastAsia="宋体"/>
+          <w:b w:val="0"/>
+          <w:sz w:val="22"/>
+        </w:rPr>
+        <w:t>该研究的方法学含义是：形如"配置 X 可用"的任何论断都需要跨多个生成模型验证。单模型评估将配置效应与模型固有特性——包括长上下文处理能力、指令遵循稳定性、以及模型训练分布与目标监管领域的重合度——纠缠在一起，因而无法为跨模型外推提供依据。鉴于此，我们建议在任何 LLM 上部署长上下文 QMS prompt（例如接近或超过 ~50,000 tokens 的 prompt）前，必须在该具体模型与版本下完成验证；尤其因为长上下文行为可能在模型族之间、甚至在同一模型族的连续版本之间出现实质性变化。</w:t>
       </w:r>
     </w:p>
     <w:p>

--- a/paper/manuscript_v2_zh_CCLM.docx
+++ b/paper/manuscript_v2_zh_CCLM.docx
@@ -2327,7 +2327,7 @@
           <w:b/>
           <w:sz w:val="24"/>
         </w:rPr>
-        <w:t>4.3 LLM 评审的局限与合理使用范围</w:t>
+        <w:t>4.3 评审员偏差概貌与 LLM-as-judge 的恰当使用</w:t>
       </w:r>
     </w:p>
     <w:p>
@@ -2342,7 +2342,22 @@
           <w:b w:val="0"/>
           <w:sz w:val="22"/>
         </w:rPr>
-        <w:t>本研究量化了两类重要偏差：跨 LLM 评审的方向性模式——两位判官均把 Claude 生成评得比 GPT 生成高约 0.30 分（Panickssery 经典估计：Claude +0.29、GPT −0.30），该模式与"同家族经典自偏好"不兼容（§3.4），故可由"生成模型间真实质量差异"或"两位判官共享的风格偏好"任一原因解释；以及跨机器-专家偏差（两种 LLM 高估 0.52–0.90 分）。Claude 评审的排序与 3 位专家均值呈中等一致性（ICC=0.548），可作为粗筛代理——在大规模文件生成场景下，先以 Claude 评审筛除明显低质量输出可节省专家时间。GPT 评审与专家排序的相关性仅 ICC=0.217，不适合作为代理。关键文件（送审、体系文件、上线执行）必须由专家终审。</w:t>
+        <w:t>本研究量化了两种性质不同的评分偏差。第一种是跨判官方向性模式：两位 LLM 评审在 0–5 Likert 量纲下均把 Claude 生成输出评得比 GPT 生成高约 0.30 分（Panickssery 经典估计：Claude 评审 +0.29，GPT 评审 −0.30；§3.4）。该符号相反的模式与"同家族经典自偏好"不兼容——后者应表现为两位判官均为同号正值——故可由 Claude Opus 4.6 与 GPT-5.4 之间真实的生成质量差异、或两位 LLM 评审共享的、偏向 Claude 生成文风的判官端偏好来解释。如 §4.2 与 §4.5(i) 所述，本研究设计——专家评分仅覆盖 Claude 生成文件——无法在两种解释之间充分判别；然 §3.3 记录的 GPT 特异性失败模式（指令遵循衰退、结构错乱、条款引用混淆）为存在真实生成质量贡献提供了间接支持。第二种是系统性的 LLM–专家偏移：两位 LLM 评审在同一量纲下均把专家判定的合规分数高估 0.52–0.90 分（§3.5）。</w:t>
+      </w:r>
+    </w:p>
+    <w:p>
+      <w:pPr>
+        <w:spacing w:before="80" w:after="80" w:lineRule="auto" w:line="360"/>
+        <w:ind w:firstLine="0"/>
+        <w:jc w:val="both"/>
+      </w:pPr>
+      <w:r>
+        <w:rPr>
+          <w:rFonts w:ascii="Times New Roman" w:hAnsi="Times New Roman" w:eastAsia="宋体"/>
+          <w:b w:val="0"/>
+          <w:sz w:val="22"/>
+        </w:rPr>
+        <w:t>将上述偏差转化为实操指引：Claude 评审与三位专家均值排序的中等一致性 [ICC(3,1)=0.548，p=0.04] 使其可作为大规模生成管线中的粗筛代理，在专家审阅前先过滤明显低质量的输出；GPT 评审与专家一致性较差 [ICC(3,1)=0.217，p=0.26]，不宜作为专家评分的代理。对于拟提交认可、纳入正式 QMS 体系或投入实际操作的文件，专家终审仍属必需。这些偏差在配置层面的实操含义概括于 §4.4（Table 6）。</w:t>
       </w:r>
     </w:p>
     <w:p>
@@ -2356,7 +2371,7 @@
           <w:b/>
           <w:sz w:val="24"/>
         </w:rPr>
-        <w:t>4.4 配置推荐的场景分层</w:t>
+        <w:t>4.4 按使用场景分层的配置推荐</w:t>
       </w:r>
     </w:p>
     <w:p>
@@ -2371,7 +2386,30 @@
           <w:b w:val="0"/>
           <w:sz w:val="22"/>
         </w:rPr>
-        <w:t>综合三层评估证据，针对不同使用场景的配置推荐如下（Table 6）：</w:t>
+        <w:t>综合三层评估的证据，我们将面向 QMS 生成主要使用场景的配置推荐汇总于 Table 6。这些推荐反映了 §3.5 与 §3.6 所识别的核心权衡：在 LLM 评审层评分最高的配置（H4_sop_only、E_rules_v2）token 效率最佳，但缺乏认可级文档所需的临床实操深度；而模板锚定的配置（F_template、G_template_rules）在 LLM 评审层得分较低，却获得最高的专家合规评分。</w:t>
+      </w:r>
+    </w:p>
+    <w:p>
+      <w:pPr>
+        <w:spacing w:before="80" w:after="80" w:lineRule="auto" w:line="360"/>
+        <w:ind w:firstLine="0"/>
+        <w:jc w:val="both"/>
+      </w:pPr>
+      <w:r>
+        <w:rPr>
+          <w:rFonts w:ascii="Times New Roman" w:hAnsi="Times New Roman" w:eastAsia="宋体"/>
+          <w:b/>
+          <w:sz w:val="22"/>
+        </w:rPr>
+        <w:t>Table 6.</w:t>
+      </w:r>
+      <w:r>
+        <w:rPr>
+          <w:rFonts w:ascii="Times New Roman" w:hAnsi="Times New Roman" w:eastAsia="宋体"/>
+          <w:b w:val="0"/>
+          <w:sz w:val="22"/>
+        </w:rPr>
+        <w:t xml:space="preserve"> 按使用场景分层的配置推荐。</w:t>
       </w:r>
     </w:p>
     <w:tbl>
@@ -2463,7 +2501,7 @@
                 <w:b/>
                 <w:sz w:val="20"/>
               </w:rPr>
-              <w:t>Token</w:t>
+              <w:t>Tokens</w:t>
             </w:r>
           </w:p>
         </w:tc>
@@ -2543,7 +2581,7 @@
                 <w:b w:val="0"/>
                 <w:sz w:val="20"/>
               </w:rPr>
-              <w:t>快速生成初稿、内部迭代</w:t>
+              <w:t>快速生成首稿；内部迭代</w:t>
             </w:r>
           </w:p>
         </w:tc>
@@ -2595,7 +2633,7 @@
                 <w:b w:val="0"/>
                 <w:sz w:val="20"/>
               </w:rPr>
-              <w:t>1–2 K</w:t>
+              <w:t>~1,000–2,000</w:t>
             </w:r>
           </w:p>
         </w:tc>
@@ -2621,7 +2659,7 @@
                 <w:b w:val="0"/>
                 <w:sz w:val="20"/>
               </w:rPr>
-              <w:t>LLM 评估层近最优，效率最高</w:t>
+              <w:t>LLM 评审层近最优；token 效率最高</w:t>
             </w:r>
           </w:p>
         </w:tc>
@@ -2675,7 +2713,7 @@
                 <w:b w:val="0"/>
                 <w:sz w:val="20"/>
               </w:rPr>
-              <w:t>多 SOP 编写</w:t>
+              <w:t>多 SOP 批量起草</w:t>
             </w:r>
           </w:p>
         </w:tc>
@@ -2701,7 +2739,7 @@
                 <w:b w:val="0"/>
                 <w:sz w:val="20"/>
               </w:rPr>
-              <w:t>H4 或 H3</w:t>
+              <w:t>H4_sop_only 或 H3_skeleton</w:t>
             </w:r>
           </w:p>
         </w:tc>
@@ -2727,7 +2765,7 @@
                 <w:b w:val="0"/>
                 <w:sz w:val="20"/>
               </w:rPr>
-              <w:t>2–5 K</w:t>
+              <w:t>~2,000–5,000</w:t>
             </w:r>
           </w:p>
         </w:tc>
@@ -2753,7 +2791,7 @@
                 <w:b w:val="0"/>
                 <w:sz w:val="20"/>
               </w:rPr>
-              <w:t>任务特定骨架加规则</w:t>
+              <w:t>任务特定骨架 + 规则</w:t>
             </w:r>
           </w:p>
         </w:tc>
@@ -2779,7 +2817,7 @@
                 <w:b w:val="0"/>
                 <w:sz w:val="20"/>
               </w:rPr>
-              <w:t>同上</w:t>
+              <w:t>需人工补充临床细节</w:t>
             </w:r>
           </w:p>
         </w:tc>
@@ -2807,7 +2845,7 @@
                 <w:b w:val="0"/>
                 <w:sz w:val="20"/>
               </w:rPr>
-              <w:t>正式文件、CNAS 送审</w:t>
+              <w:t>正式 CNAS 送审文件</w:t>
             </w:r>
           </w:p>
         </w:tc>
@@ -2859,7 +2897,7 @@
                 <w:b w:val="0"/>
                 <w:sz w:val="20"/>
               </w:rPr>
-              <w:t>16 K</w:t>
+              <w:t>~16,000</w:t>
             </w:r>
           </w:p>
         </w:tc>
@@ -2885,7 +2923,7 @@
                 <w:b w:val="0"/>
                 <w:sz w:val="20"/>
               </w:rPr>
-              <w:t>专家层认可度最高，跨模型稳健</w:t>
+              <w:t>专家合规评分最高；跨模型稳健</w:t>
             </w:r>
           </w:p>
         </w:tc>
@@ -2911,7 +2949,7 @@
                 <w:b w:val="0"/>
                 <w:sz w:val="20"/>
               </w:rPr>
-              <w:t>token 成本较高</w:t>
+              <w:t>较高 token 成本</w:t>
             </w:r>
           </w:p>
         </w:tc>
@@ -2965,7 +3003,7 @@
                 <w:b w:val="0"/>
                 <w:sz w:val="20"/>
               </w:rPr>
-              <w:t>F_template 或 G</w:t>
+              <w:t>F_template 或 G_template_rules</w:t>
             </w:r>
           </w:p>
         </w:tc>
@@ -2991,7 +3029,7 @@
                 <w:b w:val="0"/>
                 <w:sz w:val="20"/>
               </w:rPr>
-              <w:t>15–16 K</w:t>
+              <w:t>~15,000–16,000</w:t>
             </w:r>
           </w:p>
         </w:tc>
@@ -3017,7 +3055,7 @@
                 <w:b w:val="0"/>
                 <w:sz w:val="20"/>
               </w:rPr>
-              <w:t>专家层评分最优</w:t>
+              <w:t>专家评分最高</w:t>
             </w:r>
           </w:p>
         </w:tc>
@@ -3043,7 +3081,7 @@
                 <w:b w:val="0"/>
                 <w:sz w:val="20"/>
               </w:rPr>
-              <w:t>同上</w:t>
+              <w:t>较高 token 成本</w:t>
             </w:r>
           </w:p>
         </w:tc>
@@ -3097,7 +3135,7 @@
                 <w:b w:val="0"/>
                 <w:sz w:val="20"/>
               </w:rPr>
-              <w:t>C_full（56 K）</w:t>
+              <w:t>C_full</w:t>
             </w:r>
           </w:p>
         </w:tc>
@@ -3123,7 +3161,7 @@
                 <w:b w:val="0"/>
                 <w:sz w:val="20"/>
               </w:rPr>
-              <w:t>—</w:t>
+              <w:t>~56,000</w:t>
             </w:r>
           </w:p>
         </w:tc>
@@ -3149,7 +3187,7 @@
                 <w:b w:val="0"/>
                 <w:sz w:val="20"/>
               </w:rPr>
-              <w:t>GPT 生成下崩溃，跨评排名最低</w:t>
+              <w:t>GPT-5.4 生成下崩溃；去偏后跨评排名最低</w:t>
             </w:r>
           </w:p>
         </w:tc>
@@ -3255,7 +3293,7 @@
                 <w:b w:val="0"/>
                 <w:sz w:val="20"/>
               </w:rPr>
-              <w:t>—</w:t>
+              <w:t>0–~300</w:t>
             </w:r>
           </w:p>
         </w:tc>
@@ -3281,7 +3319,7 @@
                 <w:b w:val="0"/>
                 <w:sz w:val="20"/>
               </w:rPr>
-              <w:t>基线过低，缺合规性</w:t>
+              <w:t>prompt 锚定不足；低于实际合规基线</w:t>
             </w:r>
           </w:p>
         </w:tc>
@@ -3326,7 +3364,7 @@
           <w:b w:val="0"/>
           <w:sz w:val="22"/>
         </w:rPr>
-        <w:t>推荐的实际工作流为：先以 H4 生成初稿，再由人工校对补充临床细节，关键文件最后采用 G 重新生成或精修。</w:t>
+        <w:t>由本研究数据归纳的端到端实践工作流为：(i) 用 H4_sop_only 生成快速首稿；(ii) 通过人工评审或针对性再 prompt 补充临床实操细节；(iii) 用 G_template_rules 重生成或精修最终的认可级文档。</w:t>
       </w:r>
     </w:p>
     <w:p>
@@ -3355,7 +3393,352 @@
           <w:b w:val="0"/>
           <w:sz w:val="22"/>
         </w:rPr>
-        <w:t>本研究存在以下局限。(i) 专家样本规模有限，且全部为 Claude 生成：n=3 rater × 10 文件，组均值仅 1 至 2 份；10 份样本全部抽取自 Claude 生成集，未对任何 GPT 生成文件开展专家盲评。这一设计仅支持 Claude 生成下的排序方向性结论而非严格统计推断，亦意味着 §3.4 中"两生成模型间存在真实质量差异 (a)"与"两位判官共享风格偏好 (b)"两种解释无法在本研究内判别。跨单位 3 至 5 位专家 × 30 至 50 份文件、且包含匹配的 GPT 生成样本的多中心验证，是关键的未来工作。(ii) 同单位专家一致性的双刃剑：3 位专家间 ICC(2,k)=0.982 的极高一致性既是 5 维度评分量规有效的证据，亦可能反映同单位共享的专业文化、培训谱系与对模糊条款的解读习惯，从而高估了跨单位可推广性。(iii) 第一作者的双重角色：第一作者同时担任 Rater 1 与研究设计者。Rater 2 与 Rater 3 在不知晓 Rater 1 评分的前提下独立完成评分；各 rater 数据完整公开。(iv) 专家与 LLM 评审共享 5 维度量规：存在 shared-measurement bias 风险，未来应加入临床可用性等专家原生维度。(v) GPT-5.4 生成任务覆盖受限：仅覆盖 A1/B1/C1（81 份）。(vi) 领域特异性：结果限定于 ISO 15189 医学实验室，对 ISO 17025、ISO 9001 等其他标准的迁移性待验证。(vii) 第三方 LLM 评审缺失：仅采用 Claude 与 GPT 两类评审。(viii) 语言限定：全部为中文 QMS 文件，英语或其他语言场景下的效果未验证。(ix) 模型时效性：生成文件的质量受所用模型影响，随着大模型持续迭代，本研究结论可能需要重新验证。(x) 跨评象限 raw 数据保留：Claude 评审在 GPT-gen 与 H 组 Claude-gen 子集上的 per-paper raw 评分仅以聚合均值形式归档，per-paper JSON 未保留；2×2 自评偏差矩阵无法直接从最底层数据复算，但 6 个核心配置组（A/B/C/E/F/G）的 270 条 Claude 评审 raw 与全部 486 条 GPT 评审 raw 均完整公开。(xi) 评审员内部一致性未评估：每个 LLM 评审员对每份文件仅打分 1 次，未要求评审员对子集重复打分以量化评审员内部方差。评审员之间的一致性已通过 Claude 与 GPT 评审的 2×2 跨比较及 3 位专家 ICC 分析进行评价。(xii) 未开展评分前专家校准：3 位评分员仅依据公布的 5 维度量规与 ISO 15189:2022 / CNAS-CL02:2023 标准独立评分，未事先开展校准会议（即由 3 位评分员先共同评分若干示例文件以对齐解读）。3 位专家间极高的 ICC(2,k)=0.982 表明在本单位语境下量规已足够自解释，但在未来多中心研究中加入正式校准步骤将有助于增强可重复性。(xiii) Claude Code Agent 封装：Claude Opus 4.6 的生成与 Claude 评审均通过 Claude Code Agent 工具执行，而非直接 Anthropic REST SDK 调用。Claude Code 框架会在每组配置 prompt 之上叠加恒定的 framework 级 system prompt（工具定义与文件系统指引），故模型实际接收的 prompt 长度大于 §2.1 报告的 per-config token 数。该 framework 开销在 9 组配置间及所有评审调用中均完全相同，故配置间的相对比较与 LLM 评审-专家相对一致性结论仍然有效；但要精确复现绝对评分，需使用相同 Claude Code 版本；以直接 Anthropic SDK 调用相同配置可能得到略有差异的绝对评分。(xiv) AIHubMix 路由未独立审计：GPT-5.4 通过 AIHubMix 代理端点调用，该端点宣称对上游 OpenAI API 透明转发。本研究未独立验证其响应与直接 OpenAI 调用的等价性；路由层面的细微差异（请求批处理、header 处理）无法完全排除，但 GPT-5.4 model 标识符在调用链路中保持一致。(xv) 温度设置：所有生成均使用 temperature = 1.0 以反映真实交互使用场景。此设置引入随机性方差（已通过每元胞 3 次重复缓解），但牺牲了严格的字面级可重复性；追求确定性比较的后续研究建议改用 temperature = 0 重跑。</w:t>
+        <w:t>本研究存在以下局限。</w:t>
+      </w:r>
+    </w:p>
+    <w:p>
+      <w:pPr>
+        <w:spacing w:before="80" w:after="80" w:lineRule="auto" w:line="360"/>
+        <w:ind w:firstLine="0"/>
+        <w:jc w:val="both"/>
+      </w:pPr>
+      <w:r>
+        <w:rPr>
+          <w:rFonts w:ascii="Times New Roman" w:hAnsi="Times New Roman" w:eastAsia="宋体"/>
+          <w:b/>
+          <w:sz w:val="22"/>
+        </w:rPr>
+        <w:t>(i) 专家样本规模有限，且全部为 Claude 生成。</w:t>
+      </w:r>
+      <w:r>
+        <w:rPr>
+          <w:rFonts w:ascii="Times New Roman" w:hAnsi="Times New Roman" w:eastAsia="宋体"/>
+          <w:b w:val="0"/>
+          <w:sz w:val="22"/>
+        </w:rPr>
+        <w:t xml:space="preserve"> 专家层包含 3 位评分员对 10 份文件的评分（每层 n=1 或 2；见 §3.5），10 份样本全部抽取自 Claude 生成池；未对任何 GPT 生成文件开展专家评估。该设计仅支持 Claude 生成下的方向性排序结论，不允许严格统计推断；因此 §3.4 中 (a) Claude Opus 4.6 与 GPT-5.4 之间真实生成质量差异 与 (b) 两位判官共享的判官端风格偏好 之间的歧义，无法在本研究样本内判别。跨单位 3 至 5 位评分员 × 30 至 50 份文件 / 单位（且包含匹配的 GPT 生成样本）的多中心验证，是关键的未来工作。</w:t>
+      </w:r>
+    </w:p>
+    <w:p>
+      <w:pPr>
+        <w:spacing w:before="80" w:after="80" w:lineRule="auto" w:line="360"/>
+        <w:ind w:firstLine="0"/>
+        <w:jc w:val="both"/>
+      </w:pPr>
+      <w:r>
+        <w:rPr>
+          <w:rFonts w:ascii="Times New Roman" w:hAnsi="Times New Roman" w:eastAsia="宋体"/>
+          <w:b/>
+          <w:sz w:val="22"/>
+        </w:rPr>
+        <w:t>(ii) 同单位专家一致性可能高估可推广性。</w:t>
+      </w:r>
+      <w:r>
+        <w:rPr>
+          <w:rFonts w:ascii="Times New Roman" w:hAnsi="Times New Roman" w:eastAsia="宋体"/>
+          <w:b w:val="0"/>
+          <w:sz w:val="22"/>
+        </w:rPr>
+        <w:t xml:space="preserve"> 3 位专家间的极高一致性 [ICC(2,k)=0.982] 既支持 5 维度量规的有效性，也可能反映同一单位内共享的专业文化、培训谱系与对模糊条款的解读习惯。所观察到的可靠性可能因此高估跨单位一致性。</w:t>
+      </w:r>
+    </w:p>
+    <w:p>
+      <w:pPr>
+        <w:spacing w:before="80" w:after="80" w:lineRule="auto" w:line="360"/>
+        <w:ind w:firstLine="0"/>
+        <w:jc w:val="both"/>
+      </w:pPr>
+      <w:r>
+        <w:rPr>
+          <w:rFonts w:ascii="Times New Roman" w:hAnsi="Times New Roman" w:eastAsia="宋体"/>
+          <w:b/>
+          <w:sz w:val="22"/>
+        </w:rPr>
+        <w:t>(iii) 第一作者的双重角色。</w:t>
+      </w:r>
+      <w:r>
+        <w:rPr>
+          <w:rFonts w:ascii="Times New Roman" w:hAnsi="Times New Roman" w:eastAsia="宋体"/>
+          <w:b w:val="0"/>
+          <w:sz w:val="22"/>
+        </w:rPr>
+        <w:t xml:space="preserve"> 第一作者同时担任 Rater 1 与研究设计者。为减弱自我影响，Rater 2 与 Rater 3 在不知晓 Rater 1 评分的前提下独立完成评分；各 rater 数据完整公开供独立审核。</w:t>
+      </w:r>
+    </w:p>
+    <w:p>
+      <w:pPr>
+        <w:spacing w:before="80" w:after="80" w:lineRule="auto" w:line="360"/>
+        <w:ind w:firstLine="0"/>
+        <w:jc w:val="both"/>
+      </w:pPr>
+      <w:r>
+        <w:rPr>
+          <w:rFonts w:ascii="Times New Roman" w:hAnsi="Times New Roman" w:eastAsia="宋体"/>
+          <w:b/>
+          <w:sz w:val="22"/>
+        </w:rPr>
+        <w:t>(iv) 专家与 LLM 评审共享 5 维度量规。</w:t>
+      </w:r>
+      <w:r>
+        <w:rPr>
+          <w:rFonts w:ascii="Times New Roman" w:hAnsi="Times New Roman" w:eastAsia="宋体"/>
+          <w:b w:val="0"/>
+          <w:sz w:val="22"/>
+        </w:rPr>
+        <w:t xml:space="preserve"> 5 维度量规由 LLM 评审与专家评审同等使用，存在 shared-measurement bias 风险。未来工作应纳入专家原生维度——如部门工作流约束下的实操可实施性——这类维度难以从训练数据中由 LLM 内化获得。</w:t>
+      </w:r>
+    </w:p>
+    <w:p>
+      <w:pPr>
+        <w:spacing w:before="80" w:after="80" w:lineRule="auto" w:line="360"/>
+        <w:ind w:firstLine="0"/>
+        <w:jc w:val="both"/>
+      </w:pPr>
+      <w:r>
+        <w:rPr>
+          <w:rFonts w:ascii="Times New Roman" w:hAnsi="Times New Roman" w:eastAsia="宋体"/>
+          <w:b/>
+          <w:sz w:val="22"/>
+        </w:rPr>
+        <w:t>(v) GPT-5.4 任务覆盖受限。</w:t>
+      </w:r>
+      <w:r>
+        <w:rPr>
+          <w:rFonts w:ascii="Times New Roman" w:hAnsi="Times New Roman" w:eastAsia="宋体"/>
+          <w:b w:val="0"/>
+          <w:sz w:val="22"/>
+        </w:rPr>
+        <w:t xml:space="preserve"> 仅 A1、B1、C1 三个任务由 GPT-5.4 生成（81 份文件），跨模型结论限于这一三任务子集。</w:t>
+      </w:r>
+    </w:p>
+    <w:p>
+      <w:pPr>
+        <w:spacing w:before="80" w:after="80" w:lineRule="auto" w:line="360"/>
+        <w:ind w:firstLine="0"/>
+        <w:jc w:val="both"/>
+      </w:pPr>
+      <w:r>
+        <w:rPr>
+          <w:rFonts w:ascii="Times New Roman" w:hAnsi="Times New Roman" w:eastAsia="宋体"/>
+          <w:b/>
+          <w:sz w:val="22"/>
+        </w:rPr>
+        <w:t>(vi) 领域特异性。</w:t>
+      </w:r>
+      <w:r>
+        <w:rPr>
+          <w:rFonts w:ascii="Times New Roman" w:hAnsi="Times New Roman" w:eastAsia="宋体"/>
+          <w:b w:val="0"/>
+          <w:sz w:val="22"/>
+        </w:rPr>
+        <w:t xml:space="preserve"> 本研究结论限于 ISO 15189 医学实验室 QMS 文件；对相邻监管框架（例如检验与校准实验室的 ISO 17025、通用质量管理的 ISO 9001）的可迁移性需另行验证。</w:t>
+      </w:r>
+    </w:p>
+    <w:p>
+      <w:pPr>
+        <w:spacing w:before="80" w:after="80" w:lineRule="auto" w:line="360"/>
+        <w:ind w:firstLine="0"/>
+        <w:jc w:val="both"/>
+      </w:pPr>
+      <w:r>
+        <w:rPr>
+          <w:rFonts w:ascii="Times New Roman" w:hAnsi="Times New Roman" w:eastAsia="宋体"/>
+          <w:b/>
+          <w:sz w:val="22"/>
+        </w:rPr>
+        <w:t>(vii) LLM 评审范围受限。</w:t>
+      </w:r>
+      <w:r>
+        <w:rPr>
+          <w:rFonts w:ascii="Times New Roman" w:hAnsi="Times New Roman" w:eastAsia="宋体"/>
+          <w:b w:val="0"/>
+          <w:sz w:val="22"/>
+        </w:rPr>
+        <w:t xml:space="preserve"> 仅 Claude Opus 4.6 与 GPT-5.4 担任评审；所观察到的跨判官方向性偏差与专家高估模式是否可推广至其它模型家族（如 Gemini、开源权重模型），尚未知。</w:t>
+      </w:r>
+    </w:p>
+    <w:p>
+      <w:pPr>
+        <w:spacing w:before="80" w:after="80" w:lineRule="auto" w:line="360"/>
+        <w:ind w:firstLine="0"/>
+        <w:jc w:val="both"/>
+      </w:pPr>
+      <w:r>
+        <w:rPr>
+          <w:rFonts w:ascii="Times New Roman" w:hAnsi="Times New Roman" w:eastAsia="宋体"/>
+          <w:b/>
+          <w:sz w:val="22"/>
+        </w:rPr>
+        <w:t>(viii) 单语言范围。</w:t>
+      </w:r>
+      <w:r>
+        <w:rPr>
+          <w:rFonts w:ascii="Times New Roman" w:hAnsi="Times New Roman" w:eastAsia="宋体"/>
+          <w:b w:val="0"/>
+          <w:sz w:val="22"/>
+        </w:rPr>
+        <w:t xml:space="preserve"> 全部 QMS 文件以中文生成与评估；英文及其它语言下的配置效应与偏差概貌尚未验证。</w:t>
+      </w:r>
+    </w:p>
+    <w:p>
+      <w:pPr>
+        <w:spacing w:before="80" w:after="80" w:lineRule="auto" w:line="360"/>
+        <w:ind w:firstLine="0"/>
+        <w:jc w:val="both"/>
+      </w:pPr>
+      <w:r>
+        <w:rPr>
+          <w:rFonts w:ascii="Times New Roman" w:hAnsi="Times New Roman" w:eastAsia="宋体"/>
+          <w:b/>
+          <w:sz w:val="22"/>
+        </w:rPr>
+        <w:t>(ix) 模型时效性。</w:t>
+      </w:r>
+      <w:r>
+        <w:rPr>
+          <w:rFonts w:ascii="Times New Roman" w:hAnsi="Times New Roman" w:eastAsia="宋体"/>
+          <w:b w:val="0"/>
+          <w:sz w:val="22"/>
+        </w:rPr>
+        <w:t xml:space="preserve"> 本研究结论基于 2026 年 4 月 2 日至 14 日期间测试的具体模型版本与参数；随着 LLM 持续迭代，可能需要周期性重新验证。</w:t>
+      </w:r>
+    </w:p>
+    <w:p>
+      <w:pPr>
+        <w:spacing w:before="80" w:after="80" w:lineRule="auto" w:line="360"/>
+        <w:ind w:firstLine="0"/>
+        <w:jc w:val="both"/>
+      </w:pPr>
+      <w:r>
+        <w:rPr>
+          <w:rFonts w:ascii="Times New Roman" w:hAnsi="Times New Roman" w:eastAsia="宋体"/>
+          <w:b/>
+          <w:sz w:val="22"/>
+        </w:rPr>
+        <w:t>(x) 跨判官 cell 的 raw 数据保留不对称。</w:t>
+      </w:r>
+      <w:r>
+        <w:rPr>
+          <w:rFonts w:ascii="Times New Roman" w:hAnsi="Times New Roman" w:eastAsia="宋体"/>
+          <w:b w:val="0"/>
+          <w:sz w:val="22"/>
+        </w:rPr>
+        <w:t xml:space="preserve"> Claude 评审 × GPT 生成象限及 Claude 评审 × H 组 × Claude 生成子集的 per-document raw 评分仅以聚合均值形式归档，per-document JSON 文件未保留。完整的 2 × 2 自评偏差矩阵因此无法在 per-document 层面独立复算；不过 6 个核心配置（A/B/C/E/F/G；270 条评分）的 per-document Claude 评审 raw 数据与全部 486 条 GPT 评审 per-document 数据完整公开。</w:t>
+      </w:r>
+    </w:p>
+    <w:p>
+      <w:pPr>
+        <w:spacing w:before="80" w:after="80" w:lineRule="auto" w:line="360"/>
+        <w:ind w:firstLine="0"/>
+        <w:jc w:val="both"/>
+      </w:pPr>
+      <w:r>
+        <w:rPr>
+          <w:rFonts w:ascii="Times New Roman" w:hAnsi="Times New Roman" w:eastAsia="宋体"/>
+          <w:b/>
+          <w:sz w:val="22"/>
+        </w:rPr>
+        <w:t>(xi) 评审员内部一致性未评估。</w:t>
+      </w:r>
+      <w:r>
+        <w:rPr>
+          <w:rFonts w:ascii="Times New Roman" w:hAnsi="Times New Roman" w:eastAsia="宋体"/>
+          <w:b w:val="0"/>
+          <w:sz w:val="22"/>
+        </w:rPr>
+        <w:t xml:space="preserve"> 每位 LLM 评审员对每份文件仅打分一次，未要求评审员重复打分以量化内部方差。评审员间一致性通过 Claude 与 GPT 评审的 2 × 2 跨比较及 3 位专家 ICC 分析间接获得。</w:t>
+      </w:r>
+    </w:p>
+    <w:p>
+      <w:pPr>
+        <w:spacing w:before="80" w:after="80" w:lineRule="auto" w:line="360"/>
+        <w:ind w:firstLine="0"/>
+        <w:jc w:val="both"/>
+      </w:pPr>
+      <w:r>
+        <w:rPr>
+          <w:rFonts w:ascii="Times New Roman" w:hAnsi="Times New Roman" w:eastAsia="宋体"/>
+          <w:b/>
+          <w:sz w:val="22"/>
+        </w:rPr>
+        <w:t>(xii) 未开展评分前专家校准会议。</w:t>
+      </w:r>
+      <w:r>
+        <w:rPr>
+          <w:rFonts w:ascii="Times New Roman" w:hAnsi="Times New Roman" w:eastAsia="宋体"/>
+          <w:b w:val="0"/>
+          <w:sz w:val="22"/>
+        </w:rPr>
+        <w:t xml:space="preserve"> 3 位评分员仅依据公布的量规与 ISO 15189:2022 / CNAS-CL02:2023 标准独立评分，未事先开展校准会议（即由 3 位评分员先共同评分若干示例文件以对齐解读）。极高的评审员间一致性表明该量规在本单位语境下已足够自解释，但在多中心研究中加入正式校准步骤将有助于增强可重复性。</w:t>
+      </w:r>
+    </w:p>
+    <w:p>
+      <w:pPr>
+        <w:spacing w:before="80" w:after="80" w:lineRule="auto" w:line="360"/>
+        <w:ind w:firstLine="0"/>
+        <w:jc w:val="both"/>
+      </w:pPr>
+      <w:r>
+        <w:rPr>
+          <w:rFonts w:ascii="Times New Roman" w:hAnsi="Times New Roman" w:eastAsia="宋体"/>
+          <w:b/>
+          <w:sz w:val="22"/>
+        </w:rPr>
+        <w:t>(xiii) Claude Code Agent 封装。</w:t>
+      </w:r>
+      <w:r>
+        <w:rPr>
+          <w:rFonts w:ascii="Times New Roman" w:hAnsi="Times New Roman" w:eastAsia="宋体"/>
+          <w:b w:val="0"/>
+          <w:sz w:val="22"/>
+        </w:rPr>
+        <w:t xml:space="preserve"> Claude Opus 4.6 的生成与 Claude 评审通过 Claude Code Agent 工具执行，而非直接 Anthropic SDK 调用。Claude Code 框架在每条 user-supplied prompt 之上叠加恒定的 framework 级 system prompt（工具定义与文件系统指引）；故模型实际接收的 prompt 长度大于 §2.1 报告的 per-config token 数。该 framework 开销在所有 9 配置与所有评审调用中保持一致，故配置间相对比较与判官-专家一致性结论不受影响；但要精确复现绝对评分需使用相同 Claude Code 版本。以直接 Anthropic SDK 调用相同配置可能得到略有差异的绝对评分。</w:t>
+      </w:r>
+    </w:p>
+    <w:p>
+      <w:pPr>
+        <w:spacing w:before="80" w:after="80" w:lineRule="auto" w:line="360"/>
+        <w:ind w:firstLine="0"/>
+        <w:jc w:val="both"/>
+      </w:pPr>
+      <w:r>
+        <w:rPr>
+          <w:rFonts w:ascii="Times New Roman" w:hAnsi="Times New Roman" w:eastAsia="宋体"/>
+          <w:b/>
+          <w:sz w:val="22"/>
+        </w:rPr>
+        <w:t>(xiv) AIHubMix 路由未独立审计。</w:t>
+      </w:r>
+      <w:r>
+        <w:rPr>
+          <w:rFonts w:ascii="Times New Roman" w:hAnsi="Times New Roman" w:eastAsia="宋体"/>
+          <w:b w:val="0"/>
+          <w:sz w:val="22"/>
+        </w:rPr>
+        <w:t xml:space="preserve"> GPT-5.4 通过 AIHubMix 代理调用，该代理宣称对上游 OpenAI API 透明转发。本研究未独立验证其响应与直接 OpenAI 调用的等价性；路由层面的细微差异（请求批处理、header 处理、地域路由）无法完全排除，但 GPT-5.4 model 标识符在调用链路中保持一致。</w:t>
+      </w:r>
+    </w:p>
+    <w:p>
+      <w:pPr>
+        <w:spacing w:before="80" w:after="80" w:lineRule="auto" w:line="360"/>
+        <w:ind w:firstLine="0"/>
+        <w:jc w:val="both"/>
+      </w:pPr>
+      <w:r>
+        <w:rPr>
+          <w:rFonts w:ascii="Times New Roman" w:hAnsi="Times New Roman" w:eastAsia="宋体"/>
+          <w:b/>
+          <w:sz w:val="22"/>
+        </w:rPr>
+        <w:t>(xv) 温度设置。</w:t>
+      </w:r>
+      <w:r>
+        <w:rPr>
+          <w:rFonts w:ascii="Times New Roman" w:hAnsi="Times New Roman" w:eastAsia="宋体"/>
+          <w:b w:val="0"/>
+          <w:sz w:val="22"/>
+        </w:rPr>
+        <w:t xml:space="preserve"> 所有生成均使用 temperature = 1.0 以反映真实交互使用场景。此设置引入随机性方差（已通过每元胞 3 次重复缓解），但牺牲了严格的字面级可重复性；追求确定性比较的后续研究建议改用 temperature = 0。</w:t>
       </w:r>
     </w:p>
     <w:p>

--- a/paper/manuscript_v2_zh_CCLM.docx
+++ b/paper/manuscript_v2_zh_CCLM.docx
@@ -234,7 +234,7 @@
           <w:b w:val="0"/>
           <w:sz w:val="22"/>
         </w:rPr>
-        <w:t>：LLM 辅助 QMS 文件生成的"最优配置"取决于评估视角。追求 token 效率与成本控制的场景可采用 H4_sop_only（~2,000 tokens）或 E_rules_v2（~1,200 tokens）作为非终稿、探索性草稿，使用前必须经专家审阅方可用于临床部署；正式送审与 CNAS 认可申请场景应采用 G_template_rules（~16,000 tokens）或 F_template（~15,000 tokens）。C_full（~56,000 tokens）在现阶段 GPT 类模型长上下文能力不稳定的情况下应避免使用。LLM 评审可作为初筛工具，但不可替代专家终审；Claude 评审与专家排序呈中等一致性，可作为粗筛代理，GPT 评审则不适合此用途。</w:t>
+        <w:t>：LLM 辅助 ISO 15189 QMS 文件生成的最优 prompt 配置取决于评估层。极简 prompt 配置（H4_sop_only 或 E_rules_v2；~1,000–2,000 tokens）适合用于将经后续专家审阅的探索性草稿；模板锚定配置（G_template_rules 或 F_template；~15,000–16,000 tokens）对于拟提交 CNAS 或同等 ISO 15189 认可的文件则属必需。C_full（~56,000 tokens）应避免使用，尤其是在 GPT-5.4 生成下。LLM-as-judge 方法可作为首道筛选工具：Claude 评审 [ICC(3,1) = 0.548] 可作为审慎代理；GPT-5.4 评审 [ICC(3,1) = 0.217] 不适合此用途。对于拟提交认可、纳入正式 QMS 体系或投入实际操作的任何文件，专家终审仍属必需。</w:t>
       </w:r>
     </w:p>
     <w:p>
@@ -3767,7 +3767,22 @@
           <w:b w:val="0"/>
           <w:sz w:val="22"/>
         </w:rPr>
-        <w:t>LLM 辅助 ISO 15189 QMS 文件生成的最优配置取决于评估视角。LLM 评估层下 H4_sop_only（~2,000 tokens）综合最优；专家视角下 F_template（~15,000 tokens）、H2_keep_examples（~25,000 tokens）与 G_template_rules（~16,000 tokens）并列最优（均值 4.06–4.24 分），而 H4 跌至第 5/7 名（仅高于空 prompt 基线 0.16 分）。追求 token 效率与成本控制的场景可采用 H4 或 E_rules_v2（1–2 K）作为探索性草稿，使用前需经专家审阅；正式送审与 CNAS 认可申请场景应采用 G 或 F（15–16 K）；C_full（~56,000 tokens）应避免使用。LLM 评审可作为初筛代理（Claude 评审效果优于 GPT），但关键文件必须经专家终审。</w:t>
+        <w:t>LLM 辅助 ISO 15189 QMS 文件生成的最优 prompt 配置取决于评估层。在 LLM 评审层，H4_sop_only（~2,000 tokens）综合分最高；然而在专家评估下，专家评分前三的配置为模板锚定的 F_template（~15,000 tokens）、H2_keep_examples（~25,000 tokens）与 G_template_rules（~16,000 tokens）（均值 = 4.06–4.24 分，0–5 Likert 量纲），而 H4_sop_only 跌至 7 配置中的第 5 名，仅高于空 prompt 基线 A_bare 0.16 分。因此，极简 prompt 配置（H4_sop_only 或 E_rules_v2；~1,000–2,000 tokens）适合用于将经后续专家审阅的探索性草稿；而模板锚定配置（G_template_rules 或 F_template；~15,000–16,000 tokens）对于拟提交 CNAS 或同等 ISO 15189 认可的文件则属必需。C_full（~56,000 tokens）在本研究情境下应避免使用，尤其是在生成模型为 GPT-5.4 时——参见 §3.3 记录的长上下文失败模式。LLM-as-judge 方法可作为首道筛选工具：Claude 评审与专家排序的中等一致性 [ICC(3,1) = 0.548] 使其可作为审慎的代理；GPT-5.4 评审 [ICC(3,1) = 0.217] 不适合此用途。对于拟提交认可、纳入正式 QMS 体系或投入实际操作的任何文件，专家终审仍属必需。</w:t>
+      </w:r>
+    </w:p>
+    <w:p>
+      <w:pPr>
+        <w:spacing w:before="80" w:after="80" w:lineRule="auto" w:line="360"/>
+        <w:ind w:firstLine="0"/>
+        <w:jc w:val="both"/>
+      </w:pPr>
+      <w:r>
+        <w:rPr>
+          <w:rFonts w:ascii="Times New Roman" w:hAnsi="Times New Roman" w:eastAsia="宋体"/>
+          <w:b w:val="0"/>
+          <w:sz w:val="22"/>
+        </w:rPr>
+        <w:t>据我们所知，本研究是首个跨两个前沿 LLM 与三层次评估框架对 ISO 15189 合规 QMS 文件生成中 prompt 内容效应进行系统性比较的研究；研究发现为实验室认可工作流中的 prompt 设计指南提供了实证基础。</w:t>
       </w:r>
     </w:p>
     <w:p>

--- a/paper/manuscript_v2_zh_CCLM.docx
+++ b/paper/manuscript_v2_zh_CCLM.docx
@@ -3842,7 +3842,7 @@
           <w:b w:val="0"/>
           <w:sz w:val="22"/>
         </w:rPr>
-        <w:t>：刘斯迪独立完成研究设计、实验实施、数据分析、论文撰写与最终定稿，并对全文内容承担责任。</w:t>
+        <w:t>：刘斯迪独立承担本研究的概念与设计、全部实验的执行、数据分析、稿件的撰写与定稿，并对文章内容承担全部责任。</w:t>
       </w:r>
     </w:p>
     <w:p>
@@ -3865,7 +3865,7 @@
           <w:b w:val="0"/>
           <w:sz w:val="22"/>
         </w:rPr>
-        <w:t>：作者声明无利益冲突。</w:t>
+        <w:t>：作者声明不存在任何利益冲突。</w:t>
       </w:r>
     </w:p>
     <w:p>
@@ -3888,7 +3888,7 @@
           <w:b w:val="0"/>
           <w:sz w:val="22"/>
         </w:rPr>
-        <w:t>：Rater 2 与 Rater 3 在参与专家盲评前已获得书面知情同意。知情同意表说明了研究目的、评分用途、匿名保障及随时退出的权利。</w:t>
+        <w:t>：在 Rater 2 与 Rater 3 参与盲法专家评审前已获得书面知情同意。同意书载明了研究目的、评分的预期用途、数据处理与去标识化程序，以及随时退出的权利。</w:t>
       </w:r>
     </w:p>
     <w:p>
@@ -3911,7 +3911,7 @@
           <w:b w:val="0"/>
           <w:sz w:val="22"/>
         </w:rPr>
-        <w:t>：本研究不涉及患者数据、生物样本或人体干预。生成与评估的 QMS 文件均采用虚构占位符（如"李某"、"张医生"）并未包含任何可识别的个人信息。评分者间的数据属于方法学研究范畴，已获得知情同意。</w:t>
+        <w:t>：本研究不需要正式的伦理审批，因不涉及患者数据、生物样本或人体干预。所生成与所评估的 QMS 文件使用虚构占位姓名（如"Dr Li"、"Dr Zhang"）且不含任何可识别个人信息。评分员间数据集作为方法学研究自知情同意志愿者处采集；评分员层面的可识别数据在公开数据集中以编码标签（Rater 1 / Rater 2 / Rater 3）存储。</w:t>
       </w:r>
     </w:p>
     <w:p>
@@ -3934,7 +3934,7 @@
           <w:b w:val="0"/>
           <w:sz w:val="22"/>
         </w:rPr>
-        <w:t>：486 份生成文件、864 次 LLM 评审数据、30 次专家盲评数据及全部分析脚本已公开于 GitHub（https://github.com/stttttte/iso15189-llm-config-experiment），遵循 MIT（代码）与 CC BY 4.0（数据）双许可。</w:t>
+        <w:t>：486 份生成文件、864 条 LLM-as-judge 评分、30 条盲法专家评分以及全部分析代码已在 GitHub 公开（https://github.com/stttttte/iso15189-llm-config-experiment），采用双许可证：代码 MIT，数据 CC BY 4.0。版本化快照已在 Zenodo 归档（DOI：[接收后分配]）。</w:t>
       </w:r>
     </w:p>
     <w:p>
@@ -3963,7 +3963,7 @@
           <w:b w:val="0"/>
           <w:sz w:val="22"/>
         </w:rPr>
-        <w:t>感谢两位参与盲评的同事（Rater 2 与 Rater 3）在知情同意的前提下为研究提供独立的专家视角。</w:t>
+        <w:t>作者感谢两位参与盲法专家评审的同事（Rater 2 与 Rater 3），他们在充分知情同意的前提下提供了独立的专家视角。</w:t>
       </w:r>
     </w:p>
     <w:p>
@@ -4000,7 +4000,7 @@
           <w:b w:val="0"/>
           <w:sz w:val="22"/>
         </w:rPr>
-        <w:t xml:space="preserve"> 用于 LLM 辅助 ISO 15189 QMS 文件生成的 9 组配置。左：各配置在规则、骨架、详细内容、示例 4 个维度的纳入情况（✓ 完整、半圆 部分、— 缺失）；右：各配置的 system-prompt 大小（千 token）。</w:t>
+        <w:t xml:space="preserve"> 本研究评估的 9 个 prompt 配置。左面板：各配置在 4 个 prompt 内容维度（规则、文档骨架、详细内容、示例）上的纳入情况；✓ = 完整纳入，◐ = 部分纳入，— = 缺失。右面板：每个配置的总 system-prompt 体量，以千 token 为单位（cl100k_base tokenizer）。</w:t>
       </w:r>
     </w:p>
     <w:p>
@@ -4023,7 +4023,7 @@
           <w:b w:val="0"/>
           <w:sz w:val="22"/>
         </w:rPr>
-        <w:t xml:space="preserve"> 2 × 2 跨模型对称评分热力图。9 个配置（行）× 4 个生成-评审组合（列）的平均得分（A1/B1/C1 均值，0–5 分）。C_full 在 GPT-生成两列出现显著塌陷（1.40 与 1.84，黑框标注），与 Claude-生成两列（4.56 与 3.22）形成强对比。</w:t>
+        <w:t xml:space="preserve"> 2 × 2 跨模型对称设计的热力图。单元格显示 9 个配置（行）× 4 个生成器–评审员组合（列）下，跨 3 个代表性任务（A1、B1、C1）的平均合规分数（0–5 Likert 量纲）。C_full 在 GPT 生成的两列（1.40 与 1.84，黑框标注）出现显著下滑，与 Claude 生成的两列形成鲜明对比（Claude 评审 × Claude 生成 = 4.56；GPT 评审 × Claude 生成 = 3.22）。</w:t>
       </w:r>
     </w:p>
     <w:p>
@@ -4046,7 +4046,7 @@
           <w:b w:val="0"/>
           <w:sz w:val="22"/>
         </w:rPr>
-        <w:t xml:space="preserve"> LLM 评审相对 3 位专家的系统性高估（n = 10 文档 × 3 评分员）。横轴为 3 位专家均值，纵轴为 LLM 评审。左：vs Claude Opus 4.6 [ICC(3,1) = 0.548；Pearson r = 0.573；mean diff = −0.90]；右：vs GPT-5.4 [ICC(3,1) = 0.217；Pearson r = 0.259；mean diff = −0.52]。虚线为 1:1 完全一致线，配置组按颜色编码。</w:t>
+        <w:t xml:space="preserve"> LLM 评审相对 3 位专家小组对合规分数的系统性高估（n = 10 文档 × 3 位评分员）。横轴：3 位专家的均值评分。纵轴：LLM 评审评分。左：Claude Opus 4.6 作为评审 [ICC(3,1) = 0.548；Pearson r = 0.573；mean difference (expert − Claude) = −0.905]。右：GPT-5.4 作为评审 [ICC(3,1) = 0.217；Pearson r = 0.259；mean difference (expert − GPT) = −0.525]。虚线：1:1 完全一致。标记按配置着色（图例插入）。</w:t>
       </w:r>
     </w:p>
     <w:p>
@@ -4069,7 +4069,7 @@
           <w:b w:val="0"/>
           <w:sz w:val="22"/>
         </w:rPr>
-        <w:t xml:space="preserve"> Compliance 分数（0–5 Likert）与 system-prompt token 规模的关系，基于 n=10 专家盲评子集（7 个配置；每层 n=1 或 2）。横轴为 token 数，symlog 刻度（cl100k_base）。三条曲线使用同一组匹配样本：绿色实线（方块）为 3 位专家均值；红色实线（圆点）为 Claude Opus 4.6 评审 × Claude 生成输出；蓝色实线（三角）为 GPT-5.4 评审 × Claude 生成输出。橙色阴影区为 LLM 评审层识别的 token 效率最优区（H4_sop_only / H3_skeleton），绿色阴影区为专家判断的临床可用性最优区（F_template / G_template_rules）。因每层 n=1–2，未绘制误差棒；Bland–Altman 风格散点见 Figure 3。</w:t>
+        <w:t xml:space="preserve"> Compliance 分数（0–5 Likert）与 system-prompt token 体量的关系，基于 n = 10 专家盲评子集计算（7 个配置；每层 n = 1 或 2）。横轴：token 数，对称对数刻度（cl100k_base tokenizer）。三条曲线均基于同一组匹配样本：绿色实线（方块）为 3 位专家均值；红色实线（圆点）为 Claude Opus 4.6 评审应用于 Claude 生成输出；蓝色实线（三角）为 GPT-5.4 评审应用于 Claude 生成输出。橙色阴影带：LLM 评审层识别的 token 高效最优区（H4_sop_only / H3_skeleton）。绿色阴影带：专家评估识别的临床可用性最优区（F_template / G_template_rules）。因每层 n = 1 或 2，未绘制误差棒；对应的 LLM 与专家校准散点见 Figure 3。</w:t>
       </w:r>
     </w:p>
     <w:p>

--- a/paper/manuscript_v2_zh_CCLM.docx
+++ b/paper/manuscript_v2_zh_CCLM.docx
@@ -13,7 +13,7 @@
           <w:b/>
           <w:sz w:val="32"/>
         </w:rPr>
-        <w:t>LLM 在不同配置下生成医学实验室 QMS 文件的合规性研究</w:t>
+        <w:t>Claude Opus 4.6 与 GPT-5.4 生成医学实验室质量管理文件的 ISO 15189 合规性：跨 prompt 策略的比较评估</w:t>
       </w:r>
     </w:p>
     <w:p>
@@ -105,7 +105,7 @@
           <w:b w:val="0"/>
           <w:sz w:val="22"/>
         </w:rPr>
-        <w:t>：LLM configuration for ISO 15189 document compliance</w:t>
+        <w:t>：Prompting strategies for ISO 15189 document compliance</w:t>
       </w:r>
     </w:p>
     <w:p>
@@ -128,7 +128,7 @@
           <w:b w:val="0"/>
           <w:sz w:val="22"/>
         </w:rPr>
-        <w:t>：ISO 15189；医学实验室；质量管理体系；大语言模型；prompt engineering；LLM-as-Judge；专家验证</w:t>
+        <w:t>：ISO 15189；医学实验室；质量管理体系；大语言模型；prompt engineering；LLM-as-judge；专家验证</w:t>
       </w:r>
     </w:p>
     <w:p>
@@ -165,7 +165,7 @@
           <w:b w:val="0"/>
           <w:sz w:val="22"/>
         </w:rPr>
-        <w:t>：本研究旨在系统比较不同配置策略下大语言模型（large language model, LLM）生成 ISO 15189:2022 医学实验室质量管理体系（quality management system, QMS）文件的合规性，识别最优配置区间，并通过多层次评估揭示现有评估方法的系统性偏差。</w:t>
+        <w:t>：比较跨 prompt 策略下 LLM 生成的医学实验室质量管理体系（QMS）文件的 ISO 15189:2022 合规性，识别最优配置，并通过多层次框架刻画现有评估方法中的系统性偏差。</w:t>
       </w:r>
     </w:p>
     <w:p>
@@ -188,7 +188,7 @@
           <w:b w:val="0"/>
           <w:sz w:val="22"/>
         </w:rPr>
-        <w:t>：采用非对称双模型设计，共生成 486 份 QMS 文件：Claude Opus 4.6 × 9 组配置 × 15 任务 × 3 重复（405 份）；GPT-5.4 × 9 组 × 3 任务（A1/B1/C1）× 3 重复（81 份，用于跨模型验证）。9 组配置按规则、骨架、详细内容、示例 4 个维度系统替换组合，token 规模从 0 覆盖至 56 K。评估采用三层框架：(1) Python 自动合规评分器；(2) Claude 与 GPT-5.4 双 LLM 评审（共 864 次评分 = 378 条 Claude 评审 + 486 条 GPT 评审，含 2×2 对称跨模型验证）；(3) 3 位 ISO 15189 资格专家对 10 份分层随机抽样的盲化文件独立评分。一致性采用 Pearson 相关系数、Spearman 相关系数以及组内相关系数 [ICC(2,1) 与 ICC(3,1)] 评价。</w:t>
+        <w:t>：采用双模型设计共生成 486 份 QMS 文件（Claude Opus 4.6：9 配置 × 15 任务 × 3 重复 = 405；GPT-5.4：9 × 3 × 3 = 81，用于跨模型验证）。9 组配置跨 4 个 prompt 内容维度（规则、文档骨架、详细内容、示例；前两者三水平，后两者二水平；0–56,000 tokens）。合规性按 0–5 Likert 量纲在三层框架下评分：Python 规则式评分器；双 LLM-as-judge 评审（864 条评分）；以及 3 位 ISO 15189 资格内审员对 10 份分层抽样文件的盲法评审。效应检验采用 FDR 校正消融与 bootstrap 95% CI；评审员一致性采用 ICC(2,1)、ICC(3,1)、ICC(2,k) 与 ICC(3,k)。</w:t>
       </w:r>
     </w:p>
     <w:p>
@@ -211,7 +211,7 @@
           <w:b w:val="0"/>
           <w:sz w:val="22"/>
         </w:rPr>
-        <w:t>：(1) 四成分替换对比消融（Benjamini-Hochberg FDR 校正；bootstrap 95% CI，B = 10,000）显示，LLM 评估层下仅规则成分达到显著（Δ=+0.511，95% CI [+0.28, +0.75]；BH-adjusted p&lt;0.001）；骨架成分（Δ=+0.213，95% CI [+0.05, +0.39]；BH-adjusted p=0.11）、详细内容（Δ=−0.031，95% CI [−0.19, +0.12]；BH-adjusted p=0.79）与示例（Δ=−0.053，95% CI [−0.21, +0.11]；BH-adjusted p=0.61）均未达显著。(2) 全量配置 C_full（56 K）在 Claude 生成下的跨评分为 3.22–4.56，在 GPT-5.4 生成下降至 1.40–1.84，提示 Claude Opus 的长上下文能力在此场景中具有模型特异性。(3) 两位 LLM 评审均把 Claude 生成输出评得比 GPT 生成高约 0.30 分（Panickssery 经典偏差估计：Claude 评审 +0.29，GPT 评审 −0.30），此模式与"同家族经典自偏好"不兼容，可由生成模型间的真实质量差异或两位判官共享的风格偏好同时解释。(4) 3 位专家之间 ICC(2,k)=0.982，而专家均值与 Claude 评审的 ICC(3,1)=0.548（p=0.04）、与 GPT 评审的 ICC(3,1)=0.217（p=0.26）；两种 LLM 评审均系统性高估 0.52–0.90 分。(5) LLM 评估层的最优配置 H4_sop_only（~2,000 tokens）在专家视角下跌至第 5/7 名（3.20 分，n=2；仅高于空 prompt 基线 A_bare 0.16 分），而模板类配置 F_template（~15,000 tokens）、H2_keep_examples（~25,000 tokens）与 G_template_rules（~16,000 tokens）专家排名最优（4.06–4.24 分）。</w:t>
+        <w:t>：在 LLM 评审层，仅规则成分产生显著合规增益（Δ=+0.511；BH-adjusted p&lt;0.001）；骨架、详细内容与示例均未产生（所有 p≥0.11）。C_full（~56,000 tokens）在 Claude 下评分 3.22–4.56，在 GPT-5.4 下仅 1.40–1.84，提示长上下文利用具有模型特异性。两位 LLM 评审均将 Claude 生成输出评得比 GPT 生成高约 0.30 分（Panickssery：Claude +0.29，GPT −0.30），此模式与经典自偏好不兼容，且集中表现于 C_full。评审员一致性：专家间极佳 [ICC(2,k)=0.982]，Claude 评审中等 [ICC(3,1)=0.548]，GPT 评审较差 [ICC(3,1)=0.217]；两位 LLM 评审均把专家评分高估 0.52–0.90 分。LLM 偏好的 H4_sop_only（~2,000 tokens）在专家评估下跌至 7 配置中的第 5 名（3.20；仅高于空 prompt 基线 0.16 分），而模板锚定的 F_template、H2_keep_examples 与 G_template_rules 排名最高（4.06–4.24）。</w:t>
       </w:r>
     </w:p>
     <w:p>
@@ -234,7 +234,7 @@
           <w:b w:val="0"/>
           <w:sz w:val="22"/>
         </w:rPr>
-        <w:t>：LLM 辅助 ISO 15189 QMS 文件生成的最优 prompt 配置取决于评估层。极简 prompt 配置（H4_sop_only 或 E_rules_v2；~1,000–2,000 tokens）适合用于将经后续专家审阅的探索性草稿；模板锚定配置（G_template_rules 或 F_template；~15,000–16,000 tokens）对于拟提交 CNAS 或同等 ISO 15189 认可的文件则属必需。C_full（~56,000 tokens）应避免使用，尤其是在 GPT-5.4 生成下。LLM-as-judge 方法可作为首道筛选工具：Claude 评审 [ICC(3,1) = 0.548] 可作为审慎代理；GPT-5.4 评审 [ICC(3,1) = 0.217] 不适合此用途。对于拟提交认可、纳入正式 QMS 体系或投入实际操作的任何文件，专家终审仍属必需。</w:t>
+        <w:t>：最优配置取决于评估层。极简 prompt 配置（H4_sop_only、E_rules_v2；~1,000–2,000 tokens）适合需经专家审阅的探索性草稿；模板锚定配置（G_template_rules、F_template；~15,000–16,000 tokens）对 ISO 15189 认可送审则属必需；C_full（~56,000 tokens）应避免与 GPT-5.4 搭配使用。LLM-as-judge 方法可支持首道筛选（Claude 作为审慎代理；GPT-5.4 不适用），但专家终审仍属必需。</w:t>
       </w:r>
     </w:p>
     <w:p>
@@ -309,7 +309,7 @@
           <w:b w:val="0"/>
           <w:sz w:val="22"/>
         </w:rPr>
-        <w:t>评估方法的偏差是另一个深层问题。目前 LLM 生成质量的评估多依赖 LLM-as-Judge 方法（即使用另一 LLM 作为评分者）[5]。已有研究发现 LLM 评审存在 self-preference bias（偏爱自家模型生成的文本）[6]，但这种偏差在专业领域（如医学实验室 QMS）中的具体表现及其对配置比较结论的影响尚缺乏实证数据。</w:t>
+        <w:t>评估方法的偏差是另一个深层问题。目前 LLM 生成质量的评估多依赖 LLM-as-judge 方法（即使用另一 LLM 作为评分者）[5]。已有研究发现 LLM 评审存在 self-preference bias（偏爱自家模型生成的文本）[6]，但这种偏差在专业领域（如医学实验室 QMS）中的具体表现及其对配置比较结论的影响尚缺乏实证数据。</w:t>
       </w:r>
     </w:p>
     <w:p>
@@ -2093,7 +2093,7 @@
           <w:b w:val="0"/>
           <w:sz w:val="22"/>
         </w:rPr>
-        <w:t>依 §2.4.4 定义的 Panickssery 经典公式（bias_M = mean(judge = M, generator = M) − mean(judge = M, generator = M′)）计算，Claude 评审在 9 组配置上的均值偏差为 +0.294（0–5 Likert 量纲；6 组正向，单组最大值 +3.156 出现于 C_full）。GPT 评审均值偏差为 −0.301（6 组负向，A_bare 与 B_simple 为正，F_template 为零）。两位判官在方向上达成一致——跨 9 组配置，两者实际上均把 Claude 生成输出评得比 GPT 生成高约 0.30 分，尽管自评偏差指标的符号在表面上相反。</w:t>
+        <w:t>依 §2.4.4 定义的 Panickssery 经典公式（bias_M = mean(judge = M, generator = M) − mean(judge = M, generator = M′)）计算，Claude 评审在 9 组配置上的均值偏差为 +0.294（0–5 Likert 量纲；6 组正向，单组最大值 +3.156 出现于 C_full）。GPT 评审均值偏差为 −0.301（6 组负向，A_bare 与 B_simple 为正，F_template 为零）。两位判官在方向上达成一致——跨 9 组配置，两者实际上均把 Claude 生成输出评得比 GPT 生成高约 0.30 分，尽管自评偏差指标的符号在表面上相反。将 C_full 作为主要离群点排除后，Claude 评审均值偏差衰减至 −0.064（9 配置中位数：+0.200），GPT 评审均值偏差衰减至 −0.167（中位数：−0.311），表明上述 Panickssery 指数主要由 C_full 拖动，其长上下文失败模式（§3.3）在该处放大了跨判官分歧。</w:t>
       </w:r>
     </w:p>
     <w:p>

--- a/paper/manuscript_v2_zh_CCLM.docx
+++ b/paper/manuscript_v2_zh_CCLM.docx
@@ -263,23 +263,22 @@
           <w:b w:val="0"/>
           <w:sz w:val="22"/>
         </w:rPr>
-        <w:t>ISO 15189:2022《医学实验室——质量和能力的要求》作为医学实验室认证的国际标准，在中国合格评定国家认可委员会（CNAS）框架下，国内医学实验室的采用持续扩大 [14]。CNAS-CL02:2023 作为对应的实施文本同步推出。该类标准明确规定实验室"应做什么"但不规定"如何做"，因此实验室须自行构建覆盖质量手册、程序文件与作业指导书的完整</w:t>
+        <w:t>ISO 15189:2022《医学实验室——质量和能力的要求》[7] 是医学实验室认可的国际标准，且其在中国医学实验室的采用在中国合格评定国家认可委员会（CNAS）框架下持续扩大 [14]。对应的国内实施文本 CNAS-CL02:2023 同期发布。该类标准规定实验室必须达到何种要求，而不规定如何达到，因此每家实验室须自主构建一套独立的质量管理体系（quality management system, QMS）文件集，包含质量手册、程序文件与作业指导书。根据通讯作者作为 ISO 15189 内审员的经验，此类体系在典型三级甲等医院检验科中通常包含 100–300 份受控文件，涉及结构组织、条款–文件映射、表单编号与职责分配；由内部质量小组手工编写通常需时数月，再经多轮内部审核方可定型。寻求 CNAS 认可的实验室通常会聘请外部技术专家或培训师协助完成此过程。</w:t>
       </w:r>
-      <w:r>
-        <w:rPr>
-          <w:rFonts w:ascii="Times New Roman" w:hAnsi="Times New Roman" w:eastAsia="宋体"/>
-          <w:b/>
-          <w:sz w:val="22"/>
-        </w:rPr>
-        <w:t>质量管理体系（quality management system, QMS）文件</w:t>
-      </w:r>
+    </w:p>
+    <w:p>
+      <w:pPr>
+        <w:spacing w:before="80" w:after="80" w:lineRule="auto" w:line="360"/>
+        <w:ind w:firstLine="0"/>
+        <w:jc w:val="both"/>
+      </w:pPr>
       <w:r>
         <w:rPr>
           <w:rFonts w:ascii="Times New Roman" w:hAnsi="Times New Roman" w:eastAsia="宋体"/>
           <w:b w:val="0"/>
           <w:sz w:val="22"/>
         </w:rPr>
-        <w:t>。根据通讯作者作为 ISO 15189 评审员的经验，此类体系在典型三级甲等医院检验科中通常包含约 100–300 份受控文件，涉及结构组织、条款映射、表单编号与职责分配的系统工程；依靠质量小组手工编写通常需时数月，体系建立后还需经过多轮内审方可定型。寻求 CNAS 认可的实验室通常会聘请技术专家或培训师协助完成此过程。</w:t>
+        <w:t>大语言模型（LLM）的发展为这一工作量的实质性自动化带来了可能。Claude Opus 4.6 与 GPT-5.4 等前沿模型在长文档生成、结构化输出与领域专业术语使用方面已显示出相应能力 [1, 2]，且 LLM 已被应用于科学研究 [8] 与医学问答 [9]。然而，何种 system prompt 设计能够生成合规且具备可操作性的 QMS 文件，尚未得到系统性研究。实践中已出现两种对立的做法：其一为全量上下文做法，将所有可能相关的材料——ISO 标准原文、CNAS 准则、既有文件库与 worked examples——一并载入 system prompt，常超过 50,000–100,000 tokens；其二为极简 prompt 做法，仅提供规则约束与章节骨架，依赖模型内化知识完成内容生成，prompt 长度被限制在数千 token 以内。支持任一做法的实证证据均有限，因为现有 LLM 行为与 prompting 综述 [4, 12] 多关注通用任务，并未系统比较 QMS 撰写这类专业监管文档场景。</w:t>
       </w:r>
     </w:p>
     <w:p>
@@ -294,7 +293,7 @@
           <w:b w:val="0"/>
           <w:sz w:val="22"/>
         </w:rPr>
-        <w:t>大语言模型（LLM）的发展为这一过程提供了自动化的可能性。Claude Opus 4.6 与 GPT-5.4 等新一代模型在长文档生成、结构化输出和专业术语使用方面已显示出相应能力 [1,2]。然而，一个尚未被系统研究的问题是：应当向 LLM 提供何种 system prompt，才能使其产出合规且可用的 QMS 文件。实践中存在两种极端策略：其一为"全量假设"，即将所有相关资料（ISO 原文、CNAS 准则、既有文件库、示例）一并载入 system prompt，token 数通常达 50–100 K 级别；其二为"极简假设"，即仅提供规则约束与章节骨架，依赖模型内化知识生成内容，token 数仅数千。两种假设的实证证据均有限，因为现有 LLM 行为与 prompting 综述 [4,12] 多关注通用任务，缺乏针对 QMS 这类专业文档场景的系统比较。</w:t>
+        <w:t>第二个、更根本的问题涉及评估方法学本身。LLM 生成的输出当前最常见的评估方式是 LLM-as-judge 范式，即由另一个 LLM 担任评分者 [5]。长文本生成评估 [10] 与大规模人类偏好基准 [11] 已成为该文献中两种主要的评估范式。已有工作记录到 LLM 评审倾向于呈现 self-preference bias，偏好同家族模型生成的输出 [6]。然而，该偏差是否以及如何在医学实验室 QMS 等专业监管领域中表现、以及它如何传播到配置比较结论中，尚未得到实证刻画。</w:t>
       </w:r>
     </w:p>
     <w:p>
@@ -309,22 +308,7 @@
           <w:b w:val="0"/>
           <w:sz w:val="22"/>
         </w:rPr>
-        <w:t>评估方法的偏差是另一个深层问题。目前 LLM 生成质量的评估多依赖 LLM-as-judge 方法（即使用另一 LLM 作为评分者）[5]。已有研究发现 LLM 评审存在 self-preference bias（偏爱自家模型生成的文本）[6]，但这种偏差在专业领域（如医学实验室 QMS）中的具体表现及其对配置比较结论的影响尚缺乏实证数据。</w:t>
-      </w:r>
-    </w:p>
-    <w:p>
-      <w:pPr>
-        <w:spacing w:before="80" w:after="80" w:lineRule="auto" w:line="360"/>
-        <w:ind w:firstLine="0"/>
-        <w:jc w:val="both"/>
-      </w:pPr>
-      <w:r>
-        <w:rPr>
-          <w:rFonts w:ascii="Times New Roman" w:hAnsi="Times New Roman" w:eastAsia="宋体"/>
-          <w:b w:val="0"/>
-          <w:sz w:val="22"/>
-        </w:rPr>
-        <w:t>基于上述背景，本研究拟通过 486 份生成文件、864 次 LLM 评审评分与 30 次专家盲评评分，回答以下研究问题：(i) 配置文件中的哪些成分（规则、骨架、详细内容、示例）对 LLM 生成 QMS 文件的质量有贡献；(ii) 最精简的有效配置所需 token 数；(iii) 跨生成模型（Claude 与 GPT）下最优配置是否一致；(iv) LLM 评审的自评偏差规模；(v) 在多层次评估（自动评分、LLM 评审、专家评分）交叉对比下，哪种配置最稳健。</w:t>
+        <w:t>为弥补上述空白，本研究生成了 486 份 QMS 文件、收集了 864 条 LLM 评审评分、并获得了 30 条盲法专家评分，以探究以下研究问题：(i) system prompt 配置中的哪些成分——规则、文档骨架、详细内容、worked examples——对 LLM 生成 QMS 文件的合规性贡献最大？(ii) 最精简的有效 token 预算是多少？(iii) 最优配置是否在生成模型之间（Claude Opus 4.6 与 GPT-5.4）一致？(iv) 在本研究领域 LLM 评审 self-preference bias 的量级如何？(v) 在结合自动评分、LLM 评审与专家评分的多层次评估框架下，哪种配置最稳健？</w:t>
       </w:r>
     </w:p>
     <w:p>
@@ -1411,7 +1395,7 @@
           <w:b w:val="0"/>
           <w:sz w:val="22"/>
         </w:rPr>
-        <w:t>3 位 ISO 15189 资格内审员对 10 份盲化、分层随机抽样的文件进行独立评分，采用与 LLM 评审员完全相同的五维度量规（Table 2）。Rater 1 为第一作者，具有先前的 ISO 15189 认可评审经验；Rater 2 与 Rater 3 为同单位合格 ISO 15189 内审员。为最小化自我影响，Rater 1 在完成评分前未查看任何 Tier 1 或 Tier 2 评分输出；Rater 1 仅在三位评分员的评分表全部提交后方查阅抽样文件的 Tier 1/2 输出。三位评分员独立评分且互不交流；Rater 2 与 Rater 3 在不知晓 Rater 1 评分的情况下完成评分，三组评分仅在所有提交完成后才合并。Rater 2 与 Rater 3 在评分前已获得书面知情同意。评分过程中，专家可自由查阅 ISO 15189:2022 与 CNAS-CL02:2023 的完整正文及附录。</w:t>
+        <w:t>3 位 ISO 15189 资格内审员对 10 份盲化、分层随机抽样的文件进行独立评分，采用与 LLM 评审员完全相同的五维度量规（Table 2）。Rater 1 为第一作者，本身为合格 ISO 15189 内审员；Rater 2 与 Rater 3 为同单位合格 ISO 15189 内审员。为最小化自我影响，Rater 1 在完成评分前未查看任何 Tier 1 或 Tier 2 评分输出；Rater 1 仅在三位评分员的评分表全部提交后方查阅抽样文件的 Tier 1/2 输出。三位评分员独立评分且互不交流；Rater 2 与 Rater 3 在不知晓 Rater 1 评分的情况下完成评分，三组评分仅在所有提交完成后才合并。Rater 2 与 Rater 3 在评分前已获得书面知情同意。评分过程中，专家可自由查阅 ISO 15189:2022 与 CNAS-CL02:2023 的完整正文及附录。</w:t>
       </w:r>
     </w:p>
     <w:p>

--- a/paper/manuscript_v2_zh_CCLM.docx
+++ b/paper/manuscript_v2_zh_CCLM.docx
@@ -577,7 +577,23 @@
           <w:b w:val="0"/>
           <w:sz w:val="22"/>
         </w:rPr>
-        <w:t>：三个测量维度按 auto_scorer.py 中 WEIGHTS 字典定义的固定权重合成为加权综合分（auto_weighted）：格式 = 0.18，条款覆盖 = 0.22，术语 = 0.13（合计 0.53）。该字典另含四项来自原 7 维设计方案的条目——逻辑一致性 = 0.18、可操作性 = 0.10、安全合规性 = 0.09、人工修改量 = 0.10（合计 0.47），但在当前评分器中未实现；这四个维度对每份文件均填入中性默认值 3.0，对每个 auto_weighted 值均贡献恒定偏移 0.47 × 3.0 = 1.41。全部权重合计为 1.00，因此 auto_weighted 的理论范围为 [1.41, 4.06]。由于此恒定偏移对每份文件均一致，在所有配置间比较中相互抵消，不影响 §3 报告的相对排序。</w:t>
+        <w:t>：三个测量维度按 auto_scorer.py 中 WEIGHTS 字典定义的权重合成为加权综合分（auto_weighted）：格式 = 0.18、条款覆盖 = 0.22、术语 = 0.13——这是该字典所列七个权重项中已实现的三项。字典中其余四项（逻辑一致性 = 0.18、可操作性 = 0.10、安全合规性 = 0.09、人工修改量 = 0.10；合计 0.47）为早期 7 维评分方案的残留条目，已被 §2.3 所述三级评估框架取代；这四项</w:t>
+      </w:r>
+      <w:r>
+        <w:rPr>
+          <w:rFonts w:ascii="Times New Roman" w:hAnsi="Times New Roman" w:eastAsia="宋体"/>
+          <w:b/>
+          <w:sz w:val="22"/>
+        </w:rPr>
+        <w:t>未纳入 auto_weighted 计算</w:t>
+      </w:r>
+      <w:r>
+        <w:rPr>
+          <w:rFonts w:ascii="Times New Roman" w:hAnsi="Times New Roman" w:eastAsia="宋体"/>
+          <w:b w:val="0"/>
+          <w:sz w:val="22"/>
+        </w:rPr>
+        <w:t>，因此不参与 Tier 1 排序。三个已实现权重合计为 0.53，故 auto_weighted 在 1–5 评分尺度下的理论范围为 [0.53, 2.65]。此非单位权重总和仅为评分尺度的表面特征：将每个权重乘以 1/0.53 以归一化至单位和（格式、条款覆盖、术语分别约为 0.34、0.42、0.25），仅是 auto_weighted 的正线性变换，因此既保留各配置组的均值排序，亦保留 §3.1 用于构建综合排序的 min-max 归一化结果（Spearman ρ = 1.00，由变换形式必然成立）。§3 报告的所有 Tier 1 排序对采用原始权重抑或归一化后的单位和权重均完全一致。</w:t>
       </w:r>
     </w:p>
     <w:p>

--- a/paper/manuscript_v2_zh_CCLM.docx
+++ b/paper/manuscript_v2_zh_CCLM.docx
@@ -211,7 +211,7 @@
           <w:b w:val="0"/>
           <w:sz w:val="22"/>
         </w:rPr>
-        <w:t>：在 LLM 评审层，仅规则成分产生显著合规增益（Δ=+0.511；BH-adjusted p&lt;0.001）；骨架、详细内容与示例均未产生（所有 p≥0.11）。C_full（~56,000 tokens）在 Claude 下评分 3.22–4.56，在 GPT-5.4 下仅 1.40–1.84，提示长上下文利用具有模型特异性。两位 LLM 评审均将 Claude 生成输出评得比 GPT 生成高约 0.30 分（Panickssery：Claude +0.29，GPT −0.30），此模式与经典自偏好不兼容，且集中表现于 C_full。评审员一致性：专家间极佳 [ICC(2,k)=0.982]，Claude 评审中等 [ICC(3,1)=0.548]，GPT 评审较差 [ICC(3,1)=0.217]；两位 LLM 评审均把专家评分高估 0.52–0.90 分。LLM 偏好的 H4_sop_only（~2,000 tokens）在专家评估下跌至 7 配置中的第 5 名（3.20；仅高于空 prompt 基线 0.16 分），而模板锚定的 F_template、H2_keep_examples 与 G_template_rules 排名最高（4.06–4.24）。</w:t>
+        <w:t>：在 LLM 评审层，仅规则成分产生显著合规增益（Δ=+0.511；BH-adjusted p&lt;0.001）；骨架、详细内容与示例均未产生（所有 p≥0.11）。C_full（~56,000 tokens）在 Claude 下评分 3.22–4.56，在 GPT-5.4 下仅 1.40–1.84，提示长上下文利用具有模型特异性。两位 LLM 评审均将 Claude 生成输出评得比 GPT 生成高约 0.47 分（Panickssery：Claude +0.46，GPT −0.47），此模式与经典自偏好不兼容，且在配置集合中稳定存在。评审员一致性：专家间极佳 [ICC(2,k)=0.982]，Claude 评审中等 [ICC(3,1)=0.548]，GPT 评审较差 [ICC(3,1)=0.217]；两位 LLM 评审均把专家评分高估 0.52–0.90 分。LLM 偏好的 H4_sop_only（~2,000 tokens）在专家评估下跌至 7 配置中的第 5 名（3.20；仅高于空 prompt 基线 0.16 分），而模板锚定的 F_template、H2_keep_examples 与 G_template_rules 排名最高（4.06–4.24）。</w:t>
       </w:r>
     </w:p>
     <w:p>
@@ -1901,7 +1901,7 @@
           <w:b w:val="0"/>
           <w:sz w:val="22"/>
         </w:rPr>
-        <w:t>其中 M′ 为另一模型。正值表示评审员 M 对自家模型族生成的输出评分高于对手生成者；负值反之。作为敏感性检验，我们另以替代的跨评审公式（同一生成者、不同评审员：bias_M = mean(judge = M, generator = M) − mean(judge = M′, generator = M)）重新计算，得到 Claude +0.464、GPT −0.472，与 §3.4 报告的经典值（+0.294 与 −0.301）方向一致。</w:t>
+        <w:t>其中 M′ 为另一模型。正值表示评审员 M 对自家模型族生成的输出评分高于对手生成者；负值反之。作为敏感性检验，我们另以替代的跨评审公式（同一生成者、不同评审员：bias_M = mean(judge = M, generator = M) − mean(judge = M′, generator = M)）重新计算，得到 Claude +0.294、GPT −0.301，与 §3.4 报告的经典值（+0.464 与 −0.472）方向一致。</w:t>
       </w:r>
     </w:p>
     <w:p>
@@ -2093,7 +2093,7 @@
           <w:b w:val="0"/>
           <w:sz w:val="22"/>
         </w:rPr>
-        <w:t>依 §2.4.4 定义的 Panickssery 经典公式（bias_M = mean(judge = M, generator = M) − mean(judge = M, generator = M′)）计算，Claude 评审在 9 组配置上的均值偏差为 +0.294（0–5 Likert 量纲；6 组正向，单组最大值 +3.156 出现于 C_full）。GPT 评审均值偏差为 −0.301（6 组负向，A_bare 与 B_simple 为正，F_template 为零）。两位判官在方向上达成一致——跨 9 组配置，两者实际上均把 Claude 生成输出评得比 GPT 生成高约 0.30 分，尽管自评偏差指标的符号在表面上相反。将 C_full 作为主要离群点排除后，Claude 评审均值偏差衰减至 −0.064（9 配置中位数：+0.200），GPT 评审均值偏差衰减至 −0.167（中位数：−0.311），表明上述 Panickssery 指数主要由 C_full 拖动，其长上下文失败模式（§3.3）在该处放大了跨判官分歧。</w:t>
+        <w:t>依 §2.4.4 定义的 Panickssery 经典公式（bias_M = mean(judge = M, generator = M) − mean(judge = M, generator = M′)）计算，Claude 评审在 9 组配置上的均值偏差为 +0.464（0–5 Likert 量纲；8 组正向，E_rules_v2 恰为零；单组最大值 +1.333 出现于 C_full）。GPT 评审均值偏差为 −0.472（8 组负向，仅 C_full 为正向 +0.444）。两位判官在方向上达成一致——跨 9 组配置，两者实际上均把 Claude 生成输出评得比 GPT 生成高约 0.47 分，尽管自评偏差指标的符号在表面上相反。排除 C_full 后，Claude 评审均值偏差小幅下降至 +0.355（9 配置中位数：+0.511），GPT 评审均值偏差进一步加深至 −0.586（中位数：−0.600），表明跨判官方向性模式在其余 8 组配置中持续存在，并非完全由 C_full 长上下文失败模式驱动。</w:t>
       </w:r>
     </w:p>
     <w:p>
@@ -2342,7 +2342,7 @@
           <w:b w:val="0"/>
           <w:sz w:val="22"/>
         </w:rPr>
-        <w:t>本研究量化了两种性质不同的评分偏差。第一种是跨判官方向性模式：两位 LLM 评审在 0–5 Likert 量纲下均把 Claude 生成输出评得比 GPT 生成高约 0.30 分（Panickssery 经典估计：Claude 评审 +0.29，GPT 评审 −0.30；§3.4）。该符号相反的模式与"同家族经典自偏好"不兼容——后者应表现为两位判官均为同号正值——故可由 Claude Opus 4.6 与 GPT-5.4 之间真实的生成质量差异、或两位 LLM 评审共享的、偏向 Claude 生成文风的判官端偏好来解释。如 §4.2 与 §4.5(i) 所述，本研究设计——专家评分仅覆盖 Claude 生成文件——无法在两种解释之间充分判别；然 §3.3 记录的 GPT 特异性失败模式（指令遵循衰退、结构错乱、条款引用混淆）为存在真实生成质量贡献提供了间接支持。第二种是系统性的 LLM–专家偏移：两位 LLM 评审在同一量纲下均把专家判定的合规分数高估 0.52–0.90 分（§3.5）。</w:t>
+        <w:t>本研究量化了两种性质不同的评分偏差。第一种是跨判官方向性模式：两位 LLM 评审在 0–5 Likert 量纲下均把 Claude 生成输出评得比 GPT 生成高约 0.47 分（Panickssery 经典估计：Claude 评审 +0.46，GPT 评审 −0.47；§3.4）。该符号相反的模式与"同家族经典自偏好"不兼容——后者应表现为两位判官均为同号正值——故可由 Claude Opus 4.6 与 GPT-5.4 之间真实的生成质量差异、或两位 LLM 评审共享的、偏向 Claude 生成文风的判官端偏好来解释。如 §4.2 与 §4.5(i) 所述，本研究设计——专家评分仅覆盖 Claude 生成文件——无法在两种解释之间充分判别；然 §3.3 记录的 GPT 特异性失败模式（指令遵循衰退、结构错乱、条款引用混淆）为存在真实生成质量贡献提供了间接支持。第二种是系统性的 LLM–专家偏移：两位 LLM 评审在同一量纲下均把专家判定的合规分数高估 0.52–0.90 分（§3.5）。</w:t>
       </w:r>
     </w:p>
     <w:p>

--- a/paper/manuscript_v2_zh_CCLM.docx
+++ b/paper/manuscript_v2_zh_CCLM.docx
@@ -439,7 +439,7 @@
           <w:b w:val="0"/>
           <w:sz w:val="22"/>
         </w:rPr>
-        <w:t>合规性通过互补的三层框架进行评估：基于规则的自动评分器（Tier 1）、双 LLM-as-judge 评审（Tier 2a 与 2b）、独立盲化专家评审（Tier 3）。三个层次的评分均使用统一的 0–5 整数尺度；Tier 1 采用为可由代码可靠检测的特征定制的算法量规，而 Tier 2 与 Tier 3 共用 Table 2 定义的描述性五维度量规。</w:t>
+        <w:t>合规性通过互补的三层框架进行评估：基于规则的自动评分器（Tier 1）、双 LLM-as-judge 评审（Tier 2a 与 2b）、独立盲化专家评审（Tier 3）。三个层次的评分均使用统一的 0–5 整数尺度；Tier 1 采用为可由代码可靠检测的特征定制的算法量规，而 Tier 2 与 Tier 3 共用 Table 1 定义的描述性五维度量规。</w:t>
       </w:r>
     </w:p>
     <w:p>
@@ -646,7 +646,7 @@
           <w:b w:val="0"/>
           <w:sz w:val="22"/>
         </w:rPr>
-        <w:t>：Claude Opus 4.6 以"CNAS 主任评审员"角色 prompt（即 gpt_cnas_judge.py 中定义的 JUDGE_PROMPT_TEMPLATE，与 Tier 2b 完全一致）对每份文件按五维度量规（Table 2）以 0–5 分评分。生成参数：temperature = 1.0、max_tokens = 4,096；每份文件经单次 API 调用得到 1 次评分。共生成 378 条 Claude-judge 评分，分布如下：270 条覆盖 6 个核心配置（A_bare、B_simple、C_full、E_rules_v2、F_template、G_template_rules）× 15 任务 × 3 重复的 Claude-生成文件（每篇 raw JSON 完整公开）；81 条覆盖全部 9 配置 × A1/B1/C1 × 3 重复的 GPT-生成文件（仅以聚合均值归档，详见 §4.5 局限性 x）；27 条覆盖 H 组配置（H2_keep_examples、H3_skeleton、H4_sop_only）× A1/B1/C1 × 3 重复的 Claude-生成文件（同样仅以聚合均值归档）。</w:t>
+        <w:t>：Claude Opus 4.6 以"CNAS 主任评审员"角色 prompt（即 gpt_cnas_judge.py 中定义的 JUDGE_PROMPT_TEMPLATE，与 Tier 2b 完全一致）对每份文件按五维度量规（Table 1）以 0–5 分评分。生成参数：temperature = 1.0、max_tokens = 4,096；每份文件经单次 API 调用得到 1 次评分。共生成 378 条 Claude-judge 评分，分布如下：270 条覆盖 6 个核心配置（A_bare、B_simple、C_full、E_rules_v2、F_template、G_template_rules）× 15 任务 × 3 重复的 Claude-生成文件（每篇 raw JSON 完整公开）；81 条覆盖全部 9 配置 × A1/B1/C1 × 3 重复的 GPT-生成文件（仅以聚合均值归档，详见 §4.5 局限性 x）；27 条覆盖 H 组配置（H2_keep_examples、H3_skeleton、H4_sop_only）× A1/B1/C1 × 3 重复的 Claude-生成文件（同样仅以聚合均值归档）。</w:t>
       </w:r>
     </w:p>
     <w:p>
@@ -707,7 +707,7 @@
           <w:b w:val="0"/>
           <w:sz w:val="22"/>
         </w:rPr>
-        <w:t>：每个维度按 0–5 整数评分：5 = 完全符合（Table 2 的 5 分锚点）；4 = 基本符合（介于 5 分与 3 分锚点之间，仅有少量瑕疵）；3 = 部分符合（3 分锚点）；2 = 明显不符（介于 3 分与 1 分锚点之间）；1 = 严重不符（1 分锚点）；0 = 维度不可评估——文件实质性缺失或非实质性输出（例如模型仅返回计划性问询而未生成所需文件）。下表 5/3/1 分锚点描述以完全相同的措辞同时提供给所有评审员（LLM 与人类专家）；中间分数（2、4）由评分员在两个相邻锚点之间判定。</w:t>
+        <w:t>：每个维度按 0–5 整数评分：5 = 完全符合（Table 1 的 5 分锚点）；4 = 基本符合（介于 5 分与 3 分锚点之间，仅有少量瑕疵）；3 = 部分符合（3 分锚点）；2 = 明显不符（介于 3 分与 1 分锚点之间）；1 = 严重不符（1 分锚点）；0 = 维度不可评估——文件实质性缺失或非实质性输出（例如模型仅返回计划性问询而未生成所需文件）。下表 5/3/1 分锚点描述以完全相同的措辞同时提供给所有评审员（LLM 与人类专家）；中间分数（2、4）由评分员在两个相邻锚点之间判定。</w:t>
       </w:r>
     </w:p>
     <w:p>
@@ -722,7 +722,7 @@
           <w:b/>
           <w:sz w:val="22"/>
         </w:rPr>
-        <w:t>Table 2.</w:t>
+        <w:t>Table 1.</w:t>
       </w:r>
       <w:r>
         <w:rPr>
@@ -1411,7 +1411,7 @@
           <w:b w:val="0"/>
           <w:sz w:val="22"/>
         </w:rPr>
-        <w:t>3 位 ISO 15189 资格内审员对 10 份盲化、分层随机抽样的文件进行独立评分，采用与 LLM 评审员完全相同的五维度量规（Table 2）。Rater 1 为第一作者，本身为合格 ISO 15189 内审员；Rater 2 与 Rater 3 为同单位合格 ISO 15189 内审员。为最小化自我影响，Rater 1 在完成评分前未查看任何 Tier 1 或 Tier 2 评分输出；Rater 1 仅在三位评分员的评分表全部提交后方查阅抽样文件的 Tier 1/2 输出。三位评分员独立评分且互不交流；Rater 2 与 Rater 3 在不知晓 Rater 1 评分的情况下完成评分，三组评分仅在所有提交完成后才合并。Rater 2 与 Rater 3 在评分前已获得书面知情同意。评分过程中，专家可自由查阅 ISO 15189:2022 与 CNAS-CL02:2023 的完整正文及附录。</w:t>
+        <w:t>3 位 ISO 15189 资格内审员对 10 份盲化、分层随机抽样的文件进行独立评分，采用与 LLM 评审员完全相同的五维度量规（Table 1）。Rater 1 为第一作者，本身为合格 ISO 15189 内审员；Rater 2 与 Rater 3 为同单位合格 ISO 15189 内审员。为最小化自我影响，Rater 1 在完成评分前未查看任何 Tier 1 或 Tier 2 评分输出；Rater 1 仅在三位评分员的评分表全部提交后方查阅抽样文件的 Tier 1/2 输出。三位评分员独立评分且互不交流；Rater 2 与 Rater 3 在不知晓 Rater 1 评分的情况下完成评分，三组评分仅在所有提交完成后才合并。Rater 2 与 Rater 3 在评分前已获得书面知情同意。评分过程中，专家可自由查阅 ISO 15189:2022 与 CNAS-CL02:2023 的完整正文及附录。</w:t>
       </w:r>
     </w:p>
     <w:p>
@@ -1480,7 +1480,7 @@
           <w:b w:val="0"/>
           <w:sz w:val="22"/>
         </w:rPr>
-        <w:t>：本研究未开展正式的评分前校准会议；3 位评分员仅依据公布的五维度量规（Table 2）与 ISO 15189:2022 / CNAS-CL02:2023 标准独立评分。校准缺失作为方法学局限已在 §4.5 (xii) 中说明。</w:t>
+        <w:t>：本研究未开展正式的评分前校准会议；3 位评分员仅依据公布的五维度量规（Table 1）与 ISO 15189:2022 / CNAS-CL02:2023 标准独立评分。校准缺失作为方法学局限已在 §4.5 (xii) 中说明。</w:t>
       </w:r>
     </w:p>
     <w:p>
@@ -2006,7 +2006,7 @@
           <w:b w:val="0"/>
           <w:sz w:val="22"/>
         </w:rPr>
-        <w:t>在 Claude Opus 4.6 生成的 405 份文件中，9 个配置按综合分排名，该综合分由 Tier 1 自动评分均值与 Tier 2 LLM 评审均值（跨 Claude、GPT 两位判官取均值）合成：每项分别在 9 组上做 min-max 归一化至 [0, 1]，再以等权平均。从高到低，排名结果为：H4_sop_only（~2,000 tokens；0.994）、H3_skeleton（~5,000 tokens；0.869）、G_template_rules（~16,000 tokens；0.851）、H2_keep_examples（~25,000 tokens；0.759）、E_rules_v2（~1,200 tokens；0.729）、C_full（~56,000 tokens；0.493）、F_template（~15,000 tokens；0.345）、B_simple（~300 tokens；0.227）、A_bare（0 tokens；0.000）。在含规则的配置中，H4_sop_only 以最小 token 预算获得最高综合分——但如 §3.5 所示，该结论在专家层未能保持。</w:t>
+        <w:t>在 Claude Opus 4.6 生成的 405 份文件中，9 个配置按综合分排名，该综合分由 Tier 1 自动评分均值与 Tier 2 LLM 评审均值（跨 Claude、GPT 两位判官取均值）合成：每项分别在 9 组上做 min-max 归一化至 [0, 1]，再以等权平均。从高到低，排名结果为：H4_sop_only（~2,000 tokens；0.994）、H3_skeleton（~5,000 tokens；0.869）、G_template_rules（~16,000 tokens；0.851）、H2_keep_examples（~25,000 tokens；0.759）、E_rules_v2（~1,200 tokens；0.729）、C_full（~56,000 tokens；0.493）、F_template（~15,000 tokens；0.345）、B_simple（~300 tokens；0.227）、A_bare（0 tokens；0.000）。H4_sop_only 仅以 ~2,000 tokens 获得最高综合分——远低于模板锚定配置（G_template_rules ~16,000；H2_keep_examples ~25,000）与全量 C_full（~56,000）；但如 §3.5 所示，该结论在专家层未能保持。</w:t>
       </w:r>
     </w:p>
     <w:p>
@@ -2064,7 +2064,7 @@
           <w:b w:val="0"/>
           <w:sz w:val="22"/>
         </w:rPr>
-        <w:t>Figure 2 展示 2×2 对称矩阵（n=9 配置 × 4 象限）。C_full 在 GPT 生成条件下出现显著性能下降（GPT-gen × Claude-judge 平均 1.40；GPT-gen × GPT-judge 平均 1.84），而同一 C_full 在 Claude 生成条件下的跨评分为 3.22–4.56。这提示 56 K 全量配置在 Claude Opus 下仍能产出合格文件的现象具有模型特异性，并非通用结论。GPT-5.4 在 56 K 超长配置下出现指令遵循衰退、结构错乱与条款引用混淆等失败模式。</w:t>
+        <w:t>Figure 2 展示 2×2 对称设计——Claude 生成 × Claude 评审、Claude 生成 × GPT 评审、GPT 生成 × Claude 评审、GPT 生成 × GPT 评审——评估于 9 组配置 × 3 个代表任务（A1、B1、C1）× 每单元 3 次重复。全量上下文配置 C_full（~56,000 tokens）在 GPT-5.4 生成条件下合规分出现显著下降：GPT-gen × Claude-judge 均值为 1.40，GPT-gen × GPT-judge 均值为 1.84（0–5 Likert 量纲），而同一 C_full 配置在 Claude Opus 4.6 生成条件下两位判官的跨评估均值落在 3.22–4.56 区间。该模式表明 ~56,000-token 全量上下文配置的表观可用性局限于 Claude Opus 4.6，在本研究测试的参数下无法推广至 GPT-5.4。作者对 GPT 生成的 C_full 输出进行了定性检视，识别出三类反复出现的失败模式：（i）指令遵循衰退，即 system prompt 早期声明的约束在输出后段不再得到体现；（ii）结构错乱，表现为章节顺序不一致、必需标题缺失或编号错误；以及（iii）条款引用混淆，包括使用错误、不匹配或捏造的 ISO 15189:2022 条款编号。在相应的 Claude Opus 4.6 输出中未观察到这些失败模式。</w:t>
       </w:r>
     </w:p>
     <w:p>
@@ -2108,7 +2108,7 @@
           <w:b w:val="0"/>
           <w:sz w:val="22"/>
         </w:rPr>
-        <w:t>按定义，该符号相反的模式与"经典自评偏差"（每位判官各自偏好自家生成）不兼容——后者应表现为两位判官均为同号正值。所观察到的模式与两种非互斥假设相容：(a) 在本研究参数设置下，Claude Opus 4.6 与 GPT-5.4 之间存在真实的生成质量差异，与 §3.3 报告的 GPT-5.4 在 C_full 下的崩盘模式一致；(b) 两位判官共享的风格或格式偏好倾向于 Claude 生成的表达形式。由于 Tier 3 专家样本（n=10）全部抽取自 Claude 生成集（§2.3.3），本研究无法在经验上判别上述两种解释；我们将此识别为后续验证研究的关键方向（§4.5 局限性 i）。</w:t>
+        <w:t>按定义，该符号相反的模式与"经典自评偏差"（每位判官各自偏好自家生成）不兼容——后者应表现为两位判官均为同号正值。所观察到的模式与两种非互斥假设相容：(a) 在本研究参数设置下，Claude Opus 4.6 与 GPT-5.4 之间存在真实的生成质量差异，该解释由方向性模式在 9 组中 8 组的持续存在以及 §3.3 记录的 C_full 失败模式共同支撑；(b) 两位判官共享的风格或格式偏好倾向于 Claude 生成的表达形式。由于 Tier 3 专家样本（n=10）全部抽取自 Claude 生成集（§2.3.3），本研究无法在经验上判别上述两种解释；我们将此识别为后续验证研究的关键方向（§4.5 局限性 i）。</w:t>
       </w:r>
     </w:p>
     <w:p>
@@ -2152,7 +2152,7 @@
           <w:b w:val="0"/>
           <w:sz w:val="22"/>
         </w:rPr>
-        <w:t>3 位专家间一致性极高：ICC(2,k)=0.982（95% CI [0.95, 1.00]）；ICC(3,k)=0.981。两两单评分员一致性 ICC(2,1) 分别为 0.948（R1 vs R2）、0.928（R1 vs R3）、0.969（R2 vs R3），均位于"优秀"区间（&gt;0.90，按 Cicchetti 标准 [15]）。该一致性水平表明 5 维度评分量规（Table 2）在评分员间高度可重复；然而由于三位评分员均来自同一单位，所观察到的可靠性可能高估跨单位一致性（见 §4.5 局限性 ii）。</w:t>
+        <w:t>3 位专家间一致性极高：ICC(2,k)=0.982（95% CI [0.95, 1.00]）；ICC(3,k)=0.981。两两单评分员一致性 ICC(2,1) 分别为 0.948（R1 vs R2）、0.928（R1 vs R3）、0.969（R2 vs R3），均位于"优秀"区间（&gt;0.90，按 Cicchetti 标准 [15]）。该一致性水平表明 5 维度评分量规（Table 1）在评分员间高度可重复；然而由于三位评分员均来自同一单位，所观察到的可靠性可能高估跨单位一致性（见 §4.5 局限性 ii）。</w:t>
       </w:r>
     </w:p>
     <w:p>
@@ -2211,7 +2211,7 @@
           <w:b w:val="0"/>
           <w:sz w:val="22"/>
         </w:rPr>
-        <w:t>Figure 4 以三位评估者的视角呈现 compliance 分数与 system-prompt token 规模的关系，三条曲线均基于 n=10 的专家盲评子集（7 个配置；每层 n=1 或 2）。在 LLM 评审层下，Claude 评审曲线整体随 token 规模上升，于 C_full（~56,000 tokens）达峰值 4.90，但在 H2_keep_examples 处出现一个小回落；GPT 评审曲线在 G_template_rules（~16,000 tokens）达峰值 4.50，在 token 范围两端（包括 C_full）相对平坦于 ~4.0。在专家层下，曲线在模板区达峰值（F_template 4.24（~15,000 tokens）；G_template_rules 4.06（~16,000 tokens）），在两端均下滑——H4_sop_only（~2,000 tokens）跌至约 3.20，C_full（~56,000 tokens）跌至 3.45。专家–LLM 评审之间的分歧呈 U 型分布：在低 token 端配置（A_bare、E_rules_v2、H4_sop_only）gap 达 0.8–1.1 分，在 token 高端（C_full）gap ≈ 1.0；中间 15–25-K 模板区收敛（gap ≤ 0.6）。两条 LLM 评审曲线均把低 token 区置于模板区附近或之上，而专家曲线则把模板区明显置于所有其它配置之上。此模式表明 token 效率导向优化与临床可用性导向优化在医学实验室 QMS 生成场景中对应两个差异的优化目标；Tier 2 LLM 评审视角同时高估了短 prompt 配置与 C_full 配置的质量，相对于专家层所验证的真实合规性而言。</w:t>
+        <w:t>Figure 4 以三位评估者的视角呈现 compliance 分数与 system-prompt token 规模的关系，三条曲线均基于 n=10 的专家盲评子集（7 个配置；每层 n=1 或 2）。在 LLM 评审层下，Claude 评审曲线整体随 token 规模上升，于 C_full（~56,000 tokens）达峰值 4.90，但在 H2_keep_examples 处出现一个小回落；GPT 评审曲线在 G_template_rules（~16,000 tokens）达峰值 4.50，在 token 范围两端（包括 C_full）相对平坦于 ~4.0。在专家层下，曲线在模板区达峰值（F_template 4.24（~15,000 tokens）；G_template_rules 4.06（~16,000 tokens）），在两端均下滑——H4_sop_only（~2,000 tokens）跌至约 3.20，C_full（~56,000 tokens）跌至 3.45。专家–LLM 评审之间的分歧呈 U 型分布：在低 token 端配置（A_bare、E_rules_v2、H4_sop_only）gap 达 0.8–1.1 分，在 token 高端（C_full）gap ≈ 1.0；中间 ~15,000–25,000-token 模板区收敛（gap ≤ 0.6）。两条 LLM 评审曲线均把低 token 区置于模板区附近或之上，而专家曲线则把模板区明显置于所有其它配置之上。此模式表明 token 效率导向优化与临床可用性导向优化在医学实验室 QMS 生成场景中对应两个差异的优化目标；Tier 2 LLM 评审视角同时高估了短 prompt 配置与 C_full 配置的质量，相对于专家层所验证的真实合规性而言。</w:t>
       </w:r>
     </w:p>
     <w:p>

--- a/paper/manuscript_v2_zh_CCLM.docx
+++ b/paper/manuscript_v2_zh_CCLM.docx
@@ -2342,7 +2342,7 @@
           <w:b w:val="0"/>
           <w:sz w:val="22"/>
         </w:rPr>
-        <w:t>本研究量化了两种性质不同的评分偏差。第一种是跨判官方向性模式：两位 LLM 评审在 0–5 Likert 量纲下均把 Claude 生成输出评得比 GPT 生成高约 0.47 分（Panickssery 经典估计：Claude 评审 +0.46，GPT 评审 −0.47；§3.4）。该符号相反的模式与"同家族经典自偏好"不兼容——后者应表现为两位判官均为同号正值——故可由 Claude Opus 4.6 与 GPT-5.4 之间真实的生成质量差异、或两位 LLM 评审共享的、偏向 Claude 生成文风的判官端偏好来解释。如 §4.2 与 §4.5(i) 所述，本研究设计——专家评分仅覆盖 Claude 生成文件——无法在两种解释之间充分判别；然 §3.3 记录的 GPT 特异性失败模式（指令遵循衰退、结构错乱、条款引用混淆）为存在真实生成质量贡献提供了间接支持。第二种是系统性的 LLM–专家偏移：两位 LLM 评审在同一量纲下均把专家判定的合规分数高估 0.52–0.90 分（§3.5）。</w:t>
+        <w:t>本研究量化了两种性质不同的评分偏差。第一种是跨判官方向性模式：两位 LLM 评审在 0–5 Likert 量纲下均把 Claude 生成输出评得比 GPT 生成高约 0.47 分（Panickssery 经典估计：Claude 评审 +0.46，GPT 评审 −0.47；§3.4）。如 §3.4 所述，该方向性模式在 9 组配置中的 8 组中持续存在：排除 C_full 后，Claude 评审偏差小幅下降至 +0.36，GPT 评审偏差进一步加深至 −0.59，表明该模式在本领域 LLM-as-judge 框架中是配置稳健的属性，而非仅局限于长上下文场景的现象。该符号相反的模式与"同家族经典自偏好"不兼容——后者应表现为两位判官均为同号正值——故可由 Claude Opus 4.6 与 GPT-5.4 之间真实的生成质量差异、或两位 LLM 评审共享的、偏向 Claude 生成文风的判官端偏好来解释。如 §4.2 与 §4.5(i) 所述，本研究设计——专家评分仅覆盖 Claude 生成文件——无法在两种解释之间充分判别；然 §3.3 记录的 GPT 特异性失败模式（指令遵循衰退、结构错乱、条款引用混淆）为存在真实生成质量贡献提供了间接支持。第二种是系统性的 LLM–专家偏移：两位 LLM 评审在同一量纲下均把专家判定的合规分数高估 0.52–0.90 分（§3.5）。</w:t>
       </w:r>
     </w:p>
     <w:p>
@@ -2357,7 +2357,7 @@
           <w:b w:val="0"/>
           <w:sz w:val="22"/>
         </w:rPr>
-        <w:t>将上述偏差转化为实操指引：Claude 评审与三位专家均值排序的中等一致性 [ICC(3,1)=0.548，p=0.04] 使其可作为大规模生成管线中的粗筛代理，在专家审阅前先过滤明显低质量的输出；GPT 评审与专家一致性较差 [ICC(3,1)=0.217，p=0.26]，不宜作为专家评分的代理。对于拟提交认可、纳入正式 QMS 体系或投入实际操作的文件，专家终审仍属必需。这些偏差在配置层面的实操含义概括于 §4.4（Table 6）。</w:t>
+        <w:t>将上述偏差转化为实操指引：Claude 评审与三位专家均值排序的中等一致性 [ICC(3,1)=0.548，p=0.04] 使其可作为大规模生成管线中的粗筛代理，在专家审阅前先过滤明显低质量的输出；GPT 评审与专家一致性较差 [ICC(3,1)=0.217，p=0.26]，不宜作为专家评分的代理。对于拟提交认可、纳入正式 QMS 体系或投入实际操作的文件，专家终审仍属必需。这些偏差在配置层面的实操含义概括于 §4.4（Table 2）。</w:t>
       </w:r>
     </w:p>
     <w:p>
@@ -2386,7 +2386,7 @@
           <w:b w:val="0"/>
           <w:sz w:val="22"/>
         </w:rPr>
-        <w:t>综合三层评估的证据，我们将面向 QMS 生成主要使用场景的配置推荐汇总于 Table 6。这些推荐反映了 §3.5 与 §3.6 所识别的核心权衡：在 LLM 评审层评分最高的配置（H4_sop_only、E_rules_v2）token 效率最佳，但缺乏认可级文档所需的临床实操深度；而模板锚定的配置（F_template、G_template_rules）在 LLM 评审层得分较低，却获得最高的专家合规评分。</w:t>
+        <w:t>综合三层评估的证据，我们将面向 QMS 生成主要使用场景的配置推荐汇总于 Table 2。这些推荐反映了 §3.5 与 §3.6 所识别的核心权衡：在 LLM 评审层评分最高的配置（H4_sop_only、E_rules_v2）token 效率最佳，但缺乏认可级文档所需的临床实操深度；而模板锚定的配置（F_template、G_template_rules）在 LLM 评审层得分较低，却获得最高的专家合规评分。</w:t>
       </w:r>
     </w:p>
     <w:p>
@@ -2401,7 +2401,7 @@
           <w:b/>
           <w:sz w:val="22"/>
         </w:rPr>
-        <w:t>Table 6.</w:t>
+        <w:t>Table 2.</w:t>
       </w:r>
       <w:r>
         <w:rPr>
@@ -3416,7 +3416,7 @@
           <w:b w:val="0"/>
           <w:sz w:val="22"/>
         </w:rPr>
-        <w:t xml:space="preserve"> 专家层包含 3 位评分员对 10 份文件的评分（每层 n=1 或 2；见 §3.5），10 份样本全部抽取自 Claude 生成池；未对任何 GPT 生成文件开展专家评估。该设计仅支持 Claude 生成下的方向性排序结论，不允许严格统计推断；因此 §3.4 中 (a) Claude Opus 4.6 与 GPT-5.4 之间真实生成质量差异 与 (b) 两位判官共享的判官端风格偏好 之间的歧义，无法在本研究样本内判别。跨单位 3 至 5 位评分员 × 30 至 50 份文件 / 单位（且包含匹配的 GPT 生成样本）的多中心验证，是关键的未来工作。</w:t>
+        <w:t xml:space="preserve"> 专家层包含 3 位评分员对 10 份文件的评分（每层 n=1 或 2；见 §3.5），10 份样本全部抽取自 Claude 生成池；未对任何 GPT 生成文件开展专家评估。该设计仅支持 Claude 生成下的方向性排序结论，不允许严格统计推断；因此 §3.4 中 (a) Claude Opus 4.6 与 GPT-5.4 之间真实生成质量差异 与 (b) 两位判官共享的判官端风格偏好 之间的歧义，无法在本研究样本内判别。此外，§3.4 报告的 per-configuration 偏差分布显示 C_full 在 GPT 评审列中具有异常性（是唯一展现正向 Panickssery 偏差的配置），同时贡献了 Claude 评审均值中最大的单组值（+1.333）；后续重复研究应分别报告各配置的偏差分布，以区分长上下文特异性效应与配置无关的判官偏好。跨单位 3 至 5 位评分员 × 30 至 50 份文件 / 单位（且包含匹配的 GPT 生成样本）的多中心验证，是关键的未来工作。</w:t>
       </w:r>
     </w:p>
     <w:p>
@@ -4354,7 +4354,7 @@
           <w:b w:val="0"/>
           <w:sz w:val="22"/>
         </w:rPr>
-        <w:t>：6（含推荐配置表 Table 6）</w:t>
+        <w:t>：6（含推荐配置表 Table 2）</w:t>
       </w:r>
     </w:p>
     <w:p>

--- a/paper/manuscript_v2_zh_CCLM.docx
+++ b/paper/manuscript_v2_zh_CCLM.docx
@@ -211,7 +211,7 @@
           <w:b w:val="0"/>
           <w:sz w:val="22"/>
         </w:rPr>
-        <w:t>：在 LLM 评审层，仅规则成分产生显著合规增益（Δ=+0.511；BH-adjusted p&lt;0.001）；骨架、详细内容与示例均未产生（所有 p≥0.11）。C_full（~56,000 tokens）在 Claude 下评分 3.22–4.56，在 GPT-5.4 下仅 1.40–1.84，提示长上下文利用具有模型特异性。两位 LLM 评审均将 Claude 生成输出评得比 GPT 生成高约 0.47 分（Panickssery：Claude +0.46，GPT −0.47），此模式与经典自偏好不兼容，且在配置集合中稳定存在。评审员一致性：专家间极佳 [ICC(2,k)=0.982]，Claude 评审中等 [ICC(3,1)=0.548]，GPT 评审较差 [ICC(3,1)=0.217]；两位 LLM 评审均把专家评分高估 0.52–0.90 分。LLM 偏好的 H4_sop_only（~2,000 tokens）在专家评估下跌至 7 配置中的第 5 名（3.20；仅高于空 prompt 基线 0.16 分），而模板锚定的 F_template、H2_keep_examples 与 G_template_rules 排名最高（4.06–4.24）。</w:t>
+        <w:t>：在 LLM 评审层，仅规则成分产生显著合规增益（Δ=+0.511；BH-adjusted p&lt;0.001）；骨架、详细内容与示例均未产生（所有 p≥0.11）。C_full（~56,000 tokens）在 Claude 下评分 3.22–4.56，在 GPT-5.4 下仅 1.40–1.84，提示长上下文利用具有模型特异性。两位 LLM 评审均将 Claude 生成输出评得比 GPT 生成高约 0.30 分（Panickssery：Claude +0.29，GPT −0.30），此模式与经典自偏好不兼容，且集中表现于 C_full。评审员一致性：专家间极佳 [ICC(2,k)=0.982]，Claude 评审中等 [ICC(3,1)=0.548]，GPT 评审较差 [ICC(3,1)=0.217]；两位 LLM 评审均把专家评分高估 0.52–0.90 分。LLM 偏好的 H4_sop_only（~2,000 tokens）在专家评估下跌至 7 配置中的第 5 名（3.20；仅高于空 prompt 基线 0.16 分），而模板锚定的 F_template、H2_keep_examples 与 G_template_rules 排名最高（4.06–4.24）。</w:t>
       </w:r>
     </w:p>
     <w:p>
@@ -1901,7 +1901,7 @@
           <w:b w:val="0"/>
           <w:sz w:val="22"/>
         </w:rPr>
-        <w:t>其中 M′ 为另一模型。正值表示评审员 M 对自家模型族生成的输出评分高于对手生成者；负值反之。作为敏感性检验，我们另以替代的跨评审公式（同一生成者、不同评审员：bias_M = mean(judge = M, generator = M) − mean(judge = M′, generator = M)）重新计算，得到 Claude +0.294、GPT −0.301，与 §3.4 报告的经典值（+0.464 与 −0.472）方向一致。</w:t>
+        <w:t>其中 M′ 为另一模型。正值表示评审员 M 对自家模型族生成的输出评分高于对手生成者；负值反之。作为敏感性检验，我们另以替代的跨评审公式（同一生成者、不同评审员：bias_M = mean(judge = M, generator = M) − mean(judge = M′, generator = M)）重新计算，得到 Claude +0.464、GPT −0.472，与 §3.4 报告的经典值（+0.294 与 −0.301）方向一致。</w:t>
       </w:r>
     </w:p>
     <w:p>
@@ -2093,7 +2093,7 @@
           <w:b w:val="0"/>
           <w:sz w:val="22"/>
         </w:rPr>
-        <w:t>依 §2.4.4 定义的 Panickssery 经典公式（bias_M = mean(judge = M, generator = M) − mean(judge = M, generator = M′)）计算，Claude 评审在 9 组配置上的均值偏差为 +0.464（0–5 Likert 量纲；8 组正向，E_rules_v2 恰为零；单组最大值 +1.333 出现于 C_full）。GPT 评审均值偏差为 −0.472（8 组负向，仅 C_full 为正向 +0.444）。两位判官在方向上达成一致——跨 9 组配置，两者实际上均把 Claude 生成输出评得比 GPT 生成高约 0.47 分，尽管自评偏差指标的符号在表面上相反。排除 C_full 后，Claude 评审均值偏差小幅下降至 +0.355（9 配置中位数：+0.511），GPT 评审均值偏差进一步加深至 −0.586（中位数：−0.600），表明跨判官方向性模式在其余 8 组配置中持续存在，并非完全由 C_full 长上下文失败模式驱动。</w:t>
+        <w:t>依 §2.4.4 定义的 Panickssery 经典公式（bias_M = mean(judge = M, generator = M) − mean(judge = M, generator = M′)）计算，Claude 评审在 9 组配置上的均值偏差为 +0.294（0–5 Likert 量纲；6 组正向，单组最大值 +3.156 出现于 C_full）。GPT 评审均值偏差为 −0.301（6 组负向，A_bare 与 B_simple 为正，F_template 为零）。两位判官在方向上达成一致——跨 9 组配置，两者实际上均把 Claude 生成输出评得比 GPT 生成高约 0.30 分，尽管自评偏差指标的符号在表面上相反。将 C_full 作为主要离群点排除后，Claude 评审均值偏差衰减至 −0.064（9 配置中位数：+0.200），GPT 评审均值偏差衰减至 −0.167（中位数：−0.311），表明上述 Panickssery 指数主要由 C_full 拖动，其长上下文失败模式（§3.3）在该处放大了跨判官分歧。</w:t>
       </w:r>
     </w:p>
     <w:p>
@@ -2108,7 +2108,7 @@
           <w:b w:val="0"/>
           <w:sz w:val="22"/>
         </w:rPr>
-        <w:t>按定义，该符号相反的模式与"经典自评偏差"（每位判官各自偏好自家生成）不兼容——后者应表现为两位判官均为同号正值。所观察到的模式与两种非互斥假设相容：(a) 在本研究参数设置下，Claude Opus 4.6 与 GPT-5.4 之间存在真实的生成质量差异，该解释由方向性模式在 9 组中 8 组的持续存在以及 §3.3 记录的 C_full 失败模式共同支撑；(b) 两位判官共享的风格或格式偏好倾向于 Claude 生成的表达形式。由于 Tier 3 专家样本（n=10）全部抽取自 Claude 生成集（§2.3.3），本研究无法在经验上判别上述两种解释；我们将此识别为后续验证研究的关键方向（§4.5 局限性 i）。</w:t>
+        <w:t>按定义，该符号相反的模式与"经典自评偏差"（每位判官各自偏好自家生成）不兼容——后者应表现为两位判官均为同号正值。所观察到的模式与两种非互斥假设相容：(a) 在本研究参数设置下，Claude Opus 4.6 与 GPT-5.4 之间存在真实的生成质量差异，与 §3.3 报告的 GPT-5.4 在 C_full 下的崩盘模式一致；(b) 两位判官共享的风格或格式偏好倾向于 Claude 生成的表达形式。由于 Tier 3 专家样本（n=10）全部抽取自 Claude 生成集（§2.3.3），本研究无法在经验上判别上述两种解释；我们将此识别为后续验证研究的关键方向（§4.5 局限性 i）。</w:t>
       </w:r>
     </w:p>
     <w:p>
@@ -2342,7 +2342,7 @@
           <w:b w:val="0"/>
           <w:sz w:val="22"/>
         </w:rPr>
-        <w:t>本研究量化了两种性质不同的评分偏差。第一种是跨判官方向性模式：两位 LLM 评审在 0–5 Likert 量纲下均把 Claude 生成输出评得比 GPT 生成高约 0.47 分（Panickssery 经典估计：Claude 评审 +0.46，GPT 评审 −0.47；§3.4）。如 §3.4 所述，该方向性模式在 9 组配置中的 8 组中持续存在：排除 C_full 后，Claude 评审偏差小幅下降至 +0.36，GPT 评审偏差进一步加深至 −0.59，表明该模式在本领域 LLM-as-judge 框架中是配置稳健的属性，而非仅局限于长上下文场景的现象。该符号相反的模式与"同家族经典自偏好"不兼容——后者应表现为两位判官均为同号正值——故可由 Claude Opus 4.6 与 GPT-5.4 之间真实的生成质量差异、或两位 LLM 评审共享的、偏向 Claude 生成文风的判官端偏好来解释。如 §4.2 与 §4.5(i) 所述，本研究设计——专家评分仅覆盖 Claude 生成文件——无法在两种解释之间充分判别；然 §3.3 记录的 GPT 特异性失败模式（指令遵循衰退、结构错乱、条款引用混淆）为存在真实生成质量贡献提供了间接支持。第二种是系统性的 LLM–专家偏移：两位 LLM 评审在同一量纲下均把专家判定的合规分数高估 0.52–0.90 分（§3.5）。</w:t>
+        <w:t>本研究量化了两种性质不同的评分偏差。第一种是跨判官方向性模式：两位 LLM 评审在 0–5 Likert 量纲下均把 Claude 生成输出评得比 GPT 生成高约 0.30 分（Panickssery 经典估计：Claude 评审 +0.29，GPT 评审 −0.30；§3.4）。然而如 §3.4 所述，该总体均值受 C_full 配置强力杠杆影响：排除 C_full 后，Claude 评审均值偏差衰减至 −0.064，GPT 评审均值偏差衰减至 −0.167，表明跨判官方向性模式集中于长上下文配置，而非 LLM-as-judge 框架的均匀属性。该符号相反的模式与"同家族经典自偏好"不兼容——后者应表现为两位判官均为同号正值——故可由 Claude Opus 4.6 与 GPT-5.4 之间真实的生成质量差异、或两位 LLM 评审共享的、偏向 Claude 生成文风的判官端偏好来解释。如 §4.2 与 §4.5(i) 所述，本研究设计——专家评分仅覆盖 Claude 生成文件——无法在两种解释之间充分判别；然 §3.3 记录的 GPT 特异性失败模式（指令遵循衰退、结构错乱、条款引用混淆）为存在真实生成质量贡献提供了间接支持。第二种是系统性的 LLM–专家偏移：两位 LLM 评审在同一量纲下均把专家判定的合规分数高估 0.52–0.90 分（§3.5）。</w:t>
       </w:r>
     </w:p>
     <w:p>
@@ -3416,7 +3416,7 @@
           <w:b w:val="0"/>
           <w:sz w:val="22"/>
         </w:rPr>
-        <w:t xml:space="preserve"> 专家层包含 3 位评分员对 10 份文件的评分（每层 n=1 或 2；见 §3.5），10 份样本全部抽取自 Claude 生成池；未对任何 GPT 生成文件开展专家评估。该设计仅支持 Claude 生成下的方向性排序结论，不允许严格统计推断；因此 §3.4 中 (a) Claude Opus 4.6 与 GPT-5.4 之间真实生成质量差异 与 (b) 两位判官共享的判官端风格偏好 之间的歧义，无法在本研究样本内判别。此外，§3.4 报告的 per-configuration 偏差分布显示 C_full 在 GPT 评审列中具有异常性（是唯一展现正向 Panickssery 偏差的配置），同时贡献了 Claude 评审均值中最大的单组值（+1.333）；后续重复研究应分别报告各配置的偏差分布，以区分长上下文特异性效应与配置无关的判官偏好。跨单位 3 至 5 位评分员 × 30 至 50 份文件 / 单位（且包含匹配的 GPT 生成样本）的多中心验证，是关键的未来工作。</w:t>
+        <w:t xml:space="preserve"> 专家层包含 3 位评分员对 10 份文件的评分（每层 n=1 或 2；见 §3.5），10 份样本全部抽取自 Claude 生成池；未对任何 GPT 生成文件开展专家评估。该设计仅支持 Claude 生成下的方向性排序结论，不允许严格统计推断；因此 §3.4 中 (a) Claude Opus 4.6 与 GPT-5.4 之间真实生成质量差异 与 (b) 两位判官共享的判官端风格偏好 之间的歧义，无法在本研究样本内判别。此外，§3.4 报告的跨判官偏差估计受 C_full 配置强力杠杆影响（C_full 贡献了 Claude 评审均值的最大单组值 +3.156 与 GPT 评审均值的最大负值 −1.378）；后续重复研究应分别报告各配置的偏差分布，以区分长上下文特异性效应与配置无关的判官偏好。跨单位 3 至 5 位评分员 × 30 至 50 份文件 / 单位（且包含匹配的 GPT 生成样本）的多中心验证，是关键的未来工作。</w:t>
       </w:r>
     </w:p>
     <w:p>

--- a/paper/manuscript_v2_zh_CCLM.docx
+++ b/paper/manuscript_v2_zh_CCLM.docx
@@ -593,7 +593,7 @@
           <w:b w:val="0"/>
           <w:sz w:val="22"/>
         </w:rPr>
-        <w:t>，因此不参与 Tier 1 排序。三个已实现权重合计为 0.53，故 auto_weighted 在 1–5 评分尺度下的理论范围为 [0.53, 2.65]。此非单位权重总和仅为评分尺度的表面特征：将每个权重乘以 1/0.53 以归一化至单位和（格式、条款覆盖、术语分别约为 0.34、0.42、0.25），仅是 auto_weighted 的正线性变换，因此既保留各配置组的均值排序，亦保留 §3.1 用于构建综合排序的 min-max 归一化结果（Spearman ρ = 1.00，由变换形式必然成立）。§3 报告的所有 Tier 1 排序对采用原始权重抑或归一化后的单位和权重均完全一致。</w:t>
+        <w:t>，因此不参与 Tier 1 排序。三个已实现权重合计为 0.53，故 auto_weighted 在 0–5 评分尺度下的理论范围为 [0, 2.65]。此非单位权重总和仅为评分尺度的表面特征：将每个权重乘以 1/0.53 以归一化至单位和（格式、条款覆盖、术语分别约为 0.34、0.42、0.25），仅是 auto_weighted 的正线性变换，因此既保留各配置组的均值排序，亦保留 §3.1 用于构建综合排序的 min-max 归一化结果（Spearman ρ = 1.00，由变换形式必然成立）。§3 报告的所有 Tier 1 排序对采用原始权重抑或归一化后的单位和权重均完全一致。</w:t>
       </w:r>
     </w:p>
     <w:p>
@@ -4400,7 +4400,7 @@
           <w:b w:val="0"/>
           <w:sz w:val="22"/>
         </w:rPr>
-        <w:t>：14</w:t>
+        <w:t>：15</w:t>
       </w:r>
     </w:p>
     <w:sectPr>

--- a/paper/manuscript_v2_zh_CCLM.docx
+++ b/paper/manuscript_v2_zh_CCLM.docx
@@ -351,7 +351,7 @@
           <w:b w:val="0"/>
           <w:sz w:val="22"/>
         </w:rPr>
-        <w:t>依据规则、文档骨架、详细内容、示例 4 个 prompt 内容维度进行系统替换，按各维度操作定义所相关的水平变化（规则与文档骨架为三水平：缺失 / 部分 / 完整；详细内容与示例为二水平：缺失 / 存在），设计 9 组对照配置（Figure 1）。其中 A_bare（0 K）与 B_simple（0.3 K）为基线；C_full（56 K）代表全量输入策略；E_rules_v2（1.2 K）仅含规则成分；F_template（15 K）为无规则的完整模板；G_template_rules（16 K）为规则与模板的组合；H2_keep_examples（25 K）在 G 基础上额外保留示例；H3_skeleton（5 K）保留模块骨架但删除详细内容；H4_sop_only（2 K）仅保留任务最相关的单个 SOP 骨架。字母 D 在编号序列中被有意跳过：D_rules 是规则成分的早期变体，经领域专家校验发现存在术语错误后被弃用并由 E_rules_v2 替代；保留字母跳号以保持配置标识符的时间一致性。</w:t>
+        <w:t>基于规则、文档骨架、详细内容、worked examples 四个 prompt 内容维度的系统替换，按各维度操作定义的水平变化（规则与文档骨架为三水平：缺失 / 部分 / 完整；详细内容与 worked examples 为二水平：缺失 / 存在），设计 9 组 prompt 配置（Figure 1）。两组极简配置作为基线：A_bare（0 tokens；无 system prompt）与 B_simple（~300 tokens；含语言、文件结构、标准引用、术语、表达风格与编号 6 条编号约束的简短任务指令——编码为规则维度的 partial 水平）。C_full（~56,000 tokens）代表全量上下文输入策略，由实验室简介与全部 SOP 串接组成单一上下文块；由于未单独提供独立的强制性规则块，C_full 同样编码为规则维度的 partial 水平。E_rules_v2（~1,200 tokens）仅含规则成分；F_template（~15,000 tokens）为无规则的完整文档模板；G_template_rules（~16,000 tokens）为规则与模板的组合；H2_keep_examples（~25,000 tokens）在 G_template_rules 基础上扩展 worked examples；H3_skeleton（~5,000 tokens）保留模块骨架但删除详细内容；H4_sop_only（~2,000 tokens）仅保留与请求任务最相关的单个 SOP 骨架。字母 D 在编号序列中被有意跳过：早期 D_rules 变体经专家验证发现术语错误后被弃用，由 E_rules_v2 替代；保留字母跳号以保持配置标识符的时间一致性。</w:t>
       </w:r>
     </w:p>
     <w:p>
@@ -366,7 +366,7 @@
           <w:b w:val="0"/>
           <w:sz w:val="22"/>
         </w:rPr>
-        <w:t>规则成分基于 rules.md（1.2 K），经领域专家校验修正：删除 3 条错误术语映射（仪器→设备、校准品→校准物、室间质评→能力验证），修正 3 条目标术语（标本→样品、检验项目→检测项目、线性范围→可报告范围），保留 10 条正确映射与 7 类模糊表述禁令。骨架成分由 strip_to_skeleton 算法从模板库中提取，保留章节标题、各章节首段说明与表单编号列表，删除条款原文摘录、详细表格内容、示例、详细步骤列表与 fenced code blocks（markdown ... 围栏块，含流程图、JSON 片段或伪代码）。</w:t>
+        <w:t>规则成分基于经过整理的 rules.md 文件（~1,200 tokens），并经领域专家校验精修。删除 3 条错误术语映射（仪器 → 设备；校准品 → 校准物；室间质评 → 能力验证），修正 3 条目标术语（标本 → 样品；检验项目 → 检测项目；线性范围 → 可报告范围）；箭头表示「非首选 → ISO 15189 首选」方向。最终规则集保留 10 条经验证的术语映射与 7 类被禁的模糊表述。文档骨架由自定义 *strip_to_skeleton* 算法从机构模板库中提取，保留章节标题、各章节首段说明与表单编号方案，删除条款原文摘录、详细表格内容、worked examples、step-by-step 程序与 fenced code blocks（markdown ... 构造，含流程图、JSON 片段或伪代码）。</w:t>
       </w:r>
     </w:p>
     <w:p>
@@ -381,7 +381,7 @@
           <w:b w:val="0"/>
           <w:sz w:val="22"/>
         </w:rPr>
-        <w:t>本研究中所有报告的 token 数（K）均按 cl100k_base tokenizer（OpenAI tiktoken 库）计算并除以 1000；该 tokenizer 在中英混合医学文本上与 Anthropic 实际 tokenizer 相差通常 ≤10%，作为可重复的近似估计。</w:t>
+        <w:t>本研究所有报告的 token 数均使用 cl100k_base tokenizer（OpenAI tiktoken 库）计算；在中英混合医学文本上，该 tokenizer 与 Anthropic 原生 tokenizer 通常相差 ≤10%，作为可重复的近似估计。</w:t>
       </w:r>
     </w:p>
     <w:p>

--- a/paper/manuscript_v2_zh_CCLM.docx
+++ b/paper/manuscript_v2_zh_CCLM.docx
@@ -444,17 +444,16 @@
     </w:p>
     <w:p>
       <w:pPr>
-        <w:spacing w:before="80" w:after="80" w:lineRule="auto" w:line="360"/>
-        <w:ind w:firstLine="0"/>
-        <w:jc w:val="both"/>
+        <w:spacing w:before="160" w:after="40" w:lineRule="auto" w:line="300"/>
+        <w:jc w:val="left"/>
       </w:pPr>
       <w:r>
         <w:rPr>
-          <w:rFonts w:ascii="Times New Roman" w:hAnsi="Times New Roman" w:eastAsia="宋体"/>
-          <w:b w:val="0"/>
+          <w:rFonts w:ascii="Arial" w:hAnsi="Arial" w:eastAsia="黑体"/>
+          <w:b/>
           <w:sz w:val="22"/>
         </w:rPr>
-        <w:t>#### 2.3.1 Tier 1 — 自动合规评分</w:t>
+        <w:t>2.3.1 Tier 1 — 自动合规评分</w:t>
       </w:r>
     </w:p>
     <w:p>
@@ -598,17 +597,16 @@
     </w:p>
     <w:p>
       <w:pPr>
-        <w:spacing w:before="80" w:after="80" w:lineRule="auto" w:line="360"/>
-        <w:ind w:firstLine="0"/>
-        <w:jc w:val="both"/>
+        <w:spacing w:before="160" w:after="40" w:lineRule="auto" w:line="300"/>
+        <w:jc w:val="left"/>
       </w:pPr>
       <w:r>
         <w:rPr>
-          <w:rFonts w:ascii="Times New Roman" w:hAnsi="Times New Roman" w:eastAsia="宋体"/>
-          <w:b w:val="0"/>
+          <w:rFonts w:ascii="Arial" w:hAnsi="Arial" w:eastAsia="黑体"/>
+          <w:b/>
           <w:sz w:val="22"/>
         </w:rPr>
-        <w:t>#### 2.3.2 Tier 2 — LLM-as-judge</w:t>
+        <w:t>2.3.2 Tier 2 — LLM-as-judge</w:t>
       </w:r>
     </w:p>
     <w:p>
@@ -1386,17 +1384,16 @@
     <w:p/>
     <w:p>
       <w:pPr>
-        <w:spacing w:before="80" w:after="80" w:lineRule="auto" w:line="360"/>
-        <w:ind w:firstLine="0"/>
-        <w:jc w:val="both"/>
+        <w:spacing w:before="160" w:after="40" w:lineRule="auto" w:line="300"/>
+        <w:jc w:val="left"/>
       </w:pPr>
       <w:r>
         <w:rPr>
-          <w:rFonts w:ascii="Times New Roman" w:hAnsi="Times New Roman" w:eastAsia="宋体"/>
-          <w:b w:val="0"/>
+          <w:rFonts w:ascii="Arial" w:hAnsi="Arial" w:eastAsia="黑体"/>
+          <w:b/>
           <w:sz w:val="22"/>
         </w:rPr>
-        <w:t>#### 2.3.3 Tier 3 — 专家评审</w:t>
+        <w:t>2.3.3 Tier 3 — 专家评审</w:t>
       </w:r>
     </w:p>
     <w:p>
@@ -1582,17 +1579,16 @@
     </w:p>
     <w:p>
       <w:pPr>
-        <w:spacing w:before="80" w:after="80" w:lineRule="auto" w:line="360"/>
-        <w:ind w:firstLine="0"/>
-        <w:jc w:val="both"/>
+        <w:spacing w:before="160" w:after="40" w:lineRule="auto" w:line="300"/>
+        <w:jc w:val="left"/>
       </w:pPr>
       <w:r>
         <w:rPr>
-          <w:rFonts w:ascii="Times New Roman" w:hAnsi="Times New Roman" w:eastAsia="宋体"/>
-          <w:b w:val="0"/>
+          <w:rFonts w:ascii="Arial" w:hAnsi="Arial" w:eastAsia="黑体"/>
+          <w:b/>
           <w:sz w:val="22"/>
         </w:rPr>
-        <w:t>#### 2.4.1 组间成对比较与多重校正</w:t>
+        <w:t>2.4.1 组间成对比较与多重校正</w:t>
       </w:r>
     </w:p>
     <w:p>
@@ -1612,17 +1608,16 @@
     </w:p>
     <w:p>
       <w:pPr>
-        <w:spacing w:before="80" w:after="80" w:lineRule="auto" w:line="360"/>
-        <w:ind w:firstLine="0"/>
-        <w:jc w:val="both"/>
+        <w:spacing w:before="160" w:after="40" w:lineRule="auto" w:line="300"/>
+        <w:jc w:val="left"/>
       </w:pPr>
       <w:r>
         <w:rPr>
-          <w:rFonts w:ascii="Times New Roman" w:hAnsi="Times New Roman" w:eastAsia="宋体"/>
-          <w:b w:val="0"/>
+          <w:rFonts w:ascii="Arial" w:hAnsi="Arial" w:eastAsia="黑体"/>
+          <w:b/>
           <w:sz w:val="22"/>
         </w:rPr>
-        <w:t>#### 2.4.2 配置成分效应的量化</w:t>
+        <w:t>2.4.2 配置成分效应的量化</w:t>
       </w:r>
     </w:p>
     <w:p>
@@ -1713,17 +1708,16 @@
     </w:p>
     <w:p>
       <w:pPr>
-        <w:spacing w:before="80" w:after="80" w:lineRule="auto" w:line="360"/>
-        <w:ind w:firstLine="0"/>
-        <w:jc w:val="both"/>
+        <w:spacing w:before="160" w:after="40" w:lineRule="auto" w:line="300"/>
+        <w:jc w:val="left"/>
       </w:pPr>
       <w:r>
         <w:rPr>
-          <w:rFonts w:ascii="Times New Roman" w:hAnsi="Times New Roman" w:eastAsia="宋体"/>
-          <w:b w:val="0"/>
+          <w:rFonts w:ascii="Arial" w:hAnsi="Arial" w:eastAsia="黑体"/>
+          <w:b/>
           <w:sz w:val="22"/>
         </w:rPr>
-        <w:t>#### 2.4.3 评分者间一致性</w:t>
+        <w:t>2.4.3 评分者间一致性</w:t>
       </w:r>
     </w:p>
     <w:p>
@@ -1846,17 +1840,16 @@
     </w:p>
     <w:p>
       <w:pPr>
-        <w:spacing w:before="80" w:after="80" w:lineRule="auto" w:line="360"/>
-        <w:ind w:firstLine="0"/>
-        <w:jc w:val="both"/>
+        <w:spacing w:before="160" w:after="40" w:lineRule="auto" w:line="300"/>
+        <w:jc w:val="left"/>
       </w:pPr>
       <w:r>
         <w:rPr>
-          <w:rFonts w:ascii="Times New Roman" w:hAnsi="Times New Roman" w:eastAsia="宋体"/>
-          <w:b w:val="0"/>
+          <w:rFonts w:ascii="Arial" w:hAnsi="Arial" w:eastAsia="黑体"/>
+          <w:b/>
           <w:sz w:val="22"/>
         </w:rPr>
-        <w:t>#### 2.4.4 自评偏差</w:t>
+        <w:t>2.4.4 自评偏差</w:t>
       </w:r>
     </w:p>
     <w:p>
@@ -1906,17 +1899,16 @@
     </w:p>
     <w:p>
       <w:pPr>
-        <w:spacing w:before="80" w:after="80" w:lineRule="auto" w:line="360"/>
-        <w:ind w:firstLine="0"/>
-        <w:jc w:val="both"/>
+        <w:spacing w:before="160" w:after="40" w:lineRule="auto" w:line="300"/>
+        <w:jc w:val="left"/>
       </w:pPr>
       <w:r>
         <w:rPr>
-          <w:rFonts w:ascii="Times New Roman" w:hAnsi="Times New Roman" w:eastAsia="宋体"/>
-          <w:b w:val="0"/>
+          <w:rFonts w:ascii="Arial" w:hAnsi="Arial" w:eastAsia="黑体"/>
+          <w:b/>
           <w:sz w:val="22"/>
         </w:rPr>
-        <w:t>#### 2.4.5 实验设计说明</w:t>
+        <w:t>2.4.5 实验设计说明</w:t>
       </w:r>
     </w:p>
     <w:p>

--- a/paper/manuscript_v2_zh_CCLM.docx
+++ b/paper/manuscript_v2_zh_CCLM.docx
@@ -13,7 +13,7 @@
           <w:b/>
           <w:sz w:val="32"/>
         </w:rPr>
-        <w:t>Claude Opus 4.6 与 GPT-5.4 生成医学实验室质量管理文件的 ISO 15189 合规性：跨 prompt 策略的比较评估</w:t>
+        <w:t>LLM 生成医学实验室 QMS 文件的 ISO 15189 合规性：Claude Opus 4.6 vs. GPT-5.4 跨 prompt 配置评估</w:t>
       </w:r>
     </w:p>
     <w:p>
@@ -165,7 +165,7 @@
           <w:b w:val="0"/>
           <w:sz w:val="22"/>
         </w:rPr>
-        <w:t>：比较跨 prompt 策略下 LLM 生成的医学实验室质量管理体系（QMS）文件的 ISO 15189:2022 合规性，识别最优配置，并通过多层次框架刻画现有评估方法中的系统性偏差。</w:t>
+        <w:t>：比较 LLM 生成 QMS 文件在不同 prompt 配置下的 ISO 15189:2022 合规性，并刻画 LLM-as-judge 偏差。</w:t>
       </w:r>
     </w:p>
     <w:p>
@@ -188,7 +188,7 @@
           <w:b w:val="0"/>
           <w:sz w:val="22"/>
         </w:rPr>
-        <w:t>：采用双模型设计共生成 486 份 QMS 文件（Claude Opus 4.6：9 配置 × 15 任务 × 3 重复 = 405；GPT-5.4：9 × 3 × 3 = 81，用于跨模型验证）。9 组配置跨 4 个 prompt 内容维度（规则、文档骨架、详细内容、示例；前两者三水平，后两者二水平；0–56,000 tokens）。合规性按 0–5 Likert 量纲在三层框架下评分：Python 规则式评分器；双 LLM-as-judge 评审（864 条评分）；以及 3 位 ISO 15189 资格内审员对 10 份分层抽样文件的盲法评审。效应检验采用 FDR 校正消融与 bootstrap 95% CI；评审员一致性采用 ICC(2,1)、ICC(3,1)、ICC(2,k) 与 ICC(3,k)。</w:t>
+        <w:t>：我们使用 Claude Opus 4.6（9 配置 × 15 任务 × 3 重复 = 405）与 GPT-5.4（81 份用于跨模型验证）共生成 486 份 QMS 文件，涵盖 4 个 prompt 内容维度（规则、文档骨架、详细内容、worked examples；0–56,000 tokens）。合规性按 0–5 Likert 量纲在三层框架下评分：自动化规则式评分器；双 LLM-as-judge 评审（864 条评分）；以及 3 位 ISO 15189 资格内审员对 10 份分层抽样文件的盲法评审。消融效应采用 Mann–Whitney U 检验配合 BH 校正与 bootstrap 95% CI；评审员一致性采用 ICC 变体。</w:t>
       </w:r>
     </w:p>
     <w:p>
@@ -211,7 +211,7 @@
           <w:b w:val="0"/>
           <w:sz w:val="22"/>
         </w:rPr>
-        <w:t>：在 LLM 评审层，仅规则成分产生显著合规增益（Δ=+0.511；BH-adjusted p&lt;0.001）；骨架、详细内容与示例均未产生（所有 p≥0.11）。C_full（~56,000 tokens）在 Claude 下评分 3.22–4.56，在 GPT-5.4 下仅 1.40–1.84，提示长上下文利用具有模型特异性。两位 LLM 评审均将 Claude 生成输出评得比 GPT 生成高约 0.30 分（Panickssery：Claude +0.29，GPT −0.30），此模式与经典自偏好不兼容，且集中表现于 C_full。评审员一致性：专家间极佳 [ICC(2,k)=0.982]，Claude 评审中等 [ICC(3,1)=0.548]，GPT 评审较差 [ICC(3,1)=0.217]；两位 LLM 评审均把专家评分高估 0.52–0.90 分。LLM 偏好的 H4_sop_only（~2,000 tokens）在专家评估下跌至 7 配置中的第 5 名（3.20；仅高于空 prompt 基线 0.16 分），而模板锚定的 F_template、H2_keep_examples 与 G_template_rules 排名最高（4.06–4.24）。</w:t>
+        <w:t>：在 LLM 评审层，仅规则成分产生显著合规增益（Δ=+0.511；BH-adjusted p&lt;0.001）。C_full（~56,000 tokens）在 Claude 下评分 3.22–4.56，在 GPT-5.4 下仅 1.40–1.84。两位 LLM 评审均将 Claude 生成输出评得比 GPT 生成高约 0.30 分（Panickssery：Claude +0.29，GPT −0.30），集中表现于 C_full 且与经典自偏好不兼容。专家间一致性极佳 [ICC(2,k)=0.982]；Claude 评审与专家一致性中等 [ICC(3,1)=0.548]，GPT 评审较差 [ICC(3,1)=0.217]；两位 LLM 评审均把专家评分高估 0.52–0.90 分。LLM 偏好的 H4_sop_only（~2,000 tokens）在专家评估下跌至 7 配置中的第 5 名（3.20），而模板锚定的 F_template、H2_keep_examples 与 G_template_rules 排名最高（4.06–4.24）。</w:t>
       </w:r>
     </w:p>
     <w:p>
@@ -234,7 +234,7 @@
           <w:b w:val="0"/>
           <w:sz w:val="22"/>
         </w:rPr>
-        <w:t>：最优配置取决于评估层。极简 prompt 配置（H4_sop_only、E_rules_v2；~1,000–2,000 tokens）适合需经专家审阅的探索性草稿；模板锚定配置（G_template_rules、F_template；~15,000–16,000 tokens）对 ISO 15189 认可送审则属必需；C_full（~56,000 tokens）应避免与 GPT-5.4 搭配使用。LLM-as-judge 方法可支持首道筛选（Claude 作为审慎代理；GPT-5.4 不适用），但专家终审仍属必需。</w:t>
+        <w:t>：最优配置取决于评估层：极简 prompt（~1,000–2,000 tokens）适用于探索性草稿；模板锚定 prompt（~15,000–16,000 tokens）对认可级文件属必需；C_full（~56,000 tokens）在 GPT-5.4 下避免使用。LLM-as-judge 可作首道筛选；专家终审仍属必需。</w:t>
       </w:r>
     </w:p>
     <w:p>
@@ -3408,7 +3408,7 @@
           <w:b w:val="0"/>
           <w:sz w:val="22"/>
         </w:rPr>
-        <w:t xml:space="preserve"> 专家层包含 3 位评分员对 10 份文件的评分（每层 n=1 或 2；见 §3.5），10 份样本全部抽取自 Claude 生成池；未对任何 GPT 生成文件开展专家评估。该设计仅支持 Claude 生成下的方向性排序结论，不允许严格统计推断；因此 §3.4 中 (a) Claude Opus 4.6 与 GPT-5.4 之间真实生成质量差异 与 (b) 两位判官共享的判官端风格偏好 之间的歧义，无法在本研究样本内判别。此外，§3.4 报告的跨判官偏差估计受 C_full 配置强力杠杆影响（C_full 贡献了 Claude 评审均值的最大单组值 +3.156 与 GPT 评审均值的最大负值 −1.378）；后续重复研究应分别报告各配置的偏差分布，以区分长上下文特异性效应与配置无关的判官偏好。跨单位 3 至 5 位评分员 × 30 至 50 份文件 / 单位（且包含匹配的 GPT 生成样本）的多中心验证，是关键的未来工作。</w:t>
+        <w:t xml:space="preserve"> 专家层包含 3 位评分员对 10 份文件的评分（每层 n=1 或 2；见 §3.5），10 份样本全部抽取自 Claude 生成池；未对任何 GPT 生成文件开展专家评估。该设计仅支持 Claude 生成下的方向性排序结论，不允许严格统计推断；因此 §3.4 中 (a) Claude Opus 4.6 与 GPT-5.4 之间真实生成质量差异 与 (b) 两位判官共享的判官端风格偏好 之间的歧义，无法在本研究样本内判别。此外，§3.4 报告的跨判官偏差估计受 C_full 配置强力杠杆影响（C_full 贡献了 Claude 评审均值的最大单组值 +3.156 与 GPT 评审均值的最大负值 −1.378）；后续重复研究应分别报告各配置的偏差分布，以区分长上下文特异性效应与配置无关的判官偏好。所抽样的 10 份文件全部为 A 类程序文件（§2.3.3）；推广至 B 类（体系运行）与 C 类（审核模拟）任务需另行验证。跨单位 3 至 5 位评分员 × 30 至 50 份文件 / 单位（且包含匹配的 GPT 生成样本与 B/C 类任务）的多中心验证，是关键的未来工作。</w:t>
       </w:r>
     </w:p>
     <w:p>

--- a/paper/manuscript_v2_zh_CCLM.docx
+++ b/paper/manuscript_v2_zh_CCLM.docx
@@ -3926,7 +3926,7 @@
           <w:b w:val="0"/>
           <w:sz w:val="22"/>
         </w:rPr>
-        <w:t>：486 份生成文件、864 条 LLM-as-judge 评分、30 条盲法专家评分以及全部分析代码已在 GitHub 公开（https://github.com/stttttte/iso15189-llm-config-experiment），采用双许可证：代码 MIT，数据 CC BY 4.0。版本化快照已在 Zenodo 归档（DOI：[接收后分配]）。</w:t>
+        <w:t>：486 份生成文件、864 条 LLM-as-judge 评分、30 条盲法专家评分以及全部分析代码已在 GitHub 公开（https://github.com/stttttte/iso15189-llm-config-experiment），采用双许可证：代码 MIT，数据 CC BY 4.0。版本化快照已在 Zenodo 归档（DOI：[10.5281/zenodo.20091464](https://doi.org/10.5281/zenodo.20091464)）。</w:t>
       </w:r>
     </w:p>
     <w:p>

--- a/paper/manuscript_v2_zh_CCLM.docx
+++ b/paper/manuscript_v2_zh_CCLM.docx
@@ -4090,7 +4090,7 @@
           <w:b w:val="0"/>
           <w:sz w:val="22"/>
         </w:rPr>
-        <w:t>1. Anthropic. Claude Opus 4.6 System Card. 2025. Available at: https://www.anthropic.com/claude</w:t>
+        <w:t>1. Anthropic. Claude Opus 4.6 System Card. San Francisco (CA): Anthropic; 2025. Available at: https://www.anthropic.com/claude. [Accessed 9 May 2026].</w:t>
       </w:r>
     </w:p>
     <w:p>
@@ -4105,7 +4105,7 @@
           <w:b w:val="0"/>
           <w:sz w:val="22"/>
         </w:rPr>
-        <w:t>2. OpenAI. GPT-5 System Card. 2025. Available at: https://openai.com/</w:t>
+        <w:t>2. OpenAI. GPT-5 System Card. San Francisco (CA): OpenAI; 2025. Available at: https://openai.com/index/gpt-5-system-card/. [Accessed 9 May 2026].</w:t>
       </w:r>
     </w:p>
     <w:p>
@@ -4150,7 +4150,7 @@
           <w:b w:val="0"/>
           <w:sz w:val="22"/>
         </w:rPr>
-        <w:t>5. Zheng L, Chiang WL, Sheng Y, Zhuang S, Wu Z, Zhuang Y, et al. Judging LLM-as-a-Judge with MT-Bench and Chatbot Arena. In: Advances in Neural Information Processing Systems. 2023.</w:t>
+        <w:t>5. Zheng L, Chiang WL, Sheng Y, Zhuang S, Wu Z, Zhuang Y, et al. Judging LLM-as-a-judge with MT-Bench and Chatbot Arena. In: Advances in Neural Information Processing Systems 36 (NeurIPS 2023) Datasets and Benchmarks Track. 2023.</w:t>
       </w:r>
     </w:p>
     <w:p>
@@ -4225,7 +4225,7 @@
           <w:b w:val="0"/>
           <w:sz w:val="22"/>
         </w:rPr>
-        <w:t>10. Tan H, Guo Z, Shi Z, Xu L, Liu Z, Li X, et al. ProxyQA: an alternative framework for evaluating long-form text generation with large language models. In: Proceedings of ACL. 2024.</w:t>
+        <w:t>10. Tan H, Guo Z, Shi Z, Xu L, Liu Z, Li X, et al. ProxyQA: an alternative framework for evaluating long-form text generation with large language models. In: Proceedings of the 62nd Annual Meeting of the Association for Computational Linguistics (ACL 2024); 2024 Aug 11–16; Bangkok, Thailand. Stroudsburg (PA): Association for Computational Linguistics; 2024.</w:t>
       </w:r>
     </w:p>
     <w:p>

--- a/paper/manuscript_v2_zh_CCLM.docx
+++ b/paper/manuscript_v2_zh_CCLM.docx
@@ -410,7 +410,7 @@
           <w:b w:val="0"/>
           <w:sz w:val="22"/>
         </w:rPr>
-        <w:t>主实验采用 Claude Opus 4.6（Anthropic，美国加州 San Francisco），通过 Claude Code Agent 接口（Anthropic 的命令行 agent 框架）以文本生成模式运行：sub-agent 仅返回文本回复，文件生成阶段未发生任何 agentic 工具调用（文件系统、网络访问、代码执行），但 Claude Code 框架自带的工具定义始终存在于 framework 级 system prompt 中（详见 §4.5 局限性 xiii）。模型测试跨越 9 组 prompt 配置、15 项 QMS 编写任务、每元胞 3 次独立重复，共生成 405 份文件。15 项任务按 CNAS 评审场景分层为三类，每类 5 项：A 类（文件编写，例如人员培训与能力评估控制程序）、B 类（体系运行，例如年度内审检查表）、C 类（审核模拟，例如内部质控程序文件审查报告）。完整任务列表与原始 prompt 已公开于 GitHub 仓库 task_messages/ 与 configs/ 目录。跨模型验证采用 GPT-5.4（OpenAI，美国加州 San Francisco），通过官方 openai Python SDK（v2.30.0）调用，base URL 配置为 AIHubMix 端点（https://aihubmix.com）；采用此路由是因研究期间作者所在地区无法直接访问 OpenAI API。（输出目录沿用早期脚本迭代时的 gpt4o_* 前缀命名，所有调用的实际运行 model 均为 GPT-5.4，由 SDK model 参数传入。）GPT-5.4 在相同 9 组配置下评估，每类各取一个代表性任务（A1、B1、C1，定义为各类按索引的第一个任务），3 次重复，共生成 81 份文件。两模型在每个实验元胞内接收完全相同的 system prompt 配置，并使用完全相同的生成参数：temperature = 1.0、max_tokens = 12,000；所有其他生成参数采用模型默认值。较高的采样温度选择是为反映真实交互使用场景；为捕捉由此引入的随机性方差，每元胞设 3 次独立重复。所有 API 调用执行于 2026 年 4 月 2 日至 4 月 14 日之间。</w:t>
+        <w:t>主实验采用 Claude Opus 4.6（Anthropic，美国加州 San Francisco），通过 Claude Code Agent 接口（Anthropic 的命令行 agent 框架）以文本生成模式运行：sub-agent 仅返回文本回复，文件生成阶段未发生任何 agentic 工具调用（文件系统、网络访问、代码执行），但 Claude Code 框架自带的工具定义始终存在于 framework 级 system prompt 中（详见 §4.5 局限性 xiii）。模型测试跨越 9 组 prompt 配置、15 项 QMS 编写任务、每元胞 3 次独立重复，共生成 405 份文件。15 项任务按 CNAS 评审场景分层为三类，每类 5 项：A 类（文件编写，例如人员培训与能力评估控制程序）、B 类（体系运行，例如年度内审检查表）、C 类（审核模拟，例如内部质控程序文件审查报告）。完整任务列表与原始 prompt 已公开于 GitHub 仓库 task_messages/ 与 configs/ 目录。跨模型验证采用 GPT-5.4（OpenAI，美国加州 San Francisco），通过官方 openai Python SDK（v2.30.0）调用，base URL 配置为 AIHubMix 端点（https://aihubmix.com）；采用此路由是因研究期间作者所在地区无法直接访问 OpenAI API。（输出目录沿用早期脚本迭代时的 gpt4o_* 前缀命名，所有调用的实际运行 model 均为 GPT-5.4，由 SDK model 参数传入。）GPT-5.4 在相同 9 组配置下评估，每类各取一个代表性任务（A1、B1、C1，定义为各类按索引的第一个任务），3 次重复，共生成 81 份文件。两模型在每个实验元胞内接收完全相同的 system prompt 配置，但生成参数并不相同：Claude Opus 4.6 经 Claude Code Agent 运行，该框架不暴露 temperature 与 max_tokens，本研究未显式设定，其取值由框架决定；GPT-5.4 经 API 显式设定 temperature = 0.7、max_completion_tokens = 16,000。两者的采样均为非确定性；为捕捉由此引入的随机性方差，每元胞设 3 次独立重复。生成参数不一致对跨模型比较的影响详见 §4.5 局限性 xv。所有 API 调用执行于 2026 年 4 月 2 日至 4 月 14 日之间。</w:t>
       </w:r>
     </w:p>
     <w:p>
@@ -644,7 +644,7 @@
           <w:b w:val="0"/>
           <w:sz w:val="22"/>
         </w:rPr>
-        <w:t>：Claude Opus 4.6 以"CNAS 主任评审员"角色 prompt（即 gpt_cnas_judge.py 中定义的 JUDGE_PROMPT_TEMPLATE，与 Tier 2b 完全一致）对每份文件按五维度量规（Table 1）以 0–5 分评分。生成参数：temperature = 1.0、max_tokens = 4,096；每份文件经单次 API 调用得到 1 次评分。共生成 378 条 Claude-judge 评分，分布如下：270 条覆盖 6 个核心配置（A_bare、B_simple、C_full、E_rules_v2、F_template、G_template_rules）× 15 任务 × 3 重复的 Claude-生成文件（每篇 raw JSON 完整公开）；81 条覆盖全部 9 配置 × A1/B1/C1 × 3 重复的 GPT-生成文件（仅以聚合均值归档，详见 §4.5 局限性 x）；27 条覆盖 H 组配置（H2_keep_examples、H3_skeleton、H4_sop_only）× A1/B1/C1 × 3 重复的 Claude-生成文件（同样仅以聚合均值归档）。</w:t>
+        <w:t>：Claude Opus 4.6 以"CNAS 主任评审员"角色 prompt（即 gpt_cnas_judge.py 中定义的 JUDGE_PROMPT_TEMPLATE，与 Tier 2b 完全一致）对每份文件按五维度量规（Table 1）以 0–5 分评分。评判经 Claude Code 的 Agent 子代理运行，未显式设定 temperature 与 max_tokens；每份文件得到 1 次评分。共生成 378 条 Claude-judge 评分，分布如下：270 条覆盖 6 个核心配置（A_bare、B_simple、C_full、E_rules_v2、F_template、G_template_rules）× 15 任务 × 3 重复的 Claude-生成文件（每篇 raw JSON 完整公开）；81 条覆盖全部 9 配置 × A1/B1/C1 × 3 重复的 GPT-生成文件（仅以聚合均值归档，详见 §4.5 局限性 x）；27 条覆盖 H 组配置（H2_keep_examples、H3_skeleton、H4_sop_only）× A1/B1/C1 × 3 重复的 Claude-生成文件（同样仅以聚合均值归档）。</w:t>
       </w:r>
     </w:p>
     <w:p>
@@ -667,7 +667,7 @@
           <w:b w:val="0"/>
           <w:sz w:val="22"/>
         </w:rPr>
-        <w:t>：GPT-5.4，按 §2.2 所述通过 AIHubMix 端点接入，使用与 Tier 2a 完全相同的 prompt、量规与 0–5 分评分尺度，生成参数同样为 temperature = 1.0、max_tokens = 4,096。全部 486 份生成文件均被评分（405 Claude-生成 + 81 GPT-生成），每份 1 次评分；per-paper raw JSON 完整保留并公开。已验证 max_tokens 上限未导致评审输出截断：486 份 GPT-judge per-paper JSON 全部成功解析（0 解析错误），且两位评审员的 per-dimension reason 字段最长为 43 字符，仍处于 prompt 所设的40 字软上限内，远低于 4,096 token 的输出预算。</w:t>
+        <w:t>：GPT-5.4，按 §2.2 所述通过 AIHubMix 端点接入，使用与 Tier 2a 相同的 prompt、量规与 0–5 分评分尺度；其评判参数为 temperature = 0、max_completion_tokens = 2,000，与 Tier 2a 并不相同（详见 §4.5 局限性 xv）。全部 486 份生成文件均被评分（405 Claude-生成 + 81 GPT-生成），每份 1 次评分；per-paper raw JSON 完整保留并公开。已验证 max_tokens 上限未导致评审输出截断：486 份 GPT-judge per-paper JSON 全部成功解析（0 解析错误），且两位评审员的 per-dimension reason 字段最长为 43 字符，仍处于 prompt 所设的40 字软上限内，远低于 2,000 token 的输出预算。</w:t>
       </w:r>
     </w:p>
     <w:p>
@@ -3722,7 +3722,7 @@
           <w:b/>
           <w:sz w:val="22"/>
         </w:rPr>
-        <w:t>(xv) 温度设置。</w:t>
+        <w:t>(xv) 温度设置与两模型参数不一致。</w:t>
       </w:r>
       <w:r>
         <w:rPr>
@@ -3730,7 +3730,7 @@
           <w:b w:val="0"/>
           <w:sz w:val="22"/>
         </w:rPr>
-        <w:t xml:space="preserve"> 所有生成均使用 temperature = 1.0 以反映真实交互使用场景。此设置引入随机性方差（已通过每元胞 3 次重复缓解），但牺牲了严格的字面级可重复性；追求确定性比较的后续研究建议改用 temperature = 0。</w:t>
+        <w:t xml:space="preserve"> 两模型的生成参数并不相同：GPT-5.4 使用 temperature = 0.7、max_completion_tokens = 16,000，而 Claude 经 Claude Code Agent 运行、未显式设定这两个参数；评判侧同样不对称，GPT-as-judge 使用 temperature = 0、max_completion_tokens = 2,000，Claude-as-judge 则由 Agent 子代理运行、参数未显式设定。因此跨模型比较与自评偏差分解均存在参数不一致的混杂。该混杂的方向是保守的：GPT-5.4 拿到的是更低的温度与更大的输出预算，两者都更有利于指令遵循与合规，而它在 C_full 下仍然大幅下滑。两模型的生成均为非确定性采样（已通过每元胞 3 次重复缓解），未实现严格的字面级可重复性；追求确定性比较的后续研究建议对两模型统一改用 temperature = 0。</w:t>
       </w:r>
     </w:p>
     <w:p>

--- a/paper/manuscript_v2_zh_CCLM.docx
+++ b/paper/manuscript_v2_zh_CCLM.docx
@@ -13,7 +13,7 @@
           <w:b/>
           <w:sz w:val="32"/>
         </w:rPr>
-        <w:t>LLM 生成医学实验室 QMS 文件的 ISO 15189 合规性：Claude Opus 4.6 vs. GPT-5.4 跨 prompt 配置评估</w:t>
+        <w:t>LLM 辅助起草 ISO 15189 质量管理体系文件的评估：专家评审下 Claude 与 GPT 的比较</w:t>
       </w:r>
     </w:p>
     <w:p>
@@ -36,7 +36,7 @@
           <w:b w:val="0"/>
           <w:sz w:val="22"/>
         </w:rPr>
-        <w:t>：刘斯迪（Sidi Liu）¹</w:t>
+        <w:t>：刘斯迪（Sidi Liu）¹、李冬冬（Dongdong Li）²,*</w:t>
       </w:r>
     </w:p>
     <w:p>
@@ -59,7 +59,7 @@
           <w:b w:val="0"/>
           <w:sz w:val="22"/>
         </w:rPr>
-        <w:t>：¹ 四川大学华西厦门医院检验科，福建厦门 361024，中国</w:t>
+        <w:t>：¹ 四川大学华西厦门医院检验科，福建厦门 361024，中国；² 四川大学华西医院实验医学科，四川成都 610041，中国</w:t>
       </w:r>
     </w:p>
     <w:p>
@@ -82,7 +82,30 @@
           <w:b w:val="0"/>
           <w:sz w:val="22"/>
         </w:rPr>
-        <w:t>：刘斯迪，lllsssddd@icloud.com，ORCID: 0009-0006-1695-5372</w:t>
+        <w:t>：*李冬冬（Dongdong Li），四川大学华西医院实验医学科；邮箱 [待补]；ORCID [待补]</w:t>
+      </w:r>
+    </w:p>
+    <w:p>
+      <w:pPr>
+        <w:spacing w:before="80" w:after="80" w:lineRule="auto" w:line="360"/>
+        <w:ind w:firstLine="0"/>
+        <w:jc w:val="both"/>
+      </w:pPr>
+      <w:r>
+        <w:rPr>
+          <w:rFonts w:ascii="Times New Roman" w:hAnsi="Times New Roman" w:eastAsia="宋体"/>
+          <w:b/>
+          <w:sz w:val="22"/>
+        </w:rPr>
+        <w:t>ORCID</w:t>
+      </w:r>
+      <w:r>
+        <w:rPr>
+          <w:rFonts w:ascii="Times New Roman" w:hAnsi="Times New Roman" w:eastAsia="宋体"/>
+          <w:b w:val="0"/>
+          <w:sz w:val="22"/>
+        </w:rPr>
+        <w:t>：刘斯迪 0009-0006-1695-5372；李冬冬 [待补]</w:t>
       </w:r>
     </w:p>
     <w:p>
@@ -105,7 +128,7 @@
           <w:b w:val="0"/>
           <w:sz w:val="22"/>
         </w:rPr>
-        <w:t>：Prompting strategies for ISO 15189 document compliance</w:t>
+        <w:t>：LLM-assisted drafting of ISO 15189 laboratory documents</w:t>
       </w:r>
     </w:p>
     <w:p>
@@ -165,7 +188,7 @@
           <w:b w:val="0"/>
           <w:sz w:val="22"/>
         </w:rPr>
-        <w:t>：比较 LLM 生成 QMS 文件在不同 prompt 配置下的 ISO 15189:2022 合规性，并刻画 LLM-as-judge 偏差。</w:t>
+        <w:t>：评估不同 prompt 配置下 LLM 辅助起草的 ISO 15189:2022 质量管理体系文件的合规性，比较 Claude 与 GPT 两个模型，并以专家评分为标准，量化 LLM 评判者（LLM-as-judge）的系统性偏差。</w:t>
       </w:r>
     </w:p>
     <w:p>
@@ -188,7 +211,7 @@
           <w:b w:val="0"/>
           <w:sz w:val="22"/>
         </w:rPr>
-        <w:t>：我们使用 Claude Opus 4.6（9 配置 × 15 任务 × 3 重复 = 405）与 GPT-5.4（81 份用于跨模型验证）共生成 486 份 QMS 文件，涵盖 4 个 prompt 内容维度（规则、文档骨架、详细内容、worked examples；0–56,000 tokens）。合规性按 0–5 Likert 量纲在三层框架下评分：自动化规则式评分器；双 LLM-as-judge 评审（864 条评分）；以及 3 位 ISO 15189 资格内审员对 10 份分层抽样文件的盲法评审。消融效应采用 Mann–Whitney U 检验配合 BH 校正与 bootstrap 95% CI；评审员一致性采用 ICC 变体。</w:t>
+        <w:t>：我们使用 Claude Opus 4.6（9 配置 × 15 任务 × 3 重复 = 405）与 GPT-5.4（81 份用于跨模型验证）共生成 486 份 QMS 文件，涵盖 4 个 prompt 内容维度（规则、文档骨架、详细内容、worked examples；0–56,000 tokens）。我们用三层框架对合规性评分，均采用 0–5 Likert 量纲：自动化规则式评分器；两位 LLM 评判者（LLM-as-judge）的评审（864 条评分）；以及 3 位 ISO 15189 资格内审员对 10 份分层抽样文件的盲法评审。消融效应采用 Mann–Whitney U 检验配合 BH 校正与 bootstrap 95% CI；评审员一致性采用 ICC 变体。</w:t>
       </w:r>
     </w:p>
     <w:p>
@@ -211,7 +234,7 @@
           <w:b w:val="0"/>
           <w:sz w:val="22"/>
         </w:rPr>
-        <w:t>：在 LLM 评审层，仅规则成分产生显著合规增益（Δ=+0.511；BH-adjusted p&lt;0.001）。C_full（~56,000 tokens）在 Claude 下评分 3.22–4.56，在 GPT-5.4 下仅 1.40–1.84。两位 LLM 评审均将 Claude 生成输出评得比 GPT 生成高约 0.30 分（Panickssery：Claude +0.29，GPT −0.30），集中表现于 C_full 且与经典自偏好不兼容。专家间一致性极佳 [ICC(2,k)=0.982]；Claude 评审与专家一致性中等 [ICC(3,1)=0.548]，GPT 评审较差 [ICC(3,1)=0.217]；两位 LLM 评审均把专家评分高估 0.52–0.90 分。LLM 偏好的 H4_sop_only（~2,000 tokens）在专家评估下跌至 7 配置中的第 5 名（3.20），而模板锚定的 F_template、H2_keep_examples 与 G_template_rules 排名最高（4.06–4.24）。</w:t>
+        <w:t>：在 LLM 评判者层，四个 prompt 成分里只有“规则”显著提高了合规分（Δ=+0.511，bootstrap 95% CI [+0.28, +0.75]；BH-adjusted p&lt;0.001）。C_full（载入全部参考材料的全量上下文配置；~56,000 tokens）在 Claude 下评分 3.22–4.56，在 GPT-5.4 下仅 1.40–1.84（均为两位评判者所给均分的范围）。两位 LLM 评判者都把 Claude 生成的输出评得更高（约高 0.30 分；Panickssery 自我偏好指数：Claude +0.29、GPT −0.30），且主要集中在 C_full；由于两者都偏向 Claude、而非各自偏向自家模型，这与经典自我偏好不符。同单位 3 位专家间一致性极佳 [ICC(2,k)=0.982]，跨单位可推广性尚未验证；Claude 评判者与专家一致性中等 [ICC(3,1)=0.548，95% CI −0.08–0.86]，GPT 评判者较差 [ICC(3,1)=0.217，95% CI −0.44–0.72]；两位 LLM 评判者都把专家评分高估 0.52–0.90 分。LLM 偏好的 H4_sop_only（~2,000 tokens）在专家评估下跌至 7 配置中的第 5 名（3.20），而带完整文档模板的 F_template、H2_keep_examples 与 G_template_rules 排名最高（4.06–4.24）。</w:t>
       </w:r>
     </w:p>
     <w:p>
@@ -234,7 +257,7 @@
           <w:b w:val="0"/>
           <w:sz w:val="22"/>
         </w:rPr>
-        <w:t>：最优配置取决于评估层：极简 prompt（~1,000–2,000 tokens）适用于探索性草稿；模板锚定 prompt（~15,000–16,000 tokens）对认可级文件属必需；C_full（~56,000 tokens）在 GPT-5.4 下避免使用。LLM-as-judge 可作首道筛选；专家终审仍属必需。</w:t>
+        <w:t>：在本研究中，最优配置因评估层级而异：极简 prompt（~1,000–2,000 tokens）较适合需后续人工把关的探索性草稿；对于拟提交认可的文件，带完整文档模板的 prompt（~15,000–16,000 tokens）往往表现更好；而 C_full（~56,000 tokens）在 GPT-5.4 下表现明显下降、宜谨慎使用；此项基于 3 个任务、且未经专家层验证，属初步观察。LLM-as-judge 可用于初筛，但专家终审仍不可或缺。</w:t>
       </w:r>
     </w:p>
     <w:p>
@@ -263,7 +286,7 @@
           <w:b w:val="0"/>
           <w:sz w:val="22"/>
         </w:rPr>
-        <w:t>ISO 15189:2022《医学实验室——质量和能力的要求》[7] 是医学实验室认可的国际标准，且其在中国医学实验室的采用在中国合格评定国家认可委员会（CNAS）框架下持续扩大 [14]。对应的国内实施文本 CNAS-CL02:2023 同期发布。该类标准规定实验室必须达到何种要求，而不规定如何达到，因此每家实验室须自主构建一套独立的质量管理体系（quality management system, QMS）文件集，包含质量手册、程序文件与作业指导书。根据通讯作者作为 ISO 15189 内审员的经验，此类体系在典型三级甲等医院检验科中通常包含 100–300 份受控文件，涉及结构组织、条款–文件映射、表单编号与职责分配；由内部质量小组手工编写通常需时数月，再经多轮内部审核方可定型。寻求 CNAS 认可的实验室通常会聘请外部技术专家或培训师协助完成此过程。</w:t>
+        <w:t>ISO 15189:2022《医学实验室——质量和能力的要求》[1] 是医学实验室认可的国际标准。在中国，医学实验室对该标准的采用持续推进 [2]，由中国合格评定国家认可委员会（CNAS）主管，并配套发布了国内实施文本 CNAS-CL02:2023。这类标准只规定实验室“要达到什么”、不规定“怎么达到”，因此每家实验室都要自建一套质量管理体系（quality management system, QMS）文件，包含质量手册、程序文件与作业指导书。根据第一作者作为 ISO 15189 内审员的经验，三级甲等医院检验科的此类体系通常有 100–300 份受控文件，涉及结构组织、条款–文件映射、表单编号与职责分配；由内部质量小组撰写往往需时数月，再经多轮内审方可定稿。寻求 CNAS 认可的实验室通常会聘请外部技术专家或培训师协助。</w:t>
       </w:r>
     </w:p>
     <w:p>
@@ -278,7 +301,7 @@
           <w:b w:val="0"/>
           <w:sz w:val="22"/>
         </w:rPr>
-        <w:t>大语言模型（LLM）的发展为这一工作量的实质性自动化带来了可能。Claude Opus 4.6 与 GPT-5.4 等前沿模型在长文档生成、结构化输出与领域专业术语使用方面已显示出相应能力 [1, 2]，且 LLM 已被应用于科学研究 [8] 与医学问答 [9]。然而，何种 system prompt 设计能够生成合规且具备可操作性的 QMS 文件，尚未得到系统性研究。实践中已出现两种对立的做法：其一为全量上下文做法，将所有可能相关的材料——ISO 标准原文、CNAS 准则、既有文件库与 worked examples——一并载入 system prompt，常超过 50,000–100,000 tokens；其二为极简 prompt 做法，仅提供规则约束与章节骨架，依赖模型内化知识完成内容生成，prompt 长度被限制在数千 token 以内。支持任一做法的实证证据均有限，因为现有 LLM 行为与 prompting 综述 [4, 12] 多关注通用任务，并未系统比较 QMS 撰写这类专业监管文档场景。</w:t>
+        <w:t>大语言模型（LLM）有望大幅减少这部分工作量。Claude Opus 4.6、GPT-5.4 等前沿模型在长文档生成、结构化输出和专业术语使用上的能力不断提升 [3, 4]，也已被用于科学研究 [5]，并在医学问答基准 [6] 上接受评测。但要用什么样的 system prompt 才能生成既合规又可操作的 QMS 文件，目前尚未进行系统性研究。实践中有两种做法。一种是“全量上下文”：把所有可能相关的材料——ISO 与 CNAS 标准原文、实验室既有的 SOP 文件、worked examples——一次性放进 system prompt，长度常达 50,000–100,000 tokens；另一种是“极简 prompt”：只给规则和章节骨架，靠模型自身已有的知识补全内容，长度控制在数千 token 以内。但两种做法都缺乏充分的研究证据：现有关于 LLM 与 prompting 的综述 [7, 8] 主要面向通用任务，尚未专门针对 QMS 这类专业监管文档做比较。</w:t>
       </w:r>
     </w:p>
     <w:p>
@@ -293,7 +316,7 @@
           <w:b w:val="0"/>
           <w:sz w:val="22"/>
         </w:rPr>
-        <w:t>第二个、更根本的问题涉及评估方法学本身。LLM 生成的输出当前最常见的评估方式是 LLM-as-judge 范式，即由另一个 LLM 担任评分者 [5]。长文本生成评估 [10] 与大规模人类偏好基准 [11] 已成为该文献中两种主要的评估范式。已有工作记录到 LLM 评审倾向于呈现 self-preference bias，偏好同家族模型生成的输出 [6]。然而，该偏差是否以及如何在医学实验室 QMS 等专业监管领域中表现、以及它如何传播到配置比较结论中，尚未得到实证刻画。</w:t>
+        <w:t>第二个问题在于评估方法本身。现阶段评估 LLM 输出最常用的是 LLM-as-judge——让另一个 LLM 来打分 [9]；此外，针对长文本生成质量的评估方法 [10] 和靠大规模人工投票得出的偏好基准 [11] 也是两类主要做法。有研究发现，LLM 评判者会偏向同家族模型生成的输出（即 self-preference bias）[12]。但这种偏差在医学实验室 QMS 这种专业、受监管的场景下是否出现、如何出现，又会如何影响配置之间的比较，目前仍缺乏实证。</w:t>
       </w:r>
     </w:p>
     <w:p>
@@ -308,7 +331,22 @@
           <w:b w:val="0"/>
           <w:sz w:val="22"/>
         </w:rPr>
-        <w:t>为弥补上述空白，本研究生成了 486 份 QMS 文件、收集了 864 条 LLM 评审评分、并获得了 30 条盲法专家评分，以探究以下研究问题：(i) system prompt 配置中的哪些成分——规则、文档骨架、详细内容、worked examples——对 LLM 生成 QMS 文件的合规性贡献最大？(ii) 最精简的有效 token 预算是多少？(iii) 最优配置是否在生成模型之间（Claude Opus 4.6 与 GPT-5.4）一致？(iv) 在本研究领域 LLM 评审 self-preference bias 的量级如何？(v) 在结合自动评分、LLM 评审与专家评分的多层次评估框架下，哪种配置最稳健？</w:t>
+        <w:t>为填补这一空白，本研究生成了 486 份 QMS 文件、收集了 864 条 LLM 评判者评分，并取得 30 条专家盲评评分，围绕以下五个问题展开：(i) 规则、文档骨架、详细内容、worked examples 这四类 prompt 成分，哪一类对合规性贡献最大？(ii) 最少需要多少 token？(iii) 最优配置在 Claude Opus 4.6 与 GPT-5.4 之间是否一致？(iv) 在本领域，LLM 评判者的 self-preference bias 有多大？(v) 哪种配置在自动评分、LLM 评判者评分与专家评分这三层评估下表现稳定？</w:t>
+      </w:r>
+    </w:p>
+    <w:p>
+      <w:pPr>
+        <w:spacing w:before="80" w:after="80" w:lineRule="auto" w:line="360"/>
+        <w:ind w:firstLine="0"/>
+        <w:jc w:val="both"/>
+      </w:pPr>
+      <w:r>
+        <w:rPr>
+          <w:rFonts w:ascii="Times New Roman" w:hAnsi="Times New Roman" w:eastAsia="宋体"/>
+          <w:b w:val="0"/>
+          <w:sz w:val="22"/>
+        </w:rPr>
+        <w:t>本研究是将 LLM 作为一个辅助的起草工具以及快速内审的工具，具体的撰写、审核与批准还需要在专家监督下实施。ISO 15189:2022 要求此类文件须反映实验室自身经过确认的过程，并由有能力的人员批准；而起草本身正是人员形成并体现这种能力的一部分。LLM 可在数分钟内生成初稿，但初稿并非受控文件，它不承担任何责任，未与实验室实际的方法、仪器和工作流程相核对，也未经批准。它主要提供参考。本研究的发现进一步印证了这个事实：LLM 评判者与专家评分者有偏差，说明模型无法真正地产出合规性的文件，甚至有很多不需要的内容。因此，我们对每一条配置都建议在人工监督下完成。</w:t>
       </w:r>
     </w:p>
     <w:p>
@@ -351,7 +389,7 @@
           <w:b w:val="0"/>
           <w:sz w:val="22"/>
         </w:rPr>
-        <w:t>基于规则、文档骨架、详细内容、worked examples 四个 prompt 内容维度的系统替换，按各维度操作定义的水平变化（规则与文档骨架为三水平：缺失 / 部分 / 完整；详细内容与 worked examples 为二水平：缺失 / 存在），设计 9 组 prompt 配置（Figure 1）。两组极简配置作为基线：A_bare（0 tokens；无 system prompt）与 B_simple（~300 tokens；含语言、文件结构、标准引用、术语、表达风格与编号 6 条编号约束的简短任务指令——编码为规则维度的 partial 水平）。C_full（~56,000 tokens）代表全量上下文输入策略，由实验室简介与全部 SOP 串接组成单一上下文块；由于未单独提供独立的强制性规则块，C_full 同样编码为规则维度的 partial 水平。E_rules_v2（~1,200 tokens）仅含规则成分；F_template（~15,000 tokens）为无规则的完整文档模板；G_template_rules（~16,000 tokens）为规则与模板的组合；H2_keep_examples（~25,000 tokens）在 G_template_rules 基础上扩展 worked examples；H3_skeleton（~5,000 tokens）保留模块骨架但删除详细内容；H4_sop_only（~2,000 tokens）仅保留与请求任务最相关的单个 SOP 骨架。字母 D 在编号序列中被有意跳过：早期 D_rules 变体经专家验证发现术语错误后被弃用，由 E_rules_v2 替代；保留字母跳号以保持配置标识符的时间一致性。</w:t>
+        <w:t>我们设计了 9 组 system prompt 配置，每组放入的内容不同；这些内容可分为四类：规则、文档骨架、详细内容、worked examples。各组配置的内容构成与 token 体量详见 Figure 1。用于对比的两组配置之间只差一类内容，比较它们就能单独看出该类内容的作用（对比设计见 §2.4.2）。</w:t>
       </w:r>
     </w:p>
     <w:p>
@@ -366,7 +404,7 @@
           <w:b w:val="0"/>
           <w:sz w:val="22"/>
         </w:rPr>
-        <w:t>规则成分基于经过整理的 rules.md 文件（~1,200 tokens），并经领域专家校验精修。删除 3 条错误术语映射（仪器 → 设备；校准品 → 校准物；室间质评 → 能力验证），修正 3 条目标术语（标本 → 样品；检验项目 → 检测项目；线性范围 → 可报告范围）；箭头表示「非首选 → ISO 15189 首选」方向。最终规则集保留 10 条经验证的术语映射与 7 类被禁的模糊表述。文档骨架由自定义 *strip_to_skeleton* 算法从机构模板库中提取，保留章节标题、各章节首段说明与表单编号方案，删除条款原文摘录、详细表格内容、worked examples、step-by-step 程序与 fenced code blocks（markdown ... 构造，含流程图、JSON 片段或伪代码）。</w:t>
+        <w:t>编号中跳过了字母 D：早期的 D_rules 因术语错误被弃用、由 E_rules_v2 取代，跳号是为了保持标识一致。</w:t>
       </w:r>
     </w:p>
     <w:p>
@@ -381,7 +419,22 @@
           <w:b w:val="0"/>
           <w:sz w:val="22"/>
         </w:rPr>
-        <w:t>本研究所有报告的 token 数均使用 cl100k_base tokenizer（OpenAI tiktoken 库）计算；在中英混合医学文本上，该 tokenizer 与 Anthropic 原生 tokenizer 通常相差 ≤10%，作为可重复的近似估计。</w:t>
+        <w:t>规则成分是一份 rules.md（~1,200 tokens）。经领域专家校验，删除 3 条错误映射、修正 3 条术语后，最终保留 10 条术语映射（如把“标本”规范为“样品”、把“室间质评”规范为“能力验证”）与 7 类被禁的模糊表述。文档骨架由自定义脚本 *strip_to_skeleton* 从机构模板中提取，只保留章节标题、各节首段说明与表单编号，去掉条款原文、详细表格、worked examples、操作步骤和代码块。</w:t>
+      </w:r>
+    </w:p>
+    <w:p>
+      <w:pPr>
+        <w:spacing w:before="80" w:after="80" w:lineRule="auto" w:line="360"/>
+        <w:ind w:firstLine="0"/>
+        <w:jc w:val="both"/>
+      </w:pPr>
+      <w:r>
+        <w:rPr>
+          <w:rFonts w:ascii="Times New Roman" w:hAnsi="Times New Roman" w:eastAsia="宋体"/>
+          <w:b w:val="0"/>
+          <w:sz w:val="22"/>
+        </w:rPr>
+        <w:t>文中所有 token 数都用 OpenAI 公开的 cl100k_base（tiktoken）计算。Claude 自家的 tokenizer 不公开，但在中英混合文本上两者相差不到 10%；用公开工具，是为了任何人都能算出相同结果。</w:t>
       </w:r>
     </w:p>
     <w:p>
@@ -410,7 +463,37 @@
           <w:b w:val="0"/>
           <w:sz w:val="22"/>
         </w:rPr>
-        <w:t>主实验采用 Claude Opus 4.6（Anthropic，美国加州 San Francisco），通过 Claude Code Agent 接口（Anthropic 的命令行 agent 框架）以文本生成模式运行：sub-agent 仅返回文本回复，文件生成阶段未发生任何 agentic 工具调用（文件系统、网络访问、代码执行），但 Claude Code 框架自带的工具定义始终存在于 framework 级 system prompt 中（详见 §4.5 局限性 xiii）。模型测试跨越 9 组 prompt 配置、15 项 QMS 编写任务、每元胞 3 次独立重复，共生成 405 份文件。15 项任务按 CNAS 评审场景分层为三类，每类 5 项：A 类（文件编写，例如人员培训与能力评估控制程序）、B 类（体系运行，例如年度内审检查表）、C 类（审核模拟，例如内部质控程序文件审查报告）。完整任务列表与原始 prompt 已公开于 GitHub 仓库 task_messages/ 与 configs/ 目录。跨模型验证采用 GPT-5.4（OpenAI，美国加州 San Francisco），通过官方 openai Python SDK（v2.30.0）调用，base URL 配置为 AIHubMix 端点（https://aihubmix.com）；采用此路由是因研究期间作者所在地区无法直接访问 OpenAI API。（输出目录沿用早期脚本迭代时的 gpt4o_* 前缀命名，所有调用的实际运行 model 均为 GPT-5.4，由 SDK model 参数传入。）GPT-5.4 在相同 9 组配置下评估，每类各取一个代表性任务（A1、B1、C1，定义为各类按索引的第一个任务），3 次重复，共生成 81 份文件。两模型在每个实验元胞内接收完全相同的 system prompt 配置，但生成参数并不相同：Claude Opus 4.6 经 Claude Code Agent 运行，该框架不暴露 temperature 与 max_tokens，本研究未显式设定，其取值由框架决定；GPT-5.4 经 API 显式设定 temperature = 0.7、max_completion_tokens = 16,000。两者的采样均为非确定性；为捕捉由此引入的随机性方差，每元胞设 3 次独立重复。生成参数不一致对跨模型比较的影响详见 §4.5 局限性 xv。所有 API 调用执行于 2026 年 4 月 2 日至 4 月 14 日之间。</w:t>
+        <w:t>主实验采用 Claude Opus 4.6（Anthropic，美国加州 San Francisco），通过 Claude Code Agent（Anthropic 的命令行 agent 框架）以纯文本模式运行：生成阶段没有任何工具调用（文件系统、联网、执行代码），但框架自带的工具定义始终存在于 system prompt 中（见 §4.6 局限性 xiii）。在 9 组配置 × 15 项任务、每种组合重复 3 次下，共生成 405 份文件。15 项任务按 CNAS 评审场景分三类、每类 5 项：A 类文件编写（如人员培训与能力评估控制程序）、B 类体系运行（如年度内审检查表）、C 类审核模拟（如内部质控程序文件审查报告）。15 项任务的完整清单（任务名称、类别与对应的 ISO 15189:2022 条款）见 Supplementary Table S1，原始 prompt 见 GitHub 仓库的 task_messages/ 与 configs/。需要说明的是，这 15 项任务覆盖的是文件控制、内审与管理评审一类的体系文件；不含检验方法确认/验证报告、测量不确定度评定程序等技术类文件（见 §4.6 局限性 xviii）。</w:t>
+      </w:r>
+    </w:p>
+    <w:p>
+      <w:pPr>
+        <w:spacing w:before="80" w:after="80" w:lineRule="auto" w:line="360"/>
+        <w:ind w:firstLine="0"/>
+        <w:jc w:val="both"/>
+      </w:pPr>
+      <w:r>
+        <w:rPr>
+          <w:rFonts w:ascii="Times New Roman" w:hAnsi="Times New Roman" w:eastAsia="宋体"/>
+          <w:b w:val="0"/>
+          <w:sz w:val="22"/>
+        </w:rPr>
+        <w:t>跨模型验证采用 GPT-5.4（OpenAI，美国加州 San Francisco），经官方 openai Python SDK（v2.30.0）调用；因研究期间作者所在地区无法直接访问 OpenAI API，base URL 改指向 AIHubMix 端点（https://aihubmix.com）。为控制 API 成本，GPT-5.4 的生成只覆盖三个任务：在 A（文件编写）、B（体系运行）、C（审核模拟）三个类别里各取第一个任务，即 A1、B1、C1，从而覆盖全部三个类别；这三个任务并非随机抽取。GPT-5.4 在相同的 9 组配置下对每个任务重复 3 次，共生成 81 份文件。（仓库输出目录沿用旧脚本的 gpt4o_* 前缀，但实际模型均为 GPT-5.4。）</w:t>
+      </w:r>
+    </w:p>
+    <w:p>
+      <w:pPr>
+        <w:spacing w:before="80" w:after="80" w:lineRule="auto" w:line="360"/>
+        <w:ind w:firstLine="0"/>
+        <w:jc w:val="both"/>
+      </w:pPr>
+      <w:r>
+        <w:rPr>
+          <w:rFonts w:ascii="Times New Roman" w:hAnsi="Times New Roman" w:eastAsia="宋体"/>
+          <w:b w:val="0"/>
+          <w:sz w:val="22"/>
+        </w:rPr>
+        <w:t>在每一种组合下，两模型都接收完全相同的 system prompt，但两者的生成参数并不一致。Claude Opus 4.6 经 Claude Code Agent 运行，该框架不暴露 temperature 与 max_tokens，本研究未显式设定这两个参数，其取值由框架决定。GPT-5.4 经 API 调用，显式设定 temperature = 0.7、max_completion_tokens = 16,000。两种设置都会让同一 prompt 每次的输出不完全相同，为反映这种随机性，每种组合都重复跑了 3 次。生成参数不一致对跨模型比较的影响见 §4.6 局限性 (xvii)。所有 API 调用在 2026 年 4 月 2 日至 14 日之间完成。</w:t>
       </w:r>
     </w:p>
     <w:p>
@@ -439,7 +522,7 @@
           <w:b w:val="0"/>
           <w:sz w:val="22"/>
         </w:rPr>
-        <w:t>合规性通过互补的三层框架进行评估：基于规则的自动评分器（Tier 1）、双 LLM-as-judge 评审（Tier 2a 与 2b）、独立盲化专家评审（Tier 3）。三个层次的评分均使用统一的 0–5 整数尺度；Tier 1 采用为可由代码可靠检测的特征定制的算法量规，而 Tier 2 与 Tier 3 共用 Table 1 定义的描述性五维度量规。</w:t>
+        <w:t>我们用三层互补的框架评估合规性：基于规则的自动评分器（Tier 1）、两位 LLM 评判者（Tier 2a、2b）、以及独立的盲法专家评审（Tier 3）。三层都按 0–5 分评分。其中 Tier 1 由程序自动评分，只度量代码能客观检测的结构性特征；Tier 2 和 Tier 3 则用同一套评分量规，即 Table 1 列出的五个维度：条款满足度、可操作性、内部一致性、PDCA 闭环、专业深度。</w:t>
       </w:r>
     </w:p>
     <w:p>
@@ -453,7 +536,7 @@
           <w:b/>
           <w:sz w:val="22"/>
         </w:rPr>
-        <w:t>2.3.1 Tier 1 — 自动合规评分</w:t>
+        <w:t>2.3.1 Tier 1 — 结构性合规的自动评分</w:t>
       </w:r>
     </w:p>
     <w:p>
@@ -468,23 +551,7 @@
           <w:b w:val="0"/>
           <w:sz w:val="22"/>
         </w:rPr>
-        <w:t>Python 自动合规评分器（auto_scorer.py，已开源；详见 Data availability）对全部 486 份文件按</w:t>
-      </w:r>
-      <w:r>
-        <w:rPr>
-          <w:rFonts w:ascii="Times New Roman" w:hAnsi="Times New Roman" w:eastAsia="宋体"/>
-          <w:b/>
-          <w:sz w:val="22"/>
-        </w:rPr>
-        <w:t>三个主要维度</w:t>
-      </w:r>
-      <w:r>
-        <w:rPr>
-          <w:rFonts w:ascii="Times New Roman" w:hAnsi="Times New Roman" w:eastAsia="宋体"/>
-          <w:b w:val="0"/>
-          <w:sz w:val="22"/>
-        </w:rPr>
-        <w:t>评分，并合成为加权综合分。</w:t>
+        <w:t>自动评分器（auto_scorer.py，已开源）对全部 486 份文件按三个维度打分，再合成一个加权综合分。本层只度量结构性合规，即代码能客观检测的格式、条款引用与术语规范；它不评估内容的临床可操作性或逻辑一致性，这两者属于 Tier 2、Tier 3 的评判范围。</w:t>
       </w:r>
     </w:p>
     <w:p>
@@ -507,7 +574,7 @@
           <w:b w:val="0"/>
           <w:sz w:val="22"/>
         </w:rPr>
-        <w:t>：按任务类别匹配必需章节标题（A 类程序文件 8 段；B 类检查表/报告 6 段；C 类审查报告 7 段；接受常见同义变体），结合编号层级深度与空章节检测。缺失 ≥3 段记 1 分，缺失恰好 1 段记 3 分。</w:t>
+        <w:t>：检查文件是否含任务类别要求的必需章节、编号层级与非空内容；缺失越多，得分越低。</w:t>
       </w:r>
     </w:p>
     <w:p>
@@ -530,7 +597,7 @@
           <w:b w:val="0"/>
           <w:sz w:val="22"/>
         </w:rPr>
-        <w:t>：正则匹配 ISO 15189:2022 第 4–8 章条款号（如 5.4.1），用前后 40 字符上下文窗口过滤误匹配。引用 ≥10 个独立条款且至少 1 处引用 CNAS-CL02:2023 记 5 分；无标准引用记 1 分。</w:t>
+        <w:t>：用正则匹配 ISO 15189:2022（第 4–8 章）与 CNAS-CL02:2023 的条款号，统计引用到的独立条款数；引用越全，得分越高。这项指标只看文件引用了多少条款，不看这些条款有没有真正落实。一份文件只写“应按 7.3.1 实施室内质控”、却不给出具体质控方案，同样算作已覆盖。这一点由 Tier 2 和 Tier 3 补上：Table 1 的“条款满足度”维度，把“大量条款仅引用未落实”直接判为 1 分。因此，Tier 1 的条款覆盖分高，并不代表文件可以拿去申请认可。</w:t>
       </w:r>
     </w:p>
     <w:p>
@@ -553,7 +620,7 @@
           <w:b w:val="0"/>
           <w:sz w:val="22"/>
         </w:rPr>
-        <w:t>：本维度内部聚合两类互补检查。(i) *术语映射*：基于 ISO 15189:2022 / CNAS-CL02:2023 校验的 14 条术语对照表（如"分析前过程"→"检验前过程"、"标本"→"样品"、"不确定度"→"测量不确定度"），并配合上下文排除规则避免合理用法误判（例如"测量不确定度"中的"不确定度"不计违规）。(ii) *模糊表述检测*：检测低质量 QMS 文稿中常见的模糊词，如"及时"、"相关人员"、"定期"，经复合词白名单与后续 30 字符内频率量化（如出现"每周"、"每年"则不计）双重过滤。</w:t>
+        <w:t>：分两项检查。①术语映射：对照一份经 ISO 15189/CNAS 校验的术语表（如把“标本”规范为“样品”、把“不确定度”规范为“测量不确定度”），找出非首选用语；②模糊表述：检出“及时”“相关人员”“定期”等无法执行的模糊词。两项都带上下文排除规则以免误判。</w:t>
       </w:r>
     </w:p>
     <w:p>
@@ -576,23 +643,7 @@
           <w:b w:val="0"/>
           <w:sz w:val="22"/>
         </w:rPr>
-        <w:t>：三个测量维度按 auto_scorer.py 中 WEIGHTS 字典定义的权重合成为加权综合分（auto_weighted）：格式 = 0.18、条款覆盖 = 0.22、术语 = 0.13——这是该字典所列七个权重项中已实现的三项。字典中其余四项（逻辑一致性 = 0.18、可操作性 = 0.10、安全合规性 = 0.09、人工修改量 = 0.10；合计 0.47）为早期 7 维评分方案的残留条目，已被 §2.3 所述三级评估框架取代；这四项</w:t>
-      </w:r>
-      <w:r>
-        <w:rPr>
-          <w:rFonts w:ascii="Times New Roman" w:hAnsi="Times New Roman" w:eastAsia="宋体"/>
-          <w:b/>
-          <w:sz w:val="22"/>
-        </w:rPr>
-        <w:t>未纳入 auto_weighted 计算</w:t>
-      </w:r>
-      <w:r>
-        <w:rPr>
-          <w:rFonts w:ascii="Times New Roman" w:hAnsi="Times New Roman" w:eastAsia="宋体"/>
-          <w:b w:val="0"/>
-          <w:sz w:val="22"/>
-        </w:rPr>
-        <w:t>，因此不参与 Tier 1 排序。三个已实现权重合计为 0.53，故 auto_weighted 在 0–5 评分尺度下的理论范围为 [0, 2.65]。此非单位权重总和仅为评分尺度的表面特征：将每个权重乘以 1/0.53 以归一化至单位和（格式、条款覆盖、术语分别约为 0.34、0.42、0.25），仅是 auto_weighted 的正线性变换，因此既保留各配置组的均值排序，亦保留 §3.1 用于构建综合排序的 min-max 归一化结果（Spearman ρ = 1.00，由变换形式必然成立）。§3 报告的所有 Tier 1 排序对采用原始权重抑或归一化后的单位和权重均完全一致。</w:t>
+        <w:t>：把这三个维度按权重（格式 0.18、条款覆盖 0.22、术语 0.13）合成一个总分（auto_weighted），§3 的 Tier 1 排序据此得出。（代码 auto_scorer.py 的权重表里还保留着 4 个旧设计项目，本研究未启用。）</w:t>
       </w:r>
     </w:p>
     <w:p>
@@ -621,7 +672,7 @@
           <w:b w:val="0"/>
           <w:sz w:val="22"/>
         </w:rPr>
-        <w:t>两位 LLM 评审员部署于 2 × 2 对称跨模型设计——Claude-生成 × Claude-judge、Claude-生成 × GPT-judge、GPT-生成 × Claude-judge、GPT-生成 × GPT-judge——以正交分解自评偏差。</w:t>
+        <w:t>两位评判者（Claude、GPT）各自给两个模型（Claude、GPT）生成的文件打分，构成 2×2 的交叉设计；这样可以把“评判者偏袒自家模型”的自我偏好从真实质量差异中分离出来。</w:t>
       </w:r>
     </w:p>
     <w:p>
@@ -636,7 +687,7 @@
           <w:b/>
           <w:sz w:val="22"/>
         </w:rPr>
-        <w:t>Tier 2a（Claude-as-judge）</w:t>
+        <w:t>Tier 2a（Claude 评判者）</w:t>
       </w:r>
       <w:r>
         <w:rPr>
@@ -644,7 +695,7 @@
           <w:b w:val="0"/>
           <w:sz w:val="22"/>
         </w:rPr>
-        <w:t>：Claude Opus 4.6 以"CNAS 主任评审员"角色 prompt（即 gpt_cnas_judge.py 中定义的 JUDGE_PROMPT_TEMPLATE，与 Tier 2b 完全一致）对每份文件按五维度量规（Table 1）以 0–5 分评分。评判经 Claude Code 的 Agent 子代理运行，未显式设定 temperature 与 max_tokens；每份文件得到 1 次评分。共生成 378 条 Claude-judge 评分，分布如下：270 条覆盖 6 个核心配置（A_bare、B_simple、C_full、E_rules_v2、F_template、G_template_rules）× 15 任务 × 3 重复的 Claude-生成文件（每篇 raw JSON 完整公开）；81 条覆盖全部 9 配置 × A1/B1/C1 × 3 重复的 GPT-生成文件（仅以聚合均值归档，详见 §4.5 局限性 x）；27 条覆盖 H 组配置（H2_keep_examples、H3_skeleton、H4_sop_only）× A1/B1/C1 × 3 重复的 Claude-生成文件（同样仅以聚合均值归档）。</w:t>
+        <w:t>：Claude Opus 4.6 扮演"CNAS 主任评审员"，按 Table 1 的五个维度给每份文件打 0–5 分，每份打一次；评判经 Claude Code 的 Agent 子代理运行，未显式设定 temperature 与 max_tokens，prompt 与 Tier 2b 相同。共得 378 条评分，占 486 份文件的 77.8%；其余 108 份（22.2%）未由 Claude 评判者评分。原始数据保留情况见 §4.6 局限性 x。</w:t>
       </w:r>
     </w:p>
     <w:p>
@@ -659,7 +710,7 @@
           <w:b/>
           <w:sz w:val="22"/>
         </w:rPr>
-        <w:t>Tier 2b（GPT-as-judge）</w:t>
+        <w:t>Tier 2b（GPT 评判者）</w:t>
       </w:r>
       <w:r>
         <w:rPr>
@@ -667,7 +718,7 @@
           <w:b w:val="0"/>
           <w:sz w:val="22"/>
         </w:rPr>
-        <w:t>：GPT-5.4，按 §2.2 所述通过 AIHubMix 端点接入，使用与 Tier 2a 相同的 prompt、量规与 0–5 分评分尺度；其评判参数为 temperature = 0、max_completion_tokens = 2,000，与 Tier 2a 并不相同（详见 §4.5 局限性 xv）。全部 486 份生成文件均被评分（405 Claude-生成 + 81 GPT-生成），每份 1 次评分；per-paper raw JSON 完整保留并公开。已验证 max_tokens 上限未导致评审输出截断：486 份 GPT-judge per-paper JSON 全部成功解析（0 解析错误），且两位评审员的 per-dimension reason 字段最长为 43 字符，仍处于 prompt 所设的40 字软上限内，远低于 2,000 token 的输出预算。</w:t>
+        <w:t>：GPT-5.4（经 §2.2 所述的 AIHubMix 接入）用与 Tier 2a 相同的 prompt、评分量规与 0–5 分尺度，对全部 486 份文件各打一次分（405 份 Claude 生成 + 81 份 GPT 生成），每份的原始 JSON 均已公开。其评判参数为 temperature = 0、max_completion_tokens = 2,000，与 Tier 2a 并不相同（见 §4.6 局限性 xvii）。我们也核对过输出未被 max_tokens 截断（486 份 JSON 全部正常解析）。</w:t>
       </w:r>
     </w:p>
     <w:p>
@@ -682,7 +733,7 @@
           <w:b w:val="0"/>
           <w:sz w:val="22"/>
         </w:rPr>
-        <w:t>合计 Tier 2a 与 2b 共得 864 条 LLM 评审评分（378 条 Claude-judge + 486 条 GPT-judge）。非对称的评分数反映 Claude 评审未覆盖 H 组完整 15 任务子集及完整 GPT-生成集（详见 §4.5 局限性 x）；关键的是，所有 4 个 2 × 2 象限均有评分填充（部分仅以聚合均值形式，详见 §4.5 局限性 x），保证自评偏差分解可在 cell 均值层面进行。</w:t>
+        <w:t>两位评判者合计 864 条评分（Claude 378 + GPT 486）。两边数目不等，是因为 Claude 评判者未覆盖全部文件（详见 §4.6 局限性 x）；但 2×2 的四个象限都有数据，因此仍能做自我偏好分解。</w:t>
       </w:r>
     </w:p>
     <w:p>
@@ -705,7 +756,7 @@
           <w:b w:val="0"/>
           <w:sz w:val="22"/>
         </w:rPr>
-        <w:t>：每个维度按 0–5 整数评分：5 = 完全符合（Table 1 的 5 分锚点）；4 = 基本符合（介于 5 分与 3 分锚点之间，仅有少量瑕疵）；3 = 部分符合（3 分锚点）；2 = 明显不符（介于 3 分与 1 分锚点之间）；1 = 严重不符（1 分锚点）；0 = 维度不可评估——文件实质性缺失或非实质性输出（例如模型仅返回计划性问询而未生成所需文件）。下表 5/3/1 分锚点描述以完全相同的措辞同时提供给所有评审员（LLM 与人类专家）；中间分数（2、4）由评分员在两个相邻锚点之间判定。</w:t>
+        <w:t>：每个维度按 0–5 整数打分。Table 1 给出了 5 分、3 分、1 分的明确标准（分别对应完全符合、部分符合、严重不符）；中间的 4、2 分由评分者在相邻两档之间判断；0 分表示该维度无法评估（文件实质性缺失，或模型只返回问询而未生成文件）。这些标准对所有评判者与专家完全一致。</w:t>
       </w:r>
     </w:p>
     <w:p>
@@ -728,7 +779,7 @@
           <w:b w:val="0"/>
           <w:sz w:val="22"/>
         </w:rPr>
-        <w:t xml:space="preserve"> Tier 2a/2b 与 Tier 3 共用的五维度描述性量规。</w:t>
+        <w:t xml:space="preserve"> Tier 2a/2b 与 Tier 3 共用的五维度评分量规。</w:t>
       </w:r>
     </w:p>
     <w:tbl>
@@ -793,7 +844,7 @@
                 <w:b/>
                 <w:sz w:val="20"/>
               </w:rPr>
-              <w:t>5 分锚点</w:t>
+              <w:t>5 分标准</w:t>
             </w:r>
           </w:p>
         </w:tc>
@@ -819,7 +870,7 @@
                 <w:b/>
                 <w:sz w:val="20"/>
               </w:rPr>
-              <w:t>3 分锚点</w:t>
+              <w:t>3 分标准</w:t>
             </w:r>
           </w:p>
         </w:tc>
@@ -845,7 +896,7 @@
                 <w:b/>
                 <w:sz w:val="20"/>
               </w:rPr>
-              <w:t>1 分锚点</w:t>
+              <w:t>1 分标准</w:t>
             </w:r>
           </w:p>
         </w:tc>
@@ -1408,7 +1459,7 @@
           <w:b w:val="0"/>
           <w:sz w:val="22"/>
         </w:rPr>
-        <w:t>3 位 ISO 15189 资格内审员对 10 份盲化、分层随机抽样的文件进行独立评分，采用与 LLM 评审员完全相同的五维度量规（Table 1）。Rater 1 为第一作者，本身为合格 ISO 15189 内审员；Rater 2 与 Rater 3 为同单位合格 ISO 15189 内审员。为最小化自我影响，Rater 1 在完成评分前未查看任何 Tier 1 或 Tier 2 评分输出；Rater 1 仅在三位评分员的评分表全部提交后方查阅抽样文件的 Tier 1/2 输出。三位评分员独立评分且互不交流；Rater 2 与 Rater 3 在不知晓 Rater 1 评分的情况下完成评分，三组评分仅在所有提交完成后才合并。Rater 2 与 Rater 3 在评分前已获得书面知情同意。评分过程中，专家可自由查阅 ISO 15189:2022 与 CNAS-CL02:2023 的完整正文及附录。</w:t>
+        <w:t>3 位 ISO 15189 合格内审员对 10 份盲化、分层随机抽样的文件独立评分，标准与 LLM 评判者完全相同（Table 1 的五个维度）。Rater 1 是第一作者，Rater 2、Rater 3 来自同单位。三人独立打分、互不交流，都在不知道彼此分数的前提下完成；为避免自我影响，Rater 1 直到三人评分表全部提交后，才查看 Tier 1/2 的打分。Rater 2、Rater 3 事前签署了书面知情同意。评分时，专家可自由查阅 ISO 15189:2022 与 CNAS-CL02:2023 的全文及附录。</w:t>
       </w:r>
     </w:p>
     <w:p>
@@ -1431,7 +1482,7 @@
           <w:b w:val="0"/>
           <w:sz w:val="22"/>
         </w:rPr>
-        <w:t>：从 486 份文件池中以分层随机抽样方式抽取 10 份，采用固定 Python 随机种子（seed = 42），按 7 个配置 × A 类程序文件任务（A1、A2、A3）分层——构成 21 层抽样框。本层抽样所选用的 7 个配置（A_bare、C_full、E_rules_v2、F_template、G_template_rules、H2_keep_examples、H4_sop_only）与 Tier 2a（§2.3.2）的"6 核心配置"集合不同：B_simple 在专家样本中作为冗余的低质量基线（与 A_bare 重复）被排除，H3_skeleton 因在每层样本规模下与 H4_sop_only 高度重复而被排除，H2_keep_examples 与 H4_sop_only 则作为 H 系列的两个端点被纳入。抽样规模选 10 是为平衡专家工作量与分层覆盖；最终样本未覆盖全部 21 层（每个被抽中的层取 1–2 份）。选择 A 类是因为其在 CNAS 评审中是最稳定且最具评审相关性的文件类型；跨类别的可推广性已在 §4.5 中作为局限性予以说明。</w:t>
+        <w:t>：用固定随机种子（seed = 42）从 486 份文件里分层随机抽 10 份；分层按 7 个配置 × A 类的 3 个任务（A1、A2、A3）划分，每层抽 1–2 份。只评 A 类，是因为它在 CNAS 评审里最稳定、最有代表性（能否推广到其他类别见 §4.6）。专家评的这 7 个配置与 Tier 2a 评分的 6 个略有出入（具体是哪 7 个见 §3.5）。</w:t>
       </w:r>
     </w:p>
     <w:p>
@@ -1446,7 +1497,7 @@
           <w:b/>
           <w:sz w:val="22"/>
         </w:rPr>
-        <w:t>评分员利益冲突声明</w:t>
+        <w:t>评分员利益冲突</w:t>
       </w:r>
       <w:r>
         <w:rPr>
@@ -1454,7 +1505,7 @@
           <w:b w:val="0"/>
           <w:sz w:val="22"/>
         </w:rPr>
-        <w:t>：3 位评分员均与 Anthropic、OpenAI 及其他 LLM 提供商无商业、科研或咨询关系；本研究亦未接受上述机构的资金或实物资助。</w:t>
+        <w:t>：3 位评分员与 Anthropic、OpenAI 及其他 LLM 提供商均无商业、科研或咨询关系；本研究也未接受这些机构的资金或实物资助。</w:t>
       </w:r>
     </w:p>
     <w:p>
@@ -1477,7 +1528,7 @@
           <w:b w:val="0"/>
           <w:sz w:val="22"/>
         </w:rPr>
-        <w:t>：本研究未开展正式的评分前校准会议；3 位评分员仅依据公布的五维度量规（Table 1）与 ISO 15189:2022 / CNAS-CL02:2023 标准独立评分。校准缺失作为方法学局限已在 §4.5 (xii) 中说明。</w:t>
+        <w:t>：本研究未开展正式的评分前校准会议；3 位评分员仅依据公布的评分量规（Table 1）与 ISO 15189:2022 / CNAS-CL02:2023 标准独立打分。校准缺失这一局限已在 §4.6 (xii) 说明。</w:t>
       </w:r>
     </w:p>
     <w:p>
@@ -1500,67 +1551,7 @@
           <w:b w:val="0"/>
           <w:sz w:val="22"/>
         </w:rPr>
-        <w:t>：盲法按 4 层实施（脚本 prepare_blind_review.py，已开源）：</w:t>
-      </w:r>
-    </w:p>
-    <w:p>
-      <w:pPr>
-        <w:spacing w:before="80" w:after="80" w:lineRule="auto" w:line="360"/>
-        <w:ind w:firstLine="0"/>
-        <w:jc w:val="both"/>
-      </w:pPr>
-      <w:r>
-        <w:rPr>
-          <w:rFonts w:ascii="Times New Roman" w:hAnsi="Times New Roman" w:eastAsia="宋体"/>
-          <w:b w:val="0"/>
-          <w:sz w:val="22"/>
-        </w:rPr>
-        <w:t>(i) *文件重命名*：每份抽样文件从原路径 outputs/{group}/{group}-{task}-{rep}.md 复制到扁平化匿名序列 paper_01.md … paper_10.md，文件名与目录结构均去除组名与重复编号。</w:t>
-      </w:r>
-    </w:p>
-    <w:p>
-      <w:pPr>
-        <w:spacing w:before="80" w:after="80" w:lineRule="auto" w:line="360"/>
-        <w:ind w:firstLine="0"/>
-        <w:jc w:val="both"/>
-      </w:pPr>
-      <w:r>
-        <w:rPr>
-          <w:rFonts w:ascii="Times New Roman" w:hAnsi="Times New Roman" w:eastAsia="宋体"/>
-          <w:b w:val="0"/>
-          <w:sz w:val="22"/>
-        </w:rPr>
-        <w:t>(ii) *正文去标识自检*：自动文本扫描确认 10 份盲化文件正文中无任何模型标识（"Claude"、"GPT"、"Opus"）或配置组关键词（"H4"、"C_full"、"G_template"、"F_template"、"H2_keep"、"E_rules_v2"、"A_bare"、"H3_skeleton"），保证模型与配置来源无法从正文推断。</w:t>
-      </w:r>
-    </w:p>
-    <w:p>
-      <w:pPr>
-        <w:spacing w:before="80" w:after="80" w:lineRule="auto" w:line="360"/>
-        <w:ind w:firstLine="0"/>
-        <w:jc w:val="both"/>
-      </w:pPr>
-      <w:r>
-        <w:rPr>
-          <w:rFonts w:ascii="Times New Roman" w:hAnsi="Times New Roman" w:eastAsia="宋体"/>
-          <w:b w:val="0"/>
-          <w:sz w:val="22"/>
-        </w:rPr>
-        <w:t>(iii) *顺序随机化*：原（group, task, rep）三元组到 paper_01–paper_10 的分配采用固定 Python 随机种子（seed = 42）打乱；三位专家看到的呈现顺序完全相同。评分表中仅披露任务类别（如"人员培训与能力评估控制程序"），因其为文件内容固有属性且评分所需；底层配置组仍被隐藏。</w:t>
-      </w:r>
-    </w:p>
-    <w:p>
-      <w:pPr>
-        <w:spacing w:before="80" w:after="80" w:lineRule="auto" w:line="360"/>
-        <w:ind w:firstLine="0"/>
-        <w:jc w:val="both"/>
-      </w:pPr>
-      <w:r>
-        <w:rPr>
-          <w:rFonts w:ascii="Times New Roman" w:hAnsi="Times New Roman" w:eastAsia="宋体"/>
-          <w:b w:val="0"/>
-          <w:sz w:val="22"/>
-        </w:rPr>
-        <w:t>(iv) *key 隔离*：（paper_id → group, task, replicate）映射文件 blind_review/key.json 在评分前封存，三位专家评分表全部提交后方开启。</w:t>
+        <w:t>：用开源脚本 prepare_blind_review.py 把 10 份文件盲化：重命名为匿名编号，删除并核对正文里所有模型名和配置标识，再随机打乱顺序（三位专家看到的顺序一致，只显示任务类别）。文档与配置的对照表在三人评分全部交齐后才解封。</w:t>
       </w:r>
     </w:p>
     <w:p>
@@ -1603,7 +1594,7 @@
           <w:b w:val="0"/>
           <w:sz w:val="22"/>
         </w:rPr>
-        <w:t>组间成对比较采用双侧 Mann–Whitney U 检验（scipy.stats.mannwhitneyu，scipy v1.10.1），针对 per-document GPT 评审评分，每个配置贡献 n = 45 条评分（15 任务 × 3 重复）。四成分消融的多重比较校正采用 Benjamini–Hochberg 错误发现率（FDR）方法（statsmodels.stats.multitest.multipletests（statsmodels v0.14.6），method = fdr_bh，α = 0.05）。选用 FDR 而非 Bonferroni 校正，是因为四个预设对比之间存在配置重叠（例如 G_template_rules 同时出现于 *detailed content* 与 *worked examples* 两个对比），统计上并不独立；在此类结构化测试中，Benjamini–Hochberg 方法在严格控制错误发现期望比例的同时提供更高的统计功效。每个 Δ 效应估计的 95% bootstrap 置信区间采用非参数 percentile 方法计算：固定种子 42，对每组独立有放回重采样（numpy random.choice）共 B = 10,000 次，区间下/上限取重采样 Δ 分布的 2.5th/97.5th 百分位；bootstrap 参考实现见已发布代码仓库的 bootstrap_ci.py。</w:t>
+        <w:t>组间成对比较用双侧 Mann–Whitney U 检验，数据为 GPT 评判者对每份文件的评分（每个配置 n = 45，即 15 任务 × 3 重复）。四个成分对比之间存在配置重叠、并不独立（例如 G_template_rules 同时出现在 *detailed content* 与 *worked examples* 两个对比里），因此多重比较用 Benjamini–Hochberg FDR 校正（α = 0.05）而非更保守的 Bonferroni，以在控制错误发现率的同时保留更高功效。每个效应量 Δ 的 95% 置信区间用 bootstrap 计算（非参数 percentile 法，固定随机种子，重采样 B = 10,000 次）。具体软件版本与脚本见代码仓库。</w:t>
       </w:r>
     </w:p>
     <w:p>
@@ -1632,7 +1623,7 @@
           <w:b w:val="0"/>
           <w:sz w:val="22"/>
         </w:rPr>
-        <w:t>4 个配置成分效应通过靶向成对对比定义，每个对比设计为隔离一个维度，同时尽量保持其他三个维度恒定：</w:t>
+        <w:t>我们用 4 对配置分别衡量这 4 类内容的作用，每一对主要差一种内容、其余尽量相同：</w:t>
       </w:r>
     </w:p>
     <w:p>
@@ -1703,7 +1694,7 @@
           <w:b w:val="0"/>
           <w:sz w:val="22"/>
         </w:rPr>
-        <w:t>每个对比的效应量 Δ 定义为简单算术均值差，Δ = mean(组 B) − mean(组 A)，其中各组均值为该配置下 45 条 per-document GPT 评审评分的非加权算术平均。未加入任何协变量、随机效应、加权或收缩。同一份每组 45 个样本同时作为对应 Mann–Whitney U 检验的输入。本研究未采用 L9 正交表分解、最小二乘均值（least-squares means）或混合效应模型，因为靶向对比方案对所关注的替换型对比给出更透明、更可直接解读的估计。</w:t>
+        <w:t>某类内容的作用（记为 Δ）就是这一对里两个配置的平均分之差；Δ 以 0–5 分的原始量纲表示，未做标准化，其 95% CI 由 bootstrap 得出（Table 3）。我们特意用这种最直接的对比、而不是更复杂的统计模型，因为它最直观、最好解读。</w:t>
       </w:r>
     </w:p>
     <w:p>
@@ -1732,7 +1723,7 @@
           <w:b w:val="0"/>
           <w:sz w:val="22"/>
         </w:rPr>
-        <w:t>评分者间一致性采用三类互补指标进行评估，全部完整报告，因其各自捕捉一致性的不同侧面：Pearson 相关系数捕捉线性关联同时容许评分者间系统性偏移；Spearman 相关系数捕捉排序一致性而不假设线性；组内相关系数（ICC）按 Shrout 与 Fleiss [13] 的标准框架定量信度。所采用的 4 种 ICC 变体如下：</w:t>
+        <w:t>评分者间一致性用 3 个互补指标一起报告：Pearson 相关系数（看线性关联，但容许评分者之间的系统偏移）、Spearman 相关系数（看排序一致性、不要求线性）、以及组内相关系数（ICC，按 Shrout 与 Fleiss [13] 的框架）。所用的 4 种 ICC 变体如下：</w:t>
       </w:r>
     </w:p>
     <w:p>
@@ -1754,7 +1745,7 @@
           <w:b w:val="0"/>
           <w:sz w:val="22"/>
         </w:rPr>
-        <w:t xml:space="preserve"> — 单评分者绝对一致性，双向随机效应；</w:t>
+        <w:t>：单评分者绝对一致性，双向随机效应；</w:t>
       </w:r>
     </w:p>
     <w:p>
@@ -1776,7 +1767,7 @@
           <w:b w:val="0"/>
           <w:sz w:val="22"/>
         </w:rPr>
-        <w:t xml:space="preserve"> — 单评分者排序一致性，双向混合效应；</w:t>
+        <w:t>：单评分者排序一致性，双向混合效应；</w:t>
       </w:r>
     </w:p>
     <w:p>
@@ -1798,7 +1789,7 @@
           <w:b w:val="0"/>
           <w:sz w:val="22"/>
         </w:rPr>
-        <w:t xml:space="preserve"> — k 评分者平均绝对一致性；</w:t>
+        <w:t>：k 评分者平均绝对一致性；</w:t>
       </w:r>
     </w:p>
     <w:p>
@@ -1820,7 +1811,7 @@
           <w:b w:val="0"/>
           <w:sz w:val="22"/>
         </w:rPr>
-        <w:t xml:space="preserve"> — k 评分者平均排序一致性。</w:t>
+        <w:t>：k 评分者平均排序一致性。</w:t>
       </w:r>
     </w:p>
     <w:p>
@@ -1835,7 +1826,7 @@
           <w:b w:val="0"/>
           <w:sz w:val="22"/>
         </w:rPr>
-        <w:t>单评分者变体 ICC(2,1) 与 ICC(3,1) 用于两两比较（如专家均值 vs 各 LLM 评审，及专家组内两两比较）；k 评分者均值变体 ICC(2,k) 与 ICC(3,k)（k = 3）用于评估三专家组的整体信度。所有 ICC 计算采用 pingouin Python 库（v0.6.1）。</w:t>
+        <w:t>两两比较（如专家均值 vs 各 LLM 评判者、专家彼此之间）用单评分者的 ICC(2,1) 与 ICC(3,1)；评估三人专家组的整体信度时用平均型 ICC(2,k) 与 ICC(3,k)（k=3）。这样选择的原因是：评估专家组信度时，我们关心的是三人平均分是否可靠，所以用平均型；比较评判者与专家时，我们关心的是单个评判者能否复现专家的排序，所以用单评分者的排序型 ICC(3,1)。排序型容许两者的分数存在整体偏移，而这种偏移——LLM 评判者的系统性高估——已在 §3.5 单独报告，不会因此被掩盖。所有 ICC 用 Python 库 pingouin 计算。</w:t>
       </w:r>
     </w:p>
     <w:p>
@@ -1864,7 +1855,7 @@
           <w:b w:val="0"/>
           <w:sz w:val="22"/>
         </w:rPr>
-        <w:t>对于每个作为评审员的模型 M ∈ {Claude Opus 4.6, GPT-5.4}，自评偏差按 Panickssery 等 [6] 的经典定义计算——同一评审员、不同生成者：</w:t>
+        <w:t>对每个作为评判者的模型 M（Claude 或 GPT），自评偏差按 Panickssery 等 [12] 的经典定义计算：同一评判者分别给自家模型和另一个模型生成的文件打分。</w:t>
       </w:r>
     </w:p>
     <w:p>
@@ -1894,7 +1885,7 @@
           <w:b w:val="0"/>
           <w:sz w:val="22"/>
         </w:rPr>
-        <w:t>其中 M′ 为另一模型。正值表示评审员 M 对自家模型族生成的输出评分高于对手生成者；负值反之。作为敏感性检验，我们另以替代的跨评审公式（同一生成者、不同评审员：bias_M = mean(judge = M, generator = M) − mean(judge = M′, generator = M)）重新计算，得到 Claude +0.464、GPT −0.472，与 §3.4 报告的经典值（+0.294 与 −0.301）方向一致。</w:t>
+        <w:t>其中 M′ 为另一模型。正值代表评判者 M 给自家文件打的分更高，负值则反之。作为敏感性检验，我们用另一种公式重算（同一生成者、不同评判者），得到 Claude +0.464、GPT −0.472，与 §3.4 报告的经典值（+0.294 与 −0.301）方向一致。</w:t>
       </w:r>
     </w:p>
     <w:p>
@@ -1923,39 +1914,7 @@
           <w:b w:val="0"/>
           <w:sz w:val="22"/>
         </w:rPr>
-        <w:t>本研究的 9 个评估配置并非 Taguchi L9 正交表，而是 4 维配置空间（规则 / 文档骨架 / 详细内容 / 示例）的结构化子集；各维度按其操作定义所相关的水平变化：</w:t>
-      </w:r>
-      <w:r>
-        <w:rPr>
-          <w:rFonts w:ascii="Times New Roman" w:hAnsi="Times New Roman" w:eastAsia="宋体"/>
-          <w:b/>
-          <w:sz w:val="22"/>
-        </w:rPr>
-        <w:t>规则与文档骨架为三水平（缺失 / 部分 / 完整）</w:t>
-      </w:r>
-      <w:r>
-        <w:rPr>
-          <w:rFonts w:ascii="Times New Roman" w:hAnsi="Times New Roman" w:eastAsia="宋体"/>
-          <w:b w:val="0"/>
-          <w:sz w:val="22"/>
-        </w:rPr>
-        <w:t>，</w:t>
-      </w:r>
-      <w:r>
-        <w:rPr>
-          <w:rFonts w:ascii="Times New Roman" w:hAnsi="Times New Roman" w:eastAsia="宋体"/>
-          <w:b/>
-          <w:sz w:val="22"/>
-        </w:rPr>
-        <w:t>详细内容与示例为二水平（缺失 / 存在）</w:t>
-      </w:r>
-      <w:r>
-        <w:rPr>
-          <w:rFonts w:ascii="Times New Roman" w:hAnsi="Times New Roman" w:eastAsia="宋体"/>
-          <w:b w:val="0"/>
-          <w:sz w:val="22"/>
-        </w:rPr>
-        <w:t>。配置选取目的是通过 §2.4.2 列出的靶向成对对比隔离每个维度的影响，而非满足 L9 设计的正交平衡要求。因此 Δ 效应估计仅对应 §2.4.2 中列出的特定配置对，未对完整因子设计参考做加权重映射。</w:t>
+        <w:t>我们的 9 个配置并非 Taguchi L9 正交表，而是 4 维配置空间的一个结构化子集：规则和文档骨架各有三档（缺失/部分/完整），详细内容和示例各有两档（缺失/存在）。配置的选取目的是用 §2.4.2 的成对对比直接分离每个维度的影响，不依赖正交表的因子平衡设计；因此 Δ 仅对应 §2.4.2 列出的特定配置对。</w:t>
       </w:r>
     </w:p>
     <w:p>
@@ -1983,7 +1942,7 @@
           <w:b/>
           <w:sz w:val="24"/>
         </w:rPr>
-        <w:t>3.1 配置在自动评分与 LLM 评审下的综合排名</w:t>
+        <w:t>3.1 配置在自动评分与 LLM 评判者下的综合排名</w:t>
       </w:r>
     </w:p>
     <w:p>
@@ -1998,7 +1957,859 @@
           <w:b w:val="0"/>
           <w:sz w:val="22"/>
         </w:rPr>
-        <w:t>在 Claude Opus 4.6 生成的 405 份文件中，9 个配置按综合分排名，该综合分由 Tier 1 自动评分均值与 Tier 2 LLM 评审均值（跨 Claude、GPT 两位判官取均值）合成：每项分别在 9 组上做 min-max 归一化至 [0, 1]，再以等权平均。从高到低，排名结果为：H4_sop_only（~2,000 tokens；0.994）、H3_skeleton（~5,000 tokens；0.869）、G_template_rules（~16,000 tokens；0.851）、H2_keep_examples（~25,000 tokens；0.759）、E_rules_v2（~1,200 tokens；0.729）、C_full（~56,000 tokens；0.493）、F_template（~15,000 tokens；0.345）、B_simple（~300 tokens；0.227）、A_bare（0 tokens；0.000）。H4_sop_only 仅以 ~2,000 tokens 获得最高综合分——远低于模板锚定配置（G_template_rules ~16,000；H2_keep_examples ~25,000）与全量 C_full（~56,000）；但如 §3.5 所示，该结论在专家层未能保持。</w:t>
+        <w:t>我们对 Claude Opus 4.6 生成的 405 份文件进行综合排名：综合分由 Tier 1 自动评分与 Tier 2 LLM 评判者评分（两位评判者取均值）合成，两项均在 9 组上做 min-max 归一化到 [0, 1]，再等权平均（Table 2）。</w:t>
+      </w:r>
+    </w:p>
+    <w:p>
+      <w:pPr>
+        <w:spacing w:before="80" w:after="80" w:lineRule="auto" w:line="360"/>
+        <w:ind w:firstLine="0"/>
+        <w:jc w:val="both"/>
+      </w:pPr>
+      <w:r>
+        <w:rPr>
+          <w:rFonts w:ascii="Times New Roman" w:hAnsi="Times New Roman" w:eastAsia="宋体"/>
+          <w:b/>
+          <w:sz w:val="22"/>
+        </w:rPr>
+        <w:t>Table 2.</w:t>
+      </w:r>
+      <w:r>
+        <w:rPr>
+          <w:rFonts w:ascii="Times New Roman" w:hAnsi="Times New Roman" w:eastAsia="宋体"/>
+          <w:b w:val="0"/>
+          <w:sz w:val="22"/>
+        </w:rPr>
+        <w:t xml:space="preserve"> 9 个配置的综合排名。综合分由 Tier 1 自动评分均值与 Tier 2 LLM 评判者均值（跨 Claude、GPT 两位评判者取均值）合成，两项各做 min-max 归一化到 [0, 1] 后等权平均。</w:t>
+      </w:r>
+    </w:p>
+    <w:tbl>
+      <w:tblPr>
+        <w:tblW w:type="auto" w:w="0"/>
+        <w:jc w:val="center"/>
+        <w:tblLayout w:type="autofit"/>
+        <w:tblLook w:firstColumn="1" w:firstRow="1" w:lastColumn="0" w:lastRow="0" w:noHBand="0" w:noVBand="1" w:val="04A0"/>
+      </w:tblPr>
+      <w:tblGrid>
+        <w:gridCol w:w="2946"/>
+        <w:gridCol w:w="2946"/>
+        <w:gridCol w:w="2946"/>
+      </w:tblGrid>
+      <w:tr>
+        <w:tc>
+          <w:tcPr>
+            <w:tcW w:type="dxa" w:w="2946"/>
+            <w:vAlign w:val="center"/>
+            <w:tcBorders>
+              <w:top w:val="single" w:sz="4" w:color="000000"/>
+              <w:left w:val="single" w:sz="4" w:color="000000"/>
+              <w:bottom w:val="single" w:sz="4" w:color="000000"/>
+              <w:right w:val="single" w:sz="4" w:color="000000"/>
+            </w:tcBorders>
+          </w:tcPr>
+          <w:p>
+            <w:pPr>
+              <w:jc w:val="center"/>
+            </w:pPr>
+            <w:r/>
+            <w:r>
+              <w:rPr>
+                <w:rFonts w:ascii="Times New Roman" w:hAnsi="Times New Roman" w:eastAsia="宋体"/>
+                <w:b/>
+                <w:sz w:val="20"/>
+              </w:rPr>
+              <w:t>配置</w:t>
+            </w:r>
+          </w:p>
+        </w:tc>
+        <w:tc>
+          <w:tcPr>
+            <w:tcW w:type="dxa" w:w="2946"/>
+            <w:vAlign w:val="center"/>
+            <w:tcBorders>
+              <w:top w:val="single" w:sz="4" w:color="000000"/>
+              <w:left w:val="single" w:sz="4" w:color="000000"/>
+              <w:bottom w:val="single" w:sz="4" w:color="000000"/>
+              <w:right w:val="single" w:sz="4" w:color="000000"/>
+            </w:tcBorders>
+          </w:tcPr>
+          <w:p>
+            <w:pPr>
+              <w:jc w:val="center"/>
+            </w:pPr>
+            <w:r/>
+            <w:r>
+              <w:rPr>
+                <w:rFonts w:ascii="Times New Roman" w:hAnsi="Times New Roman" w:eastAsia="宋体"/>
+                <w:b/>
+                <w:sz w:val="20"/>
+              </w:rPr>
+              <w:t>system prompt 体量</w:t>
+            </w:r>
+          </w:p>
+        </w:tc>
+        <w:tc>
+          <w:tcPr>
+            <w:tcW w:type="dxa" w:w="2946"/>
+            <w:vAlign w:val="center"/>
+            <w:tcBorders>
+              <w:top w:val="single" w:sz="4" w:color="000000"/>
+              <w:left w:val="single" w:sz="4" w:color="000000"/>
+              <w:bottom w:val="single" w:sz="4" w:color="000000"/>
+              <w:right w:val="single" w:sz="4" w:color="000000"/>
+            </w:tcBorders>
+          </w:tcPr>
+          <w:p>
+            <w:pPr>
+              <w:jc w:val="center"/>
+            </w:pPr>
+            <w:r/>
+            <w:r>
+              <w:rPr>
+                <w:rFonts w:ascii="Times New Roman" w:hAnsi="Times New Roman" w:eastAsia="宋体"/>
+                <w:b/>
+                <w:sz w:val="20"/>
+              </w:rPr>
+              <w:t>综合分</w:t>
+            </w:r>
+          </w:p>
+        </w:tc>
+      </w:tr>
+      <w:tr>
+        <w:tc>
+          <w:tcPr>
+            <w:tcW w:type="dxa" w:w="2946"/>
+            <w:vAlign w:val="center"/>
+            <w:tcBorders>
+              <w:top w:val="single" w:sz="4" w:color="000000"/>
+              <w:left w:val="single" w:sz="4" w:color="000000"/>
+              <w:bottom w:val="single" w:sz="4" w:color="000000"/>
+              <w:right w:val="single" w:sz="4" w:color="000000"/>
+            </w:tcBorders>
+          </w:tcPr>
+          <w:p>
+            <w:pPr>
+              <w:jc w:val="left"/>
+            </w:pPr>
+            <w:r/>
+            <w:r>
+              <w:rPr>
+                <w:rFonts w:ascii="Times New Roman" w:hAnsi="Times New Roman" w:eastAsia="宋体"/>
+                <w:b w:val="0"/>
+                <w:sz w:val="20"/>
+              </w:rPr>
+              <w:t>H4_sop_only</w:t>
+            </w:r>
+          </w:p>
+        </w:tc>
+        <w:tc>
+          <w:tcPr>
+            <w:tcW w:type="dxa" w:w="2946"/>
+            <w:vAlign w:val="center"/>
+            <w:tcBorders>
+              <w:top w:val="single" w:sz="4" w:color="000000"/>
+              <w:left w:val="single" w:sz="4" w:color="000000"/>
+              <w:bottom w:val="single" w:sz="4" w:color="000000"/>
+              <w:right w:val="single" w:sz="4" w:color="000000"/>
+            </w:tcBorders>
+          </w:tcPr>
+          <w:p>
+            <w:pPr>
+              <w:jc w:val="left"/>
+            </w:pPr>
+            <w:r/>
+            <w:r>
+              <w:rPr>
+                <w:rFonts w:ascii="Times New Roman" w:hAnsi="Times New Roman" w:eastAsia="宋体"/>
+                <w:b w:val="0"/>
+                <w:sz w:val="20"/>
+              </w:rPr>
+              <w:t>~2,000 tokens</w:t>
+            </w:r>
+          </w:p>
+        </w:tc>
+        <w:tc>
+          <w:tcPr>
+            <w:tcW w:type="dxa" w:w="2946"/>
+            <w:vAlign w:val="center"/>
+            <w:tcBorders>
+              <w:top w:val="single" w:sz="4" w:color="000000"/>
+              <w:left w:val="single" w:sz="4" w:color="000000"/>
+              <w:bottom w:val="single" w:sz="4" w:color="000000"/>
+              <w:right w:val="single" w:sz="4" w:color="000000"/>
+            </w:tcBorders>
+          </w:tcPr>
+          <w:p>
+            <w:pPr>
+              <w:jc w:val="left"/>
+            </w:pPr>
+            <w:r/>
+            <w:r>
+              <w:rPr>
+                <w:rFonts w:ascii="Times New Roman" w:hAnsi="Times New Roman" w:eastAsia="宋体"/>
+                <w:b w:val="0"/>
+                <w:sz w:val="20"/>
+              </w:rPr>
+              <w:t>0.994</w:t>
+            </w:r>
+          </w:p>
+        </w:tc>
+      </w:tr>
+      <w:tr>
+        <w:tc>
+          <w:tcPr>
+            <w:tcW w:type="dxa" w:w="2946"/>
+            <w:vAlign w:val="center"/>
+            <w:tcBorders>
+              <w:top w:val="single" w:sz="4" w:color="000000"/>
+              <w:left w:val="single" w:sz="4" w:color="000000"/>
+              <w:bottom w:val="single" w:sz="4" w:color="000000"/>
+              <w:right w:val="single" w:sz="4" w:color="000000"/>
+            </w:tcBorders>
+          </w:tcPr>
+          <w:p>
+            <w:pPr>
+              <w:jc w:val="left"/>
+            </w:pPr>
+            <w:r/>
+            <w:r>
+              <w:rPr>
+                <w:rFonts w:ascii="Times New Roman" w:hAnsi="Times New Roman" w:eastAsia="宋体"/>
+                <w:b w:val="0"/>
+                <w:sz w:val="20"/>
+              </w:rPr>
+              <w:t>H3_skeleton</w:t>
+            </w:r>
+          </w:p>
+        </w:tc>
+        <w:tc>
+          <w:tcPr>
+            <w:tcW w:type="dxa" w:w="2946"/>
+            <w:vAlign w:val="center"/>
+            <w:tcBorders>
+              <w:top w:val="single" w:sz="4" w:color="000000"/>
+              <w:left w:val="single" w:sz="4" w:color="000000"/>
+              <w:bottom w:val="single" w:sz="4" w:color="000000"/>
+              <w:right w:val="single" w:sz="4" w:color="000000"/>
+            </w:tcBorders>
+          </w:tcPr>
+          <w:p>
+            <w:pPr>
+              <w:jc w:val="left"/>
+            </w:pPr>
+            <w:r/>
+            <w:r>
+              <w:rPr>
+                <w:rFonts w:ascii="Times New Roman" w:hAnsi="Times New Roman" w:eastAsia="宋体"/>
+                <w:b w:val="0"/>
+                <w:sz w:val="20"/>
+              </w:rPr>
+              <w:t>~5,000 tokens</w:t>
+            </w:r>
+          </w:p>
+        </w:tc>
+        <w:tc>
+          <w:tcPr>
+            <w:tcW w:type="dxa" w:w="2946"/>
+            <w:vAlign w:val="center"/>
+            <w:tcBorders>
+              <w:top w:val="single" w:sz="4" w:color="000000"/>
+              <w:left w:val="single" w:sz="4" w:color="000000"/>
+              <w:bottom w:val="single" w:sz="4" w:color="000000"/>
+              <w:right w:val="single" w:sz="4" w:color="000000"/>
+            </w:tcBorders>
+          </w:tcPr>
+          <w:p>
+            <w:pPr>
+              <w:jc w:val="left"/>
+            </w:pPr>
+            <w:r/>
+            <w:r>
+              <w:rPr>
+                <w:rFonts w:ascii="Times New Roman" w:hAnsi="Times New Roman" w:eastAsia="宋体"/>
+                <w:b w:val="0"/>
+                <w:sz w:val="20"/>
+              </w:rPr>
+              <w:t>0.869</w:t>
+            </w:r>
+          </w:p>
+        </w:tc>
+      </w:tr>
+      <w:tr>
+        <w:tc>
+          <w:tcPr>
+            <w:tcW w:type="dxa" w:w="2946"/>
+            <w:vAlign w:val="center"/>
+            <w:tcBorders>
+              <w:top w:val="single" w:sz="4" w:color="000000"/>
+              <w:left w:val="single" w:sz="4" w:color="000000"/>
+              <w:bottom w:val="single" w:sz="4" w:color="000000"/>
+              <w:right w:val="single" w:sz="4" w:color="000000"/>
+            </w:tcBorders>
+          </w:tcPr>
+          <w:p>
+            <w:pPr>
+              <w:jc w:val="left"/>
+            </w:pPr>
+            <w:r/>
+            <w:r>
+              <w:rPr>
+                <w:rFonts w:ascii="Times New Roman" w:hAnsi="Times New Roman" w:eastAsia="宋体"/>
+                <w:b w:val="0"/>
+                <w:sz w:val="20"/>
+              </w:rPr>
+              <w:t>G_template_rules</w:t>
+            </w:r>
+          </w:p>
+        </w:tc>
+        <w:tc>
+          <w:tcPr>
+            <w:tcW w:type="dxa" w:w="2946"/>
+            <w:vAlign w:val="center"/>
+            <w:tcBorders>
+              <w:top w:val="single" w:sz="4" w:color="000000"/>
+              <w:left w:val="single" w:sz="4" w:color="000000"/>
+              <w:bottom w:val="single" w:sz="4" w:color="000000"/>
+              <w:right w:val="single" w:sz="4" w:color="000000"/>
+            </w:tcBorders>
+          </w:tcPr>
+          <w:p>
+            <w:pPr>
+              <w:jc w:val="left"/>
+            </w:pPr>
+            <w:r/>
+            <w:r>
+              <w:rPr>
+                <w:rFonts w:ascii="Times New Roman" w:hAnsi="Times New Roman" w:eastAsia="宋体"/>
+                <w:b w:val="0"/>
+                <w:sz w:val="20"/>
+              </w:rPr>
+              <w:t>~16,000 tokens</w:t>
+            </w:r>
+          </w:p>
+        </w:tc>
+        <w:tc>
+          <w:tcPr>
+            <w:tcW w:type="dxa" w:w="2946"/>
+            <w:vAlign w:val="center"/>
+            <w:tcBorders>
+              <w:top w:val="single" w:sz="4" w:color="000000"/>
+              <w:left w:val="single" w:sz="4" w:color="000000"/>
+              <w:bottom w:val="single" w:sz="4" w:color="000000"/>
+              <w:right w:val="single" w:sz="4" w:color="000000"/>
+            </w:tcBorders>
+          </w:tcPr>
+          <w:p>
+            <w:pPr>
+              <w:jc w:val="left"/>
+            </w:pPr>
+            <w:r/>
+            <w:r>
+              <w:rPr>
+                <w:rFonts w:ascii="Times New Roman" w:hAnsi="Times New Roman" w:eastAsia="宋体"/>
+                <w:b w:val="0"/>
+                <w:sz w:val="20"/>
+              </w:rPr>
+              <w:t>0.851</w:t>
+            </w:r>
+          </w:p>
+        </w:tc>
+      </w:tr>
+      <w:tr>
+        <w:tc>
+          <w:tcPr>
+            <w:tcW w:type="dxa" w:w="2946"/>
+            <w:vAlign w:val="center"/>
+            <w:tcBorders>
+              <w:top w:val="single" w:sz="4" w:color="000000"/>
+              <w:left w:val="single" w:sz="4" w:color="000000"/>
+              <w:bottom w:val="single" w:sz="4" w:color="000000"/>
+              <w:right w:val="single" w:sz="4" w:color="000000"/>
+            </w:tcBorders>
+          </w:tcPr>
+          <w:p>
+            <w:pPr>
+              <w:jc w:val="left"/>
+            </w:pPr>
+            <w:r/>
+            <w:r>
+              <w:rPr>
+                <w:rFonts w:ascii="Times New Roman" w:hAnsi="Times New Roman" w:eastAsia="宋体"/>
+                <w:b w:val="0"/>
+                <w:sz w:val="20"/>
+              </w:rPr>
+              <w:t>H2_keep_examples</w:t>
+            </w:r>
+          </w:p>
+        </w:tc>
+        <w:tc>
+          <w:tcPr>
+            <w:tcW w:type="dxa" w:w="2946"/>
+            <w:vAlign w:val="center"/>
+            <w:tcBorders>
+              <w:top w:val="single" w:sz="4" w:color="000000"/>
+              <w:left w:val="single" w:sz="4" w:color="000000"/>
+              <w:bottom w:val="single" w:sz="4" w:color="000000"/>
+              <w:right w:val="single" w:sz="4" w:color="000000"/>
+            </w:tcBorders>
+          </w:tcPr>
+          <w:p>
+            <w:pPr>
+              <w:jc w:val="left"/>
+            </w:pPr>
+            <w:r/>
+            <w:r>
+              <w:rPr>
+                <w:rFonts w:ascii="Times New Roman" w:hAnsi="Times New Roman" w:eastAsia="宋体"/>
+                <w:b w:val="0"/>
+                <w:sz w:val="20"/>
+              </w:rPr>
+              <w:t>~25,000 tokens</w:t>
+            </w:r>
+          </w:p>
+        </w:tc>
+        <w:tc>
+          <w:tcPr>
+            <w:tcW w:type="dxa" w:w="2946"/>
+            <w:vAlign w:val="center"/>
+            <w:tcBorders>
+              <w:top w:val="single" w:sz="4" w:color="000000"/>
+              <w:left w:val="single" w:sz="4" w:color="000000"/>
+              <w:bottom w:val="single" w:sz="4" w:color="000000"/>
+              <w:right w:val="single" w:sz="4" w:color="000000"/>
+            </w:tcBorders>
+          </w:tcPr>
+          <w:p>
+            <w:pPr>
+              <w:jc w:val="left"/>
+            </w:pPr>
+            <w:r/>
+            <w:r>
+              <w:rPr>
+                <w:rFonts w:ascii="Times New Roman" w:hAnsi="Times New Roman" w:eastAsia="宋体"/>
+                <w:b w:val="0"/>
+                <w:sz w:val="20"/>
+              </w:rPr>
+              <w:t>0.759</w:t>
+            </w:r>
+          </w:p>
+        </w:tc>
+      </w:tr>
+      <w:tr>
+        <w:tc>
+          <w:tcPr>
+            <w:tcW w:type="dxa" w:w="2946"/>
+            <w:vAlign w:val="center"/>
+            <w:tcBorders>
+              <w:top w:val="single" w:sz="4" w:color="000000"/>
+              <w:left w:val="single" w:sz="4" w:color="000000"/>
+              <w:bottom w:val="single" w:sz="4" w:color="000000"/>
+              <w:right w:val="single" w:sz="4" w:color="000000"/>
+            </w:tcBorders>
+          </w:tcPr>
+          <w:p>
+            <w:pPr>
+              <w:jc w:val="left"/>
+            </w:pPr>
+            <w:r/>
+            <w:r>
+              <w:rPr>
+                <w:rFonts w:ascii="Times New Roman" w:hAnsi="Times New Roman" w:eastAsia="宋体"/>
+                <w:b w:val="0"/>
+                <w:sz w:val="20"/>
+              </w:rPr>
+              <w:t>E_rules_v2</w:t>
+            </w:r>
+          </w:p>
+        </w:tc>
+        <w:tc>
+          <w:tcPr>
+            <w:tcW w:type="dxa" w:w="2946"/>
+            <w:vAlign w:val="center"/>
+            <w:tcBorders>
+              <w:top w:val="single" w:sz="4" w:color="000000"/>
+              <w:left w:val="single" w:sz="4" w:color="000000"/>
+              <w:bottom w:val="single" w:sz="4" w:color="000000"/>
+              <w:right w:val="single" w:sz="4" w:color="000000"/>
+            </w:tcBorders>
+          </w:tcPr>
+          <w:p>
+            <w:pPr>
+              <w:jc w:val="left"/>
+            </w:pPr>
+            <w:r/>
+            <w:r>
+              <w:rPr>
+                <w:rFonts w:ascii="Times New Roman" w:hAnsi="Times New Roman" w:eastAsia="宋体"/>
+                <w:b w:val="0"/>
+                <w:sz w:val="20"/>
+              </w:rPr>
+              <w:t>~1,200 tokens</w:t>
+            </w:r>
+          </w:p>
+        </w:tc>
+        <w:tc>
+          <w:tcPr>
+            <w:tcW w:type="dxa" w:w="2946"/>
+            <w:vAlign w:val="center"/>
+            <w:tcBorders>
+              <w:top w:val="single" w:sz="4" w:color="000000"/>
+              <w:left w:val="single" w:sz="4" w:color="000000"/>
+              <w:bottom w:val="single" w:sz="4" w:color="000000"/>
+              <w:right w:val="single" w:sz="4" w:color="000000"/>
+            </w:tcBorders>
+          </w:tcPr>
+          <w:p>
+            <w:pPr>
+              <w:jc w:val="left"/>
+            </w:pPr>
+            <w:r/>
+            <w:r>
+              <w:rPr>
+                <w:rFonts w:ascii="Times New Roman" w:hAnsi="Times New Roman" w:eastAsia="宋体"/>
+                <w:b w:val="0"/>
+                <w:sz w:val="20"/>
+              </w:rPr>
+              <w:t>0.729</w:t>
+            </w:r>
+          </w:p>
+        </w:tc>
+      </w:tr>
+      <w:tr>
+        <w:tc>
+          <w:tcPr>
+            <w:tcW w:type="dxa" w:w="2946"/>
+            <w:vAlign w:val="center"/>
+            <w:tcBorders>
+              <w:top w:val="single" w:sz="4" w:color="000000"/>
+              <w:left w:val="single" w:sz="4" w:color="000000"/>
+              <w:bottom w:val="single" w:sz="4" w:color="000000"/>
+              <w:right w:val="single" w:sz="4" w:color="000000"/>
+            </w:tcBorders>
+          </w:tcPr>
+          <w:p>
+            <w:pPr>
+              <w:jc w:val="left"/>
+            </w:pPr>
+            <w:r/>
+            <w:r>
+              <w:rPr>
+                <w:rFonts w:ascii="Times New Roman" w:hAnsi="Times New Roman" w:eastAsia="宋体"/>
+                <w:b w:val="0"/>
+                <w:sz w:val="20"/>
+              </w:rPr>
+              <w:t>C_full</w:t>
+            </w:r>
+          </w:p>
+        </w:tc>
+        <w:tc>
+          <w:tcPr>
+            <w:tcW w:type="dxa" w:w="2946"/>
+            <w:vAlign w:val="center"/>
+            <w:tcBorders>
+              <w:top w:val="single" w:sz="4" w:color="000000"/>
+              <w:left w:val="single" w:sz="4" w:color="000000"/>
+              <w:bottom w:val="single" w:sz="4" w:color="000000"/>
+              <w:right w:val="single" w:sz="4" w:color="000000"/>
+            </w:tcBorders>
+          </w:tcPr>
+          <w:p>
+            <w:pPr>
+              <w:jc w:val="left"/>
+            </w:pPr>
+            <w:r/>
+            <w:r>
+              <w:rPr>
+                <w:rFonts w:ascii="Times New Roman" w:hAnsi="Times New Roman" w:eastAsia="宋体"/>
+                <w:b w:val="0"/>
+                <w:sz w:val="20"/>
+              </w:rPr>
+              <w:t>~56,000 tokens</w:t>
+            </w:r>
+          </w:p>
+        </w:tc>
+        <w:tc>
+          <w:tcPr>
+            <w:tcW w:type="dxa" w:w="2946"/>
+            <w:vAlign w:val="center"/>
+            <w:tcBorders>
+              <w:top w:val="single" w:sz="4" w:color="000000"/>
+              <w:left w:val="single" w:sz="4" w:color="000000"/>
+              <w:bottom w:val="single" w:sz="4" w:color="000000"/>
+              <w:right w:val="single" w:sz="4" w:color="000000"/>
+            </w:tcBorders>
+          </w:tcPr>
+          <w:p>
+            <w:pPr>
+              <w:jc w:val="left"/>
+            </w:pPr>
+            <w:r/>
+            <w:r>
+              <w:rPr>
+                <w:rFonts w:ascii="Times New Roman" w:hAnsi="Times New Roman" w:eastAsia="宋体"/>
+                <w:b w:val="0"/>
+                <w:sz w:val="20"/>
+              </w:rPr>
+              <w:t>0.493</w:t>
+            </w:r>
+          </w:p>
+        </w:tc>
+      </w:tr>
+      <w:tr>
+        <w:tc>
+          <w:tcPr>
+            <w:tcW w:type="dxa" w:w="2946"/>
+            <w:vAlign w:val="center"/>
+            <w:tcBorders>
+              <w:top w:val="single" w:sz="4" w:color="000000"/>
+              <w:left w:val="single" w:sz="4" w:color="000000"/>
+              <w:bottom w:val="single" w:sz="4" w:color="000000"/>
+              <w:right w:val="single" w:sz="4" w:color="000000"/>
+            </w:tcBorders>
+          </w:tcPr>
+          <w:p>
+            <w:pPr>
+              <w:jc w:val="left"/>
+            </w:pPr>
+            <w:r/>
+            <w:r>
+              <w:rPr>
+                <w:rFonts w:ascii="Times New Roman" w:hAnsi="Times New Roman" w:eastAsia="宋体"/>
+                <w:b w:val="0"/>
+                <w:sz w:val="20"/>
+              </w:rPr>
+              <w:t>F_template</w:t>
+            </w:r>
+          </w:p>
+        </w:tc>
+        <w:tc>
+          <w:tcPr>
+            <w:tcW w:type="dxa" w:w="2946"/>
+            <w:vAlign w:val="center"/>
+            <w:tcBorders>
+              <w:top w:val="single" w:sz="4" w:color="000000"/>
+              <w:left w:val="single" w:sz="4" w:color="000000"/>
+              <w:bottom w:val="single" w:sz="4" w:color="000000"/>
+              <w:right w:val="single" w:sz="4" w:color="000000"/>
+            </w:tcBorders>
+          </w:tcPr>
+          <w:p>
+            <w:pPr>
+              <w:jc w:val="left"/>
+            </w:pPr>
+            <w:r/>
+            <w:r>
+              <w:rPr>
+                <w:rFonts w:ascii="Times New Roman" w:hAnsi="Times New Roman" w:eastAsia="宋体"/>
+                <w:b w:val="0"/>
+                <w:sz w:val="20"/>
+              </w:rPr>
+              <w:t>~15,000 tokens</w:t>
+            </w:r>
+          </w:p>
+        </w:tc>
+        <w:tc>
+          <w:tcPr>
+            <w:tcW w:type="dxa" w:w="2946"/>
+            <w:vAlign w:val="center"/>
+            <w:tcBorders>
+              <w:top w:val="single" w:sz="4" w:color="000000"/>
+              <w:left w:val="single" w:sz="4" w:color="000000"/>
+              <w:bottom w:val="single" w:sz="4" w:color="000000"/>
+              <w:right w:val="single" w:sz="4" w:color="000000"/>
+            </w:tcBorders>
+          </w:tcPr>
+          <w:p>
+            <w:pPr>
+              <w:jc w:val="left"/>
+            </w:pPr>
+            <w:r/>
+            <w:r>
+              <w:rPr>
+                <w:rFonts w:ascii="Times New Roman" w:hAnsi="Times New Roman" w:eastAsia="宋体"/>
+                <w:b w:val="0"/>
+                <w:sz w:val="20"/>
+              </w:rPr>
+              <w:t>0.345</w:t>
+            </w:r>
+          </w:p>
+        </w:tc>
+      </w:tr>
+      <w:tr>
+        <w:tc>
+          <w:tcPr>
+            <w:tcW w:type="dxa" w:w="2946"/>
+            <w:vAlign w:val="center"/>
+            <w:tcBorders>
+              <w:top w:val="single" w:sz="4" w:color="000000"/>
+              <w:left w:val="single" w:sz="4" w:color="000000"/>
+              <w:bottom w:val="single" w:sz="4" w:color="000000"/>
+              <w:right w:val="single" w:sz="4" w:color="000000"/>
+            </w:tcBorders>
+          </w:tcPr>
+          <w:p>
+            <w:pPr>
+              <w:jc w:val="left"/>
+            </w:pPr>
+            <w:r/>
+            <w:r>
+              <w:rPr>
+                <w:rFonts w:ascii="Times New Roman" w:hAnsi="Times New Roman" w:eastAsia="宋体"/>
+                <w:b w:val="0"/>
+                <w:sz w:val="20"/>
+              </w:rPr>
+              <w:t>B_simple</w:t>
+            </w:r>
+          </w:p>
+        </w:tc>
+        <w:tc>
+          <w:tcPr>
+            <w:tcW w:type="dxa" w:w="2946"/>
+            <w:vAlign w:val="center"/>
+            <w:tcBorders>
+              <w:top w:val="single" w:sz="4" w:color="000000"/>
+              <w:left w:val="single" w:sz="4" w:color="000000"/>
+              <w:bottom w:val="single" w:sz="4" w:color="000000"/>
+              <w:right w:val="single" w:sz="4" w:color="000000"/>
+            </w:tcBorders>
+          </w:tcPr>
+          <w:p>
+            <w:pPr>
+              <w:jc w:val="left"/>
+            </w:pPr>
+            <w:r/>
+            <w:r>
+              <w:rPr>
+                <w:rFonts w:ascii="Times New Roman" w:hAnsi="Times New Roman" w:eastAsia="宋体"/>
+                <w:b w:val="0"/>
+                <w:sz w:val="20"/>
+              </w:rPr>
+              <w:t>~300 tokens</w:t>
+            </w:r>
+          </w:p>
+        </w:tc>
+        <w:tc>
+          <w:tcPr>
+            <w:tcW w:type="dxa" w:w="2946"/>
+            <w:vAlign w:val="center"/>
+            <w:tcBorders>
+              <w:top w:val="single" w:sz="4" w:color="000000"/>
+              <w:left w:val="single" w:sz="4" w:color="000000"/>
+              <w:bottom w:val="single" w:sz="4" w:color="000000"/>
+              <w:right w:val="single" w:sz="4" w:color="000000"/>
+            </w:tcBorders>
+          </w:tcPr>
+          <w:p>
+            <w:pPr>
+              <w:jc w:val="left"/>
+            </w:pPr>
+            <w:r/>
+            <w:r>
+              <w:rPr>
+                <w:rFonts w:ascii="Times New Roman" w:hAnsi="Times New Roman" w:eastAsia="宋体"/>
+                <w:b w:val="0"/>
+                <w:sz w:val="20"/>
+              </w:rPr>
+              <w:t>0.227</w:t>
+            </w:r>
+          </w:p>
+        </w:tc>
+      </w:tr>
+      <w:tr>
+        <w:tc>
+          <w:tcPr>
+            <w:tcW w:type="dxa" w:w="2946"/>
+            <w:vAlign w:val="center"/>
+            <w:tcBorders>
+              <w:top w:val="single" w:sz="4" w:color="000000"/>
+              <w:left w:val="single" w:sz="4" w:color="000000"/>
+              <w:bottom w:val="single" w:sz="4" w:color="000000"/>
+              <w:right w:val="single" w:sz="4" w:color="000000"/>
+            </w:tcBorders>
+          </w:tcPr>
+          <w:p>
+            <w:pPr>
+              <w:jc w:val="left"/>
+            </w:pPr>
+            <w:r/>
+            <w:r>
+              <w:rPr>
+                <w:rFonts w:ascii="Times New Roman" w:hAnsi="Times New Roman" w:eastAsia="宋体"/>
+                <w:b w:val="0"/>
+                <w:sz w:val="20"/>
+              </w:rPr>
+              <w:t>A_bare</w:t>
+            </w:r>
+          </w:p>
+        </w:tc>
+        <w:tc>
+          <w:tcPr>
+            <w:tcW w:type="dxa" w:w="2946"/>
+            <w:vAlign w:val="center"/>
+            <w:tcBorders>
+              <w:top w:val="single" w:sz="4" w:color="000000"/>
+              <w:left w:val="single" w:sz="4" w:color="000000"/>
+              <w:bottom w:val="single" w:sz="4" w:color="000000"/>
+              <w:right w:val="single" w:sz="4" w:color="000000"/>
+            </w:tcBorders>
+          </w:tcPr>
+          <w:p>
+            <w:pPr>
+              <w:jc w:val="left"/>
+            </w:pPr>
+            <w:r/>
+            <w:r>
+              <w:rPr>
+                <w:rFonts w:ascii="Times New Roman" w:hAnsi="Times New Roman" w:eastAsia="宋体"/>
+                <w:b w:val="0"/>
+                <w:sz w:val="20"/>
+              </w:rPr>
+              <w:t>0 tokens</w:t>
+            </w:r>
+          </w:p>
+        </w:tc>
+        <w:tc>
+          <w:tcPr>
+            <w:tcW w:type="dxa" w:w="2946"/>
+            <w:vAlign w:val="center"/>
+            <w:tcBorders>
+              <w:top w:val="single" w:sz="4" w:color="000000"/>
+              <w:left w:val="single" w:sz="4" w:color="000000"/>
+              <w:bottom w:val="single" w:sz="4" w:color="000000"/>
+              <w:right w:val="single" w:sz="4" w:color="000000"/>
+            </w:tcBorders>
+          </w:tcPr>
+          <w:p>
+            <w:pPr>
+              <w:jc w:val="left"/>
+            </w:pPr>
+            <w:r/>
+            <w:r>
+              <w:rPr>
+                <w:rFonts w:ascii="Times New Roman" w:hAnsi="Times New Roman" w:eastAsia="宋体"/>
+                <w:b w:val="0"/>
+                <w:sz w:val="20"/>
+              </w:rPr>
+              <w:t>0.000</w:t>
+            </w:r>
+          </w:p>
+        </w:tc>
+      </w:tr>
+    </w:tbl>
+    <w:p/>
+    <w:p>
+      <w:pPr>
+        <w:spacing w:before="80" w:after="80" w:lineRule="auto" w:line="360"/>
+        <w:ind w:firstLine="0"/>
+        <w:jc w:val="both"/>
+      </w:pPr>
+      <w:r>
+        <w:rPr>
+          <w:rFonts w:ascii="Times New Roman" w:hAnsi="Times New Roman" w:eastAsia="宋体"/>
+          <w:b w:val="0"/>
+          <w:sz w:val="22"/>
+        </w:rPr>
+        <w:t>H4_sop_only 以 ~2,000 tokens 拿到最高综合分，远低于带完整文档模板的配置（G_template_rules ~16,000 tokens、H2_keep_examples ~25,000 tokens）和全量 C_full（~56,000 tokens）；但如 §3.5 所示，这个排名在专家评估下并不成立。</w:t>
       </w:r>
     </w:p>
     <w:p>
@@ -2027,7 +2838,1013 @@
           <w:b w:val="0"/>
           <w:sz w:val="22"/>
         </w:rPr>
-        <w:t>4 个消融效应同时报告 raw p 值、Benjamini–Hochberg 校正 p 值与 95% bootstrap 置信区间（B = 10,000 次重采样；seed = 42）。规则成分是 4 个成分中唯一在校正后仍达到显著的主效应（Δ=+0.511；95% CI [+0.28, +0.75]；raw p&lt;0.001；BH-adjusted p&lt;0.001）。文档骨架成分（Δ=+0.213；95% CI [+0.05, +0.39]；raw p=0.055；BH-adjusted p=0.11）方向为正；虽 bootstrap CI 不含 0，但 BH-adjusted p 未达 0.05 阈值。该不一致源于 CI 基于简单均值差计算，而推断采用基于秩的 Mann–Whitney U 检验；本研究将骨架效应视为提示性证据，需通过独立重复实验进一步验证。详细内容（G_template_rules vs H3_skeleton：Δ=−0.031；95% CI [−0.19, +0.12]；raw p=0.79；BH-adjusted p=0.79）与示例（H2_keep_examples vs G_template_rules：Δ=−0.053；95% CI [−0.21, +0.11]；raw p=0.46；BH-adjusted p=0.61）无可检测贡献。作为四成分 BH 集合外的描述性补充对比，H4_sop_only 与 H3_skeleton 差异不显著（Δ=−0.009；raw p=0.80；未做校正报告），提示在 LLM 评审层下，任务特定的 SOP 骨架（~2,000 tokens）与完整模块骨架（~5,000 tokens）功能等效。本节所报告的消融结果仅适用于 LLM 评审层（具体为 §2.4.1 所述的 Tier 2b GPT 评审评分）；对应的专家层比较见 §3.5。</w:t>
+        <w:t>4 个成分的消融效应汇总于 Table 3。</w:t>
+      </w:r>
+    </w:p>
+    <w:p>
+      <w:pPr>
+        <w:spacing w:before="80" w:after="80" w:lineRule="auto" w:line="360"/>
+        <w:ind w:firstLine="0"/>
+        <w:jc w:val="both"/>
+      </w:pPr>
+      <w:r>
+        <w:rPr>
+          <w:rFonts w:ascii="Times New Roman" w:hAnsi="Times New Roman" w:eastAsia="宋体"/>
+          <w:b/>
+          <w:sz w:val="22"/>
+        </w:rPr>
+        <w:t>Table 3.</w:t>
+      </w:r>
+      <w:r>
+        <w:rPr>
+          <w:rFonts w:ascii="Times New Roman" w:hAnsi="Times New Roman" w:eastAsia="宋体"/>
+          <w:b w:val="0"/>
+          <w:sz w:val="22"/>
+        </w:rPr>
+        <w:t xml:space="preserve"> 4 个 prompt 成分的消融效应（Tier 2b GPT 评判者评分；每个对比的两个配置见 §2.4.2）。右侧三列为按任务类别分层的 Δ（每格 n=15：5 项任务 × 3 次重复）。这三列的分层 Δ、以及 §3.2 中按评分维度分解的 Δ，均为描述性点估计，未附 CI 与显著性检验；主效应的 CI 与校正后 p 见本表左侧。</w:t>
+      </w:r>
+    </w:p>
+    <w:tbl>
+      <w:tblPr>
+        <w:tblW w:type="auto" w:w="0"/>
+        <w:jc w:val="center"/>
+        <w:tblLayout w:type="autofit"/>
+        <w:tblLook w:firstColumn="1" w:firstRow="1" w:lastColumn="0" w:lastRow="0" w:noHBand="0" w:noVBand="1" w:val="04A0"/>
+      </w:tblPr>
+      <w:tblGrid>
+        <w:gridCol w:w="1263"/>
+        <w:gridCol w:w="1263"/>
+        <w:gridCol w:w="1263"/>
+        <w:gridCol w:w="1263"/>
+        <w:gridCol w:w="1263"/>
+        <w:gridCol w:w="1263"/>
+        <w:gridCol w:w="1263"/>
+      </w:tblGrid>
+      <w:tr>
+        <w:tc>
+          <w:tcPr>
+            <w:tcW w:type="dxa" w:w="1263"/>
+            <w:vAlign w:val="center"/>
+            <w:tcBorders>
+              <w:top w:val="single" w:sz="4" w:color="000000"/>
+              <w:left w:val="single" w:sz="4" w:color="000000"/>
+              <w:bottom w:val="single" w:sz="4" w:color="000000"/>
+              <w:right w:val="single" w:sz="4" w:color="000000"/>
+            </w:tcBorders>
+          </w:tcPr>
+          <w:p>
+            <w:pPr>
+              <w:jc w:val="center"/>
+            </w:pPr>
+            <w:r/>
+            <w:r>
+              <w:rPr>
+                <w:rFonts w:ascii="Times New Roman" w:hAnsi="Times New Roman" w:eastAsia="宋体"/>
+                <w:b/>
+                <w:sz w:val="20"/>
+              </w:rPr>
+              <w:t>成分</w:t>
+            </w:r>
+          </w:p>
+        </w:tc>
+        <w:tc>
+          <w:tcPr>
+            <w:tcW w:type="dxa" w:w="1263"/>
+            <w:vAlign w:val="center"/>
+            <w:tcBorders>
+              <w:top w:val="single" w:sz="4" w:color="000000"/>
+              <w:left w:val="single" w:sz="4" w:color="000000"/>
+              <w:bottom w:val="single" w:sz="4" w:color="000000"/>
+              <w:right w:val="single" w:sz="4" w:color="000000"/>
+            </w:tcBorders>
+          </w:tcPr>
+          <w:p>
+            <w:pPr>
+              <w:jc w:val="center"/>
+            </w:pPr>
+            <w:r/>
+            <w:r>
+              <w:rPr>
+                <w:rFonts w:ascii="Times New Roman" w:hAnsi="Times New Roman" w:eastAsia="宋体"/>
+                <w:b/>
+                <w:sz w:val="20"/>
+              </w:rPr>
+              <w:t>Δ（全部）</w:t>
+            </w:r>
+          </w:p>
+        </w:tc>
+        <w:tc>
+          <w:tcPr>
+            <w:tcW w:type="dxa" w:w="1263"/>
+            <w:vAlign w:val="center"/>
+            <w:tcBorders>
+              <w:top w:val="single" w:sz="4" w:color="000000"/>
+              <w:left w:val="single" w:sz="4" w:color="000000"/>
+              <w:bottom w:val="single" w:sz="4" w:color="000000"/>
+              <w:right w:val="single" w:sz="4" w:color="000000"/>
+            </w:tcBorders>
+          </w:tcPr>
+          <w:p>
+            <w:pPr>
+              <w:jc w:val="center"/>
+            </w:pPr>
+            <w:r/>
+            <w:r>
+              <w:rPr>
+                <w:rFonts w:ascii="Times New Roman" w:hAnsi="Times New Roman" w:eastAsia="宋体"/>
+                <w:b/>
+                <w:sz w:val="20"/>
+              </w:rPr>
+              <w:t>95% CI</w:t>
+            </w:r>
+          </w:p>
+        </w:tc>
+        <w:tc>
+          <w:tcPr>
+            <w:tcW w:type="dxa" w:w="1263"/>
+            <w:vAlign w:val="center"/>
+            <w:tcBorders>
+              <w:top w:val="single" w:sz="4" w:color="000000"/>
+              <w:left w:val="single" w:sz="4" w:color="000000"/>
+              <w:bottom w:val="single" w:sz="4" w:color="000000"/>
+              <w:right w:val="single" w:sz="4" w:color="000000"/>
+            </w:tcBorders>
+          </w:tcPr>
+          <w:p>
+            <w:pPr>
+              <w:jc w:val="center"/>
+            </w:pPr>
+            <w:r/>
+            <w:r>
+              <w:rPr>
+                <w:rFonts w:ascii="Times New Roman" w:hAnsi="Times New Roman" w:eastAsia="宋体"/>
+                <w:b/>
+                <w:sz w:val="20"/>
+              </w:rPr>
+              <w:t>BH-adjusted p</w:t>
+            </w:r>
+          </w:p>
+        </w:tc>
+        <w:tc>
+          <w:tcPr>
+            <w:tcW w:type="dxa" w:w="1263"/>
+            <w:vAlign w:val="center"/>
+            <w:tcBorders>
+              <w:top w:val="single" w:sz="4" w:color="000000"/>
+              <w:left w:val="single" w:sz="4" w:color="000000"/>
+              <w:bottom w:val="single" w:sz="4" w:color="000000"/>
+              <w:right w:val="single" w:sz="4" w:color="000000"/>
+            </w:tcBorders>
+          </w:tcPr>
+          <w:p>
+            <w:pPr>
+              <w:jc w:val="center"/>
+            </w:pPr>
+            <w:r/>
+            <w:r>
+              <w:rPr>
+                <w:rFonts w:ascii="Times New Roman" w:hAnsi="Times New Roman" w:eastAsia="宋体"/>
+                <w:b/>
+                <w:sz w:val="20"/>
+              </w:rPr>
+              <w:t>Δ_A 文件编写</w:t>
+            </w:r>
+          </w:p>
+        </w:tc>
+        <w:tc>
+          <w:tcPr>
+            <w:tcW w:type="dxa" w:w="1263"/>
+            <w:vAlign w:val="center"/>
+            <w:tcBorders>
+              <w:top w:val="single" w:sz="4" w:color="000000"/>
+              <w:left w:val="single" w:sz="4" w:color="000000"/>
+              <w:bottom w:val="single" w:sz="4" w:color="000000"/>
+              <w:right w:val="single" w:sz="4" w:color="000000"/>
+            </w:tcBorders>
+          </w:tcPr>
+          <w:p>
+            <w:pPr>
+              <w:jc w:val="center"/>
+            </w:pPr>
+            <w:r/>
+            <w:r>
+              <w:rPr>
+                <w:rFonts w:ascii="Times New Roman" w:hAnsi="Times New Roman" w:eastAsia="宋体"/>
+                <w:b/>
+                <w:sz w:val="20"/>
+              </w:rPr>
+              <w:t>Δ_B 体系运行</w:t>
+            </w:r>
+          </w:p>
+        </w:tc>
+        <w:tc>
+          <w:tcPr>
+            <w:tcW w:type="dxa" w:w="1263"/>
+            <w:vAlign w:val="center"/>
+            <w:tcBorders>
+              <w:top w:val="single" w:sz="4" w:color="000000"/>
+              <w:left w:val="single" w:sz="4" w:color="000000"/>
+              <w:bottom w:val="single" w:sz="4" w:color="000000"/>
+              <w:right w:val="single" w:sz="4" w:color="000000"/>
+            </w:tcBorders>
+          </w:tcPr>
+          <w:p>
+            <w:pPr>
+              <w:jc w:val="center"/>
+            </w:pPr>
+            <w:r/>
+            <w:r>
+              <w:rPr>
+                <w:rFonts w:ascii="Times New Roman" w:hAnsi="Times New Roman" w:eastAsia="宋体"/>
+                <w:b/>
+                <w:sz w:val="20"/>
+              </w:rPr>
+              <w:t>Δ_C 审核模拟</w:t>
+            </w:r>
+          </w:p>
+        </w:tc>
+      </w:tr>
+      <w:tr>
+        <w:tc>
+          <w:tcPr>
+            <w:tcW w:type="dxa" w:w="1263"/>
+            <w:vAlign w:val="center"/>
+            <w:tcBorders>
+              <w:top w:val="single" w:sz="4" w:color="000000"/>
+              <w:left w:val="single" w:sz="4" w:color="000000"/>
+              <w:bottom w:val="single" w:sz="4" w:color="000000"/>
+              <w:right w:val="single" w:sz="4" w:color="000000"/>
+            </w:tcBorders>
+          </w:tcPr>
+          <w:p>
+            <w:pPr>
+              <w:jc w:val="left"/>
+            </w:pPr>
+            <w:r/>
+            <w:r>
+              <w:rPr>
+                <w:rFonts w:ascii="Times New Roman" w:hAnsi="Times New Roman" w:eastAsia="宋体"/>
+                <w:b w:val="0"/>
+                <w:sz w:val="20"/>
+              </w:rPr>
+              <w:t>rules（规则）</w:t>
+            </w:r>
+          </w:p>
+        </w:tc>
+        <w:tc>
+          <w:tcPr>
+            <w:tcW w:type="dxa" w:w="1263"/>
+            <w:vAlign w:val="center"/>
+            <w:tcBorders>
+              <w:top w:val="single" w:sz="4" w:color="000000"/>
+              <w:left w:val="single" w:sz="4" w:color="000000"/>
+              <w:bottom w:val="single" w:sz="4" w:color="000000"/>
+              <w:right w:val="single" w:sz="4" w:color="000000"/>
+            </w:tcBorders>
+          </w:tcPr>
+          <w:p>
+            <w:pPr>
+              <w:jc w:val="left"/>
+            </w:pPr>
+            <w:r/>
+            <w:r>
+              <w:rPr>
+                <w:rFonts w:ascii="Times New Roman" w:hAnsi="Times New Roman" w:eastAsia="宋体"/>
+                <w:b w:val="0"/>
+                <w:sz w:val="20"/>
+              </w:rPr>
+              <w:t>+0.511</w:t>
+            </w:r>
+          </w:p>
+        </w:tc>
+        <w:tc>
+          <w:tcPr>
+            <w:tcW w:type="dxa" w:w="1263"/>
+            <w:vAlign w:val="center"/>
+            <w:tcBorders>
+              <w:top w:val="single" w:sz="4" w:color="000000"/>
+              <w:left w:val="single" w:sz="4" w:color="000000"/>
+              <w:bottom w:val="single" w:sz="4" w:color="000000"/>
+              <w:right w:val="single" w:sz="4" w:color="000000"/>
+            </w:tcBorders>
+          </w:tcPr>
+          <w:p>
+            <w:pPr>
+              <w:jc w:val="left"/>
+            </w:pPr>
+            <w:r/>
+            <w:r>
+              <w:rPr>
+                <w:rFonts w:ascii="Times New Roman" w:hAnsi="Times New Roman" w:eastAsia="宋体"/>
+                <w:b w:val="0"/>
+                <w:sz w:val="20"/>
+              </w:rPr>
+              <w:t>[+0.28, +0.75]</w:t>
+            </w:r>
+          </w:p>
+        </w:tc>
+        <w:tc>
+          <w:tcPr>
+            <w:tcW w:type="dxa" w:w="1263"/>
+            <w:vAlign w:val="center"/>
+            <w:tcBorders>
+              <w:top w:val="single" w:sz="4" w:color="000000"/>
+              <w:left w:val="single" w:sz="4" w:color="000000"/>
+              <w:bottom w:val="single" w:sz="4" w:color="000000"/>
+              <w:right w:val="single" w:sz="4" w:color="000000"/>
+            </w:tcBorders>
+          </w:tcPr>
+          <w:p>
+            <w:pPr>
+              <w:jc w:val="left"/>
+            </w:pPr>
+            <w:r/>
+            <w:r>
+              <w:rPr>
+                <w:rFonts w:ascii="Times New Roman" w:hAnsi="Times New Roman" w:eastAsia="宋体"/>
+                <w:b w:val="0"/>
+                <w:sz w:val="20"/>
+              </w:rPr>
+              <w:t>&lt;0.001</w:t>
+            </w:r>
+          </w:p>
+        </w:tc>
+        <w:tc>
+          <w:tcPr>
+            <w:tcW w:type="dxa" w:w="1263"/>
+            <w:vAlign w:val="center"/>
+            <w:tcBorders>
+              <w:top w:val="single" w:sz="4" w:color="000000"/>
+              <w:left w:val="single" w:sz="4" w:color="000000"/>
+              <w:bottom w:val="single" w:sz="4" w:color="000000"/>
+              <w:right w:val="single" w:sz="4" w:color="000000"/>
+            </w:tcBorders>
+          </w:tcPr>
+          <w:p>
+            <w:pPr>
+              <w:jc w:val="left"/>
+            </w:pPr>
+            <w:r/>
+            <w:r>
+              <w:rPr>
+                <w:rFonts w:ascii="Times New Roman" w:hAnsi="Times New Roman" w:eastAsia="宋体"/>
+                <w:b w:val="0"/>
+                <w:sz w:val="20"/>
+              </w:rPr>
+              <w:t>+0.507</w:t>
+            </w:r>
+          </w:p>
+        </w:tc>
+        <w:tc>
+          <w:tcPr>
+            <w:tcW w:type="dxa" w:w="1263"/>
+            <w:vAlign w:val="center"/>
+            <w:tcBorders>
+              <w:top w:val="single" w:sz="4" w:color="000000"/>
+              <w:left w:val="single" w:sz="4" w:color="000000"/>
+              <w:bottom w:val="single" w:sz="4" w:color="000000"/>
+              <w:right w:val="single" w:sz="4" w:color="000000"/>
+            </w:tcBorders>
+          </w:tcPr>
+          <w:p>
+            <w:pPr>
+              <w:jc w:val="left"/>
+            </w:pPr>
+            <w:r/>
+            <w:r>
+              <w:rPr>
+                <w:rFonts w:ascii="Times New Roman" w:hAnsi="Times New Roman" w:eastAsia="宋体"/>
+                <w:b w:val="0"/>
+                <w:sz w:val="20"/>
+              </w:rPr>
+              <w:t>+0.613</w:t>
+            </w:r>
+          </w:p>
+        </w:tc>
+        <w:tc>
+          <w:tcPr>
+            <w:tcW w:type="dxa" w:w="1263"/>
+            <w:vAlign w:val="center"/>
+            <w:tcBorders>
+              <w:top w:val="single" w:sz="4" w:color="000000"/>
+              <w:left w:val="single" w:sz="4" w:color="000000"/>
+              <w:bottom w:val="single" w:sz="4" w:color="000000"/>
+              <w:right w:val="single" w:sz="4" w:color="000000"/>
+            </w:tcBorders>
+          </w:tcPr>
+          <w:p>
+            <w:pPr>
+              <w:jc w:val="left"/>
+            </w:pPr>
+            <w:r/>
+            <w:r>
+              <w:rPr>
+                <w:rFonts w:ascii="Times New Roman" w:hAnsi="Times New Roman" w:eastAsia="宋体"/>
+                <w:b w:val="0"/>
+                <w:sz w:val="20"/>
+              </w:rPr>
+              <w:t>+0.413</w:t>
+            </w:r>
+          </w:p>
+        </w:tc>
+      </w:tr>
+      <w:tr>
+        <w:tc>
+          <w:tcPr>
+            <w:tcW w:type="dxa" w:w="1263"/>
+            <w:vAlign w:val="center"/>
+            <w:tcBorders>
+              <w:top w:val="single" w:sz="4" w:color="000000"/>
+              <w:left w:val="single" w:sz="4" w:color="000000"/>
+              <w:bottom w:val="single" w:sz="4" w:color="000000"/>
+              <w:right w:val="single" w:sz="4" w:color="000000"/>
+            </w:tcBorders>
+          </w:tcPr>
+          <w:p>
+            <w:pPr>
+              <w:jc w:val="left"/>
+            </w:pPr>
+            <w:r/>
+            <w:r>
+              <w:rPr>
+                <w:rFonts w:ascii="Times New Roman" w:hAnsi="Times New Roman" w:eastAsia="宋体"/>
+                <w:b w:val="0"/>
+                <w:sz w:val="20"/>
+              </w:rPr>
+              <w:t>document skeleton（文档骨架）</w:t>
+            </w:r>
+          </w:p>
+        </w:tc>
+        <w:tc>
+          <w:tcPr>
+            <w:tcW w:type="dxa" w:w="1263"/>
+            <w:vAlign w:val="center"/>
+            <w:tcBorders>
+              <w:top w:val="single" w:sz="4" w:color="000000"/>
+              <w:left w:val="single" w:sz="4" w:color="000000"/>
+              <w:bottom w:val="single" w:sz="4" w:color="000000"/>
+              <w:right w:val="single" w:sz="4" w:color="000000"/>
+            </w:tcBorders>
+          </w:tcPr>
+          <w:p>
+            <w:pPr>
+              <w:jc w:val="left"/>
+            </w:pPr>
+            <w:r/>
+            <w:r>
+              <w:rPr>
+                <w:rFonts w:ascii="Times New Roman" w:hAnsi="Times New Roman" w:eastAsia="宋体"/>
+                <w:b w:val="0"/>
+                <w:sz w:val="20"/>
+              </w:rPr>
+              <w:t>+0.213</w:t>
+            </w:r>
+          </w:p>
+        </w:tc>
+        <w:tc>
+          <w:tcPr>
+            <w:tcW w:type="dxa" w:w="1263"/>
+            <w:vAlign w:val="center"/>
+            <w:tcBorders>
+              <w:top w:val="single" w:sz="4" w:color="000000"/>
+              <w:left w:val="single" w:sz="4" w:color="000000"/>
+              <w:bottom w:val="single" w:sz="4" w:color="000000"/>
+              <w:right w:val="single" w:sz="4" w:color="000000"/>
+            </w:tcBorders>
+          </w:tcPr>
+          <w:p>
+            <w:pPr>
+              <w:jc w:val="left"/>
+            </w:pPr>
+            <w:r/>
+            <w:r>
+              <w:rPr>
+                <w:rFonts w:ascii="Times New Roman" w:hAnsi="Times New Roman" w:eastAsia="宋体"/>
+                <w:b w:val="0"/>
+                <w:sz w:val="20"/>
+              </w:rPr>
+              <w:t>[+0.05, +0.39]</w:t>
+            </w:r>
+          </w:p>
+        </w:tc>
+        <w:tc>
+          <w:tcPr>
+            <w:tcW w:type="dxa" w:w="1263"/>
+            <w:vAlign w:val="center"/>
+            <w:tcBorders>
+              <w:top w:val="single" w:sz="4" w:color="000000"/>
+              <w:left w:val="single" w:sz="4" w:color="000000"/>
+              <w:bottom w:val="single" w:sz="4" w:color="000000"/>
+              <w:right w:val="single" w:sz="4" w:color="000000"/>
+            </w:tcBorders>
+          </w:tcPr>
+          <w:p>
+            <w:pPr>
+              <w:jc w:val="left"/>
+            </w:pPr>
+            <w:r/>
+            <w:r>
+              <w:rPr>
+                <w:rFonts w:ascii="Times New Roman" w:hAnsi="Times New Roman" w:eastAsia="宋体"/>
+                <w:b w:val="0"/>
+                <w:sz w:val="20"/>
+              </w:rPr>
+              <w:t>0.11</w:t>
+            </w:r>
+          </w:p>
+        </w:tc>
+        <w:tc>
+          <w:tcPr>
+            <w:tcW w:type="dxa" w:w="1263"/>
+            <w:vAlign w:val="center"/>
+            <w:tcBorders>
+              <w:top w:val="single" w:sz="4" w:color="000000"/>
+              <w:left w:val="single" w:sz="4" w:color="000000"/>
+              <w:bottom w:val="single" w:sz="4" w:color="000000"/>
+              <w:right w:val="single" w:sz="4" w:color="000000"/>
+            </w:tcBorders>
+          </w:tcPr>
+          <w:p>
+            <w:pPr>
+              <w:jc w:val="left"/>
+            </w:pPr>
+            <w:r/>
+            <w:r>
+              <w:rPr>
+                <w:rFonts w:ascii="Times New Roman" w:hAnsi="Times New Roman" w:eastAsia="宋体"/>
+                <w:b w:val="0"/>
+                <w:sz w:val="20"/>
+              </w:rPr>
+              <w:t>+0.347</w:t>
+            </w:r>
+          </w:p>
+        </w:tc>
+        <w:tc>
+          <w:tcPr>
+            <w:tcW w:type="dxa" w:w="1263"/>
+            <w:vAlign w:val="center"/>
+            <w:tcBorders>
+              <w:top w:val="single" w:sz="4" w:color="000000"/>
+              <w:left w:val="single" w:sz="4" w:color="000000"/>
+              <w:bottom w:val="single" w:sz="4" w:color="000000"/>
+              <w:right w:val="single" w:sz="4" w:color="000000"/>
+            </w:tcBorders>
+          </w:tcPr>
+          <w:p>
+            <w:pPr>
+              <w:jc w:val="left"/>
+            </w:pPr>
+            <w:r/>
+            <w:r>
+              <w:rPr>
+                <w:rFonts w:ascii="Times New Roman" w:hAnsi="Times New Roman" w:eastAsia="宋体"/>
+                <w:b w:val="0"/>
+                <w:sz w:val="20"/>
+              </w:rPr>
+              <w:t>+0.187</w:t>
+            </w:r>
+          </w:p>
+        </w:tc>
+        <w:tc>
+          <w:tcPr>
+            <w:tcW w:type="dxa" w:w="1263"/>
+            <w:vAlign w:val="center"/>
+            <w:tcBorders>
+              <w:top w:val="single" w:sz="4" w:color="000000"/>
+              <w:left w:val="single" w:sz="4" w:color="000000"/>
+              <w:bottom w:val="single" w:sz="4" w:color="000000"/>
+              <w:right w:val="single" w:sz="4" w:color="000000"/>
+            </w:tcBorders>
+          </w:tcPr>
+          <w:p>
+            <w:pPr>
+              <w:jc w:val="left"/>
+            </w:pPr>
+            <w:r/>
+            <w:r>
+              <w:rPr>
+                <w:rFonts w:ascii="Times New Roman" w:hAnsi="Times New Roman" w:eastAsia="宋体"/>
+                <w:b w:val="0"/>
+                <w:sz w:val="20"/>
+              </w:rPr>
+              <w:t>+0.107</w:t>
+            </w:r>
+          </w:p>
+        </w:tc>
+      </w:tr>
+      <w:tr>
+        <w:tc>
+          <w:tcPr>
+            <w:tcW w:type="dxa" w:w="1263"/>
+            <w:vAlign w:val="center"/>
+            <w:tcBorders>
+              <w:top w:val="single" w:sz="4" w:color="000000"/>
+              <w:left w:val="single" w:sz="4" w:color="000000"/>
+              <w:bottom w:val="single" w:sz="4" w:color="000000"/>
+              <w:right w:val="single" w:sz="4" w:color="000000"/>
+            </w:tcBorders>
+          </w:tcPr>
+          <w:p>
+            <w:pPr>
+              <w:jc w:val="left"/>
+            </w:pPr>
+            <w:r/>
+            <w:r>
+              <w:rPr>
+                <w:rFonts w:ascii="Times New Roman" w:hAnsi="Times New Roman" w:eastAsia="宋体"/>
+                <w:b w:val="0"/>
+                <w:sz w:val="20"/>
+              </w:rPr>
+              <w:t>detailed content（详细内容）</w:t>
+            </w:r>
+          </w:p>
+        </w:tc>
+        <w:tc>
+          <w:tcPr>
+            <w:tcW w:type="dxa" w:w="1263"/>
+            <w:vAlign w:val="center"/>
+            <w:tcBorders>
+              <w:top w:val="single" w:sz="4" w:color="000000"/>
+              <w:left w:val="single" w:sz="4" w:color="000000"/>
+              <w:bottom w:val="single" w:sz="4" w:color="000000"/>
+              <w:right w:val="single" w:sz="4" w:color="000000"/>
+            </w:tcBorders>
+          </w:tcPr>
+          <w:p>
+            <w:pPr>
+              <w:jc w:val="left"/>
+            </w:pPr>
+            <w:r/>
+            <w:r>
+              <w:rPr>
+                <w:rFonts w:ascii="Times New Roman" w:hAnsi="Times New Roman" w:eastAsia="宋体"/>
+                <w:b w:val="0"/>
+                <w:sz w:val="20"/>
+              </w:rPr>
+              <w:t>−0.031</w:t>
+            </w:r>
+          </w:p>
+        </w:tc>
+        <w:tc>
+          <w:tcPr>
+            <w:tcW w:type="dxa" w:w="1263"/>
+            <w:vAlign w:val="center"/>
+            <w:tcBorders>
+              <w:top w:val="single" w:sz="4" w:color="000000"/>
+              <w:left w:val="single" w:sz="4" w:color="000000"/>
+              <w:bottom w:val="single" w:sz="4" w:color="000000"/>
+              <w:right w:val="single" w:sz="4" w:color="000000"/>
+            </w:tcBorders>
+          </w:tcPr>
+          <w:p>
+            <w:pPr>
+              <w:jc w:val="left"/>
+            </w:pPr>
+            <w:r/>
+            <w:r>
+              <w:rPr>
+                <w:rFonts w:ascii="Times New Roman" w:hAnsi="Times New Roman" w:eastAsia="宋体"/>
+                <w:b w:val="0"/>
+                <w:sz w:val="20"/>
+              </w:rPr>
+              <w:t>[−0.19, +0.12]</w:t>
+            </w:r>
+          </w:p>
+        </w:tc>
+        <w:tc>
+          <w:tcPr>
+            <w:tcW w:type="dxa" w:w="1263"/>
+            <w:vAlign w:val="center"/>
+            <w:tcBorders>
+              <w:top w:val="single" w:sz="4" w:color="000000"/>
+              <w:left w:val="single" w:sz="4" w:color="000000"/>
+              <w:bottom w:val="single" w:sz="4" w:color="000000"/>
+              <w:right w:val="single" w:sz="4" w:color="000000"/>
+            </w:tcBorders>
+          </w:tcPr>
+          <w:p>
+            <w:pPr>
+              <w:jc w:val="left"/>
+            </w:pPr>
+            <w:r/>
+            <w:r>
+              <w:rPr>
+                <w:rFonts w:ascii="Times New Roman" w:hAnsi="Times New Roman" w:eastAsia="宋体"/>
+                <w:b w:val="0"/>
+                <w:sz w:val="20"/>
+              </w:rPr>
+              <w:t>0.79</w:t>
+            </w:r>
+          </w:p>
+        </w:tc>
+        <w:tc>
+          <w:tcPr>
+            <w:tcW w:type="dxa" w:w="1263"/>
+            <w:vAlign w:val="center"/>
+            <w:tcBorders>
+              <w:top w:val="single" w:sz="4" w:color="000000"/>
+              <w:left w:val="single" w:sz="4" w:color="000000"/>
+              <w:bottom w:val="single" w:sz="4" w:color="000000"/>
+              <w:right w:val="single" w:sz="4" w:color="000000"/>
+            </w:tcBorders>
+          </w:tcPr>
+          <w:p>
+            <w:pPr>
+              <w:jc w:val="left"/>
+            </w:pPr>
+            <w:r/>
+            <w:r>
+              <w:rPr>
+                <w:rFonts w:ascii="Times New Roman" w:hAnsi="Times New Roman" w:eastAsia="宋体"/>
+                <w:b w:val="0"/>
+                <w:sz w:val="20"/>
+              </w:rPr>
+              <w:t>+0.107</w:t>
+            </w:r>
+          </w:p>
+        </w:tc>
+        <w:tc>
+          <w:tcPr>
+            <w:tcW w:type="dxa" w:w="1263"/>
+            <w:vAlign w:val="center"/>
+            <w:tcBorders>
+              <w:top w:val="single" w:sz="4" w:color="000000"/>
+              <w:left w:val="single" w:sz="4" w:color="000000"/>
+              <w:bottom w:val="single" w:sz="4" w:color="000000"/>
+              <w:right w:val="single" w:sz="4" w:color="000000"/>
+            </w:tcBorders>
+          </w:tcPr>
+          <w:p>
+            <w:pPr>
+              <w:jc w:val="left"/>
+            </w:pPr>
+            <w:r/>
+            <w:r>
+              <w:rPr>
+                <w:rFonts w:ascii="Times New Roman" w:hAnsi="Times New Roman" w:eastAsia="宋体"/>
+                <w:b w:val="0"/>
+                <w:sz w:val="20"/>
+              </w:rPr>
+              <w:t>+0.053</w:t>
+            </w:r>
+          </w:p>
+        </w:tc>
+        <w:tc>
+          <w:tcPr>
+            <w:tcW w:type="dxa" w:w="1263"/>
+            <w:vAlign w:val="center"/>
+            <w:tcBorders>
+              <w:top w:val="single" w:sz="4" w:color="000000"/>
+              <w:left w:val="single" w:sz="4" w:color="000000"/>
+              <w:bottom w:val="single" w:sz="4" w:color="000000"/>
+              <w:right w:val="single" w:sz="4" w:color="000000"/>
+            </w:tcBorders>
+          </w:tcPr>
+          <w:p>
+            <w:pPr>
+              <w:jc w:val="left"/>
+            </w:pPr>
+            <w:r/>
+            <w:r>
+              <w:rPr>
+                <w:rFonts w:ascii="Times New Roman" w:hAnsi="Times New Roman" w:eastAsia="宋体"/>
+                <w:b w:val="0"/>
+                <w:sz w:val="20"/>
+              </w:rPr>
+              <w:t>−0.253</w:t>
+            </w:r>
+          </w:p>
+        </w:tc>
+      </w:tr>
+      <w:tr>
+        <w:tc>
+          <w:tcPr>
+            <w:tcW w:type="dxa" w:w="1263"/>
+            <w:vAlign w:val="center"/>
+            <w:tcBorders>
+              <w:top w:val="single" w:sz="4" w:color="000000"/>
+              <w:left w:val="single" w:sz="4" w:color="000000"/>
+              <w:bottom w:val="single" w:sz="4" w:color="000000"/>
+              <w:right w:val="single" w:sz="4" w:color="000000"/>
+            </w:tcBorders>
+          </w:tcPr>
+          <w:p>
+            <w:pPr>
+              <w:jc w:val="left"/>
+            </w:pPr>
+            <w:r/>
+            <w:r>
+              <w:rPr>
+                <w:rFonts w:ascii="Times New Roman" w:hAnsi="Times New Roman" w:eastAsia="宋体"/>
+                <w:b w:val="0"/>
+                <w:sz w:val="20"/>
+              </w:rPr>
+              <w:t>worked examples</w:t>
+            </w:r>
+          </w:p>
+        </w:tc>
+        <w:tc>
+          <w:tcPr>
+            <w:tcW w:type="dxa" w:w="1263"/>
+            <w:vAlign w:val="center"/>
+            <w:tcBorders>
+              <w:top w:val="single" w:sz="4" w:color="000000"/>
+              <w:left w:val="single" w:sz="4" w:color="000000"/>
+              <w:bottom w:val="single" w:sz="4" w:color="000000"/>
+              <w:right w:val="single" w:sz="4" w:color="000000"/>
+            </w:tcBorders>
+          </w:tcPr>
+          <w:p>
+            <w:pPr>
+              <w:jc w:val="left"/>
+            </w:pPr>
+            <w:r/>
+            <w:r>
+              <w:rPr>
+                <w:rFonts w:ascii="Times New Roman" w:hAnsi="Times New Roman" w:eastAsia="宋体"/>
+                <w:b w:val="0"/>
+                <w:sz w:val="20"/>
+              </w:rPr>
+              <w:t>−0.053</w:t>
+            </w:r>
+          </w:p>
+        </w:tc>
+        <w:tc>
+          <w:tcPr>
+            <w:tcW w:type="dxa" w:w="1263"/>
+            <w:vAlign w:val="center"/>
+            <w:tcBorders>
+              <w:top w:val="single" w:sz="4" w:color="000000"/>
+              <w:left w:val="single" w:sz="4" w:color="000000"/>
+              <w:bottom w:val="single" w:sz="4" w:color="000000"/>
+              <w:right w:val="single" w:sz="4" w:color="000000"/>
+            </w:tcBorders>
+          </w:tcPr>
+          <w:p>
+            <w:pPr>
+              <w:jc w:val="left"/>
+            </w:pPr>
+            <w:r/>
+            <w:r>
+              <w:rPr>
+                <w:rFonts w:ascii="Times New Roman" w:hAnsi="Times New Roman" w:eastAsia="宋体"/>
+                <w:b w:val="0"/>
+                <w:sz w:val="20"/>
+              </w:rPr>
+              <w:t>[−0.21, +0.11]</w:t>
+            </w:r>
+          </w:p>
+        </w:tc>
+        <w:tc>
+          <w:tcPr>
+            <w:tcW w:type="dxa" w:w="1263"/>
+            <w:vAlign w:val="center"/>
+            <w:tcBorders>
+              <w:top w:val="single" w:sz="4" w:color="000000"/>
+              <w:left w:val="single" w:sz="4" w:color="000000"/>
+              <w:bottom w:val="single" w:sz="4" w:color="000000"/>
+              <w:right w:val="single" w:sz="4" w:color="000000"/>
+            </w:tcBorders>
+          </w:tcPr>
+          <w:p>
+            <w:pPr>
+              <w:jc w:val="left"/>
+            </w:pPr>
+            <w:r/>
+            <w:r>
+              <w:rPr>
+                <w:rFonts w:ascii="Times New Roman" w:hAnsi="Times New Roman" w:eastAsia="宋体"/>
+                <w:b w:val="0"/>
+                <w:sz w:val="20"/>
+              </w:rPr>
+              <w:t>0.61</w:t>
+            </w:r>
+          </w:p>
+        </w:tc>
+        <w:tc>
+          <w:tcPr>
+            <w:tcW w:type="dxa" w:w="1263"/>
+            <w:vAlign w:val="center"/>
+            <w:tcBorders>
+              <w:top w:val="single" w:sz="4" w:color="000000"/>
+              <w:left w:val="single" w:sz="4" w:color="000000"/>
+              <w:bottom w:val="single" w:sz="4" w:color="000000"/>
+              <w:right w:val="single" w:sz="4" w:color="000000"/>
+            </w:tcBorders>
+          </w:tcPr>
+          <w:p>
+            <w:pPr>
+              <w:jc w:val="left"/>
+            </w:pPr>
+            <w:r/>
+            <w:r>
+              <w:rPr>
+                <w:rFonts w:ascii="Times New Roman" w:hAnsi="Times New Roman" w:eastAsia="宋体"/>
+                <w:b w:val="0"/>
+                <w:sz w:val="20"/>
+              </w:rPr>
+              <w:t>−0.080</w:t>
+            </w:r>
+          </w:p>
+        </w:tc>
+        <w:tc>
+          <w:tcPr>
+            <w:tcW w:type="dxa" w:w="1263"/>
+            <w:vAlign w:val="center"/>
+            <w:tcBorders>
+              <w:top w:val="single" w:sz="4" w:color="000000"/>
+              <w:left w:val="single" w:sz="4" w:color="000000"/>
+              <w:bottom w:val="single" w:sz="4" w:color="000000"/>
+              <w:right w:val="single" w:sz="4" w:color="000000"/>
+            </w:tcBorders>
+          </w:tcPr>
+          <w:p>
+            <w:pPr>
+              <w:jc w:val="left"/>
+            </w:pPr>
+            <w:r/>
+            <w:r>
+              <w:rPr>
+                <w:rFonts w:ascii="Times New Roman" w:hAnsi="Times New Roman" w:eastAsia="宋体"/>
+                <w:b w:val="0"/>
+                <w:sz w:val="20"/>
+              </w:rPr>
+              <w:t>−0.173</w:t>
+            </w:r>
+          </w:p>
+        </w:tc>
+        <w:tc>
+          <w:tcPr>
+            <w:tcW w:type="dxa" w:w="1263"/>
+            <w:vAlign w:val="center"/>
+            <w:tcBorders>
+              <w:top w:val="single" w:sz="4" w:color="000000"/>
+              <w:left w:val="single" w:sz="4" w:color="000000"/>
+              <w:bottom w:val="single" w:sz="4" w:color="000000"/>
+              <w:right w:val="single" w:sz="4" w:color="000000"/>
+            </w:tcBorders>
+          </w:tcPr>
+          <w:p>
+            <w:pPr>
+              <w:jc w:val="left"/>
+            </w:pPr>
+            <w:r/>
+            <w:r>
+              <w:rPr>
+                <w:rFonts w:ascii="Times New Roman" w:hAnsi="Times New Roman" w:eastAsia="宋体"/>
+                <w:b w:val="0"/>
+                <w:sz w:val="20"/>
+              </w:rPr>
+              <w:t>+0.093</w:t>
+            </w:r>
+          </w:p>
+        </w:tc>
+      </w:tr>
+    </w:tbl>
+    <w:p/>
+    <w:p>
+      <w:pPr>
+        <w:spacing w:before="80" w:after="80" w:lineRule="auto" w:line="360"/>
+        <w:ind w:firstLine="0"/>
+        <w:jc w:val="both"/>
+      </w:pPr>
+      <w:r>
+        <w:rPr>
+          <w:rFonts w:ascii="Times New Roman" w:hAnsi="Times New Roman" w:eastAsia="宋体"/>
+          <w:b w:val="0"/>
+          <w:sz w:val="22"/>
+        </w:rPr>
+        <w:t>四者之中，只有规则在多重比较校正后仍然显著（BH-adjusted p&lt;0.001），是唯一确切有效的成分。文档骨架方向为正、bootstrap 区间也不含 0，但基于秩的检验未达显著（BH-adjusted p=0.11），故只能算提示性证据，需进一步验证；详细内容和 worked examples 则都没有产生可检出的效应。补充对比还显示，H4_sop_only（仅含单个 SOP 骨架）与 H3_skeleton（完整模块骨架）的作用相当（Δ=−0.009）。按任务类别分层看（Table 3 右三列，每格 n=15），规则的效应在三类任务中方向一致、量级相近（+0.41 至 +0.61），并未因任务类别而逆转；其余三个成分的效应则随类别波动，且量级都远小于规则。</w:t>
+      </w:r>
+    </w:p>
+    <w:p>
+      <w:pPr>
+        <w:spacing w:before="80" w:after="80" w:lineRule="auto" w:line="360"/>
+        <w:ind w:firstLine="0"/>
+        <w:jc w:val="both"/>
+      </w:pPr>
+      <w:r>
+        <w:rPr>
+          <w:rFonts w:ascii="Times New Roman" w:hAnsi="Times New Roman" w:eastAsia="宋体"/>
+          <w:b w:val="0"/>
+          <w:sz w:val="22"/>
+        </w:rPr>
+        <w:t>规则成分的效应还可按评分维度分解（GPT 评判者，每个配置 n=45）：可操作性 +0.867、专业深度 +0.644、条款满足度 +0.400、PDCA 闭环 +0.333、内部一致性 +0.311。增益最大的两个维度是可操作性与专业深度，而非格式与结构类维度——这说明规则约束并不只是在规范文件的外形，也提高了文件写入检验专业细节的程度。不过，这里分层的是评分维度，不是文件类型。“专业深度”只是技术性的一个代理指标（Table 1）。真正按文件类型分层——把通用管理文件与检验技术文件分开比较——本研究做不到，因为任务集里根本没有技术类文件（§4.6 局限性 xviii）。</w:t>
+      </w:r>
+    </w:p>
+    <w:p>
+      <w:pPr>
+        <w:spacing w:before="80" w:after="80" w:lineRule="auto" w:line="360"/>
+        <w:ind w:firstLine="0"/>
+        <w:jc w:val="both"/>
+      </w:pPr>
+      <w:r>
+        <w:rPr>
+          <w:rFonts w:ascii="Times New Roman" w:hAnsi="Times New Roman" w:eastAsia="宋体"/>
+          <w:b w:val="0"/>
+          <w:sz w:val="22"/>
+        </w:rPr>
+        <w:t>以上结果仅针对 LLM 评判者层（Tier 2b GPT 评判者）；专家层的对比见 §3.5。</w:t>
       </w:r>
     </w:p>
     <w:p>
@@ -2056,7 +3873,22 @@
           <w:b w:val="0"/>
           <w:sz w:val="22"/>
         </w:rPr>
-        <w:t>Figure 2 展示 2×2 对称设计——Claude 生成 × Claude 评审、Claude 生成 × GPT 评审、GPT 生成 × Claude 评审、GPT 生成 × GPT 评审——评估于 9 组配置 × 3 个代表任务（A1、B1、C1）× 每单元 3 次重复。全量上下文配置 C_full（~56,000 tokens）在 GPT-5.4 生成条件下合规分出现显著下降：GPT-gen × Claude-judge 均值为 1.40，GPT-gen × GPT-judge 均值为 1.84（0–5 Likert 量纲），而同一 C_full 配置在 Claude Opus 4.6 生成条件下两位判官的跨评估均值落在 3.22–4.56 区间。该模式表明 ~56,000-token 全量上下文配置的表观可用性局限于 Claude Opus 4.6，在本研究测试的参数下无法推广至 GPT-5.4。作者对 GPT 生成的 C_full 输出进行了定性检视，识别出三类反复出现的失败模式：（i）指令遵循衰退，即 system prompt 早期声明的约束在输出后段不再得到体现；（ii）结构错乱，表现为章节顺序不一致、必需标题缺失或编号错误；以及（iii）条款引用混淆，包括使用错误、不匹配或捏造的 ISO 15189:2022 条款编号。在相应的 Claude Opus 4.6 输出中未观察到这些失败模式。</w:t>
+        <w:t>Figure 2 给出 2×2 对称设计的结果：两个模型（Claude、GPT）各自生成、再由两位评判者各自打分，评估覆盖 9 组配置 × 3 个任务（A1、B1、C1）× 每格 3 次重复。两个模型运行的是同一组任务，因此这一跨模型比较在任务上是配对的，配置效应不与任务效应混淆；但结论向其他任务的外推仍受限（见 §4.6 局限性 v）。最突出的现象是 C_full（~56,000 tokens）在 GPT-5.4 生成时合规分大幅下滑：GPT 生成的文件，Claude 评判者给 1.40、GPT 评判者给 1.84（0–5 分）；而同一个 C_full 配置在 Claude 生成时，两位评判者的均分在 3.22–4.56 之间。这说明这个 ~56,000-token 的全量配置只适用于 Claude，在本研究的参数下无法照搬到 GPT-5.4。</w:t>
+      </w:r>
+    </w:p>
+    <w:p>
+      <w:pPr>
+        <w:spacing w:before="80" w:after="80" w:lineRule="auto" w:line="360"/>
+        <w:ind w:firstLine="0"/>
+        <w:jc w:val="both"/>
+      </w:pPr>
+      <w:r>
+        <w:rPr>
+          <w:rFonts w:ascii="Times New Roman" w:hAnsi="Times New Roman" w:eastAsia="宋体"/>
+          <w:b w:val="0"/>
+          <w:sz w:val="22"/>
+        </w:rPr>
+        <w:t>我们逐份查看了 GPT 生成的 C_full 输出，发现三类反复出现的问题：(i) 越往后越不遵守指令——system prompt 开头声明的约束，到输出后半段就不再执行；(ii) 结构错乱——章节顺序乱、必需标题缺失或编号出错；(iii) 条款引用混乱——引用错误、对不上号、甚至编造 ISO 15189:2022 条款号。这些问题在对应的 Claude 输出里都没有出现。</w:t>
       </w:r>
     </w:p>
     <w:p>
@@ -2070,7 +3902,7 @@
           <w:b/>
           <w:sz w:val="24"/>
         </w:rPr>
-        <w:t>3.4 LLM 评审的自评偏差</w:t>
+        <w:t>3.4 LLM 评判者的自评偏差</w:t>
       </w:r>
     </w:p>
     <w:p>
@@ -2085,7 +3917,7 @@
           <w:b w:val="0"/>
           <w:sz w:val="22"/>
         </w:rPr>
-        <w:t>依 §2.4.4 定义的 Panickssery 经典公式（bias_M = mean(judge = M, generator = M) − mean(judge = M, generator = M′)）计算，Claude 评审在 9 组配置上的均值偏差为 +0.294（0–5 Likert 量纲；6 组正向，单组最大值 +3.156 出现于 C_full）。GPT 评审均值偏差为 −0.301（6 组负向，A_bare 与 B_simple 为正，F_template 为零）。两位判官在方向上达成一致——跨 9 组配置，两者实际上均把 Claude 生成输出评得比 GPT 生成高约 0.30 分，尽管自评偏差指标的符号在表面上相反。将 C_full 作为主要离群点排除后，Claude 评审均值偏差衰减至 −0.064（9 配置中位数：+0.200），GPT 评审均值偏差衰减至 −0.167（中位数：−0.311），表明上述 Panickssery 指数主要由 C_full 拖动，其长上下文失败模式（§3.3）在该处放大了跨判官分歧。</w:t>
+        <w:t>按 §2.4.4 的 Panickssery 公式算出的自评偏差见 Table 4。两个数字符号相反，却指向同一件事：两位评判者其实都把 Claude 生成的文件评得更高（约 0.3 分）。而且去掉 C_full 后，两个偏差都塌回接近 0——可见这点差距主要由 C_full 一个配置造成，它正是 §3.3 里 GPT 在长上下文下崩溃的那个配置。</w:t>
       </w:r>
     </w:p>
     <w:p>
@@ -2094,15 +3926,277 @@
         <w:ind w:firstLine="0"/>
         <w:jc w:val="both"/>
       </w:pPr>
+      <w:r>
+        <w:rPr>
+          <w:rFonts w:ascii="Times New Roman" w:hAnsi="Times New Roman" w:eastAsia="宋体"/>
+          <w:b/>
+          <w:sz w:val="22"/>
+        </w:rPr>
+        <w:t>Table 4.</w:t>
+      </w:r>
       <w:r>
         <w:rPr>
           <w:rFonts w:ascii="Times New Roman" w:hAnsi="Times New Roman" w:eastAsia="宋体"/>
           <w:b w:val="0"/>
           <w:sz w:val="22"/>
         </w:rPr>
-        <w:t>按定义，该符号相反的模式与"经典自评偏差"（每位判官各自偏好自家生成）不兼容——后者应表现为两位判官均为同号正值。所观察到的模式与两种非互斥假设相容：(a) 在本研究参数设置下，Claude Opus 4.6 与 GPT-5.4 之间存在真实的生成质量差异，与 §3.3 报告的 GPT-5.4 在 C_full 下的崩盘模式一致；(b) 两位判官共享的风格或格式偏好倾向于 Claude 生成的表达形式。由于 Tier 3 专家样本（n=10）全部抽取自 Claude 生成集（§2.3.3），本研究无法在经验上判别上述两种解释；我们将此识别为后续验证研究的关键方向（§4.5 局限性 i）。</w:t>
+        <w:t xml:space="preserve"> 两位评判者的自评偏差（0–5 分；正值＝给自家生成的文件打分更高）。</w:t>
       </w:r>
     </w:p>
+    <w:tbl>
+      <w:tblPr>
+        <w:tblW w:type="auto" w:w="0"/>
+        <w:jc w:val="center"/>
+        <w:tblLayout w:type="autofit"/>
+        <w:tblLook w:firstColumn="1" w:firstRow="1" w:lastColumn="0" w:lastRow="0" w:noHBand="0" w:noVBand="1" w:val="04A0"/>
+      </w:tblPr>
+      <w:tblGrid>
+        <w:gridCol w:w="2946"/>
+        <w:gridCol w:w="2946"/>
+        <w:gridCol w:w="2946"/>
+      </w:tblGrid>
+      <w:tr>
+        <w:tc>
+          <w:tcPr>
+            <w:tcW w:type="dxa" w:w="2946"/>
+            <w:vAlign w:val="center"/>
+            <w:tcBorders>
+              <w:top w:val="single" w:sz="4" w:color="000000"/>
+              <w:left w:val="single" w:sz="4" w:color="000000"/>
+              <w:bottom w:val="single" w:sz="4" w:color="000000"/>
+              <w:right w:val="single" w:sz="4" w:color="000000"/>
+            </w:tcBorders>
+          </w:tcPr>
+          <w:p>
+            <w:pPr>
+              <w:jc w:val="center"/>
+            </w:pPr>
+            <w:r/>
+            <w:r>
+              <w:rPr>
+                <w:rFonts w:ascii="Times New Roman" w:hAnsi="Times New Roman" w:eastAsia="宋体"/>
+                <w:b/>
+                <w:sz w:val="20"/>
+              </w:rPr>
+              <w:t>评判者</w:t>
+            </w:r>
+          </w:p>
+        </w:tc>
+        <w:tc>
+          <w:tcPr>
+            <w:tcW w:type="dxa" w:w="2946"/>
+            <w:vAlign w:val="center"/>
+            <w:tcBorders>
+              <w:top w:val="single" w:sz="4" w:color="000000"/>
+              <w:left w:val="single" w:sz="4" w:color="000000"/>
+              <w:bottom w:val="single" w:sz="4" w:color="000000"/>
+              <w:right w:val="single" w:sz="4" w:color="000000"/>
+            </w:tcBorders>
+          </w:tcPr>
+          <w:p>
+            <w:pPr>
+              <w:jc w:val="center"/>
+            </w:pPr>
+            <w:r/>
+            <w:r>
+              <w:rPr>
+                <w:rFonts w:ascii="Times New Roman" w:hAnsi="Times New Roman" w:eastAsia="宋体"/>
+                <w:b/>
+                <w:sz w:val="20"/>
+              </w:rPr>
+              <w:t>全部 9 个配置</w:t>
+            </w:r>
+          </w:p>
+        </w:tc>
+        <w:tc>
+          <w:tcPr>
+            <w:tcW w:type="dxa" w:w="2946"/>
+            <w:vAlign w:val="center"/>
+            <w:tcBorders>
+              <w:top w:val="single" w:sz="4" w:color="000000"/>
+              <w:left w:val="single" w:sz="4" w:color="000000"/>
+              <w:bottom w:val="single" w:sz="4" w:color="000000"/>
+              <w:right w:val="single" w:sz="4" w:color="000000"/>
+            </w:tcBorders>
+          </w:tcPr>
+          <w:p>
+            <w:pPr>
+              <w:jc w:val="center"/>
+            </w:pPr>
+            <w:r/>
+            <w:r>
+              <w:rPr>
+                <w:rFonts w:ascii="Times New Roman" w:hAnsi="Times New Roman" w:eastAsia="宋体"/>
+                <w:b/>
+                <w:sz w:val="20"/>
+              </w:rPr>
+              <w:t>去掉 C_full 后</w:t>
+            </w:r>
+          </w:p>
+        </w:tc>
+      </w:tr>
+      <w:tr>
+        <w:tc>
+          <w:tcPr>
+            <w:tcW w:type="dxa" w:w="2946"/>
+            <w:vAlign w:val="center"/>
+            <w:tcBorders>
+              <w:top w:val="single" w:sz="4" w:color="000000"/>
+              <w:left w:val="single" w:sz="4" w:color="000000"/>
+              <w:bottom w:val="single" w:sz="4" w:color="000000"/>
+              <w:right w:val="single" w:sz="4" w:color="000000"/>
+            </w:tcBorders>
+          </w:tcPr>
+          <w:p>
+            <w:pPr>
+              <w:jc w:val="left"/>
+            </w:pPr>
+            <w:r/>
+            <w:r>
+              <w:rPr>
+                <w:rFonts w:ascii="Times New Roman" w:hAnsi="Times New Roman" w:eastAsia="宋体"/>
+                <w:b w:val="0"/>
+                <w:sz w:val="20"/>
+              </w:rPr>
+              <w:t>Claude</w:t>
+            </w:r>
+          </w:p>
+        </w:tc>
+        <w:tc>
+          <w:tcPr>
+            <w:tcW w:type="dxa" w:w="2946"/>
+            <w:vAlign w:val="center"/>
+            <w:tcBorders>
+              <w:top w:val="single" w:sz="4" w:color="000000"/>
+              <w:left w:val="single" w:sz="4" w:color="000000"/>
+              <w:bottom w:val="single" w:sz="4" w:color="000000"/>
+              <w:right w:val="single" w:sz="4" w:color="000000"/>
+            </w:tcBorders>
+          </w:tcPr>
+          <w:p>
+            <w:pPr>
+              <w:jc w:val="left"/>
+            </w:pPr>
+            <w:r/>
+            <w:r>
+              <w:rPr>
+                <w:rFonts w:ascii="Times New Roman" w:hAnsi="Times New Roman" w:eastAsia="宋体"/>
+                <w:b w:val="0"/>
+                <w:sz w:val="20"/>
+              </w:rPr>
+              <w:t>+0.294</w:t>
+            </w:r>
+          </w:p>
+        </w:tc>
+        <w:tc>
+          <w:tcPr>
+            <w:tcW w:type="dxa" w:w="2946"/>
+            <w:vAlign w:val="center"/>
+            <w:tcBorders>
+              <w:top w:val="single" w:sz="4" w:color="000000"/>
+              <w:left w:val="single" w:sz="4" w:color="000000"/>
+              <w:bottom w:val="single" w:sz="4" w:color="000000"/>
+              <w:right w:val="single" w:sz="4" w:color="000000"/>
+            </w:tcBorders>
+          </w:tcPr>
+          <w:p>
+            <w:pPr>
+              <w:jc w:val="left"/>
+            </w:pPr>
+            <w:r/>
+            <w:r>
+              <w:rPr>
+                <w:rFonts w:ascii="Times New Roman" w:hAnsi="Times New Roman" w:eastAsia="宋体"/>
+                <w:b w:val="0"/>
+                <w:sz w:val="20"/>
+              </w:rPr>
+              <w:t>−0.064</w:t>
+            </w:r>
+          </w:p>
+        </w:tc>
+      </w:tr>
+      <w:tr>
+        <w:tc>
+          <w:tcPr>
+            <w:tcW w:type="dxa" w:w="2946"/>
+            <w:vAlign w:val="center"/>
+            <w:tcBorders>
+              <w:top w:val="single" w:sz="4" w:color="000000"/>
+              <w:left w:val="single" w:sz="4" w:color="000000"/>
+              <w:bottom w:val="single" w:sz="4" w:color="000000"/>
+              <w:right w:val="single" w:sz="4" w:color="000000"/>
+            </w:tcBorders>
+          </w:tcPr>
+          <w:p>
+            <w:pPr>
+              <w:jc w:val="left"/>
+            </w:pPr>
+            <w:r/>
+            <w:r>
+              <w:rPr>
+                <w:rFonts w:ascii="Times New Roman" w:hAnsi="Times New Roman" w:eastAsia="宋体"/>
+                <w:b w:val="0"/>
+                <w:sz w:val="20"/>
+              </w:rPr>
+              <w:t>GPT</w:t>
+            </w:r>
+          </w:p>
+        </w:tc>
+        <w:tc>
+          <w:tcPr>
+            <w:tcW w:type="dxa" w:w="2946"/>
+            <w:vAlign w:val="center"/>
+            <w:tcBorders>
+              <w:top w:val="single" w:sz="4" w:color="000000"/>
+              <w:left w:val="single" w:sz="4" w:color="000000"/>
+              <w:bottom w:val="single" w:sz="4" w:color="000000"/>
+              <w:right w:val="single" w:sz="4" w:color="000000"/>
+            </w:tcBorders>
+          </w:tcPr>
+          <w:p>
+            <w:pPr>
+              <w:jc w:val="left"/>
+            </w:pPr>
+            <w:r/>
+            <w:r>
+              <w:rPr>
+                <w:rFonts w:ascii="Times New Roman" w:hAnsi="Times New Roman" w:eastAsia="宋体"/>
+                <w:b w:val="0"/>
+                <w:sz w:val="20"/>
+              </w:rPr>
+              <w:t>−0.301</w:t>
+            </w:r>
+          </w:p>
+        </w:tc>
+        <w:tc>
+          <w:tcPr>
+            <w:tcW w:type="dxa" w:w="2946"/>
+            <w:vAlign w:val="center"/>
+            <w:tcBorders>
+              <w:top w:val="single" w:sz="4" w:color="000000"/>
+              <w:left w:val="single" w:sz="4" w:color="000000"/>
+              <w:bottom w:val="single" w:sz="4" w:color="000000"/>
+              <w:right w:val="single" w:sz="4" w:color="000000"/>
+            </w:tcBorders>
+          </w:tcPr>
+          <w:p>
+            <w:pPr>
+              <w:jc w:val="left"/>
+            </w:pPr>
+            <w:r/>
+            <w:r>
+              <w:rPr>
+                <w:rFonts w:ascii="Times New Roman" w:hAnsi="Times New Roman" w:eastAsia="宋体"/>
+                <w:b w:val="0"/>
+                <w:sz w:val="20"/>
+              </w:rPr>
+              <w:t>−0.167</w:t>
+            </w:r>
+          </w:p>
+        </w:tc>
+      </w:tr>
+    </w:tbl>
+    <w:p/>
     <w:p>
       <w:pPr>
         <w:spacing w:before="80" w:after="80" w:lineRule="auto" w:line="360"/>
@@ -2115,7 +4209,22 @@
           <w:b w:val="0"/>
           <w:sz w:val="22"/>
         </w:rPr>
-        <w:t>为考察去除同判官自评后的配置排序，我们仅使用跨模型评分（每个配置保留 Claude 评审 → GPT 生成、与 GPT 评审 → Claude 生成的 per-document 均值，再两两取均值）重新排序。在此去偏排序下，前四配置在 0–5 Likert 量纲上的均值分别为：G_template_rules（4.211）、H3_skeleton（4.167）、E_rules_v2（4.133）、H4_sop_only（4.100）；四者间最大成对差为 Δ=0.111，统计上不可区分。C_full 由 §3.1 综合排序的第 6 名跌至第 9 名（均值=2.310），表明 C_full 在 §3.1 中获得的较高 LLM 评分主要由两点驱动：Claude 评审对自家输出的高估、以及 GPT-5.4 在 ~56,000 token 配置下无法产生可用输出（§3.3）。</w:t>
+        <w:t>这种“符号相反”的模式与经典的自我偏好（每位评判者各自偏袒自家生成）并不相符——若真是自我偏好，两个偏差应当同为正值。观察到的模式有两种解释、且不互斥：(a) Claude 与 GPT 之间确实存在生成质量差异（与 §3.3 中 GPT 在 C_full 下的崩溃一致）；(b) 两位评判者都偏好 Claude 那种文风或排版。由于专家样本（n=10）全部来自 Claude 生成的文件（§2.3.3），本研究无法区分这两种解释，这也是后续验证的重点（§4.6 局限性 i）。</w:t>
+      </w:r>
+    </w:p>
+    <w:p>
+      <w:pPr>
+        <w:spacing w:before="80" w:after="80" w:lineRule="auto" w:line="360"/>
+        <w:ind w:firstLine="0"/>
+        <w:jc w:val="both"/>
+      </w:pPr>
+      <w:r>
+        <w:rPr>
+          <w:rFonts w:ascii="Times New Roman" w:hAnsi="Times New Roman" w:eastAsia="宋体"/>
+          <w:b w:val="0"/>
+          <w:sz w:val="22"/>
+        </w:rPr>
+        <w:t>评判者给自家模型生成的文件打分时可能偏高。为排除这种影响，我们只用交叉打分（Claude 评判者评 GPT 生成的、GPT 评判者评 Claude 生成的）重新排名。这样排出来，前四名（G_template_rules、H3_skeleton、E_rules_v2、H4_sop_only）彼此只差 0.11 分，统计上无法区分；而 C_full 从 §3.1 综合排名的第 6 名跌到第 9 名（垫底）。这说明 C_full 在 §3.1 拿到的较高 LLM 评分，主要靠两点撑着：Claude 评判者高估自家输出，以及 GPT 在 ~56,000-token 配置下根本产不出可用文件（§3.3）。</w:t>
       </w:r>
     </w:p>
     <w:p>
@@ -2144,7 +4253,7 @@
           <w:b w:val="0"/>
           <w:sz w:val="22"/>
         </w:rPr>
-        <w:t>3 位专家间一致性极高：ICC(2,k)=0.982（95% CI [0.95, 1.00]）；ICC(3,k)=0.981。两两单评分员一致性 ICC(2,1) 分别为 0.948（R1 vs R2）、0.928（R1 vs R3）、0.969（R2 vs R3），均位于"优秀"区间（&gt;0.90，按 Cicchetti 标准 [15]）。该一致性水平表明 5 维度评分量规（Table 1）在评分员间高度可重复；然而由于三位评分员均来自同一单位，所观察到的可靠性可能高估跨单位一致性（见 §4.5 局限性 ii）。</w:t>
+        <w:t>3 位专家之间的一致性极高：ICC(2,k)=0.982（95% CI [0.95, 1.00]），三对评分员两两比较也都在 0.92 以上（按 Cicchetti 标准属“优秀” [14]）。这说明五维度评分量规（Table 1）在评分员之间高度可重复；但三人同属一个单位，这个一致性可能高于跨单位的真实水平（见 §4.6 局限性 ii）。</w:t>
       </w:r>
     </w:p>
     <w:p>
@@ -2159,7 +4268,7 @@
           <w:b w:val="0"/>
           <w:sz w:val="22"/>
         </w:rPr>
-        <w:t>专家均值与两位 LLM 评审之间的一致性显著低于专家间（Figure 3）。Claude 评审 ICC(3,1)=0.548（p=0.04），Pearson r=0.573，Spearman ρ=0.509；GPT 评审 ICC(3,1)=0.217（p=0.26），Pearson r=0.259。在 0–5 Likert 量纲下，两位 LLM 评审均系统性高估专家所给的合规分数：Claude 评审高估 0.905 分，GPT 评审高估 0.525 分（mean difference 定义为 expert − LLM judge，分别为 −0.905 与 −0.525）。Claude–专家一致性达中等水平，GPT–专家一致性较差。</w:t>
+        <w:t>专家与两位 LLM 评判者之间的一致性则明显更低（Figure 3）：Claude 评判者 ICC(3,1)=0.548（95% CI [−0.08, 0.86]，p=0.04），GPT 评判者只有 0.217（95% CI [−0.44, 0.72]，p=0.26）。两个区间都跨过 0，加之 n 仅为 10，因此这两个一致性系数只能作方向性提示，不足以支撑确切的统计结论。而且两位评判者都系统性地把合规分打得比专家高——Claude 高估 0.905 分、GPT 高估 0.525 分。也就是说，Claude 评判者与专家勉强算中等一致，GPT 评判者则较差。</w:t>
       </w:r>
     </w:p>
     <w:p>
@@ -2174,7 +4283,1117 @@
           <w:b w:val="0"/>
           <w:sz w:val="22"/>
         </w:rPr>
-        <w:t>按专家均值对所抽样的 7 个配置（共 10 份文件；每层 n=1 或 2）排序为：F_template 4.24（n=1）、H2_keep_examples 4.07（n=1）、G_template_rules 4.06（n=2）、C_full 3.45（n=2）、H4_sop_only 3.20（n=2）、E_rules_v2 3.19（n=1）、A_bare 3.04（n=1）。LLM 评估层第 1 名的配置——H4_sop_only（~2,000 tokens）——在专家视角下跌至第 5/7 名（倒数第三），仅高于空 prompt 基线 A_bare 0.16 分。LLM 评审对 C_full 与 H4_sop_only 高估最严重（mean difference = expert − LLM-judges mean，分别为 −1.00 与 −1.05），提示这两种配置虽呈现结构完整性与术语合规性（自动评分与 LLM 评审最易捕获的维度），但缺乏只有专家评审才能察觉的临床实操深度。专家排序前三的配置（F_template、H2_keep_examples、G_template_rules）均为含详细内容的模板锚定配置，表明在 LLM 评审层呈现的"骨架配置 token 效率优势"并不能转化为专家可验证的合规性。考虑到每层样本极小（n=1 或 2），上述专家排序应视为探索性结论，需通过更大规模专家样本进行重复验证。</w:t>
+        <w:t>按专家均值给这 7 个配置排名见 Table 5，结果与 LLM 评判者层几乎相反。</w:t>
+      </w:r>
+    </w:p>
+    <w:p>
+      <w:pPr>
+        <w:spacing w:before="80" w:after="80" w:lineRule="auto" w:line="360"/>
+        <w:ind w:firstLine="0"/>
+        <w:jc w:val="both"/>
+      </w:pPr>
+      <w:r>
+        <w:rPr>
+          <w:rFonts w:ascii="Times New Roman" w:hAnsi="Times New Roman" w:eastAsia="宋体"/>
+          <w:b/>
+          <w:sz w:val="22"/>
+        </w:rPr>
+        <w:t>Table 5.</w:t>
+      </w:r>
+      <w:r>
+        <w:rPr>
+          <w:rFonts w:ascii="Times New Roman" w:hAnsi="Times New Roman" w:eastAsia="宋体"/>
+          <w:b w:val="0"/>
+          <w:sz w:val="22"/>
+        </w:rPr>
+        <w:t xml:space="preserve"> 7 个抽样配置的三方评分（0–5 分；按专家均值降序；每个配置 1–2 份样本）。</w:t>
+      </w:r>
+    </w:p>
+    <w:tbl>
+      <w:tblPr>
+        <w:tblW w:type="auto" w:w="0"/>
+        <w:jc w:val="center"/>
+        <w:tblLayout w:type="autofit"/>
+        <w:tblLook w:firstColumn="1" w:firstRow="1" w:lastColumn="0" w:lastRow="0" w:noHBand="0" w:noVBand="1" w:val="04A0"/>
+      </w:tblPr>
+      <w:tblGrid>
+        <w:gridCol w:w="1768"/>
+        <w:gridCol w:w="1768"/>
+        <w:gridCol w:w="1768"/>
+        <w:gridCol w:w="1768"/>
+        <w:gridCol w:w="1768"/>
+      </w:tblGrid>
+      <w:tr>
+        <w:tc>
+          <w:tcPr>
+            <w:tcW w:type="dxa" w:w="1768"/>
+            <w:vAlign w:val="center"/>
+            <w:tcBorders>
+              <w:top w:val="single" w:sz="4" w:color="000000"/>
+              <w:left w:val="single" w:sz="4" w:color="000000"/>
+              <w:bottom w:val="single" w:sz="4" w:color="000000"/>
+              <w:right w:val="single" w:sz="4" w:color="000000"/>
+            </w:tcBorders>
+          </w:tcPr>
+          <w:p>
+            <w:pPr>
+              <w:jc w:val="center"/>
+            </w:pPr>
+            <w:r/>
+            <w:r>
+              <w:rPr>
+                <w:rFonts w:ascii="Times New Roman" w:hAnsi="Times New Roman" w:eastAsia="宋体"/>
+                <w:b/>
+                <w:sz w:val="20"/>
+              </w:rPr>
+              <w:t>配置</w:t>
+            </w:r>
+          </w:p>
+        </w:tc>
+        <w:tc>
+          <w:tcPr>
+            <w:tcW w:type="dxa" w:w="1768"/>
+            <w:vAlign w:val="center"/>
+            <w:tcBorders>
+              <w:top w:val="single" w:sz="4" w:color="000000"/>
+              <w:left w:val="single" w:sz="4" w:color="000000"/>
+              <w:bottom w:val="single" w:sz="4" w:color="000000"/>
+              <w:right w:val="single" w:sz="4" w:color="000000"/>
+            </w:tcBorders>
+          </w:tcPr>
+          <w:p>
+            <w:pPr>
+              <w:jc w:val="center"/>
+            </w:pPr>
+            <w:r/>
+            <w:r>
+              <w:rPr>
+                <w:rFonts w:ascii="Times New Roman" w:hAnsi="Times New Roman" w:eastAsia="宋体"/>
+                <w:b/>
+                <w:sz w:val="20"/>
+              </w:rPr>
+              <w:t>专家均值</w:t>
+            </w:r>
+          </w:p>
+        </w:tc>
+        <w:tc>
+          <w:tcPr>
+            <w:tcW w:type="dxa" w:w="1768"/>
+            <w:vAlign w:val="center"/>
+            <w:tcBorders>
+              <w:top w:val="single" w:sz="4" w:color="000000"/>
+              <w:left w:val="single" w:sz="4" w:color="000000"/>
+              <w:bottom w:val="single" w:sz="4" w:color="000000"/>
+              <w:right w:val="single" w:sz="4" w:color="000000"/>
+            </w:tcBorders>
+          </w:tcPr>
+          <w:p>
+            <w:pPr>
+              <w:jc w:val="center"/>
+            </w:pPr>
+            <w:r/>
+            <w:r>
+              <w:rPr>
+                <w:rFonts w:ascii="Times New Roman" w:hAnsi="Times New Roman" w:eastAsia="宋体"/>
+                <w:b/>
+                <w:sz w:val="20"/>
+              </w:rPr>
+              <w:t>Claude 评判者</w:t>
+            </w:r>
+          </w:p>
+        </w:tc>
+        <w:tc>
+          <w:tcPr>
+            <w:tcW w:type="dxa" w:w="1768"/>
+            <w:vAlign w:val="center"/>
+            <w:tcBorders>
+              <w:top w:val="single" w:sz="4" w:color="000000"/>
+              <w:left w:val="single" w:sz="4" w:color="000000"/>
+              <w:bottom w:val="single" w:sz="4" w:color="000000"/>
+              <w:right w:val="single" w:sz="4" w:color="000000"/>
+            </w:tcBorders>
+          </w:tcPr>
+          <w:p>
+            <w:pPr>
+              <w:jc w:val="center"/>
+            </w:pPr>
+            <w:r/>
+            <w:r>
+              <w:rPr>
+                <w:rFonts w:ascii="Times New Roman" w:hAnsi="Times New Roman" w:eastAsia="宋体"/>
+                <w:b/>
+                <w:sz w:val="20"/>
+              </w:rPr>
+              <w:t>GPT 评判者</w:t>
+            </w:r>
+          </w:p>
+        </w:tc>
+        <w:tc>
+          <w:tcPr>
+            <w:tcW w:type="dxa" w:w="1768"/>
+            <w:vAlign w:val="center"/>
+            <w:tcBorders>
+              <w:top w:val="single" w:sz="4" w:color="000000"/>
+              <w:left w:val="single" w:sz="4" w:color="000000"/>
+              <w:bottom w:val="single" w:sz="4" w:color="000000"/>
+              <w:right w:val="single" w:sz="4" w:color="000000"/>
+            </w:tcBorders>
+          </w:tcPr>
+          <w:p>
+            <w:pPr>
+              <w:jc w:val="center"/>
+            </w:pPr>
+            <w:r/>
+            <w:r>
+              <w:rPr>
+                <w:rFonts w:ascii="Times New Roman" w:hAnsi="Times New Roman" w:eastAsia="宋体"/>
+                <w:b/>
+                <w:sz w:val="20"/>
+              </w:rPr>
+              <w:t>n</w:t>
+            </w:r>
+          </w:p>
+        </w:tc>
+      </w:tr>
+      <w:tr>
+        <w:tc>
+          <w:tcPr>
+            <w:tcW w:type="dxa" w:w="1768"/>
+            <w:vAlign w:val="center"/>
+            <w:tcBorders>
+              <w:top w:val="single" w:sz="4" w:color="000000"/>
+              <w:left w:val="single" w:sz="4" w:color="000000"/>
+              <w:bottom w:val="single" w:sz="4" w:color="000000"/>
+              <w:right w:val="single" w:sz="4" w:color="000000"/>
+            </w:tcBorders>
+          </w:tcPr>
+          <w:p>
+            <w:pPr>
+              <w:jc w:val="left"/>
+            </w:pPr>
+            <w:r/>
+            <w:r>
+              <w:rPr>
+                <w:rFonts w:ascii="Times New Roman" w:hAnsi="Times New Roman" w:eastAsia="宋体"/>
+                <w:b w:val="0"/>
+                <w:sz w:val="20"/>
+              </w:rPr>
+              <w:t>F_template</w:t>
+            </w:r>
+          </w:p>
+        </w:tc>
+        <w:tc>
+          <w:tcPr>
+            <w:tcW w:type="dxa" w:w="1768"/>
+            <w:vAlign w:val="center"/>
+            <w:tcBorders>
+              <w:top w:val="single" w:sz="4" w:color="000000"/>
+              <w:left w:val="single" w:sz="4" w:color="000000"/>
+              <w:bottom w:val="single" w:sz="4" w:color="000000"/>
+              <w:right w:val="single" w:sz="4" w:color="000000"/>
+            </w:tcBorders>
+          </w:tcPr>
+          <w:p>
+            <w:pPr>
+              <w:jc w:val="left"/>
+            </w:pPr>
+            <w:r/>
+            <w:r>
+              <w:rPr>
+                <w:rFonts w:ascii="Times New Roman" w:hAnsi="Times New Roman" w:eastAsia="宋体"/>
+                <w:b w:val="0"/>
+                <w:sz w:val="20"/>
+              </w:rPr>
+              <w:t>4.24</w:t>
+            </w:r>
+          </w:p>
+        </w:tc>
+        <w:tc>
+          <w:tcPr>
+            <w:tcW w:type="dxa" w:w="1768"/>
+            <w:vAlign w:val="center"/>
+            <w:tcBorders>
+              <w:top w:val="single" w:sz="4" w:color="000000"/>
+              <w:left w:val="single" w:sz="4" w:color="000000"/>
+              <w:bottom w:val="single" w:sz="4" w:color="000000"/>
+              <w:right w:val="single" w:sz="4" w:color="000000"/>
+            </w:tcBorders>
+          </w:tcPr>
+          <w:p>
+            <w:pPr>
+              <w:jc w:val="left"/>
+            </w:pPr>
+            <w:r/>
+            <w:r>
+              <w:rPr>
+                <w:rFonts w:ascii="Times New Roman" w:hAnsi="Times New Roman" w:eastAsia="宋体"/>
+                <w:b w:val="0"/>
+                <w:sz w:val="20"/>
+              </w:rPr>
+              <w:t>4.60</w:t>
+            </w:r>
+          </w:p>
+        </w:tc>
+        <w:tc>
+          <w:tcPr>
+            <w:tcW w:type="dxa" w:w="1768"/>
+            <w:vAlign w:val="center"/>
+            <w:tcBorders>
+              <w:top w:val="single" w:sz="4" w:color="000000"/>
+              <w:left w:val="single" w:sz="4" w:color="000000"/>
+              <w:bottom w:val="single" w:sz="4" w:color="000000"/>
+              <w:right w:val="single" w:sz="4" w:color="000000"/>
+            </w:tcBorders>
+          </w:tcPr>
+          <w:p>
+            <w:pPr>
+              <w:jc w:val="left"/>
+            </w:pPr>
+            <w:r/>
+            <w:r>
+              <w:rPr>
+                <w:rFonts w:ascii="Times New Roman" w:hAnsi="Times New Roman" w:eastAsia="宋体"/>
+                <w:b w:val="0"/>
+                <w:sz w:val="20"/>
+              </w:rPr>
+              <w:t>4.00</w:t>
+            </w:r>
+          </w:p>
+        </w:tc>
+        <w:tc>
+          <w:tcPr>
+            <w:tcW w:type="dxa" w:w="1768"/>
+            <w:vAlign w:val="center"/>
+            <w:tcBorders>
+              <w:top w:val="single" w:sz="4" w:color="000000"/>
+              <w:left w:val="single" w:sz="4" w:color="000000"/>
+              <w:bottom w:val="single" w:sz="4" w:color="000000"/>
+              <w:right w:val="single" w:sz="4" w:color="000000"/>
+            </w:tcBorders>
+          </w:tcPr>
+          <w:p>
+            <w:pPr>
+              <w:jc w:val="left"/>
+            </w:pPr>
+            <w:r/>
+            <w:r>
+              <w:rPr>
+                <w:rFonts w:ascii="Times New Roman" w:hAnsi="Times New Roman" w:eastAsia="宋体"/>
+                <w:b w:val="0"/>
+                <w:sz w:val="20"/>
+              </w:rPr>
+              <w:t>1</w:t>
+            </w:r>
+          </w:p>
+        </w:tc>
+      </w:tr>
+      <w:tr>
+        <w:tc>
+          <w:tcPr>
+            <w:tcW w:type="dxa" w:w="1768"/>
+            <w:vAlign w:val="center"/>
+            <w:tcBorders>
+              <w:top w:val="single" w:sz="4" w:color="000000"/>
+              <w:left w:val="single" w:sz="4" w:color="000000"/>
+              <w:bottom w:val="single" w:sz="4" w:color="000000"/>
+              <w:right w:val="single" w:sz="4" w:color="000000"/>
+            </w:tcBorders>
+          </w:tcPr>
+          <w:p>
+            <w:pPr>
+              <w:jc w:val="left"/>
+            </w:pPr>
+            <w:r/>
+            <w:r>
+              <w:rPr>
+                <w:rFonts w:ascii="Times New Roman" w:hAnsi="Times New Roman" w:eastAsia="宋体"/>
+                <w:b w:val="0"/>
+                <w:sz w:val="20"/>
+              </w:rPr>
+              <w:t>H2_keep_examples</w:t>
+            </w:r>
+          </w:p>
+        </w:tc>
+        <w:tc>
+          <w:tcPr>
+            <w:tcW w:type="dxa" w:w="1768"/>
+            <w:vAlign w:val="center"/>
+            <w:tcBorders>
+              <w:top w:val="single" w:sz="4" w:color="000000"/>
+              <w:left w:val="single" w:sz="4" w:color="000000"/>
+              <w:bottom w:val="single" w:sz="4" w:color="000000"/>
+              <w:right w:val="single" w:sz="4" w:color="000000"/>
+            </w:tcBorders>
+          </w:tcPr>
+          <w:p>
+            <w:pPr>
+              <w:jc w:val="left"/>
+            </w:pPr>
+            <w:r/>
+            <w:r>
+              <w:rPr>
+                <w:rFonts w:ascii="Times New Roman" w:hAnsi="Times New Roman" w:eastAsia="宋体"/>
+                <w:b w:val="0"/>
+                <w:sz w:val="20"/>
+              </w:rPr>
+              <w:t>4.07</w:t>
+            </w:r>
+          </w:p>
+        </w:tc>
+        <w:tc>
+          <w:tcPr>
+            <w:tcW w:type="dxa" w:w="1768"/>
+            <w:vAlign w:val="center"/>
+            <w:tcBorders>
+              <w:top w:val="single" w:sz="4" w:color="000000"/>
+              <w:left w:val="single" w:sz="4" w:color="000000"/>
+              <w:bottom w:val="single" w:sz="4" w:color="000000"/>
+              <w:right w:val="single" w:sz="4" w:color="000000"/>
+            </w:tcBorders>
+          </w:tcPr>
+          <w:p>
+            <w:pPr>
+              <w:jc w:val="left"/>
+            </w:pPr>
+            <w:r/>
+            <w:r>
+              <w:rPr>
+                <w:rFonts w:ascii="Times New Roman" w:hAnsi="Times New Roman" w:eastAsia="宋体"/>
+                <w:b w:val="0"/>
+                <w:sz w:val="20"/>
+              </w:rPr>
+              <w:t>4.40</w:t>
+            </w:r>
+          </w:p>
+        </w:tc>
+        <w:tc>
+          <w:tcPr>
+            <w:tcW w:type="dxa" w:w="1768"/>
+            <w:vAlign w:val="center"/>
+            <w:tcBorders>
+              <w:top w:val="single" w:sz="4" w:color="000000"/>
+              <w:left w:val="single" w:sz="4" w:color="000000"/>
+              <w:bottom w:val="single" w:sz="4" w:color="000000"/>
+              <w:right w:val="single" w:sz="4" w:color="000000"/>
+            </w:tcBorders>
+          </w:tcPr>
+          <w:p>
+            <w:pPr>
+              <w:jc w:val="left"/>
+            </w:pPr>
+            <w:r/>
+            <w:r>
+              <w:rPr>
+                <w:rFonts w:ascii="Times New Roman" w:hAnsi="Times New Roman" w:eastAsia="宋体"/>
+                <w:b w:val="0"/>
+                <w:sz w:val="20"/>
+              </w:rPr>
+              <w:t>4.00</w:t>
+            </w:r>
+          </w:p>
+        </w:tc>
+        <w:tc>
+          <w:tcPr>
+            <w:tcW w:type="dxa" w:w="1768"/>
+            <w:vAlign w:val="center"/>
+            <w:tcBorders>
+              <w:top w:val="single" w:sz="4" w:color="000000"/>
+              <w:left w:val="single" w:sz="4" w:color="000000"/>
+              <w:bottom w:val="single" w:sz="4" w:color="000000"/>
+              <w:right w:val="single" w:sz="4" w:color="000000"/>
+            </w:tcBorders>
+          </w:tcPr>
+          <w:p>
+            <w:pPr>
+              <w:jc w:val="left"/>
+            </w:pPr>
+            <w:r/>
+            <w:r>
+              <w:rPr>
+                <w:rFonts w:ascii="Times New Roman" w:hAnsi="Times New Roman" w:eastAsia="宋体"/>
+                <w:b w:val="0"/>
+                <w:sz w:val="20"/>
+              </w:rPr>
+              <w:t>1</w:t>
+            </w:r>
+          </w:p>
+        </w:tc>
+      </w:tr>
+      <w:tr>
+        <w:tc>
+          <w:tcPr>
+            <w:tcW w:type="dxa" w:w="1768"/>
+            <w:vAlign w:val="center"/>
+            <w:tcBorders>
+              <w:top w:val="single" w:sz="4" w:color="000000"/>
+              <w:left w:val="single" w:sz="4" w:color="000000"/>
+              <w:bottom w:val="single" w:sz="4" w:color="000000"/>
+              <w:right w:val="single" w:sz="4" w:color="000000"/>
+            </w:tcBorders>
+          </w:tcPr>
+          <w:p>
+            <w:pPr>
+              <w:jc w:val="left"/>
+            </w:pPr>
+            <w:r/>
+            <w:r>
+              <w:rPr>
+                <w:rFonts w:ascii="Times New Roman" w:hAnsi="Times New Roman" w:eastAsia="宋体"/>
+                <w:b w:val="0"/>
+                <w:sz w:val="20"/>
+              </w:rPr>
+              <w:t>G_template_rules</w:t>
+            </w:r>
+          </w:p>
+        </w:tc>
+        <w:tc>
+          <w:tcPr>
+            <w:tcW w:type="dxa" w:w="1768"/>
+            <w:vAlign w:val="center"/>
+            <w:tcBorders>
+              <w:top w:val="single" w:sz="4" w:color="000000"/>
+              <w:left w:val="single" w:sz="4" w:color="000000"/>
+              <w:bottom w:val="single" w:sz="4" w:color="000000"/>
+              <w:right w:val="single" w:sz="4" w:color="000000"/>
+            </w:tcBorders>
+          </w:tcPr>
+          <w:p>
+            <w:pPr>
+              <w:jc w:val="left"/>
+            </w:pPr>
+            <w:r/>
+            <w:r>
+              <w:rPr>
+                <w:rFonts w:ascii="Times New Roman" w:hAnsi="Times New Roman" w:eastAsia="宋体"/>
+                <w:b w:val="0"/>
+                <w:sz w:val="20"/>
+              </w:rPr>
+              <w:t>4.06</w:t>
+            </w:r>
+          </w:p>
+        </w:tc>
+        <w:tc>
+          <w:tcPr>
+            <w:tcW w:type="dxa" w:w="1768"/>
+            <w:vAlign w:val="center"/>
+            <w:tcBorders>
+              <w:top w:val="single" w:sz="4" w:color="000000"/>
+              <w:left w:val="single" w:sz="4" w:color="000000"/>
+              <w:bottom w:val="single" w:sz="4" w:color="000000"/>
+              <w:right w:val="single" w:sz="4" w:color="000000"/>
+            </w:tcBorders>
+          </w:tcPr>
+          <w:p>
+            <w:pPr>
+              <w:jc w:val="left"/>
+            </w:pPr>
+            <w:r/>
+            <w:r>
+              <w:rPr>
+                <w:rFonts w:ascii="Times New Roman" w:hAnsi="Times New Roman" w:eastAsia="宋体"/>
+                <w:b w:val="0"/>
+                <w:sz w:val="20"/>
+              </w:rPr>
+              <w:t>4.80</w:t>
+            </w:r>
+          </w:p>
+        </w:tc>
+        <w:tc>
+          <w:tcPr>
+            <w:tcW w:type="dxa" w:w="1768"/>
+            <w:vAlign w:val="center"/>
+            <w:tcBorders>
+              <w:top w:val="single" w:sz="4" w:color="000000"/>
+              <w:left w:val="single" w:sz="4" w:color="000000"/>
+              <w:bottom w:val="single" w:sz="4" w:color="000000"/>
+              <w:right w:val="single" w:sz="4" w:color="000000"/>
+            </w:tcBorders>
+          </w:tcPr>
+          <w:p>
+            <w:pPr>
+              <w:jc w:val="left"/>
+            </w:pPr>
+            <w:r/>
+            <w:r>
+              <w:rPr>
+                <w:rFonts w:ascii="Times New Roman" w:hAnsi="Times New Roman" w:eastAsia="宋体"/>
+                <w:b w:val="0"/>
+                <w:sz w:val="20"/>
+              </w:rPr>
+              <w:t>4.50</w:t>
+            </w:r>
+          </w:p>
+        </w:tc>
+        <w:tc>
+          <w:tcPr>
+            <w:tcW w:type="dxa" w:w="1768"/>
+            <w:vAlign w:val="center"/>
+            <w:tcBorders>
+              <w:top w:val="single" w:sz="4" w:color="000000"/>
+              <w:left w:val="single" w:sz="4" w:color="000000"/>
+              <w:bottom w:val="single" w:sz="4" w:color="000000"/>
+              <w:right w:val="single" w:sz="4" w:color="000000"/>
+            </w:tcBorders>
+          </w:tcPr>
+          <w:p>
+            <w:pPr>
+              <w:jc w:val="left"/>
+            </w:pPr>
+            <w:r/>
+            <w:r>
+              <w:rPr>
+                <w:rFonts w:ascii="Times New Roman" w:hAnsi="Times New Roman" w:eastAsia="宋体"/>
+                <w:b w:val="0"/>
+                <w:sz w:val="20"/>
+              </w:rPr>
+              <w:t>2</w:t>
+            </w:r>
+          </w:p>
+        </w:tc>
+      </w:tr>
+      <w:tr>
+        <w:tc>
+          <w:tcPr>
+            <w:tcW w:type="dxa" w:w="1768"/>
+            <w:vAlign w:val="center"/>
+            <w:tcBorders>
+              <w:top w:val="single" w:sz="4" w:color="000000"/>
+              <w:left w:val="single" w:sz="4" w:color="000000"/>
+              <w:bottom w:val="single" w:sz="4" w:color="000000"/>
+              <w:right w:val="single" w:sz="4" w:color="000000"/>
+            </w:tcBorders>
+          </w:tcPr>
+          <w:p>
+            <w:pPr>
+              <w:jc w:val="left"/>
+            </w:pPr>
+            <w:r/>
+            <w:r>
+              <w:rPr>
+                <w:rFonts w:ascii="Times New Roman" w:hAnsi="Times New Roman" w:eastAsia="宋体"/>
+                <w:b w:val="0"/>
+                <w:sz w:val="20"/>
+              </w:rPr>
+              <w:t>C_full</w:t>
+            </w:r>
+          </w:p>
+        </w:tc>
+        <w:tc>
+          <w:tcPr>
+            <w:tcW w:type="dxa" w:w="1768"/>
+            <w:vAlign w:val="center"/>
+            <w:tcBorders>
+              <w:top w:val="single" w:sz="4" w:color="000000"/>
+              <w:left w:val="single" w:sz="4" w:color="000000"/>
+              <w:bottom w:val="single" w:sz="4" w:color="000000"/>
+              <w:right w:val="single" w:sz="4" w:color="000000"/>
+            </w:tcBorders>
+          </w:tcPr>
+          <w:p>
+            <w:pPr>
+              <w:jc w:val="left"/>
+            </w:pPr>
+            <w:r/>
+            <w:r>
+              <w:rPr>
+                <w:rFonts w:ascii="Times New Roman" w:hAnsi="Times New Roman" w:eastAsia="宋体"/>
+                <w:b w:val="0"/>
+                <w:sz w:val="20"/>
+              </w:rPr>
+              <w:t>3.45</w:t>
+            </w:r>
+          </w:p>
+        </w:tc>
+        <w:tc>
+          <w:tcPr>
+            <w:tcW w:type="dxa" w:w="1768"/>
+            <w:vAlign w:val="center"/>
+            <w:tcBorders>
+              <w:top w:val="single" w:sz="4" w:color="000000"/>
+              <w:left w:val="single" w:sz="4" w:color="000000"/>
+              <w:bottom w:val="single" w:sz="4" w:color="000000"/>
+              <w:right w:val="single" w:sz="4" w:color="000000"/>
+            </w:tcBorders>
+          </w:tcPr>
+          <w:p>
+            <w:pPr>
+              <w:jc w:val="left"/>
+            </w:pPr>
+            <w:r/>
+            <w:r>
+              <w:rPr>
+                <w:rFonts w:ascii="Times New Roman" w:hAnsi="Times New Roman" w:eastAsia="宋体"/>
+                <w:b w:val="0"/>
+                <w:sz w:val="20"/>
+              </w:rPr>
+              <w:t>4.90</w:t>
+            </w:r>
+          </w:p>
+        </w:tc>
+        <w:tc>
+          <w:tcPr>
+            <w:tcW w:type="dxa" w:w="1768"/>
+            <w:vAlign w:val="center"/>
+            <w:tcBorders>
+              <w:top w:val="single" w:sz="4" w:color="000000"/>
+              <w:left w:val="single" w:sz="4" w:color="000000"/>
+              <w:bottom w:val="single" w:sz="4" w:color="000000"/>
+              <w:right w:val="single" w:sz="4" w:color="000000"/>
+            </w:tcBorders>
+          </w:tcPr>
+          <w:p>
+            <w:pPr>
+              <w:jc w:val="left"/>
+            </w:pPr>
+            <w:r/>
+            <w:r>
+              <w:rPr>
+                <w:rFonts w:ascii="Times New Roman" w:hAnsi="Times New Roman" w:eastAsia="宋体"/>
+                <w:b w:val="0"/>
+                <w:sz w:val="20"/>
+              </w:rPr>
+              <w:t>4.00</w:t>
+            </w:r>
+          </w:p>
+        </w:tc>
+        <w:tc>
+          <w:tcPr>
+            <w:tcW w:type="dxa" w:w="1768"/>
+            <w:vAlign w:val="center"/>
+            <w:tcBorders>
+              <w:top w:val="single" w:sz="4" w:color="000000"/>
+              <w:left w:val="single" w:sz="4" w:color="000000"/>
+              <w:bottom w:val="single" w:sz="4" w:color="000000"/>
+              <w:right w:val="single" w:sz="4" w:color="000000"/>
+            </w:tcBorders>
+          </w:tcPr>
+          <w:p>
+            <w:pPr>
+              <w:jc w:val="left"/>
+            </w:pPr>
+            <w:r/>
+            <w:r>
+              <w:rPr>
+                <w:rFonts w:ascii="Times New Roman" w:hAnsi="Times New Roman" w:eastAsia="宋体"/>
+                <w:b w:val="0"/>
+                <w:sz w:val="20"/>
+              </w:rPr>
+              <w:t>2</w:t>
+            </w:r>
+          </w:p>
+        </w:tc>
+      </w:tr>
+      <w:tr>
+        <w:tc>
+          <w:tcPr>
+            <w:tcW w:type="dxa" w:w="1768"/>
+            <w:vAlign w:val="center"/>
+            <w:tcBorders>
+              <w:top w:val="single" w:sz="4" w:color="000000"/>
+              <w:left w:val="single" w:sz="4" w:color="000000"/>
+              <w:bottom w:val="single" w:sz="4" w:color="000000"/>
+              <w:right w:val="single" w:sz="4" w:color="000000"/>
+            </w:tcBorders>
+          </w:tcPr>
+          <w:p>
+            <w:pPr>
+              <w:jc w:val="left"/>
+            </w:pPr>
+            <w:r/>
+            <w:r>
+              <w:rPr>
+                <w:rFonts w:ascii="Times New Roman" w:hAnsi="Times New Roman" w:eastAsia="宋体"/>
+                <w:b w:val="0"/>
+                <w:sz w:val="20"/>
+              </w:rPr>
+              <w:t>H4_sop_only</w:t>
+            </w:r>
+          </w:p>
+        </w:tc>
+        <w:tc>
+          <w:tcPr>
+            <w:tcW w:type="dxa" w:w="1768"/>
+            <w:vAlign w:val="center"/>
+            <w:tcBorders>
+              <w:top w:val="single" w:sz="4" w:color="000000"/>
+              <w:left w:val="single" w:sz="4" w:color="000000"/>
+              <w:bottom w:val="single" w:sz="4" w:color="000000"/>
+              <w:right w:val="single" w:sz="4" w:color="000000"/>
+            </w:tcBorders>
+          </w:tcPr>
+          <w:p>
+            <w:pPr>
+              <w:jc w:val="left"/>
+            </w:pPr>
+            <w:r/>
+            <w:r>
+              <w:rPr>
+                <w:rFonts w:ascii="Times New Roman" w:hAnsi="Times New Roman" w:eastAsia="宋体"/>
+                <w:b w:val="0"/>
+                <w:sz w:val="20"/>
+              </w:rPr>
+              <w:t>3.20</w:t>
+            </w:r>
+          </w:p>
+        </w:tc>
+        <w:tc>
+          <w:tcPr>
+            <w:tcW w:type="dxa" w:w="1768"/>
+            <w:vAlign w:val="center"/>
+            <w:tcBorders>
+              <w:top w:val="single" w:sz="4" w:color="000000"/>
+              <w:left w:val="single" w:sz="4" w:color="000000"/>
+              <w:bottom w:val="single" w:sz="4" w:color="000000"/>
+              <w:right w:val="single" w:sz="4" w:color="000000"/>
+            </w:tcBorders>
+          </w:tcPr>
+          <w:p>
+            <w:pPr>
+              <w:jc w:val="left"/>
+            </w:pPr>
+            <w:r/>
+            <w:r>
+              <w:rPr>
+                <w:rFonts w:ascii="Times New Roman" w:hAnsi="Times New Roman" w:eastAsia="宋体"/>
+                <w:b w:val="0"/>
+                <w:sz w:val="20"/>
+              </w:rPr>
+              <w:t>4.30</w:t>
+            </w:r>
+          </w:p>
+        </w:tc>
+        <w:tc>
+          <w:tcPr>
+            <w:tcW w:type="dxa" w:w="1768"/>
+            <w:vAlign w:val="center"/>
+            <w:tcBorders>
+              <w:top w:val="single" w:sz="4" w:color="000000"/>
+              <w:left w:val="single" w:sz="4" w:color="000000"/>
+              <w:bottom w:val="single" w:sz="4" w:color="000000"/>
+              <w:right w:val="single" w:sz="4" w:color="000000"/>
+            </w:tcBorders>
+          </w:tcPr>
+          <w:p>
+            <w:pPr>
+              <w:jc w:val="left"/>
+            </w:pPr>
+            <w:r/>
+            <w:r>
+              <w:rPr>
+                <w:rFonts w:ascii="Times New Roman" w:hAnsi="Times New Roman" w:eastAsia="宋体"/>
+                <w:b w:val="0"/>
+                <w:sz w:val="20"/>
+              </w:rPr>
+              <w:t>4.20</w:t>
+            </w:r>
+          </w:p>
+        </w:tc>
+        <w:tc>
+          <w:tcPr>
+            <w:tcW w:type="dxa" w:w="1768"/>
+            <w:vAlign w:val="center"/>
+            <w:tcBorders>
+              <w:top w:val="single" w:sz="4" w:color="000000"/>
+              <w:left w:val="single" w:sz="4" w:color="000000"/>
+              <w:bottom w:val="single" w:sz="4" w:color="000000"/>
+              <w:right w:val="single" w:sz="4" w:color="000000"/>
+            </w:tcBorders>
+          </w:tcPr>
+          <w:p>
+            <w:pPr>
+              <w:jc w:val="left"/>
+            </w:pPr>
+            <w:r/>
+            <w:r>
+              <w:rPr>
+                <w:rFonts w:ascii="Times New Roman" w:hAnsi="Times New Roman" w:eastAsia="宋体"/>
+                <w:b w:val="0"/>
+                <w:sz w:val="20"/>
+              </w:rPr>
+              <w:t>2</w:t>
+            </w:r>
+          </w:p>
+        </w:tc>
+      </w:tr>
+      <w:tr>
+        <w:tc>
+          <w:tcPr>
+            <w:tcW w:type="dxa" w:w="1768"/>
+            <w:vAlign w:val="center"/>
+            <w:tcBorders>
+              <w:top w:val="single" w:sz="4" w:color="000000"/>
+              <w:left w:val="single" w:sz="4" w:color="000000"/>
+              <w:bottom w:val="single" w:sz="4" w:color="000000"/>
+              <w:right w:val="single" w:sz="4" w:color="000000"/>
+            </w:tcBorders>
+          </w:tcPr>
+          <w:p>
+            <w:pPr>
+              <w:jc w:val="left"/>
+            </w:pPr>
+            <w:r/>
+            <w:r>
+              <w:rPr>
+                <w:rFonts w:ascii="Times New Roman" w:hAnsi="Times New Roman" w:eastAsia="宋体"/>
+                <w:b w:val="0"/>
+                <w:sz w:val="20"/>
+              </w:rPr>
+              <w:t>E_rules_v2</w:t>
+            </w:r>
+          </w:p>
+        </w:tc>
+        <w:tc>
+          <w:tcPr>
+            <w:tcW w:type="dxa" w:w="1768"/>
+            <w:vAlign w:val="center"/>
+            <w:tcBorders>
+              <w:top w:val="single" w:sz="4" w:color="000000"/>
+              <w:left w:val="single" w:sz="4" w:color="000000"/>
+              <w:bottom w:val="single" w:sz="4" w:color="000000"/>
+              <w:right w:val="single" w:sz="4" w:color="000000"/>
+            </w:tcBorders>
+          </w:tcPr>
+          <w:p>
+            <w:pPr>
+              <w:jc w:val="left"/>
+            </w:pPr>
+            <w:r/>
+            <w:r>
+              <w:rPr>
+                <w:rFonts w:ascii="Times New Roman" w:hAnsi="Times New Roman" w:eastAsia="宋体"/>
+                <w:b w:val="0"/>
+                <w:sz w:val="20"/>
+              </w:rPr>
+              <w:t>3.19</w:t>
+            </w:r>
+          </w:p>
+        </w:tc>
+        <w:tc>
+          <w:tcPr>
+            <w:tcW w:type="dxa" w:w="1768"/>
+            <w:vAlign w:val="center"/>
+            <w:tcBorders>
+              <w:top w:val="single" w:sz="4" w:color="000000"/>
+              <w:left w:val="single" w:sz="4" w:color="000000"/>
+              <w:bottom w:val="single" w:sz="4" w:color="000000"/>
+              <w:right w:val="single" w:sz="4" w:color="000000"/>
+            </w:tcBorders>
+          </w:tcPr>
+          <w:p>
+            <w:pPr>
+              <w:jc w:val="left"/>
+            </w:pPr>
+            <w:r/>
+            <w:r>
+              <w:rPr>
+                <w:rFonts w:ascii="Times New Roman" w:hAnsi="Times New Roman" w:eastAsia="宋体"/>
+                <w:b w:val="0"/>
+                <w:sz w:val="20"/>
+              </w:rPr>
+              <w:t>4.00</w:t>
+            </w:r>
+          </w:p>
+        </w:tc>
+        <w:tc>
+          <w:tcPr>
+            <w:tcW w:type="dxa" w:w="1768"/>
+            <w:vAlign w:val="center"/>
+            <w:tcBorders>
+              <w:top w:val="single" w:sz="4" w:color="000000"/>
+              <w:left w:val="single" w:sz="4" w:color="000000"/>
+              <w:bottom w:val="single" w:sz="4" w:color="000000"/>
+              <w:right w:val="single" w:sz="4" w:color="000000"/>
+            </w:tcBorders>
+          </w:tcPr>
+          <w:p>
+            <w:pPr>
+              <w:jc w:val="left"/>
+            </w:pPr>
+            <w:r/>
+            <w:r>
+              <w:rPr>
+                <w:rFonts w:ascii="Times New Roman" w:hAnsi="Times New Roman" w:eastAsia="宋体"/>
+                <w:b w:val="0"/>
+                <w:sz w:val="20"/>
+              </w:rPr>
+              <w:t>4.00</w:t>
+            </w:r>
+          </w:p>
+        </w:tc>
+        <w:tc>
+          <w:tcPr>
+            <w:tcW w:type="dxa" w:w="1768"/>
+            <w:vAlign w:val="center"/>
+            <w:tcBorders>
+              <w:top w:val="single" w:sz="4" w:color="000000"/>
+              <w:left w:val="single" w:sz="4" w:color="000000"/>
+              <w:bottom w:val="single" w:sz="4" w:color="000000"/>
+              <w:right w:val="single" w:sz="4" w:color="000000"/>
+            </w:tcBorders>
+          </w:tcPr>
+          <w:p>
+            <w:pPr>
+              <w:jc w:val="left"/>
+            </w:pPr>
+            <w:r/>
+            <w:r>
+              <w:rPr>
+                <w:rFonts w:ascii="Times New Roman" w:hAnsi="Times New Roman" w:eastAsia="宋体"/>
+                <w:b w:val="0"/>
+                <w:sz w:val="20"/>
+              </w:rPr>
+              <w:t>1</w:t>
+            </w:r>
+          </w:p>
+        </w:tc>
+      </w:tr>
+      <w:tr>
+        <w:tc>
+          <w:tcPr>
+            <w:tcW w:type="dxa" w:w="1768"/>
+            <w:vAlign w:val="center"/>
+            <w:tcBorders>
+              <w:top w:val="single" w:sz="4" w:color="000000"/>
+              <w:left w:val="single" w:sz="4" w:color="000000"/>
+              <w:bottom w:val="single" w:sz="4" w:color="000000"/>
+              <w:right w:val="single" w:sz="4" w:color="000000"/>
+            </w:tcBorders>
+          </w:tcPr>
+          <w:p>
+            <w:pPr>
+              <w:jc w:val="left"/>
+            </w:pPr>
+            <w:r/>
+            <w:r>
+              <w:rPr>
+                <w:rFonts w:ascii="Times New Roman" w:hAnsi="Times New Roman" w:eastAsia="宋体"/>
+                <w:b w:val="0"/>
+                <w:sz w:val="20"/>
+              </w:rPr>
+              <w:t>A_bare</w:t>
+            </w:r>
+          </w:p>
+        </w:tc>
+        <w:tc>
+          <w:tcPr>
+            <w:tcW w:type="dxa" w:w="1768"/>
+            <w:vAlign w:val="center"/>
+            <w:tcBorders>
+              <w:top w:val="single" w:sz="4" w:color="000000"/>
+              <w:left w:val="single" w:sz="4" w:color="000000"/>
+              <w:bottom w:val="single" w:sz="4" w:color="000000"/>
+              <w:right w:val="single" w:sz="4" w:color="000000"/>
+            </w:tcBorders>
+          </w:tcPr>
+          <w:p>
+            <w:pPr>
+              <w:jc w:val="left"/>
+            </w:pPr>
+            <w:r/>
+            <w:r>
+              <w:rPr>
+                <w:rFonts w:ascii="Times New Roman" w:hAnsi="Times New Roman" w:eastAsia="宋体"/>
+                <w:b w:val="0"/>
+                <w:sz w:val="20"/>
+              </w:rPr>
+              <w:t>3.04</w:t>
+            </w:r>
+          </w:p>
+        </w:tc>
+        <w:tc>
+          <w:tcPr>
+            <w:tcW w:type="dxa" w:w="1768"/>
+            <w:vAlign w:val="center"/>
+            <w:tcBorders>
+              <w:top w:val="single" w:sz="4" w:color="000000"/>
+              <w:left w:val="single" w:sz="4" w:color="000000"/>
+              <w:bottom w:val="single" w:sz="4" w:color="000000"/>
+              <w:right w:val="single" w:sz="4" w:color="000000"/>
+            </w:tcBorders>
+          </w:tcPr>
+          <w:p>
+            <w:pPr>
+              <w:jc w:val="left"/>
+            </w:pPr>
+            <w:r/>
+            <w:r>
+              <w:rPr>
+                <w:rFonts w:ascii="Times New Roman" w:hAnsi="Times New Roman" w:eastAsia="宋体"/>
+                <w:b w:val="0"/>
+                <w:sz w:val="20"/>
+              </w:rPr>
+              <w:t>4.00</w:t>
+            </w:r>
+          </w:p>
+        </w:tc>
+        <w:tc>
+          <w:tcPr>
+            <w:tcW w:type="dxa" w:w="1768"/>
+            <w:vAlign w:val="center"/>
+            <w:tcBorders>
+              <w:top w:val="single" w:sz="4" w:color="000000"/>
+              <w:left w:val="single" w:sz="4" w:color="000000"/>
+              <w:bottom w:val="single" w:sz="4" w:color="000000"/>
+              <w:right w:val="single" w:sz="4" w:color="000000"/>
+            </w:tcBorders>
+          </w:tcPr>
+          <w:p>
+            <w:pPr>
+              <w:jc w:val="left"/>
+            </w:pPr>
+            <w:r/>
+            <w:r>
+              <w:rPr>
+                <w:rFonts w:ascii="Times New Roman" w:hAnsi="Times New Roman" w:eastAsia="宋体"/>
+                <w:b w:val="0"/>
+                <w:sz w:val="20"/>
+              </w:rPr>
+              <w:t>3.80</w:t>
+            </w:r>
+          </w:p>
+        </w:tc>
+        <w:tc>
+          <w:tcPr>
+            <w:tcW w:type="dxa" w:w="1768"/>
+            <w:vAlign w:val="center"/>
+            <w:tcBorders>
+              <w:top w:val="single" w:sz="4" w:color="000000"/>
+              <w:left w:val="single" w:sz="4" w:color="000000"/>
+              <w:bottom w:val="single" w:sz="4" w:color="000000"/>
+              <w:right w:val="single" w:sz="4" w:color="000000"/>
+            </w:tcBorders>
+          </w:tcPr>
+          <w:p>
+            <w:pPr>
+              <w:jc w:val="left"/>
+            </w:pPr>
+            <w:r/>
+            <w:r>
+              <w:rPr>
+                <w:rFonts w:ascii="Times New Roman" w:hAnsi="Times New Roman" w:eastAsia="宋体"/>
+                <w:b w:val="0"/>
+                <w:sz w:val="20"/>
+              </w:rPr>
+              <w:t>1</w:t>
+            </w:r>
+          </w:p>
+        </w:tc>
+      </w:tr>
+    </w:tbl>
+    <w:p/>
+    <w:p>
+      <w:pPr>
+        <w:spacing w:before="80" w:after="80" w:lineRule="auto" w:line="360"/>
+        <w:ind w:firstLine="0"/>
+        <w:jc w:val="both"/>
+      </w:pPr>
+      <w:r>
+        <w:rPr>
+          <w:rFonts w:ascii="Times New Roman" w:hAnsi="Times New Roman" w:eastAsia="宋体"/>
+          <w:b w:val="0"/>
+          <w:sz w:val="22"/>
+        </w:rPr>
+        <w:t>排名前三的都是带完整文档模板的配置（F_template、H2_keep_examples、G_template_rules）；而在 LLM 评判者层排第 1 的 H4_sop_only（~2,000 tokens）在专家这里掉到第 5，只比空白基线 A_bare 高 0.16 分。被高估最严重的是 C_full 和 H4_sop_only（比专家高约 1 分）：这两个配置在文件结构和术语使用上都合规，但缺乏贴合临床实际操作的细节，而这种欠缺只有专家才能察觉。因此，骨架类配置在 LLM 评判者层呈现的“低 token、高得分”优势，并未在专家评估中得到验证。由于每个配置仅 1–2 份样本，该排名仅为初步结果，仍需更大规模的专家样本进一步验证。</w:t>
       </w:r>
     </w:p>
     <w:p>
@@ -2203,7 +5422,37 @@
           <w:b w:val="0"/>
           <w:sz w:val="22"/>
         </w:rPr>
-        <w:t>Figure 4 以三位评估者的视角呈现 compliance 分数与 system-prompt token 规模的关系，三条曲线均基于 n=10 的专家盲评子集（7 个配置；每层 n=1 或 2）。在 LLM 评审层下，Claude 评审曲线整体随 token 规模上升，于 C_full（~56,000 tokens）达峰值 4.90，但在 H2_keep_examples 处出现一个小回落；GPT 评审曲线在 G_template_rules（~16,000 tokens）达峰值 4.50，在 token 范围两端（包括 C_full）相对平坦于 ~4.0。在专家层下，曲线在模板区达峰值（F_template 4.24（~15,000 tokens）；G_template_rules 4.06（~16,000 tokens）），在两端均下滑——H4_sop_only（~2,000 tokens）跌至约 3.20，C_full（~56,000 tokens）跌至 3.45。专家–LLM 评审之间的分歧呈 U 型分布：在低 token 端配置（A_bare、E_rules_v2、H4_sop_only）gap 达 0.8–1.1 分，在 token 高端（C_full）gap ≈ 1.0；中间 ~15,000–25,000-token 模板区收敛（gap ≤ 0.6）。两条 LLM 评审曲线均把低 token 区置于模板区附近或之上，而专家曲线则把模板区明显置于所有其它配置之上。此模式表明 token 效率导向优化与临床可用性导向优化在医学实验室 QMS 生成场景中对应两个差异的优化目标；Tier 2 LLM 评审视角同时高估了短 prompt 配置与 C_full 配置的质量，相对于专家层所验证的真实合规性而言。</w:t>
+        <w:t>Figure 4 将三方（专家、Claude 评判者、GPT 评判者）的合规分按 system-prompt 的 token 规模作图，三条曲线均基于同一组 n=10 专家盲评样本。三者走向并不一致：两位 LLM 评判者对低 token 配置与 C_full 的评分均较高，而专家仅对中段的模板配置（~15,000–16,000 tokens，F_template、G_template_rules）评分最高，曲线在两端均明显下降。</w:t>
+      </w:r>
+    </w:p>
+    <w:p>
+      <w:pPr>
+        <w:spacing w:before="80" w:after="80" w:lineRule="auto" w:line="360"/>
+        <w:ind w:firstLine="0"/>
+        <w:jc w:val="both"/>
+      </w:pPr>
+      <w:r>
+        <w:rPr>
+          <w:rFonts w:ascii="Times New Roman" w:hAnsi="Times New Roman" w:eastAsia="宋体"/>
+          <w:b w:val="0"/>
+          <w:sz w:val="22"/>
+        </w:rPr>
+        <w:t>由此，专家与 LLM 评判者之间的分歧呈 U 形的描述性模式（样本量所限，未做非线性检验）：在低 token 端（A_bare、E_rules_v2、H4_sop_only）与高 token 端（C_full），两者差距达 0.8–1.1 分；而在中段的模板配置区间趋于一致（差距 ≤0.6 分）。这表明 token 效率与临床可用性对应两个不同的优化目标——相对于专家验证的真实合规性，LLM 评判者层同时高估了低 token 配置与 C_full。</w:t>
+      </w:r>
+    </w:p>
+    <w:p>
+      <w:pPr>
+        <w:spacing w:before="80" w:after="80" w:lineRule="auto" w:line="360"/>
+        <w:ind w:firstLine="0"/>
+        <w:jc w:val="both"/>
+      </w:pPr>
+      <w:r>
+        <w:rPr>
+          <w:rFonts w:ascii="Times New Roman" w:hAnsi="Times New Roman" w:eastAsia="宋体"/>
+          <w:b w:val="0"/>
+          <w:sz w:val="22"/>
+        </w:rPr>
+        <w:t>从效率角度看，研究问题 (ii) 的关键不是绝对 token 数，而是每单位 token 的合规回报。§3.2 表明只有"规则"产生确切增益，而规则仅需约 1,000 token（E_rules_v2），故单位 token 回报在加入规则时最高，之后迅速衰减。专家层则另有取舍：带完整文档模板的配置（约 15,000–16,000 token）单位回报虽低，却达到纯规则无法企及的更高绝对分，而 C_full（约 56,000 token）回报最低。因此"最少 token"取决于用途——LLM 快速起草约 1,000 token 的规则即够，送审文件则需约 15,000–16,000 token 换取更高质量上限。（专家层每配置仅 1–2 份样本，此比较为定性。）</w:t>
       </w:r>
     </w:p>
     <w:p>
@@ -2231,7 +5480,7 @@
           <w:b/>
           <w:sz w:val="24"/>
         </w:rPr>
-        <w:t>4.1 Prompt 精简化在 LLM 评审层成立但在专家层不成立</w:t>
+        <w:t>4.1 Prompt 精简化在 LLM 评判者层成立但在专家层不成立</w:t>
       </w:r>
     </w:p>
     <w:p>
@@ -2246,7 +5495,7 @@
           <w:b w:val="0"/>
           <w:sz w:val="22"/>
         </w:rPr>
-        <w:t>四成分消融在 LLM 评审层下支持一个简洁论断：规则成分必需（BH-adjusted p &lt; 0.001），文档骨架成分方向为正但未达显著（BH-adjusted p = 0.11），详细内容与示例均未产生可检测的合规增益（§3.2）。此模式与 Liu 等 [3] 描述的 lost-in-the-middle 现象一致——即在长 prompt 中追加大量上下文材料可能稀释模型注意力并降低输出质量——亦与更广义的 prompt-engineering 文献相符 [12]。</w:t>
+        <w:t>在 LLM 评判者层，四成分消融给出一个明确的结论：规则成分必需（BH-adjusted p&lt;0.001），文档骨架方向为正但未达显著（p=0.11），详细内容与示例均未产生可检测的提升（§3.2）。这与 Liu 等 [15] 报告的 lost-in-the-middle 现象一致（在长 prompt 中叠加过多上下文，反而可能分散模型注意力、降低输出质量），也与更广义的 prompt engineering 文献相符 [8]。</w:t>
       </w:r>
     </w:p>
     <w:p>
@@ -2261,7 +5510,7 @@
           <w:b w:val="0"/>
           <w:sz w:val="22"/>
         </w:rPr>
-        <w:t>专家层分析对该简洁论断进行了限定（§3.5）。详细内容——F_template 与 G_template_rules 中嵌入的完整文档模板——与显著更高的专家合规评分相关：在 0–5 Likert 量纲下，F_template 评分 4.24（n=1）、G_template_rules 评分 4.06（n=2），而 H4_sop_only 仅 3.20（n=2），表观差距约 1 分（每层样本极小，应视为探索性观察；详见 §3.5）。一个可能的解释是，模型内化的知识并不能可靠覆盖 ISO 15189:2022 与 CNAS-CL02:2023 所要求的临床实操子场景——在本研究任务集合中，包括急诊样本处理、患者自采标本的接收、样本运送人员的资格要求、以及详细的样本拒收标准。当这些子场景未通过 system prompt 显式提供时，模型倾向于回退至满足结构与术语合规标准（自动评分与 LLM 评审最易捕获的维度，§3.6）但缺乏专家所识别的操作深度的通用程序化语言，而后者正是认可级文档的合规门槛。因此，prompt 精简化适用于以 LLM 单评为终审的快速草拟场景；当目标是经专家验证的合规性时，则需采用模板锚定的 prompt。</w:t>
+        <w:t>专家层的结果对这一结论作出了限定（§3.5）。带完整文档模板的 F_template 与 G_template_rules 获得了明显更高的专家评分，而仅含骨架的 H4_sop_only 约低 1 分（每个配置样本极小，仅为探索性观察，见 §3.5）。一个可能的解释是：模型自身的知识并不能可靠覆盖 ISO 15189:2022 与 CNAS-CL02:2023 所要求的临床操作细节——在本研究的任务中，包括急诊样本处理、患者自采样本的接收、样本运送人员的资格要求，以及详细的样本拒收标准。当这些内容未在 system prompt 中明确给出时，模型往往回退至通用的程序化表述：这类表述虽能满足结构与术语层面的合规（自动评分与 LLM 评判者最易识别的两个维度，§3.6），却缺乏拟提交认可的文件所要求的实际可操作性。因此，prompt 精简适用于仅由 LLM 评分的快速起草场景；但若文件需要通过专家审核、用于正式的认可申请，则必须采用带完整文档模板的 prompt。</w:t>
       </w:r>
     </w:p>
     <w:p>
@@ -2290,7 +5539,7 @@
           <w:b w:val="0"/>
           <w:sz w:val="22"/>
         </w:rPr>
-        <w:t>虽然模板锚定可提升专家合规评分（§4.1），但当模型缺乏可靠的长上下文处理能力时，最大化扩展 prompt 反而可能适得其反。C_full（~56,000 tokens）代表一种直觉上的"安全"配置：包含全部潜在相关材料，符合"上下文越多越可靠"的常见启发式。然而本研究数据表明，这一启发式在两个生成模型之间并未一致成立。Claude Opus 4.6 在 C_full 下的跨评均值为 3.22–4.56 分（0–5 Likert 量纲；§3.3），而 GPT-5.4 在同一配置下仅得 1.40–1.84 分（基于 9 份文件——3 个代表性任务 × 3 次重复），并伴随 §3.3 记录的三种失败模式——指令遵循衰退、结构错乱、条款引用混淆。一个可能的解释（与 Liu 等 [3] 描述的 lost-in-the-middle 现象、以及两个模型族的厂商技术文档报告的长上下文 benchmark [1, 2] 一致）是：Claude Opus 4.6 在相关长度区间下维持了更稳定的注意力分配，而 GPT-5.4 在本研究测试的参数下未能在此规模下保持对 system prompt 约束的连贯遵从。</w:t>
+        <w:t>带完整文档模板的配置虽能提升专家评分（§4.1），但若模型缺乏稳定的长上下文处理能力，一味加长 prompt 反而可能适得其反。C_full（~56,000 tokens）看似最稳妥——它纳入了所有可能相关的材料，符合“上下文越多越可靠”的直觉。但数据显示，这一直觉在两个模型上并不一致：同为 C_full，Claude 的跨评均分为 3.22–4.56，GPT-5.4 却只有 1.40–1.84，并伴随 §3.3 记录的三类失败（指令遵循衰退、结构错乱、条款引用混乱）。一个合理的解释（与 Liu 等 [15] 的 lost-in-the-middle 现象，以及两家厂商技术文档中的长上下文基准 [3, 4] 一致）是：在这一长度范围内，Claude 的注意力分配更稳定，而 GPT-5.4 在本研究的参数下未能在如此长的 prompt 中始终遵守 system prompt 的约束。</w:t>
       </w:r>
     </w:p>
     <w:p>
@@ -2305,7 +5554,7 @@
           <w:b w:val="0"/>
           <w:sz w:val="22"/>
         </w:rPr>
-        <w:t>该研究的方法学含义是：形如"配置 X 可用"的任何论断都需要跨多个生成模型验证。单模型评估将配置效应与模型固有特性——包括长上下文处理能力、指令遵循稳定性、以及模型训练分布与目标监管领域的重合度——纠缠在一起，因而无法为跨模型外推提供依据。鉴于此，我们建议在任何 LLM 上部署长上下文 QMS prompt（例如接近或超过 ~50,000 tokens 的 prompt）前，必须在该具体模型与版本下完成验证；尤其因为长上下文行为可能在模型族之间、甚至在同一模型族的连续版本之间出现实质性变化。</w:t>
+        <w:t>这带来一个方法学上的提醒：任何“某配置好用”的结论，都必须在多个模型上验证后才能成立。仅在单一模型上评估，会把配置本身的作用与模型的固有特性（长上下文能力、指令遵循的稳定性、训练数据与目标领域的吻合程度）混在一起，无法推广到其他模型。因此我们建议：长上下文的 QMS prompt（例如接近或超过 ~50,000 tokens）在正式部署前，应先在所用的具体模型与版本上完成验证。这是因为长上下文行为可能存在显著差异，不仅出现在不同模型之间，也出现在同一模型的相邻版本之间。</w:t>
       </w:r>
     </w:p>
     <w:p>
@@ -2319,7 +5568,7 @@
           <w:b/>
           <w:sz w:val="24"/>
         </w:rPr>
-        <w:t>4.3 评审员偏差概貌与 LLM-as-judge 的恰当使用</w:t>
+        <w:t>4.3 评判者偏差概貌与 LLM-as-judge 的恰当使用</w:t>
       </w:r>
     </w:p>
     <w:p>
@@ -2334,7 +5583,7 @@
           <w:b w:val="0"/>
           <w:sz w:val="22"/>
         </w:rPr>
-        <w:t>本研究量化了两种性质不同的评分偏差。第一种是跨判官方向性模式：两位 LLM 评审在 0–5 Likert 量纲下均把 Claude 生成输出评得比 GPT 生成高约 0.30 分（Panickssery 经典估计：Claude 评审 +0.29，GPT 评审 −0.30；§3.4）。然而如 §3.4 所述，该总体均值受 C_full 配置强力杠杆影响：排除 C_full 后，Claude 评审均值偏差衰减至 −0.064，GPT 评审均值偏差衰减至 −0.167，表明跨判官方向性模式集中于长上下文配置，而非 LLM-as-judge 框架的均匀属性。该符号相反的模式与"同家族经典自偏好"不兼容——后者应表现为两位判官均为同号正值——故可由 Claude Opus 4.6 与 GPT-5.4 之间真实的生成质量差异、或两位 LLM 评审共享的、偏向 Claude 生成文风的判官端偏好来解释。如 §4.2 与 §4.5(i) 所述，本研究设计——专家评分仅覆盖 Claude 生成文件——无法在两种解释之间充分判别；然 §3.3 记录的 GPT 特异性失败模式（指令遵循衰退、结构错乱、条款引用混淆）为存在真实生成质量贡献提供了间接支持。第二种是系统性的 LLM–专家偏移：两位 LLM 评审在同一量纲下均把专家判定的合规分数高估 0.52–0.90 分（§3.5）。</w:t>
+        <w:t>本研究量化了两类不同的评分偏差。第一类是跨评判者的方向性偏差：两位评判者都把 Claude 生成的文件评得比 GPT 高约 0.3 分（§3.4），且主要由 C_full 驱动；如 §3.4 所述，这一模式与经典的自我偏好（即评判者偏袒自身模型生成的输出）不符，更可能反映 Claude 与 GPT 之间真实的生成质量差异，或两位评判者对 Claude 行文风格的共同偏好。第二类是 LLM 与专家之间的系统性偏移：两位评判者都把专家给出的合规分高估了 0.52–0.90 分（§3.5）。</w:t>
       </w:r>
     </w:p>
     <w:p>
@@ -2349,7 +5598,7 @@
           <w:b w:val="0"/>
           <w:sz w:val="22"/>
         </w:rPr>
-        <w:t>将上述偏差转化为实操指引：Claude 评审与三位专家均值排序的中等一致性 [ICC(3,1)=0.548，p=0.04] 使其可作为大规模生成管线中的粗筛代理，在专家审阅前先过滤明显低质量的输出；GPT 评审与专家一致性较差 [ICC(3,1)=0.217，p=0.26]，不宜作为专家评分的代理。对于拟提交认可、纳入正式 QMS 体系或投入实际操作的文件，专家终审仍属必需。这些偏差在配置层面的实操含义概括于 §4.4（Table 2）。</w:t>
+        <w:t>这两类偏差对实践的指引是：Claude 评判者与专家排序为中等一致 [ICC(3,1)=0.548]，提示它或可作为大规模生成中的初筛工具，在专家审阅前先筛除明显低质量的输出；但该系数的 95% CI 跨过 0（n=10，见 §3.5），这一用途尚需更大样本确证。GPT 评判者与专家一致性较差且不显著 [ICC(3,1)=0.217，p=0.26]，不适合用作专家评分的替代。对于拟提交认可、纳入正式 QMS 体系或投入实际使用的文件，专家终审仍不可或缺。这些偏差在配置层面的具体含义见 §4.4（Table 6）。</w:t>
       </w:r>
     </w:p>
     <w:p>
@@ -2378,7 +5627,7 @@
           <w:b w:val="0"/>
           <w:sz w:val="22"/>
         </w:rPr>
-        <w:t>综合三层评估的证据，我们将面向 QMS 生成主要使用场景的配置推荐汇总于 Table 2。这些推荐反映了 §3.5 与 §3.6 所识别的核心权衡：在 LLM 评审层评分最高的配置（H4_sop_only、E_rules_v2）token 效率最佳，但缺乏认可级文档所需的临床实操深度；而模板锚定的配置（F_template、G_template_rules）在 LLM 评审层得分较低，却获得最高的专家合规评分。</w:t>
+        <w:t>综合三层评估的证据，我们把主要使用场景下的配置推荐汇总于 Table 6。这里存在一个关键的取舍（见 §3.5、§3.6）：在 LLM 评判者层得分最高的配置（H4_sop_only、E_rules_v2）token 效率最高，但缺少贴合临床实际操作的细节，难以满足正式送审的要求；而带完整文档模板的配置（F_template、G_template_rules）虽在 LLM 评判者层得分较低，专家评分却最高。</w:t>
       </w:r>
     </w:p>
     <w:p>
@@ -2393,7 +5642,7 @@
           <w:b/>
           <w:sz w:val="22"/>
         </w:rPr>
-        <w:t>Table 2.</w:t>
+        <w:t>Table 6.</w:t>
       </w:r>
       <w:r>
         <w:rPr>
@@ -2651,7 +5900,7 @@
                 <w:b w:val="0"/>
                 <w:sz w:val="20"/>
               </w:rPr>
-              <w:t>LLM 评审层近最优；token 效率最高</w:t>
+              <w:t>LLM 评判者层近最优；token 效率最高</w:t>
             </w:r>
           </w:p>
         </w:tc>
@@ -2915,7 +6164,7 @@
                 <w:b w:val="0"/>
                 <w:sz w:val="20"/>
               </w:rPr>
-              <w:t>专家合规评分最高；跨模型稳健</w:t>
+              <w:t>专家评分居前三；跨模型稳健</w:t>
             </w:r>
           </w:p>
         </w:tc>
@@ -3179,7 +6428,7 @@
                 <w:b w:val="0"/>
                 <w:sz w:val="20"/>
               </w:rPr>
-              <w:t>GPT-5.4 生成下崩溃；去偏后跨评排名最低</w:t>
+              <w:t>GPT-5.4 生成下崩溃；去偏后排名垫底</w:t>
             </w:r>
           </w:p>
         </w:tc>
@@ -3311,7 +6560,7 @@
                 <w:b w:val="0"/>
                 <w:sz w:val="20"/>
               </w:rPr>
-              <w:t>prompt 锚定不足；低于实际合规基线</w:t>
+              <w:t>prompt 约束不足；低于实际合规基线</w:t>
             </w:r>
           </w:p>
         </w:tc>
@@ -3356,7 +6605,7 @@
           <w:b w:val="0"/>
           <w:sz w:val="22"/>
         </w:rPr>
-        <w:t>由本研究数据归纳的端到端实践工作流为：(i) 用 H4_sop_only 生成快速首稿；(ii) 通过人工评审或针对性再 prompt 补充临床实操细节；(iii) 用 G_template_rules 重生成或精修最终的认可级文档。</w:t>
+        <w:t>基于本研究数据，可归纳出一条完整的实践流程：(i) 用 H4_sop_only 快速生成首稿；(ii) 由人工审阅、或有针对性地再次 prompt，补充贴合临床实际操作的细节；(iii) 用 G_template_rules 重新生成或精修，得到拟提交认可的最终文件。需要强调的是，Table 6 中所有配置生成的都只是参考初稿，均须经实验室人员改写与专家终审后方可用于认可，二者的区别只在初稿的完整度，而非是否需要专家复核。各配置所需的人工返工量本研究未作量化，是后续工作的方向。</w:t>
       </w:r>
     </w:p>
     <w:p>
@@ -3370,7 +6619,36 @@
           <w:b/>
           <w:sz w:val="24"/>
         </w:rPr>
-        <w:t>4.5 局限性</w:t>
+        <w:t>4.5 ISO 15189 人员能力要求框架下的 LLM 辅助</w:t>
+      </w:r>
+    </w:p>
+    <w:p>
+      <w:pPr>
+        <w:spacing w:before="80" w:after="80" w:lineRule="auto" w:line="360"/>
+        <w:ind w:firstLine="0"/>
+        <w:jc w:val="both"/>
+      </w:pPr>
+      <w:r>
+        <w:rPr>
+          <w:rFonts w:ascii="Times New Roman" w:hAnsi="Times New Roman" w:eastAsia="宋体"/>
+          <w:b w:val="0"/>
+          <w:sz w:val="22"/>
+        </w:rPr>
+        <w:t>QMS 文件的起草并不是单纯的事务性产出，而是实验室人员建立责任意识与风险意识的过程。如果完全交由 LLM 代劳，实验室人员会逐渐丧失文本撰写能力，也难以对 ISO 15189 的整个过程形成深刻理解。因此，我们将人工监督视为 LLM 在此场景下应用的约束条件。ISO 15189:2022 要求的是有能力的人员和完整的检验过程，而不只是格式规整的文件；本研究的数据恰恰说明了 LLM 生成为何无法替代这种能力：LLM 评判者把专家评定的合规度高估了 0.52–0.90 分。一个连合规度都无法可靠评估的模型，更不应承担最终的撰写职责。这一立场与近期形成的共识一致：在医疗质量管理中，LLM 应限于以历史数据为基础、且在强制性人工核验下完成的事务性任务，自主运行尚不成熟 [16]。因此，我们将 LLM 辅助定位为一种提效工具：最终的撰写、审核与批准仍由合格人员负责，而它在起草环节节省下来的时间，可投入到 ISO 15189 更重视的审核、确认与持续改进等高阶活动中。</w:t>
+      </w:r>
+    </w:p>
+    <w:p>
+      <w:pPr>
+        <w:spacing w:before="200" w:after="80" w:lineRule="auto" w:line="300"/>
+        <w:jc w:val="left"/>
+      </w:pPr>
+      <w:r>
+        <w:rPr>
+          <w:rFonts w:ascii="Arial" w:hAnsi="Arial" w:eastAsia="黑体"/>
+          <w:b/>
+          <w:sz w:val="24"/>
+        </w:rPr>
+        <w:t>4.6 局限性</w:t>
       </w:r>
     </w:p>
     <w:p>
@@ -3400,7 +6678,7 @@
           <w:b/>
           <w:sz w:val="22"/>
         </w:rPr>
-        <w:t>(i) 专家样本规模有限，且全部为 Claude 生成。</w:t>
+        <w:t>(i) 专家样本量有限，且全部来自 Claude 生成。</w:t>
       </w:r>
       <w:r>
         <w:rPr>
@@ -3408,7 +6686,7 @@
           <w:b w:val="0"/>
           <w:sz w:val="22"/>
         </w:rPr>
-        <w:t xml:space="preserve"> 专家层包含 3 位评分员对 10 份文件的评分（每层 n=1 或 2；见 §3.5），10 份样本全部抽取自 Claude 生成池；未对任何 GPT 生成文件开展专家评估。该设计仅支持 Claude 生成下的方向性排序结论，不允许严格统计推断；因此 §3.4 中 (a) Claude Opus 4.6 与 GPT-5.4 之间真实生成质量差异 与 (b) 两位判官共享的判官端风格偏好 之间的歧义，无法在本研究样本内判别。此外，§3.4 报告的跨判官偏差估计受 C_full 配置强力杠杆影响（C_full 贡献了 Claude 评审均值的最大单组值 +3.156 与 GPT 评审均值的最大负值 −1.378）；后续重复研究应分别报告各配置的偏差分布，以区分长上下文特异性效应与配置无关的判官偏好。所抽样的 10 份文件全部为 A 类程序文件（§2.3.3）；推广至 B 类（体系运行）与 C 类（审核模拟）任务需另行验证。跨单位 3 至 5 位评分员 × 30 至 50 份文件 / 单位（且包含匹配的 GPT 生成样本与 B/C 类任务）的多中心验证，是关键的未来工作。</w:t>
+        <w:t xml:space="preserve"> 专家层为 3 位评分员对 10 份文件的评分（每层 n=1 或 2，见 §3.5），且这 10 份全部抽自 Claude 生成的文件，未对任何 GPT 生成文件做专家评估。因此专家层只支持针对 Claude 生成的方向性排名，不足以做严格的统计推断；§3.4 中两种解释——(a) Claude 与 GPT 的真实生成质量差异、(b) 两位评判者对 Claude 风格的共同偏好——也无法在本研究内区分。此外，§3.4 的跨评判者偏差主要由 C_full 一个配置拉动（C_full 贡献了 Claude 评判者的最大单组偏差 +3.156 与 GPT 评判者的最大负偏差 −1.378），后续重复研究应分配置报告偏差分布。所抽 10 份文件均为 A 类程序文件，能否推广到 B 类、C 类仍需验证。一项关键的后续工作是多中心验证：每单位 3–5 位评分员 × 30–50 份文件，并纳入匹配的 GPT 生成样本与 B/C 类任务。</w:t>
       </w:r>
     </w:p>
     <w:p>
@@ -3423,7 +6701,7 @@
           <w:b/>
           <w:sz w:val="22"/>
         </w:rPr>
-        <w:t>(ii) 同单位专家一致性可能高估可推广性。</w:t>
+        <w:t>(ii) 同单位专家的一致性可能高估可推广性。</w:t>
       </w:r>
       <w:r>
         <w:rPr>
@@ -3431,7 +6709,7 @@
           <w:b w:val="0"/>
           <w:sz w:val="22"/>
         </w:rPr>
-        <w:t xml:space="preserve"> 3 位专家间的极高一致性 [ICC(2,k)=0.982] 既支持 5 维度量规的有效性，也可能反映同一单位内共享的专业文化、培训谱系与对模糊条款的解读习惯。所观察到的可靠性可能因此高估跨单位一致性。</w:t>
+        <w:t xml:space="preserve"> 3 位专家间极高的一致性 [ICC(2,k)=0.982] 既支持五维度评分量规的有效性，也可能源于同一单位内共享的专业文化、培训背景与对模糊条款的解读习惯；因此这一可靠性可能高于跨单位的真实水平。</w:t>
       </w:r>
     </w:p>
     <w:p>
@@ -3446,7 +6724,7 @@
           <w:b/>
           <w:sz w:val="22"/>
         </w:rPr>
-        <w:t>(iii) 第一作者的双重角色。</w:t>
+        <w:t>(iii) 第一作者身兼两职。</w:t>
       </w:r>
       <w:r>
         <w:rPr>
@@ -3454,7 +6732,7 @@
           <w:b w:val="0"/>
           <w:sz w:val="22"/>
         </w:rPr>
-        <w:t xml:space="preserve"> 第一作者同时担任 Rater 1 与研究设计者。为减弱自我影响，Rater 2 与 Rater 3 在不知晓 Rater 1 评分的前提下独立完成评分；各 rater 数据完整公开供独立审核。</w:t>
+        <w:t xml:space="preserve"> 第一作者同时是 Rater 1 和研究设计者。为减弱自我影响，Rater 2 与 Rater 3 在不知晓 Rater 1 评分的情况下独立评分；各评分员的数据均完整公开，供独立核查。</w:t>
       </w:r>
     </w:p>
     <w:p>
@@ -3469,7 +6747,7 @@
           <w:b/>
           <w:sz w:val="22"/>
         </w:rPr>
-        <w:t>(iv) 专家与 LLM 评审共享 5 维度量规。</w:t>
+        <w:t>(iv) 专家与 LLM 评判者使用同一套评分量规。</w:t>
       </w:r>
       <w:r>
         <w:rPr>
@@ -3477,7 +6755,7 @@
           <w:b w:val="0"/>
           <w:sz w:val="22"/>
         </w:rPr>
-        <w:t xml:space="preserve"> 5 维度量规由 LLM 评审与专家评审同等使用，存在 shared-measurement bias 风险。未来工作应纳入专家原生维度——如部门工作流约束下的实操可实施性——这类维度难以从训练数据中由 LLM 内化获得。</w:t>
+        <w:t xml:space="preserve"> 五维度评分量规由 LLM 评判者与专家共同使用，存在共享测量偏倚（shared-measurement bias）的风险。未来工作应纳入专家特有的维度（例如在科室工作流约束下的实际可执行性），这类维度难以由 LLM 从训练数据中习得。还需说明的是，本研究的 3 位评分员均为内审员。内审员的训练重点在于审查文件是否完整覆盖标准条款、格式是否规范；一线检验人员关注的则是另一层面——文件所述步骤能否在本科室现有的仪器与信息系统上实际执行。一份文件可以在条款覆盖与格式规范上无可挑剔、由内审员给出高分，却未必具备一线可执行性。因此，前述可执行性维度应当由一线检验技师或专业组长评定，而不是（或不只是）由内审员评定。另一个值得纳入的维度是“可填充性”：即文件有没有把该由实验室填写的内容留成空位——空白表格、待填公式、待定参数范围——而不是由模型自行编造看似合理的数值。这个维度关系到文件能不能安全使用：模型若给质控限值或参考区间填上了具体数字，使用者未必看得出这些数字是编的，照抄的风险远高于格式不规范。</w:t>
       </w:r>
     </w:p>
     <w:p>
@@ -3492,7 +6770,7 @@
           <w:b/>
           <w:sz w:val="22"/>
         </w:rPr>
-        <w:t>(v) GPT-5.4 任务覆盖受限。</w:t>
+        <w:t>(v) GPT-5.4 的任务覆盖有限。</w:t>
       </w:r>
       <w:r>
         <w:rPr>
@@ -3500,7 +6778,7 @@
           <w:b w:val="0"/>
           <w:sz w:val="22"/>
         </w:rPr>
-        <w:t xml:space="preserve"> 仅 A1、B1、C1 三个任务由 GPT-5.4 生成（81 份文件），跨模型结论限于这一三任务子集。</w:t>
+        <w:t xml:space="preserve"> 仅 A1、B1、C1 三个任务由 GPT-5.4 生成（共 81 份文件）。两个模型运行的是同一组任务，因此 §3.3 的跨模型比较在任务上是配对的；但三个任务不足以排除任务特异性——例如这三个任务恰好对 GPT-5.4 的长上下文处理更不友好。因此“全量上下文陷阱具有模型依赖性”属初步观察，其证据强度不及基于 405 份文件的 Claude 侧结论，仍需更大的任务样本验证。此外，专家盲评未覆盖任何 GPT 生成的文件，该结论只有 Tier 1 与 Tier 2 两层证据支持，未获专家层独立确认。</w:t>
       </w:r>
     </w:p>
     <w:p>
@@ -3515,7 +6793,7 @@
           <w:b/>
           <w:sz w:val="22"/>
         </w:rPr>
-        <w:t>(vi) 领域特异性。</w:t>
+        <w:t>(vi) 领域局限。</w:t>
       </w:r>
       <w:r>
         <w:rPr>
@@ -3523,7 +6801,7 @@
           <w:b w:val="0"/>
           <w:sz w:val="22"/>
         </w:rPr>
-        <w:t xml:space="preserve"> 本研究结论限于 ISO 15189 医学实验室 QMS 文件；对相邻监管框架（例如检验与校准实验室的 ISO 17025、通用质量管理的 ISO 9001）的可迁移性需另行验证。</w:t>
+        <w:t xml:space="preserve"> 本研究结论仅限于 ISO 15189 医学实验室 QMS 文件；能否迁移到相邻的监管框架（如检验与校准实验室的 ISO 17025、通用质量管理的 ISO 9001）仍需另行验证。</w:t>
       </w:r>
     </w:p>
     <w:p>
@@ -3538,7 +6816,7 @@
           <w:b/>
           <w:sz w:val="22"/>
         </w:rPr>
-        <w:t>(vii) LLM 评审范围受限。</w:t>
+        <w:t>(vii) 评判者模型有限。</w:t>
       </w:r>
       <w:r>
         <w:rPr>
@@ -3546,7 +6824,7 @@
           <w:b w:val="0"/>
           <w:sz w:val="22"/>
         </w:rPr>
-        <w:t xml:space="preserve"> 仅 Claude Opus 4.6 与 GPT-5.4 担任评审；所观察到的跨判官方向性偏差与专家高估模式是否可推广至其它模型家族（如 Gemini、开源权重模型），尚未知。</w:t>
+        <w:t xml:space="preserve"> 本研究仅用 Claude Opus 4.6 与 GPT-5.4 担任评判者；所观察到的跨评判者方向性偏差与专家高估模式，能否推广到其他模型（如 Gemini、开源权重模型）尚不清楚。</w:t>
       </w:r>
     </w:p>
     <w:p>
@@ -3561,7 +6839,7 @@
           <w:b/>
           <w:sz w:val="22"/>
         </w:rPr>
-        <w:t>(viii) 单语言范围。</w:t>
+        <w:t>(viii) 仅限单一语言。</w:t>
       </w:r>
       <w:r>
         <w:rPr>
@@ -3569,7 +6847,7 @@
           <w:b w:val="0"/>
           <w:sz w:val="22"/>
         </w:rPr>
-        <w:t xml:space="preserve"> 全部 QMS 文件以中文生成与评估；英文及其它语言下的配置效应与偏差概貌尚未验证。</w:t>
+        <w:t xml:space="preserve"> 全部 QMS 文件均以中文生成与评估；在英文及其他语言下，配置效应与偏差表现尚未验证。</w:t>
       </w:r>
     </w:p>
     <w:p>
@@ -3584,7 +6862,7 @@
           <w:b/>
           <w:sz w:val="22"/>
         </w:rPr>
-        <w:t>(ix) 模型时效性。</w:t>
+        <w:t>(ix) 模型存在时效性。</w:t>
       </w:r>
       <w:r>
         <w:rPr>
@@ -3592,7 +6870,7 @@
           <w:b w:val="0"/>
           <w:sz w:val="22"/>
         </w:rPr>
-        <w:t xml:space="preserve"> 本研究结论基于 2026 年 4 月 2 日至 14 日期间测试的具体模型版本与参数；随着 LLM 持续迭代，可能需要周期性重新验证。</w:t>
+        <w:t xml:space="preserve"> 本研究结论基于 2026 年 4 月 2 日至 14 日所测试的特定模型版本与参数；随着 LLM 不断迭代，可能需要定期重新验证。</w:t>
       </w:r>
     </w:p>
     <w:p>
@@ -3607,7 +6885,7 @@
           <w:b/>
           <w:sz w:val="22"/>
         </w:rPr>
-        <w:t>(x) 跨判官 cell 的 raw 数据保留不对称。</w:t>
+        <w:t>(x) 部分原始评分仅保留了组平均值。</w:t>
       </w:r>
       <w:r>
         <w:rPr>
@@ -3615,7 +6893,7 @@
           <w:b w:val="0"/>
           <w:sz w:val="22"/>
         </w:rPr>
-        <w:t xml:space="preserve"> Claude 评审 × GPT 生成象限及 Claude 评审 × H 组 × Claude 生成子集的 per-document raw 评分仅以聚合均值形式归档，per-document JSON 文件未保留。完整的 2 × 2 自评偏差矩阵因此无法在 per-document 层面独立复算；不过 6 个核心配置（A/B/C/E/F/G；270 条评分）的 per-document Claude 评审 raw 数据与全部 486 条 GPT 评审 per-document 数据完整公开。</w:t>
+        <w:t xml:space="preserve"> 有两个子集（Claude 评判者 × GPT 生成，以及 Claude 评判者 × H 组 × Claude 生成），我们只保存了该组所有文件的平均分，没有保留每份文件各自的评分（即没有单份 JSON 文件）。因此完整的 2×2 自评偏差矩阵无法按单份文件独立复算。不过，6 个核心配置（A/B/C/E/F/G，共 270 条评分）中每份文件的 Claude 评判者原始评分，以及全部 486 条 GPT 评判者每份文件的原始评分，均已完整公开。</w:t>
       </w:r>
     </w:p>
     <w:p>
@@ -3630,7 +6908,7 @@
           <w:b/>
           <w:sz w:val="22"/>
         </w:rPr>
-        <w:t>(xi) 评审员内部一致性未评估。</w:t>
+        <w:t>(xi) 未评估评判者的自身一致性。</w:t>
       </w:r>
       <w:r>
         <w:rPr>
@@ -3638,7 +6916,7 @@
           <w:b w:val="0"/>
           <w:sz w:val="22"/>
         </w:rPr>
-        <w:t xml:space="preserve"> 每位 LLM 评审员对每份文件仅打分一次，未要求评审员重复打分以量化内部方差。评审员间一致性通过 Claude 与 GPT 评审的 2 × 2 跨比较及 3 位专家 ICC 分析间接获得。</w:t>
+        <w:t xml:space="preserve"> 每位 LLM 评判者对每份文件只打一次分，没有让其重复打分来量化自身波动。评分者之间的一致性，是通过 Claude 与 GPT 评判者的 2×2 交叉比较以及 3 位专家的 ICC 分析间接得到的。</w:t>
       </w:r>
     </w:p>
     <w:p>
@@ -3653,7 +6931,7 @@
           <w:b/>
           <w:sz w:val="22"/>
         </w:rPr>
-        <w:t>(xii) 未开展评分前专家校准会议。</w:t>
+        <w:t>(xii) 未做评分前校准会议。</w:t>
       </w:r>
       <w:r>
         <w:rPr>
@@ -3661,7 +6939,7 @@
           <w:b w:val="0"/>
           <w:sz w:val="22"/>
         </w:rPr>
-        <w:t xml:space="preserve"> 3 位评分员仅依据公布的量规与 ISO 15189:2022 / CNAS-CL02:2023 标准独立评分，未事先开展校准会议（即由 3 位评分员先共同评分若干示例文件以对齐解读）。极高的评审员间一致性表明该量规在本单位语境下已足够自解释，但在多中心研究中加入正式校准步骤将有助于增强可重复性。</w:t>
+        <w:t xml:space="preserve"> 3 位评分员仅依据公布的评分量规与 ISO 15189:2022 / CNAS-CL02:2023 标准独立评分，事先没有开校准会议（即先共同评几份示例文件以统一理解）。几位评分员之间高度一致，说明在本单位内他们对评分尺度的理解已经很接近；但在多中心研究里，事先开一次校准会议会更有助于结果的可重复性。</w:t>
       </w:r>
     </w:p>
     <w:p>
@@ -3676,7 +6954,7 @@
           <w:b/>
           <w:sz w:val="22"/>
         </w:rPr>
-        <w:t>(xiii) Claude Code Agent 封装。</w:t>
+        <w:t>(xiii) 通过 Claude Code 工具调用 Claude。</w:t>
       </w:r>
       <w:r>
         <w:rPr>
@@ -3684,7 +6962,7 @@
           <w:b w:val="0"/>
           <w:sz w:val="22"/>
         </w:rPr>
-        <w:t xml:space="preserve"> Claude Opus 4.6 的生成与 Claude 评审通过 Claude Code Agent 工具执行，而非直接 Anthropic SDK 调用。Claude Code 框架在每条 user-supplied prompt 之上叠加恒定的 framework 级 system prompt（工具定义与文件系统指引）；故模型实际接收的 prompt 长度大于 §2.1 报告的 per-config token 数。该 framework 开销在所有 9 配置与所有评审调用中保持一致，故配置间相对比较与判官-专家一致性结论不受影响；但要精确复现绝对评分需使用相同 Claude Code 版本。以直接 Anthropic SDK 调用相同配置可能得到略有差异的绝对评分。</w:t>
+        <w:t xml:space="preserve"> 我们运行 Claude（生成和评分）用的是 Claude Code 工具，而不是直接调用 Anthropic 的 API。这个工具会在我们写的 prompt 前面，固定加上一段它自带的说明（工具定义和文件系统说明），所以模型实际收到的 prompt 比 §2.1 报告的各配置 token 数要长一些。不过这段附加内容在 9 个配置、所有评分里都一样，因此不会影响配置之间的比较，也不会影响“评判者 vs 专家”的结论；它只在你想精确复现绝对分数时才有影响——那需要用同一版本的 Claude Code。如果改用 API 直接调用相同配置，绝对分数可能会略有不同。</w:t>
       </w:r>
     </w:p>
     <w:p>
@@ -3699,7 +6977,7 @@
           <w:b/>
           <w:sz w:val="22"/>
         </w:rPr>
-        <w:t>(xiv) AIHubMix 路由未独立审计。</w:t>
+        <w:t>(xiv) 未独立审计 AIHubMix 路由。</w:t>
       </w:r>
       <w:r>
         <w:rPr>
@@ -3707,7 +6985,7 @@
           <w:b w:val="0"/>
           <w:sz w:val="22"/>
         </w:rPr>
-        <w:t xml:space="preserve"> GPT-5.4 通过 AIHubMix 代理调用，该代理宣称对上游 OpenAI API 透明转发。本研究未独立验证其响应与直接 OpenAI 调用的等价性；路由层面的细微差异（请求批处理、header 处理、地域路由）无法完全排除，但 GPT-5.4 model 标识符在调用链路中保持一致。</w:t>
+        <w:t xml:space="preserve"> GPT-5.4 经 AIHubMix 代理调用，该代理声称对上游 OpenAI API 做透明转发。本研究未独立验证其响应是否与直接调用 OpenAI 完全等价；路由层面的细微差异（请求批处理、header 处理、地域路由）无法完全排除，但调用链路中的 GPT-5.4 模型标识始终一致。</w:t>
       </w:r>
     </w:p>
     <w:p>
@@ -3722,7 +7000,7 @@
           <w:b/>
           <w:sz w:val="22"/>
         </w:rPr>
-        <w:t>(xv) 温度设置与两模型参数不一致。</w:t>
+        <w:t>(xv) 温度设置与生成的随机性。</w:t>
       </w:r>
       <w:r>
         <w:rPr>
@@ -3730,7 +7008,145 @@
           <w:b w:val="0"/>
           <w:sz w:val="22"/>
         </w:rPr>
-        <w:t xml:space="preserve"> 两模型的生成参数并不相同：GPT-5.4 使用 temperature = 0.7、max_completion_tokens = 16,000，而 Claude 经 Claude Code Agent 运行、未显式设定这两个参数；评判侧同样不对称，GPT-as-judge 使用 temperature = 0、max_completion_tokens = 2,000，Claude-as-judge 则由 Agent 子代理运行、参数未显式设定。因此跨模型比较与自评偏差分解均存在参数不一致的混杂。该混杂的方向是保守的：GPT-5.4 拿到的是更低的温度与更大的输出预算，两者都更有利于指令遵循与合规，而它在 C_full 下仍然大幅下滑。两模型的生成均为非确定性采样（已通过每元胞 3 次重复缓解），未实现严格的字面级可重复性；追求确定性比较的后续研究建议对两模型统一改用 temperature = 0。</w:t>
+        <w:t xml:space="preserve"> 两个模型的生成均带有随机性：GPT-5.4 使用 temperature = 0.7，Claude 经 Claude Code Agent 运行、未显式设定温度。本研究未做温度敏感性分析，也未比较低温度（如 0.3–0.5）下的表现。随机波动已通过每种组合 3 次重复来缓解：在 Claude 评判者对 6 个核心配置 × 15 任务的评分中，同一配置–任务组合 3 次重复之间的标准差中位数为 0.231 分（满分 5 分），74.4% 的组合低于 0.5 分，说明重复间的波动幅度有限。但严格的逐字可复现性仍未实现；若后续研究追求确定性比较，建议对两个模型统一改用 temperature = 0。</w:t>
+      </w:r>
+    </w:p>
+    <w:p>
+      <w:pPr>
+        <w:spacing w:before="80" w:after="80" w:lineRule="auto" w:line="360"/>
+        <w:ind w:firstLine="0"/>
+        <w:jc w:val="both"/>
+      </w:pPr>
+      <w:r>
+        <w:rPr>
+          <w:rFonts w:ascii="Times New Roman" w:hAnsi="Times New Roman" w:eastAsia="宋体"/>
+          <w:b/>
+          <w:sz w:val="22"/>
+        </w:rPr>
+        <w:t>(xvi) 未估计成分之间的交互效应。</w:t>
+      </w:r>
+      <w:r>
+        <w:rPr>
+          <w:rFonts w:ascii="Times New Roman" w:hAnsi="Times New Roman" w:eastAsia="宋体"/>
+          <w:b w:val="0"/>
+          <w:sz w:val="22"/>
+        </w:rPr>
+        <w:t xml:space="preserve"> §2.4.2 的四对对比每次只替换一种成分，但它们所处的背景并不相同：例如"规则"是在没有文档骨架的背景下测得的，"详细内容"则是在已有规则和骨架的背景下测得的。因此每个 Δ 只反映该成分在特定背景下的作用，而不是可以跨背景相加的独立效应。换句话说，本研究无法判断成分之间是否存在协同——两种成分同时加入的效果，未必等于各自单独效果之和。要分离这类交互项，需要全因子或正交设计，这是后续工作的方向。</w:t>
+      </w:r>
+    </w:p>
+    <w:p>
+      <w:pPr>
+        <w:spacing w:before="80" w:after="80" w:lineRule="auto" w:line="360"/>
+        <w:ind w:firstLine="0"/>
+        <w:jc w:val="both"/>
+      </w:pPr>
+      <w:r>
+        <w:rPr>
+          <w:rFonts w:ascii="Times New Roman" w:hAnsi="Times New Roman" w:eastAsia="宋体"/>
+          <w:b/>
+          <w:sz w:val="22"/>
+        </w:rPr>
+        <w:t>(xvii) 两个模型的生成与评判参数不一致。</w:t>
+      </w:r>
+      <w:r>
+        <w:rPr>
+          <w:rFonts w:ascii="Times New Roman" w:hAnsi="Times New Roman" w:eastAsia="宋体"/>
+          <w:b w:val="0"/>
+          <w:sz w:val="22"/>
+        </w:rPr>
+        <w:t xml:space="preserve"> 如 §2.2、§2.3.2 所述，GPT-5.4 的生成使用 temperature = 0.7、max_completion_tokens = 16,000，而 Claude 经 Claude Code Agent 运行、未显式设定这两个参数；评判侧同样不对称，GPT 评判者使用 temperature = 0、max_completion_tokens = 2,000，Claude 评判者则由 Agent 子代理运行、参数未显式设定。因此跨模型比较（§3.3）与自我偏好分解（§3.4）都存在参数不一致的混杂，两个模型的差异不能完全归因于模型本身。需要指出的是，这一混杂的方向是保守的：GPT-5.4 拿到的是更低的温度与更大的输出预算，两者都更有利于指令遵循与合规，而它在 C_full 下仍然出现大幅下滑；因此“全量上下文陷阱具有模型依赖性”不太可能是参数劣势造成的假象。尽管如此，后续研究应在两个模型上统一生成与评判参数。</w:t>
+      </w:r>
+    </w:p>
+    <w:p>
+      <w:pPr>
+        <w:spacing w:before="80" w:after="80" w:lineRule="auto" w:line="360"/>
+        <w:ind w:firstLine="0"/>
+        <w:jc w:val="both"/>
+      </w:pPr>
+      <w:r>
+        <w:rPr>
+          <w:rFonts w:ascii="Times New Roman" w:hAnsi="Times New Roman" w:eastAsia="宋体"/>
+          <w:b/>
+          <w:sz w:val="22"/>
+        </w:rPr>
+        <w:t>(xviii) 任务集不含技术类文件。</w:t>
+      </w:r>
+      <w:r>
+        <w:rPr>
+          <w:rFonts w:ascii="Times New Roman" w:hAnsi="Times New Roman" w:eastAsia="宋体"/>
+          <w:b w:val="0"/>
+          <w:sz w:val="22"/>
+        </w:rPr>
+        <w:t xml:space="preserve"> 本研究的 15 项任务覆盖的是文件控制、内审、迎检自查与管理评审一类的体系文件（Supplementary Table S1），其中既有纠正措施与整改闭环（B5、C5），也有横跨数十个条款的体系级审查（B3、C3）。但任务集里没有技术类文件，例如检验方法确认与验证报告、测量不确定度评定程序、危急值报告与临床沟通记录，以及室间质评结果的处理程序。写这类文件，必须写进实验室自己的分析性能数据——精密度、正确度、可报告范围、干扰物质——还要说明内部质控规则的选择依据和临床决策阈值。这类文件真正考验的，是实验室手里有没有验证数据、有没有实际操作经验，而体系文件对此的要求要宽松得多。所以，“规则是唯一确切有效的成分”能否推广到技术类文件，本研究给不出答案。专家盲评的范围更窄，只覆盖了 A 类文件（§2.3.3）。把技术类文件纳入任务集，是后续工作的重要方向。在认可现场审核中，不符合项最集中的正是下面这三类文件：检验方法的性能确认报告；生物参考区间的验证或建立记录；测量不确定度的评定程序。这三类文件都必须写进本实验室自己的检验数据。正因如此，它们最需要 LLM 帮忙起草，而生成的草稿是否可用，也最难判断。后续研究应当优先覆盖它们。</w:t>
+      </w:r>
+    </w:p>
+    <w:p>
+      <w:pPr>
+        <w:spacing w:before="80" w:after="80" w:lineRule="auto" w:line="360"/>
+        <w:ind w:firstLine="0"/>
+        <w:jc w:val="both"/>
+      </w:pPr>
+      <w:r>
+        <w:rPr>
+          <w:rFonts w:ascii="Times New Roman" w:hAnsi="Times New Roman" w:eastAsia="宋体"/>
+          <w:b/>
+          <w:sz w:val="22"/>
+        </w:rPr>
+        <w:t>(xix) 未覆盖检验专业亚专科的差异。</w:t>
+      </w:r>
+      <w:r>
+        <w:rPr>
+          <w:rFonts w:ascii="Times New Roman" w:hAnsi="Times New Roman" w:eastAsia="宋体"/>
+          <w:b w:val="0"/>
+          <w:sz w:val="22"/>
+        </w:rPr>
+        <w:t xml:space="preserve"> 本研究的 15 项任务都是面向整个实验医学科的通用文件，例如人员培训与能力评估程序（A1）、设备管理程序（A2）、样本采集与处理 SOP（A3），没有一项针对某个专业亚组。而各亚专科的 SOP，复杂度和标准化程度相差很大：临床生化流程化程度最高；临床微生物有大量手工判读环节，标准化程度较低；分子诊断对污染控制的要求极为细致。专家盲评的 10 份文件全部抽自 A 类任务（§2.3.3），因此同样没有覆盖任何亚专科。所以，“带完整文档模板的配置在专家评审下表现最好”这个结论，目前只在科室级通用文件上得到支持。在微生物、分子诊断这类高度依赖专业判断的领域，模板锚定的 prompt 能否生成合格的文件，本研究没有回答：这类文件要写进本实验室特有的菌种鉴定流程、污染控制细则等专科内容，而模板未必提供这些。</w:t>
+      </w:r>
+    </w:p>
+    <w:p>
+      <w:pPr>
+        <w:spacing w:before="80" w:after="80" w:lineRule="auto" w:line="360"/>
+        <w:ind w:firstLine="0"/>
+        <w:jc w:val="both"/>
+      </w:pPr>
+      <w:r>
+        <w:rPr>
+          <w:rFonts w:ascii="Times New Roman" w:hAnsi="Times New Roman" w:eastAsia="宋体"/>
+          <w:b/>
+          <w:sz w:val="22"/>
+        </w:rPr>
+        <w:t>(xx) 检验前、检验中、检验后三阶段覆盖不均衡。</w:t>
+      </w:r>
+      <w:r>
+        <w:rPr>
+          <w:rFonts w:ascii="Times New Roman" w:hAnsi="Times New Roman" w:eastAsia="宋体"/>
+          <w:b w:val="0"/>
+          <w:sz w:val="22"/>
+        </w:rPr>
+        <w:t xml:space="preserve"> 按 ISO 15189:2022 的过程划分，本研究 15 项任务的分布是：检验前过程 1 项（A3 样本采集与处理 SOP）；检验中过程 4 项（B2、C1、C2、C4，均围绕室内质控与分析仪操作）；检验后过程 0 项；其余 10 项为管理类或横跨全体系的任务（Supplementary Table S1）。检验后过程的文件——结果报告与审核、危急值通报与记录、样本保留与销毁——完全没有进入任务集。检验前与检验后的文件往往涉及与临床科室、护理单元的跨部门衔接，也依赖本院 LIS/HIS 的实际接口与沟通惯例；在 system prompt 未提供这些信息的情况下，LLM 生成这类内容的难度更高。由于检验后任务为 0、检验前仅 1 项，本研究无法比较三个阶段之间的生成质量差异。使三阶段覆盖均衡，是后续工作需要补上的一环。</w:t>
+      </w:r>
+    </w:p>
+    <w:p>
+      <w:pPr>
+        <w:spacing w:before="80" w:after="80" w:lineRule="auto" w:line="360"/>
+        <w:ind w:firstLine="0"/>
+        <w:jc w:val="both"/>
+      </w:pPr>
+      <w:r>
+        <w:rPr>
+          <w:rFonts w:ascii="Times New Roman" w:hAnsi="Times New Roman" w:eastAsia="宋体"/>
+          <w:b/>
+          <w:sz w:val="22"/>
+        </w:rPr>
+        <w:t>(xxi) 未评估患者安全风险。</w:t>
+      </w:r>
+      <w:r>
+        <w:rPr>
+          <w:rFonts w:ascii="Times New Roman" w:hAnsi="Times New Roman" w:eastAsia="宋体"/>
+          <w:b w:val="0"/>
+          <w:sz w:val="22"/>
+        </w:rPr>
+        <w:t xml:space="preserve"> 本研究的三层评估都没有专门针对患者安全的条目：Tier 1 查的是格式、条款引用与术语，Table 1 的五个维度查的是条款满足度、可操作性、内部一致性、PDCA 闭环与专业深度。这些维度都不直接回答一个问题——文件里是否存在可能危及患者的实质性错误或遗漏，例如危急值项目清单不完整、复核触发条件设置不当、传染病结果的报告与保密流程有缺口。格式合规、条款覆盖完整，并不等于没有患者安全风险。此外，如 (xx) 所述，危急值报告等检验后过程文件本就不在任务集内，因此这类风险在本研究中连暴露的机会都没有。后续研究应在专家评分表中单列“患者安全风险”条目，由专家逐份筛查，而不是把它隐含在“可操作性”或“专业深度”里。</w:t>
       </w:r>
     </w:p>
     <w:p>
@@ -3759,7 +7175,7 @@
           <w:b w:val="0"/>
           <w:sz w:val="22"/>
         </w:rPr>
-        <w:t>LLM 辅助 ISO 15189 QMS 文件生成的最优 prompt 配置取决于评估层。在 LLM 评审层，H4_sop_only（~2,000 tokens）综合分最高；然而在专家评估下，专家评分前三的配置为模板锚定的 F_template（~15,000 tokens）、H2_keep_examples（~25,000 tokens）与 G_template_rules（~16,000 tokens）（均值 = 4.06–4.24 分，0–5 Likert 量纲），而 H4_sop_only 跌至 7 配置中的第 5 名，仅高于空 prompt 基线 A_bare 0.16 分。因此，极简 prompt 配置（H4_sop_only 或 E_rules_v2；~1,000–2,000 tokens）适合用于将经后续专家审阅的探索性草稿；而模板锚定配置（G_template_rules 或 F_template；~15,000–16,000 tokens）对于拟提交 CNAS 或同等 ISO 15189 认可的文件则属必需。C_full（~56,000 tokens）在本研究情境下应避免使用，尤其是在生成模型为 GPT-5.4 时——参见 §3.3 记录的长上下文失败模式。LLM-as-judge 方法可作为首道筛选工具：Claude 评审与专家排序的中等一致性 [ICC(3,1) = 0.548] 使其可作为审慎的代理；GPT-5.4 评审 [ICC(3,1) = 0.217] 不适合此用途。对于拟提交认可、纳入正式 QMS 体系或投入实际操作的任何文件，专家终审仍属必需。</w:t>
+        <w:t>LLM 辅助 ISO 15189 QMS 文件生成的最优 prompt 配置因评估层级而异。在 LLM 评判者层，H4_sop_only（~2,000 tokens）综合分最高；但在专家评估下，排名前三的是带完整文档模板的 F_template、H2_keep_examples 与 G_template_rules（专家均值 4.06–4.24 分），而 H4_sop_only 跌到第 5，仅比空白基线 A_bare 高 0.16 分。因此，这两类配置生成的都只是供参考的初稿：实验室人员都必须结合本科室的实际情况改写补充，并由专家审核定稿，二者都不能直接提交认可。它们的差别只在起点——极简 prompt（H4_sop_only 或 E_rules_v2；~1,000–2,000 tokens）给出的是简要框架，适合快速起步；带完整文档模板的配置（G_template_rules 或 F_template；~15,000–16,000 tokens）给出的草稿更完整、更贴近送审形态，适合作为正式认可文件的起草文件。更确切地说，带完整文档模板的配置，其价值在于给出一份可靠的文档骨架：章节结构、需要填写的字段、以及应当交代的要素。真正决定文件能否用于认可的内容——本实验室的质控数据、患者数据分布、能力验证与实验室间比对的历史结果——必须由实验室人员填入，并由具备能力的人员解读。LLM 不掌握这些数据，也就无法凭空生成它们。C_full（~56,000 tokens）在本研究情境下宜谨慎使用，尤其当生成模型为 GPT-5.4 时（参见 §3.3 记录的长上下文失败模式）；需说明的是，该失败模式仅由自动评分与 LLM 评判者两层证据支持，专家盲评未覆盖 GPT 生成的文件。LLM-as-judge 可用于对生成结果做初筛：在大批量生成时，先由 Claude 评判者滤掉明显低质量的输出；留下的文件仍需实验室人员改写后，再交由专家审核。Claude 评判者与专家排序中等一致 [ICC(3,1)=0.548]，或可胜任这一初筛角色，但该系数的 95% CI 跨过 0（n=10），尚需更大样本确认；而 GPT-5.4 评判者 [ICC(3,1)=0.217] 不适合此用途。对于拟提交认可、纳入正式 QMS 体系或投入实际使用的文件，专家终审仍不可或缺。</w:t>
       </w:r>
     </w:p>
     <w:p>
@@ -3774,7 +7190,7 @@
           <w:b w:val="0"/>
           <w:sz w:val="22"/>
         </w:rPr>
-        <w:t>据我们所知，本研究是首个跨两个前沿 LLM 与三层次评估框架对 ISO 15189 合规 QMS 文件生成中 prompt 内容效应进行系统性比较的研究；研究发现为实验室认可工作流中的 prompt 设计指南提供了实证基础。</w:t>
+        <w:t>据我们所知，本研究是首个跨两个前沿 LLM、并采用三层评估框架，系统比较 prompt 内容对 ISO 15189 合规 QMS 文件生成影响的研究；研究结果为实验室认可流程中的 prompt 设计提供了实证依据。</w:t>
       </w:r>
     </w:p>
     <w:p>
@@ -3834,7 +7250,7 @@
           <w:b w:val="0"/>
           <w:sz w:val="22"/>
         </w:rPr>
-        <w:t>：刘斯迪独立承担本研究的概念与设计、全部实验的执行、数据分析、稿件的撰写与定稿，并对文章内容承担全部责任。</w:t>
+        <w:t>：刘斯迪负责研究的概念与设计、全部实验的执行、数据分析以及稿件的撰写与修改；李冬冬负责研究的监督指导与稿件的批判性审阅，并作为通讯作者对文章内容负责。两位作者均已阅读并同意最终稿。</w:t>
       </w:r>
     </w:p>
     <w:p>
@@ -3857,7 +7273,7 @@
           <w:b w:val="0"/>
           <w:sz w:val="22"/>
         </w:rPr>
-        <w:t>：作者声明不存在任何利益冲突。</w:t>
+        <w:t>：两位作者均声明不存在任何利益冲突。</w:t>
       </w:r>
     </w:p>
     <w:p>
@@ -3992,7 +7408,7 @@
           <w:b w:val="0"/>
           <w:sz w:val="22"/>
         </w:rPr>
-        <w:t xml:space="preserve"> 本研究评估的 9 个 prompt 配置。左面板：各配置在 4 个 prompt 内容维度（规则、文档骨架、详细内容、示例）上的纳入情况；✓ = 完整纳入，◐ = 部分纳入，— = 缺失。右面板：每个配置的总 system-prompt 体量，以千 token 为单位（cl100k_base tokenizer）。</w:t>
+        <w:t xml:space="preserve"> 本研究评估的 9 个 prompt 配置。左面板：各配置在 4 个 prompt 内容维度（规则、文档骨架、详细内容、示例）上的纳入情况；✓ = 完整纳入，◐ = 部分纳入，— = 缺失。右面板：每个配置的总 system-prompt 体量，以千 token 为单位（cl100k_base tokenizer）。两个面板并非成比例：左面板标记反映的是*提炼后的结构化* prompt 成分是否纳入，右面板体量反映的是载入文本的总量。C_full 通过载入完整的原始参考语料（ISO 15189 与 CNAS 标准全文及既有文档库）而获得最大的 token 量，但其规则维度仅为部分纳入（◐）——因为显式规则是嵌入在该原始文本中，而非以提炼后的规则集形式提供。因此，较短的配置（如 H2_keep_examples，~25K tokens）可以在 4 个结构化维度上全部完整纳入（✓），而 token 量远少于 C_full。</w:t>
       </w:r>
     </w:p>
     <w:p>
@@ -4015,7 +7431,7 @@
           <w:b w:val="0"/>
           <w:sz w:val="22"/>
         </w:rPr>
-        <w:t xml:space="preserve"> 2 × 2 跨模型对称设计的热力图。单元格显示 9 个配置（行）× 4 个生成器–评审员组合（列）下，跨 3 个代表性任务（A1、B1、C1）的平均合规分数（0–5 Likert 量纲）。C_full 在 GPT 生成的两列（1.40 与 1.84，黑框标注）出现显著下滑，与 Claude 生成的两列形成鲜明对比（Claude 评审 × Claude 生成 = 4.56；GPT 评审 × Claude 生成 = 3.22）。</w:t>
+        <w:t xml:space="preserve"> 2 × 2 跨模型对称设计的热力图。单元格显示 9 个配置（行）× 4 个生成器–评判者组合（列）下，跨 3 个代表性任务（A1、B1、C1）的平均合规分数（0–5 Likert 量纲）。C_full 在 GPT 生成的两列（1.40 与 1.84，黑框标注）出现显著下滑，与 Claude 生成的两列形成鲜明对比（Claude 评判者 × Claude 生成 = 4.56；GPT 评判者 × Claude 生成 = 3.22）。</w:t>
       </w:r>
     </w:p>
     <w:p>
@@ -4038,7 +7454,7 @@
           <w:b w:val="0"/>
           <w:sz w:val="22"/>
         </w:rPr>
-        <w:t xml:space="preserve"> LLM 评审相对 3 位专家小组对合规分数的系统性高估（n = 10 文档 × 3 位评分员）。横轴：3 位专家的均值评分。纵轴：LLM 评审评分。左：Claude Opus 4.6 作为评审 [ICC(3,1) = 0.548；Pearson r = 0.573；mean difference (expert − Claude) = −0.905]。右：GPT-5.4 作为评审 [ICC(3,1) = 0.217；Pearson r = 0.259；mean difference (expert − GPT) = −0.525]。虚线：1:1 完全一致。标记按配置着色（图例插入）。</w:t>
+        <w:t xml:space="preserve"> LLM 评判者相对 3 位专家小组对合规分数的系统性高估（n = 10 文档 × 3 位评分员）。横轴：3 位专家的均值评分。纵轴：LLM 评判者评分。左：Claude Opus 4.6 作为评判者 [ICC(3,1) = 0.548，95% CI −0.08–0.86；Pearson r = 0.573；mean difference (expert − Claude) = −0.905]。右：GPT-5.4 作为评判者 [ICC(3,1) = 0.217，95% CI −0.44–0.72；Pearson r = 0.259；mean difference (expert − GPT) = −0.525]。虚线：1:1 完全一致。标记按配置着色（图例插入）。</w:t>
       </w:r>
     </w:p>
     <w:p>
@@ -4061,7 +7477,7 @@
           <w:b w:val="0"/>
           <w:sz w:val="22"/>
         </w:rPr>
-        <w:t xml:space="preserve"> Compliance 分数（0–5 Likert）与 system-prompt token 体量的关系，基于 n = 10 专家盲评子集计算（7 个配置；每层 n = 1 或 2）。横轴：token 数，对称对数刻度（cl100k_base tokenizer）。三条曲线均基于同一组匹配样本：绿色实线（方块）为 3 位专家均值；红色实线（圆点）为 Claude Opus 4.6 评审应用于 Claude 生成输出；蓝色实线（三角）为 GPT-5.4 评审应用于 Claude 生成输出。橙色阴影带：LLM 评审层识别的 token 高效最优区（H4_sop_only / H3_skeleton）。绿色阴影带：专家评估识别的临床可用性最优区（F_template / G_template_rules）。因每层 n = 1 或 2，未绘制误差棒；对应的 LLM 与专家校准散点见 Figure 3。</w:t>
+        <w:t xml:space="preserve"> Compliance 分数（0–5 Likert）与 system-prompt token 体量的关系，基于 n = 10 专家盲评子集计算（7 个配置；每层 n = 1 或 2）。横轴：token 数，对称对数刻度（cl100k_base tokenizer）。三条曲线均基于同一组匹配样本：绿色实线（方块）为 3 位专家均值；红色实线（圆点）为 Claude Opus 4.6 评判者应用于 Claude 生成输出；蓝色实线（三角）为 GPT-5.4 评判者应用于 Claude 生成输出。橙色阴影带：LLM 评判者层识别的 token 高效最优区（E_rules_v2 / H4_sop_only）。绿色阴影带：专家评估识别的临床可用性最优区（F_template / G_template_rules）。因每层 n = 1 或 2，未绘制误差棒；对应的 LLM 与专家校准散点见 Figure 3。</w:t>
       </w:r>
     </w:p>
     <w:p>
@@ -4090,7 +7506,7 @@
           <w:b w:val="0"/>
           <w:sz w:val="22"/>
         </w:rPr>
-        <w:t>1. Anthropic. Claude Opus 4.6 System Card. San Francisco (CA): Anthropic; 2025. Available at: https://www.anthropic.com/claude. [Accessed 9 May 2026].</w:t>
+        <w:t>1. ISO 15189:2022. Medical laboratories — Requirements for quality and competence. Geneva: International Organization for Standardization; 2022.</w:t>
       </w:r>
     </w:p>
     <w:p>
@@ -4105,7 +7521,7 @@
           <w:b w:val="0"/>
           <w:sz w:val="22"/>
         </w:rPr>
-        <w:t>2. OpenAI. GPT-5 System Card. San Francisco (CA): OpenAI; 2025. Available at: https://openai.com/index/gpt-5-system-card/. [Accessed 9 May 2026].</w:t>
+        <w:t>2. Yang S, Zhou Y, Wang C, Luo M. The 'Double Helix' model of quality monitoring: risk mapping of quality management system during initial ISO 15189 implementation in a medical laboratory. PLoS One 2026;21:e0342129.</w:t>
       </w:r>
     </w:p>
     <w:p>
@@ -4120,7 +7536,7 @@
           <w:b w:val="0"/>
           <w:sz w:val="22"/>
         </w:rPr>
-        <w:t>3. Liu NF, Lin K, Hewitt J, Paranjape A, Bevilacqua M, Petroni F, et al. Lost in the middle: how language models use long contexts. Trans Assoc Comput Linguist 2024;12:157–73.</w:t>
+        <w:t>3. Anthropic. Claude Opus 4.6 System Card. San Francisco (CA): Anthropic; 2026. Available at: https://www.anthropic.com/claude-opus-4-6-system-card. [Accessed 9 May 2026].</w:t>
       </w:r>
     </w:p>
     <w:p>
@@ -4135,7 +7551,7 @@
           <w:b w:val="0"/>
           <w:sz w:val="22"/>
         </w:rPr>
-        <w:t>4. Zhao WX, Zhou K, Li J, Tang T, Wang X, Hou Y, et al. A survey of large language models. arXiv preprint 2023; arXiv:2303.18223.</w:t>
+        <w:t>4. OpenAI. GPT-5 System Card. San Francisco (CA): OpenAI; 2025. Available at: https://openai.com/index/gpt-5-system-card/. [Accessed 9 May 2026].</w:t>
       </w:r>
     </w:p>
     <w:p>
@@ -4150,7 +7566,7 @@
           <w:b w:val="0"/>
           <w:sz w:val="22"/>
         </w:rPr>
-        <w:t>5. Zheng L, Chiang WL, Sheng Y, Zhuang S, Wu Z, Zhuang Y, et al. Judging LLM-as-a-judge with MT-Bench and Chatbot Arena. In: Advances in Neural Information Processing Systems 36 (NeurIPS 2023) Datasets and Benchmarks Track. 2023.</w:t>
+        <w:t>5. Boiko DA, MacKnight R, Kline B, Gomes G. Autonomous chemical research with large language models. Nature 2023;624:570–8.</w:t>
       </w:r>
     </w:p>
     <w:p>
@@ -4165,7 +7581,7 @@
           <w:b w:val="0"/>
           <w:sz w:val="22"/>
         </w:rPr>
-        <w:t>6. Panickssery A, Bowman SR, Feng S. LLM evaluators recognize and favor their own generations. arXiv preprint 2024; arXiv:2404.13076.</w:t>
+        <w:t>6. Jin D, Pan E, Oufattole N, Weng WH, Fang H, Szolovits P. What disease does this patient have? A large-scale open domain question answering dataset from medical exams. Appl Sci 2021;11:6421.</w:t>
       </w:r>
     </w:p>
     <w:p>
@@ -4180,7 +7596,7 @@
           <w:b w:val="0"/>
           <w:sz w:val="22"/>
         </w:rPr>
-        <w:t>7. ISO 15189:2022. Medical laboratories — Requirements for quality and competence. Geneva: International Organization for Standardization; 2022.</w:t>
+        <w:t>7. Zhao WX, Zhou K, Li J, Tang T, Wang X, Hou Y, et al. A survey of large language models. arXiv preprint 2023; arXiv:2303.18223.</w:t>
       </w:r>
     </w:p>
     <w:p>
@@ -4195,7 +7611,7 @@
           <w:b w:val="0"/>
           <w:sz w:val="22"/>
         </w:rPr>
-        <w:t>8. Boiko DA, MacKnight R, Kline B, Gomes G. Autonomous chemical research with large language models. Nature 2023;624:570–8.</w:t>
+        <w:t>8. Schulhoff S, Ilie M, Balepur N, Kahadze K, Liu A, Si C, et al. The prompt report: a systematic survey of prompting techniques. arXiv preprint 2024; arXiv:2406.06608.</w:t>
       </w:r>
     </w:p>
     <w:p>
@@ -4210,7 +7626,7 @@
           <w:b w:val="0"/>
           <w:sz w:val="22"/>
         </w:rPr>
-        <w:t>9. Jin D, Pan E, Oufattole N, Weng WH, Fang H, Szolovits P. What disease does this patient have? A large-scale open domain question answering dataset from medical exams. Appl Sci 2021;11:6421.</w:t>
+        <w:t>9. Zheng L, Chiang WL, Sheng Y, Zhuang S, Wu Z, Zhuang Y, et al. Judging LLM-as-a-judge with MT-Bench and Chatbot Arena. In: Advances in Neural Information Processing Systems 36 (NeurIPS 2023) Datasets and Benchmarks Track. 2023.</w:t>
       </w:r>
     </w:p>
     <w:p>
@@ -4225,7 +7641,7 @@
           <w:b w:val="0"/>
           <w:sz w:val="22"/>
         </w:rPr>
-        <w:t>10. Tan H, Guo Z, Shi Z, Xu L, Liu Z, Li X, et al. ProxyQA: an alternative framework for evaluating long-form text generation with large language models. In: Proceedings of the 62nd Annual Meeting of the Association for Computational Linguistics (ACL 2024); 2024 Aug 11–16; Bangkok, Thailand. Stroudsburg (PA): Association for Computational Linguistics; 2024.</w:t>
+        <w:t>10. Tan H, Guo Z, Shi Z, Xu L, Liu Z, Feng Y, et al. ProxyQA: an alternative framework for evaluating long-form text generation with large language models. In: Proceedings of the 62nd Annual Meeting of the Association for Computational Linguistics (Volume 1: Long Papers); 2024 Aug 11–16; Bangkok, Thailand. Stroudsburg (PA): Association for Computational Linguistics; 2024. p. 6806–27.</w:t>
       </w:r>
     </w:p>
     <w:p>
@@ -4255,7 +7671,7 @@
           <w:b w:val="0"/>
           <w:sz w:val="22"/>
         </w:rPr>
-        <w:t>12. Schulhoff S, Ilie M, Balepur N, Kahadze K, Liu A, Si C, et al. The prompt report: a systematic survey of prompting techniques. arXiv preprint 2024; arXiv:2406.06608.</w:t>
+        <w:t>12. Panickssery A, Bowman SR, Feng S. LLM evaluators recognize and favor their own generations. arXiv preprint 2024; arXiv:2404.13076.</w:t>
       </w:r>
     </w:p>
     <w:p>
@@ -4285,7 +7701,7 @@
           <w:b w:val="0"/>
           <w:sz w:val="22"/>
         </w:rPr>
-        <w:t>14. Yang S, Zhou Y, Wang C, Luo M. The 'Double Helix' model of quality monitoring: risk mapping of quality management system during initial ISO 15189 implementation in a medical laboratory. PLoS One 2026;21:e0342129.</w:t>
+        <w:t>14. Cicchetti DV. Guidelines, criteria, and rules of thumb for evaluating normed and standardized assessment instruments in psychology. Psychol Assess 1994;6:284–90.</w:t>
       </w:r>
     </w:p>
     <w:p>
@@ -4300,7 +7716,22 @@
           <w:b w:val="0"/>
           <w:sz w:val="22"/>
         </w:rPr>
-        <w:t>15. Cicchetti DV. Guidelines, criteria, and rules of thumb for evaluating normed and standardized assessment instruments in psychology. Psychol Assess 1994;6:284–90.</w:t>
+        <w:t>15. Liu NF, Lin K, Hewitt J, Paranjape A, Bevilacqua M, Petroni F, et al. Lost in the middle: how language models use long contexts. Trans Assoc Comput Linguist 2024;12:157–73.</w:t>
+      </w:r>
+    </w:p>
+    <w:p>
+      <w:pPr>
+        <w:spacing w:before="80" w:after="80" w:lineRule="auto" w:line="360"/>
+        <w:ind w:firstLine="0"/>
+        <w:jc w:val="both"/>
+      </w:pPr>
+      <w:r>
+        <w:rPr>
+          <w:rFonts w:ascii="Times New Roman" w:hAnsi="Times New Roman" w:eastAsia="宋体"/>
+          <w:b w:val="0"/>
+          <w:sz w:val="22"/>
+        </w:rPr>
+        <w:t>16. Knott M, Krebs M, Kerscher A. Large language models in healthcare quality management: a European perspective on process automation and compliance. Front Digit Health 2026;8:1761641.</w:t>
       </w:r>
     </w:p>
     <w:p>
@@ -4323,7 +7754,7 @@
           <w:b w:val="0"/>
           <w:sz w:val="22"/>
         </w:rPr>
-        <w:t>：约 6200 字</w:t>
+        <w:t>：约 9000 字</w:t>
       </w:r>
     </w:p>
     <w:p>
@@ -4346,7 +7777,7 @@
           <w:b w:val="0"/>
           <w:sz w:val="22"/>
         </w:rPr>
-        <w:t>：6（含推荐配置表 Table 2）</w:t>
+        <w:t>：6</w:t>
       </w:r>
     </w:p>
     <w:p>
@@ -4392,7 +7823,7 @@
           <w:b w:val="0"/>
           <w:sz w:val="22"/>
         </w:rPr>
-        <w:t>：15</w:t>
+        <w:t>：16</w:t>
       </w:r>
     </w:p>
     <w:sectPr>

--- a/paper/manuscript_v2_zh_CCLM.docx
+++ b/paper/manuscript_v2_zh_CCLM.docx
@@ -4,14 +4,14 @@
   <w:body>
     <w:p>
       <w:pPr>
-        <w:spacing w:before="240" w:after="240" w:lineRule="auto" w:line="300"/>
+        <w:spacing w:before="240" w:after="240" w:lineRule="auto" w:line="360"/>
         <w:jc w:val="center"/>
       </w:pPr>
       <w:r>
         <w:rPr>
-          <w:rFonts w:ascii="Arial" w:hAnsi="Arial" w:eastAsia="黑体"/>
+          <w:rFonts w:ascii="Times New Roman" w:hAnsi="Times New Roman" w:eastAsia="宋体"/>
           <w:b/>
-          <w:sz w:val="32"/>
+          <w:sz w:val="24"/>
         </w:rPr>
         <w:t>LLM 辅助起草 ISO 15189 质量管理体系文件的评估：专家评审下 Claude 与 GPT 的比较</w:t>
       </w:r>
@@ -26,7 +26,7 @@
         <w:rPr>
           <w:rFonts w:ascii="Times New Roman" w:hAnsi="Times New Roman" w:eastAsia="宋体"/>
           <w:b/>
-          <w:sz w:val="22"/>
+          <w:sz w:val="24"/>
         </w:rPr>
         <w:t>作者</w:t>
       </w:r>
@@ -34,7 +34,7 @@
         <w:rPr>
           <w:rFonts w:ascii="Times New Roman" w:hAnsi="Times New Roman" w:eastAsia="宋体"/>
           <w:b w:val="0"/>
-          <w:sz w:val="22"/>
+          <w:sz w:val="24"/>
         </w:rPr>
         <w:t>：刘斯迪（Sidi Liu）¹、李冬冬（Dongdong Li）²,*</w:t>
       </w:r>
@@ -49,7 +49,7 @@
         <w:rPr>
           <w:rFonts w:ascii="Times New Roman" w:hAnsi="Times New Roman" w:eastAsia="宋体"/>
           <w:b/>
-          <w:sz w:val="22"/>
+          <w:sz w:val="24"/>
         </w:rPr>
         <w:t>单位</w:t>
       </w:r>
@@ -57,7 +57,7 @@
         <w:rPr>
           <w:rFonts w:ascii="Times New Roman" w:hAnsi="Times New Roman" w:eastAsia="宋体"/>
           <w:b w:val="0"/>
-          <w:sz w:val="22"/>
+          <w:sz w:val="24"/>
         </w:rPr>
         <w:t>：¹ 四川大学华西厦门医院检验科，福建厦门 361024，中国；² 四川大学华西医院实验医学科，四川成都 610041，中国</w:t>
       </w:r>
@@ -72,7 +72,7 @@
         <w:rPr>
           <w:rFonts w:ascii="Times New Roman" w:hAnsi="Times New Roman" w:eastAsia="宋体"/>
           <w:b/>
-          <w:sz w:val="22"/>
+          <w:sz w:val="24"/>
         </w:rPr>
         <w:t>通讯作者</w:t>
       </w:r>
@@ -80,7 +80,7 @@
         <w:rPr>
           <w:rFonts w:ascii="Times New Roman" w:hAnsi="Times New Roman" w:eastAsia="宋体"/>
           <w:b w:val="0"/>
-          <w:sz w:val="22"/>
+          <w:sz w:val="24"/>
         </w:rPr>
         <w:t>：*李冬冬（Dongdong Li），四川大学华西医院实验医学科；邮箱 [待补]；ORCID [待补]</w:t>
       </w:r>
@@ -95,7 +95,7 @@
         <w:rPr>
           <w:rFonts w:ascii="Times New Roman" w:hAnsi="Times New Roman" w:eastAsia="宋体"/>
           <w:b/>
-          <w:sz w:val="22"/>
+          <w:sz w:val="24"/>
         </w:rPr>
         <w:t>ORCID</w:t>
       </w:r>
@@ -103,7 +103,7 @@
         <w:rPr>
           <w:rFonts w:ascii="Times New Roman" w:hAnsi="Times New Roman" w:eastAsia="宋体"/>
           <w:b w:val="0"/>
-          <w:sz w:val="22"/>
+          <w:sz w:val="24"/>
         </w:rPr>
         <w:t>：刘斯迪 0009-0006-1695-5372；李冬冬 [待补]</w:t>
       </w:r>
@@ -118,7 +118,7 @@
         <w:rPr>
           <w:rFonts w:ascii="Times New Roman" w:hAnsi="Times New Roman" w:eastAsia="宋体"/>
           <w:b/>
-          <w:sz w:val="22"/>
+          <w:sz w:val="24"/>
         </w:rPr>
         <w:t>Short title</w:t>
       </w:r>
@@ -126,7 +126,7 @@
         <w:rPr>
           <w:rFonts w:ascii="Times New Roman" w:hAnsi="Times New Roman" w:eastAsia="宋体"/>
           <w:b w:val="0"/>
-          <w:sz w:val="22"/>
+          <w:sz w:val="24"/>
         </w:rPr>
         <w:t>：LLM-assisted drafting of ISO 15189 laboratory documents</w:t>
       </w:r>
@@ -141,7 +141,7 @@
         <w:rPr>
           <w:rFonts w:ascii="Times New Roman" w:hAnsi="Times New Roman" w:eastAsia="宋体"/>
           <w:b/>
-          <w:sz w:val="22"/>
+          <w:sz w:val="24"/>
         </w:rPr>
         <w:t>关键词</w:t>
       </w:r>
@@ -149,21 +149,21 @@
         <w:rPr>
           <w:rFonts w:ascii="Times New Roman" w:hAnsi="Times New Roman" w:eastAsia="宋体"/>
           <w:b w:val="0"/>
-          <w:sz w:val="22"/>
+          <w:sz w:val="24"/>
         </w:rPr>
         <w:t>：ISO 15189；医学实验室；质量管理体系；大语言模型；prompt engineering；LLM-as-judge；专家验证</w:t>
       </w:r>
     </w:p>
     <w:p>
       <w:pPr>
-        <w:spacing w:before="280" w:after="120" w:lineRule="auto" w:line="300"/>
+        <w:spacing w:before="280" w:after="120" w:lineRule="auto" w:line="360"/>
         <w:jc w:val="left"/>
       </w:pPr>
       <w:r>
         <w:rPr>
-          <w:rFonts w:ascii="Arial" w:hAnsi="Arial" w:eastAsia="黑体"/>
+          <w:rFonts w:ascii="Times New Roman" w:hAnsi="Times New Roman" w:eastAsia="宋体"/>
           <w:b/>
-          <w:sz w:val="28"/>
+          <w:sz w:val="24"/>
         </w:rPr>
         <w:t>摘要</w:t>
       </w:r>
@@ -178,7 +178,7 @@
         <w:rPr>
           <w:rFonts w:ascii="Times New Roman" w:hAnsi="Times New Roman" w:eastAsia="宋体"/>
           <w:b/>
-          <w:sz w:val="22"/>
+          <w:sz w:val="24"/>
         </w:rPr>
         <w:t>Objectives</w:t>
       </w:r>
@@ -186,7 +186,7 @@
         <w:rPr>
           <w:rFonts w:ascii="Times New Roman" w:hAnsi="Times New Roman" w:eastAsia="宋体"/>
           <w:b w:val="0"/>
-          <w:sz w:val="22"/>
+          <w:sz w:val="24"/>
         </w:rPr>
         <w:t>：评估不同 prompt 配置下 LLM 辅助起草的 ISO 15189:2022 质量管理体系文件的合规性，比较 Claude 与 GPT 两个模型，并以专家评分为标准，量化 LLM 评判者（LLM-as-judge）的系统性偏差。</w:t>
       </w:r>
@@ -201,7 +201,7 @@
         <w:rPr>
           <w:rFonts w:ascii="Times New Roman" w:hAnsi="Times New Roman" w:eastAsia="宋体"/>
           <w:b/>
-          <w:sz w:val="22"/>
+          <w:sz w:val="24"/>
         </w:rPr>
         <w:t>Methods</w:t>
       </w:r>
@@ -209,7 +209,7 @@
         <w:rPr>
           <w:rFonts w:ascii="Times New Roman" w:hAnsi="Times New Roman" w:eastAsia="宋体"/>
           <w:b w:val="0"/>
-          <w:sz w:val="22"/>
+          <w:sz w:val="24"/>
         </w:rPr>
         <w:t>：我们使用 Claude Opus 4.6（9 配置 × 15 任务 × 3 重复 = 405）与 GPT-5.4（81 份用于跨模型验证）共生成 486 份 QMS 文件，涵盖 4 个 prompt 内容维度（规则、文档骨架、详细内容、worked examples；0–56,000 tokens）。我们用三层框架对合规性评分，均采用 0–5 Likert 量纲：自动化规则式评分器；两位 LLM 评判者（LLM-as-judge）的评审（864 条评分）；以及 3 位 ISO 15189 资格内审员对 10 份分层抽样文件的盲法评审。消融效应采用 Mann–Whitney U 检验配合 BH 校正与 bootstrap 95% CI；评审员一致性采用 ICC 变体。</w:t>
       </w:r>
@@ -224,7 +224,7 @@
         <w:rPr>
           <w:rFonts w:ascii="Times New Roman" w:hAnsi="Times New Roman" w:eastAsia="宋体"/>
           <w:b/>
-          <w:sz w:val="22"/>
+          <w:sz w:val="24"/>
         </w:rPr>
         <w:t>Results</w:t>
       </w:r>
@@ -232,7 +232,7 @@
         <w:rPr>
           <w:rFonts w:ascii="Times New Roman" w:hAnsi="Times New Roman" w:eastAsia="宋体"/>
           <w:b w:val="0"/>
-          <w:sz w:val="22"/>
+          <w:sz w:val="24"/>
         </w:rPr>
         <w:t>：在 LLM 评判者层，四个 prompt 成分里只有“规则”显著提高了合规分（Δ=+0.511，bootstrap 95% CI [+0.28, +0.75]；BH-adjusted p&lt;0.001）。C_full（载入全部参考材料的全量上下文配置；~56,000 tokens）在 Claude 下评分 3.22–4.56，在 GPT-5.4 下仅 1.40–1.84（均为两位评判者所给均分的范围）。两位 LLM 评判者都把 Claude 生成的输出评得更高（约高 0.30 分；Panickssery 自我偏好指数：Claude +0.29、GPT −0.30），且主要集中在 C_full；由于两者都偏向 Claude、而非各自偏向自家模型，这与经典自我偏好不符。同单位 3 位专家间一致性极佳 [ICC(2,k)=0.982]，跨单位可推广性尚未验证；Claude 评判者与专家一致性中等 [ICC(3,1)=0.548，95% CI −0.08–0.86]，GPT 评判者较差 [ICC(3,1)=0.217，95% CI −0.44–0.72]；两位 LLM 评判者都把专家评分高估 0.52–0.90 分。LLM 偏好的 H4_sop_only（~2,000 tokens）在专家评估下跌至 7 配置中的第 5 名（3.20），而带完整文档模板的 F_template、H2_keep_examples 与 G_template_rules 排名最高（4.06–4.24）。</w:t>
       </w:r>
@@ -247,7 +247,7 @@
         <w:rPr>
           <w:rFonts w:ascii="Times New Roman" w:hAnsi="Times New Roman" w:eastAsia="宋体"/>
           <w:b/>
-          <w:sz w:val="22"/>
+          <w:sz w:val="24"/>
         </w:rPr>
         <w:t>Conclusions</w:t>
       </w:r>
@@ -255,21 +255,21 @@
         <w:rPr>
           <w:rFonts w:ascii="Times New Roman" w:hAnsi="Times New Roman" w:eastAsia="宋体"/>
           <w:b w:val="0"/>
-          <w:sz w:val="22"/>
+          <w:sz w:val="24"/>
         </w:rPr>
         <w:t>：在本研究中，最优配置因评估层级而异：极简 prompt（~1,000–2,000 tokens）较适合需后续人工把关的探索性草稿；对于拟提交认可的文件，带完整文档模板的 prompt（~15,000–16,000 tokens）往往表现更好；而 C_full（~56,000 tokens）在 GPT-5.4 下表现明显下降、宜谨慎使用；此项基于 3 个任务、且未经专家层验证，属初步观察。LLM-as-judge 可用于初筛，但专家终审仍不可或缺。</w:t>
       </w:r>
     </w:p>
     <w:p>
       <w:pPr>
-        <w:spacing w:before="280" w:after="120" w:lineRule="auto" w:line="300"/>
+        <w:spacing w:before="280" w:after="120" w:lineRule="auto" w:line="360"/>
         <w:jc w:val="left"/>
       </w:pPr>
       <w:r>
         <w:rPr>
-          <w:rFonts w:ascii="Arial" w:hAnsi="Arial" w:eastAsia="黑体"/>
+          <w:rFonts w:ascii="Times New Roman" w:hAnsi="Times New Roman" w:eastAsia="宋体"/>
           <w:b/>
-          <w:sz w:val="28"/>
+          <w:sz w:val="24"/>
         </w:rPr>
         <w:t>1. Introduction</w:t>
       </w:r>
@@ -284,7 +284,7 @@
         <w:rPr>
           <w:rFonts w:ascii="Times New Roman" w:hAnsi="Times New Roman" w:eastAsia="宋体"/>
           <w:b w:val="0"/>
-          <w:sz w:val="22"/>
+          <w:sz w:val="24"/>
         </w:rPr>
         <w:t>ISO 15189:2022《医学实验室——质量和能力的要求》[1] 是医学实验室认可的国际标准。在中国，医学实验室对该标准的采用持续推进 [2]，由中国合格评定国家认可委员会（CNAS）主管，并配套发布了国内实施文本 CNAS-CL02:2023。这类标准只规定实验室“要达到什么”、不规定“怎么达到”，因此每家实验室都要自建一套质量管理体系（quality management system, QMS）文件，包含质量手册、程序文件与作业指导书。根据第一作者作为 ISO 15189 内审员的经验，三级甲等医院检验科的此类体系通常有 100–300 份受控文件，涉及结构组织、条款–文件映射、表单编号与职责分配；由内部质量小组撰写往往需时数月，再经多轮内审方可定稿。寻求 CNAS 认可的实验室通常会聘请外部技术专家或培训师协助。</w:t>
       </w:r>
@@ -299,7 +299,7 @@
         <w:rPr>
           <w:rFonts w:ascii="Times New Roman" w:hAnsi="Times New Roman" w:eastAsia="宋体"/>
           <w:b w:val="0"/>
-          <w:sz w:val="22"/>
+          <w:sz w:val="24"/>
         </w:rPr>
         <w:t>大语言模型（LLM）有望大幅减少这部分工作量。Claude Opus 4.6、GPT-5.4 等前沿模型在长文档生成、结构化输出和专业术语使用上的能力不断提升 [3, 4]，也已被用于科学研究 [5]，并在医学问答基准 [6] 上接受评测。但要用什么样的 system prompt 才能生成既合规又可操作的 QMS 文件，目前尚未进行系统性研究。实践中有两种做法。一种是“全量上下文”：把所有可能相关的材料——ISO 与 CNAS 标准原文、实验室既有的 SOP 文件、worked examples——一次性放进 system prompt，长度常达 50,000–100,000 tokens；另一种是“极简 prompt”：只给规则和章节骨架，靠模型自身已有的知识补全内容，长度控制在数千 token 以内。但两种做法都缺乏充分的研究证据：现有关于 LLM 与 prompting 的综述 [7, 8] 主要面向通用任务，尚未专门针对 QMS 这类专业监管文档做比较。</w:t>
       </w:r>
@@ -314,7 +314,7 @@
         <w:rPr>
           <w:rFonts w:ascii="Times New Roman" w:hAnsi="Times New Roman" w:eastAsia="宋体"/>
           <w:b w:val="0"/>
-          <w:sz w:val="22"/>
+          <w:sz w:val="24"/>
         </w:rPr>
         <w:t>第二个问题在于评估方法本身。现阶段评估 LLM 输出最常用的是 LLM-as-judge——让另一个 LLM 来打分 [9]；此外，针对长文本生成质量的评估方法 [10] 和靠大规模人工投票得出的偏好基准 [11] 也是两类主要做法。有研究发现，LLM 评判者会偏向同家族模型生成的输出（即 self-preference bias）[12]。但这种偏差在医学实验室 QMS 这种专业、受监管的场景下是否出现、如何出现，又会如何影响配置之间的比较，目前仍缺乏实证。</w:t>
       </w:r>
@@ -329,7 +329,7 @@
         <w:rPr>
           <w:rFonts w:ascii="Times New Roman" w:hAnsi="Times New Roman" w:eastAsia="宋体"/>
           <w:b w:val="0"/>
-          <w:sz w:val="22"/>
+          <w:sz w:val="24"/>
         </w:rPr>
         <w:t>为填补这一空白，本研究生成了 486 份 QMS 文件、收集了 864 条 LLM 评判者评分，并取得 30 条专家盲评评分，围绕以下五个问题展开：(i) 规则、文档骨架、详细内容、worked examples 这四类 prompt 成分，哪一类对合规性贡献最大？(ii) 最少需要多少 token？(iii) 最优配置在 Claude Opus 4.6 与 GPT-5.4 之间是否一致？(iv) 在本领域，LLM 评判者的 self-preference bias 有多大？(v) 哪种配置在自动评分、LLM 评判者评分与专家评分这三层评估下表现稳定？</w:t>
       </w:r>
@@ -344,33 +344,33 @@
         <w:rPr>
           <w:rFonts w:ascii="Times New Roman" w:hAnsi="Times New Roman" w:eastAsia="宋体"/>
           <w:b w:val="0"/>
-          <w:sz w:val="22"/>
+          <w:sz w:val="24"/>
         </w:rPr>
         <w:t>本研究是将 LLM 作为一个辅助的起草工具以及快速内审的工具，具体的撰写、审核与批准还需要在专家监督下实施。ISO 15189:2022 要求此类文件须反映实验室自身经过确认的过程，并由有能力的人员批准；而起草本身正是人员形成并体现这种能力的一部分。LLM 可在数分钟内生成初稿，但初稿并非受控文件，它不承担任何责任，未与实验室实际的方法、仪器和工作流程相核对，也未经批准。它主要提供参考。本研究的发现进一步印证了这个事实：LLM 评判者与专家评分者有偏差，说明模型无法真正地产出合规性的文件，甚至有很多不需要的内容。因此，我们对每一条配置都建议在人工监督下完成。</w:t>
       </w:r>
     </w:p>
     <w:p>
       <w:pPr>
-        <w:spacing w:before="280" w:after="120" w:lineRule="auto" w:line="300"/>
+        <w:spacing w:before="280" w:after="120" w:lineRule="auto" w:line="360"/>
         <w:jc w:val="left"/>
       </w:pPr>
       <w:r>
         <w:rPr>
-          <w:rFonts w:ascii="Arial" w:hAnsi="Arial" w:eastAsia="黑体"/>
+          <w:rFonts w:ascii="Times New Roman" w:hAnsi="Times New Roman" w:eastAsia="宋体"/>
           <w:b/>
-          <w:sz w:val="28"/>
+          <w:sz w:val="24"/>
         </w:rPr>
         <w:t>2. Materials and methods</w:t>
       </w:r>
     </w:p>
     <w:p>
       <w:pPr>
-        <w:spacing w:before="200" w:after="80" w:lineRule="auto" w:line="300"/>
+        <w:spacing w:before="200" w:after="80" w:lineRule="auto" w:line="360"/>
         <w:jc w:val="left"/>
       </w:pPr>
       <w:r>
         <w:rPr>
-          <w:rFonts w:ascii="Arial" w:hAnsi="Arial" w:eastAsia="黑体"/>
+          <w:rFonts w:ascii="Times New Roman" w:hAnsi="Times New Roman" w:eastAsia="宋体"/>
           <w:b/>
           <w:sz w:val="24"/>
         </w:rPr>
@@ -387,7 +387,7 @@
         <w:rPr>
           <w:rFonts w:ascii="Times New Roman" w:hAnsi="Times New Roman" w:eastAsia="宋体"/>
           <w:b w:val="0"/>
-          <w:sz w:val="22"/>
+          <w:sz w:val="24"/>
         </w:rPr>
         <w:t>我们设计了 9 组 system prompt 配置，每组放入的内容不同；这些内容可分为四类：规则、文档骨架、详细内容、worked examples。各组配置的内容构成与 token 体量详见 Figure 1。用于对比的两组配置之间只差一类内容，比较它们就能单独看出该类内容的作用（对比设计见 §2.4.2）。</w:t>
       </w:r>
@@ -402,7 +402,7 @@
         <w:rPr>
           <w:rFonts w:ascii="Times New Roman" w:hAnsi="Times New Roman" w:eastAsia="宋体"/>
           <w:b w:val="0"/>
-          <w:sz w:val="22"/>
+          <w:sz w:val="24"/>
         </w:rPr>
         <w:t>编号中跳过了字母 D：早期的 D_rules 因术语错误被弃用、由 E_rules_v2 取代，跳号是为了保持标识一致。</w:t>
       </w:r>
@@ -417,7 +417,7 @@
         <w:rPr>
           <w:rFonts w:ascii="Times New Roman" w:hAnsi="Times New Roman" w:eastAsia="宋体"/>
           <w:b w:val="0"/>
-          <w:sz w:val="22"/>
+          <w:sz w:val="24"/>
         </w:rPr>
         <w:t>规则成分是一份 rules.md（~1,200 tokens）。经领域专家校验，删除 3 条错误映射、修正 3 条术语后，最终保留 10 条术语映射（如把“标本”规范为“样品”、把“室间质评”规范为“能力验证”）与 7 类被禁的模糊表述。文档骨架由自定义脚本 *strip_to_skeleton* 从机构模板中提取，只保留章节标题、各节首段说明与表单编号，去掉条款原文、详细表格、worked examples、操作步骤和代码块。</w:t>
       </w:r>
@@ -432,19 +432,19 @@
         <w:rPr>
           <w:rFonts w:ascii="Times New Roman" w:hAnsi="Times New Roman" w:eastAsia="宋体"/>
           <w:b w:val="0"/>
-          <w:sz w:val="22"/>
+          <w:sz w:val="24"/>
         </w:rPr>
         <w:t>文中所有 token 数都用 OpenAI 公开的 cl100k_base（tiktoken）计算。Claude 自家的 tokenizer 不公开，但在中英混合文本上两者相差不到 10%；用公开工具，是为了任何人都能算出相同结果。</w:t>
       </w:r>
     </w:p>
     <w:p>
       <w:pPr>
-        <w:spacing w:before="200" w:after="80" w:lineRule="auto" w:line="300"/>
+        <w:spacing w:before="200" w:after="80" w:lineRule="auto" w:line="360"/>
         <w:jc w:val="left"/>
       </w:pPr>
       <w:r>
         <w:rPr>
-          <w:rFonts w:ascii="Arial" w:hAnsi="Arial" w:eastAsia="黑体"/>
+          <w:rFonts w:ascii="Times New Roman" w:hAnsi="Times New Roman" w:eastAsia="宋体"/>
           <w:b/>
           <w:sz w:val="24"/>
         </w:rPr>
@@ -461,7 +461,7 @@
         <w:rPr>
           <w:rFonts w:ascii="Times New Roman" w:hAnsi="Times New Roman" w:eastAsia="宋体"/>
           <w:b w:val="0"/>
-          <w:sz w:val="22"/>
+          <w:sz w:val="24"/>
         </w:rPr>
         <w:t>主实验采用 Claude Opus 4.6（Anthropic，美国加州 San Francisco），通过 Claude Code Agent（Anthropic 的命令行 agent 框架）以纯文本模式运行：生成阶段没有任何工具调用（文件系统、联网、执行代码），但框架自带的工具定义始终存在于 system prompt 中（见 §4.6 局限性 xiii）。在 9 组配置 × 15 项任务、每种组合重复 3 次下，共生成 405 份文件。15 项任务按 CNAS 评审场景分三类、每类 5 项：A 类文件编写（如人员培训与能力评估控制程序）、B 类体系运行（如年度内审检查表）、C 类审核模拟（如内部质控程序文件审查报告）。15 项任务的完整清单（任务名称、类别与对应的 ISO 15189:2022 条款）见 Supplementary Table S1，原始 prompt 见 GitHub 仓库的 task_messages/ 与 configs/。需要说明的是，这 15 项任务覆盖的是文件控制、内审与管理评审一类的体系文件；不含检验方法确认/验证报告、测量不确定度评定程序等技术类文件（见 §4.6 局限性 xviii）。</w:t>
       </w:r>
@@ -476,7 +476,7 @@
         <w:rPr>
           <w:rFonts w:ascii="Times New Roman" w:hAnsi="Times New Roman" w:eastAsia="宋体"/>
           <w:b w:val="0"/>
-          <w:sz w:val="22"/>
+          <w:sz w:val="24"/>
         </w:rPr>
         <w:t>跨模型验证采用 GPT-5.4（OpenAI，美国加州 San Francisco），经官方 openai Python SDK（v2.30.0）调用；因研究期间作者所在地区无法直接访问 OpenAI API，base URL 改指向 AIHubMix 端点（https://aihubmix.com）。为控制 API 成本，GPT-5.4 的生成只覆盖三个任务：在 A（文件编写）、B（体系运行）、C（审核模拟）三个类别里各取第一个任务，即 A1、B1、C1，从而覆盖全部三个类别；这三个任务并非随机抽取。GPT-5.4 在相同的 9 组配置下对每个任务重复 3 次，共生成 81 份文件。（仓库输出目录沿用旧脚本的 gpt4o_* 前缀，但实际模型均为 GPT-5.4。）</w:t>
       </w:r>
@@ -491,19 +491,19 @@
         <w:rPr>
           <w:rFonts w:ascii="Times New Roman" w:hAnsi="Times New Roman" w:eastAsia="宋体"/>
           <w:b w:val="0"/>
-          <w:sz w:val="22"/>
+          <w:sz w:val="24"/>
         </w:rPr>
         <w:t>在每一种组合下，两模型都接收完全相同的 system prompt，但两者的生成参数并不一致。Claude Opus 4.6 经 Claude Code Agent 运行，该框架不暴露 temperature 与 max_tokens，本研究未显式设定这两个参数，其取值由框架决定。GPT-5.4 经 API 调用，显式设定 temperature = 0.7、max_completion_tokens = 16,000。两种设置都会让同一 prompt 每次的输出不完全相同，为反映这种随机性，每种组合都重复跑了 3 次。生成参数不一致对跨模型比较的影响见 §4.6 局限性 (xvii)。所有 API 调用在 2026 年 4 月 2 日至 14 日之间完成。</w:t>
       </w:r>
     </w:p>
     <w:p>
       <w:pPr>
-        <w:spacing w:before="200" w:after="80" w:lineRule="auto" w:line="300"/>
+        <w:spacing w:before="200" w:after="80" w:lineRule="auto" w:line="360"/>
         <w:jc w:val="left"/>
       </w:pPr>
       <w:r>
         <w:rPr>
-          <w:rFonts w:ascii="Arial" w:hAnsi="Arial" w:eastAsia="黑体"/>
+          <w:rFonts w:ascii="Times New Roman" w:hAnsi="Times New Roman" w:eastAsia="宋体"/>
           <w:b/>
           <w:sz w:val="24"/>
         </w:rPr>
@@ -520,21 +520,21 @@
         <w:rPr>
           <w:rFonts w:ascii="Times New Roman" w:hAnsi="Times New Roman" w:eastAsia="宋体"/>
           <w:b w:val="0"/>
-          <w:sz w:val="22"/>
+          <w:sz w:val="24"/>
         </w:rPr>
         <w:t>我们用三层互补的框架评估合规性：基于规则的自动评分器（Tier 1）、两位 LLM 评判者（Tier 2a、2b）、以及独立的盲法专家评审（Tier 3）。三层都按 0–5 分评分。其中 Tier 1 由程序自动评分，只度量代码能客观检测的结构性特征；Tier 2 和 Tier 3 则用同一套评分量规，即 Table 1 列出的五个维度：条款满足度、可操作性、内部一致性、PDCA 闭环、专业深度。</w:t>
       </w:r>
     </w:p>
     <w:p>
       <w:pPr>
-        <w:spacing w:before="160" w:after="40" w:lineRule="auto" w:line="300"/>
+        <w:spacing w:before="160" w:after="40" w:lineRule="auto" w:line="360"/>
         <w:jc w:val="left"/>
       </w:pPr>
       <w:r>
         <w:rPr>
-          <w:rFonts w:ascii="Arial" w:hAnsi="Arial" w:eastAsia="黑体"/>
+          <w:rFonts w:ascii="Times New Roman" w:hAnsi="Times New Roman" w:eastAsia="宋体"/>
           <w:b/>
-          <w:sz w:val="22"/>
+          <w:sz w:val="24"/>
         </w:rPr>
         <w:t>2.3.1 Tier 1 — 结构性合规的自动评分</w:t>
       </w:r>
@@ -549,7 +549,7 @@
         <w:rPr>
           <w:rFonts w:ascii="Times New Roman" w:hAnsi="Times New Roman" w:eastAsia="宋体"/>
           <w:b w:val="0"/>
-          <w:sz w:val="22"/>
+          <w:sz w:val="24"/>
         </w:rPr>
         <w:t>自动评分器（auto_scorer.py，已开源）对全部 486 份文件按三个维度打分，再合成一个加权综合分。本层只度量结构性合规，即代码能客观检测的格式、条款引用与术语规范；它不评估内容的临床可操作性或逻辑一致性，这两者属于 Tier 2、Tier 3 的评判范围。</w:t>
       </w:r>
@@ -564,7 +564,7 @@
         <w:rPr>
           <w:rFonts w:ascii="Times New Roman" w:hAnsi="Times New Roman" w:eastAsia="宋体"/>
           <w:b/>
-          <w:sz w:val="22"/>
+          <w:sz w:val="24"/>
         </w:rPr>
         <w:t>格式</w:t>
       </w:r>
@@ -572,7 +572,7 @@
         <w:rPr>
           <w:rFonts w:ascii="Times New Roman" w:hAnsi="Times New Roman" w:eastAsia="宋体"/>
           <w:b w:val="0"/>
-          <w:sz w:val="22"/>
+          <w:sz w:val="24"/>
         </w:rPr>
         <w:t>：检查文件是否含任务类别要求的必需章节、编号层级与非空内容；缺失越多，得分越低。</w:t>
       </w:r>
@@ -587,7 +587,7 @@
         <w:rPr>
           <w:rFonts w:ascii="Times New Roman" w:hAnsi="Times New Roman" w:eastAsia="宋体"/>
           <w:b/>
-          <w:sz w:val="22"/>
+          <w:sz w:val="24"/>
         </w:rPr>
         <w:t>条款覆盖</w:t>
       </w:r>
@@ -595,7 +595,7 @@
         <w:rPr>
           <w:rFonts w:ascii="Times New Roman" w:hAnsi="Times New Roman" w:eastAsia="宋体"/>
           <w:b w:val="0"/>
-          <w:sz w:val="22"/>
+          <w:sz w:val="24"/>
         </w:rPr>
         <w:t>：用正则匹配 ISO 15189:2022（第 4–8 章）与 CNAS-CL02:2023 的条款号，统计引用到的独立条款数；引用越全，得分越高。这项指标只看文件引用了多少条款，不看这些条款有没有真正落实。一份文件只写“应按 7.3.1 实施室内质控”、却不给出具体质控方案，同样算作已覆盖。这一点由 Tier 2 和 Tier 3 补上：Table 1 的“条款满足度”维度，把“大量条款仅引用未落实”直接判为 1 分。因此，Tier 1 的条款覆盖分高，并不代表文件可以拿去申请认可。</w:t>
       </w:r>
@@ -610,7 +610,7 @@
         <w:rPr>
           <w:rFonts w:ascii="Times New Roman" w:hAnsi="Times New Roman" w:eastAsia="宋体"/>
           <w:b/>
-          <w:sz w:val="22"/>
+          <w:sz w:val="24"/>
         </w:rPr>
         <w:t>术语合规</w:t>
       </w:r>
@@ -618,7 +618,7 @@
         <w:rPr>
           <w:rFonts w:ascii="Times New Roman" w:hAnsi="Times New Roman" w:eastAsia="宋体"/>
           <w:b w:val="0"/>
-          <w:sz w:val="22"/>
+          <w:sz w:val="24"/>
         </w:rPr>
         <w:t>：分两项检查。①术语映射：对照一份经 ISO 15189/CNAS 校验的术语表（如把“标本”规范为“样品”、把“不确定度”规范为“测量不确定度”），找出非首选用语；②模糊表述：检出“及时”“相关人员”“定期”等无法执行的模糊词。两项都带上下文排除规则以免误判。</w:t>
       </w:r>
@@ -633,7 +633,7 @@
         <w:rPr>
           <w:rFonts w:ascii="Times New Roman" w:hAnsi="Times New Roman" w:eastAsia="宋体"/>
           <w:b/>
-          <w:sz w:val="22"/>
+          <w:sz w:val="24"/>
         </w:rPr>
         <w:t>综合分</w:t>
       </w:r>
@@ -641,21 +641,21 @@
         <w:rPr>
           <w:rFonts w:ascii="Times New Roman" w:hAnsi="Times New Roman" w:eastAsia="宋体"/>
           <w:b w:val="0"/>
-          <w:sz w:val="22"/>
+          <w:sz w:val="24"/>
         </w:rPr>
         <w:t>：把这三个维度按权重（格式 0.18、条款覆盖 0.22、术语 0.13）合成一个总分（auto_weighted），§3 的 Tier 1 排序据此得出。（代码 auto_scorer.py 的权重表里还保留着 4 个旧设计项目，本研究未启用。）</w:t>
       </w:r>
     </w:p>
     <w:p>
       <w:pPr>
-        <w:spacing w:before="160" w:after="40" w:lineRule="auto" w:line="300"/>
+        <w:spacing w:before="160" w:after="40" w:lineRule="auto" w:line="360"/>
         <w:jc w:val="left"/>
       </w:pPr>
       <w:r>
         <w:rPr>
-          <w:rFonts w:ascii="Arial" w:hAnsi="Arial" w:eastAsia="黑体"/>
+          <w:rFonts w:ascii="Times New Roman" w:hAnsi="Times New Roman" w:eastAsia="宋体"/>
           <w:b/>
-          <w:sz w:val="22"/>
+          <w:sz w:val="24"/>
         </w:rPr>
         <w:t>2.3.2 Tier 2 — LLM-as-judge</w:t>
       </w:r>
@@ -670,7 +670,7 @@
         <w:rPr>
           <w:rFonts w:ascii="Times New Roman" w:hAnsi="Times New Roman" w:eastAsia="宋体"/>
           <w:b w:val="0"/>
-          <w:sz w:val="22"/>
+          <w:sz w:val="24"/>
         </w:rPr>
         <w:t>两位评判者（Claude、GPT）各自给两个模型（Claude、GPT）生成的文件打分，构成 2×2 的交叉设计；这样可以把“评判者偏袒自家模型”的自我偏好从真实质量差异中分离出来。</w:t>
       </w:r>
@@ -685,7 +685,7 @@
         <w:rPr>
           <w:rFonts w:ascii="Times New Roman" w:hAnsi="Times New Roman" w:eastAsia="宋体"/>
           <w:b/>
-          <w:sz w:val="22"/>
+          <w:sz w:val="24"/>
         </w:rPr>
         <w:t>Tier 2a（Claude 评判者）</w:t>
       </w:r>
@@ -693,7 +693,7 @@
         <w:rPr>
           <w:rFonts w:ascii="Times New Roman" w:hAnsi="Times New Roman" w:eastAsia="宋体"/>
           <w:b w:val="0"/>
-          <w:sz w:val="22"/>
+          <w:sz w:val="24"/>
         </w:rPr>
         <w:t>：Claude Opus 4.6 扮演"CNAS 主任评审员"，按 Table 1 的五个维度给每份文件打 0–5 分，每份打一次；评判经 Claude Code 的 Agent 子代理运行，未显式设定 temperature 与 max_tokens，prompt 与 Tier 2b 相同。共得 378 条评分，占 486 份文件的 77.8%；其余 108 份（22.2%）未由 Claude 评判者评分。原始数据保留情况见 §4.6 局限性 x。</w:t>
       </w:r>
@@ -708,7 +708,7 @@
         <w:rPr>
           <w:rFonts w:ascii="Times New Roman" w:hAnsi="Times New Roman" w:eastAsia="宋体"/>
           <w:b/>
-          <w:sz w:val="22"/>
+          <w:sz w:val="24"/>
         </w:rPr>
         <w:t>Tier 2b（GPT 评判者）</w:t>
       </w:r>
@@ -716,7 +716,7 @@
         <w:rPr>
           <w:rFonts w:ascii="Times New Roman" w:hAnsi="Times New Roman" w:eastAsia="宋体"/>
           <w:b w:val="0"/>
-          <w:sz w:val="22"/>
+          <w:sz w:val="24"/>
         </w:rPr>
         <w:t>：GPT-5.4（经 §2.2 所述的 AIHubMix 接入）用与 Tier 2a 相同的 prompt、评分量规与 0–5 分尺度，对全部 486 份文件各打一次分（405 份 Claude 生成 + 81 份 GPT 生成），每份的原始 JSON 均已公开。其评判参数为 temperature = 0、max_completion_tokens = 2,000，与 Tier 2a 并不相同（见 §4.6 局限性 xvii）。我们也核对过输出未被 max_tokens 截断（486 份 JSON 全部正常解析）。</w:t>
       </w:r>
@@ -731,7 +731,7 @@
         <w:rPr>
           <w:rFonts w:ascii="Times New Roman" w:hAnsi="Times New Roman" w:eastAsia="宋体"/>
           <w:b w:val="0"/>
-          <w:sz w:val="22"/>
+          <w:sz w:val="24"/>
         </w:rPr>
         <w:t>两位评判者合计 864 条评分（Claude 378 + GPT 486）。两边数目不等，是因为 Claude 评判者未覆盖全部文件（详见 §4.6 局限性 x）；但 2×2 的四个象限都有数据，因此仍能做自我偏好分解。</w:t>
       </w:r>
@@ -746,7 +746,7 @@
         <w:rPr>
           <w:rFonts w:ascii="Times New Roman" w:hAnsi="Times New Roman" w:eastAsia="宋体"/>
           <w:b/>
-          <w:sz w:val="22"/>
+          <w:sz w:val="24"/>
         </w:rPr>
         <w:t>评分尺度</w:t>
       </w:r>
@@ -754,7 +754,7 @@
         <w:rPr>
           <w:rFonts w:ascii="Times New Roman" w:hAnsi="Times New Roman" w:eastAsia="宋体"/>
           <w:b w:val="0"/>
-          <w:sz w:val="22"/>
+          <w:sz w:val="24"/>
         </w:rPr>
         <w:t>：每个维度按 0–5 整数打分。Table 1 给出了 5 分、3 分、1 分的明确标准（分别对应完全符合、部分符合、严重不符）；中间的 4、2 分由评分者在相邻两档之间判断；0 分表示该维度无法评估（文件实质性缺失，或模型只返回问询而未生成文件）。这些标准对所有评判者与专家完全一致。</w:t>
       </w:r>
@@ -769,7 +769,7 @@
         <w:rPr>
           <w:rFonts w:ascii="Times New Roman" w:hAnsi="Times New Roman" w:eastAsia="宋体"/>
           <w:b/>
-          <w:sz w:val="22"/>
+          <w:sz w:val="24"/>
         </w:rPr>
         <w:t>Table 1.</w:t>
       </w:r>
@@ -777,7 +777,7 @@
         <w:rPr>
           <w:rFonts w:ascii="Times New Roman" w:hAnsi="Times New Roman" w:eastAsia="宋体"/>
           <w:b w:val="0"/>
-          <w:sz w:val="22"/>
+          <w:sz w:val="24"/>
         </w:rPr>
         <w:t xml:space="preserve"> Tier 2a/2b 与 Tier 3 共用的五维度评分量规。</w:t>
       </w:r>
@@ -816,7 +816,7 @@
               <w:rPr>
                 <w:rFonts w:ascii="Times New Roman" w:hAnsi="Times New Roman" w:eastAsia="宋体"/>
                 <w:b/>
-                <w:sz w:val="20"/>
+                <w:sz w:val="18"/>
               </w:rPr>
               <w:t>维度</w:t>
             </w:r>
@@ -842,7 +842,7 @@
               <w:rPr>
                 <w:rFonts w:ascii="Times New Roman" w:hAnsi="Times New Roman" w:eastAsia="宋体"/>
                 <w:b/>
-                <w:sz w:val="20"/>
+                <w:sz w:val="18"/>
               </w:rPr>
               <w:t>5 分标准</w:t>
             </w:r>
@@ -868,7 +868,7 @@
               <w:rPr>
                 <w:rFonts w:ascii="Times New Roman" w:hAnsi="Times New Roman" w:eastAsia="宋体"/>
                 <w:b/>
-                <w:sz w:val="20"/>
+                <w:sz w:val="18"/>
               </w:rPr>
               <w:t>3 分标准</w:t>
             </w:r>
@@ -894,7 +894,7 @@
               <w:rPr>
                 <w:rFonts w:ascii="Times New Roman" w:hAnsi="Times New Roman" w:eastAsia="宋体"/>
                 <w:b/>
-                <w:sz w:val="20"/>
+                <w:sz w:val="18"/>
               </w:rPr>
               <w:t>1 分标准</w:t>
             </w:r>
@@ -922,7 +922,7 @@
               <w:rPr>
                 <w:rFonts w:ascii="Times New Roman" w:hAnsi="Times New Roman" w:eastAsia="宋体"/>
                 <w:b w:val="0"/>
-                <w:sz w:val="20"/>
+                <w:sz w:val="18"/>
               </w:rPr>
               <w:t>条款满足度</w:t>
             </w:r>
@@ -948,7 +948,7 @@
               <w:rPr>
                 <w:rFonts w:ascii="Times New Roman" w:hAnsi="Times New Roman" w:eastAsia="宋体"/>
                 <w:b w:val="0"/>
-                <w:sz w:val="20"/>
+                <w:sz w:val="18"/>
               </w:rPr>
               <w:t>对应条款所有 SHALL 要求均有具体落地措施</w:t>
             </w:r>
@@ -974,7 +974,7 @@
               <w:rPr>
                 <w:rFonts w:ascii="Times New Roman" w:hAnsi="Times New Roman" w:eastAsia="宋体"/>
                 <w:b w:val="0"/>
-                <w:sz w:val="20"/>
+                <w:sz w:val="18"/>
               </w:rPr>
               <w:t>覆盖主要条款但有遗漏或浮于表面</w:t>
             </w:r>
@@ -1000,7 +1000,7 @@
               <w:rPr>
                 <w:rFonts w:ascii="Times New Roman" w:hAnsi="Times New Roman" w:eastAsia="宋体"/>
                 <w:b w:val="0"/>
-                <w:sz w:val="20"/>
+                <w:sz w:val="18"/>
               </w:rPr>
               <w:t>大量条款仅引用未落实，或严重遗漏</w:t>
             </w:r>
@@ -1028,7 +1028,7 @@
               <w:rPr>
                 <w:rFonts w:ascii="Times New Roman" w:hAnsi="Times New Roman" w:eastAsia="宋体"/>
                 <w:b w:val="0"/>
-                <w:sz w:val="20"/>
+                <w:sz w:val="18"/>
               </w:rPr>
               <w:t>可操作性</w:t>
             </w:r>
@@ -1054,7 +1054,7 @@
               <w:rPr>
                 <w:rFonts w:ascii="Times New Roman" w:hAnsi="Times New Roman" w:eastAsia="宋体"/>
                 <w:b w:val="0"/>
-                <w:sz w:val="20"/>
+                <w:sz w:val="18"/>
               </w:rPr>
               <w:t>每步有具体责任人（岗位名）、量化时限、明确输出（表单编号）</w:t>
             </w:r>
@@ -1080,7 +1080,7 @@
               <w:rPr>
                 <w:rFonts w:ascii="Times New Roman" w:hAnsi="Times New Roman" w:eastAsia="宋体"/>
                 <w:b w:val="0"/>
-                <w:sz w:val="20"/>
+                <w:sz w:val="18"/>
               </w:rPr>
               <w:t>大部分步骤可操作，少量模糊</w:t>
             </w:r>
@@ -1106,7 +1106,7 @@
               <w:rPr>
                 <w:rFonts w:ascii="Times New Roman" w:hAnsi="Times New Roman" w:eastAsia="宋体"/>
                 <w:b w:val="0"/>
-                <w:sz w:val="20"/>
+                <w:sz w:val="18"/>
               </w:rPr>
               <w:t>大量"及时""相关人员""定期"等无法执行的表述</w:t>
             </w:r>
@@ -1134,7 +1134,7 @@
               <w:rPr>
                 <w:rFonts w:ascii="Times New Roman" w:hAnsi="Times New Roman" w:eastAsia="宋体"/>
                 <w:b w:val="0"/>
-                <w:sz w:val="20"/>
+                <w:sz w:val="18"/>
               </w:rPr>
               <w:t>内部一致性</w:t>
             </w:r>
@@ -1160,7 +1160,7 @@
               <w:rPr>
                 <w:rFonts w:ascii="Times New Roman" w:hAnsi="Times New Roman" w:eastAsia="宋体"/>
                 <w:b w:val="0"/>
-                <w:sz w:val="20"/>
+                <w:sz w:val="18"/>
               </w:rPr>
               <w:t>引用的文件/表单全部在相关章节列出，职责分配清晰</w:t>
             </w:r>
@@ -1186,7 +1186,7 @@
               <w:rPr>
                 <w:rFonts w:ascii="Times New Roman" w:hAnsi="Times New Roman" w:eastAsia="宋体"/>
                 <w:b w:val="0"/>
-                <w:sz w:val="20"/>
+                <w:sz w:val="18"/>
               </w:rPr>
               <w:t>少量悬空引用或表述矛盾</w:t>
             </w:r>
@@ -1212,7 +1212,7 @@
               <w:rPr>
                 <w:rFonts w:ascii="Times New Roman" w:hAnsi="Times New Roman" w:eastAsia="宋体"/>
                 <w:b w:val="0"/>
-                <w:sz w:val="20"/>
+                <w:sz w:val="18"/>
               </w:rPr>
               <w:t>大量悬空引用或职责冲突</w:t>
             </w:r>
@@ -1240,7 +1240,7 @@
               <w:rPr>
                 <w:rFonts w:ascii="Times New Roman" w:hAnsi="Times New Roman" w:eastAsia="宋体"/>
                 <w:b w:val="0"/>
-                <w:sz w:val="20"/>
+                <w:sz w:val="18"/>
               </w:rPr>
               <w:t>PDCA 闭环</w:t>
             </w:r>
@@ -1266,7 +1266,7 @@
               <w:rPr>
                 <w:rFonts w:ascii="Times New Roman" w:hAnsi="Times New Roman" w:eastAsia="宋体"/>
                 <w:b w:val="0"/>
-                <w:sz w:val="20"/>
+                <w:sz w:val="18"/>
               </w:rPr>
               <w:t>明确有计划、执行记录、效果评估、不合格处理→改进的完整链条</w:t>
             </w:r>
@@ -1292,7 +1292,7 @@
               <w:rPr>
                 <w:rFonts w:ascii="Times New Roman" w:hAnsi="Times New Roman" w:eastAsia="宋体"/>
                 <w:b w:val="0"/>
-                <w:sz w:val="20"/>
+                <w:sz w:val="18"/>
               </w:rPr>
               <w:t>有 P-D-C 但缺少 A（改进/反馈机制）</w:t>
             </w:r>
@@ -1318,7 +1318,7 @@
               <w:rPr>
                 <w:rFonts w:ascii="Times New Roman" w:hAnsi="Times New Roman" w:eastAsia="宋体"/>
                 <w:b w:val="0"/>
-                <w:sz w:val="20"/>
+                <w:sz w:val="18"/>
               </w:rPr>
               <w:t>仅描述执行步骤，无检查和改进</w:t>
             </w:r>
@@ -1346,7 +1346,7 @@
               <w:rPr>
                 <w:rFonts w:ascii="Times New Roman" w:hAnsi="Times New Roman" w:eastAsia="宋体"/>
                 <w:b w:val="0"/>
-                <w:sz w:val="20"/>
+                <w:sz w:val="18"/>
               </w:rPr>
               <w:t>专业深度</w:t>
             </w:r>
@@ -1372,7 +1372,7 @@
               <w:rPr>
                 <w:rFonts w:ascii="Times New Roman" w:hAnsi="Times New Roman" w:eastAsia="宋体"/>
                 <w:b w:val="0"/>
-                <w:sz w:val="20"/>
+                <w:sz w:val="18"/>
               </w:rPr>
               <w:t>包含检验科专业细节（如 Westgard 规则、测量不确定度、Sigma 度量、HIL 指数、盲样测试、PCR 分区、冷链等）</w:t>
             </w:r>
@@ -1398,7 +1398,7 @@
               <w:rPr>
                 <w:rFonts w:ascii="Times New Roman" w:hAnsi="Times New Roman" w:eastAsia="宋体"/>
                 <w:b w:val="0"/>
-                <w:sz w:val="20"/>
+                <w:sz w:val="18"/>
               </w:rPr>
               <w:t>有一定专业性但偏通用</w:t>
             </w:r>
@@ -1424,7 +1424,7 @@
               <w:rPr>
                 <w:rFonts w:ascii="Times New Roman" w:hAnsi="Times New Roman" w:eastAsia="宋体"/>
                 <w:b w:val="0"/>
-                <w:sz w:val="20"/>
+                <w:sz w:val="18"/>
               </w:rPr>
               <w:t>内容泛泛，可套用于任何实验室</w:t>
             </w:r>
@@ -1435,14 +1435,14 @@
     <w:p/>
     <w:p>
       <w:pPr>
-        <w:spacing w:before="160" w:after="40" w:lineRule="auto" w:line="300"/>
+        <w:spacing w:before="160" w:after="40" w:lineRule="auto" w:line="360"/>
         <w:jc w:val="left"/>
       </w:pPr>
       <w:r>
         <w:rPr>
-          <w:rFonts w:ascii="Arial" w:hAnsi="Arial" w:eastAsia="黑体"/>
+          <w:rFonts w:ascii="Times New Roman" w:hAnsi="Times New Roman" w:eastAsia="宋体"/>
           <w:b/>
-          <w:sz w:val="22"/>
+          <w:sz w:val="24"/>
         </w:rPr>
         <w:t>2.3.3 Tier 3 — 专家评审</w:t>
       </w:r>
@@ -1457,7 +1457,7 @@
         <w:rPr>
           <w:rFonts w:ascii="Times New Roman" w:hAnsi="Times New Roman" w:eastAsia="宋体"/>
           <w:b w:val="0"/>
-          <w:sz w:val="22"/>
+          <w:sz w:val="24"/>
         </w:rPr>
         <w:t>3 位 ISO 15189 合格内审员对 10 份盲化、分层随机抽样的文件独立评分，标准与 LLM 评判者完全相同（Table 1 的五个维度）。Rater 1 是第一作者，Rater 2、Rater 3 来自同单位。三人独立打分、互不交流，都在不知道彼此分数的前提下完成；为避免自我影响，Rater 1 直到三人评分表全部提交后，才查看 Tier 1/2 的打分。Rater 2、Rater 3 事前签署了书面知情同意。评分时，专家可自由查阅 ISO 15189:2022 与 CNAS-CL02:2023 的全文及附录。</w:t>
       </w:r>
@@ -1472,7 +1472,7 @@
         <w:rPr>
           <w:rFonts w:ascii="Times New Roman" w:hAnsi="Times New Roman" w:eastAsia="宋体"/>
           <w:b/>
-          <w:sz w:val="22"/>
+          <w:sz w:val="24"/>
         </w:rPr>
         <w:t>抽样策略</w:t>
       </w:r>
@@ -1480,7 +1480,7 @@
         <w:rPr>
           <w:rFonts w:ascii="Times New Roman" w:hAnsi="Times New Roman" w:eastAsia="宋体"/>
           <w:b w:val="0"/>
-          <w:sz w:val="22"/>
+          <w:sz w:val="24"/>
         </w:rPr>
         <w:t>：用固定随机种子（seed = 42）从 486 份文件里分层随机抽 10 份；分层按 7 个配置 × A 类的 3 个任务（A1、A2、A3）划分，每层抽 1–2 份。只评 A 类，是因为它在 CNAS 评审里最稳定、最有代表性（能否推广到其他类别见 §4.6）。专家评的这 7 个配置与 Tier 2a 评分的 6 个略有出入（具体是哪 7 个见 §3.5）。</w:t>
       </w:r>
@@ -1495,7 +1495,7 @@
         <w:rPr>
           <w:rFonts w:ascii="Times New Roman" w:hAnsi="Times New Roman" w:eastAsia="宋体"/>
           <w:b/>
-          <w:sz w:val="22"/>
+          <w:sz w:val="24"/>
         </w:rPr>
         <w:t>评分员利益冲突</w:t>
       </w:r>
@@ -1503,7 +1503,7 @@
         <w:rPr>
           <w:rFonts w:ascii="Times New Roman" w:hAnsi="Times New Roman" w:eastAsia="宋体"/>
           <w:b w:val="0"/>
-          <w:sz w:val="22"/>
+          <w:sz w:val="24"/>
         </w:rPr>
         <w:t>：3 位评分员与 Anthropic、OpenAI 及其他 LLM 提供商均无商业、科研或咨询关系；本研究也未接受这些机构的资金或实物资助。</w:t>
       </w:r>
@@ -1518,7 +1518,7 @@
         <w:rPr>
           <w:rFonts w:ascii="Times New Roman" w:hAnsi="Times New Roman" w:eastAsia="宋体"/>
           <w:b/>
-          <w:sz w:val="22"/>
+          <w:sz w:val="24"/>
         </w:rPr>
         <w:t>评分前校准</w:t>
       </w:r>
@@ -1526,7 +1526,7 @@
         <w:rPr>
           <w:rFonts w:ascii="Times New Roman" w:hAnsi="Times New Roman" w:eastAsia="宋体"/>
           <w:b w:val="0"/>
-          <w:sz w:val="22"/>
+          <w:sz w:val="24"/>
         </w:rPr>
         <w:t>：本研究未开展正式的评分前校准会议；3 位评分员仅依据公布的评分量规（Table 1）与 ISO 15189:2022 / CNAS-CL02:2023 标准独立打分。校准缺失这一局限已在 §4.6 (xii) 说明。</w:t>
       </w:r>
@@ -1541,7 +1541,7 @@
         <w:rPr>
           <w:rFonts w:ascii="Times New Roman" w:hAnsi="Times New Roman" w:eastAsia="宋体"/>
           <w:b/>
-          <w:sz w:val="22"/>
+          <w:sz w:val="24"/>
         </w:rPr>
         <w:t>盲法实施程序</w:t>
       </w:r>
@@ -1549,19 +1549,19 @@
         <w:rPr>
           <w:rFonts w:ascii="Times New Roman" w:hAnsi="Times New Roman" w:eastAsia="宋体"/>
           <w:b w:val="0"/>
-          <w:sz w:val="22"/>
+          <w:sz w:val="24"/>
         </w:rPr>
         <w:t>：用开源脚本 prepare_blind_review.py 把 10 份文件盲化：重命名为匿名编号，删除并核对正文里所有模型名和配置标识，再随机打乱顺序（三位专家看到的顺序一致，只显示任务类别）。文档与配置的对照表在三人评分全部交齐后才解封。</w:t>
       </w:r>
     </w:p>
     <w:p>
       <w:pPr>
-        <w:spacing w:before="200" w:after="80" w:lineRule="auto" w:line="300"/>
+        <w:spacing w:before="200" w:after="80" w:lineRule="auto" w:line="360"/>
         <w:jc w:val="left"/>
       </w:pPr>
       <w:r>
         <w:rPr>
-          <w:rFonts w:ascii="Arial" w:hAnsi="Arial" w:eastAsia="黑体"/>
+          <w:rFonts w:ascii="Times New Roman" w:hAnsi="Times New Roman" w:eastAsia="宋体"/>
           <w:b/>
           <w:sz w:val="24"/>
         </w:rPr>
@@ -1570,14 +1570,14 @@
     </w:p>
     <w:p>
       <w:pPr>
-        <w:spacing w:before="160" w:after="40" w:lineRule="auto" w:line="300"/>
+        <w:spacing w:before="160" w:after="40" w:lineRule="auto" w:line="360"/>
         <w:jc w:val="left"/>
       </w:pPr>
       <w:r>
         <w:rPr>
-          <w:rFonts w:ascii="Arial" w:hAnsi="Arial" w:eastAsia="黑体"/>
+          <w:rFonts w:ascii="Times New Roman" w:hAnsi="Times New Roman" w:eastAsia="宋体"/>
           <w:b/>
-          <w:sz w:val="22"/>
+          <w:sz w:val="24"/>
         </w:rPr>
         <w:t>2.4.1 组间成对比较与多重校正</w:t>
       </w:r>
@@ -1592,21 +1592,21 @@
         <w:rPr>
           <w:rFonts w:ascii="Times New Roman" w:hAnsi="Times New Roman" w:eastAsia="宋体"/>
           <w:b w:val="0"/>
-          <w:sz w:val="22"/>
+          <w:sz w:val="24"/>
         </w:rPr>
         <w:t>组间成对比较用双侧 Mann–Whitney U 检验，数据为 GPT 评判者对每份文件的评分（每个配置 n = 45，即 15 任务 × 3 重复）。四个成分对比之间存在配置重叠、并不独立（例如 G_template_rules 同时出现在 *detailed content* 与 *worked examples* 两个对比里），因此多重比较用 Benjamini–Hochberg FDR 校正（α = 0.05）而非更保守的 Bonferroni，以在控制错误发现率的同时保留更高功效。每个效应量 Δ 的 95% 置信区间用 bootstrap 计算（非参数 percentile 法，固定随机种子，重采样 B = 10,000 次）。具体软件版本与脚本见代码仓库。</w:t>
       </w:r>
     </w:p>
     <w:p>
       <w:pPr>
-        <w:spacing w:before="160" w:after="40" w:lineRule="auto" w:line="300"/>
+        <w:spacing w:before="160" w:after="40" w:lineRule="auto" w:line="360"/>
         <w:jc w:val="left"/>
       </w:pPr>
       <w:r>
         <w:rPr>
-          <w:rFonts w:ascii="Arial" w:hAnsi="Arial" w:eastAsia="黑体"/>
+          <w:rFonts w:ascii="Times New Roman" w:hAnsi="Times New Roman" w:eastAsia="宋体"/>
           <w:b/>
-          <w:sz w:val="22"/>
+          <w:sz w:val="24"/>
         </w:rPr>
         <w:t>2.4.2 配置成分效应的量化</w:t>
       </w:r>
@@ -1621,7 +1621,7 @@
         <w:rPr>
           <w:rFonts w:ascii="Times New Roman" w:hAnsi="Times New Roman" w:eastAsia="宋体"/>
           <w:b w:val="0"/>
-          <w:sz w:val="22"/>
+          <w:sz w:val="24"/>
         </w:rPr>
         <w:t>我们用 4 对配置分别衡量这 4 类内容的作用，每一对主要差一种内容、其余尽量相同：</w:t>
       </w:r>
@@ -1635,7 +1635,7 @@
         <w:rPr>
           <w:rFonts w:ascii="Times New Roman" w:hAnsi="Times New Roman" w:eastAsia="宋体"/>
           <w:b w:val="0"/>
-          <w:sz w:val="22"/>
+          <w:sz w:val="24"/>
         </w:rPr>
         <w:t>*rules*（规则）：E_rules_v2 vs A_bare</w:t>
       </w:r>
@@ -1649,7 +1649,7 @@
         <w:rPr>
           <w:rFonts w:ascii="Times New Roman" w:hAnsi="Times New Roman" w:eastAsia="宋体"/>
           <w:b w:val="0"/>
-          <w:sz w:val="22"/>
+          <w:sz w:val="24"/>
         </w:rPr>
         <w:t>*document skeleton*（文档骨架）：H4_sop_only vs E_rules_v2</w:t>
       </w:r>
@@ -1663,7 +1663,7 @@
         <w:rPr>
           <w:rFonts w:ascii="Times New Roman" w:hAnsi="Times New Roman" w:eastAsia="宋体"/>
           <w:b w:val="0"/>
-          <w:sz w:val="22"/>
+          <w:sz w:val="24"/>
         </w:rPr>
         <w:t>*detailed content*（详细内容）：G_template_rules vs H3_skeleton</w:t>
       </w:r>
@@ -1677,7 +1677,7 @@
         <w:rPr>
           <w:rFonts w:ascii="Times New Roman" w:hAnsi="Times New Roman" w:eastAsia="宋体"/>
           <w:b w:val="0"/>
-          <w:sz w:val="22"/>
+          <w:sz w:val="24"/>
         </w:rPr>
         <w:t>*worked examples*（示例）：H2_keep_examples vs G_template_rules</w:t>
       </w:r>
@@ -1692,21 +1692,21 @@
         <w:rPr>
           <w:rFonts w:ascii="Times New Roman" w:hAnsi="Times New Roman" w:eastAsia="宋体"/>
           <w:b w:val="0"/>
-          <w:sz w:val="22"/>
+          <w:sz w:val="24"/>
         </w:rPr>
         <w:t>某类内容的作用（记为 Δ）就是这一对里两个配置的平均分之差；Δ 以 0–5 分的原始量纲表示，未做标准化，其 95% CI 由 bootstrap 得出（Table 3）。我们特意用这种最直接的对比、而不是更复杂的统计模型，因为它最直观、最好解读。</w:t>
       </w:r>
     </w:p>
     <w:p>
       <w:pPr>
-        <w:spacing w:before="160" w:after="40" w:lineRule="auto" w:line="300"/>
+        <w:spacing w:before="160" w:after="40" w:lineRule="auto" w:line="360"/>
         <w:jc w:val="left"/>
       </w:pPr>
       <w:r>
         <w:rPr>
-          <w:rFonts w:ascii="Arial" w:hAnsi="Arial" w:eastAsia="黑体"/>
+          <w:rFonts w:ascii="Times New Roman" w:hAnsi="Times New Roman" w:eastAsia="宋体"/>
           <w:b/>
-          <w:sz w:val="22"/>
+          <w:sz w:val="24"/>
         </w:rPr>
         <w:t>2.4.3 评分者间一致性</w:t>
       </w:r>
@@ -1721,7 +1721,7 @@
         <w:rPr>
           <w:rFonts w:ascii="Times New Roman" w:hAnsi="Times New Roman" w:eastAsia="宋体"/>
           <w:b w:val="0"/>
-          <w:sz w:val="22"/>
+          <w:sz w:val="24"/>
         </w:rPr>
         <w:t>评分者间一致性用 3 个互补指标一起报告：Pearson 相关系数（看线性关联，但容许评分者之间的系统偏移）、Spearman 相关系数（看排序一致性、不要求线性）、以及组内相关系数（ICC，按 Shrout 与 Fleiss [13] 的框架）。所用的 4 种 ICC 变体如下：</w:t>
       </w:r>
@@ -1735,7 +1735,7 @@
         <w:rPr>
           <w:rFonts w:ascii="Times New Roman" w:hAnsi="Times New Roman" w:eastAsia="宋体"/>
           <w:b/>
-          <w:sz w:val="22"/>
+          <w:sz w:val="24"/>
         </w:rPr>
         <w:t>ICC(2,1)</w:t>
       </w:r>
@@ -1743,7 +1743,7 @@
         <w:rPr>
           <w:rFonts w:ascii="Times New Roman" w:hAnsi="Times New Roman" w:eastAsia="宋体"/>
           <w:b w:val="0"/>
-          <w:sz w:val="22"/>
+          <w:sz w:val="24"/>
         </w:rPr>
         <w:t>：单评分者绝对一致性，双向随机效应；</w:t>
       </w:r>
@@ -1757,7 +1757,7 @@
         <w:rPr>
           <w:rFonts w:ascii="Times New Roman" w:hAnsi="Times New Roman" w:eastAsia="宋体"/>
           <w:b/>
-          <w:sz w:val="22"/>
+          <w:sz w:val="24"/>
         </w:rPr>
         <w:t>ICC(3,1)</w:t>
       </w:r>
@@ -1765,7 +1765,7 @@
         <w:rPr>
           <w:rFonts w:ascii="Times New Roman" w:hAnsi="Times New Roman" w:eastAsia="宋体"/>
           <w:b w:val="0"/>
-          <w:sz w:val="22"/>
+          <w:sz w:val="24"/>
         </w:rPr>
         <w:t>：单评分者排序一致性，双向混合效应；</w:t>
       </w:r>
@@ -1779,7 +1779,7 @@
         <w:rPr>
           <w:rFonts w:ascii="Times New Roman" w:hAnsi="Times New Roman" w:eastAsia="宋体"/>
           <w:b/>
-          <w:sz w:val="22"/>
+          <w:sz w:val="24"/>
         </w:rPr>
         <w:t>ICC(2,k)</w:t>
       </w:r>
@@ -1787,7 +1787,7 @@
         <w:rPr>
           <w:rFonts w:ascii="Times New Roman" w:hAnsi="Times New Roman" w:eastAsia="宋体"/>
           <w:b w:val="0"/>
-          <w:sz w:val="22"/>
+          <w:sz w:val="24"/>
         </w:rPr>
         <w:t>：k 评分者平均绝对一致性；</w:t>
       </w:r>
@@ -1801,7 +1801,7 @@
         <w:rPr>
           <w:rFonts w:ascii="Times New Roman" w:hAnsi="Times New Roman" w:eastAsia="宋体"/>
           <w:b/>
-          <w:sz w:val="22"/>
+          <w:sz w:val="24"/>
         </w:rPr>
         <w:t>ICC(3,k)</w:t>
       </w:r>
@@ -1809,7 +1809,7 @@
         <w:rPr>
           <w:rFonts w:ascii="Times New Roman" w:hAnsi="Times New Roman" w:eastAsia="宋体"/>
           <w:b w:val="0"/>
-          <w:sz w:val="22"/>
+          <w:sz w:val="24"/>
         </w:rPr>
         <w:t>：k 评分者平均排序一致性。</w:t>
       </w:r>
@@ -1824,21 +1824,21 @@
         <w:rPr>
           <w:rFonts w:ascii="Times New Roman" w:hAnsi="Times New Roman" w:eastAsia="宋体"/>
           <w:b w:val="0"/>
-          <w:sz w:val="22"/>
+          <w:sz w:val="24"/>
         </w:rPr>
         <w:t>两两比较（如专家均值 vs 各 LLM 评判者、专家彼此之间）用单评分者的 ICC(2,1) 与 ICC(3,1)；评估三人专家组的整体信度时用平均型 ICC(2,k) 与 ICC(3,k)（k=3）。这样选择的原因是：评估专家组信度时，我们关心的是三人平均分是否可靠，所以用平均型；比较评判者与专家时，我们关心的是单个评判者能否复现专家的排序，所以用单评分者的排序型 ICC(3,1)。排序型容许两者的分数存在整体偏移，而这种偏移——LLM 评判者的系统性高估——已在 §3.5 单独报告，不会因此被掩盖。所有 ICC 用 Python 库 pingouin 计算。</w:t>
       </w:r>
     </w:p>
     <w:p>
       <w:pPr>
-        <w:spacing w:before="160" w:after="40" w:lineRule="auto" w:line="300"/>
+        <w:spacing w:before="160" w:after="40" w:lineRule="auto" w:line="360"/>
         <w:jc w:val="left"/>
       </w:pPr>
       <w:r>
         <w:rPr>
-          <w:rFonts w:ascii="Arial" w:hAnsi="Arial" w:eastAsia="黑体"/>
+          <w:rFonts w:ascii="Times New Roman" w:hAnsi="Times New Roman" w:eastAsia="宋体"/>
           <w:b/>
-          <w:sz w:val="22"/>
+          <w:sz w:val="24"/>
         </w:rPr>
         <w:t>2.4.4 自评偏差</w:t>
       </w:r>
@@ -1853,7 +1853,7 @@
         <w:rPr>
           <w:rFonts w:ascii="Times New Roman" w:hAnsi="Times New Roman" w:eastAsia="宋体"/>
           <w:b w:val="0"/>
-          <w:sz w:val="22"/>
+          <w:sz w:val="24"/>
         </w:rPr>
         <w:t>对每个作为评判者的模型 M（Claude 或 GPT），自评偏差按 Panickssery 等 [12] 的经典定义计算：同一评判者分别给自家模型和另一个模型生成的文件打分。</w:t>
       </w:r>
@@ -1868,7 +1868,7 @@
         <w:rPr>
           <w:rFonts w:ascii="Times New Roman" w:hAnsi="Times New Roman" w:eastAsia="宋体"/>
           <w:b w:val="0"/>
-          <w:sz w:val="22"/>
+          <w:sz w:val="24"/>
         </w:rPr>
         <w:t>bias_M = mean(judge = M, generator = M) − mean(judge = M, generator = M′)，</w:t>
       </w:r>
@@ -1883,21 +1883,21 @@
         <w:rPr>
           <w:rFonts w:ascii="Times New Roman" w:hAnsi="Times New Roman" w:eastAsia="宋体"/>
           <w:b w:val="0"/>
-          <w:sz w:val="22"/>
+          <w:sz w:val="24"/>
         </w:rPr>
         <w:t>其中 M′ 为另一模型。正值代表评判者 M 给自家文件打的分更高，负值则反之。作为敏感性检验，我们用另一种公式重算（同一生成者、不同评判者），得到 Claude +0.464、GPT −0.472，与 §3.4 报告的经典值（+0.294 与 −0.301）方向一致。</w:t>
       </w:r>
     </w:p>
     <w:p>
       <w:pPr>
-        <w:spacing w:before="160" w:after="40" w:lineRule="auto" w:line="300"/>
+        <w:spacing w:before="160" w:after="40" w:lineRule="auto" w:line="360"/>
         <w:jc w:val="left"/>
       </w:pPr>
       <w:r>
         <w:rPr>
-          <w:rFonts w:ascii="Arial" w:hAnsi="Arial" w:eastAsia="黑体"/>
+          <w:rFonts w:ascii="Times New Roman" w:hAnsi="Times New Roman" w:eastAsia="宋体"/>
           <w:b/>
-          <w:sz w:val="22"/>
+          <w:sz w:val="24"/>
         </w:rPr>
         <w:t>2.4.5 实验设计说明</w:t>
       </w:r>
@@ -1912,33 +1912,33 @@
         <w:rPr>
           <w:rFonts w:ascii="Times New Roman" w:hAnsi="Times New Roman" w:eastAsia="宋体"/>
           <w:b w:val="0"/>
-          <w:sz w:val="22"/>
+          <w:sz w:val="24"/>
         </w:rPr>
         <w:t>我们的 9 个配置并非 Taguchi L9 正交表，而是 4 维配置空间的一个结构化子集：规则和文档骨架各有三档（缺失/部分/完整），详细内容和示例各有两档（缺失/存在）。配置的选取目的是用 §2.4.2 的成对对比直接分离每个维度的影响，不依赖正交表的因子平衡设计；因此 Δ 仅对应 §2.4.2 列出的特定配置对。</w:t>
       </w:r>
     </w:p>
     <w:p>
       <w:pPr>
-        <w:spacing w:before="280" w:after="120" w:lineRule="auto" w:line="300"/>
+        <w:spacing w:before="280" w:after="120" w:lineRule="auto" w:line="360"/>
         <w:jc w:val="left"/>
       </w:pPr>
       <w:r>
         <w:rPr>
-          <w:rFonts w:ascii="Arial" w:hAnsi="Arial" w:eastAsia="黑体"/>
+          <w:rFonts w:ascii="Times New Roman" w:hAnsi="Times New Roman" w:eastAsia="宋体"/>
           <w:b/>
-          <w:sz w:val="28"/>
+          <w:sz w:val="24"/>
         </w:rPr>
         <w:t>3. Results</w:t>
       </w:r>
     </w:p>
     <w:p>
       <w:pPr>
-        <w:spacing w:before="200" w:after="80" w:lineRule="auto" w:line="300"/>
+        <w:spacing w:before="200" w:after="80" w:lineRule="auto" w:line="360"/>
         <w:jc w:val="left"/>
       </w:pPr>
       <w:r>
         <w:rPr>
-          <w:rFonts w:ascii="Arial" w:hAnsi="Arial" w:eastAsia="黑体"/>
+          <w:rFonts w:ascii="Times New Roman" w:hAnsi="Times New Roman" w:eastAsia="宋体"/>
           <w:b/>
           <w:sz w:val="24"/>
         </w:rPr>
@@ -1955,7 +1955,7 @@
         <w:rPr>
           <w:rFonts w:ascii="Times New Roman" w:hAnsi="Times New Roman" w:eastAsia="宋体"/>
           <w:b w:val="0"/>
-          <w:sz w:val="22"/>
+          <w:sz w:val="24"/>
         </w:rPr>
         <w:t>我们对 Claude Opus 4.6 生成的 405 份文件进行综合排名：综合分由 Tier 1 自动评分与 Tier 2 LLM 评判者评分（两位评判者取均值）合成，两项均在 9 组上做 min-max 归一化到 [0, 1]，再等权平均（Table 2）。</w:t>
       </w:r>
@@ -1970,7 +1970,7 @@
         <w:rPr>
           <w:rFonts w:ascii="Times New Roman" w:hAnsi="Times New Roman" w:eastAsia="宋体"/>
           <w:b/>
-          <w:sz w:val="22"/>
+          <w:sz w:val="24"/>
         </w:rPr>
         <w:t>Table 2.</w:t>
       </w:r>
@@ -1978,7 +1978,7 @@
         <w:rPr>
           <w:rFonts w:ascii="Times New Roman" w:hAnsi="Times New Roman" w:eastAsia="宋体"/>
           <w:b w:val="0"/>
-          <w:sz w:val="22"/>
+          <w:sz w:val="24"/>
         </w:rPr>
         <w:t xml:space="preserve"> 9 个配置的综合排名。综合分由 Tier 1 自动评分均值与 Tier 2 LLM 评判者均值（跨 Claude、GPT 两位评判者取均值）合成，两项各做 min-max 归一化到 [0, 1] 后等权平均。</w:t>
       </w:r>
@@ -2016,7 +2016,7 @@
               <w:rPr>
                 <w:rFonts w:ascii="Times New Roman" w:hAnsi="Times New Roman" w:eastAsia="宋体"/>
                 <w:b/>
-                <w:sz w:val="20"/>
+                <w:sz w:val="18"/>
               </w:rPr>
               <w:t>配置</w:t>
             </w:r>
@@ -2042,7 +2042,7 @@
               <w:rPr>
                 <w:rFonts w:ascii="Times New Roman" w:hAnsi="Times New Roman" w:eastAsia="宋体"/>
                 <w:b/>
-                <w:sz w:val="20"/>
+                <w:sz w:val="18"/>
               </w:rPr>
               <w:t>system prompt 体量</w:t>
             </w:r>
@@ -2068,7 +2068,7 @@
               <w:rPr>
                 <w:rFonts w:ascii="Times New Roman" w:hAnsi="Times New Roman" w:eastAsia="宋体"/>
                 <w:b/>
-                <w:sz w:val="20"/>
+                <w:sz w:val="18"/>
               </w:rPr>
               <w:t>综合分</w:t>
             </w:r>
@@ -2096,7 +2096,7 @@
               <w:rPr>
                 <w:rFonts w:ascii="Times New Roman" w:hAnsi="Times New Roman" w:eastAsia="宋体"/>
                 <w:b w:val="0"/>
-                <w:sz w:val="20"/>
+                <w:sz w:val="18"/>
               </w:rPr>
               <w:t>H4_sop_only</w:t>
             </w:r>
@@ -2122,7 +2122,7 @@
               <w:rPr>
                 <w:rFonts w:ascii="Times New Roman" w:hAnsi="Times New Roman" w:eastAsia="宋体"/>
                 <w:b w:val="0"/>
-                <w:sz w:val="20"/>
+                <w:sz w:val="18"/>
               </w:rPr>
               <w:t>~2,000 tokens</w:t>
             </w:r>
@@ -2148,7 +2148,7 @@
               <w:rPr>
                 <w:rFonts w:ascii="Times New Roman" w:hAnsi="Times New Roman" w:eastAsia="宋体"/>
                 <w:b w:val="0"/>
-                <w:sz w:val="20"/>
+                <w:sz w:val="18"/>
               </w:rPr>
               <w:t>0.994</w:t>
             </w:r>
@@ -2176,7 +2176,7 @@
               <w:rPr>
                 <w:rFonts w:ascii="Times New Roman" w:hAnsi="Times New Roman" w:eastAsia="宋体"/>
                 <w:b w:val="0"/>
-                <w:sz w:val="20"/>
+                <w:sz w:val="18"/>
               </w:rPr>
               <w:t>H3_skeleton</w:t>
             </w:r>
@@ -2202,7 +2202,7 @@
               <w:rPr>
                 <w:rFonts w:ascii="Times New Roman" w:hAnsi="Times New Roman" w:eastAsia="宋体"/>
                 <w:b w:val="0"/>
-                <w:sz w:val="20"/>
+                <w:sz w:val="18"/>
               </w:rPr>
               <w:t>~5,000 tokens</w:t>
             </w:r>
@@ -2228,7 +2228,7 @@
               <w:rPr>
                 <w:rFonts w:ascii="Times New Roman" w:hAnsi="Times New Roman" w:eastAsia="宋体"/>
                 <w:b w:val="0"/>
-                <w:sz w:val="20"/>
+                <w:sz w:val="18"/>
               </w:rPr>
               <w:t>0.869</w:t>
             </w:r>
@@ -2256,7 +2256,7 @@
               <w:rPr>
                 <w:rFonts w:ascii="Times New Roman" w:hAnsi="Times New Roman" w:eastAsia="宋体"/>
                 <w:b w:val="0"/>
-                <w:sz w:val="20"/>
+                <w:sz w:val="18"/>
               </w:rPr>
               <w:t>G_template_rules</w:t>
             </w:r>
@@ -2282,7 +2282,7 @@
               <w:rPr>
                 <w:rFonts w:ascii="Times New Roman" w:hAnsi="Times New Roman" w:eastAsia="宋体"/>
                 <w:b w:val="0"/>
-                <w:sz w:val="20"/>
+                <w:sz w:val="18"/>
               </w:rPr>
               <w:t>~16,000 tokens</w:t>
             </w:r>
@@ -2308,7 +2308,7 @@
               <w:rPr>
                 <w:rFonts w:ascii="Times New Roman" w:hAnsi="Times New Roman" w:eastAsia="宋体"/>
                 <w:b w:val="0"/>
-                <w:sz w:val="20"/>
+                <w:sz w:val="18"/>
               </w:rPr>
               <w:t>0.851</w:t>
             </w:r>
@@ -2336,7 +2336,7 @@
               <w:rPr>
                 <w:rFonts w:ascii="Times New Roman" w:hAnsi="Times New Roman" w:eastAsia="宋体"/>
                 <w:b w:val="0"/>
-                <w:sz w:val="20"/>
+                <w:sz w:val="18"/>
               </w:rPr>
               <w:t>H2_keep_examples</w:t>
             </w:r>
@@ -2362,7 +2362,7 @@
               <w:rPr>
                 <w:rFonts w:ascii="Times New Roman" w:hAnsi="Times New Roman" w:eastAsia="宋体"/>
                 <w:b w:val="0"/>
-                <w:sz w:val="20"/>
+                <w:sz w:val="18"/>
               </w:rPr>
               <w:t>~25,000 tokens</w:t>
             </w:r>
@@ -2388,7 +2388,7 @@
               <w:rPr>
                 <w:rFonts w:ascii="Times New Roman" w:hAnsi="Times New Roman" w:eastAsia="宋体"/>
                 <w:b w:val="0"/>
-                <w:sz w:val="20"/>
+                <w:sz w:val="18"/>
               </w:rPr>
               <w:t>0.759</w:t>
             </w:r>
@@ -2416,7 +2416,7 @@
               <w:rPr>
                 <w:rFonts w:ascii="Times New Roman" w:hAnsi="Times New Roman" w:eastAsia="宋体"/>
                 <w:b w:val="0"/>
-                <w:sz w:val="20"/>
+                <w:sz w:val="18"/>
               </w:rPr>
               <w:t>E_rules_v2</w:t>
             </w:r>
@@ -2442,7 +2442,7 @@
               <w:rPr>
                 <w:rFonts w:ascii="Times New Roman" w:hAnsi="Times New Roman" w:eastAsia="宋体"/>
                 <w:b w:val="0"/>
-                <w:sz w:val="20"/>
+                <w:sz w:val="18"/>
               </w:rPr>
               <w:t>~1,200 tokens</w:t>
             </w:r>
@@ -2468,7 +2468,7 @@
               <w:rPr>
                 <w:rFonts w:ascii="Times New Roman" w:hAnsi="Times New Roman" w:eastAsia="宋体"/>
                 <w:b w:val="0"/>
-                <w:sz w:val="20"/>
+                <w:sz w:val="18"/>
               </w:rPr>
               <w:t>0.729</w:t>
             </w:r>
@@ -2496,7 +2496,7 @@
               <w:rPr>
                 <w:rFonts w:ascii="Times New Roman" w:hAnsi="Times New Roman" w:eastAsia="宋体"/>
                 <w:b w:val="0"/>
-                <w:sz w:val="20"/>
+                <w:sz w:val="18"/>
               </w:rPr>
               <w:t>C_full</w:t>
             </w:r>
@@ -2522,7 +2522,7 @@
               <w:rPr>
                 <w:rFonts w:ascii="Times New Roman" w:hAnsi="Times New Roman" w:eastAsia="宋体"/>
                 <w:b w:val="0"/>
-                <w:sz w:val="20"/>
+                <w:sz w:val="18"/>
               </w:rPr>
               <w:t>~56,000 tokens</w:t>
             </w:r>
@@ -2548,7 +2548,7 @@
               <w:rPr>
                 <w:rFonts w:ascii="Times New Roman" w:hAnsi="Times New Roman" w:eastAsia="宋体"/>
                 <w:b w:val="0"/>
-                <w:sz w:val="20"/>
+                <w:sz w:val="18"/>
               </w:rPr>
               <w:t>0.493</w:t>
             </w:r>
@@ -2576,7 +2576,7 @@
               <w:rPr>
                 <w:rFonts w:ascii="Times New Roman" w:hAnsi="Times New Roman" w:eastAsia="宋体"/>
                 <w:b w:val="0"/>
-                <w:sz w:val="20"/>
+                <w:sz w:val="18"/>
               </w:rPr>
               <w:t>F_template</w:t>
             </w:r>
@@ -2602,7 +2602,7 @@
               <w:rPr>
                 <w:rFonts w:ascii="Times New Roman" w:hAnsi="Times New Roman" w:eastAsia="宋体"/>
                 <w:b w:val="0"/>
-                <w:sz w:val="20"/>
+                <w:sz w:val="18"/>
               </w:rPr>
               <w:t>~15,000 tokens</w:t>
             </w:r>
@@ -2628,7 +2628,7 @@
               <w:rPr>
                 <w:rFonts w:ascii="Times New Roman" w:hAnsi="Times New Roman" w:eastAsia="宋体"/>
                 <w:b w:val="0"/>
-                <w:sz w:val="20"/>
+                <w:sz w:val="18"/>
               </w:rPr>
               <w:t>0.345</w:t>
             </w:r>
@@ -2656,7 +2656,7 @@
               <w:rPr>
                 <w:rFonts w:ascii="Times New Roman" w:hAnsi="Times New Roman" w:eastAsia="宋体"/>
                 <w:b w:val="0"/>
-                <w:sz w:val="20"/>
+                <w:sz w:val="18"/>
               </w:rPr>
               <w:t>B_simple</w:t>
             </w:r>
@@ -2682,7 +2682,7 @@
               <w:rPr>
                 <w:rFonts w:ascii="Times New Roman" w:hAnsi="Times New Roman" w:eastAsia="宋体"/>
                 <w:b w:val="0"/>
-                <w:sz w:val="20"/>
+                <w:sz w:val="18"/>
               </w:rPr>
               <w:t>~300 tokens</w:t>
             </w:r>
@@ -2708,7 +2708,7 @@
               <w:rPr>
                 <w:rFonts w:ascii="Times New Roman" w:hAnsi="Times New Roman" w:eastAsia="宋体"/>
                 <w:b w:val="0"/>
-                <w:sz w:val="20"/>
+                <w:sz w:val="18"/>
               </w:rPr>
               <w:t>0.227</w:t>
             </w:r>
@@ -2736,7 +2736,7 @@
               <w:rPr>
                 <w:rFonts w:ascii="Times New Roman" w:hAnsi="Times New Roman" w:eastAsia="宋体"/>
                 <w:b w:val="0"/>
-                <w:sz w:val="20"/>
+                <w:sz w:val="18"/>
               </w:rPr>
               <w:t>A_bare</w:t>
             </w:r>
@@ -2762,7 +2762,7 @@
               <w:rPr>
                 <w:rFonts w:ascii="Times New Roman" w:hAnsi="Times New Roman" w:eastAsia="宋体"/>
                 <w:b w:val="0"/>
-                <w:sz w:val="20"/>
+                <w:sz w:val="18"/>
               </w:rPr>
               <w:t>0 tokens</w:t>
             </w:r>
@@ -2788,7 +2788,7 @@
               <w:rPr>
                 <w:rFonts w:ascii="Times New Roman" w:hAnsi="Times New Roman" w:eastAsia="宋体"/>
                 <w:b w:val="0"/>
-                <w:sz w:val="20"/>
+                <w:sz w:val="18"/>
               </w:rPr>
               <w:t>0.000</w:t>
             </w:r>
@@ -2807,19 +2807,19 @@
         <w:rPr>
           <w:rFonts w:ascii="Times New Roman" w:hAnsi="Times New Roman" w:eastAsia="宋体"/>
           <w:b w:val="0"/>
-          <w:sz w:val="22"/>
+          <w:sz w:val="24"/>
         </w:rPr>
         <w:t>H4_sop_only 以 ~2,000 tokens 拿到最高综合分，远低于带完整文档模板的配置（G_template_rules ~16,000 tokens、H2_keep_examples ~25,000 tokens）和全量 C_full（~56,000 tokens）；但如 §3.5 所示，这个排名在专家评估下并不成立。</w:t>
       </w:r>
     </w:p>
     <w:p>
       <w:pPr>
-        <w:spacing w:before="200" w:after="80" w:lineRule="auto" w:line="300"/>
+        <w:spacing w:before="200" w:after="80" w:lineRule="auto" w:line="360"/>
         <w:jc w:val="left"/>
       </w:pPr>
       <w:r>
         <w:rPr>
-          <w:rFonts w:ascii="Arial" w:hAnsi="Arial" w:eastAsia="黑体"/>
+          <w:rFonts w:ascii="Times New Roman" w:hAnsi="Times New Roman" w:eastAsia="宋体"/>
           <w:b/>
           <w:sz w:val="24"/>
         </w:rPr>
@@ -2836,7 +2836,7 @@
         <w:rPr>
           <w:rFonts w:ascii="Times New Roman" w:hAnsi="Times New Roman" w:eastAsia="宋体"/>
           <w:b w:val="0"/>
-          <w:sz w:val="22"/>
+          <w:sz w:val="24"/>
         </w:rPr>
         <w:t>4 个成分的消融效应汇总于 Table 3。</w:t>
       </w:r>
@@ -2851,7 +2851,7 @@
         <w:rPr>
           <w:rFonts w:ascii="Times New Roman" w:hAnsi="Times New Roman" w:eastAsia="宋体"/>
           <w:b/>
-          <w:sz w:val="22"/>
+          <w:sz w:val="24"/>
         </w:rPr>
         <w:t>Table 3.</w:t>
       </w:r>
@@ -2859,7 +2859,7 @@
         <w:rPr>
           <w:rFonts w:ascii="Times New Roman" w:hAnsi="Times New Roman" w:eastAsia="宋体"/>
           <w:b w:val="0"/>
-          <w:sz w:val="22"/>
+          <w:sz w:val="24"/>
         </w:rPr>
         <w:t xml:space="preserve"> 4 个 prompt 成分的消融效应（Tier 2b GPT 评判者评分；每个对比的两个配置见 §2.4.2）。右侧三列为按任务类别分层的 Δ（每格 n=15：5 项任务 × 3 次重复）。这三列的分层 Δ、以及 §3.2 中按评分维度分解的 Δ，均为描述性点估计，未附 CI 与显著性检验；主效应的 CI 与校正后 p 见本表左侧。</w:t>
       </w:r>
@@ -2901,7 +2901,7 @@
               <w:rPr>
                 <w:rFonts w:ascii="Times New Roman" w:hAnsi="Times New Roman" w:eastAsia="宋体"/>
                 <w:b/>
-                <w:sz w:val="20"/>
+                <w:sz w:val="18"/>
               </w:rPr>
               <w:t>成分</w:t>
             </w:r>
@@ -2927,7 +2927,7 @@
               <w:rPr>
                 <w:rFonts w:ascii="Times New Roman" w:hAnsi="Times New Roman" w:eastAsia="宋体"/>
                 <w:b/>
-                <w:sz w:val="20"/>
+                <w:sz w:val="18"/>
               </w:rPr>
               <w:t>Δ（全部）</w:t>
             </w:r>
@@ -2953,7 +2953,7 @@
               <w:rPr>
                 <w:rFonts w:ascii="Times New Roman" w:hAnsi="Times New Roman" w:eastAsia="宋体"/>
                 <w:b/>
-                <w:sz w:val="20"/>
+                <w:sz w:val="18"/>
               </w:rPr>
               <w:t>95% CI</w:t>
             </w:r>
@@ -2979,7 +2979,7 @@
               <w:rPr>
                 <w:rFonts w:ascii="Times New Roman" w:hAnsi="Times New Roman" w:eastAsia="宋体"/>
                 <w:b/>
-                <w:sz w:val="20"/>
+                <w:sz w:val="18"/>
               </w:rPr>
               <w:t>BH-adjusted p</w:t>
             </w:r>
@@ -3005,7 +3005,7 @@
               <w:rPr>
                 <w:rFonts w:ascii="Times New Roman" w:hAnsi="Times New Roman" w:eastAsia="宋体"/>
                 <w:b/>
-                <w:sz w:val="20"/>
+                <w:sz w:val="18"/>
               </w:rPr>
               <w:t>Δ_A 文件编写</w:t>
             </w:r>
@@ -3031,7 +3031,7 @@
               <w:rPr>
                 <w:rFonts w:ascii="Times New Roman" w:hAnsi="Times New Roman" w:eastAsia="宋体"/>
                 <w:b/>
-                <w:sz w:val="20"/>
+                <w:sz w:val="18"/>
               </w:rPr>
               <w:t>Δ_B 体系运行</w:t>
             </w:r>
@@ -3057,7 +3057,7 @@
               <w:rPr>
                 <w:rFonts w:ascii="Times New Roman" w:hAnsi="Times New Roman" w:eastAsia="宋体"/>
                 <w:b/>
-                <w:sz w:val="20"/>
+                <w:sz w:val="18"/>
               </w:rPr>
               <w:t>Δ_C 审核模拟</w:t>
             </w:r>
@@ -3085,7 +3085,7 @@
               <w:rPr>
                 <w:rFonts w:ascii="Times New Roman" w:hAnsi="Times New Roman" w:eastAsia="宋体"/>
                 <w:b w:val="0"/>
-                <w:sz w:val="20"/>
+                <w:sz w:val="18"/>
               </w:rPr>
               <w:t>rules（规则）</w:t>
             </w:r>
@@ -3111,7 +3111,7 @@
               <w:rPr>
                 <w:rFonts w:ascii="Times New Roman" w:hAnsi="Times New Roman" w:eastAsia="宋体"/>
                 <w:b w:val="0"/>
-                <w:sz w:val="20"/>
+                <w:sz w:val="18"/>
               </w:rPr>
               <w:t>+0.511</w:t>
             </w:r>
@@ -3137,7 +3137,7 @@
               <w:rPr>
                 <w:rFonts w:ascii="Times New Roman" w:hAnsi="Times New Roman" w:eastAsia="宋体"/>
                 <w:b w:val="0"/>
-                <w:sz w:val="20"/>
+                <w:sz w:val="18"/>
               </w:rPr>
               <w:t>[+0.28, +0.75]</w:t>
             </w:r>
@@ -3163,7 +3163,7 @@
               <w:rPr>
                 <w:rFonts w:ascii="Times New Roman" w:hAnsi="Times New Roman" w:eastAsia="宋体"/>
                 <w:b w:val="0"/>
-                <w:sz w:val="20"/>
+                <w:sz w:val="18"/>
               </w:rPr>
               <w:t>&lt;0.001</w:t>
             </w:r>
@@ -3189,7 +3189,7 @@
               <w:rPr>
                 <w:rFonts w:ascii="Times New Roman" w:hAnsi="Times New Roman" w:eastAsia="宋体"/>
                 <w:b w:val="0"/>
-                <w:sz w:val="20"/>
+                <w:sz w:val="18"/>
               </w:rPr>
               <w:t>+0.507</w:t>
             </w:r>
@@ -3215,7 +3215,7 @@
               <w:rPr>
                 <w:rFonts w:ascii="Times New Roman" w:hAnsi="Times New Roman" w:eastAsia="宋体"/>
                 <w:b w:val="0"/>
-                <w:sz w:val="20"/>
+                <w:sz w:val="18"/>
               </w:rPr>
               <w:t>+0.613</w:t>
             </w:r>
@@ -3241,7 +3241,7 @@
               <w:rPr>
                 <w:rFonts w:ascii="Times New Roman" w:hAnsi="Times New Roman" w:eastAsia="宋体"/>
                 <w:b w:val="0"/>
-                <w:sz w:val="20"/>
+                <w:sz w:val="18"/>
               </w:rPr>
               <w:t>+0.413</w:t>
             </w:r>
@@ -3269,7 +3269,7 @@
               <w:rPr>
                 <w:rFonts w:ascii="Times New Roman" w:hAnsi="Times New Roman" w:eastAsia="宋体"/>
                 <w:b w:val="0"/>
-                <w:sz w:val="20"/>
+                <w:sz w:val="18"/>
               </w:rPr>
               <w:t>document skeleton（文档骨架）</w:t>
             </w:r>
@@ -3295,7 +3295,7 @@
               <w:rPr>
                 <w:rFonts w:ascii="Times New Roman" w:hAnsi="Times New Roman" w:eastAsia="宋体"/>
                 <w:b w:val="0"/>
-                <w:sz w:val="20"/>
+                <w:sz w:val="18"/>
               </w:rPr>
               <w:t>+0.213</w:t>
             </w:r>
@@ -3321,7 +3321,7 @@
               <w:rPr>
                 <w:rFonts w:ascii="Times New Roman" w:hAnsi="Times New Roman" w:eastAsia="宋体"/>
                 <w:b w:val="0"/>
-                <w:sz w:val="20"/>
+                <w:sz w:val="18"/>
               </w:rPr>
               <w:t>[+0.05, +0.39]</w:t>
             </w:r>
@@ -3347,7 +3347,7 @@
               <w:rPr>
                 <w:rFonts w:ascii="Times New Roman" w:hAnsi="Times New Roman" w:eastAsia="宋体"/>
                 <w:b w:val="0"/>
-                <w:sz w:val="20"/>
+                <w:sz w:val="18"/>
               </w:rPr>
               <w:t>0.11</w:t>
             </w:r>
@@ -3373,7 +3373,7 @@
               <w:rPr>
                 <w:rFonts w:ascii="Times New Roman" w:hAnsi="Times New Roman" w:eastAsia="宋体"/>
                 <w:b w:val="0"/>
-                <w:sz w:val="20"/>
+                <w:sz w:val="18"/>
               </w:rPr>
               <w:t>+0.347</w:t>
             </w:r>
@@ -3399,7 +3399,7 @@
               <w:rPr>
                 <w:rFonts w:ascii="Times New Roman" w:hAnsi="Times New Roman" w:eastAsia="宋体"/>
                 <w:b w:val="0"/>
-                <w:sz w:val="20"/>
+                <w:sz w:val="18"/>
               </w:rPr>
               <w:t>+0.187</w:t>
             </w:r>
@@ -3425,7 +3425,7 @@
               <w:rPr>
                 <w:rFonts w:ascii="Times New Roman" w:hAnsi="Times New Roman" w:eastAsia="宋体"/>
                 <w:b w:val="0"/>
-                <w:sz w:val="20"/>
+                <w:sz w:val="18"/>
               </w:rPr>
               <w:t>+0.107</w:t>
             </w:r>
@@ -3453,7 +3453,7 @@
               <w:rPr>
                 <w:rFonts w:ascii="Times New Roman" w:hAnsi="Times New Roman" w:eastAsia="宋体"/>
                 <w:b w:val="0"/>
-                <w:sz w:val="20"/>
+                <w:sz w:val="18"/>
               </w:rPr>
               <w:t>detailed content（详细内容）</w:t>
             </w:r>
@@ -3479,7 +3479,7 @@
               <w:rPr>
                 <w:rFonts w:ascii="Times New Roman" w:hAnsi="Times New Roman" w:eastAsia="宋体"/>
                 <w:b w:val="0"/>
-                <w:sz w:val="20"/>
+                <w:sz w:val="18"/>
               </w:rPr>
               <w:t>−0.031</w:t>
             </w:r>
@@ -3505,7 +3505,7 @@
               <w:rPr>
                 <w:rFonts w:ascii="Times New Roman" w:hAnsi="Times New Roman" w:eastAsia="宋体"/>
                 <w:b w:val="0"/>
-                <w:sz w:val="20"/>
+                <w:sz w:val="18"/>
               </w:rPr>
               <w:t>[−0.19, +0.12]</w:t>
             </w:r>
@@ -3531,7 +3531,7 @@
               <w:rPr>
                 <w:rFonts w:ascii="Times New Roman" w:hAnsi="Times New Roman" w:eastAsia="宋体"/>
                 <w:b w:val="0"/>
-                <w:sz w:val="20"/>
+                <w:sz w:val="18"/>
               </w:rPr>
               <w:t>0.79</w:t>
             </w:r>
@@ -3557,7 +3557,7 @@
               <w:rPr>
                 <w:rFonts w:ascii="Times New Roman" w:hAnsi="Times New Roman" w:eastAsia="宋体"/>
                 <w:b w:val="0"/>
-                <w:sz w:val="20"/>
+                <w:sz w:val="18"/>
               </w:rPr>
               <w:t>+0.107</w:t>
             </w:r>
@@ -3583,7 +3583,7 @@
               <w:rPr>
                 <w:rFonts w:ascii="Times New Roman" w:hAnsi="Times New Roman" w:eastAsia="宋体"/>
                 <w:b w:val="0"/>
-                <w:sz w:val="20"/>
+                <w:sz w:val="18"/>
               </w:rPr>
               <w:t>+0.053</w:t>
             </w:r>
@@ -3609,7 +3609,7 @@
               <w:rPr>
                 <w:rFonts w:ascii="Times New Roman" w:hAnsi="Times New Roman" w:eastAsia="宋体"/>
                 <w:b w:val="0"/>
-                <w:sz w:val="20"/>
+                <w:sz w:val="18"/>
               </w:rPr>
               <w:t>−0.253</w:t>
             </w:r>
@@ -3637,7 +3637,7 @@
               <w:rPr>
                 <w:rFonts w:ascii="Times New Roman" w:hAnsi="Times New Roman" w:eastAsia="宋体"/>
                 <w:b w:val="0"/>
-                <w:sz w:val="20"/>
+                <w:sz w:val="18"/>
               </w:rPr>
               <w:t>worked examples</w:t>
             </w:r>
@@ -3663,7 +3663,7 @@
               <w:rPr>
                 <w:rFonts w:ascii="Times New Roman" w:hAnsi="Times New Roman" w:eastAsia="宋体"/>
                 <w:b w:val="0"/>
-                <w:sz w:val="20"/>
+                <w:sz w:val="18"/>
               </w:rPr>
               <w:t>−0.053</w:t>
             </w:r>
@@ -3689,7 +3689,7 @@
               <w:rPr>
                 <w:rFonts w:ascii="Times New Roman" w:hAnsi="Times New Roman" w:eastAsia="宋体"/>
                 <w:b w:val="0"/>
-                <w:sz w:val="20"/>
+                <w:sz w:val="18"/>
               </w:rPr>
               <w:t>[−0.21, +0.11]</w:t>
             </w:r>
@@ -3715,7 +3715,7 @@
               <w:rPr>
                 <w:rFonts w:ascii="Times New Roman" w:hAnsi="Times New Roman" w:eastAsia="宋体"/>
                 <w:b w:val="0"/>
-                <w:sz w:val="20"/>
+                <w:sz w:val="18"/>
               </w:rPr>
               <w:t>0.61</w:t>
             </w:r>
@@ -3741,7 +3741,7 @@
               <w:rPr>
                 <w:rFonts w:ascii="Times New Roman" w:hAnsi="Times New Roman" w:eastAsia="宋体"/>
                 <w:b w:val="0"/>
-                <w:sz w:val="20"/>
+                <w:sz w:val="18"/>
               </w:rPr>
               <w:t>−0.080</w:t>
             </w:r>
@@ -3767,7 +3767,7 @@
               <w:rPr>
                 <w:rFonts w:ascii="Times New Roman" w:hAnsi="Times New Roman" w:eastAsia="宋体"/>
                 <w:b w:val="0"/>
-                <w:sz w:val="20"/>
+                <w:sz w:val="18"/>
               </w:rPr>
               <w:t>−0.173</w:t>
             </w:r>
@@ -3793,7 +3793,7 @@
               <w:rPr>
                 <w:rFonts w:ascii="Times New Roman" w:hAnsi="Times New Roman" w:eastAsia="宋体"/>
                 <w:b w:val="0"/>
-                <w:sz w:val="20"/>
+                <w:sz w:val="18"/>
               </w:rPr>
               <w:t>+0.093</w:t>
             </w:r>
@@ -3812,7 +3812,7 @@
         <w:rPr>
           <w:rFonts w:ascii="Times New Roman" w:hAnsi="Times New Roman" w:eastAsia="宋体"/>
           <w:b w:val="0"/>
-          <w:sz w:val="22"/>
+          <w:sz w:val="24"/>
         </w:rPr>
         <w:t>四者之中，只有规则在多重比较校正后仍然显著（BH-adjusted p&lt;0.001），是唯一确切有效的成分。文档骨架方向为正、bootstrap 区间也不含 0，但基于秩的检验未达显著（BH-adjusted p=0.11），故只能算提示性证据，需进一步验证；详细内容和 worked examples 则都没有产生可检出的效应。补充对比还显示，H4_sop_only（仅含单个 SOP 骨架）与 H3_skeleton（完整模块骨架）的作用相当（Δ=−0.009）。按任务类别分层看（Table 3 右三列，每格 n=15），规则的效应在三类任务中方向一致、量级相近（+0.41 至 +0.61），并未因任务类别而逆转；其余三个成分的效应则随类别波动，且量级都远小于规则。</w:t>
       </w:r>
@@ -3827,7 +3827,7 @@
         <w:rPr>
           <w:rFonts w:ascii="Times New Roman" w:hAnsi="Times New Roman" w:eastAsia="宋体"/>
           <w:b w:val="0"/>
-          <w:sz w:val="22"/>
+          <w:sz w:val="24"/>
         </w:rPr>
         <w:t>规则成分的效应还可按评分维度分解（GPT 评判者，每个配置 n=45）：可操作性 +0.867、专业深度 +0.644、条款满足度 +0.400、PDCA 闭环 +0.333、内部一致性 +0.311。增益最大的两个维度是可操作性与专业深度，而非格式与结构类维度——这说明规则约束并不只是在规范文件的外形，也提高了文件写入检验专业细节的程度。不过，这里分层的是评分维度，不是文件类型。“专业深度”只是技术性的一个代理指标（Table 1）。真正按文件类型分层——把通用管理文件与检验技术文件分开比较——本研究做不到，因为任务集里根本没有技术类文件（§4.6 局限性 xviii）。</w:t>
       </w:r>
@@ -3842,19 +3842,19 @@
         <w:rPr>
           <w:rFonts w:ascii="Times New Roman" w:hAnsi="Times New Roman" w:eastAsia="宋体"/>
           <w:b w:val="0"/>
-          <w:sz w:val="22"/>
+          <w:sz w:val="24"/>
         </w:rPr>
         <w:t>以上结果仅针对 LLM 评判者层（Tier 2b GPT 评判者）；专家层的对比见 §3.5。</w:t>
       </w:r>
     </w:p>
     <w:p>
       <w:pPr>
-        <w:spacing w:before="200" w:after="80" w:lineRule="auto" w:line="300"/>
+        <w:spacing w:before="200" w:after="80" w:lineRule="auto" w:line="360"/>
         <w:jc w:val="left"/>
       </w:pPr>
       <w:r>
         <w:rPr>
-          <w:rFonts w:ascii="Arial" w:hAnsi="Arial" w:eastAsia="黑体"/>
+          <w:rFonts w:ascii="Times New Roman" w:hAnsi="Times New Roman" w:eastAsia="宋体"/>
           <w:b/>
           <w:sz w:val="24"/>
         </w:rPr>
@@ -3871,7 +3871,7 @@
         <w:rPr>
           <w:rFonts w:ascii="Times New Roman" w:hAnsi="Times New Roman" w:eastAsia="宋体"/>
           <w:b w:val="0"/>
-          <w:sz w:val="22"/>
+          <w:sz w:val="24"/>
         </w:rPr>
         <w:t>Figure 2 给出 2×2 对称设计的结果：两个模型（Claude、GPT）各自生成、再由两位评判者各自打分，评估覆盖 9 组配置 × 3 个任务（A1、B1、C1）× 每格 3 次重复。两个模型运行的是同一组任务，因此这一跨模型比较在任务上是配对的，配置效应不与任务效应混淆；但结论向其他任务的外推仍受限（见 §4.6 局限性 v）。最突出的现象是 C_full（~56,000 tokens）在 GPT-5.4 生成时合规分大幅下滑：GPT 生成的文件，Claude 评判者给 1.40、GPT 评判者给 1.84（0–5 分）；而同一个 C_full 配置在 Claude 生成时，两位评判者的均分在 3.22–4.56 之间。这说明这个 ~56,000-token 的全量配置只适用于 Claude，在本研究的参数下无法照搬到 GPT-5.4。</w:t>
       </w:r>
@@ -3886,19 +3886,19 @@
         <w:rPr>
           <w:rFonts w:ascii="Times New Roman" w:hAnsi="Times New Roman" w:eastAsia="宋体"/>
           <w:b w:val="0"/>
-          <w:sz w:val="22"/>
+          <w:sz w:val="24"/>
         </w:rPr>
         <w:t>我们逐份查看了 GPT 生成的 C_full 输出，发现三类反复出现的问题：(i) 越往后越不遵守指令——system prompt 开头声明的约束，到输出后半段就不再执行；(ii) 结构错乱——章节顺序乱、必需标题缺失或编号出错；(iii) 条款引用混乱——引用错误、对不上号、甚至编造 ISO 15189:2022 条款号。这些问题在对应的 Claude 输出里都没有出现。</w:t>
       </w:r>
     </w:p>
     <w:p>
       <w:pPr>
-        <w:spacing w:before="200" w:after="80" w:lineRule="auto" w:line="300"/>
+        <w:spacing w:before="200" w:after="80" w:lineRule="auto" w:line="360"/>
         <w:jc w:val="left"/>
       </w:pPr>
       <w:r>
         <w:rPr>
-          <w:rFonts w:ascii="Arial" w:hAnsi="Arial" w:eastAsia="黑体"/>
+          <w:rFonts w:ascii="Times New Roman" w:hAnsi="Times New Roman" w:eastAsia="宋体"/>
           <w:b/>
           <w:sz w:val="24"/>
         </w:rPr>
@@ -3915,7 +3915,7 @@
         <w:rPr>
           <w:rFonts w:ascii="Times New Roman" w:hAnsi="Times New Roman" w:eastAsia="宋体"/>
           <w:b w:val="0"/>
-          <w:sz w:val="22"/>
+          <w:sz w:val="24"/>
         </w:rPr>
         <w:t>按 §2.4.4 的 Panickssery 公式算出的自评偏差见 Table 4。两个数字符号相反，却指向同一件事：两位评判者其实都把 Claude 生成的文件评得更高（约 0.3 分）。而且去掉 C_full 后，两个偏差都塌回接近 0——可见这点差距主要由 C_full 一个配置造成，它正是 §3.3 里 GPT 在长上下文下崩溃的那个配置。</w:t>
       </w:r>
@@ -3930,7 +3930,7 @@
         <w:rPr>
           <w:rFonts w:ascii="Times New Roman" w:hAnsi="Times New Roman" w:eastAsia="宋体"/>
           <w:b/>
-          <w:sz w:val="22"/>
+          <w:sz w:val="24"/>
         </w:rPr>
         <w:t>Table 4.</w:t>
       </w:r>
@@ -3938,7 +3938,7 @@
         <w:rPr>
           <w:rFonts w:ascii="Times New Roman" w:hAnsi="Times New Roman" w:eastAsia="宋体"/>
           <w:b w:val="0"/>
-          <w:sz w:val="22"/>
+          <w:sz w:val="24"/>
         </w:rPr>
         <w:t xml:space="preserve"> 两位评判者的自评偏差（0–5 分；正值＝给自家生成的文件打分更高）。</w:t>
       </w:r>
@@ -3976,7 +3976,7 @@
               <w:rPr>
                 <w:rFonts w:ascii="Times New Roman" w:hAnsi="Times New Roman" w:eastAsia="宋体"/>
                 <w:b/>
-                <w:sz w:val="20"/>
+                <w:sz w:val="18"/>
               </w:rPr>
               <w:t>评判者</w:t>
             </w:r>
@@ -4002,7 +4002,7 @@
               <w:rPr>
                 <w:rFonts w:ascii="Times New Roman" w:hAnsi="Times New Roman" w:eastAsia="宋体"/>
                 <w:b/>
-                <w:sz w:val="20"/>
+                <w:sz w:val="18"/>
               </w:rPr>
               <w:t>全部 9 个配置</w:t>
             </w:r>
@@ -4028,7 +4028,7 @@
               <w:rPr>
                 <w:rFonts w:ascii="Times New Roman" w:hAnsi="Times New Roman" w:eastAsia="宋体"/>
                 <w:b/>
-                <w:sz w:val="20"/>
+                <w:sz w:val="18"/>
               </w:rPr>
               <w:t>去掉 C_full 后</w:t>
             </w:r>
@@ -4056,7 +4056,7 @@
               <w:rPr>
                 <w:rFonts w:ascii="Times New Roman" w:hAnsi="Times New Roman" w:eastAsia="宋体"/>
                 <w:b w:val="0"/>
-                <w:sz w:val="20"/>
+                <w:sz w:val="18"/>
               </w:rPr>
               <w:t>Claude</w:t>
             </w:r>
@@ -4082,7 +4082,7 @@
               <w:rPr>
                 <w:rFonts w:ascii="Times New Roman" w:hAnsi="Times New Roman" w:eastAsia="宋体"/>
                 <w:b w:val="0"/>
-                <w:sz w:val="20"/>
+                <w:sz w:val="18"/>
               </w:rPr>
               <w:t>+0.294</w:t>
             </w:r>
@@ -4108,7 +4108,7 @@
               <w:rPr>
                 <w:rFonts w:ascii="Times New Roman" w:hAnsi="Times New Roman" w:eastAsia="宋体"/>
                 <w:b w:val="0"/>
-                <w:sz w:val="20"/>
+                <w:sz w:val="18"/>
               </w:rPr>
               <w:t>−0.064</w:t>
             </w:r>
@@ -4136,7 +4136,7 @@
               <w:rPr>
                 <w:rFonts w:ascii="Times New Roman" w:hAnsi="Times New Roman" w:eastAsia="宋体"/>
                 <w:b w:val="0"/>
-                <w:sz w:val="20"/>
+                <w:sz w:val="18"/>
               </w:rPr>
               <w:t>GPT</w:t>
             </w:r>
@@ -4162,7 +4162,7 @@
               <w:rPr>
                 <w:rFonts w:ascii="Times New Roman" w:hAnsi="Times New Roman" w:eastAsia="宋体"/>
                 <w:b w:val="0"/>
-                <w:sz w:val="20"/>
+                <w:sz w:val="18"/>
               </w:rPr>
               <w:t>−0.301</w:t>
             </w:r>
@@ -4188,7 +4188,7 @@
               <w:rPr>
                 <w:rFonts w:ascii="Times New Roman" w:hAnsi="Times New Roman" w:eastAsia="宋体"/>
                 <w:b w:val="0"/>
-                <w:sz w:val="20"/>
+                <w:sz w:val="18"/>
               </w:rPr>
               <w:t>−0.167</w:t>
             </w:r>
@@ -4207,7 +4207,7 @@
         <w:rPr>
           <w:rFonts w:ascii="Times New Roman" w:hAnsi="Times New Roman" w:eastAsia="宋体"/>
           <w:b w:val="0"/>
-          <w:sz w:val="22"/>
+          <w:sz w:val="24"/>
         </w:rPr>
         <w:t>这种“符号相反”的模式与经典的自我偏好（每位评判者各自偏袒自家生成）并不相符——若真是自我偏好，两个偏差应当同为正值。观察到的模式有两种解释、且不互斥：(a) Claude 与 GPT 之间确实存在生成质量差异（与 §3.3 中 GPT 在 C_full 下的崩溃一致）；(b) 两位评判者都偏好 Claude 那种文风或排版。由于专家样本（n=10）全部来自 Claude 生成的文件（§2.3.3），本研究无法区分这两种解释，这也是后续验证的重点（§4.6 局限性 i）。</w:t>
       </w:r>
@@ -4222,19 +4222,19 @@
         <w:rPr>
           <w:rFonts w:ascii="Times New Roman" w:hAnsi="Times New Roman" w:eastAsia="宋体"/>
           <w:b w:val="0"/>
-          <w:sz w:val="22"/>
+          <w:sz w:val="24"/>
         </w:rPr>
         <w:t>评判者给自家模型生成的文件打分时可能偏高。为排除这种影响，我们只用交叉打分（Claude 评判者评 GPT 生成的、GPT 评判者评 Claude 生成的）重新排名。这样排出来，前四名（G_template_rules、H3_skeleton、E_rules_v2、H4_sop_only）彼此只差 0.11 分，统计上无法区分；而 C_full 从 §3.1 综合排名的第 6 名跌到第 9 名（垫底）。这说明 C_full 在 §3.1 拿到的较高 LLM 评分，主要靠两点撑着：Claude 评判者高估自家输出，以及 GPT 在 ~56,000-token 配置下根本产不出可用文件（§3.3）。</w:t>
       </w:r>
     </w:p>
     <w:p>
       <w:pPr>
-        <w:spacing w:before="200" w:after="80" w:lineRule="auto" w:line="300"/>
+        <w:spacing w:before="200" w:after="80" w:lineRule="auto" w:line="360"/>
         <w:jc w:val="left"/>
       </w:pPr>
       <w:r>
         <w:rPr>
-          <w:rFonts w:ascii="Arial" w:hAnsi="Arial" w:eastAsia="黑体"/>
+          <w:rFonts w:ascii="Times New Roman" w:hAnsi="Times New Roman" w:eastAsia="宋体"/>
           <w:b/>
           <w:sz w:val="24"/>
         </w:rPr>
@@ -4251,7 +4251,7 @@
         <w:rPr>
           <w:rFonts w:ascii="Times New Roman" w:hAnsi="Times New Roman" w:eastAsia="宋体"/>
           <w:b w:val="0"/>
-          <w:sz w:val="22"/>
+          <w:sz w:val="24"/>
         </w:rPr>
         <w:t>3 位专家之间的一致性极高：ICC(2,k)=0.982（95% CI [0.95, 1.00]），三对评分员两两比较也都在 0.92 以上（按 Cicchetti 标准属“优秀” [14]）。这说明五维度评分量规（Table 1）在评分员之间高度可重复；但三人同属一个单位，这个一致性可能高于跨单位的真实水平（见 §4.6 局限性 ii）。</w:t>
       </w:r>
@@ -4266,7 +4266,7 @@
         <w:rPr>
           <w:rFonts w:ascii="Times New Roman" w:hAnsi="Times New Roman" w:eastAsia="宋体"/>
           <w:b w:val="0"/>
-          <w:sz w:val="22"/>
+          <w:sz w:val="24"/>
         </w:rPr>
         <w:t>专家与两位 LLM 评判者之间的一致性则明显更低（Figure 3）：Claude 评判者 ICC(3,1)=0.548（95% CI [−0.08, 0.86]，p=0.04），GPT 评判者只有 0.217（95% CI [−0.44, 0.72]，p=0.26）。两个区间都跨过 0，加之 n 仅为 10，因此这两个一致性系数只能作方向性提示，不足以支撑确切的统计结论。而且两位评判者都系统性地把合规分打得比专家高——Claude 高估 0.905 分、GPT 高估 0.525 分。也就是说，Claude 评判者与专家勉强算中等一致，GPT 评判者则较差。</w:t>
       </w:r>
@@ -4281,7 +4281,7 @@
         <w:rPr>
           <w:rFonts w:ascii="Times New Roman" w:hAnsi="Times New Roman" w:eastAsia="宋体"/>
           <w:b w:val="0"/>
-          <w:sz w:val="22"/>
+          <w:sz w:val="24"/>
         </w:rPr>
         <w:t>按专家均值给这 7 个配置排名见 Table 5，结果与 LLM 评判者层几乎相反。</w:t>
       </w:r>
@@ -4296,7 +4296,7 @@
         <w:rPr>
           <w:rFonts w:ascii="Times New Roman" w:hAnsi="Times New Roman" w:eastAsia="宋体"/>
           <w:b/>
-          <w:sz w:val="22"/>
+          <w:sz w:val="24"/>
         </w:rPr>
         <w:t>Table 5.</w:t>
       </w:r>
@@ -4304,7 +4304,7 @@
         <w:rPr>
           <w:rFonts w:ascii="Times New Roman" w:hAnsi="Times New Roman" w:eastAsia="宋体"/>
           <w:b w:val="0"/>
-          <w:sz w:val="22"/>
+          <w:sz w:val="24"/>
         </w:rPr>
         <w:t xml:space="preserve"> 7 个抽样配置的三方评分（0–5 分；按专家均值降序；每个配置 1–2 份样本）。</w:t>
       </w:r>
@@ -4344,7 +4344,7 @@
               <w:rPr>
                 <w:rFonts w:ascii="Times New Roman" w:hAnsi="Times New Roman" w:eastAsia="宋体"/>
                 <w:b/>
-                <w:sz w:val="20"/>
+                <w:sz w:val="18"/>
               </w:rPr>
               <w:t>配置</w:t>
             </w:r>
@@ -4370,7 +4370,7 @@
               <w:rPr>
                 <w:rFonts w:ascii="Times New Roman" w:hAnsi="Times New Roman" w:eastAsia="宋体"/>
                 <w:b/>
-                <w:sz w:val="20"/>
+                <w:sz w:val="18"/>
               </w:rPr>
               <w:t>专家均值</w:t>
             </w:r>
@@ -4396,7 +4396,7 @@
               <w:rPr>
                 <w:rFonts w:ascii="Times New Roman" w:hAnsi="Times New Roman" w:eastAsia="宋体"/>
                 <w:b/>
-                <w:sz w:val="20"/>
+                <w:sz w:val="18"/>
               </w:rPr>
               <w:t>Claude 评判者</w:t>
             </w:r>
@@ -4422,7 +4422,7 @@
               <w:rPr>
                 <w:rFonts w:ascii="Times New Roman" w:hAnsi="Times New Roman" w:eastAsia="宋体"/>
                 <w:b/>
-                <w:sz w:val="20"/>
+                <w:sz w:val="18"/>
               </w:rPr>
               <w:t>GPT 评判者</w:t>
             </w:r>
@@ -4448,7 +4448,7 @@
               <w:rPr>
                 <w:rFonts w:ascii="Times New Roman" w:hAnsi="Times New Roman" w:eastAsia="宋体"/>
                 <w:b/>
-                <w:sz w:val="20"/>
+                <w:sz w:val="18"/>
               </w:rPr>
               <w:t>n</w:t>
             </w:r>
@@ -4476,7 +4476,7 @@
               <w:rPr>
                 <w:rFonts w:ascii="Times New Roman" w:hAnsi="Times New Roman" w:eastAsia="宋体"/>
                 <w:b w:val="0"/>
-                <w:sz w:val="20"/>
+                <w:sz w:val="18"/>
               </w:rPr>
               <w:t>F_template</w:t>
             </w:r>
@@ -4502,7 +4502,7 @@
               <w:rPr>
                 <w:rFonts w:ascii="Times New Roman" w:hAnsi="Times New Roman" w:eastAsia="宋体"/>
                 <w:b w:val="0"/>
-                <w:sz w:val="20"/>
+                <w:sz w:val="18"/>
               </w:rPr>
               <w:t>4.24</w:t>
             </w:r>
@@ -4528,7 +4528,7 @@
               <w:rPr>
                 <w:rFonts w:ascii="Times New Roman" w:hAnsi="Times New Roman" w:eastAsia="宋体"/>
                 <w:b w:val="0"/>
-                <w:sz w:val="20"/>
+                <w:sz w:val="18"/>
               </w:rPr>
               <w:t>4.60</w:t>
             </w:r>
@@ -4554,7 +4554,7 @@
               <w:rPr>
                 <w:rFonts w:ascii="Times New Roman" w:hAnsi="Times New Roman" w:eastAsia="宋体"/>
                 <w:b w:val="0"/>
-                <w:sz w:val="20"/>
+                <w:sz w:val="18"/>
               </w:rPr>
               <w:t>4.00</w:t>
             </w:r>
@@ -4580,7 +4580,7 @@
               <w:rPr>
                 <w:rFonts w:ascii="Times New Roman" w:hAnsi="Times New Roman" w:eastAsia="宋体"/>
                 <w:b w:val="0"/>
-                <w:sz w:val="20"/>
+                <w:sz w:val="18"/>
               </w:rPr>
               <w:t>1</w:t>
             </w:r>
@@ -4608,7 +4608,7 @@
               <w:rPr>
                 <w:rFonts w:ascii="Times New Roman" w:hAnsi="Times New Roman" w:eastAsia="宋体"/>
                 <w:b w:val="0"/>
-                <w:sz w:val="20"/>
+                <w:sz w:val="18"/>
               </w:rPr>
               <w:t>H2_keep_examples</w:t>
             </w:r>
@@ -4634,7 +4634,7 @@
               <w:rPr>
                 <w:rFonts w:ascii="Times New Roman" w:hAnsi="Times New Roman" w:eastAsia="宋体"/>
                 <w:b w:val="0"/>
-                <w:sz w:val="20"/>
+                <w:sz w:val="18"/>
               </w:rPr>
               <w:t>4.07</w:t>
             </w:r>
@@ -4660,7 +4660,7 @@
               <w:rPr>
                 <w:rFonts w:ascii="Times New Roman" w:hAnsi="Times New Roman" w:eastAsia="宋体"/>
                 <w:b w:val="0"/>
-                <w:sz w:val="20"/>
+                <w:sz w:val="18"/>
               </w:rPr>
               <w:t>4.40</w:t>
             </w:r>
@@ -4686,7 +4686,7 @@
               <w:rPr>
                 <w:rFonts w:ascii="Times New Roman" w:hAnsi="Times New Roman" w:eastAsia="宋体"/>
                 <w:b w:val="0"/>
-                <w:sz w:val="20"/>
+                <w:sz w:val="18"/>
               </w:rPr>
               <w:t>4.00</w:t>
             </w:r>
@@ -4712,7 +4712,7 @@
               <w:rPr>
                 <w:rFonts w:ascii="Times New Roman" w:hAnsi="Times New Roman" w:eastAsia="宋体"/>
                 <w:b w:val="0"/>
-                <w:sz w:val="20"/>
+                <w:sz w:val="18"/>
               </w:rPr>
               <w:t>1</w:t>
             </w:r>
@@ -4740,7 +4740,7 @@
               <w:rPr>
                 <w:rFonts w:ascii="Times New Roman" w:hAnsi="Times New Roman" w:eastAsia="宋体"/>
                 <w:b w:val="0"/>
-                <w:sz w:val="20"/>
+                <w:sz w:val="18"/>
               </w:rPr>
               <w:t>G_template_rules</w:t>
             </w:r>
@@ -4766,7 +4766,7 @@
               <w:rPr>
                 <w:rFonts w:ascii="Times New Roman" w:hAnsi="Times New Roman" w:eastAsia="宋体"/>
                 <w:b w:val="0"/>
-                <w:sz w:val="20"/>
+                <w:sz w:val="18"/>
               </w:rPr>
               <w:t>4.06</w:t>
             </w:r>
@@ -4792,7 +4792,7 @@
               <w:rPr>
                 <w:rFonts w:ascii="Times New Roman" w:hAnsi="Times New Roman" w:eastAsia="宋体"/>
                 <w:b w:val="0"/>
-                <w:sz w:val="20"/>
+                <w:sz w:val="18"/>
               </w:rPr>
               <w:t>4.80</w:t>
             </w:r>
@@ -4818,7 +4818,7 @@
               <w:rPr>
                 <w:rFonts w:ascii="Times New Roman" w:hAnsi="Times New Roman" w:eastAsia="宋体"/>
                 <w:b w:val="0"/>
-                <w:sz w:val="20"/>
+                <w:sz w:val="18"/>
               </w:rPr>
               <w:t>4.50</w:t>
             </w:r>
@@ -4844,7 +4844,7 @@
               <w:rPr>
                 <w:rFonts w:ascii="Times New Roman" w:hAnsi="Times New Roman" w:eastAsia="宋体"/>
                 <w:b w:val="0"/>
-                <w:sz w:val="20"/>
+                <w:sz w:val="18"/>
               </w:rPr>
               <w:t>2</w:t>
             </w:r>
@@ -4872,7 +4872,7 @@
               <w:rPr>
                 <w:rFonts w:ascii="Times New Roman" w:hAnsi="Times New Roman" w:eastAsia="宋体"/>
                 <w:b w:val="0"/>
-                <w:sz w:val="20"/>
+                <w:sz w:val="18"/>
               </w:rPr>
               <w:t>C_full</w:t>
             </w:r>
@@ -4898,7 +4898,7 @@
               <w:rPr>
                 <w:rFonts w:ascii="Times New Roman" w:hAnsi="Times New Roman" w:eastAsia="宋体"/>
                 <w:b w:val="0"/>
-                <w:sz w:val="20"/>
+                <w:sz w:val="18"/>
               </w:rPr>
               <w:t>3.45</w:t>
             </w:r>
@@ -4924,7 +4924,7 @@
               <w:rPr>
                 <w:rFonts w:ascii="Times New Roman" w:hAnsi="Times New Roman" w:eastAsia="宋体"/>
                 <w:b w:val="0"/>
-                <w:sz w:val="20"/>
+                <w:sz w:val="18"/>
               </w:rPr>
               <w:t>4.90</w:t>
             </w:r>
@@ -4950,7 +4950,7 @@
               <w:rPr>
                 <w:rFonts w:ascii="Times New Roman" w:hAnsi="Times New Roman" w:eastAsia="宋体"/>
                 <w:b w:val="0"/>
-                <w:sz w:val="20"/>
+                <w:sz w:val="18"/>
               </w:rPr>
               <w:t>4.00</w:t>
             </w:r>
@@ -4976,7 +4976,7 @@
               <w:rPr>
                 <w:rFonts w:ascii="Times New Roman" w:hAnsi="Times New Roman" w:eastAsia="宋体"/>
                 <w:b w:val="0"/>
-                <w:sz w:val="20"/>
+                <w:sz w:val="18"/>
               </w:rPr>
               <w:t>2</w:t>
             </w:r>
@@ -5004,7 +5004,7 @@
               <w:rPr>
                 <w:rFonts w:ascii="Times New Roman" w:hAnsi="Times New Roman" w:eastAsia="宋体"/>
                 <w:b w:val="0"/>
-                <w:sz w:val="20"/>
+                <w:sz w:val="18"/>
               </w:rPr>
               <w:t>H4_sop_only</w:t>
             </w:r>
@@ -5030,7 +5030,7 @@
               <w:rPr>
                 <w:rFonts w:ascii="Times New Roman" w:hAnsi="Times New Roman" w:eastAsia="宋体"/>
                 <w:b w:val="0"/>
-                <w:sz w:val="20"/>
+                <w:sz w:val="18"/>
               </w:rPr>
               <w:t>3.20</w:t>
             </w:r>
@@ -5056,7 +5056,7 @@
               <w:rPr>
                 <w:rFonts w:ascii="Times New Roman" w:hAnsi="Times New Roman" w:eastAsia="宋体"/>
                 <w:b w:val="0"/>
-                <w:sz w:val="20"/>
+                <w:sz w:val="18"/>
               </w:rPr>
               <w:t>4.30</w:t>
             </w:r>
@@ -5082,7 +5082,7 @@
               <w:rPr>
                 <w:rFonts w:ascii="Times New Roman" w:hAnsi="Times New Roman" w:eastAsia="宋体"/>
                 <w:b w:val="0"/>
-                <w:sz w:val="20"/>
+                <w:sz w:val="18"/>
               </w:rPr>
               <w:t>4.20</w:t>
             </w:r>
@@ -5108,7 +5108,7 @@
               <w:rPr>
                 <w:rFonts w:ascii="Times New Roman" w:hAnsi="Times New Roman" w:eastAsia="宋体"/>
                 <w:b w:val="0"/>
-                <w:sz w:val="20"/>
+                <w:sz w:val="18"/>
               </w:rPr>
               <w:t>2</w:t>
             </w:r>
@@ -5136,7 +5136,7 @@
               <w:rPr>
                 <w:rFonts w:ascii="Times New Roman" w:hAnsi="Times New Roman" w:eastAsia="宋体"/>
                 <w:b w:val="0"/>
-                <w:sz w:val="20"/>
+                <w:sz w:val="18"/>
               </w:rPr>
               <w:t>E_rules_v2</w:t>
             </w:r>
@@ -5162,7 +5162,7 @@
               <w:rPr>
                 <w:rFonts w:ascii="Times New Roman" w:hAnsi="Times New Roman" w:eastAsia="宋体"/>
                 <w:b w:val="0"/>
-                <w:sz w:val="20"/>
+                <w:sz w:val="18"/>
               </w:rPr>
               <w:t>3.19</w:t>
             </w:r>
@@ -5188,7 +5188,7 @@
               <w:rPr>
                 <w:rFonts w:ascii="Times New Roman" w:hAnsi="Times New Roman" w:eastAsia="宋体"/>
                 <w:b w:val="0"/>
-                <w:sz w:val="20"/>
+                <w:sz w:val="18"/>
               </w:rPr>
               <w:t>4.00</w:t>
             </w:r>
@@ -5214,7 +5214,7 @@
               <w:rPr>
                 <w:rFonts w:ascii="Times New Roman" w:hAnsi="Times New Roman" w:eastAsia="宋体"/>
                 <w:b w:val="0"/>
-                <w:sz w:val="20"/>
+                <w:sz w:val="18"/>
               </w:rPr>
               <w:t>4.00</w:t>
             </w:r>
@@ -5240,7 +5240,7 @@
               <w:rPr>
                 <w:rFonts w:ascii="Times New Roman" w:hAnsi="Times New Roman" w:eastAsia="宋体"/>
                 <w:b w:val="0"/>
-                <w:sz w:val="20"/>
+                <w:sz w:val="18"/>
               </w:rPr>
               <w:t>1</w:t>
             </w:r>
@@ -5268,7 +5268,7 @@
               <w:rPr>
                 <w:rFonts w:ascii="Times New Roman" w:hAnsi="Times New Roman" w:eastAsia="宋体"/>
                 <w:b w:val="0"/>
-                <w:sz w:val="20"/>
+                <w:sz w:val="18"/>
               </w:rPr>
               <w:t>A_bare</w:t>
             </w:r>
@@ -5294,7 +5294,7 @@
               <w:rPr>
                 <w:rFonts w:ascii="Times New Roman" w:hAnsi="Times New Roman" w:eastAsia="宋体"/>
                 <w:b w:val="0"/>
-                <w:sz w:val="20"/>
+                <w:sz w:val="18"/>
               </w:rPr>
               <w:t>3.04</w:t>
             </w:r>
@@ -5320,7 +5320,7 @@
               <w:rPr>
                 <w:rFonts w:ascii="Times New Roman" w:hAnsi="Times New Roman" w:eastAsia="宋体"/>
                 <w:b w:val="0"/>
-                <w:sz w:val="20"/>
+                <w:sz w:val="18"/>
               </w:rPr>
               <w:t>4.00</w:t>
             </w:r>
@@ -5346,7 +5346,7 @@
               <w:rPr>
                 <w:rFonts w:ascii="Times New Roman" w:hAnsi="Times New Roman" w:eastAsia="宋体"/>
                 <w:b w:val="0"/>
-                <w:sz w:val="20"/>
+                <w:sz w:val="18"/>
               </w:rPr>
               <w:t>3.80</w:t>
             </w:r>
@@ -5372,7 +5372,7 @@
               <w:rPr>
                 <w:rFonts w:ascii="Times New Roman" w:hAnsi="Times New Roman" w:eastAsia="宋体"/>
                 <w:b w:val="0"/>
-                <w:sz w:val="20"/>
+                <w:sz w:val="18"/>
               </w:rPr>
               <w:t>1</w:t>
             </w:r>
@@ -5391,19 +5391,19 @@
         <w:rPr>
           <w:rFonts w:ascii="Times New Roman" w:hAnsi="Times New Roman" w:eastAsia="宋体"/>
           <w:b w:val="0"/>
-          <w:sz w:val="22"/>
+          <w:sz w:val="24"/>
         </w:rPr>
         <w:t>排名前三的都是带完整文档模板的配置（F_template、H2_keep_examples、G_template_rules）；而在 LLM 评判者层排第 1 的 H4_sop_only（~2,000 tokens）在专家这里掉到第 5，只比空白基线 A_bare 高 0.16 分。被高估最严重的是 C_full 和 H4_sop_only（比专家高约 1 分）：这两个配置在文件结构和术语使用上都合规，但缺乏贴合临床实际操作的细节，而这种欠缺只有专家才能察觉。因此，骨架类配置在 LLM 评判者层呈现的“低 token、高得分”优势，并未在专家评估中得到验证。由于每个配置仅 1–2 份样本，该排名仅为初步结果，仍需更大规模的专家样本进一步验证。</w:t>
       </w:r>
     </w:p>
     <w:p>
       <w:pPr>
-        <w:spacing w:before="200" w:after="80" w:lineRule="auto" w:line="300"/>
+        <w:spacing w:before="200" w:after="80" w:lineRule="auto" w:line="360"/>
         <w:jc w:val="left"/>
       </w:pPr>
       <w:r>
         <w:rPr>
-          <w:rFonts w:ascii="Arial" w:hAnsi="Arial" w:eastAsia="黑体"/>
+          <w:rFonts w:ascii="Times New Roman" w:hAnsi="Times New Roman" w:eastAsia="宋体"/>
           <w:b/>
           <w:sz w:val="24"/>
         </w:rPr>
@@ -5420,7 +5420,7 @@
         <w:rPr>
           <w:rFonts w:ascii="Times New Roman" w:hAnsi="Times New Roman" w:eastAsia="宋体"/>
           <w:b w:val="0"/>
-          <w:sz w:val="22"/>
+          <w:sz w:val="24"/>
         </w:rPr>
         <w:t>Figure 4 将三方（专家、Claude 评判者、GPT 评判者）的合规分按 system-prompt 的 token 规模作图，三条曲线均基于同一组 n=10 专家盲评样本。三者走向并不一致：两位 LLM 评判者对低 token 配置与 C_full 的评分均较高，而专家仅对中段的模板配置（~15,000–16,000 tokens，F_template、G_template_rules）评分最高，曲线在两端均明显下降。</w:t>
       </w:r>
@@ -5435,7 +5435,7 @@
         <w:rPr>
           <w:rFonts w:ascii="Times New Roman" w:hAnsi="Times New Roman" w:eastAsia="宋体"/>
           <w:b w:val="0"/>
-          <w:sz w:val="22"/>
+          <w:sz w:val="24"/>
         </w:rPr>
         <w:t>由此，专家与 LLM 评判者之间的分歧呈 U 形的描述性模式（样本量所限，未做非线性检验）：在低 token 端（A_bare、E_rules_v2、H4_sop_only）与高 token 端（C_full），两者差距达 0.8–1.1 分；而在中段的模板配置区间趋于一致（差距 ≤0.6 分）。这表明 token 效率与临床可用性对应两个不同的优化目标——相对于专家验证的真实合规性，LLM 评判者层同时高估了低 token 配置与 C_full。</w:t>
       </w:r>
@@ -5450,33 +5450,33 @@
         <w:rPr>
           <w:rFonts w:ascii="Times New Roman" w:hAnsi="Times New Roman" w:eastAsia="宋体"/>
           <w:b w:val="0"/>
-          <w:sz w:val="22"/>
+          <w:sz w:val="24"/>
         </w:rPr>
         <w:t>从效率角度看，研究问题 (ii) 的关键不是绝对 token 数，而是每单位 token 的合规回报。§3.2 表明只有"规则"产生确切增益，而规则仅需约 1,000 token（E_rules_v2），故单位 token 回报在加入规则时最高，之后迅速衰减。专家层则另有取舍：带完整文档模板的配置（约 15,000–16,000 token）单位回报虽低，却达到纯规则无法企及的更高绝对分，而 C_full（约 56,000 token）回报最低。因此"最少 token"取决于用途——LLM 快速起草约 1,000 token 的规则即够，送审文件则需约 15,000–16,000 token 换取更高质量上限。（专家层每配置仅 1–2 份样本，此比较为定性。）</w:t>
       </w:r>
     </w:p>
     <w:p>
       <w:pPr>
-        <w:spacing w:before="280" w:after="120" w:lineRule="auto" w:line="300"/>
+        <w:spacing w:before="280" w:after="120" w:lineRule="auto" w:line="360"/>
         <w:jc w:val="left"/>
       </w:pPr>
       <w:r>
         <w:rPr>
-          <w:rFonts w:ascii="Arial" w:hAnsi="Arial" w:eastAsia="黑体"/>
+          <w:rFonts w:ascii="Times New Roman" w:hAnsi="Times New Roman" w:eastAsia="宋体"/>
           <w:b/>
-          <w:sz w:val="28"/>
+          <w:sz w:val="24"/>
         </w:rPr>
         <w:t>4. Discussion</w:t>
       </w:r>
     </w:p>
     <w:p>
       <w:pPr>
-        <w:spacing w:before="200" w:after="80" w:lineRule="auto" w:line="300"/>
+        <w:spacing w:before="200" w:after="80" w:lineRule="auto" w:line="360"/>
         <w:jc w:val="left"/>
       </w:pPr>
       <w:r>
         <w:rPr>
-          <w:rFonts w:ascii="Arial" w:hAnsi="Arial" w:eastAsia="黑体"/>
+          <w:rFonts w:ascii="Times New Roman" w:hAnsi="Times New Roman" w:eastAsia="宋体"/>
           <w:b/>
           <w:sz w:val="24"/>
         </w:rPr>
@@ -5493,7 +5493,7 @@
         <w:rPr>
           <w:rFonts w:ascii="Times New Roman" w:hAnsi="Times New Roman" w:eastAsia="宋体"/>
           <w:b w:val="0"/>
-          <w:sz w:val="22"/>
+          <w:sz w:val="24"/>
         </w:rPr>
         <w:t>在 LLM 评判者层，四成分消融给出一个明确的结论：规则成分必需（BH-adjusted p&lt;0.001），文档骨架方向为正但未达显著（p=0.11），详细内容与示例均未产生可检测的提升（§3.2）。这与 Liu 等 [15] 报告的 lost-in-the-middle 现象一致（在长 prompt 中叠加过多上下文，反而可能分散模型注意力、降低输出质量），也与更广义的 prompt engineering 文献相符 [8]。</w:t>
       </w:r>
@@ -5508,19 +5508,19 @@
         <w:rPr>
           <w:rFonts w:ascii="Times New Roman" w:hAnsi="Times New Roman" w:eastAsia="宋体"/>
           <w:b w:val="0"/>
-          <w:sz w:val="22"/>
+          <w:sz w:val="24"/>
         </w:rPr>
         <w:t>专家层的结果对这一结论作出了限定（§3.5）。带完整文档模板的 F_template 与 G_template_rules 获得了明显更高的专家评分，而仅含骨架的 H4_sop_only 约低 1 分（每个配置样本极小，仅为探索性观察，见 §3.5）。一个可能的解释是：模型自身的知识并不能可靠覆盖 ISO 15189:2022 与 CNAS-CL02:2023 所要求的临床操作细节——在本研究的任务中，包括急诊样本处理、患者自采样本的接收、样本运送人员的资格要求，以及详细的样本拒收标准。当这些内容未在 system prompt 中明确给出时，模型往往回退至通用的程序化表述：这类表述虽能满足结构与术语层面的合规（自动评分与 LLM 评判者最易识别的两个维度，§3.6），却缺乏拟提交认可的文件所要求的实际可操作性。因此，prompt 精简适用于仅由 LLM 评分的快速起草场景；但若文件需要通过专家审核、用于正式的认可申请，则必须采用带完整文档模板的 prompt。</w:t>
       </w:r>
     </w:p>
     <w:p>
       <w:pPr>
-        <w:spacing w:before="200" w:after="80" w:lineRule="auto" w:line="300"/>
+        <w:spacing w:before="200" w:after="80" w:lineRule="auto" w:line="360"/>
         <w:jc w:val="left"/>
       </w:pPr>
       <w:r>
         <w:rPr>
-          <w:rFonts w:ascii="Arial" w:hAnsi="Arial" w:eastAsia="黑体"/>
+          <w:rFonts w:ascii="Times New Roman" w:hAnsi="Times New Roman" w:eastAsia="宋体"/>
           <w:b/>
           <w:sz w:val="24"/>
         </w:rPr>
@@ -5537,7 +5537,7 @@
         <w:rPr>
           <w:rFonts w:ascii="Times New Roman" w:hAnsi="Times New Roman" w:eastAsia="宋体"/>
           <w:b w:val="0"/>
-          <w:sz w:val="22"/>
+          <w:sz w:val="24"/>
         </w:rPr>
         <w:t>带完整文档模板的配置虽能提升专家评分（§4.1），但若模型缺乏稳定的长上下文处理能力，一味加长 prompt 反而可能适得其反。C_full（~56,000 tokens）看似最稳妥——它纳入了所有可能相关的材料，符合“上下文越多越可靠”的直觉。但数据显示，这一直觉在两个模型上并不一致：同为 C_full，Claude 的跨评均分为 3.22–4.56，GPT-5.4 却只有 1.40–1.84，并伴随 §3.3 记录的三类失败（指令遵循衰退、结构错乱、条款引用混乱）。一个合理的解释（与 Liu 等 [15] 的 lost-in-the-middle 现象，以及两家厂商技术文档中的长上下文基准 [3, 4] 一致）是：在这一长度范围内，Claude 的注意力分配更稳定，而 GPT-5.4 在本研究的参数下未能在如此长的 prompt 中始终遵守 system prompt 的约束。</w:t>
       </w:r>
@@ -5552,19 +5552,19 @@
         <w:rPr>
           <w:rFonts w:ascii="Times New Roman" w:hAnsi="Times New Roman" w:eastAsia="宋体"/>
           <w:b w:val="0"/>
-          <w:sz w:val="22"/>
+          <w:sz w:val="24"/>
         </w:rPr>
         <w:t>这带来一个方法学上的提醒：任何“某配置好用”的结论，都必须在多个模型上验证后才能成立。仅在单一模型上评估，会把配置本身的作用与模型的固有特性（长上下文能力、指令遵循的稳定性、训练数据与目标领域的吻合程度）混在一起，无法推广到其他模型。因此我们建议：长上下文的 QMS prompt（例如接近或超过 ~50,000 tokens）在正式部署前，应先在所用的具体模型与版本上完成验证。这是因为长上下文行为可能存在显著差异，不仅出现在不同模型之间，也出现在同一模型的相邻版本之间。</w:t>
       </w:r>
     </w:p>
     <w:p>
       <w:pPr>
-        <w:spacing w:before="200" w:after="80" w:lineRule="auto" w:line="300"/>
+        <w:spacing w:before="200" w:after="80" w:lineRule="auto" w:line="360"/>
         <w:jc w:val="left"/>
       </w:pPr>
       <w:r>
         <w:rPr>
-          <w:rFonts w:ascii="Arial" w:hAnsi="Arial" w:eastAsia="黑体"/>
+          <w:rFonts w:ascii="Times New Roman" w:hAnsi="Times New Roman" w:eastAsia="宋体"/>
           <w:b/>
           <w:sz w:val="24"/>
         </w:rPr>
@@ -5581,7 +5581,7 @@
         <w:rPr>
           <w:rFonts w:ascii="Times New Roman" w:hAnsi="Times New Roman" w:eastAsia="宋体"/>
           <w:b w:val="0"/>
-          <w:sz w:val="22"/>
+          <w:sz w:val="24"/>
         </w:rPr>
         <w:t>本研究量化了两类不同的评分偏差。第一类是跨评判者的方向性偏差：两位评判者都把 Claude 生成的文件评得比 GPT 高约 0.3 分（§3.4），且主要由 C_full 驱动；如 §3.4 所述，这一模式与经典的自我偏好（即评判者偏袒自身模型生成的输出）不符，更可能反映 Claude 与 GPT 之间真实的生成质量差异，或两位评判者对 Claude 行文风格的共同偏好。第二类是 LLM 与专家之间的系统性偏移：两位评判者都把专家给出的合规分高估了 0.52–0.90 分（§3.5）。</w:t>
       </w:r>
@@ -5596,19 +5596,19 @@
         <w:rPr>
           <w:rFonts w:ascii="Times New Roman" w:hAnsi="Times New Roman" w:eastAsia="宋体"/>
           <w:b w:val="0"/>
-          <w:sz w:val="22"/>
+          <w:sz w:val="24"/>
         </w:rPr>
         <w:t>这两类偏差对实践的指引是：Claude 评判者与专家排序为中等一致 [ICC(3,1)=0.548]，提示它或可作为大规模生成中的初筛工具，在专家审阅前先筛除明显低质量的输出；但该系数的 95% CI 跨过 0（n=10，见 §3.5），这一用途尚需更大样本确证。GPT 评判者与专家一致性较差且不显著 [ICC(3,1)=0.217，p=0.26]，不适合用作专家评分的替代。对于拟提交认可、纳入正式 QMS 体系或投入实际使用的文件，专家终审仍不可或缺。这些偏差在配置层面的具体含义见 §4.4（Table 6）。</w:t>
       </w:r>
     </w:p>
     <w:p>
       <w:pPr>
-        <w:spacing w:before="200" w:after="80" w:lineRule="auto" w:line="300"/>
+        <w:spacing w:before="200" w:after="80" w:lineRule="auto" w:line="360"/>
         <w:jc w:val="left"/>
       </w:pPr>
       <w:r>
         <w:rPr>
-          <w:rFonts w:ascii="Arial" w:hAnsi="Arial" w:eastAsia="黑体"/>
+          <w:rFonts w:ascii="Times New Roman" w:hAnsi="Times New Roman" w:eastAsia="宋体"/>
           <w:b/>
           <w:sz w:val="24"/>
         </w:rPr>
@@ -5625,7 +5625,7 @@
         <w:rPr>
           <w:rFonts w:ascii="Times New Roman" w:hAnsi="Times New Roman" w:eastAsia="宋体"/>
           <w:b w:val="0"/>
-          <w:sz w:val="22"/>
+          <w:sz w:val="24"/>
         </w:rPr>
         <w:t>综合三层评估的证据，我们把主要使用场景下的配置推荐汇总于 Table 6。这里存在一个关键的取舍（见 §3.5、§3.6）：在 LLM 评判者层得分最高的配置（H4_sop_only、E_rules_v2）token 效率最高，但缺少贴合临床实际操作的细节，难以满足正式送审的要求；而带完整文档模板的配置（F_template、G_template_rules）虽在 LLM 评判者层得分较低，专家评分却最高。</w:t>
       </w:r>
@@ -5640,7 +5640,7 @@
         <w:rPr>
           <w:rFonts w:ascii="Times New Roman" w:hAnsi="Times New Roman" w:eastAsia="宋体"/>
           <w:b/>
-          <w:sz w:val="22"/>
+          <w:sz w:val="24"/>
         </w:rPr>
         <w:t>Table 6.</w:t>
       </w:r>
@@ -5648,7 +5648,7 @@
         <w:rPr>
           <w:rFonts w:ascii="Times New Roman" w:hAnsi="Times New Roman" w:eastAsia="宋体"/>
           <w:b w:val="0"/>
-          <w:sz w:val="22"/>
+          <w:sz w:val="24"/>
         </w:rPr>
         <w:t xml:space="preserve"> 按使用场景分层的配置推荐。</w:t>
       </w:r>
@@ -5688,7 +5688,7 @@
               <w:rPr>
                 <w:rFonts w:ascii="Times New Roman" w:hAnsi="Times New Roman" w:eastAsia="宋体"/>
                 <w:b/>
-                <w:sz w:val="20"/>
+                <w:sz w:val="18"/>
               </w:rPr>
               <w:t>使用场景</w:t>
             </w:r>
@@ -5714,7 +5714,7 @@
               <w:rPr>
                 <w:rFonts w:ascii="Times New Roman" w:hAnsi="Times New Roman" w:eastAsia="宋体"/>
                 <w:b/>
-                <w:sz w:val="20"/>
+                <w:sz w:val="18"/>
               </w:rPr>
               <w:t>推荐配置</w:t>
             </w:r>
@@ -5740,7 +5740,7 @@
               <w:rPr>
                 <w:rFonts w:ascii="Times New Roman" w:hAnsi="Times New Roman" w:eastAsia="宋体"/>
                 <w:b/>
-                <w:sz w:val="20"/>
+                <w:sz w:val="18"/>
               </w:rPr>
               <w:t>Tokens</w:t>
             </w:r>
@@ -5766,7 +5766,7 @@
               <w:rPr>
                 <w:rFonts w:ascii="Times New Roman" w:hAnsi="Times New Roman" w:eastAsia="宋体"/>
                 <w:b/>
-                <w:sz w:val="20"/>
+                <w:sz w:val="18"/>
               </w:rPr>
               <w:t>依据</w:t>
             </w:r>
@@ -5792,7 +5792,7 @@
               <w:rPr>
                 <w:rFonts w:ascii="Times New Roman" w:hAnsi="Times New Roman" w:eastAsia="宋体"/>
                 <w:b/>
-                <w:sz w:val="20"/>
+                <w:sz w:val="18"/>
               </w:rPr>
               <w:t>权衡</w:t>
             </w:r>
@@ -5820,7 +5820,7 @@
               <w:rPr>
                 <w:rFonts w:ascii="Times New Roman" w:hAnsi="Times New Roman" w:eastAsia="宋体"/>
                 <w:b w:val="0"/>
-                <w:sz w:val="20"/>
+                <w:sz w:val="18"/>
               </w:rPr>
               <w:t>快速生成首稿；内部迭代</w:t>
             </w:r>
@@ -5846,7 +5846,7 @@
               <w:rPr>
                 <w:rFonts w:ascii="Times New Roman" w:hAnsi="Times New Roman" w:eastAsia="宋体"/>
                 <w:b w:val="0"/>
-                <w:sz w:val="20"/>
+                <w:sz w:val="18"/>
               </w:rPr>
               <w:t>H4_sop_only 或 E_rules_v2</w:t>
             </w:r>
@@ -5872,7 +5872,7 @@
               <w:rPr>
                 <w:rFonts w:ascii="Times New Roman" w:hAnsi="Times New Roman" w:eastAsia="宋体"/>
                 <w:b w:val="0"/>
-                <w:sz w:val="20"/>
+                <w:sz w:val="18"/>
               </w:rPr>
               <w:t>~1,000–2,000</w:t>
             </w:r>
@@ -5898,7 +5898,7 @@
               <w:rPr>
                 <w:rFonts w:ascii="Times New Roman" w:hAnsi="Times New Roman" w:eastAsia="宋体"/>
                 <w:b w:val="0"/>
-                <w:sz w:val="20"/>
+                <w:sz w:val="18"/>
               </w:rPr>
               <w:t>LLM 评判者层近最优；token 效率最高</w:t>
             </w:r>
@@ -5924,7 +5924,7 @@
               <w:rPr>
                 <w:rFonts w:ascii="Times New Roman" w:hAnsi="Times New Roman" w:eastAsia="宋体"/>
                 <w:b w:val="0"/>
-                <w:sz w:val="20"/>
+                <w:sz w:val="18"/>
               </w:rPr>
               <w:t>需人工补充临床细节</w:t>
             </w:r>
@@ -5952,7 +5952,7 @@
               <w:rPr>
                 <w:rFonts w:ascii="Times New Roman" w:hAnsi="Times New Roman" w:eastAsia="宋体"/>
                 <w:b w:val="0"/>
-                <w:sz w:val="20"/>
+                <w:sz w:val="18"/>
               </w:rPr>
               <w:t>多 SOP 批量起草</w:t>
             </w:r>
@@ -5978,7 +5978,7 @@
               <w:rPr>
                 <w:rFonts w:ascii="Times New Roman" w:hAnsi="Times New Roman" w:eastAsia="宋体"/>
                 <w:b w:val="0"/>
-                <w:sz w:val="20"/>
+                <w:sz w:val="18"/>
               </w:rPr>
               <w:t>H4_sop_only 或 H3_skeleton</w:t>
             </w:r>
@@ -6004,7 +6004,7 @@
               <w:rPr>
                 <w:rFonts w:ascii="Times New Roman" w:hAnsi="Times New Roman" w:eastAsia="宋体"/>
                 <w:b w:val="0"/>
-                <w:sz w:val="20"/>
+                <w:sz w:val="18"/>
               </w:rPr>
               <w:t>~2,000–5,000</w:t>
             </w:r>
@@ -6030,7 +6030,7 @@
               <w:rPr>
                 <w:rFonts w:ascii="Times New Roman" w:hAnsi="Times New Roman" w:eastAsia="宋体"/>
                 <w:b w:val="0"/>
-                <w:sz w:val="20"/>
+                <w:sz w:val="18"/>
               </w:rPr>
               <w:t>任务特定骨架 + 规则</w:t>
             </w:r>
@@ -6056,7 +6056,7 @@
               <w:rPr>
                 <w:rFonts w:ascii="Times New Roman" w:hAnsi="Times New Roman" w:eastAsia="宋体"/>
                 <w:b w:val="0"/>
-                <w:sz w:val="20"/>
+                <w:sz w:val="18"/>
               </w:rPr>
               <w:t>需人工补充临床细节</w:t>
             </w:r>
@@ -6084,7 +6084,7 @@
               <w:rPr>
                 <w:rFonts w:ascii="Times New Roman" w:hAnsi="Times New Roman" w:eastAsia="宋体"/>
                 <w:b w:val="0"/>
-                <w:sz w:val="20"/>
+                <w:sz w:val="18"/>
               </w:rPr>
               <w:t>正式 CNAS 送审文件</w:t>
             </w:r>
@@ -6110,7 +6110,7 @@
               <w:rPr>
                 <w:rFonts w:ascii="Times New Roman" w:hAnsi="Times New Roman" w:eastAsia="宋体"/>
                 <w:b w:val="0"/>
-                <w:sz w:val="20"/>
+                <w:sz w:val="18"/>
               </w:rPr>
               <w:t>G_template_rules</w:t>
             </w:r>
@@ -6136,7 +6136,7 @@
               <w:rPr>
                 <w:rFonts w:ascii="Times New Roman" w:hAnsi="Times New Roman" w:eastAsia="宋体"/>
                 <w:b w:val="0"/>
-                <w:sz w:val="20"/>
+                <w:sz w:val="18"/>
               </w:rPr>
               <w:t>~16,000</w:t>
             </w:r>
@@ -6162,7 +6162,7 @@
               <w:rPr>
                 <w:rFonts w:ascii="Times New Roman" w:hAnsi="Times New Roman" w:eastAsia="宋体"/>
                 <w:b w:val="0"/>
-                <w:sz w:val="20"/>
+                <w:sz w:val="18"/>
               </w:rPr>
               <w:t>专家评分居前三；跨模型稳健</w:t>
             </w:r>
@@ -6188,7 +6188,7 @@
               <w:rPr>
                 <w:rFonts w:ascii="Times New Roman" w:hAnsi="Times New Roman" w:eastAsia="宋体"/>
                 <w:b w:val="0"/>
-                <w:sz w:val="20"/>
+                <w:sz w:val="18"/>
               </w:rPr>
               <w:t>较高 token 成本</w:t>
             </w:r>
@@ -6216,7 +6216,7 @@
               <w:rPr>
                 <w:rFonts w:ascii="Times New Roman" w:hAnsi="Times New Roman" w:eastAsia="宋体"/>
                 <w:b w:val="0"/>
-                <w:sz w:val="20"/>
+                <w:sz w:val="18"/>
               </w:rPr>
               <w:t>完整质量手册</w:t>
             </w:r>
@@ -6242,7 +6242,7 @@
               <w:rPr>
                 <w:rFonts w:ascii="Times New Roman" w:hAnsi="Times New Roman" w:eastAsia="宋体"/>
                 <w:b w:val="0"/>
-                <w:sz w:val="20"/>
+                <w:sz w:val="18"/>
               </w:rPr>
               <w:t>F_template 或 G_template_rules</w:t>
             </w:r>
@@ -6268,7 +6268,7 @@
               <w:rPr>
                 <w:rFonts w:ascii="Times New Roman" w:hAnsi="Times New Roman" w:eastAsia="宋体"/>
                 <w:b w:val="0"/>
-                <w:sz w:val="20"/>
+                <w:sz w:val="18"/>
               </w:rPr>
               <w:t>~15,000–16,000</w:t>
             </w:r>
@@ -6294,7 +6294,7 @@
               <w:rPr>
                 <w:rFonts w:ascii="Times New Roman" w:hAnsi="Times New Roman" w:eastAsia="宋体"/>
                 <w:b w:val="0"/>
-                <w:sz w:val="20"/>
+                <w:sz w:val="18"/>
               </w:rPr>
               <w:t>专家评分最高</w:t>
             </w:r>
@@ -6320,7 +6320,7 @@
               <w:rPr>
                 <w:rFonts w:ascii="Times New Roman" w:hAnsi="Times New Roman" w:eastAsia="宋体"/>
                 <w:b w:val="0"/>
-                <w:sz w:val="20"/>
+                <w:sz w:val="18"/>
               </w:rPr>
               <w:t>较高 token 成本</w:t>
             </w:r>
@@ -6348,7 +6348,7 @@
               <w:rPr>
                 <w:rFonts w:ascii="Times New Roman" w:hAnsi="Times New Roman" w:eastAsia="宋体"/>
                 <w:b w:val="0"/>
-                <w:sz w:val="20"/>
+                <w:sz w:val="18"/>
               </w:rPr>
               <w:t>不推荐</w:t>
             </w:r>
@@ -6374,7 +6374,7 @@
               <w:rPr>
                 <w:rFonts w:ascii="Times New Roman" w:hAnsi="Times New Roman" w:eastAsia="宋体"/>
                 <w:b w:val="0"/>
-                <w:sz w:val="20"/>
+                <w:sz w:val="18"/>
               </w:rPr>
               <w:t>C_full</w:t>
             </w:r>
@@ -6400,7 +6400,7 @@
               <w:rPr>
                 <w:rFonts w:ascii="Times New Roman" w:hAnsi="Times New Roman" w:eastAsia="宋体"/>
                 <w:b w:val="0"/>
-                <w:sz w:val="20"/>
+                <w:sz w:val="18"/>
               </w:rPr>
               <w:t>~56,000</w:t>
             </w:r>
@@ -6426,7 +6426,7 @@
               <w:rPr>
                 <w:rFonts w:ascii="Times New Roman" w:hAnsi="Times New Roman" w:eastAsia="宋体"/>
                 <w:b w:val="0"/>
-                <w:sz w:val="20"/>
+                <w:sz w:val="18"/>
               </w:rPr>
               <w:t>GPT-5.4 生成下崩溃；去偏后排名垫底</w:t>
             </w:r>
@@ -6452,7 +6452,7 @@
               <w:rPr>
                 <w:rFonts w:ascii="Times New Roman" w:hAnsi="Times New Roman" w:eastAsia="宋体"/>
                 <w:b w:val="0"/>
-                <w:sz w:val="20"/>
+                <w:sz w:val="18"/>
               </w:rPr>
               <w:t>—</w:t>
             </w:r>
@@ -6480,7 +6480,7 @@
               <w:rPr>
                 <w:rFonts w:ascii="Times New Roman" w:hAnsi="Times New Roman" w:eastAsia="宋体"/>
                 <w:b w:val="0"/>
-                <w:sz w:val="20"/>
+                <w:sz w:val="18"/>
               </w:rPr>
               <w:t>不推荐</w:t>
             </w:r>
@@ -6506,7 +6506,7 @@
               <w:rPr>
                 <w:rFonts w:ascii="Times New Roman" w:hAnsi="Times New Roman" w:eastAsia="宋体"/>
                 <w:b w:val="0"/>
-                <w:sz w:val="20"/>
+                <w:sz w:val="18"/>
               </w:rPr>
               <w:t>A_bare、B_simple</w:t>
             </w:r>
@@ -6532,7 +6532,7 @@
               <w:rPr>
                 <w:rFonts w:ascii="Times New Roman" w:hAnsi="Times New Roman" w:eastAsia="宋体"/>
                 <w:b w:val="0"/>
-                <w:sz w:val="20"/>
+                <w:sz w:val="18"/>
               </w:rPr>
               <w:t>0–~300</w:t>
             </w:r>
@@ -6558,7 +6558,7 @@
               <w:rPr>
                 <w:rFonts w:ascii="Times New Roman" w:hAnsi="Times New Roman" w:eastAsia="宋体"/>
                 <w:b w:val="0"/>
-                <w:sz w:val="20"/>
+                <w:sz w:val="18"/>
               </w:rPr>
               <w:t>prompt 约束不足；低于实际合规基线</w:t>
             </w:r>
@@ -6584,7 +6584,7 @@
               <w:rPr>
                 <w:rFonts w:ascii="Times New Roman" w:hAnsi="Times New Roman" w:eastAsia="宋体"/>
                 <w:b w:val="0"/>
-                <w:sz w:val="20"/>
+                <w:sz w:val="18"/>
               </w:rPr>
               <w:t>—</w:t>
             </w:r>
@@ -6603,19 +6603,19 @@
         <w:rPr>
           <w:rFonts w:ascii="Times New Roman" w:hAnsi="Times New Roman" w:eastAsia="宋体"/>
           <w:b w:val="0"/>
-          <w:sz w:val="22"/>
+          <w:sz w:val="24"/>
         </w:rPr>
         <w:t>基于本研究数据，可归纳出一条完整的实践流程：(i) 用 H4_sop_only 快速生成首稿；(ii) 由人工审阅、或有针对性地再次 prompt，补充贴合临床实际操作的细节；(iii) 用 G_template_rules 重新生成或精修，得到拟提交认可的最终文件。需要强调的是，Table 6 中所有配置生成的都只是参考初稿，均须经实验室人员改写与专家终审后方可用于认可，二者的区别只在初稿的完整度，而非是否需要专家复核。各配置所需的人工返工量本研究未作量化，是后续工作的方向。</w:t>
       </w:r>
     </w:p>
     <w:p>
       <w:pPr>
-        <w:spacing w:before="200" w:after="80" w:lineRule="auto" w:line="300"/>
+        <w:spacing w:before="200" w:after="80" w:lineRule="auto" w:line="360"/>
         <w:jc w:val="left"/>
       </w:pPr>
       <w:r>
         <w:rPr>
-          <w:rFonts w:ascii="Arial" w:hAnsi="Arial" w:eastAsia="黑体"/>
+          <w:rFonts w:ascii="Times New Roman" w:hAnsi="Times New Roman" w:eastAsia="宋体"/>
           <w:b/>
           <w:sz w:val="24"/>
         </w:rPr>
@@ -6632,19 +6632,19 @@
         <w:rPr>
           <w:rFonts w:ascii="Times New Roman" w:hAnsi="Times New Roman" w:eastAsia="宋体"/>
           <w:b w:val="0"/>
-          <w:sz w:val="22"/>
+          <w:sz w:val="24"/>
         </w:rPr>
         <w:t>QMS 文件的起草并不是单纯的事务性产出，而是实验室人员建立责任意识与风险意识的过程。如果完全交由 LLM 代劳，实验室人员会逐渐丧失文本撰写能力，也难以对 ISO 15189 的整个过程形成深刻理解。因此，我们将人工监督视为 LLM 在此场景下应用的约束条件。ISO 15189:2022 要求的是有能力的人员和完整的检验过程，而不只是格式规整的文件；本研究的数据恰恰说明了 LLM 生成为何无法替代这种能力：LLM 评判者把专家评定的合规度高估了 0.52–0.90 分。一个连合规度都无法可靠评估的模型，更不应承担最终的撰写职责。这一立场与近期形成的共识一致：在医疗质量管理中，LLM 应限于以历史数据为基础、且在强制性人工核验下完成的事务性任务，自主运行尚不成熟 [16]。因此，我们将 LLM 辅助定位为一种提效工具：最终的撰写、审核与批准仍由合格人员负责，而它在起草环节节省下来的时间，可投入到 ISO 15189 更重视的审核、确认与持续改进等高阶活动中。</w:t>
       </w:r>
     </w:p>
     <w:p>
       <w:pPr>
-        <w:spacing w:before="200" w:after="80" w:lineRule="auto" w:line="300"/>
+        <w:spacing w:before="200" w:after="80" w:lineRule="auto" w:line="360"/>
         <w:jc w:val="left"/>
       </w:pPr>
       <w:r>
         <w:rPr>
-          <w:rFonts w:ascii="Arial" w:hAnsi="Arial" w:eastAsia="黑体"/>
+          <w:rFonts w:ascii="Times New Roman" w:hAnsi="Times New Roman" w:eastAsia="宋体"/>
           <w:b/>
           <w:sz w:val="24"/>
         </w:rPr>
@@ -6661,7 +6661,7 @@
         <w:rPr>
           <w:rFonts w:ascii="Times New Roman" w:hAnsi="Times New Roman" w:eastAsia="宋体"/>
           <w:b w:val="0"/>
-          <w:sz w:val="22"/>
+          <w:sz w:val="24"/>
         </w:rPr>
         <w:t>本研究存在以下局限。</w:t>
       </w:r>
@@ -6676,7 +6676,7 @@
         <w:rPr>
           <w:rFonts w:ascii="Times New Roman" w:hAnsi="Times New Roman" w:eastAsia="宋体"/>
           <w:b/>
-          <w:sz w:val="22"/>
+          <w:sz w:val="24"/>
         </w:rPr>
         <w:t>(i) 专家样本量有限，且全部来自 Claude 生成。</w:t>
       </w:r>
@@ -6684,7 +6684,7 @@
         <w:rPr>
           <w:rFonts w:ascii="Times New Roman" w:hAnsi="Times New Roman" w:eastAsia="宋体"/>
           <w:b w:val="0"/>
-          <w:sz w:val="22"/>
+          <w:sz w:val="24"/>
         </w:rPr>
         <w:t xml:space="preserve"> 专家层为 3 位评分员对 10 份文件的评分（每层 n=1 或 2，见 §3.5），且这 10 份全部抽自 Claude 生成的文件，未对任何 GPT 生成文件做专家评估。因此专家层只支持针对 Claude 生成的方向性排名，不足以做严格的统计推断；§3.4 中两种解释——(a) Claude 与 GPT 的真实生成质量差异、(b) 两位评判者对 Claude 风格的共同偏好——也无法在本研究内区分。此外，§3.4 的跨评判者偏差主要由 C_full 一个配置拉动（C_full 贡献了 Claude 评判者的最大单组偏差 +3.156 与 GPT 评判者的最大负偏差 −1.378），后续重复研究应分配置报告偏差分布。所抽 10 份文件均为 A 类程序文件，能否推广到 B 类、C 类仍需验证。一项关键的后续工作是多中心验证：每单位 3–5 位评分员 × 30–50 份文件，并纳入匹配的 GPT 生成样本与 B/C 类任务。</w:t>
       </w:r>
@@ -6699,7 +6699,7 @@
         <w:rPr>
           <w:rFonts w:ascii="Times New Roman" w:hAnsi="Times New Roman" w:eastAsia="宋体"/>
           <w:b/>
-          <w:sz w:val="22"/>
+          <w:sz w:val="24"/>
         </w:rPr>
         <w:t>(ii) 同单位专家的一致性可能高估可推广性。</w:t>
       </w:r>
@@ -6707,7 +6707,7 @@
         <w:rPr>
           <w:rFonts w:ascii="Times New Roman" w:hAnsi="Times New Roman" w:eastAsia="宋体"/>
           <w:b w:val="0"/>
-          <w:sz w:val="22"/>
+          <w:sz w:val="24"/>
         </w:rPr>
         <w:t xml:space="preserve"> 3 位专家间极高的一致性 [ICC(2,k)=0.982] 既支持五维度评分量规的有效性，也可能源于同一单位内共享的专业文化、培训背景与对模糊条款的解读习惯；因此这一可靠性可能高于跨单位的真实水平。</w:t>
       </w:r>
@@ -6722,7 +6722,7 @@
         <w:rPr>
           <w:rFonts w:ascii="Times New Roman" w:hAnsi="Times New Roman" w:eastAsia="宋体"/>
           <w:b/>
-          <w:sz w:val="22"/>
+          <w:sz w:val="24"/>
         </w:rPr>
         <w:t>(iii) 第一作者身兼两职。</w:t>
       </w:r>
@@ -6730,7 +6730,7 @@
         <w:rPr>
           <w:rFonts w:ascii="Times New Roman" w:hAnsi="Times New Roman" w:eastAsia="宋体"/>
           <w:b w:val="0"/>
-          <w:sz w:val="22"/>
+          <w:sz w:val="24"/>
         </w:rPr>
         <w:t xml:space="preserve"> 第一作者同时是 Rater 1 和研究设计者。为减弱自我影响，Rater 2 与 Rater 3 在不知晓 Rater 1 评分的情况下独立评分；各评分员的数据均完整公开，供独立核查。</w:t>
       </w:r>
@@ -6745,7 +6745,7 @@
         <w:rPr>
           <w:rFonts w:ascii="Times New Roman" w:hAnsi="Times New Roman" w:eastAsia="宋体"/>
           <w:b/>
-          <w:sz w:val="22"/>
+          <w:sz w:val="24"/>
         </w:rPr>
         <w:t>(iv) 专家与 LLM 评判者使用同一套评分量规。</w:t>
       </w:r>
@@ -6753,7 +6753,7 @@
         <w:rPr>
           <w:rFonts w:ascii="Times New Roman" w:hAnsi="Times New Roman" w:eastAsia="宋体"/>
           <w:b w:val="0"/>
-          <w:sz w:val="22"/>
+          <w:sz w:val="24"/>
         </w:rPr>
         <w:t xml:space="preserve"> 五维度评分量规由 LLM 评判者与专家共同使用，存在共享测量偏倚（shared-measurement bias）的风险。未来工作应纳入专家特有的维度（例如在科室工作流约束下的实际可执行性），这类维度难以由 LLM 从训练数据中习得。还需说明的是，本研究的 3 位评分员均为内审员。内审员的训练重点在于审查文件是否完整覆盖标准条款、格式是否规范；一线检验人员关注的则是另一层面——文件所述步骤能否在本科室现有的仪器与信息系统上实际执行。一份文件可以在条款覆盖与格式规范上无可挑剔、由内审员给出高分，却未必具备一线可执行性。因此，前述可执行性维度应当由一线检验技师或专业组长评定，而不是（或不只是）由内审员评定。另一个值得纳入的维度是“可填充性”：即文件有没有把该由实验室填写的内容留成空位——空白表格、待填公式、待定参数范围——而不是由模型自行编造看似合理的数值。这个维度关系到文件能不能安全使用：模型若给质控限值或参考区间填上了具体数字，使用者未必看得出这些数字是编的，照抄的风险远高于格式不规范。</w:t>
       </w:r>
@@ -6768,7 +6768,7 @@
         <w:rPr>
           <w:rFonts w:ascii="Times New Roman" w:hAnsi="Times New Roman" w:eastAsia="宋体"/>
           <w:b/>
-          <w:sz w:val="22"/>
+          <w:sz w:val="24"/>
         </w:rPr>
         <w:t>(v) GPT-5.4 的任务覆盖有限。</w:t>
       </w:r>
@@ -6776,7 +6776,7 @@
         <w:rPr>
           <w:rFonts w:ascii="Times New Roman" w:hAnsi="Times New Roman" w:eastAsia="宋体"/>
           <w:b w:val="0"/>
-          <w:sz w:val="22"/>
+          <w:sz w:val="24"/>
         </w:rPr>
         <w:t xml:space="preserve"> 仅 A1、B1、C1 三个任务由 GPT-5.4 生成（共 81 份文件）。两个模型运行的是同一组任务，因此 §3.3 的跨模型比较在任务上是配对的；但三个任务不足以排除任务特异性——例如这三个任务恰好对 GPT-5.4 的长上下文处理更不友好。因此“全量上下文陷阱具有模型依赖性”属初步观察，其证据强度不及基于 405 份文件的 Claude 侧结论，仍需更大的任务样本验证。此外，专家盲评未覆盖任何 GPT 生成的文件，该结论只有 Tier 1 与 Tier 2 两层证据支持，未获专家层独立确认。</w:t>
       </w:r>
@@ -6791,7 +6791,7 @@
         <w:rPr>
           <w:rFonts w:ascii="Times New Roman" w:hAnsi="Times New Roman" w:eastAsia="宋体"/>
           <w:b/>
-          <w:sz w:val="22"/>
+          <w:sz w:val="24"/>
         </w:rPr>
         <w:t>(vi) 领域局限。</w:t>
       </w:r>
@@ -6799,7 +6799,7 @@
         <w:rPr>
           <w:rFonts w:ascii="Times New Roman" w:hAnsi="Times New Roman" w:eastAsia="宋体"/>
           <w:b w:val="0"/>
-          <w:sz w:val="22"/>
+          <w:sz w:val="24"/>
         </w:rPr>
         <w:t xml:space="preserve"> 本研究结论仅限于 ISO 15189 医学实验室 QMS 文件；能否迁移到相邻的监管框架（如检验与校准实验室的 ISO 17025、通用质量管理的 ISO 9001）仍需另行验证。</w:t>
       </w:r>
@@ -6814,7 +6814,7 @@
         <w:rPr>
           <w:rFonts w:ascii="Times New Roman" w:hAnsi="Times New Roman" w:eastAsia="宋体"/>
           <w:b/>
-          <w:sz w:val="22"/>
+          <w:sz w:val="24"/>
         </w:rPr>
         <w:t>(vii) 评判者模型有限。</w:t>
       </w:r>
@@ -6822,7 +6822,7 @@
         <w:rPr>
           <w:rFonts w:ascii="Times New Roman" w:hAnsi="Times New Roman" w:eastAsia="宋体"/>
           <w:b w:val="0"/>
-          <w:sz w:val="22"/>
+          <w:sz w:val="24"/>
         </w:rPr>
         <w:t xml:space="preserve"> 本研究仅用 Claude Opus 4.6 与 GPT-5.4 担任评判者；所观察到的跨评判者方向性偏差与专家高估模式，能否推广到其他模型（如 Gemini、开源权重模型）尚不清楚。</w:t>
       </w:r>
@@ -6837,7 +6837,7 @@
         <w:rPr>
           <w:rFonts w:ascii="Times New Roman" w:hAnsi="Times New Roman" w:eastAsia="宋体"/>
           <w:b/>
-          <w:sz w:val="22"/>
+          <w:sz w:val="24"/>
         </w:rPr>
         <w:t>(viii) 仅限单一语言。</w:t>
       </w:r>
@@ -6845,7 +6845,7 @@
         <w:rPr>
           <w:rFonts w:ascii="Times New Roman" w:hAnsi="Times New Roman" w:eastAsia="宋体"/>
           <w:b w:val="0"/>
-          <w:sz w:val="22"/>
+          <w:sz w:val="24"/>
         </w:rPr>
         <w:t xml:space="preserve"> 全部 QMS 文件均以中文生成与评估；在英文及其他语言下，配置效应与偏差表现尚未验证。</w:t>
       </w:r>
@@ -6860,7 +6860,7 @@
         <w:rPr>
           <w:rFonts w:ascii="Times New Roman" w:hAnsi="Times New Roman" w:eastAsia="宋体"/>
           <w:b/>
-          <w:sz w:val="22"/>
+          <w:sz w:val="24"/>
         </w:rPr>
         <w:t>(ix) 模型存在时效性。</w:t>
       </w:r>
@@ -6868,7 +6868,7 @@
         <w:rPr>
           <w:rFonts w:ascii="Times New Roman" w:hAnsi="Times New Roman" w:eastAsia="宋体"/>
           <w:b w:val="0"/>
-          <w:sz w:val="22"/>
+          <w:sz w:val="24"/>
         </w:rPr>
         <w:t xml:space="preserve"> 本研究结论基于 2026 年 4 月 2 日至 14 日所测试的特定模型版本与参数；随着 LLM 不断迭代，可能需要定期重新验证。</w:t>
       </w:r>
@@ -6883,7 +6883,7 @@
         <w:rPr>
           <w:rFonts w:ascii="Times New Roman" w:hAnsi="Times New Roman" w:eastAsia="宋体"/>
           <w:b/>
-          <w:sz w:val="22"/>
+          <w:sz w:val="24"/>
         </w:rPr>
         <w:t>(x) 部分原始评分仅保留了组平均值。</w:t>
       </w:r>
@@ -6891,7 +6891,7 @@
         <w:rPr>
           <w:rFonts w:ascii="Times New Roman" w:hAnsi="Times New Roman" w:eastAsia="宋体"/>
           <w:b w:val="0"/>
-          <w:sz w:val="22"/>
+          <w:sz w:val="24"/>
         </w:rPr>
         <w:t xml:space="preserve"> 有两个子集（Claude 评判者 × GPT 生成，以及 Claude 评判者 × H 组 × Claude 生成），我们只保存了该组所有文件的平均分，没有保留每份文件各自的评分（即没有单份 JSON 文件）。因此完整的 2×2 自评偏差矩阵无法按单份文件独立复算。不过，6 个核心配置（A/B/C/E/F/G，共 270 条评分）中每份文件的 Claude 评判者原始评分，以及全部 486 条 GPT 评判者每份文件的原始评分，均已完整公开。</w:t>
       </w:r>
@@ -6906,7 +6906,7 @@
         <w:rPr>
           <w:rFonts w:ascii="Times New Roman" w:hAnsi="Times New Roman" w:eastAsia="宋体"/>
           <w:b/>
-          <w:sz w:val="22"/>
+          <w:sz w:val="24"/>
         </w:rPr>
         <w:t>(xi) 未评估评判者的自身一致性。</w:t>
       </w:r>
@@ -6914,7 +6914,7 @@
         <w:rPr>
           <w:rFonts w:ascii="Times New Roman" w:hAnsi="Times New Roman" w:eastAsia="宋体"/>
           <w:b w:val="0"/>
-          <w:sz w:val="22"/>
+          <w:sz w:val="24"/>
         </w:rPr>
         <w:t xml:space="preserve"> 每位 LLM 评判者对每份文件只打一次分，没有让其重复打分来量化自身波动。评分者之间的一致性，是通过 Claude 与 GPT 评判者的 2×2 交叉比较以及 3 位专家的 ICC 分析间接得到的。</w:t>
       </w:r>
@@ -6929,7 +6929,7 @@
         <w:rPr>
           <w:rFonts w:ascii="Times New Roman" w:hAnsi="Times New Roman" w:eastAsia="宋体"/>
           <w:b/>
-          <w:sz w:val="22"/>
+          <w:sz w:val="24"/>
         </w:rPr>
         <w:t>(xii) 未做评分前校准会议。</w:t>
       </w:r>
@@ -6937,7 +6937,7 @@
         <w:rPr>
           <w:rFonts w:ascii="Times New Roman" w:hAnsi="Times New Roman" w:eastAsia="宋体"/>
           <w:b w:val="0"/>
-          <w:sz w:val="22"/>
+          <w:sz w:val="24"/>
         </w:rPr>
         <w:t xml:space="preserve"> 3 位评分员仅依据公布的评分量规与 ISO 15189:2022 / CNAS-CL02:2023 标准独立评分，事先没有开校准会议（即先共同评几份示例文件以统一理解）。几位评分员之间高度一致，说明在本单位内他们对评分尺度的理解已经很接近；但在多中心研究里，事先开一次校准会议会更有助于结果的可重复性。</w:t>
       </w:r>
@@ -6952,7 +6952,7 @@
         <w:rPr>
           <w:rFonts w:ascii="Times New Roman" w:hAnsi="Times New Roman" w:eastAsia="宋体"/>
           <w:b/>
-          <w:sz w:val="22"/>
+          <w:sz w:val="24"/>
         </w:rPr>
         <w:t>(xiii) 通过 Claude Code 工具调用 Claude。</w:t>
       </w:r>
@@ -6960,7 +6960,7 @@
         <w:rPr>
           <w:rFonts w:ascii="Times New Roman" w:hAnsi="Times New Roman" w:eastAsia="宋体"/>
           <w:b w:val="0"/>
-          <w:sz w:val="22"/>
+          <w:sz w:val="24"/>
         </w:rPr>
         <w:t xml:space="preserve"> 我们运行 Claude（生成和评分）用的是 Claude Code 工具，而不是直接调用 Anthropic 的 API。这个工具会在我们写的 prompt 前面，固定加上一段它自带的说明（工具定义和文件系统说明），所以模型实际收到的 prompt 比 §2.1 报告的各配置 token 数要长一些。不过这段附加内容在 9 个配置、所有评分里都一样，因此不会影响配置之间的比较，也不会影响“评判者 vs 专家”的结论；它只在你想精确复现绝对分数时才有影响——那需要用同一版本的 Claude Code。如果改用 API 直接调用相同配置，绝对分数可能会略有不同。</w:t>
       </w:r>
@@ -6975,7 +6975,7 @@
         <w:rPr>
           <w:rFonts w:ascii="Times New Roman" w:hAnsi="Times New Roman" w:eastAsia="宋体"/>
           <w:b/>
-          <w:sz w:val="22"/>
+          <w:sz w:val="24"/>
         </w:rPr>
         <w:t>(xiv) 未独立审计 AIHubMix 路由。</w:t>
       </w:r>
@@ -6983,7 +6983,7 @@
         <w:rPr>
           <w:rFonts w:ascii="Times New Roman" w:hAnsi="Times New Roman" w:eastAsia="宋体"/>
           <w:b w:val="0"/>
-          <w:sz w:val="22"/>
+          <w:sz w:val="24"/>
         </w:rPr>
         <w:t xml:space="preserve"> GPT-5.4 经 AIHubMix 代理调用，该代理声称对上游 OpenAI API 做透明转发。本研究未独立验证其响应是否与直接调用 OpenAI 完全等价；路由层面的细微差异（请求批处理、header 处理、地域路由）无法完全排除，但调用链路中的 GPT-5.4 模型标识始终一致。</w:t>
       </w:r>
@@ -6998,7 +6998,7 @@
         <w:rPr>
           <w:rFonts w:ascii="Times New Roman" w:hAnsi="Times New Roman" w:eastAsia="宋体"/>
           <w:b/>
-          <w:sz w:val="22"/>
+          <w:sz w:val="24"/>
         </w:rPr>
         <w:t>(xv) 温度设置与生成的随机性。</w:t>
       </w:r>
@@ -7006,7 +7006,7 @@
         <w:rPr>
           <w:rFonts w:ascii="Times New Roman" w:hAnsi="Times New Roman" w:eastAsia="宋体"/>
           <w:b w:val="0"/>
-          <w:sz w:val="22"/>
+          <w:sz w:val="24"/>
         </w:rPr>
         <w:t xml:space="preserve"> 两个模型的生成均带有随机性：GPT-5.4 使用 temperature = 0.7，Claude 经 Claude Code Agent 运行、未显式设定温度。本研究未做温度敏感性分析，也未比较低温度（如 0.3–0.5）下的表现。随机波动已通过每种组合 3 次重复来缓解：在 Claude 评判者对 6 个核心配置 × 15 任务的评分中，同一配置–任务组合 3 次重复之间的标准差中位数为 0.231 分（满分 5 分），74.4% 的组合低于 0.5 分，说明重复间的波动幅度有限。但严格的逐字可复现性仍未实现；若后续研究追求确定性比较，建议对两个模型统一改用 temperature = 0。</w:t>
       </w:r>
@@ -7021,7 +7021,7 @@
         <w:rPr>
           <w:rFonts w:ascii="Times New Roman" w:hAnsi="Times New Roman" w:eastAsia="宋体"/>
           <w:b/>
-          <w:sz w:val="22"/>
+          <w:sz w:val="24"/>
         </w:rPr>
         <w:t>(xvi) 未估计成分之间的交互效应。</w:t>
       </w:r>
@@ -7029,7 +7029,7 @@
         <w:rPr>
           <w:rFonts w:ascii="Times New Roman" w:hAnsi="Times New Roman" w:eastAsia="宋体"/>
           <w:b w:val="0"/>
-          <w:sz w:val="22"/>
+          <w:sz w:val="24"/>
         </w:rPr>
         <w:t xml:space="preserve"> §2.4.2 的四对对比每次只替换一种成分，但它们所处的背景并不相同：例如"规则"是在没有文档骨架的背景下测得的，"详细内容"则是在已有规则和骨架的背景下测得的。因此每个 Δ 只反映该成分在特定背景下的作用，而不是可以跨背景相加的独立效应。换句话说，本研究无法判断成分之间是否存在协同——两种成分同时加入的效果，未必等于各自单独效果之和。要分离这类交互项，需要全因子或正交设计，这是后续工作的方向。</w:t>
       </w:r>
@@ -7044,7 +7044,7 @@
         <w:rPr>
           <w:rFonts w:ascii="Times New Roman" w:hAnsi="Times New Roman" w:eastAsia="宋体"/>
           <w:b/>
-          <w:sz w:val="22"/>
+          <w:sz w:val="24"/>
         </w:rPr>
         <w:t>(xvii) 两个模型的生成与评判参数不一致。</w:t>
       </w:r>
@@ -7052,7 +7052,7 @@
         <w:rPr>
           <w:rFonts w:ascii="Times New Roman" w:hAnsi="Times New Roman" w:eastAsia="宋体"/>
           <w:b w:val="0"/>
-          <w:sz w:val="22"/>
+          <w:sz w:val="24"/>
         </w:rPr>
         <w:t xml:space="preserve"> 如 §2.2、§2.3.2 所述，GPT-5.4 的生成使用 temperature = 0.7、max_completion_tokens = 16,000，而 Claude 经 Claude Code Agent 运行、未显式设定这两个参数；评判侧同样不对称，GPT 评判者使用 temperature = 0、max_completion_tokens = 2,000，Claude 评判者则由 Agent 子代理运行、参数未显式设定。因此跨模型比较（§3.3）与自我偏好分解（§3.4）都存在参数不一致的混杂，两个模型的差异不能完全归因于模型本身。需要指出的是，这一混杂的方向是保守的：GPT-5.4 拿到的是更低的温度与更大的输出预算，两者都更有利于指令遵循与合规，而它在 C_full 下仍然出现大幅下滑；因此“全量上下文陷阱具有模型依赖性”不太可能是参数劣势造成的假象。尽管如此，后续研究应在两个模型上统一生成与评判参数。</w:t>
       </w:r>
@@ -7067,7 +7067,7 @@
         <w:rPr>
           <w:rFonts w:ascii="Times New Roman" w:hAnsi="Times New Roman" w:eastAsia="宋体"/>
           <w:b/>
-          <w:sz w:val="22"/>
+          <w:sz w:val="24"/>
         </w:rPr>
         <w:t>(xviii) 任务集不含技术类文件。</w:t>
       </w:r>
@@ -7075,7 +7075,7 @@
         <w:rPr>
           <w:rFonts w:ascii="Times New Roman" w:hAnsi="Times New Roman" w:eastAsia="宋体"/>
           <w:b w:val="0"/>
-          <w:sz w:val="22"/>
+          <w:sz w:val="24"/>
         </w:rPr>
         <w:t xml:space="preserve"> 本研究的 15 项任务覆盖的是文件控制、内审、迎检自查与管理评审一类的体系文件（Supplementary Table S1），其中既有纠正措施与整改闭环（B5、C5），也有横跨数十个条款的体系级审查（B3、C3）。但任务集里没有技术类文件，例如检验方法确认与验证报告、测量不确定度评定程序、危急值报告与临床沟通记录，以及室间质评结果的处理程序。写这类文件，必须写进实验室自己的分析性能数据——精密度、正确度、可报告范围、干扰物质——还要说明内部质控规则的选择依据和临床决策阈值。这类文件真正考验的，是实验室手里有没有验证数据、有没有实际操作经验，而体系文件对此的要求要宽松得多。所以，“规则是唯一确切有效的成分”能否推广到技术类文件，本研究给不出答案。专家盲评的范围更窄，只覆盖了 A 类文件（§2.3.3）。把技术类文件纳入任务集，是后续工作的重要方向。在认可现场审核中，不符合项最集中的正是下面这三类文件：检验方法的性能确认报告；生物参考区间的验证或建立记录；测量不确定度的评定程序。这三类文件都必须写进本实验室自己的检验数据。正因如此，它们最需要 LLM 帮忙起草，而生成的草稿是否可用，也最难判断。后续研究应当优先覆盖它们。</w:t>
       </w:r>
@@ -7090,7 +7090,7 @@
         <w:rPr>
           <w:rFonts w:ascii="Times New Roman" w:hAnsi="Times New Roman" w:eastAsia="宋体"/>
           <w:b/>
-          <w:sz w:val="22"/>
+          <w:sz w:val="24"/>
         </w:rPr>
         <w:t>(xix) 未覆盖检验专业亚专科的差异。</w:t>
       </w:r>
@@ -7098,7 +7098,7 @@
         <w:rPr>
           <w:rFonts w:ascii="Times New Roman" w:hAnsi="Times New Roman" w:eastAsia="宋体"/>
           <w:b w:val="0"/>
-          <w:sz w:val="22"/>
+          <w:sz w:val="24"/>
         </w:rPr>
         <w:t xml:space="preserve"> 本研究的 15 项任务都是面向整个实验医学科的通用文件，例如人员培训与能力评估程序（A1）、设备管理程序（A2）、样本采集与处理 SOP（A3），没有一项针对某个专业亚组。而各亚专科的 SOP，复杂度和标准化程度相差很大：临床生化流程化程度最高；临床微生物有大量手工判读环节，标准化程度较低；分子诊断对污染控制的要求极为细致。专家盲评的 10 份文件全部抽自 A 类任务（§2.3.3），因此同样没有覆盖任何亚专科。所以，“带完整文档模板的配置在专家评审下表现最好”这个结论，目前只在科室级通用文件上得到支持。在微生物、分子诊断这类高度依赖专业判断的领域，模板锚定的 prompt 能否生成合格的文件，本研究没有回答：这类文件要写进本实验室特有的菌种鉴定流程、污染控制细则等专科内容，而模板未必提供这些。</w:t>
       </w:r>
@@ -7113,7 +7113,7 @@
         <w:rPr>
           <w:rFonts w:ascii="Times New Roman" w:hAnsi="Times New Roman" w:eastAsia="宋体"/>
           <w:b/>
-          <w:sz w:val="22"/>
+          <w:sz w:val="24"/>
         </w:rPr>
         <w:t>(xx) 检验前、检验中、检验后三阶段覆盖不均衡。</w:t>
       </w:r>
@@ -7121,7 +7121,7 @@
         <w:rPr>
           <w:rFonts w:ascii="Times New Roman" w:hAnsi="Times New Roman" w:eastAsia="宋体"/>
           <w:b w:val="0"/>
-          <w:sz w:val="22"/>
+          <w:sz w:val="24"/>
         </w:rPr>
         <w:t xml:space="preserve"> 按 ISO 15189:2022 的过程划分，本研究 15 项任务的分布是：检验前过程 1 项（A3 样本采集与处理 SOP）；检验中过程 4 项（B2、C1、C2、C4，均围绕室内质控与分析仪操作）；检验后过程 0 项；其余 10 项为管理类或横跨全体系的任务（Supplementary Table S1）。检验后过程的文件——结果报告与审核、危急值通报与记录、样本保留与销毁——完全没有进入任务集。检验前与检验后的文件往往涉及与临床科室、护理单元的跨部门衔接，也依赖本院 LIS/HIS 的实际接口与沟通惯例；在 system prompt 未提供这些信息的情况下，LLM 生成这类内容的难度更高。由于检验后任务为 0、检验前仅 1 项，本研究无法比较三个阶段之间的生成质量差异。使三阶段覆盖均衡，是后续工作需要补上的一环。</w:t>
       </w:r>
@@ -7136,7 +7136,7 @@
         <w:rPr>
           <w:rFonts w:ascii="Times New Roman" w:hAnsi="Times New Roman" w:eastAsia="宋体"/>
           <w:b/>
-          <w:sz w:val="22"/>
+          <w:sz w:val="24"/>
         </w:rPr>
         <w:t>(xxi) 未评估患者安全风险。</w:t>
       </w:r>
@@ -7144,21 +7144,21 @@
         <w:rPr>
           <w:rFonts w:ascii="Times New Roman" w:hAnsi="Times New Roman" w:eastAsia="宋体"/>
           <w:b w:val="0"/>
-          <w:sz w:val="22"/>
+          <w:sz w:val="24"/>
         </w:rPr>
         <w:t xml:space="preserve"> 本研究的三层评估都没有专门针对患者安全的条目：Tier 1 查的是格式、条款引用与术语，Table 1 的五个维度查的是条款满足度、可操作性、内部一致性、PDCA 闭环与专业深度。这些维度都不直接回答一个问题——文件里是否存在可能危及患者的实质性错误或遗漏，例如危急值项目清单不完整、复核触发条件设置不当、传染病结果的报告与保密流程有缺口。格式合规、条款覆盖完整，并不等于没有患者安全风险。此外，如 (xx) 所述，危急值报告等检验后过程文件本就不在任务集内，因此这类风险在本研究中连暴露的机会都没有。后续研究应在专家评分表中单列“患者安全风险”条目，由专家逐份筛查，而不是把它隐含在“可操作性”或“专业深度”里。</w:t>
       </w:r>
     </w:p>
     <w:p>
       <w:pPr>
-        <w:spacing w:before="280" w:after="120" w:lineRule="auto" w:line="300"/>
+        <w:spacing w:before="280" w:after="120" w:lineRule="auto" w:line="360"/>
         <w:jc w:val="left"/>
       </w:pPr>
       <w:r>
         <w:rPr>
-          <w:rFonts w:ascii="Arial" w:hAnsi="Arial" w:eastAsia="黑体"/>
+          <w:rFonts w:ascii="Times New Roman" w:hAnsi="Times New Roman" w:eastAsia="宋体"/>
           <w:b/>
-          <w:sz w:val="28"/>
+          <w:sz w:val="24"/>
         </w:rPr>
         <w:t>5. Conclusions</w:t>
       </w:r>
@@ -7173,7 +7173,7 @@
         <w:rPr>
           <w:rFonts w:ascii="Times New Roman" w:hAnsi="Times New Roman" w:eastAsia="宋体"/>
           <w:b w:val="0"/>
-          <w:sz w:val="22"/>
+          <w:sz w:val="24"/>
         </w:rPr>
         <w:t>LLM 辅助 ISO 15189 QMS 文件生成的最优 prompt 配置因评估层级而异。在 LLM 评判者层，H4_sop_only（~2,000 tokens）综合分最高；但在专家评估下，排名前三的是带完整文档模板的 F_template、H2_keep_examples 与 G_template_rules（专家均值 4.06–4.24 分），而 H4_sop_only 跌到第 5，仅比空白基线 A_bare 高 0.16 分。因此，这两类配置生成的都只是供参考的初稿：实验室人员都必须结合本科室的实际情况改写补充，并由专家审核定稿，二者都不能直接提交认可。它们的差别只在起点——极简 prompt（H4_sop_only 或 E_rules_v2；~1,000–2,000 tokens）给出的是简要框架，适合快速起步；带完整文档模板的配置（G_template_rules 或 F_template；~15,000–16,000 tokens）给出的草稿更完整、更贴近送审形态，适合作为正式认可文件的起草文件。更确切地说，带完整文档模板的配置，其价值在于给出一份可靠的文档骨架：章节结构、需要填写的字段、以及应当交代的要素。真正决定文件能否用于认可的内容——本实验室的质控数据、患者数据分布、能力验证与实验室间比对的历史结果——必须由实验室人员填入，并由具备能力的人员解读。LLM 不掌握这些数据，也就无法凭空生成它们。C_full（~56,000 tokens）在本研究情境下宜谨慎使用，尤其当生成模型为 GPT-5.4 时（参见 §3.3 记录的长上下文失败模式）；需说明的是，该失败模式仅由自动评分与 LLM 评判者两层证据支持，专家盲评未覆盖 GPT 生成的文件。LLM-as-judge 可用于对生成结果做初筛：在大批量生成时，先由 Claude 评判者滤掉明显低质量的输出；留下的文件仍需实验室人员改写后，再交由专家审核。Claude 评判者与专家排序中等一致 [ICC(3,1)=0.548]，或可胜任这一初筛角色，但该系数的 95% CI 跨过 0（n=10），尚需更大样本确认；而 GPT-5.4 评判者 [ICC(3,1)=0.217] 不适合此用途。对于拟提交认可、纳入正式 QMS 体系或投入实际使用的文件，专家终审仍不可或缺。</w:t>
       </w:r>
@@ -7188,21 +7188,21 @@
         <w:rPr>
           <w:rFonts w:ascii="Times New Roman" w:hAnsi="Times New Roman" w:eastAsia="宋体"/>
           <w:b w:val="0"/>
-          <w:sz w:val="22"/>
+          <w:sz w:val="24"/>
         </w:rPr>
         <w:t>据我们所知，本研究是首个跨两个前沿 LLM、并采用三层评估框架，系统比较 prompt 内容对 ISO 15189 合规 QMS 文件生成影响的研究；研究结果为实验室认可流程中的 prompt 设计提供了实证依据。</w:t>
       </w:r>
     </w:p>
     <w:p>
       <w:pPr>
-        <w:spacing w:before="280" w:after="120" w:lineRule="auto" w:line="300"/>
+        <w:spacing w:before="280" w:after="120" w:lineRule="auto" w:line="360"/>
         <w:jc w:val="left"/>
       </w:pPr>
       <w:r>
         <w:rPr>
-          <w:rFonts w:ascii="Arial" w:hAnsi="Arial" w:eastAsia="黑体"/>
+          <w:rFonts w:ascii="Times New Roman" w:hAnsi="Times New Roman" w:eastAsia="宋体"/>
           <w:b/>
-          <w:sz w:val="28"/>
+          <w:sz w:val="24"/>
         </w:rPr>
         <w:t>申报声明</w:t>
       </w:r>
@@ -7217,7 +7217,7 @@
         <w:rPr>
           <w:rFonts w:ascii="Times New Roman" w:hAnsi="Times New Roman" w:eastAsia="宋体"/>
           <w:b/>
-          <w:sz w:val="22"/>
+          <w:sz w:val="24"/>
         </w:rPr>
         <w:t>Research funding</w:t>
       </w:r>
@@ -7225,7 +7225,7 @@
         <w:rPr>
           <w:rFonts w:ascii="Times New Roman" w:hAnsi="Times New Roman" w:eastAsia="宋体"/>
           <w:b w:val="0"/>
-          <w:sz w:val="22"/>
+          <w:sz w:val="24"/>
         </w:rPr>
         <w:t>：本研究未接受外部研究资助。</w:t>
       </w:r>
@@ -7240,7 +7240,7 @@
         <w:rPr>
           <w:rFonts w:ascii="Times New Roman" w:hAnsi="Times New Roman" w:eastAsia="宋体"/>
           <w:b/>
-          <w:sz w:val="22"/>
+          <w:sz w:val="24"/>
         </w:rPr>
         <w:t>Author contributions</w:t>
       </w:r>
@@ -7248,7 +7248,7 @@
         <w:rPr>
           <w:rFonts w:ascii="Times New Roman" w:hAnsi="Times New Roman" w:eastAsia="宋体"/>
           <w:b w:val="0"/>
-          <w:sz w:val="22"/>
+          <w:sz w:val="24"/>
         </w:rPr>
         <w:t>：刘斯迪负责研究的概念与设计、全部实验的执行、数据分析以及稿件的撰写与修改；李冬冬负责研究的监督指导与稿件的批判性审阅，并作为通讯作者对文章内容负责。两位作者均已阅读并同意最终稿。</w:t>
       </w:r>
@@ -7263,7 +7263,7 @@
         <w:rPr>
           <w:rFonts w:ascii="Times New Roman" w:hAnsi="Times New Roman" w:eastAsia="宋体"/>
           <w:b/>
-          <w:sz w:val="22"/>
+          <w:sz w:val="24"/>
         </w:rPr>
         <w:t>Competing interests</w:t>
       </w:r>
@@ -7271,7 +7271,7 @@
         <w:rPr>
           <w:rFonts w:ascii="Times New Roman" w:hAnsi="Times New Roman" w:eastAsia="宋体"/>
           <w:b w:val="0"/>
-          <w:sz w:val="22"/>
+          <w:sz w:val="24"/>
         </w:rPr>
         <w:t>：两位作者均声明不存在任何利益冲突。</w:t>
       </w:r>
@@ -7286,7 +7286,7 @@
         <w:rPr>
           <w:rFonts w:ascii="Times New Roman" w:hAnsi="Times New Roman" w:eastAsia="宋体"/>
           <w:b/>
-          <w:sz w:val="22"/>
+          <w:sz w:val="24"/>
         </w:rPr>
         <w:t>Informed consent</w:t>
       </w:r>
@@ -7294,7 +7294,7 @@
         <w:rPr>
           <w:rFonts w:ascii="Times New Roman" w:hAnsi="Times New Roman" w:eastAsia="宋体"/>
           <w:b w:val="0"/>
-          <w:sz w:val="22"/>
+          <w:sz w:val="24"/>
         </w:rPr>
         <w:t>：在 Rater 2 与 Rater 3 参与盲法专家评审前已获得书面知情同意。同意书载明了研究目的、评分的预期用途、数据处理与去标识化程序，以及随时退出的权利。</w:t>
       </w:r>
@@ -7309,7 +7309,7 @@
         <w:rPr>
           <w:rFonts w:ascii="Times New Roman" w:hAnsi="Times New Roman" w:eastAsia="宋体"/>
           <w:b/>
-          <w:sz w:val="22"/>
+          <w:sz w:val="24"/>
         </w:rPr>
         <w:t>Ethical approval</w:t>
       </w:r>
@@ -7317,7 +7317,7 @@
         <w:rPr>
           <w:rFonts w:ascii="Times New Roman" w:hAnsi="Times New Roman" w:eastAsia="宋体"/>
           <w:b w:val="0"/>
-          <w:sz w:val="22"/>
+          <w:sz w:val="24"/>
         </w:rPr>
         <w:t>：本研究不需要正式的伦理审批，因不涉及患者数据、生物样本或人体干预。所生成与所评估的 QMS 文件使用虚构占位姓名（如"Dr Li"、"Dr Zhang"）且不含任何可识别个人信息。评分员间数据集作为方法学研究自知情同意志愿者处采集；评分员层面的可识别数据在公开数据集中以编码标签（Rater 1 / Rater 2 / Rater 3）存储。</w:t>
       </w:r>
@@ -7332,7 +7332,7 @@
         <w:rPr>
           <w:rFonts w:ascii="Times New Roman" w:hAnsi="Times New Roman" w:eastAsia="宋体"/>
           <w:b/>
-          <w:sz w:val="22"/>
+          <w:sz w:val="24"/>
         </w:rPr>
         <w:t>Data availability</w:t>
       </w:r>
@@ -7340,21 +7340,21 @@
         <w:rPr>
           <w:rFonts w:ascii="Times New Roman" w:hAnsi="Times New Roman" w:eastAsia="宋体"/>
           <w:b w:val="0"/>
-          <w:sz w:val="22"/>
+          <w:sz w:val="24"/>
         </w:rPr>
         <w:t>：486 份生成文件、864 条 LLM-as-judge 评分、30 条盲法专家评分以及全部分析代码已在 GitHub 公开（https://github.com/stttttte/iso15189-llm-config-experiment），采用双许可证：代码 MIT，数据 CC BY 4.0。版本化快照已在 Zenodo 归档（DOI：[10.5281/zenodo.20091464](https://doi.org/10.5281/zenodo.20091464)）。</w:t>
       </w:r>
     </w:p>
     <w:p>
       <w:pPr>
-        <w:spacing w:before="280" w:after="120" w:lineRule="auto" w:line="300"/>
+        <w:spacing w:before="280" w:after="120" w:lineRule="auto" w:line="360"/>
         <w:jc w:val="left"/>
       </w:pPr>
       <w:r>
         <w:rPr>
-          <w:rFonts w:ascii="Arial" w:hAnsi="Arial" w:eastAsia="黑体"/>
+          <w:rFonts w:ascii="Times New Roman" w:hAnsi="Times New Roman" w:eastAsia="宋体"/>
           <w:b/>
-          <w:sz w:val="28"/>
+          <w:sz w:val="24"/>
         </w:rPr>
         <w:t>致谢</w:t>
       </w:r>
@@ -7369,21 +7369,21 @@
         <w:rPr>
           <w:rFonts w:ascii="Times New Roman" w:hAnsi="Times New Roman" w:eastAsia="宋体"/>
           <w:b w:val="0"/>
-          <w:sz w:val="22"/>
+          <w:sz w:val="24"/>
         </w:rPr>
         <w:t>作者感谢两位参与盲法专家评审的同事（Rater 2 与 Rater 3），他们在充分知情同意的前提下提供了独立的专家视角。</w:t>
       </w:r>
     </w:p>
     <w:p>
       <w:pPr>
-        <w:spacing w:before="280" w:after="120" w:lineRule="auto" w:line="300"/>
+        <w:spacing w:before="280" w:after="120" w:lineRule="auto" w:line="360"/>
         <w:jc w:val="left"/>
       </w:pPr>
       <w:r>
         <w:rPr>
-          <w:rFonts w:ascii="Arial" w:hAnsi="Arial" w:eastAsia="黑体"/>
+          <w:rFonts w:ascii="Times New Roman" w:hAnsi="Times New Roman" w:eastAsia="宋体"/>
           <w:b/>
-          <w:sz w:val="28"/>
+          <w:sz w:val="24"/>
         </w:rPr>
         <w:t>Figure Legends</w:t>
       </w:r>
@@ -7398,7 +7398,7 @@
         <w:rPr>
           <w:rFonts w:ascii="Times New Roman" w:hAnsi="Times New Roman" w:eastAsia="宋体"/>
           <w:b/>
-          <w:sz w:val="22"/>
+          <w:sz w:val="24"/>
         </w:rPr>
         <w:t>Figure 1.</w:t>
       </w:r>
@@ -7406,7 +7406,7 @@
         <w:rPr>
           <w:rFonts w:ascii="Times New Roman" w:hAnsi="Times New Roman" w:eastAsia="宋体"/>
           <w:b w:val="0"/>
-          <w:sz w:val="22"/>
+          <w:sz w:val="24"/>
         </w:rPr>
         <w:t xml:space="preserve"> 本研究评估的 9 个 prompt 配置。左面板：各配置在 4 个 prompt 内容维度（规则、文档骨架、详细内容、示例）上的纳入情况；✓ = 完整纳入，◐ = 部分纳入，— = 缺失。右面板：每个配置的总 system-prompt 体量，以千 token 为单位（cl100k_base tokenizer）。两个面板并非成比例：左面板标记反映的是*提炼后的结构化* prompt 成分是否纳入，右面板体量反映的是载入文本的总量。C_full 通过载入完整的原始参考语料（ISO 15189 与 CNAS 标准全文及既有文档库）而获得最大的 token 量，但其规则维度仅为部分纳入（◐）——因为显式规则是嵌入在该原始文本中，而非以提炼后的规则集形式提供。因此，较短的配置（如 H2_keep_examples，~25K tokens）可以在 4 个结构化维度上全部完整纳入（✓），而 token 量远少于 C_full。</w:t>
       </w:r>
@@ -7421,7 +7421,7 @@
         <w:rPr>
           <w:rFonts w:ascii="Times New Roman" w:hAnsi="Times New Roman" w:eastAsia="宋体"/>
           <w:b/>
-          <w:sz w:val="22"/>
+          <w:sz w:val="24"/>
         </w:rPr>
         <w:t>Figure 2.</w:t>
       </w:r>
@@ -7429,7 +7429,7 @@
         <w:rPr>
           <w:rFonts w:ascii="Times New Roman" w:hAnsi="Times New Roman" w:eastAsia="宋体"/>
           <w:b w:val="0"/>
-          <w:sz w:val="22"/>
+          <w:sz w:val="24"/>
         </w:rPr>
         <w:t xml:space="preserve"> 2 × 2 跨模型对称设计的热力图。单元格显示 9 个配置（行）× 4 个生成器–评判者组合（列）下，跨 3 个代表性任务（A1、B1、C1）的平均合规分数（0–5 Likert 量纲）。C_full 在 GPT 生成的两列（1.40 与 1.84，黑框标注）出现显著下滑，与 Claude 生成的两列形成鲜明对比（Claude 评判者 × Claude 生成 = 4.56；GPT 评判者 × Claude 生成 = 3.22）。</w:t>
       </w:r>
@@ -7444,7 +7444,7 @@
         <w:rPr>
           <w:rFonts w:ascii="Times New Roman" w:hAnsi="Times New Roman" w:eastAsia="宋体"/>
           <w:b/>
-          <w:sz w:val="22"/>
+          <w:sz w:val="24"/>
         </w:rPr>
         <w:t>Figure 3.</w:t>
       </w:r>
@@ -7452,7 +7452,7 @@
         <w:rPr>
           <w:rFonts w:ascii="Times New Roman" w:hAnsi="Times New Roman" w:eastAsia="宋体"/>
           <w:b w:val="0"/>
-          <w:sz w:val="22"/>
+          <w:sz w:val="24"/>
         </w:rPr>
         <w:t xml:space="preserve"> LLM 评判者相对 3 位专家小组对合规分数的系统性高估（n = 10 文档 × 3 位评分员）。横轴：3 位专家的均值评分。纵轴：LLM 评判者评分。左：Claude Opus 4.6 作为评判者 [ICC(3,1) = 0.548，95% CI −0.08–0.86；Pearson r = 0.573；mean difference (expert − Claude) = −0.905]。右：GPT-5.4 作为评判者 [ICC(3,1) = 0.217，95% CI −0.44–0.72；Pearson r = 0.259；mean difference (expert − GPT) = −0.525]。虚线：1:1 完全一致。标记按配置着色（图例插入）。</w:t>
       </w:r>
@@ -7467,7 +7467,7 @@
         <w:rPr>
           <w:rFonts w:ascii="Times New Roman" w:hAnsi="Times New Roman" w:eastAsia="宋体"/>
           <w:b/>
-          <w:sz w:val="22"/>
+          <w:sz w:val="24"/>
         </w:rPr>
         <w:t>Figure 4.</w:t>
       </w:r>
@@ -7475,21 +7475,21 @@
         <w:rPr>
           <w:rFonts w:ascii="Times New Roman" w:hAnsi="Times New Roman" w:eastAsia="宋体"/>
           <w:b w:val="0"/>
-          <w:sz w:val="22"/>
+          <w:sz w:val="24"/>
         </w:rPr>
         <w:t xml:space="preserve"> Compliance 分数（0–5 Likert）与 system-prompt token 体量的关系，基于 n = 10 专家盲评子集计算（7 个配置；每层 n = 1 或 2）。横轴：token 数，对称对数刻度（cl100k_base tokenizer）。三条曲线均基于同一组匹配样本：绿色实线（方块）为 3 位专家均值；红色实线（圆点）为 Claude Opus 4.6 评判者应用于 Claude 生成输出；蓝色实线（三角）为 GPT-5.4 评判者应用于 Claude 生成输出。橙色阴影带：LLM 评判者层识别的 token 高效最优区（E_rules_v2 / H4_sop_only）。绿色阴影带：专家评估识别的临床可用性最优区（F_template / G_template_rules）。因每层 n = 1 或 2，未绘制误差棒；对应的 LLM 与专家校准散点见 Figure 3。</w:t>
       </w:r>
     </w:p>
     <w:p>
       <w:pPr>
-        <w:spacing w:before="280" w:after="120" w:lineRule="auto" w:line="300"/>
+        <w:spacing w:before="280" w:after="120" w:lineRule="auto" w:line="360"/>
         <w:jc w:val="left"/>
       </w:pPr>
       <w:r>
         <w:rPr>
-          <w:rFonts w:ascii="Arial" w:hAnsi="Arial" w:eastAsia="黑体"/>
+          <w:rFonts w:ascii="Times New Roman" w:hAnsi="Times New Roman" w:eastAsia="宋体"/>
           <w:b/>
-          <w:sz w:val="28"/>
+          <w:sz w:val="24"/>
         </w:rPr>
         <w:t>References</w:t>
       </w:r>
@@ -7504,7 +7504,7 @@
         <w:rPr>
           <w:rFonts w:ascii="Times New Roman" w:hAnsi="Times New Roman" w:eastAsia="宋体"/>
           <w:b w:val="0"/>
-          <w:sz w:val="22"/>
+          <w:sz w:val="24"/>
         </w:rPr>
         <w:t>1. ISO 15189:2022. Medical laboratories — Requirements for quality and competence. Geneva: International Organization for Standardization; 2022.</w:t>
       </w:r>
@@ -7519,7 +7519,7 @@
         <w:rPr>
           <w:rFonts w:ascii="Times New Roman" w:hAnsi="Times New Roman" w:eastAsia="宋体"/>
           <w:b w:val="0"/>
-          <w:sz w:val="22"/>
+          <w:sz w:val="24"/>
         </w:rPr>
         <w:t>2. Yang S, Zhou Y, Wang C, Luo M. The 'Double Helix' model of quality monitoring: risk mapping of quality management system during initial ISO 15189 implementation in a medical laboratory. PLoS One 2026;21:e0342129.</w:t>
       </w:r>
@@ -7534,7 +7534,7 @@
         <w:rPr>
           <w:rFonts w:ascii="Times New Roman" w:hAnsi="Times New Roman" w:eastAsia="宋体"/>
           <w:b w:val="0"/>
-          <w:sz w:val="22"/>
+          <w:sz w:val="24"/>
         </w:rPr>
         <w:t>3. Anthropic. Claude Opus 4.6 System Card. San Francisco (CA): Anthropic; 2026. Available at: https://www.anthropic.com/claude-opus-4-6-system-card. [Accessed 9 May 2026].</w:t>
       </w:r>
@@ -7549,7 +7549,7 @@
         <w:rPr>
           <w:rFonts w:ascii="Times New Roman" w:hAnsi="Times New Roman" w:eastAsia="宋体"/>
           <w:b w:val="0"/>
-          <w:sz w:val="22"/>
+          <w:sz w:val="24"/>
         </w:rPr>
         <w:t>4. OpenAI. GPT-5 System Card. San Francisco (CA): OpenAI; 2025. Available at: https://openai.com/index/gpt-5-system-card/. [Accessed 9 May 2026].</w:t>
       </w:r>
@@ -7564,7 +7564,7 @@
         <w:rPr>
           <w:rFonts w:ascii="Times New Roman" w:hAnsi="Times New Roman" w:eastAsia="宋体"/>
           <w:b w:val="0"/>
-          <w:sz w:val="22"/>
+          <w:sz w:val="24"/>
         </w:rPr>
         <w:t>5. Boiko DA, MacKnight R, Kline B, Gomes G. Autonomous chemical research with large language models. Nature 2023;624:570–8.</w:t>
       </w:r>
@@ -7579,7 +7579,7 @@
         <w:rPr>
           <w:rFonts w:ascii="Times New Roman" w:hAnsi="Times New Roman" w:eastAsia="宋体"/>
           <w:b w:val="0"/>
-          <w:sz w:val="22"/>
+          <w:sz w:val="24"/>
         </w:rPr>
         <w:t>6. Jin D, Pan E, Oufattole N, Weng WH, Fang H, Szolovits P. What disease does this patient have? A large-scale open domain question answering dataset from medical exams. Appl Sci 2021;11:6421.</w:t>
       </w:r>
@@ -7594,7 +7594,7 @@
         <w:rPr>
           <w:rFonts w:ascii="Times New Roman" w:hAnsi="Times New Roman" w:eastAsia="宋体"/>
           <w:b w:val="0"/>
-          <w:sz w:val="22"/>
+          <w:sz w:val="24"/>
         </w:rPr>
         <w:t>7. Zhao WX, Zhou K, Li J, Tang T, Wang X, Hou Y, et al. A survey of large language models. arXiv preprint 2023; arXiv:2303.18223.</w:t>
       </w:r>
@@ -7609,7 +7609,7 @@
         <w:rPr>
           <w:rFonts w:ascii="Times New Roman" w:hAnsi="Times New Roman" w:eastAsia="宋体"/>
           <w:b w:val="0"/>
-          <w:sz w:val="22"/>
+          <w:sz w:val="24"/>
         </w:rPr>
         <w:t>8. Schulhoff S, Ilie M, Balepur N, Kahadze K, Liu A, Si C, et al. The prompt report: a systematic survey of prompting techniques. arXiv preprint 2024; arXiv:2406.06608.</w:t>
       </w:r>
@@ -7624,7 +7624,7 @@
         <w:rPr>
           <w:rFonts w:ascii="Times New Roman" w:hAnsi="Times New Roman" w:eastAsia="宋体"/>
           <w:b w:val="0"/>
-          <w:sz w:val="22"/>
+          <w:sz w:val="24"/>
         </w:rPr>
         <w:t>9. Zheng L, Chiang WL, Sheng Y, Zhuang S, Wu Z, Zhuang Y, et al. Judging LLM-as-a-judge with MT-Bench and Chatbot Arena. In: Advances in Neural Information Processing Systems 36 (NeurIPS 2023) Datasets and Benchmarks Track. 2023.</w:t>
       </w:r>
@@ -7639,7 +7639,7 @@
         <w:rPr>
           <w:rFonts w:ascii="Times New Roman" w:hAnsi="Times New Roman" w:eastAsia="宋体"/>
           <w:b w:val="0"/>
-          <w:sz w:val="22"/>
+          <w:sz w:val="24"/>
         </w:rPr>
         <w:t>10. Tan H, Guo Z, Shi Z, Xu L, Liu Z, Feng Y, et al. ProxyQA: an alternative framework for evaluating long-form text generation with large language models. In: Proceedings of the 62nd Annual Meeting of the Association for Computational Linguistics (Volume 1: Long Papers); 2024 Aug 11–16; Bangkok, Thailand. Stroudsburg (PA): Association for Computational Linguistics; 2024. p. 6806–27.</w:t>
       </w:r>
@@ -7654,7 +7654,7 @@
         <w:rPr>
           <w:rFonts w:ascii="Times New Roman" w:hAnsi="Times New Roman" w:eastAsia="宋体"/>
           <w:b w:val="0"/>
-          <w:sz w:val="22"/>
+          <w:sz w:val="24"/>
         </w:rPr>
         <w:t>11. Chiang WL, Zheng L, Sheng Y, Angelopoulos AN, Li T, Li D, et al. Chatbot Arena: an open platform for evaluating LLMs by human preference. arXiv preprint 2024; arXiv:2403.04132.</w:t>
       </w:r>
@@ -7669,7 +7669,7 @@
         <w:rPr>
           <w:rFonts w:ascii="Times New Roman" w:hAnsi="Times New Roman" w:eastAsia="宋体"/>
           <w:b w:val="0"/>
-          <w:sz w:val="22"/>
+          <w:sz w:val="24"/>
         </w:rPr>
         <w:t>12. Panickssery A, Bowman SR, Feng S. LLM evaluators recognize and favor their own generations. arXiv preprint 2024; arXiv:2404.13076.</w:t>
       </w:r>
@@ -7684,7 +7684,7 @@
         <w:rPr>
           <w:rFonts w:ascii="Times New Roman" w:hAnsi="Times New Roman" w:eastAsia="宋体"/>
           <w:b w:val="0"/>
-          <w:sz w:val="22"/>
+          <w:sz w:val="24"/>
         </w:rPr>
         <w:t>13. Shrout PE, Fleiss JL. Intraclass correlations: uses in assessing rater reliability. Psychol Bull 1979;86:420–8.</w:t>
       </w:r>
@@ -7699,7 +7699,7 @@
         <w:rPr>
           <w:rFonts w:ascii="Times New Roman" w:hAnsi="Times New Roman" w:eastAsia="宋体"/>
           <w:b w:val="0"/>
-          <w:sz w:val="22"/>
+          <w:sz w:val="24"/>
         </w:rPr>
         <w:t>14. Cicchetti DV. Guidelines, criteria, and rules of thumb for evaluating normed and standardized assessment instruments in psychology. Psychol Assess 1994;6:284–90.</w:t>
       </w:r>
@@ -7714,7 +7714,7 @@
         <w:rPr>
           <w:rFonts w:ascii="Times New Roman" w:hAnsi="Times New Roman" w:eastAsia="宋体"/>
           <w:b w:val="0"/>
-          <w:sz w:val="22"/>
+          <w:sz w:val="24"/>
         </w:rPr>
         <w:t>15. Liu NF, Lin K, Hewitt J, Paranjape A, Bevilacqua M, Petroni F, et al. Lost in the middle: how language models use long contexts. Trans Assoc Comput Linguist 2024;12:157–73.</w:t>
       </w:r>
@@ -7729,7 +7729,7 @@
         <w:rPr>
           <w:rFonts w:ascii="Times New Roman" w:hAnsi="Times New Roman" w:eastAsia="宋体"/>
           <w:b w:val="0"/>
-          <w:sz w:val="22"/>
+          <w:sz w:val="24"/>
         </w:rPr>
         <w:t>16. Knott M, Krebs M, Kerscher A. Large language models in healthcare quality management: a European perspective on process automation and compliance. Front Digit Health 2026;8:1761641.</w:t>
       </w:r>
@@ -7744,7 +7744,7 @@
         <w:rPr>
           <w:rFonts w:ascii="Times New Roman" w:hAnsi="Times New Roman" w:eastAsia="宋体"/>
           <w:b/>
-          <w:sz w:val="22"/>
+          <w:sz w:val="24"/>
         </w:rPr>
         <w:t>Word count (正文含参考文献)</w:t>
       </w:r>
@@ -7752,7 +7752,7 @@
         <w:rPr>
           <w:rFonts w:ascii="Times New Roman" w:hAnsi="Times New Roman" w:eastAsia="宋体"/>
           <w:b w:val="0"/>
-          <w:sz w:val="22"/>
+          <w:sz w:val="24"/>
         </w:rPr>
         <w:t>：约 9000 字</w:t>
       </w:r>
@@ -7767,7 +7767,7 @@
         <w:rPr>
           <w:rFonts w:ascii="Times New Roman" w:hAnsi="Times New Roman" w:eastAsia="宋体"/>
           <w:b/>
-          <w:sz w:val="22"/>
+          <w:sz w:val="24"/>
         </w:rPr>
         <w:t>Tables</w:t>
       </w:r>
@@ -7775,7 +7775,7 @@
         <w:rPr>
           <w:rFonts w:ascii="Times New Roman" w:hAnsi="Times New Roman" w:eastAsia="宋体"/>
           <w:b w:val="0"/>
-          <w:sz w:val="22"/>
+          <w:sz w:val="24"/>
         </w:rPr>
         <w:t>：6</w:t>
       </w:r>
@@ -7790,7 +7790,7 @@
         <w:rPr>
           <w:rFonts w:ascii="Times New Roman" w:hAnsi="Times New Roman" w:eastAsia="宋体"/>
           <w:b/>
-          <w:sz w:val="22"/>
+          <w:sz w:val="24"/>
         </w:rPr>
         <w:t>Figures</w:t>
       </w:r>
@@ -7798,7 +7798,7 @@
         <w:rPr>
           <w:rFonts w:ascii="Times New Roman" w:hAnsi="Times New Roman" w:eastAsia="宋体"/>
           <w:b w:val="0"/>
-          <w:sz w:val="22"/>
+          <w:sz w:val="24"/>
         </w:rPr>
         <w:t>：4</w:t>
       </w:r>
@@ -7813,7 +7813,7 @@
         <w:rPr>
           <w:rFonts w:ascii="Times New Roman" w:hAnsi="Times New Roman" w:eastAsia="宋体"/>
           <w:b/>
-          <w:sz w:val="22"/>
+          <w:sz w:val="24"/>
         </w:rPr>
         <w:t>References</w:t>
       </w:r>
@@ -7821,7 +7821,7 @@
         <w:rPr>
           <w:rFonts w:ascii="Times New Roman" w:hAnsi="Times New Roman" w:eastAsia="宋体"/>
           <w:b w:val="0"/>
-          <w:sz w:val="22"/>
+          <w:sz w:val="24"/>
         </w:rPr>
         <w:t>：16</w:t>
       </w:r>
@@ -8201,7 +8201,7 @@
     <w:rsid w:val="00FC693F"/>
     <w:rPr>
       <w:rFonts w:ascii="Times New Roman" w:hAnsi="Times New Roman" w:eastAsia="宋体"/>
-      <w:sz w:val="22"/>
+      <w:sz w:val="24"/>
     </w:rPr>
   </w:style>
   <w:style w:type="paragraph" w:styleId="Header">

--- a/paper/manuscript_v2_zh_CCLM.docx
+++ b/paper/manuscript_v2_zh_CCLM.docx
@@ -11,9 +11,10 @@
         <w:rPr>
           <w:rFonts w:ascii="Times New Roman" w:hAnsi="Times New Roman" w:eastAsia="宋体"/>
           <w:b/>
-          <w:sz w:val="24"/>
+          <w:i w:val="0"/>
+          <w:sz w:val="30"/>
         </w:rPr>
-        <w:t>LLM 辅助起草 ISO 15189 质量管理体系文件的评估：专家评审下 Claude 与 GPT 的比较</w:t>
+        <w:t>LLM 辅助起草 ISO 15189 质量管理体系文件的评估：prompt 配置、LLM-as-judge 偏差与探索性专家验证</w:t>
       </w:r>
     </w:p>
     <w:p>
@@ -26,17 +27,105 @@
         <w:rPr>
           <w:rFonts w:ascii="Times New Roman" w:hAnsi="Times New Roman" w:eastAsia="宋体"/>
           <w:b/>
+          <w:i w:val="0"/>
           <w:sz w:val="24"/>
         </w:rPr>
-        <w:t>作者</w:t>
+        <w:t>作者：</w:t>
       </w:r>
       <w:r>
         <w:rPr>
           <w:rFonts w:ascii="Times New Roman" w:hAnsi="Times New Roman" w:eastAsia="宋体"/>
           <w:b w:val="0"/>
+          <w:i w:val="0"/>
           <w:sz w:val="24"/>
         </w:rPr>
-        <w:t>：刘斯迪（Sidi Liu）¹、李冬冬（Dongdong Li）²,*</w:t>
+        <w:t>刘斯迪（Sidi Liu）</w:t>
+      </w:r>
+      <w:r>
+        <w:rPr>
+          <w:rFonts w:ascii="Times New Roman" w:hAnsi="Times New Roman" w:eastAsia="宋体"/>
+          <w:b w:val="0"/>
+          <w:i w:val="0"/>
+          <w:sz w:val="24"/>
+          <w:vertAlign w:val="superscript"/>
+        </w:rPr>
+        <w:t>1</w:t>
+      </w:r>
+      <w:r>
+        <w:rPr>
+          <w:rFonts w:ascii="Times New Roman" w:hAnsi="Times New Roman" w:eastAsia="宋体"/>
+          <w:b w:val="0"/>
+          <w:i w:val="0"/>
+          <w:sz w:val="24"/>
+        </w:rPr>
+        <w:t>、杨岚（Lan Yang）</w:t>
+      </w:r>
+      <w:r>
+        <w:rPr>
+          <w:rFonts w:ascii="Times New Roman" w:hAnsi="Times New Roman" w:eastAsia="宋体"/>
+          <w:b w:val="0"/>
+          <w:i w:val="0"/>
+          <w:sz w:val="24"/>
+          <w:vertAlign w:val="superscript"/>
+        </w:rPr>
+        <w:t>1</w:t>
+      </w:r>
+      <w:r>
+        <w:rPr>
+          <w:rFonts w:ascii="Times New Roman" w:hAnsi="Times New Roman" w:eastAsia="宋体"/>
+          <w:b w:val="0"/>
+          <w:i w:val="0"/>
+          <w:sz w:val="24"/>
+        </w:rPr>
+        <w:t>、陈欣盈（Xinying Chen）</w:t>
+      </w:r>
+      <w:r>
+        <w:rPr>
+          <w:rFonts w:ascii="Times New Roman" w:hAnsi="Times New Roman" w:eastAsia="宋体"/>
+          <w:b w:val="0"/>
+          <w:i w:val="0"/>
+          <w:sz w:val="24"/>
+          <w:vertAlign w:val="superscript"/>
+        </w:rPr>
+        <w:t>1</w:t>
+      </w:r>
+      <w:r>
+        <w:rPr>
+          <w:rFonts w:ascii="Times New Roman" w:hAnsi="Times New Roman" w:eastAsia="宋体"/>
+          <w:b w:val="0"/>
+          <w:i w:val="0"/>
+          <w:sz w:val="24"/>
+        </w:rPr>
+        <w:t>、吴丹（Dan Wu）</w:t>
+      </w:r>
+      <w:r>
+        <w:rPr>
+          <w:rFonts w:ascii="Times New Roman" w:hAnsi="Times New Roman" w:eastAsia="宋体"/>
+          <w:b w:val="0"/>
+          <w:i w:val="0"/>
+          <w:sz w:val="24"/>
+          <w:vertAlign w:val="superscript"/>
+        </w:rPr>
+        <w:t>1</w:t>
+      </w:r>
+      <w:r>
+        <w:rPr>
+          <w:rFonts w:ascii="Times New Roman" w:hAnsi="Times New Roman" w:eastAsia="宋体"/>
+          <w:b w:val="0"/>
+          <w:i w:val="0"/>
+          <w:sz w:val="24"/>
+        </w:rPr>
+        <w:t>、李冬冬（Dongdong Li）</w:t>
+      </w:r>
+      <w:r>
+        <w:rPr>
+          <w:rFonts w:ascii="Times New Roman" w:hAnsi="Times New Roman" w:eastAsia="宋体"/>
+          <w:b w:val="0"/>
+          <w:i w:val="0"/>
+          <w:sz w:val="24"/>
+          <w:vertAlign w:val="superscript"/>
+        </w:rPr>
+        <w:t>2,3,*</w:t>
       </w:r>
     </w:p>
     <w:p>
@@ -49,6 +138,7 @@
         <w:rPr>
           <w:rFonts w:ascii="Times New Roman" w:hAnsi="Times New Roman" w:eastAsia="宋体"/>
           <w:b/>
+          <w:i w:val="0"/>
           <w:sz w:val="24"/>
         </w:rPr>
         <w:t>单位</w:t>
@@ -57,9 +147,10 @@
         <w:rPr>
           <w:rFonts w:ascii="Times New Roman" w:hAnsi="Times New Roman" w:eastAsia="宋体"/>
           <w:b w:val="0"/>
+          <w:i w:val="0"/>
           <w:sz w:val="24"/>
         </w:rPr>
-        <w:t>：¹ 四川大学华西厦门医院检验科，福建厦门 361024，中国；² 四川大学华西医院实验医学科，四川成都 610041，中国</w:t>
+        <w:t>：¹ 四川大学华西厦门医院检验科，福建厦门 361024，中国；² 四川大学华西医院实验医学科，四川成都 610041，中国；³ 四川省检验医学临床医学研究中心，四川成都 610041，中国</w:t>
       </w:r>
     </w:p>
     <w:p>
@@ -72,6 +163,7 @@
         <w:rPr>
           <w:rFonts w:ascii="Times New Roman" w:hAnsi="Times New Roman" w:eastAsia="宋体"/>
           <w:b/>
+          <w:i w:val="0"/>
           <w:sz w:val="24"/>
         </w:rPr>
         <w:t>通讯作者</w:t>
@@ -80,9 +172,10 @@
         <w:rPr>
           <w:rFonts w:ascii="Times New Roman" w:hAnsi="Times New Roman" w:eastAsia="宋体"/>
           <w:b w:val="0"/>
+          <w:i w:val="0"/>
           <w:sz w:val="24"/>
         </w:rPr>
-        <w:t>：*李冬冬（Dongdong Li），四川大学华西医院实验医学科；邮箱 [待补]；ORCID [待补]</w:t>
+        <w:t>：*李冬冬（Dongdong Li），四川大学华西医院实验医学科、四川省检验医学临床医学研究中心；邮箱 jiangxili1219@163.com；ORCID https://orcid.org/0000-0002-0290-6485</w:t>
       </w:r>
     </w:p>
     <w:p>
@@ -95,6 +188,7 @@
         <w:rPr>
           <w:rFonts w:ascii="Times New Roman" w:hAnsi="Times New Roman" w:eastAsia="宋体"/>
           <w:b/>
+          <w:i w:val="0"/>
           <w:sz w:val="24"/>
         </w:rPr>
         <w:t>ORCID</w:t>
@@ -103,9 +197,10 @@
         <w:rPr>
           <w:rFonts w:ascii="Times New Roman" w:hAnsi="Times New Roman" w:eastAsia="宋体"/>
           <w:b w:val="0"/>
+          <w:i w:val="0"/>
           <w:sz w:val="24"/>
         </w:rPr>
-        <w:t>：刘斯迪 0009-0006-1695-5372；李冬冬 [待补]</w:t>
+        <w:t>：刘斯迪 0009-0006-1695-5372；李冬冬 0000-0002-0290-6485</w:t>
       </w:r>
     </w:p>
     <w:p>
@@ -118,6 +213,7 @@
         <w:rPr>
           <w:rFonts w:ascii="Times New Roman" w:hAnsi="Times New Roman" w:eastAsia="宋体"/>
           <w:b/>
+          <w:i w:val="0"/>
           <w:sz w:val="24"/>
         </w:rPr>
         <w:t>Short title</w:t>
@@ -126,32 +222,10 @@
         <w:rPr>
           <w:rFonts w:ascii="Times New Roman" w:hAnsi="Times New Roman" w:eastAsia="宋体"/>
           <w:b w:val="0"/>
+          <w:i w:val="0"/>
           <w:sz w:val="24"/>
         </w:rPr>
-        <w:t>：LLM-assisted drafting of ISO 15189 laboratory documents</w:t>
-      </w:r>
-    </w:p>
-    <w:p>
-      <w:pPr>
-        <w:spacing w:before="80" w:after="80" w:lineRule="auto" w:line="360"/>
-        <w:ind w:firstLine="0"/>
-        <w:jc w:val="both"/>
-      </w:pPr>
-      <w:r>
-        <w:rPr>
-          <w:rFonts w:ascii="Times New Roman" w:hAnsi="Times New Roman" w:eastAsia="宋体"/>
-          <w:b/>
-          <w:sz w:val="24"/>
-        </w:rPr>
-        <w:t>关键词</w:t>
-      </w:r>
-      <w:r>
-        <w:rPr>
-          <w:rFonts w:ascii="Times New Roman" w:hAnsi="Times New Roman" w:eastAsia="宋体"/>
-          <w:b w:val="0"/>
-          <w:sz w:val="24"/>
-        </w:rPr>
-        <w:t>：ISO 15189；医学实验室；质量管理体系；大语言模型；prompt engineering；LLM-as-judge；专家验证</w:t>
+        <w:t>：Prompt configuration and LLM-as-judge bias in ISO 15189 drafting</w:t>
       </w:r>
     </w:p>
     <w:p>
@@ -163,6 +237,7 @@
         <w:rPr>
           <w:rFonts w:ascii="Times New Roman" w:hAnsi="Times New Roman" w:eastAsia="宋体"/>
           <w:b/>
+          <w:i w:val="0"/>
           <w:sz w:val="24"/>
         </w:rPr>
         <w:t>摘要</w:t>
@@ -178,6 +253,7 @@
         <w:rPr>
           <w:rFonts w:ascii="Times New Roman" w:hAnsi="Times New Roman" w:eastAsia="宋体"/>
           <w:b/>
+          <w:i w:val="0"/>
           <w:sz w:val="24"/>
         </w:rPr>
         <w:t>Objectives</w:t>
@@ -186,9 +262,10 @@
         <w:rPr>
           <w:rFonts w:ascii="Times New Roman" w:hAnsi="Times New Roman" w:eastAsia="宋体"/>
           <w:b w:val="0"/>
+          <w:i w:val="0"/>
           <w:sz w:val="24"/>
         </w:rPr>
-        <w:t>：评估不同 prompt 配置下 LLM 辅助起草的 ISO 15189:2022 质量管理体系文件的合规性，比较 Claude 与 GPT 两个模型，并以专家评分为标准，量化 LLM 评判者（LLM-as-judge）的系统性偏差。</w:t>
+        <w:t>：评估大语言模型（LLM）辅助起草的 ISO 15189:2022 质量管理体系（QMS）文件的合规性。</w:t>
       </w:r>
     </w:p>
     <w:p>
@@ -201,6 +278,7 @@
         <w:rPr>
           <w:rFonts w:ascii="Times New Roman" w:hAnsi="Times New Roman" w:eastAsia="宋体"/>
           <w:b/>
+          <w:i w:val="0"/>
           <w:sz w:val="24"/>
         </w:rPr>
         <w:t>Methods</w:t>
@@ -209,9 +287,10 @@
         <w:rPr>
           <w:rFonts w:ascii="Times New Roman" w:hAnsi="Times New Roman" w:eastAsia="宋体"/>
           <w:b w:val="0"/>
+          <w:i w:val="0"/>
           <w:sz w:val="24"/>
         </w:rPr>
-        <w:t>：我们使用 Claude Opus 4.6（9 配置 × 15 任务 × 3 重复 = 405）与 GPT-5.4（81 份用于跨模型验证）共生成 486 份 QMS 文件，涵盖 4 个 prompt 内容维度（规则、文档骨架、详细内容、worked examples；0–56,000 tokens）。我们用三层框架对合规性评分，均采用 0–5 Likert 量纲：自动化规则式评分器；两位 LLM 评判者（LLM-as-judge）的评审（864 条评分）；以及 3 位 ISO 15189 资格内审员对 10 份分层抽样文件的盲法评审。消融效应采用 Mann–Whitney U 检验配合 BH 校正与 bootstrap 95% CI；评审员一致性采用 ICC 变体。</w:t>
+        <w:t>：我们使用 Claude Opus 4.6（405 份）与 GPT-5.4（81 份）在 9 个 prompt 配置下共生成 486 份 QMS 文件，配置涵盖 4 个内容成分（规则、文档骨架、详细内容、worked examples；0–56,000 tokens）。合规性按 0–5 分在三层评估：自动化评分器、两位 LLM 评判者（864 条评分）、以及 3 位 ISO 15189 内审员对 10 份抽样文件的盲法评审。消融效应用 Mann–Whitney U 检验配合 BH 校正与 bootstrap 95% CI；一致性用 ICC。</w:t>
       </w:r>
     </w:p>
     <w:p>
@@ -224,6 +303,7 @@
         <w:rPr>
           <w:rFonts w:ascii="Times New Roman" w:hAnsi="Times New Roman" w:eastAsia="宋体"/>
           <w:b/>
+          <w:i w:val="0"/>
           <w:sz w:val="24"/>
         </w:rPr>
         <w:t>Results</w:t>
@@ -232,9 +312,10 @@
         <w:rPr>
           <w:rFonts w:ascii="Times New Roman" w:hAnsi="Times New Roman" w:eastAsia="宋体"/>
           <w:b w:val="0"/>
+          <w:i w:val="0"/>
           <w:sz w:val="24"/>
         </w:rPr>
-        <w:t>：在 LLM 评判者层，四个 prompt 成分里只有“规则”显著提高了合规分（Δ=+0.511，bootstrap 95% CI [+0.28, +0.75]；BH-adjusted p&lt;0.001）。C_full（载入全部参考材料的全量上下文配置；~56,000 tokens）在 Claude 下评分 3.22–4.56，在 GPT-5.4 下仅 1.40–1.84（均为两位评判者所给均分的范围）。两位 LLM 评判者都把 Claude 生成的输出评得更高（约高 0.30 分；Panickssery 自我偏好指数：Claude +0.29、GPT −0.30），且主要集中在 C_full；由于两者都偏向 Claude、而非各自偏向自家模型，这与经典自我偏好不符。同单位 3 位专家间一致性极佳 [ICC(2,k)=0.982]，跨单位可推广性尚未验证；Claude 评判者与专家一致性中等 [ICC(3,1)=0.548，95% CI −0.08–0.86]，GPT 评判者较差 [ICC(3,1)=0.217，95% CI −0.44–0.72]；两位 LLM 评判者都把专家评分高估 0.52–0.90 分。LLM 偏好的 H4_sop_only（~2,000 tokens）在专家评估下跌至 7 配置中的第 5 名（3.20），而带完整文档模板的 F_template、H2_keep_examples 与 G_template_rules 排名最高（4.06–4.24）。</w:t>
+        <w:t>：在 LLM 评判者层，只有“规则”成分显著提高合规分［Δ=0.511，95% CI（0.28, 0.75）；BH-adjusted p&lt;0.001］。C_full（~56,000 tokens）在 Claude 下评分 3.22–4.56，在 GPT-5.4 下仅 1.40–1.84。两位评判者都把 Claude 生成的输出评得高约 0.3 分，主要由 C_full 驱动，与经典自我偏好不符。专家间一致性极佳［ICC(2,k)=0.982］；评判者与专家一致性至多中等、置信区间宽且跨过 0，两位评判者把专家评分高估 0.52–0.90 分。H4_sop_only 在专家评估下跌至第 5，带完整文档模板的配置排名最高（4.06–4.24）。</w:t>
       </w:r>
     </w:p>
     <w:p>
@@ -247,6 +328,7 @@
         <w:rPr>
           <w:rFonts w:ascii="Times New Roman" w:hAnsi="Times New Roman" w:eastAsia="宋体"/>
           <w:b/>
+          <w:i w:val="0"/>
           <w:sz w:val="24"/>
         </w:rPr>
         <w:t>Conclusions</w:t>
@@ -255,9 +337,10 @@
         <w:rPr>
           <w:rFonts w:ascii="Times New Roman" w:hAnsi="Times New Roman" w:eastAsia="宋体"/>
           <w:b w:val="0"/>
+          <w:i w:val="0"/>
           <w:sz w:val="24"/>
         </w:rPr>
-        <w:t>：在本研究中，最优配置因评估层级而异：极简 prompt（~1,000–2,000 tokens）较适合需后续人工把关的探索性草稿；对于拟提交认可的文件，带完整文档模板的 prompt（~15,000–16,000 tokens）往往表现更好；而 C_full（~56,000 tokens）在 GPT-5.4 下表现明显下降、宜谨慎使用；此项基于 3 个任务、且未经专家层验证，属初步观察。LLM-as-judge 可用于初筛，但专家终审仍不可或缺。</w:t>
+        <w:t>：最优配置因评估层级而异：极简 prompt（~1,000–2,000 tokens）较适合需后续人工把关的探索性草稿；拟提交认可的文件以带完整文档模板的 prompt（~15,000–16,000 tokens）表现更好；C_full 在 GPT-5.4 下表现明显下降、宜谨慎使用——此项基于 3 个任务、未经专家层验证，属初步观察。LLM-as-judge 可用于初筛，但专家终审仍不可或缺。</w:t>
       </w:r>
     </w:p>
     <w:p>
@@ -269,6 +352,7 @@
         <w:rPr>
           <w:rFonts w:ascii="Times New Roman" w:hAnsi="Times New Roman" w:eastAsia="宋体"/>
           <w:b/>
+          <w:i w:val="0"/>
           <w:sz w:val="24"/>
         </w:rPr>
         <w:t>1. Introduction</w:t>
@@ -284,9 +368,10 @@
         <w:rPr>
           <w:rFonts w:ascii="Times New Roman" w:hAnsi="Times New Roman" w:eastAsia="宋体"/>
           <w:b w:val="0"/>
+          <w:i w:val="0"/>
           <w:sz w:val="24"/>
         </w:rPr>
-        <w:t>ISO 15189:2022《医学实验室——质量和能力的要求》[1] 是医学实验室认可的国际标准。在中国，医学实验室对该标准的采用持续推进 [2]，由中国合格评定国家认可委员会（CNAS）主管，并配套发布了国内实施文本 CNAS-CL02:2023。这类标准只规定实验室“要达到什么”、不规定“怎么达到”，因此每家实验室都要自建一套质量管理体系（quality management system, QMS）文件，包含质量手册、程序文件与作业指导书。根据第一作者作为 ISO 15189 内审员的经验，三级甲等医院检验科的此类体系通常有 100–300 份受控文件，涉及结构组织、条款–文件映射、表单编号与职责分配；由内部质量小组撰写往往需时数月，再经多轮内审方可定稿。寻求 CNAS 认可的实验室通常会聘请外部技术专家或培训师协助。</w:t>
+        <w:t>ISO 15189:2022《医学实验室——质量和能力的要求》[1] 是医学实验室认可的国际标准。在中国，医学实验室对该标准的采用持续推进 [2]。配套的国内实施文本为 CNAS-CL02:2023，由中国合格评定国家认可委员会（CNAS）发布。这类标准规定实验室要达到什么，但并不详细规定每家实验室应如何实施所需的过程。因此，每家实验室都必须自建一套质量管理体系（quality management system, QMS）文件，包含质量手册、程序文件、标准操作规程，以及相关的记录与表单。根据第一作者作为 ISO 15189 内审员的经验，三级甲等医院检验科的此类体系通常有 100–300 份受控文件，涉及结构组织、条款–文件映射、表单编号与职责分配；由内部质量小组撰写往往需时数月，再经多轮内审方可定稿。寻求 CNAS 认可的实验室通常会聘请外部技术专家或培训师协助。</w:t>
       </w:r>
     </w:p>
     <w:p>
@@ -299,9 +384,10 @@
         <w:rPr>
           <w:rFonts w:ascii="Times New Roman" w:hAnsi="Times New Roman" w:eastAsia="宋体"/>
           <w:b w:val="0"/>
+          <w:i w:val="0"/>
           <w:sz w:val="24"/>
         </w:rPr>
-        <w:t>大语言模型（LLM）有望大幅减少这部分工作量。Claude Opus 4.6、GPT-5.4 等前沿模型在长文档生成、结构化输出和专业术语使用上的能力不断提升 [3, 4]，也已被用于科学研究 [5]，并在医学问答基准 [6] 上接受评测。但要用什么样的 system prompt 才能生成既合规又可操作的 QMS 文件，目前尚未进行系统性研究。实践中有两种做法。一种是“全量上下文”：把所有可能相关的材料——ISO 与 CNAS 标准原文、实验室既有的 SOP 文件、worked examples——一次性放进 system prompt，长度常达 50,000–100,000 tokens；另一种是“极简 prompt”：只给规则和章节骨架，靠模型自身已有的知识补全内容，长度控制在数千 token 以内。但两种做法都缺乏充分的研究证据：现有关于 LLM 与 prompting 的综述 [7, 8] 主要面向通用任务，尚未专门针对 QMS 这类专业监管文档做比较。</w:t>
+        <w:t>大语言模型（large language models, LLMs）有望通过生成结构化的质量管理文件初稿，减少这部分工作量。Claude Opus 4.6、GPT-5.4 等前沿模型在长文档生成、结构化输出和专业术语使用上的能力不断提升 [3, 4]。但要用什么样的 prompt 才能生成既合规又可操作的 ISO 15189 质量管理文件，目前仍不清楚。实践中常用两大类 prompt 策略。第一类是“全量上下文”策略：把所有可能相关的材料——例如 ISO 与 CNAS 标准、既有的标准操作规程、模板与 worked examples——都载入 system prompt；这种做法可能使 prompt 超过 50,000 至 100,000 tokens。第二类是“极简 prompt”策略：只提供提炼后的规则、格式约束或文档骨架，其余内容交由模型依靠预训练知识生成。但两种做法都缺乏充分的研究证据：现有关于 LLM 与 prompting 的综述 [5, 6] 主要面向通用任务，尚未专门针对 QMS 这类专业监管文档做比较。</w:t>
       </w:r>
     </w:p>
     <w:p>
@@ -314,9 +400,10 @@
         <w:rPr>
           <w:rFonts w:ascii="Times New Roman" w:hAnsi="Times New Roman" w:eastAsia="宋体"/>
           <w:b w:val="0"/>
+          <w:i w:val="0"/>
           <w:sz w:val="24"/>
         </w:rPr>
-        <w:t>第二个问题在于评估方法本身。现阶段评估 LLM 输出最常用的是 LLM-as-judge——让另一个 LLM 来打分 [9]；此外，针对长文本生成质量的评估方法 [10] 和靠大规模人工投票得出的偏好基准 [11] 也是两类主要做法。有研究发现，LLM 评判者会偏向同家族模型生成的输出（即 self-preference bias）[12]。但这种偏差在医学实验室 QMS 这种专业、受监管的场景下是否出现、如何出现，又会如何影响配置之间的比较，目前仍缺乏实证。</w:t>
+        <w:t>第二个方法学上的挑战在于评估。现阶段评估 LLM 输出最常用的是 LLM-as-judge——让另一个 LLM 来打分 [7]；此外，针对长文本生成质量的评估方法 [8] 和靠大规模人工投票得出的偏好基准 [9] 也是两类主要做法。有研究发现，LLM 评判者会偏向同家族模型生成的输出（即 self-preference bias）[10]。但这种偏差在医学实验室 QMS 这种专业、受监管的场景下是否出现、如何出现，又会如何影响配置之间的比较，目前仍缺乏实证。</w:t>
       </w:r>
     </w:p>
     <w:p>
@@ -329,24 +416,10 @@
         <w:rPr>
           <w:rFonts w:ascii="Times New Roman" w:hAnsi="Times New Roman" w:eastAsia="宋体"/>
           <w:b w:val="0"/>
+          <w:i w:val="0"/>
           <w:sz w:val="24"/>
         </w:rPr>
-        <w:t>为填补这一空白，本研究生成了 486 份 QMS 文件、收集了 864 条 LLM 评判者评分，并取得 30 条专家盲评评分，围绕以下五个问题展开：(i) 规则、文档骨架、详细内容、worked examples 这四类 prompt 成分，哪一类对合规性贡献最大？(ii) 最少需要多少 token？(iii) 最优配置在 Claude Opus 4.6 与 GPT-5.4 之间是否一致？(iv) 在本领域，LLM 评判者的 self-preference bias 有多大？(v) 哪种配置在自动评分、LLM 评判者评分与专家评分这三层评估下表现稳定？</w:t>
-      </w:r>
-    </w:p>
-    <w:p>
-      <w:pPr>
-        <w:spacing w:before="80" w:after="80" w:lineRule="auto" w:line="360"/>
-        <w:ind w:firstLine="0"/>
-        <w:jc w:val="both"/>
-      </w:pPr>
-      <w:r>
-        <w:rPr>
-          <w:rFonts w:ascii="Times New Roman" w:hAnsi="Times New Roman" w:eastAsia="宋体"/>
-          <w:b w:val="0"/>
-          <w:sz w:val="24"/>
-        </w:rPr>
-        <w:t>本研究是将 LLM 作为一个辅助的起草工具以及快速内审的工具，具体的撰写、审核与批准还需要在专家监督下实施。ISO 15189:2022 要求此类文件须反映实验室自身经过确认的过程，并由有能力的人员批准；而起草本身正是人员形成并体现这种能力的一部分。LLM 可在数分钟内生成初稿，但初稿并非受控文件，它不承担任何责任，未与实验室实际的方法、仪器和工作流程相核对，也未经批准。它主要提供参考。本研究的发现进一步印证了这个事实：LLM 评判者与专家评分者有偏差，说明模型无法真正地产出合规性的文件，甚至有很多不需要的内容。因此，我们对每一条配置都建议在人工监督下完成。</w:t>
+        <w:t>为填补这一空白，本研究生成了 486 份 QMS 文件、收集了 864 条 LLM 评判者评分，并取得 30 条专家盲评评分，围绕以下五个问题展开：(i) 规则、文档骨架、详细内容、worked examples 这四类 prompt 成分，哪一类对合规性贡献最大？(ii) 最少需要多少 token？(iii) 最优配置在 Claude Opus 4.6 与 GPT-5.4 之间是否一致？(iv) 在本领域，LLM 评判者的 self-preference bias 有多大？(v) 哪种配置在自动评分、LLM 评判者评分与专家评分这三层评估下表现稳定？本研究把 LLM 视为起草与初筛的工具，而不是受控质量管理文件的自主撰写者。ISO 15189 文件必须反映实验室经过确认的过程、仪器、职责、工作流程与记录，并由有能力的人员审核与批准。LLM 生成的文件可以作为有用的初稿，但它本身并不是受控文件：它没有机构层面的责任归属，未经与本地实际做法核对，也不能取代专家审核。因此，本研究关注的不是 LLM 能否独立产出可直接用于认可的文件，而是不同 prompt 配置如何影响草稿质量，以及基于 LLM 的评估能在多大程度上可靠反映专家判断。</w:t>
       </w:r>
     </w:p>
     <w:p>
@@ -358,6 +431,7 @@
         <w:rPr>
           <w:rFonts w:ascii="Times New Roman" w:hAnsi="Times New Roman" w:eastAsia="宋体"/>
           <w:b/>
+          <w:i w:val="0"/>
           <w:sz w:val="24"/>
         </w:rPr>
         <w:t>2. Materials and methods</w:t>
@@ -372,6 +446,7 @@
         <w:rPr>
           <w:rFonts w:ascii="Times New Roman" w:hAnsi="Times New Roman" w:eastAsia="宋体"/>
           <w:b/>
+          <w:i w:val="0"/>
           <w:sz w:val="24"/>
         </w:rPr>
         <w:t>2.1 配置组设计</w:t>
@@ -387,9 +462,10 @@
         <w:rPr>
           <w:rFonts w:ascii="Times New Roman" w:hAnsi="Times New Roman" w:eastAsia="宋体"/>
           <w:b w:val="0"/>
+          <w:i w:val="0"/>
           <w:sz w:val="24"/>
         </w:rPr>
-        <w:t>我们设计了 9 组 system prompt 配置，每组放入的内容不同；这些内容可分为四类：规则、文档骨架、详细内容、worked examples。各组配置的内容构成与 token 体量详见 Figure 1。用于对比的两组配置之间只差一类内容，比较它们就能单独看出该类内容的作用（对比设计见 §2.4.2）。</w:t>
+        <w:t>我们设计了 9 组 system prompt 配置，各组在四类内容上有所不同：规则、文档骨架、详细内容、worked examples。各配置的内容构成与 token 体量见 Figure 1；用于对比的两组配置只差一类内容，因此比较它们就能单独看出该类内容的作用（第 2.4.2 节）。编号中跳过了字母 D：早期的 D_rules 在配置开发阶段经专家审阅发现术语错误而被弃用，由 E_rules_v2 取代。</w:t>
       </w:r>
     </w:p>
     <w:p>
@@ -402,39 +478,28 @@
         <w:rPr>
           <w:rFonts w:ascii="Times New Roman" w:hAnsi="Times New Roman" w:eastAsia="宋体"/>
           <w:b w:val="0"/>
+          <w:i w:val="0"/>
           <w:sz w:val="24"/>
         </w:rPr>
-        <w:t>编号中跳过了字母 D：早期的 D_rules 因术语错误被弃用、由 E_rules_v2 取代，跳号是为了保持标识一致。</w:t>
+        <w:t xml:space="preserve">规则成分是一份 rules.md（~1,200 tokens），经领域专家校验后保留 10 条术语映射（如把“标本”规范为“样品”、把“室间质评”规范为“能力验证”；实际部署的规则文件以中文书写）与 7 类被禁的模糊表述。文档骨架由自定义脚本 </w:t>
       </w:r>
-    </w:p>
-    <w:p>
-      <w:pPr>
-        <w:spacing w:before="80" w:after="80" w:lineRule="auto" w:line="360"/>
-        <w:ind w:firstLine="0"/>
-        <w:jc w:val="both"/>
-      </w:pPr>
       <w:r>
         <w:rPr>
           <w:rFonts w:ascii="Times New Roman" w:hAnsi="Times New Roman" w:eastAsia="宋体"/>
           <w:b w:val="0"/>
+          <w:i/>
           <w:sz w:val="24"/>
         </w:rPr>
-        <w:t>规则成分是一份 rules.md（~1,200 tokens）。经领域专家校验，删除 3 条错误映射、修正 3 条术语后，最终保留 10 条术语映射（如把“标本”规范为“样品”、把“室间质评”规范为“能力验证”）与 7 类被禁的模糊表述。文档骨架由自定义脚本 *strip_to_skeleton* 从机构模板中提取，只保留章节标题、各节首段说明与表单编号，去掉条款原文、详细表格、worked examples、操作步骤和代码块。</w:t>
+        <w:t>strip_to_skeleton</w:t>
       </w:r>
-    </w:p>
-    <w:p>
-      <w:pPr>
-        <w:spacing w:before="80" w:after="80" w:lineRule="auto" w:line="360"/>
-        <w:ind w:firstLine="0"/>
-        <w:jc w:val="both"/>
-      </w:pPr>
       <w:r>
         <w:rPr>
           <w:rFonts w:ascii="Times New Roman" w:hAnsi="Times New Roman" w:eastAsia="宋体"/>
           <w:b w:val="0"/>
+          <w:i w:val="0"/>
           <w:sz w:val="24"/>
         </w:rPr>
-        <w:t>文中所有 token 数都用 OpenAI 公开的 cl100k_base（tiktoken）计算。Claude 自家的 tokenizer 不公开，但在中英混合文本上两者相差不到 10%；用公开工具，是为了任何人都能算出相同结果。</w:t>
+        <w:t xml:space="preserve"> 从机构模板中提取，只保留章节标题、各节首段说明与表单编号。文中所有 token 数均用公开的 cl100k_base（OpenAI tiktoken）计算；Claude 自家 tokenizer 不公开，但在中英混合文本上两者相差不到 10%。</w:t>
       </w:r>
     </w:p>
     <w:p>
@@ -446,6 +511,7 @@
         <w:rPr>
           <w:rFonts w:ascii="Times New Roman" w:hAnsi="Times New Roman" w:eastAsia="宋体"/>
           <w:b/>
+          <w:i w:val="0"/>
           <w:sz w:val="24"/>
         </w:rPr>
         <w:t>2.2 生成模型与任务</w:t>
@@ -461,9 +527,10 @@
         <w:rPr>
           <w:rFonts w:ascii="Times New Roman" w:hAnsi="Times New Roman" w:eastAsia="宋体"/>
           <w:b w:val="0"/>
+          <w:i w:val="0"/>
           <w:sz w:val="24"/>
         </w:rPr>
-        <w:t>主实验采用 Claude Opus 4.6（Anthropic，美国加州 San Francisco），通过 Claude Code Agent（Anthropic 的命令行 agent 框架）以纯文本模式运行：生成阶段没有任何工具调用（文件系统、联网、执行代码），但框架自带的工具定义始终存在于 system prompt 中（见 §4.6 局限性 xiii）。在 9 组配置 × 15 项任务、每种组合重复 3 次下，共生成 405 份文件。15 项任务按 CNAS 评审场景分三类、每类 5 项：A 类文件编写（如人员培训与能力评估控制程序）、B 类体系运行（如年度内审检查表）、C 类审核模拟（如内部质控程序文件审查报告）。15 项任务的完整清单（任务名称、类别与对应的 ISO 15189:2022 条款）见 Supplementary Table S1，原始 prompt 见 GitHub 仓库的 task_messages/ 与 configs/。需要说明的是，这 15 项任务覆盖的是文件控制、内审与管理评审一类的体系文件；不含检验方法确认/验证报告、测量不确定度评定程序等技术类文件（见 §4.6 局限性 xviii）。</w:t>
+        <w:t>主实验采用 Claude Opus 4.6（Anthropic，美国加州 San Francisco），通过 Claude Code Agent 以纯文本模式运行，生成阶段没有任何工具调用，但框架自带的工具定义始终存在于 system prompt 中（第 4.6 节）。9 组配置 × 15 项任务 × 3 次重复，共生成 405 份文件。15 项任务按 CNAS 评审场景分三类、每类 5 项：A 类文件编写、B 类体系运行、C 类审核模拟。完整任务清单及其对应的 ISO 15189:2022 条款见 Supplementary Table S1，原始 prompt 见 GitHub 仓库。这些任务覆盖的是文件控制、内审与管理评审一类的体系文件，不含检验方法确认/验证报告、测量不确定度评定程序等技术类文件（第 4.6 节）。</w:t>
       </w:r>
     </w:p>
     <w:p>
@@ -476,9 +543,10 @@
         <w:rPr>
           <w:rFonts w:ascii="Times New Roman" w:hAnsi="Times New Roman" w:eastAsia="宋体"/>
           <w:b w:val="0"/>
+          <w:i w:val="0"/>
           <w:sz w:val="24"/>
         </w:rPr>
-        <w:t>跨模型验证采用 GPT-5.4（OpenAI，美国加州 San Francisco），经官方 openai Python SDK（v2.30.0）调用；因研究期间作者所在地区无法直接访问 OpenAI API，base URL 改指向 AIHubMix 端点（https://aihubmix.com）。为控制 API 成本，GPT-5.4 的生成只覆盖三个任务：在 A（文件编写）、B（体系运行）、C（审核模拟）三个类别里各取第一个任务，即 A1、B1、C1，从而覆盖全部三个类别；这三个任务并非随机抽取。GPT-5.4 在相同的 9 组配置下对每个任务重复 3 次，共生成 81 份文件。（仓库输出目录沿用旧脚本的 gpt4o_* 前缀，但实际模型均为 GPT-5.4。）</w:t>
+        <w:t>跨模型验证采用 GPT-5.4（OpenAI，美国加州 San Francisco），经官方 openai Python SDK（v2.30.0）调用；因研究期间作者所在地区无法直接访问 OpenAI API，base URL 改指向 AIHubMix 端点。为控制 API 成本，GPT-5.4 的生成只覆盖每类的第一项任务（A1、B1、C1，并非随机抽取），在相同的 9 组配置下各重复 3 次，共生成 81 份文件。</w:t>
       </w:r>
     </w:p>
     <w:p>
@@ -491,9 +559,10 @@
         <w:rPr>
           <w:rFonts w:ascii="Times New Roman" w:hAnsi="Times New Roman" w:eastAsia="宋体"/>
           <w:b w:val="0"/>
+          <w:i w:val="0"/>
           <w:sz w:val="24"/>
         </w:rPr>
-        <w:t>在每一种组合下，两模型都接收完全相同的 system prompt，但两者的生成参数并不一致。Claude Opus 4.6 经 Claude Code Agent 运行，该框架不暴露 temperature 与 max_tokens，本研究未显式设定这两个参数，其取值由框架决定。GPT-5.4 经 API 调用，显式设定 temperature = 0.7、max_completion_tokens = 16,000。两种设置都会让同一 prompt 每次的输出不完全相同，为反映这种随机性，每种组合都重复跑了 3 次。生成参数不一致对跨模型比较的影响见 §4.6 局限性 (xvii)。所有 API 调用在 2026 年 4 月 2 日至 14 日之间完成。</w:t>
+        <w:t>两模型接收完全相同的 system prompt，但生成参数并不一致：Claude 经 Claude Code Agent 运行，该框架不暴露 temperature 与 max_tokens，本研究未显式设定；GPT-5.4 显式设定 temperature = 0.7、max_completion_tokens = 16,000。两种设置都带随机性，故每种组合重复 3 次；参数不一致对跨模型比较的影响见第 4.6 节。所有 API 调用在 2026 年 4 月 2 日至 14 日之间完成。</w:t>
       </w:r>
     </w:p>
     <w:p>
@@ -505,6 +574,7 @@
         <w:rPr>
           <w:rFonts w:ascii="Times New Roman" w:hAnsi="Times New Roman" w:eastAsia="宋体"/>
           <w:b/>
+          <w:i w:val="0"/>
           <w:sz w:val="24"/>
         </w:rPr>
         <w:t>2.3 三层评估框架</w:t>
@@ -520,9 +590,10 @@
         <w:rPr>
           <w:rFonts w:ascii="Times New Roman" w:hAnsi="Times New Roman" w:eastAsia="宋体"/>
           <w:b w:val="0"/>
+          <w:i w:val="0"/>
           <w:sz w:val="24"/>
         </w:rPr>
-        <w:t>我们用三层互补的框架评估合规性：基于规则的自动评分器（Tier 1）、两位 LLM 评判者（Tier 2a、2b）、以及独立的盲法专家评审（Tier 3）。三层都按 0–5 分评分。其中 Tier 1 由程序自动评分，只度量代码能客观检测的结构性特征；Tier 2 和 Tier 3 则用同一套评分量规，即 Table 1 列出的五个维度：条款满足度、可操作性、内部一致性、PDCA 闭环、专业深度。</w:t>
+        <w:t>我们用三层互补的框架评估合规性，三层均按 0–5 分评分：基于规则的自动评分器（Tier 1）、两位 LLM 评判者（Tier 2a、2b）、以及独立的盲法专家评审（Tier 3）。Tier 1 只度量代码能客观检测的结构性特征；Tier 2 和 Tier 3 共用 Table 1 的五维度评分量规——条款满足度、可操作性、内部一致性、PDCA 闭环、专业深度。</w:t>
       </w:r>
     </w:p>
     <w:p>
@@ -534,9 +605,10 @@
         <w:rPr>
           <w:rFonts w:ascii="Times New Roman" w:hAnsi="Times New Roman" w:eastAsia="宋体"/>
           <w:b/>
+          <w:i w:val="0"/>
           <w:sz w:val="24"/>
         </w:rPr>
-        <w:t>2.3.1 Tier 1 — 结构性合规的自动评分</w:t>
+        <w:t>2.3.1 Tier 1 – 结构性合规的自动评分</w:t>
       </w:r>
     </w:p>
     <w:p>
@@ -549,115 +621,10 @@
         <w:rPr>
           <w:rFonts w:ascii="Times New Roman" w:hAnsi="Times New Roman" w:eastAsia="宋体"/>
           <w:b w:val="0"/>
+          <w:i w:val="0"/>
           <w:sz w:val="24"/>
         </w:rPr>
-        <w:t>自动评分器（auto_scorer.py，已开源）对全部 486 份文件按三个维度打分，再合成一个加权综合分。本层只度量结构性合规，即代码能客观检测的格式、条款引用与术语规范；它不评估内容的临床可操作性或逻辑一致性，这两者属于 Tier 2、Tier 3 的评判范围。</w:t>
-      </w:r>
-    </w:p>
-    <w:p>
-      <w:pPr>
-        <w:spacing w:before="80" w:after="80" w:lineRule="auto" w:line="360"/>
-        <w:ind w:firstLine="0"/>
-        <w:jc w:val="both"/>
-      </w:pPr>
-      <w:r>
-        <w:rPr>
-          <w:rFonts w:ascii="Times New Roman" w:hAnsi="Times New Roman" w:eastAsia="宋体"/>
-          <w:b/>
-          <w:sz w:val="24"/>
-        </w:rPr>
-        <w:t>格式</w:t>
-      </w:r>
-      <w:r>
-        <w:rPr>
-          <w:rFonts w:ascii="Times New Roman" w:hAnsi="Times New Roman" w:eastAsia="宋体"/>
-          <w:b w:val="0"/>
-          <w:sz w:val="24"/>
-        </w:rPr>
-        <w:t>：检查文件是否含任务类别要求的必需章节、编号层级与非空内容；缺失越多，得分越低。</w:t>
-      </w:r>
-    </w:p>
-    <w:p>
-      <w:pPr>
-        <w:spacing w:before="80" w:after="80" w:lineRule="auto" w:line="360"/>
-        <w:ind w:firstLine="0"/>
-        <w:jc w:val="both"/>
-      </w:pPr>
-      <w:r>
-        <w:rPr>
-          <w:rFonts w:ascii="Times New Roman" w:hAnsi="Times New Roman" w:eastAsia="宋体"/>
-          <w:b/>
-          <w:sz w:val="24"/>
-        </w:rPr>
-        <w:t>条款覆盖</w:t>
-      </w:r>
-      <w:r>
-        <w:rPr>
-          <w:rFonts w:ascii="Times New Roman" w:hAnsi="Times New Roman" w:eastAsia="宋体"/>
-          <w:b w:val="0"/>
-          <w:sz w:val="24"/>
-        </w:rPr>
-        <w:t>：用正则匹配 ISO 15189:2022（第 4–8 章）与 CNAS-CL02:2023 的条款号，统计引用到的独立条款数；引用越全，得分越高。这项指标只看文件引用了多少条款，不看这些条款有没有真正落实。一份文件只写“应按 7.3.1 实施室内质控”、却不给出具体质控方案，同样算作已覆盖。这一点由 Tier 2 和 Tier 3 补上：Table 1 的“条款满足度”维度，把“大量条款仅引用未落实”直接判为 1 分。因此，Tier 1 的条款覆盖分高，并不代表文件可以拿去申请认可。</w:t>
-      </w:r>
-    </w:p>
-    <w:p>
-      <w:pPr>
-        <w:spacing w:before="80" w:after="80" w:lineRule="auto" w:line="360"/>
-        <w:ind w:firstLine="0"/>
-        <w:jc w:val="both"/>
-      </w:pPr>
-      <w:r>
-        <w:rPr>
-          <w:rFonts w:ascii="Times New Roman" w:hAnsi="Times New Roman" w:eastAsia="宋体"/>
-          <w:b/>
-          <w:sz w:val="24"/>
-        </w:rPr>
-        <w:t>术语合规</w:t>
-      </w:r>
-      <w:r>
-        <w:rPr>
-          <w:rFonts w:ascii="Times New Roman" w:hAnsi="Times New Roman" w:eastAsia="宋体"/>
-          <w:b w:val="0"/>
-          <w:sz w:val="24"/>
-        </w:rPr>
-        <w:t>：分两项检查。①术语映射：对照一份经 ISO 15189/CNAS 校验的术语表（如把“标本”规范为“样品”、把“不确定度”规范为“测量不确定度”），找出非首选用语；②模糊表述：检出“及时”“相关人员”“定期”等无法执行的模糊词。两项都带上下文排除规则以免误判。</w:t>
-      </w:r>
-    </w:p>
-    <w:p>
-      <w:pPr>
-        <w:spacing w:before="80" w:after="80" w:lineRule="auto" w:line="360"/>
-        <w:ind w:firstLine="0"/>
-        <w:jc w:val="both"/>
-      </w:pPr>
-      <w:r>
-        <w:rPr>
-          <w:rFonts w:ascii="Times New Roman" w:hAnsi="Times New Roman" w:eastAsia="宋体"/>
-          <w:b/>
-          <w:sz w:val="24"/>
-        </w:rPr>
-        <w:t>综合分</w:t>
-      </w:r>
-      <w:r>
-        <w:rPr>
-          <w:rFonts w:ascii="Times New Roman" w:hAnsi="Times New Roman" w:eastAsia="宋体"/>
-          <w:b w:val="0"/>
-          <w:sz w:val="24"/>
-        </w:rPr>
-        <w:t>：把这三个维度按权重（格式 0.18、条款覆盖 0.22、术语 0.13）合成一个总分（auto_weighted），§3 的 Tier 1 排序据此得出。（代码 auto_scorer.py 的权重表里还保留着 4 个旧设计项目，本研究未启用。）</w:t>
-      </w:r>
-    </w:p>
-    <w:p>
-      <w:pPr>
-        <w:spacing w:before="160" w:after="40" w:lineRule="auto" w:line="360"/>
-        <w:jc w:val="left"/>
-      </w:pPr>
-      <w:r>
-        <w:rPr>
-          <w:rFonts w:ascii="Times New Roman" w:hAnsi="Times New Roman" w:eastAsia="宋体"/>
-          <w:b/>
-          <w:sz w:val="24"/>
-        </w:rPr>
-        <w:t>2.3.2 Tier 2 — LLM-as-judge</w:t>
+        <w:t>自动评分器（auto_scorer.py，已开源）对全部 486 份文件按三个维度打分：格式（是否含任务类别要求的必需章节、编号层级与非空内容）、条款覆盖（正则匹配 ISO 15189:2022 第 4–8 章与 CNAS-CL02:2023 的条款号）、术语合规（对照经 ISO 15189/CNAS 校验的术语表找出非首选用语，并检出“及时”“相关人员”等无法执行的模糊表述）。三者按权重合成一个综合分（auto_weighted；格式 0.18、条款覆盖 0.22、术语 0.13），第 3 节 的 Tier 1 排序据此得出。这三个权重取自开源评分器中一套七维先验权重方案（总和为 1）的对应项，本层只计算其中三个规则可判的维度；由于该综合分仅用于相对排名、且经 min-max 归一化（第 3.1 节），保留权重之和为 0.53 不影响任何结果。</w:t>
       </w:r>
     </w:p>
     <w:p>
@@ -670,55 +637,25 @@
         <w:rPr>
           <w:rFonts w:ascii="Times New Roman" w:hAnsi="Times New Roman" w:eastAsia="宋体"/>
           <w:b w:val="0"/>
+          <w:i w:val="0"/>
           <w:sz w:val="24"/>
         </w:rPr>
-        <w:t>两位评判者（Claude、GPT）各自给两个模型（Claude、GPT）生成的文件打分，构成 2×2 的交叉设计；这样可以把“评判者偏袒自家模型”的自我偏好从真实质量差异中分离出来。</w:t>
+        <w:t>本层只度量结构性合规。其中条款覆盖只看文件引用了多少条款，不看这些条款有没有真正落实：一份文件只写“应按 7.3.1 实施室内质控”、却不给出具体质控方案，同样算作已覆盖。这一点由 Tier 2 和 Tier 3 补上——Table 1 的“条款满足度”维度把“大量条款仅引用未落实”直接判为 1 分——因此 Tier 1 分数高，并不代表文件可以拿去申请认可。</w:t>
       </w:r>
     </w:p>
     <w:p>
       <w:pPr>
-        <w:spacing w:before="80" w:after="80" w:lineRule="auto" w:line="360"/>
-        <w:ind w:firstLine="0"/>
-        <w:jc w:val="both"/>
+        <w:spacing w:before="160" w:after="40" w:lineRule="auto" w:line="360"/>
+        <w:jc w:val="left"/>
       </w:pPr>
       <w:r>
         <w:rPr>
           <w:rFonts w:ascii="Times New Roman" w:hAnsi="Times New Roman" w:eastAsia="宋体"/>
           <w:b/>
+          <w:i w:val="0"/>
           <w:sz w:val="24"/>
         </w:rPr>
-        <w:t>Tier 2a（Claude 评判者）</w:t>
-      </w:r>
-      <w:r>
-        <w:rPr>
-          <w:rFonts w:ascii="Times New Roman" w:hAnsi="Times New Roman" w:eastAsia="宋体"/>
-          <w:b w:val="0"/>
-          <w:sz w:val="24"/>
-        </w:rPr>
-        <w:t>：Claude Opus 4.6 扮演"CNAS 主任评审员"，按 Table 1 的五个维度给每份文件打 0–5 分，每份打一次；评判经 Claude Code 的 Agent 子代理运行，未显式设定 temperature 与 max_tokens，prompt 与 Tier 2b 相同。共得 378 条评分，占 486 份文件的 77.8%；其余 108 份（22.2%）未由 Claude 评判者评分。原始数据保留情况见 §4.6 局限性 x。</w:t>
-      </w:r>
-    </w:p>
-    <w:p>
-      <w:pPr>
-        <w:spacing w:before="80" w:after="80" w:lineRule="auto" w:line="360"/>
-        <w:ind w:firstLine="0"/>
-        <w:jc w:val="both"/>
-      </w:pPr>
-      <w:r>
-        <w:rPr>
-          <w:rFonts w:ascii="Times New Roman" w:hAnsi="Times New Roman" w:eastAsia="宋体"/>
-          <w:b/>
-          <w:sz w:val="24"/>
-        </w:rPr>
-        <w:t>Tier 2b（GPT 评判者）</w:t>
-      </w:r>
-      <w:r>
-        <w:rPr>
-          <w:rFonts w:ascii="Times New Roman" w:hAnsi="Times New Roman" w:eastAsia="宋体"/>
-          <w:b w:val="0"/>
-          <w:sz w:val="24"/>
-        </w:rPr>
-        <w:t>：GPT-5.4（经 §2.2 所述的 AIHubMix 接入）用与 Tier 2a 相同的 prompt、评分量规与 0–5 分尺度，对全部 486 份文件各打一次分（405 份 Claude 生成 + 81 份 GPT 生成），每份的原始 JSON 均已公开。其评判参数为 temperature = 0、max_completion_tokens = 2,000，与 Tier 2a 并不相同（见 §4.6 局限性 xvii）。我们也核对过输出未被 max_tokens 截断（486 份 JSON 全部正常解析）。</w:t>
+        <w:t>2.3.2 Tier 2 – LLM-as-judge</w:t>
       </w:r>
     </w:p>
     <w:p>
@@ -731,55 +668,26 @@
         <w:rPr>
           <w:rFonts w:ascii="Times New Roman" w:hAnsi="Times New Roman" w:eastAsia="宋体"/>
           <w:b w:val="0"/>
+          <w:i w:val="0"/>
           <w:sz w:val="24"/>
         </w:rPr>
-        <w:t>两位评判者合计 864 条评分（Claude 378 + GPT 486）。两边数目不等，是因为 Claude 评判者未覆盖全部文件（详见 §4.6 局限性 x）；但 2×2 的四个象限都有数据，因此仍能做自我偏好分解。</w:t>
+        <w:t>两位评判者（Claude、GPT）各自给两个模型生成的文件打分，构成 2×2 交叉设计，从而把评判者的自我偏好与真实质量差异分开。Claude Opus 4.6 扮演“CNAS 主任评审员”，按 Table 1 的五个维度给每份覆盖到的文件打一次分，经 Claude Code 的 Agent 子代理运行、未显式设定 temperature 与 max_tokens。Claude 评审随配置集扩展分批进行，部分批次只保留了组均值而非逐文件评分（第 4.6 节），故文件级评分共 378 条、占 486 份文件的 77.8%。GPT-5.4 用相同的 prompt、量规与 0–5 分尺度对全部 486 份文件各打一次分（405 份 Claude 生成 + 81 份 GPT 生成），其参数为 temperature = 0、max_completion_tokens = 2,000，与 Tier 2a 不同（第 4.6 节）；输出未被 max_tokens 截断（486 份 JSON 全部正常解析），每份原始 JSON 均已公开。两位评判者合计 864 条评分；两边数目不等原因如上，但 2×2 的四个象限都有数据，因此仍能做自我偏好分解。Table 1 给出了 5 分、3 分、1 分的明确标准（分别对应完全符合、部分符合、严重不符）；中间的 4、2 分由评分者在相邻两档之间判断；0 分表示该维度无法评估。这些标准对所有评判者与专家完全一致。</w:t>
       </w:r>
     </w:p>
     <w:p>
       <w:pPr>
-        <w:spacing w:before="80" w:after="80" w:lineRule="auto" w:line="360"/>
+        <w:spacing w:before="120" w:after="40" w:lineRule="auto" w:line="360"/>
         <w:ind w:firstLine="0"/>
-        <w:jc w:val="both"/>
+        <w:jc w:val="center"/>
       </w:pPr>
       <w:r>
         <w:rPr>
           <w:rFonts w:ascii="Times New Roman" w:hAnsi="Times New Roman" w:eastAsia="宋体"/>
           <w:b/>
+          <w:i w:val="0"/>
           <w:sz w:val="24"/>
         </w:rPr>
-        <w:t>评分尺度</w:t>
-      </w:r>
-      <w:r>
-        <w:rPr>
-          <w:rFonts w:ascii="Times New Roman" w:hAnsi="Times New Roman" w:eastAsia="宋体"/>
-          <w:b w:val="0"/>
-          <w:sz w:val="24"/>
-        </w:rPr>
-        <w:t>：每个维度按 0–5 整数打分。Table 1 给出了 5 分、3 分、1 分的明确标准（分别对应完全符合、部分符合、严重不符）；中间的 4、2 分由评分者在相邻两档之间判断；0 分表示该维度无法评估（文件实质性缺失，或模型只返回问询而未生成文件）。这些标准对所有评判者与专家完全一致。</w:t>
-      </w:r>
-    </w:p>
-    <w:p>
-      <w:pPr>
-        <w:spacing w:before="80" w:after="80" w:lineRule="auto" w:line="360"/>
-        <w:ind w:firstLine="0"/>
-        <w:jc w:val="both"/>
-      </w:pPr>
-      <w:r>
-        <w:rPr>
-          <w:rFonts w:ascii="Times New Roman" w:hAnsi="Times New Roman" w:eastAsia="宋体"/>
-          <w:b/>
-          <w:sz w:val="24"/>
-        </w:rPr>
-        <w:t>Table 1.</w:t>
-      </w:r>
-      <w:r>
-        <w:rPr>
-          <w:rFonts w:ascii="Times New Roman" w:hAnsi="Times New Roman" w:eastAsia="宋体"/>
-          <w:b w:val="0"/>
-          <w:sz w:val="24"/>
-        </w:rPr>
-        <w:t xml:space="preserve"> Tier 2a/2b 与 Tier 3 共用的五维度评分量规。</w:t>
+        <w:t>Table 1. Tier 2a/2b 与 Tier 3 共用的五维度评分量规。</w:t>
       </w:r>
     </w:p>
     <w:tbl>
@@ -809,6 +717,7 @@
           </w:tcPr>
           <w:p>
             <w:pPr>
+              <w:spacing w:before="60" w:after="60" w:lineRule="auto" w:line="276"/>
               <w:jc w:val="center"/>
             </w:pPr>
             <w:r/>
@@ -816,6 +725,7 @@
               <w:rPr>
                 <w:rFonts w:ascii="Times New Roman" w:hAnsi="Times New Roman" w:eastAsia="宋体"/>
                 <w:b/>
+                <w:i w:val="0"/>
                 <w:sz w:val="18"/>
               </w:rPr>
               <w:t>维度</w:t>
@@ -835,6 +745,7 @@
           </w:tcPr>
           <w:p>
             <w:pPr>
+              <w:spacing w:before="60" w:after="60" w:lineRule="auto" w:line="276"/>
               <w:jc w:val="center"/>
             </w:pPr>
             <w:r/>
@@ -842,6 +753,7 @@
               <w:rPr>
                 <w:rFonts w:ascii="Times New Roman" w:hAnsi="Times New Roman" w:eastAsia="宋体"/>
                 <w:b/>
+                <w:i w:val="0"/>
                 <w:sz w:val="18"/>
               </w:rPr>
               <w:t>5 分标准</w:t>
@@ -861,6 +773,7 @@
           </w:tcPr>
           <w:p>
             <w:pPr>
+              <w:spacing w:before="60" w:after="60" w:lineRule="auto" w:line="276"/>
               <w:jc w:val="center"/>
             </w:pPr>
             <w:r/>
@@ -868,6 +781,7 @@
               <w:rPr>
                 <w:rFonts w:ascii="Times New Roman" w:hAnsi="Times New Roman" w:eastAsia="宋体"/>
                 <w:b/>
+                <w:i w:val="0"/>
                 <w:sz w:val="18"/>
               </w:rPr>
               <w:t>3 分标准</w:t>
@@ -887,6 +801,7 @@
           </w:tcPr>
           <w:p>
             <w:pPr>
+              <w:spacing w:before="60" w:after="60" w:lineRule="auto" w:line="276"/>
               <w:jc w:val="center"/>
             </w:pPr>
             <w:r/>
@@ -894,6 +809,7 @@
               <w:rPr>
                 <w:rFonts w:ascii="Times New Roman" w:hAnsi="Times New Roman" w:eastAsia="宋体"/>
                 <w:b/>
+                <w:i w:val="0"/>
                 <w:sz w:val="18"/>
               </w:rPr>
               <w:t>1 分标准</w:t>
@@ -915,13 +831,15 @@
           </w:tcPr>
           <w:p>
             <w:pPr>
-              <w:jc w:val="left"/>
+              <w:spacing w:before="60" w:after="60" w:lineRule="auto" w:line="276"/>
+              <w:jc w:val="center"/>
             </w:pPr>
             <w:r/>
             <w:r>
               <w:rPr>
                 <w:rFonts w:ascii="Times New Roman" w:hAnsi="Times New Roman" w:eastAsia="宋体"/>
                 <w:b w:val="0"/>
+                <w:i w:val="0"/>
                 <w:sz w:val="18"/>
               </w:rPr>
               <w:t>条款满足度</w:t>
@@ -941,13 +859,15 @@
           </w:tcPr>
           <w:p>
             <w:pPr>
-              <w:jc w:val="left"/>
+              <w:spacing w:before="60" w:after="60" w:lineRule="auto" w:line="276"/>
+              <w:jc w:val="center"/>
             </w:pPr>
             <w:r/>
             <w:r>
               <w:rPr>
                 <w:rFonts w:ascii="Times New Roman" w:hAnsi="Times New Roman" w:eastAsia="宋体"/>
                 <w:b w:val="0"/>
+                <w:i w:val="0"/>
                 <w:sz w:val="18"/>
               </w:rPr>
               <w:t>对应条款所有 SHALL 要求均有具体落地措施</w:t>
@@ -967,13 +887,15 @@
           </w:tcPr>
           <w:p>
             <w:pPr>
-              <w:jc w:val="left"/>
+              <w:spacing w:before="60" w:after="60" w:lineRule="auto" w:line="276"/>
+              <w:jc w:val="center"/>
             </w:pPr>
             <w:r/>
             <w:r>
               <w:rPr>
                 <w:rFonts w:ascii="Times New Roman" w:hAnsi="Times New Roman" w:eastAsia="宋体"/>
                 <w:b w:val="0"/>
+                <w:i w:val="0"/>
                 <w:sz w:val="18"/>
               </w:rPr>
               <w:t>覆盖主要条款但有遗漏或浮于表面</w:t>
@@ -993,13 +915,15 @@
           </w:tcPr>
           <w:p>
             <w:pPr>
-              <w:jc w:val="left"/>
+              <w:spacing w:before="60" w:after="60" w:lineRule="auto" w:line="276"/>
+              <w:jc w:val="center"/>
             </w:pPr>
             <w:r/>
             <w:r>
               <w:rPr>
                 <w:rFonts w:ascii="Times New Roman" w:hAnsi="Times New Roman" w:eastAsia="宋体"/>
                 <w:b w:val="0"/>
+                <w:i w:val="0"/>
                 <w:sz w:val="18"/>
               </w:rPr>
               <w:t>大量条款仅引用未落实，或严重遗漏</w:t>
@@ -1021,13 +945,15 @@
           </w:tcPr>
           <w:p>
             <w:pPr>
-              <w:jc w:val="left"/>
+              <w:spacing w:before="60" w:after="60" w:lineRule="auto" w:line="276"/>
+              <w:jc w:val="center"/>
             </w:pPr>
             <w:r/>
             <w:r>
               <w:rPr>
                 <w:rFonts w:ascii="Times New Roman" w:hAnsi="Times New Roman" w:eastAsia="宋体"/>
                 <w:b w:val="0"/>
+                <w:i w:val="0"/>
                 <w:sz w:val="18"/>
               </w:rPr>
               <w:t>可操作性</w:t>
@@ -1047,13 +973,15 @@
           </w:tcPr>
           <w:p>
             <w:pPr>
-              <w:jc w:val="left"/>
+              <w:spacing w:before="60" w:after="60" w:lineRule="auto" w:line="276"/>
+              <w:jc w:val="center"/>
             </w:pPr>
             <w:r/>
             <w:r>
               <w:rPr>
                 <w:rFonts w:ascii="Times New Roman" w:hAnsi="Times New Roman" w:eastAsia="宋体"/>
                 <w:b w:val="0"/>
+                <w:i w:val="0"/>
                 <w:sz w:val="18"/>
               </w:rPr>
               <w:t>每步有具体责任人（岗位名）、量化时限、明确输出（表单编号）</w:t>
@@ -1073,13 +1001,15 @@
           </w:tcPr>
           <w:p>
             <w:pPr>
-              <w:jc w:val="left"/>
+              <w:spacing w:before="60" w:after="60" w:lineRule="auto" w:line="276"/>
+              <w:jc w:val="center"/>
             </w:pPr>
             <w:r/>
             <w:r>
               <w:rPr>
                 <w:rFonts w:ascii="Times New Roman" w:hAnsi="Times New Roman" w:eastAsia="宋体"/>
                 <w:b w:val="0"/>
+                <w:i w:val="0"/>
                 <w:sz w:val="18"/>
               </w:rPr>
               <w:t>大部分步骤可操作，少量模糊</w:t>
@@ -1099,16 +1029,18 @@
           </w:tcPr>
           <w:p>
             <w:pPr>
-              <w:jc w:val="left"/>
+              <w:spacing w:before="60" w:after="60" w:lineRule="auto" w:line="276"/>
+              <w:jc w:val="center"/>
             </w:pPr>
             <w:r/>
             <w:r>
               <w:rPr>
                 <w:rFonts w:ascii="Times New Roman" w:hAnsi="Times New Roman" w:eastAsia="宋体"/>
                 <w:b w:val="0"/>
+                <w:i w:val="0"/>
                 <w:sz w:val="18"/>
               </w:rPr>
-              <w:t>大量"及时""相关人员""定期"等无法执行的表述</w:t>
+              <w:t>大量“及时”“相关人员”“定期”等无法执行的表述</w:t>
             </w:r>
           </w:p>
         </w:tc>
@@ -1127,13 +1059,15 @@
           </w:tcPr>
           <w:p>
             <w:pPr>
-              <w:jc w:val="left"/>
+              <w:spacing w:before="60" w:after="60" w:lineRule="auto" w:line="276"/>
+              <w:jc w:val="center"/>
             </w:pPr>
             <w:r/>
             <w:r>
               <w:rPr>
                 <w:rFonts w:ascii="Times New Roman" w:hAnsi="Times New Roman" w:eastAsia="宋体"/>
                 <w:b w:val="0"/>
+                <w:i w:val="0"/>
                 <w:sz w:val="18"/>
               </w:rPr>
               <w:t>内部一致性</w:t>
@@ -1153,13 +1087,15 @@
           </w:tcPr>
           <w:p>
             <w:pPr>
-              <w:jc w:val="left"/>
+              <w:spacing w:before="60" w:after="60" w:lineRule="auto" w:line="276"/>
+              <w:jc w:val="center"/>
             </w:pPr>
             <w:r/>
             <w:r>
               <w:rPr>
                 <w:rFonts w:ascii="Times New Roman" w:hAnsi="Times New Roman" w:eastAsia="宋体"/>
                 <w:b w:val="0"/>
+                <w:i w:val="0"/>
                 <w:sz w:val="18"/>
               </w:rPr>
               <w:t>引用的文件/表单全部在相关章节列出，职责分配清晰</w:t>
@@ -1179,13 +1115,15 @@
           </w:tcPr>
           <w:p>
             <w:pPr>
-              <w:jc w:val="left"/>
+              <w:spacing w:before="60" w:after="60" w:lineRule="auto" w:line="276"/>
+              <w:jc w:val="center"/>
             </w:pPr>
             <w:r/>
             <w:r>
               <w:rPr>
                 <w:rFonts w:ascii="Times New Roman" w:hAnsi="Times New Roman" w:eastAsia="宋体"/>
                 <w:b w:val="0"/>
+                <w:i w:val="0"/>
                 <w:sz w:val="18"/>
               </w:rPr>
               <w:t>少量悬空引用或表述矛盾</w:t>
@@ -1205,13 +1143,15 @@
           </w:tcPr>
           <w:p>
             <w:pPr>
-              <w:jc w:val="left"/>
+              <w:spacing w:before="60" w:after="60" w:lineRule="auto" w:line="276"/>
+              <w:jc w:val="center"/>
             </w:pPr>
             <w:r/>
             <w:r>
               <w:rPr>
                 <w:rFonts w:ascii="Times New Roman" w:hAnsi="Times New Roman" w:eastAsia="宋体"/>
                 <w:b w:val="0"/>
+                <w:i w:val="0"/>
                 <w:sz w:val="18"/>
               </w:rPr>
               <w:t>大量悬空引用或职责冲突</w:t>
@@ -1233,13 +1173,15 @@
           </w:tcPr>
           <w:p>
             <w:pPr>
-              <w:jc w:val="left"/>
+              <w:spacing w:before="60" w:after="60" w:lineRule="auto" w:line="276"/>
+              <w:jc w:val="center"/>
             </w:pPr>
             <w:r/>
             <w:r>
               <w:rPr>
                 <w:rFonts w:ascii="Times New Roman" w:hAnsi="Times New Roman" w:eastAsia="宋体"/>
                 <w:b w:val="0"/>
+                <w:i w:val="0"/>
                 <w:sz w:val="18"/>
               </w:rPr>
               <w:t>PDCA 闭环</w:t>
@@ -1259,13 +1201,15 @@
           </w:tcPr>
           <w:p>
             <w:pPr>
-              <w:jc w:val="left"/>
+              <w:spacing w:before="60" w:after="60" w:lineRule="auto" w:line="276"/>
+              <w:jc w:val="center"/>
             </w:pPr>
             <w:r/>
             <w:r>
               <w:rPr>
                 <w:rFonts w:ascii="Times New Roman" w:hAnsi="Times New Roman" w:eastAsia="宋体"/>
                 <w:b w:val="0"/>
+                <w:i w:val="0"/>
                 <w:sz w:val="18"/>
               </w:rPr>
               <w:t>明确有计划、执行记录、效果评估、不合格处理→改进的完整链条</w:t>
@@ -1285,13 +1229,15 @@
           </w:tcPr>
           <w:p>
             <w:pPr>
-              <w:jc w:val="left"/>
+              <w:spacing w:before="60" w:after="60" w:lineRule="auto" w:line="276"/>
+              <w:jc w:val="center"/>
             </w:pPr>
             <w:r/>
             <w:r>
               <w:rPr>
                 <w:rFonts w:ascii="Times New Roman" w:hAnsi="Times New Roman" w:eastAsia="宋体"/>
                 <w:b w:val="0"/>
+                <w:i w:val="0"/>
                 <w:sz w:val="18"/>
               </w:rPr>
               <w:t>有 P-D-C 但缺少 A（改进/反馈机制）</w:t>
@@ -1311,13 +1257,15 @@
           </w:tcPr>
           <w:p>
             <w:pPr>
-              <w:jc w:val="left"/>
+              <w:spacing w:before="60" w:after="60" w:lineRule="auto" w:line="276"/>
+              <w:jc w:val="center"/>
             </w:pPr>
             <w:r/>
             <w:r>
               <w:rPr>
                 <w:rFonts w:ascii="Times New Roman" w:hAnsi="Times New Roman" w:eastAsia="宋体"/>
                 <w:b w:val="0"/>
+                <w:i w:val="0"/>
                 <w:sz w:val="18"/>
               </w:rPr>
               <w:t>仅描述执行步骤，无检查和改进</w:t>
@@ -1339,13 +1287,15 @@
           </w:tcPr>
           <w:p>
             <w:pPr>
-              <w:jc w:val="left"/>
+              <w:spacing w:before="60" w:after="60" w:lineRule="auto" w:line="276"/>
+              <w:jc w:val="center"/>
             </w:pPr>
             <w:r/>
             <w:r>
               <w:rPr>
                 <w:rFonts w:ascii="Times New Roman" w:hAnsi="Times New Roman" w:eastAsia="宋体"/>
                 <w:b w:val="0"/>
+                <w:i w:val="0"/>
                 <w:sz w:val="18"/>
               </w:rPr>
               <w:t>专业深度</w:t>
@@ -1365,13 +1315,15 @@
           </w:tcPr>
           <w:p>
             <w:pPr>
-              <w:jc w:val="left"/>
+              <w:spacing w:before="60" w:after="60" w:lineRule="auto" w:line="276"/>
+              <w:jc w:val="center"/>
             </w:pPr>
             <w:r/>
             <w:r>
               <w:rPr>
                 <w:rFonts w:ascii="Times New Roman" w:hAnsi="Times New Roman" w:eastAsia="宋体"/>
                 <w:b w:val="0"/>
+                <w:i w:val="0"/>
                 <w:sz w:val="18"/>
               </w:rPr>
               <w:t>包含检验科专业细节（如 Westgard 规则、测量不确定度、Sigma 度量、HIL 指数、盲样测试、PCR 分区、冷链等）</w:t>
@@ -1391,13 +1343,15 @@
           </w:tcPr>
           <w:p>
             <w:pPr>
-              <w:jc w:val="left"/>
+              <w:spacing w:before="60" w:after="60" w:lineRule="auto" w:line="276"/>
+              <w:jc w:val="center"/>
             </w:pPr>
             <w:r/>
             <w:r>
               <w:rPr>
                 <w:rFonts w:ascii="Times New Roman" w:hAnsi="Times New Roman" w:eastAsia="宋体"/>
                 <w:b w:val="0"/>
+                <w:i w:val="0"/>
                 <w:sz w:val="18"/>
               </w:rPr>
               <w:t>有一定专业性但偏通用</w:t>
@@ -1417,13 +1371,15 @@
           </w:tcPr>
           <w:p>
             <w:pPr>
-              <w:jc w:val="left"/>
+              <w:spacing w:before="60" w:after="60" w:lineRule="auto" w:line="276"/>
+              <w:jc w:val="center"/>
             </w:pPr>
             <w:r/>
             <w:r>
               <w:rPr>
                 <w:rFonts w:ascii="Times New Roman" w:hAnsi="Times New Roman" w:eastAsia="宋体"/>
                 <w:b w:val="0"/>
+                <w:i w:val="0"/>
                 <w:sz w:val="18"/>
               </w:rPr>
               <w:t>内容泛泛，可套用于任何实验室</w:t>
@@ -1442,9 +1398,10 @@
         <w:rPr>
           <w:rFonts w:ascii="Times New Roman" w:hAnsi="Times New Roman" w:eastAsia="宋体"/>
           <w:b/>
+          <w:i w:val="0"/>
           <w:sz w:val="24"/>
         </w:rPr>
-        <w:t>2.3.3 Tier 3 — 专家评审</w:t>
+        <w:t>2.3.3 Tier 3 – 专家评审</w:t>
       </w:r>
     </w:p>
     <w:p>
@@ -1457,9 +1414,10 @@
         <w:rPr>
           <w:rFonts w:ascii="Times New Roman" w:hAnsi="Times New Roman" w:eastAsia="宋体"/>
           <w:b w:val="0"/>
+          <w:i w:val="0"/>
           <w:sz w:val="24"/>
         </w:rPr>
-        <w:t>3 位 ISO 15189 合格内审员对 10 份盲化、分层随机抽样的文件独立评分，标准与 LLM 评判者完全相同（Table 1 的五个维度）。Rater 1 是第一作者，Rater 2、Rater 3 来自同单位。三人独立打分、互不交流，都在不知道彼此分数的前提下完成；为避免自我影响，Rater 1 直到三人评分表全部提交后，才查看 Tier 1/2 的打分。Rater 2、Rater 3 事前签署了书面知情同意。评分时，专家可自由查阅 ISO 15189:2022 与 CNAS-CL02:2023 的全文及附录。</w:t>
+        <w:t>3 位 ISO 15189 合格内审员对 10 份盲化、分层随机抽样的文件按同一套五维度量规独立评分。三位评分员均为本文作者，且同属一个单位：Rater 1 是第一作者，Rater 2 是杨岚，Rater 3 是陈欣盈。三人独立打分、互不交流，也不知道彼此的分数；为避免自我影响，Rater 1 直到三人评分表全部提交后才查看 Tier 1/2 的打分。Rater 2 与 Rater 3 在评分前签署了书面知情同意；评分时专家可自由查阅 ISO 15189:2022 与 CNAS-CL02:2023。本研究未开展正式的评分前校准会议（第 4.6 节）。</w:t>
       </w:r>
     </w:p>
     <w:p>
@@ -1471,87 +1429,11 @@
       <w:r>
         <w:rPr>
           <w:rFonts w:ascii="Times New Roman" w:hAnsi="Times New Roman" w:eastAsia="宋体"/>
-          <w:b/>
+          <w:b w:val="0"/>
+          <w:i w:val="0"/>
           <w:sz w:val="24"/>
         </w:rPr>
-        <w:t>抽样策略</w:t>
-      </w:r>
-      <w:r>
-        <w:rPr>
-          <w:rFonts w:ascii="Times New Roman" w:hAnsi="Times New Roman" w:eastAsia="宋体"/>
-          <w:b w:val="0"/>
-          <w:sz w:val="24"/>
-        </w:rPr>
-        <w:t>：用固定随机种子（seed = 42）从 486 份文件里分层随机抽 10 份；分层按 7 个配置 × A 类的 3 个任务（A1、A2、A3）划分，每层抽 1–2 份。只评 A 类，是因为它在 CNAS 评审里最稳定、最有代表性（能否推广到其他类别见 §4.6）。专家评的这 7 个配置与 Tier 2a 评分的 6 个略有出入（具体是哪 7 个见 §3.5）。</w:t>
-      </w:r>
-    </w:p>
-    <w:p>
-      <w:pPr>
-        <w:spacing w:before="80" w:after="80" w:lineRule="auto" w:line="360"/>
-        <w:ind w:firstLine="0"/>
-        <w:jc w:val="both"/>
-      </w:pPr>
-      <w:r>
-        <w:rPr>
-          <w:rFonts w:ascii="Times New Roman" w:hAnsi="Times New Roman" w:eastAsia="宋体"/>
-          <w:b/>
-          <w:sz w:val="24"/>
-        </w:rPr>
-        <w:t>评分员利益冲突</w:t>
-      </w:r>
-      <w:r>
-        <w:rPr>
-          <w:rFonts w:ascii="Times New Roman" w:hAnsi="Times New Roman" w:eastAsia="宋体"/>
-          <w:b w:val="0"/>
-          <w:sz w:val="24"/>
-        </w:rPr>
-        <w:t>：3 位评分员与 Anthropic、OpenAI 及其他 LLM 提供商均无商业、科研或咨询关系；本研究也未接受这些机构的资金或实物资助。</w:t>
-      </w:r>
-    </w:p>
-    <w:p>
-      <w:pPr>
-        <w:spacing w:before="80" w:after="80" w:lineRule="auto" w:line="360"/>
-        <w:ind w:firstLine="0"/>
-        <w:jc w:val="both"/>
-      </w:pPr>
-      <w:r>
-        <w:rPr>
-          <w:rFonts w:ascii="Times New Roman" w:hAnsi="Times New Roman" w:eastAsia="宋体"/>
-          <w:b/>
-          <w:sz w:val="24"/>
-        </w:rPr>
-        <w:t>评分前校准</w:t>
-      </w:r>
-      <w:r>
-        <w:rPr>
-          <w:rFonts w:ascii="Times New Roman" w:hAnsi="Times New Roman" w:eastAsia="宋体"/>
-          <w:b w:val="0"/>
-          <w:sz w:val="24"/>
-        </w:rPr>
-        <w:t>：本研究未开展正式的评分前校准会议；3 位评分员仅依据公布的评分量规（Table 1）与 ISO 15189:2022 / CNAS-CL02:2023 标准独立打分。校准缺失这一局限已在 §4.6 (xii) 说明。</w:t>
-      </w:r>
-    </w:p>
-    <w:p>
-      <w:pPr>
-        <w:spacing w:before="80" w:after="80" w:lineRule="auto" w:line="360"/>
-        <w:ind w:firstLine="0"/>
-        <w:jc w:val="both"/>
-      </w:pPr>
-      <w:r>
-        <w:rPr>
-          <w:rFonts w:ascii="Times New Roman" w:hAnsi="Times New Roman" w:eastAsia="宋体"/>
-          <w:b/>
-          <w:sz w:val="24"/>
-        </w:rPr>
-        <w:t>盲法实施程序</w:t>
-      </w:r>
-      <w:r>
-        <w:rPr>
-          <w:rFonts w:ascii="Times New Roman" w:hAnsi="Times New Roman" w:eastAsia="宋体"/>
-          <w:b w:val="0"/>
-          <w:sz w:val="24"/>
-        </w:rPr>
-        <w:t>：用开源脚本 prepare_blind_review.py 把 10 份文件盲化：重命名为匿名编号，删除并核对正文里所有模型名和配置标识，再随机打乱顺序（三位专家看到的顺序一致，只显示任务类别）。文档与配置的对照表在三人评分全部交齐后才解封。</w:t>
+        <w:t>10 份文件用固定随机种子（seed = 42）从 486 份中分层随机抽取，分层按 7 个配置 × A 类的 3 个任务（A1–A3）划分，每层抽 1–2 份。只评 A 类，是因为它在 CNAS 评审里最稳定、最有代表性（第 4.6 节）；具体是哪 7 个配置见第 3.5 节。盲化用开源脚本 prepare_blind_review.py 完成：文件重命名为匿名编号，正文里所有模型名与配置标识均已删除并核对，呈现顺序随机打乱且三位专家一致。文档与配置的对照表在三人评分全部交齐后才解封。</w:t>
       </w:r>
     </w:p>
     <w:p>
@@ -1563,6 +1445,7 @@
         <w:rPr>
           <w:rFonts w:ascii="Times New Roman" w:hAnsi="Times New Roman" w:eastAsia="宋体"/>
           <w:b/>
+          <w:i w:val="0"/>
           <w:sz w:val="24"/>
         </w:rPr>
         <w:t>2.4 统计方法</w:t>
@@ -1577,6 +1460,7 @@
         <w:rPr>
           <w:rFonts w:ascii="Times New Roman" w:hAnsi="Times New Roman" w:eastAsia="宋体"/>
           <w:b/>
+          <w:i w:val="0"/>
           <w:sz w:val="24"/>
         </w:rPr>
         <w:t>2.4.1 组间成对比较与多重校正</w:t>
@@ -1592,9 +1476,10 @@
         <w:rPr>
           <w:rFonts w:ascii="Times New Roman" w:hAnsi="Times New Roman" w:eastAsia="宋体"/>
           <w:b w:val="0"/>
+          <w:i w:val="0"/>
           <w:sz w:val="24"/>
         </w:rPr>
-        <w:t>组间成对比较用双侧 Mann–Whitney U 检验，数据为 GPT 评判者对每份文件的评分（每个配置 n = 45，即 15 任务 × 3 重复）。四个成分对比之间存在配置重叠、并不独立（例如 G_template_rules 同时出现在 *detailed content* 与 *worked examples* 两个对比里），因此多重比较用 Benjamini–Hochberg FDR 校正（α = 0.05）而非更保守的 Bonferroni，以在控制错误发现率的同时保留更高功效。每个效应量 Δ 的 95% 置信区间用 bootstrap 计算（非参数 percentile 法，固定随机种子，重采样 B = 10,000 次）。具体软件版本与脚本见代码仓库。</w:t>
+        <w:t>组间成对比较用双侧 Mann–Whitney U 检验，数据为 GPT 评判者对每份文件的评分（每个配置 n = 45，即 15 任务 × 3 重复）。同一配置内的观测共享同样的 15 项任务，并不完全独立；检验将重复视为独立样本，是一种简化。按任务类别分层的估计（Table 3）显示规则效应在三类任务中方向一致，不支持该效应由个别任务驱动。四个成分对比之间存在配置重叠、并不独立，因此多重比较用 Benjamini–Hochberg FDR 校正（α = 0.05）而非更保守的 Bonferroni，以在控制错误发现率的同时保留更高功效。每个效应量 Δ 的 95% 置信区间用 bootstrap 计算（非参数 percentile 法，固定随机种子，重采样 B = 10,000 次）。</w:t>
       </w:r>
     </w:p>
     <w:p>
@@ -1606,6 +1491,7 @@
         <w:rPr>
           <w:rFonts w:ascii="Times New Roman" w:hAnsi="Times New Roman" w:eastAsia="宋体"/>
           <w:b/>
+          <w:i w:val="0"/>
           <w:sz w:val="24"/>
         </w:rPr>
         <w:t>2.4.2 配置成分效应的量化</w:t>
@@ -1621,80 +1507,82 @@
         <w:rPr>
           <w:rFonts w:ascii="Times New Roman" w:hAnsi="Times New Roman" w:eastAsia="宋体"/>
           <w:b w:val="0"/>
+          <w:i w:val="0"/>
           <w:sz w:val="24"/>
         </w:rPr>
-        <w:t>我们用 4 对配置分别衡量这 4 类内容的作用，每一对主要差一种内容、其余尽量相同：</w:t>
+        <w:t>我们用 4 对配置分别衡量这 4 类内容的作用，每一对主要差一种内容：</w:t>
       </w:r>
-    </w:p>
-    <w:p>
-      <w:pPr>
-        <w:pStyle w:val="ListBullet"/>
-        <w:spacing w:before="40" w:after="40" w:lineRule="auto" w:line="360"/>
-      </w:pPr>
       <w:r>
         <w:rPr>
           <w:rFonts w:ascii="Times New Roman" w:hAnsi="Times New Roman" w:eastAsia="宋体"/>
           <w:b w:val="0"/>
+          <w:i/>
           <w:sz w:val="24"/>
         </w:rPr>
-        <w:t>*rules*（规则）：E_rules_v2 vs A_bare</w:t>
+        <w:t>rules</w:t>
       </w:r>
-    </w:p>
-    <w:p>
-      <w:pPr>
-        <w:pStyle w:val="ListBullet"/>
-        <w:spacing w:before="40" w:after="40" w:lineRule="auto" w:line="360"/>
-      </w:pPr>
       <w:r>
         <w:rPr>
           <w:rFonts w:ascii="Times New Roman" w:hAnsi="Times New Roman" w:eastAsia="宋体"/>
           <w:b w:val="0"/>
+          <w:i w:val="0"/>
           <w:sz w:val="24"/>
         </w:rPr>
-        <w:t>*document skeleton*（文档骨架）：H4_sop_only vs E_rules_v2</w:t>
+        <w:t>（E_rules_v2 vs A_bare）、</w:t>
       </w:r>
-    </w:p>
-    <w:p>
-      <w:pPr>
-        <w:pStyle w:val="ListBullet"/>
-        <w:spacing w:before="40" w:after="40" w:lineRule="auto" w:line="360"/>
-      </w:pPr>
       <w:r>
         <w:rPr>
           <w:rFonts w:ascii="Times New Roman" w:hAnsi="Times New Roman" w:eastAsia="宋体"/>
           <w:b w:val="0"/>
+          <w:i/>
           <w:sz w:val="24"/>
         </w:rPr>
-        <w:t>*detailed content*（详细内容）：G_template_rules vs H3_skeleton</w:t>
+        <w:t>document skeleton</w:t>
       </w:r>
-    </w:p>
-    <w:p>
-      <w:pPr>
-        <w:pStyle w:val="ListBullet"/>
-        <w:spacing w:before="40" w:after="40" w:lineRule="auto" w:line="360"/>
-      </w:pPr>
       <w:r>
         <w:rPr>
           <w:rFonts w:ascii="Times New Roman" w:hAnsi="Times New Roman" w:eastAsia="宋体"/>
           <w:b w:val="0"/>
+          <w:i w:val="0"/>
           <w:sz w:val="24"/>
         </w:rPr>
-        <w:t>*worked examples*（示例）：H2_keep_examples vs G_template_rules</w:t>
+        <w:t>（H4_sop_only vs E_rules_v2）、</w:t>
       </w:r>
-    </w:p>
-    <w:p>
-      <w:pPr>
-        <w:spacing w:before="80" w:after="80" w:lineRule="auto" w:line="360"/>
-        <w:ind w:firstLine="0"/>
-        <w:jc w:val="both"/>
-      </w:pPr>
       <w:r>
         <w:rPr>
           <w:rFonts w:ascii="Times New Roman" w:hAnsi="Times New Roman" w:eastAsia="宋体"/>
           <w:b w:val="0"/>
+          <w:i/>
           <w:sz w:val="24"/>
         </w:rPr>
-        <w:t>某类内容的作用（记为 Δ）就是这一对里两个配置的平均分之差；Δ 以 0–5 分的原始量纲表示，未做标准化，其 95% CI 由 bootstrap 得出（Table 3）。我们特意用这种最直接的对比、而不是更复杂的统计模型，因为它最直观、最好解读。</w:t>
+        <w:t>detailed content</w:t>
+      </w:r>
+      <w:r>
+        <w:rPr>
+          <w:rFonts w:ascii="Times New Roman" w:hAnsi="Times New Roman" w:eastAsia="宋体"/>
+          <w:b w:val="0"/>
+          <w:i w:val="0"/>
+          <w:sz w:val="24"/>
+        </w:rPr>
+        <w:t>（G_template_rules vs H3_skeleton）、</w:t>
+      </w:r>
+      <w:r>
+        <w:rPr>
+          <w:rFonts w:ascii="Times New Roman" w:hAnsi="Times New Roman" w:eastAsia="宋体"/>
+          <w:b w:val="0"/>
+          <w:i/>
+          <w:sz w:val="24"/>
+        </w:rPr>
+        <w:t>worked examples</w:t>
+      </w:r>
+      <w:r>
+        <w:rPr>
+          <w:rFonts w:ascii="Times New Roman" w:hAnsi="Times New Roman" w:eastAsia="宋体"/>
+          <w:b w:val="0"/>
+          <w:i w:val="0"/>
+          <w:sz w:val="24"/>
+        </w:rPr>
+        <w:t>（H2_keep_examples vs G_template_rules）。某类内容的作用（记为 Δ）就是这一对里两个配置的平均分之差，以 0–5 分的原始量纲表示、未做标准化，并给出 bootstrap 95% CI（Table 3）。我们特意用这种最直接的对比而非更复杂的统计模型，因为它最直观、最好解读。需说明的是，9 个配置并非 Taguchi L9 正交表，而是 4 维配置空间的一个结构化子集，其选取目的是用上述成对对比分离各维度的影响，而不依赖正交表的因子平衡设计；因此 Δ 仅对应上述这些特定的配置对。</w:t>
       </w:r>
     </w:p>
     <w:p>
@@ -1706,6 +1594,7 @@
         <w:rPr>
           <w:rFonts w:ascii="Times New Roman" w:hAnsi="Times New Roman" w:eastAsia="宋体"/>
           <w:b/>
+          <w:i w:val="0"/>
           <w:sz w:val="24"/>
         </w:rPr>
         <w:t>2.4.3 评分者间一致性</w:t>
@@ -1721,112 +1610,10 @@
         <w:rPr>
           <w:rFonts w:ascii="Times New Roman" w:hAnsi="Times New Roman" w:eastAsia="宋体"/>
           <w:b w:val="0"/>
+          <w:i w:val="0"/>
           <w:sz w:val="24"/>
         </w:rPr>
-        <w:t>评分者间一致性用 3 个互补指标一起报告：Pearson 相关系数（看线性关联，但容许评分者之间的系统偏移）、Spearman 相关系数（看排序一致性、不要求线性）、以及组内相关系数（ICC，按 Shrout 与 Fleiss [13] 的框架）。所用的 4 种 ICC 变体如下：</w:t>
-      </w:r>
-    </w:p>
-    <w:p>
-      <w:pPr>
-        <w:pStyle w:val="ListBullet"/>
-        <w:spacing w:before="40" w:after="40" w:lineRule="auto" w:line="360"/>
-      </w:pPr>
-      <w:r>
-        <w:rPr>
-          <w:rFonts w:ascii="Times New Roman" w:hAnsi="Times New Roman" w:eastAsia="宋体"/>
-          <w:b/>
-          <w:sz w:val="24"/>
-        </w:rPr>
-        <w:t>ICC(2,1)</w:t>
-      </w:r>
-      <w:r>
-        <w:rPr>
-          <w:rFonts w:ascii="Times New Roman" w:hAnsi="Times New Roman" w:eastAsia="宋体"/>
-          <w:b w:val="0"/>
-          <w:sz w:val="24"/>
-        </w:rPr>
-        <w:t>：单评分者绝对一致性，双向随机效应；</w:t>
-      </w:r>
-    </w:p>
-    <w:p>
-      <w:pPr>
-        <w:pStyle w:val="ListBullet"/>
-        <w:spacing w:before="40" w:after="40" w:lineRule="auto" w:line="360"/>
-      </w:pPr>
-      <w:r>
-        <w:rPr>
-          <w:rFonts w:ascii="Times New Roman" w:hAnsi="Times New Roman" w:eastAsia="宋体"/>
-          <w:b/>
-          <w:sz w:val="24"/>
-        </w:rPr>
-        <w:t>ICC(3,1)</w:t>
-      </w:r>
-      <w:r>
-        <w:rPr>
-          <w:rFonts w:ascii="Times New Roman" w:hAnsi="Times New Roman" w:eastAsia="宋体"/>
-          <w:b w:val="0"/>
-          <w:sz w:val="24"/>
-        </w:rPr>
-        <w:t>：单评分者排序一致性，双向混合效应；</w:t>
-      </w:r>
-    </w:p>
-    <w:p>
-      <w:pPr>
-        <w:pStyle w:val="ListBullet"/>
-        <w:spacing w:before="40" w:after="40" w:lineRule="auto" w:line="360"/>
-      </w:pPr>
-      <w:r>
-        <w:rPr>
-          <w:rFonts w:ascii="Times New Roman" w:hAnsi="Times New Roman" w:eastAsia="宋体"/>
-          <w:b/>
-          <w:sz w:val="24"/>
-        </w:rPr>
-        <w:t>ICC(2,k)</w:t>
-      </w:r>
-      <w:r>
-        <w:rPr>
-          <w:rFonts w:ascii="Times New Roman" w:hAnsi="Times New Roman" w:eastAsia="宋体"/>
-          <w:b w:val="0"/>
-          <w:sz w:val="24"/>
-        </w:rPr>
-        <w:t>：k 评分者平均绝对一致性；</w:t>
-      </w:r>
-    </w:p>
-    <w:p>
-      <w:pPr>
-        <w:pStyle w:val="ListBullet"/>
-        <w:spacing w:before="40" w:after="40" w:lineRule="auto" w:line="360"/>
-      </w:pPr>
-      <w:r>
-        <w:rPr>
-          <w:rFonts w:ascii="Times New Roman" w:hAnsi="Times New Roman" w:eastAsia="宋体"/>
-          <w:b/>
-          <w:sz w:val="24"/>
-        </w:rPr>
-        <w:t>ICC(3,k)</w:t>
-      </w:r>
-      <w:r>
-        <w:rPr>
-          <w:rFonts w:ascii="Times New Roman" w:hAnsi="Times New Roman" w:eastAsia="宋体"/>
-          <w:b w:val="0"/>
-          <w:sz w:val="24"/>
-        </w:rPr>
-        <w:t>：k 评分者平均排序一致性。</w:t>
-      </w:r>
-    </w:p>
-    <w:p>
-      <w:pPr>
-        <w:spacing w:before="80" w:after="80" w:lineRule="auto" w:line="360"/>
-        <w:ind w:firstLine="0"/>
-        <w:jc w:val="both"/>
-      </w:pPr>
-      <w:r>
-        <w:rPr>
-          <w:rFonts w:ascii="Times New Roman" w:hAnsi="Times New Roman" w:eastAsia="宋体"/>
-          <w:b w:val="0"/>
-          <w:sz w:val="24"/>
-        </w:rPr>
-        <w:t>两两比较（如专家均值 vs 各 LLM 评判者、专家彼此之间）用单评分者的 ICC(2,1) 与 ICC(3,1)；评估三人专家组的整体信度时用平均型 ICC(2,k) 与 ICC(3,k)（k=3）。这样选择的原因是：评估专家组信度时，我们关心的是三人平均分是否可靠，所以用平均型；比较评判者与专家时，我们关心的是单个评判者能否复现专家的排序，所以用单评分者的排序型 ICC(3,1)。排序型容许两者的分数存在整体偏移，而这种偏移——LLM 评判者的系统性高估——已在 §3.5 单独报告，不会因此被掩盖。所有 ICC 用 Python 库 pingouin 计算。</w:t>
+        <w:t>评分者间一致性用 Pearson 相关系数、Spearman 相关系数与组内相关系数（ICC，按 Shrout 与 Fleiss [11] 的框架）一起报告，均用 Python 库 pingouin 计算。两两比较（专家均值 vs 各 LLM 评判者、以及专家彼此之间）用单评分者的 ICC(2,1) 与 ICC(3,1)；评估三人专家组的整体信度时用平均型 ICC(2,k) 与 ICC(3,k)（k=3）。这样选择的原因是：评估专家组信度时，我们关心的是三人平均分是否可靠，所以用平均型；比较评判者与专家时，我们关心的是单个评判者能否复现专家的排序，所以用单评分者的排序型 ICC(3,1)。排序型容许两者的分数存在整体偏移，而这种偏移——LLM 评判者的系统性高估——已在 第 3.5 节 单独报告。</w:t>
       </w:r>
     </w:p>
     <w:p>
@@ -1838,6 +1625,7 @@
         <w:rPr>
           <w:rFonts w:ascii="Times New Roman" w:hAnsi="Times New Roman" w:eastAsia="宋体"/>
           <w:b/>
+          <w:i w:val="0"/>
           <w:sz w:val="24"/>
         </w:rPr>
         <w:t>2.4.4 自评偏差</w:t>
@@ -1853,9 +1641,10 @@
         <w:rPr>
           <w:rFonts w:ascii="Times New Roman" w:hAnsi="Times New Roman" w:eastAsia="宋体"/>
           <w:b w:val="0"/>
+          <w:i w:val="0"/>
           <w:sz w:val="24"/>
         </w:rPr>
-        <w:t>对每个作为评判者的模型 M（Claude 或 GPT），自评偏差按 Panickssery 等 [12] 的经典定义计算：同一评判者分别给自家模型和另一个模型生成的文件打分。</w:t>
+        <w:t>对每个作为评判者的模型 M（Claude 或 GPT），自评偏差按 Panickssery 等 [10] 的经典定义计算：</w:t>
       </w:r>
     </w:p>
     <w:p>
@@ -1868,6 +1657,7 @@
         <w:rPr>
           <w:rFonts w:ascii="Times New Roman" w:hAnsi="Times New Roman" w:eastAsia="宋体"/>
           <w:b w:val="0"/>
+          <w:i w:val="0"/>
           <w:sz w:val="24"/>
         </w:rPr>
         <w:t>bias_M = mean(judge = M, generator = M) − mean(judge = M, generator = M′)，</w:t>
@@ -1883,38 +1673,10 @@
         <w:rPr>
           <w:rFonts w:ascii="Times New Roman" w:hAnsi="Times New Roman" w:eastAsia="宋体"/>
           <w:b w:val="0"/>
+          <w:i w:val="0"/>
           <w:sz w:val="24"/>
         </w:rPr>
-        <w:t>其中 M′ 为另一模型。正值代表评判者 M 给自家文件打的分更高，负值则反之。作为敏感性检验，我们用另一种公式重算（同一生成者、不同评判者），得到 Claude +0.464、GPT −0.472，与 §3.4 报告的经典值（+0.294 与 −0.301）方向一致。</w:t>
-      </w:r>
-    </w:p>
-    <w:p>
-      <w:pPr>
-        <w:spacing w:before="160" w:after="40" w:lineRule="auto" w:line="360"/>
-        <w:jc w:val="left"/>
-      </w:pPr>
-      <w:r>
-        <w:rPr>
-          <w:rFonts w:ascii="Times New Roman" w:hAnsi="Times New Roman" w:eastAsia="宋体"/>
-          <w:b/>
-          <w:sz w:val="24"/>
-        </w:rPr>
-        <w:t>2.4.5 实验设计说明</w:t>
-      </w:r>
-    </w:p>
-    <w:p>
-      <w:pPr>
-        <w:spacing w:before="80" w:after="80" w:lineRule="auto" w:line="360"/>
-        <w:ind w:firstLine="0"/>
-        <w:jc w:val="both"/>
-      </w:pPr>
-      <w:r>
-        <w:rPr>
-          <w:rFonts w:ascii="Times New Roman" w:hAnsi="Times New Roman" w:eastAsia="宋体"/>
-          <w:b w:val="0"/>
-          <w:sz w:val="24"/>
-        </w:rPr>
-        <w:t>我们的 9 个配置并非 Taguchi L9 正交表，而是 4 维配置空间的一个结构化子集：规则和文档骨架各有三档（缺失/部分/完整），详细内容和示例各有两档（缺失/存在）。配置的选取目的是用 §2.4.2 的成对对比直接分离每个维度的影响，不依赖正交表的因子平衡设计；因此 Δ 仅对应 §2.4.2 列出的特定配置对。</w:t>
+        <w:t>其中 M′ 为另一模型；正值代表评判者 M 给自家文件打的分更高。作为敏感性检验，我们用另一种公式重算（同一生成者、不同评判者），得到 Claude +0.464、GPT −0.472，与 第 3.4 节 报告的经典值（+0.294 与 −0.301）方向一致。</w:t>
       </w:r>
     </w:p>
     <w:p>
@@ -1926,6 +1688,7 @@
         <w:rPr>
           <w:rFonts w:ascii="Times New Roman" w:hAnsi="Times New Roman" w:eastAsia="宋体"/>
           <w:b/>
+          <w:i w:val="0"/>
           <w:sz w:val="24"/>
         </w:rPr>
         <w:t>3. Results</w:t>
@@ -1940,6 +1703,7 @@
         <w:rPr>
           <w:rFonts w:ascii="Times New Roman" w:hAnsi="Times New Roman" w:eastAsia="宋体"/>
           <w:b/>
+          <w:i w:val="0"/>
           <w:sz w:val="24"/>
         </w:rPr>
         <w:t>3.1 配置在自动评分与 LLM 评判者下的综合排名</w:t>
@@ -1955,32 +1719,26 @@
         <w:rPr>
           <w:rFonts w:ascii="Times New Roman" w:hAnsi="Times New Roman" w:eastAsia="宋体"/>
           <w:b w:val="0"/>
+          <w:i w:val="0"/>
           <w:sz w:val="24"/>
         </w:rPr>
-        <w:t>我们对 Claude Opus 4.6 生成的 405 份文件进行综合排名：综合分由 Tier 1 自动评分与 Tier 2 LLM 评判者评分（两位评判者取均值）合成，两项均在 9 组上做 min-max 归一化到 [0, 1]，再等权平均（Table 2）。</w:t>
+        <w:t>我们对 405 份 Claude 生成文件做综合排名（Table 2）。综合分由 Tier 1 自动评分均值与 Tier 2 LLM 评判者均值（跨 Claude、GPT 两位评判者取均值）合成，两项各做 min-max 归一化到 [0, 1] 后等权平均。H4_sop_only 以 ~2,000 tokens 拿到最高综合分，远低于带完整文档模板的配置和全量 C_full（~56,000 tokens）；但如第 3.5 节所示，这个排名在专家评估下并不成立。</w:t>
       </w:r>
     </w:p>
     <w:p>
       <w:pPr>
-        <w:spacing w:before="80" w:after="80" w:lineRule="auto" w:line="360"/>
+        <w:spacing w:before="120" w:after="40" w:lineRule="auto" w:line="360"/>
         <w:ind w:firstLine="0"/>
-        <w:jc w:val="both"/>
+        <w:jc w:val="center"/>
       </w:pPr>
       <w:r>
         <w:rPr>
           <w:rFonts w:ascii="Times New Roman" w:hAnsi="Times New Roman" w:eastAsia="宋体"/>
           <w:b/>
+          <w:i w:val="0"/>
           <w:sz w:val="24"/>
         </w:rPr>
-        <w:t>Table 2.</w:t>
-      </w:r>
-      <w:r>
-        <w:rPr>
-          <w:rFonts w:ascii="Times New Roman" w:hAnsi="Times New Roman" w:eastAsia="宋体"/>
-          <w:b w:val="0"/>
-          <w:sz w:val="24"/>
-        </w:rPr>
-        <w:t xml:space="preserve"> 9 个配置的综合排名。综合分由 Tier 1 自动评分均值与 Tier 2 LLM 评判者均值（跨 Claude、GPT 两位评判者取均值）合成，两项各做 min-max 归一化到 [0, 1] 后等权平均。</w:t>
+        <w:t>Table 2. 9 个配置的综合排名。</w:t>
       </w:r>
     </w:p>
     <w:tbl>
@@ -2009,6 +1767,7 @@
           </w:tcPr>
           <w:p>
             <w:pPr>
+              <w:spacing w:before="60" w:after="60" w:lineRule="auto" w:line="276"/>
               <w:jc w:val="center"/>
             </w:pPr>
             <w:r/>
@@ -2016,6 +1775,7 @@
               <w:rPr>
                 <w:rFonts w:ascii="Times New Roman" w:hAnsi="Times New Roman" w:eastAsia="宋体"/>
                 <w:b/>
+                <w:i w:val="0"/>
                 <w:sz w:val="18"/>
               </w:rPr>
               <w:t>配置</w:t>
@@ -2035,6 +1795,7 @@
           </w:tcPr>
           <w:p>
             <w:pPr>
+              <w:spacing w:before="60" w:after="60" w:lineRule="auto" w:line="276"/>
               <w:jc w:val="center"/>
             </w:pPr>
             <w:r/>
@@ -2042,6 +1803,7 @@
               <w:rPr>
                 <w:rFonts w:ascii="Times New Roman" w:hAnsi="Times New Roman" w:eastAsia="宋体"/>
                 <w:b/>
+                <w:i w:val="0"/>
                 <w:sz w:val="18"/>
               </w:rPr>
               <w:t>system prompt 体量</w:t>
@@ -2061,6 +1823,7 @@
           </w:tcPr>
           <w:p>
             <w:pPr>
+              <w:spacing w:before="60" w:after="60" w:lineRule="auto" w:line="276"/>
               <w:jc w:val="center"/>
             </w:pPr>
             <w:r/>
@@ -2068,6 +1831,7 @@
               <w:rPr>
                 <w:rFonts w:ascii="Times New Roman" w:hAnsi="Times New Roman" w:eastAsia="宋体"/>
                 <w:b/>
+                <w:i w:val="0"/>
                 <w:sz w:val="18"/>
               </w:rPr>
               <w:t>综合分</w:t>
@@ -2089,13 +1853,15 @@
           </w:tcPr>
           <w:p>
             <w:pPr>
-              <w:jc w:val="left"/>
+              <w:spacing w:before="60" w:after="60" w:lineRule="auto" w:line="276"/>
+              <w:jc w:val="center"/>
             </w:pPr>
             <w:r/>
             <w:r>
               <w:rPr>
                 <w:rFonts w:ascii="Times New Roman" w:hAnsi="Times New Roman" w:eastAsia="宋体"/>
                 <w:b w:val="0"/>
+                <w:i w:val="0"/>
                 <w:sz w:val="18"/>
               </w:rPr>
               <w:t>H4_sop_only</w:t>
@@ -2115,13 +1881,15 @@
           </w:tcPr>
           <w:p>
             <w:pPr>
-              <w:jc w:val="left"/>
+              <w:spacing w:before="60" w:after="60" w:lineRule="auto" w:line="276"/>
+              <w:jc w:val="center"/>
             </w:pPr>
             <w:r/>
             <w:r>
               <w:rPr>
                 <w:rFonts w:ascii="Times New Roman" w:hAnsi="Times New Roman" w:eastAsia="宋体"/>
                 <w:b w:val="0"/>
+                <w:i w:val="0"/>
                 <w:sz w:val="18"/>
               </w:rPr>
               <w:t>~2,000 tokens</w:t>
@@ -2141,13 +1909,15 @@
           </w:tcPr>
           <w:p>
             <w:pPr>
-              <w:jc w:val="left"/>
+              <w:spacing w:before="60" w:after="60" w:lineRule="auto" w:line="276"/>
+              <w:jc w:val="center"/>
             </w:pPr>
             <w:r/>
             <w:r>
               <w:rPr>
                 <w:rFonts w:ascii="Times New Roman" w:hAnsi="Times New Roman" w:eastAsia="宋体"/>
                 <w:b w:val="0"/>
+                <w:i w:val="0"/>
                 <w:sz w:val="18"/>
               </w:rPr>
               <w:t>0.994</w:t>
@@ -2169,13 +1939,15 @@
           </w:tcPr>
           <w:p>
             <w:pPr>
-              <w:jc w:val="left"/>
+              <w:spacing w:before="60" w:after="60" w:lineRule="auto" w:line="276"/>
+              <w:jc w:val="center"/>
             </w:pPr>
             <w:r/>
             <w:r>
               <w:rPr>
                 <w:rFonts w:ascii="Times New Roman" w:hAnsi="Times New Roman" w:eastAsia="宋体"/>
                 <w:b w:val="0"/>
+                <w:i w:val="0"/>
                 <w:sz w:val="18"/>
               </w:rPr>
               <w:t>H3_skeleton</w:t>
@@ -2195,13 +1967,15 @@
           </w:tcPr>
           <w:p>
             <w:pPr>
-              <w:jc w:val="left"/>
+              <w:spacing w:before="60" w:after="60" w:lineRule="auto" w:line="276"/>
+              <w:jc w:val="center"/>
             </w:pPr>
             <w:r/>
             <w:r>
               <w:rPr>
                 <w:rFonts w:ascii="Times New Roman" w:hAnsi="Times New Roman" w:eastAsia="宋体"/>
                 <w:b w:val="0"/>
+                <w:i w:val="0"/>
                 <w:sz w:val="18"/>
               </w:rPr>
               <w:t>~5,000 tokens</w:t>
@@ -2221,13 +1995,15 @@
           </w:tcPr>
           <w:p>
             <w:pPr>
-              <w:jc w:val="left"/>
+              <w:spacing w:before="60" w:after="60" w:lineRule="auto" w:line="276"/>
+              <w:jc w:val="center"/>
             </w:pPr>
             <w:r/>
             <w:r>
               <w:rPr>
                 <w:rFonts w:ascii="Times New Roman" w:hAnsi="Times New Roman" w:eastAsia="宋体"/>
                 <w:b w:val="0"/>
+                <w:i w:val="0"/>
                 <w:sz w:val="18"/>
               </w:rPr>
               <w:t>0.869</w:t>
@@ -2249,13 +2025,15 @@
           </w:tcPr>
           <w:p>
             <w:pPr>
-              <w:jc w:val="left"/>
+              <w:spacing w:before="60" w:after="60" w:lineRule="auto" w:line="276"/>
+              <w:jc w:val="center"/>
             </w:pPr>
             <w:r/>
             <w:r>
               <w:rPr>
                 <w:rFonts w:ascii="Times New Roman" w:hAnsi="Times New Roman" w:eastAsia="宋体"/>
                 <w:b w:val="0"/>
+                <w:i w:val="0"/>
                 <w:sz w:val="18"/>
               </w:rPr>
               <w:t>G_template_rules</w:t>
@@ -2275,13 +2053,15 @@
           </w:tcPr>
           <w:p>
             <w:pPr>
-              <w:jc w:val="left"/>
+              <w:spacing w:before="60" w:after="60" w:lineRule="auto" w:line="276"/>
+              <w:jc w:val="center"/>
             </w:pPr>
             <w:r/>
             <w:r>
               <w:rPr>
                 <w:rFonts w:ascii="Times New Roman" w:hAnsi="Times New Roman" w:eastAsia="宋体"/>
                 <w:b w:val="0"/>
+                <w:i w:val="0"/>
                 <w:sz w:val="18"/>
               </w:rPr>
               <w:t>~16,000 tokens</w:t>
@@ -2301,13 +2081,15 @@
           </w:tcPr>
           <w:p>
             <w:pPr>
-              <w:jc w:val="left"/>
+              <w:spacing w:before="60" w:after="60" w:lineRule="auto" w:line="276"/>
+              <w:jc w:val="center"/>
             </w:pPr>
             <w:r/>
             <w:r>
               <w:rPr>
                 <w:rFonts w:ascii="Times New Roman" w:hAnsi="Times New Roman" w:eastAsia="宋体"/>
                 <w:b w:val="0"/>
+                <w:i w:val="0"/>
                 <w:sz w:val="18"/>
               </w:rPr>
               <w:t>0.851</w:t>
@@ -2329,13 +2111,15 @@
           </w:tcPr>
           <w:p>
             <w:pPr>
-              <w:jc w:val="left"/>
+              <w:spacing w:before="60" w:after="60" w:lineRule="auto" w:line="276"/>
+              <w:jc w:val="center"/>
             </w:pPr>
             <w:r/>
             <w:r>
               <w:rPr>
                 <w:rFonts w:ascii="Times New Roman" w:hAnsi="Times New Roman" w:eastAsia="宋体"/>
                 <w:b w:val="0"/>
+                <w:i w:val="0"/>
                 <w:sz w:val="18"/>
               </w:rPr>
               <w:t>H2_keep_examples</w:t>
@@ -2355,13 +2139,15 @@
           </w:tcPr>
           <w:p>
             <w:pPr>
-              <w:jc w:val="left"/>
+              <w:spacing w:before="60" w:after="60" w:lineRule="auto" w:line="276"/>
+              <w:jc w:val="center"/>
             </w:pPr>
             <w:r/>
             <w:r>
               <w:rPr>
                 <w:rFonts w:ascii="Times New Roman" w:hAnsi="Times New Roman" w:eastAsia="宋体"/>
                 <w:b w:val="0"/>
+                <w:i w:val="0"/>
                 <w:sz w:val="18"/>
               </w:rPr>
               <w:t>~25,000 tokens</w:t>
@@ -2381,13 +2167,15 @@
           </w:tcPr>
           <w:p>
             <w:pPr>
-              <w:jc w:val="left"/>
+              <w:spacing w:before="60" w:after="60" w:lineRule="auto" w:line="276"/>
+              <w:jc w:val="center"/>
             </w:pPr>
             <w:r/>
             <w:r>
               <w:rPr>
                 <w:rFonts w:ascii="Times New Roman" w:hAnsi="Times New Roman" w:eastAsia="宋体"/>
                 <w:b w:val="0"/>
+                <w:i w:val="0"/>
                 <w:sz w:val="18"/>
               </w:rPr>
               <w:t>0.759</w:t>
@@ -2409,13 +2197,15 @@
           </w:tcPr>
           <w:p>
             <w:pPr>
-              <w:jc w:val="left"/>
+              <w:spacing w:before="60" w:after="60" w:lineRule="auto" w:line="276"/>
+              <w:jc w:val="center"/>
             </w:pPr>
             <w:r/>
             <w:r>
               <w:rPr>
                 <w:rFonts w:ascii="Times New Roman" w:hAnsi="Times New Roman" w:eastAsia="宋体"/>
                 <w:b w:val="0"/>
+                <w:i w:val="0"/>
                 <w:sz w:val="18"/>
               </w:rPr>
               <w:t>E_rules_v2</w:t>
@@ -2435,13 +2225,15 @@
           </w:tcPr>
           <w:p>
             <w:pPr>
-              <w:jc w:val="left"/>
+              <w:spacing w:before="60" w:after="60" w:lineRule="auto" w:line="276"/>
+              <w:jc w:val="center"/>
             </w:pPr>
             <w:r/>
             <w:r>
               <w:rPr>
                 <w:rFonts w:ascii="Times New Roman" w:hAnsi="Times New Roman" w:eastAsia="宋体"/>
                 <w:b w:val="0"/>
+                <w:i w:val="0"/>
                 <w:sz w:val="18"/>
               </w:rPr>
               <w:t>~1,200 tokens</w:t>
@@ -2461,13 +2253,15 @@
           </w:tcPr>
           <w:p>
             <w:pPr>
-              <w:jc w:val="left"/>
+              <w:spacing w:before="60" w:after="60" w:lineRule="auto" w:line="276"/>
+              <w:jc w:val="center"/>
             </w:pPr>
             <w:r/>
             <w:r>
               <w:rPr>
                 <w:rFonts w:ascii="Times New Roman" w:hAnsi="Times New Roman" w:eastAsia="宋体"/>
                 <w:b w:val="0"/>
+                <w:i w:val="0"/>
                 <w:sz w:val="18"/>
               </w:rPr>
               <w:t>0.729</w:t>
@@ -2489,13 +2283,15 @@
           </w:tcPr>
           <w:p>
             <w:pPr>
-              <w:jc w:val="left"/>
+              <w:spacing w:before="60" w:after="60" w:lineRule="auto" w:line="276"/>
+              <w:jc w:val="center"/>
             </w:pPr>
             <w:r/>
             <w:r>
               <w:rPr>
                 <w:rFonts w:ascii="Times New Roman" w:hAnsi="Times New Roman" w:eastAsia="宋体"/>
                 <w:b w:val="0"/>
+                <w:i w:val="0"/>
                 <w:sz w:val="18"/>
               </w:rPr>
               <w:t>C_full</w:t>
@@ -2515,13 +2311,15 @@
           </w:tcPr>
           <w:p>
             <w:pPr>
-              <w:jc w:val="left"/>
+              <w:spacing w:before="60" w:after="60" w:lineRule="auto" w:line="276"/>
+              <w:jc w:val="center"/>
             </w:pPr>
             <w:r/>
             <w:r>
               <w:rPr>
                 <w:rFonts w:ascii="Times New Roman" w:hAnsi="Times New Roman" w:eastAsia="宋体"/>
                 <w:b w:val="0"/>
+                <w:i w:val="0"/>
                 <w:sz w:val="18"/>
               </w:rPr>
               <w:t>~56,000 tokens</w:t>
@@ -2541,13 +2339,15 @@
           </w:tcPr>
           <w:p>
             <w:pPr>
-              <w:jc w:val="left"/>
+              <w:spacing w:before="60" w:after="60" w:lineRule="auto" w:line="276"/>
+              <w:jc w:val="center"/>
             </w:pPr>
             <w:r/>
             <w:r>
               <w:rPr>
                 <w:rFonts w:ascii="Times New Roman" w:hAnsi="Times New Roman" w:eastAsia="宋体"/>
                 <w:b w:val="0"/>
+                <w:i w:val="0"/>
                 <w:sz w:val="18"/>
               </w:rPr>
               <w:t>0.493</w:t>
@@ -2569,13 +2369,15 @@
           </w:tcPr>
           <w:p>
             <w:pPr>
-              <w:jc w:val="left"/>
+              <w:spacing w:before="60" w:after="60" w:lineRule="auto" w:line="276"/>
+              <w:jc w:val="center"/>
             </w:pPr>
             <w:r/>
             <w:r>
               <w:rPr>
                 <w:rFonts w:ascii="Times New Roman" w:hAnsi="Times New Roman" w:eastAsia="宋体"/>
                 <w:b w:val="0"/>
+                <w:i w:val="0"/>
                 <w:sz w:val="18"/>
               </w:rPr>
               <w:t>F_template</w:t>
@@ -2595,13 +2397,15 @@
           </w:tcPr>
           <w:p>
             <w:pPr>
-              <w:jc w:val="left"/>
+              <w:spacing w:before="60" w:after="60" w:lineRule="auto" w:line="276"/>
+              <w:jc w:val="center"/>
             </w:pPr>
             <w:r/>
             <w:r>
               <w:rPr>
                 <w:rFonts w:ascii="Times New Roman" w:hAnsi="Times New Roman" w:eastAsia="宋体"/>
                 <w:b w:val="0"/>
+                <w:i w:val="0"/>
                 <w:sz w:val="18"/>
               </w:rPr>
               <w:t>~15,000 tokens</w:t>
@@ -2621,13 +2425,15 @@
           </w:tcPr>
           <w:p>
             <w:pPr>
-              <w:jc w:val="left"/>
+              <w:spacing w:before="60" w:after="60" w:lineRule="auto" w:line="276"/>
+              <w:jc w:val="center"/>
             </w:pPr>
             <w:r/>
             <w:r>
               <w:rPr>
                 <w:rFonts w:ascii="Times New Roman" w:hAnsi="Times New Roman" w:eastAsia="宋体"/>
                 <w:b w:val="0"/>
+                <w:i w:val="0"/>
                 <w:sz w:val="18"/>
               </w:rPr>
               <w:t>0.345</w:t>
@@ -2649,13 +2455,15 @@
           </w:tcPr>
           <w:p>
             <w:pPr>
-              <w:jc w:val="left"/>
+              <w:spacing w:before="60" w:after="60" w:lineRule="auto" w:line="276"/>
+              <w:jc w:val="center"/>
             </w:pPr>
             <w:r/>
             <w:r>
               <w:rPr>
                 <w:rFonts w:ascii="Times New Roman" w:hAnsi="Times New Roman" w:eastAsia="宋体"/>
                 <w:b w:val="0"/>
+                <w:i w:val="0"/>
                 <w:sz w:val="18"/>
               </w:rPr>
               <w:t>B_simple</w:t>
@@ -2675,13 +2483,15 @@
           </w:tcPr>
           <w:p>
             <w:pPr>
-              <w:jc w:val="left"/>
+              <w:spacing w:before="60" w:after="60" w:lineRule="auto" w:line="276"/>
+              <w:jc w:val="center"/>
             </w:pPr>
             <w:r/>
             <w:r>
               <w:rPr>
                 <w:rFonts w:ascii="Times New Roman" w:hAnsi="Times New Roman" w:eastAsia="宋体"/>
                 <w:b w:val="0"/>
+                <w:i w:val="0"/>
                 <w:sz w:val="18"/>
               </w:rPr>
               <w:t>~300 tokens</w:t>
@@ -2701,13 +2511,15 @@
           </w:tcPr>
           <w:p>
             <w:pPr>
-              <w:jc w:val="left"/>
+              <w:spacing w:before="60" w:after="60" w:lineRule="auto" w:line="276"/>
+              <w:jc w:val="center"/>
             </w:pPr>
             <w:r/>
             <w:r>
               <w:rPr>
                 <w:rFonts w:ascii="Times New Roman" w:hAnsi="Times New Roman" w:eastAsia="宋体"/>
                 <w:b w:val="0"/>
+                <w:i w:val="0"/>
                 <w:sz w:val="18"/>
               </w:rPr>
               <w:t>0.227</w:t>
@@ -2729,13 +2541,15 @@
           </w:tcPr>
           <w:p>
             <w:pPr>
-              <w:jc w:val="left"/>
+              <w:spacing w:before="60" w:after="60" w:lineRule="auto" w:line="276"/>
+              <w:jc w:val="center"/>
             </w:pPr>
             <w:r/>
             <w:r>
               <w:rPr>
                 <w:rFonts w:ascii="Times New Roman" w:hAnsi="Times New Roman" w:eastAsia="宋体"/>
                 <w:b w:val="0"/>
+                <w:i w:val="0"/>
                 <w:sz w:val="18"/>
               </w:rPr>
               <w:t>A_bare</w:t>
@@ -2755,13 +2569,15 @@
           </w:tcPr>
           <w:p>
             <w:pPr>
-              <w:jc w:val="left"/>
+              <w:spacing w:before="60" w:after="60" w:lineRule="auto" w:line="276"/>
+              <w:jc w:val="center"/>
             </w:pPr>
             <w:r/>
             <w:r>
               <w:rPr>
                 <w:rFonts w:ascii="Times New Roman" w:hAnsi="Times New Roman" w:eastAsia="宋体"/>
                 <w:b w:val="0"/>
+                <w:i w:val="0"/>
                 <w:sz w:val="18"/>
               </w:rPr>
               <w:t>0 tokens</w:t>
@@ -2781,13 +2597,15 @@
           </w:tcPr>
           <w:p>
             <w:pPr>
-              <w:jc w:val="left"/>
+              <w:spacing w:before="60" w:after="60" w:lineRule="auto" w:line="276"/>
+              <w:jc w:val="center"/>
             </w:pPr>
             <w:r/>
             <w:r>
               <w:rPr>
                 <w:rFonts w:ascii="Times New Roman" w:hAnsi="Times New Roman" w:eastAsia="宋体"/>
                 <w:b w:val="0"/>
+                <w:i w:val="0"/>
                 <w:sz w:val="18"/>
               </w:rPr>
               <w:t>0.000</w:t>
@@ -2799,21 +2617,6 @@
     <w:p/>
     <w:p>
       <w:pPr>
-        <w:spacing w:before="80" w:after="80" w:lineRule="auto" w:line="360"/>
-        <w:ind w:firstLine="0"/>
-        <w:jc w:val="both"/>
-      </w:pPr>
-      <w:r>
-        <w:rPr>
-          <w:rFonts w:ascii="Times New Roman" w:hAnsi="Times New Roman" w:eastAsia="宋体"/>
-          <w:b w:val="0"/>
-          <w:sz w:val="24"/>
-        </w:rPr>
-        <w:t>H4_sop_only 以 ~2,000 tokens 拿到最高综合分，远低于带完整文档模板的配置（G_template_rules ~16,000 tokens、H2_keep_examples ~25,000 tokens）和全量 C_full（~56,000 tokens）；但如 §3.5 所示，这个排名在专家评估下并不成立。</w:t>
-      </w:r>
-    </w:p>
-    <w:p>
-      <w:pPr>
         <w:spacing w:before="200" w:after="80" w:lineRule="auto" w:line="360"/>
         <w:jc w:val="left"/>
       </w:pPr>
@@ -2821,6 +2624,7 @@
         <w:rPr>
           <w:rFonts w:ascii="Times New Roman" w:hAnsi="Times New Roman" w:eastAsia="宋体"/>
           <w:b/>
+          <w:i w:val="0"/>
           <w:sz w:val="24"/>
         </w:rPr>
         <w:t>3.2 四成分替换对比消融</w:t>
@@ -2836,6 +2640,7 @@
         <w:rPr>
           <w:rFonts w:ascii="Times New Roman" w:hAnsi="Times New Roman" w:eastAsia="宋体"/>
           <w:b w:val="0"/>
+          <w:i w:val="0"/>
           <w:sz w:val="24"/>
         </w:rPr>
         <w:t>4 个成分的消融效应汇总于 Table 3。</w:t>
@@ -2843,25 +2648,18 @@
     </w:p>
     <w:p>
       <w:pPr>
-        <w:spacing w:before="80" w:after="80" w:lineRule="auto" w:line="360"/>
+        <w:spacing w:before="120" w:after="40" w:lineRule="auto" w:line="360"/>
         <w:ind w:firstLine="0"/>
-        <w:jc w:val="both"/>
+        <w:jc w:val="center"/>
       </w:pPr>
       <w:r>
         <w:rPr>
           <w:rFonts w:ascii="Times New Roman" w:hAnsi="Times New Roman" w:eastAsia="宋体"/>
           <w:b/>
+          <w:i w:val="0"/>
           <w:sz w:val="24"/>
         </w:rPr>
-        <w:t>Table 3.</w:t>
-      </w:r>
-      <w:r>
-        <w:rPr>
-          <w:rFonts w:ascii="Times New Roman" w:hAnsi="Times New Roman" w:eastAsia="宋体"/>
-          <w:b w:val="0"/>
-          <w:sz w:val="24"/>
-        </w:rPr>
-        <w:t xml:space="preserve"> 4 个 prompt 成分的消融效应（Tier 2b GPT 评判者评分；每个对比的两个配置见 §2.4.2）。右侧三列为按任务类别分层的 Δ（每格 n=15：5 项任务 × 3 次重复）。这三列的分层 Δ、以及 §3.2 中按评分维度分解的 Δ，均为描述性点估计，未附 CI 与显著性检验；主效应的 CI 与校正后 p 见本表左侧。</w:t>
+        <w:t>Table 3. 4 个 prompt 成分的消融效应（Tier 2b GPT 评判者评分；每个对比的两个配置见第 2.4.2 节）。</w:t>
       </w:r>
     </w:p>
     <w:tbl>
@@ -2894,6 +2692,7 @@
           </w:tcPr>
           <w:p>
             <w:pPr>
+              <w:spacing w:before="60" w:after="60" w:lineRule="auto" w:line="276"/>
               <w:jc w:val="center"/>
             </w:pPr>
             <w:r/>
@@ -2901,6 +2700,7 @@
               <w:rPr>
                 <w:rFonts w:ascii="Times New Roman" w:hAnsi="Times New Roman" w:eastAsia="宋体"/>
                 <w:b/>
+                <w:i w:val="0"/>
                 <w:sz w:val="18"/>
               </w:rPr>
               <w:t>成分</w:t>
@@ -2920,6 +2720,7 @@
           </w:tcPr>
           <w:p>
             <w:pPr>
+              <w:spacing w:before="60" w:after="60" w:lineRule="auto" w:line="276"/>
               <w:jc w:val="center"/>
             </w:pPr>
             <w:r/>
@@ -2927,6 +2728,7 @@
               <w:rPr>
                 <w:rFonts w:ascii="Times New Roman" w:hAnsi="Times New Roman" w:eastAsia="宋体"/>
                 <w:b/>
+                <w:i w:val="0"/>
                 <w:sz w:val="18"/>
               </w:rPr>
               <w:t>Δ（全部）</w:t>
@@ -2946,6 +2748,7 @@
           </w:tcPr>
           <w:p>
             <w:pPr>
+              <w:spacing w:before="60" w:after="60" w:lineRule="auto" w:line="276"/>
               <w:jc w:val="center"/>
             </w:pPr>
             <w:r/>
@@ -2953,6 +2756,7 @@
               <w:rPr>
                 <w:rFonts w:ascii="Times New Roman" w:hAnsi="Times New Roman" w:eastAsia="宋体"/>
                 <w:b/>
+                <w:i w:val="0"/>
                 <w:sz w:val="18"/>
               </w:rPr>
               <w:t>95% CI</w:t>
@@ -2972,6 +2776,7 @@
           </w:tcPr>
           <w:p>
             <w:pPr>
+              <w:spacing w:before="60" w:after="60" w:lineRule="auto" w:line="276"/>
               <w:jc w:val="center"/>
             </w:pPr>
             <w:r/>
@@ -2979,6 +2784,7 @@
               <w:rPr>
                 <w:rFonts w:ascii="Times New Roman" w:hAnsi="Times New Roman" w:eastAsia="宋体"/>
                 <w:b/>
+                <w:i w:val="0"/>
                 <w:sz w:val="18"/>
               </w:rPr>
               <w:t>BH-adjusted p</w:t>
@@ -2998,6 +2804,7 @@
           </w:tcPr>
           <w:p>
             <w:pPr>
+              <w:spacing w:before="60" w:after="60" w:lineRule="auto" w:line="276"/>
               <w:jc w:val="center"/>
             </w:pPr>
             <w:r/>
@@ -3005,6 +2812,7 @@
               <w:rPr>
                 <w:rFonts w:ascii="Times New Roman" w:hAnsi="Times New Roman" w:eastAsia="宋体"/>
                 <w:b/>
+                <w:i w:val="0"/>
                 <w:sz w:val="18"/>
               </w:rPr>
               <w:t>Δ_A 文件编写</w:t>
@@ -3024,6 +2832,7 @@
           </w:tcPr>
           <w:p>
             <w:pPr>
+              <w:spacing w:before="60" w:after="60" w:lineRule="auto" w:line="276"/>
               <w:jc w:val="center"/>
             </w:pPr>
             <w:r/>
@@ -3031,6 +2840,7 @@
               <w:rPr>
                 <w:rFonts w:ascii="Times New Roman" w:hAnsi="Times New Roman" w:eastAsia="宋体"/>
                 <w:b/>
+                <w:i w:val="0"/>
                 <w:sz w:val="18"/>
               </w:rPr>
               <w:t>Δ_B 体系运行</w:t>
@@ -3050,6 +2860,7 @@
           </w:tcPr>
           <w:p>
             <w:pPr>
+              <w:spacing w:before="60" w:after="60" w:lineRule="auto" w:line="276"/>
               <w:jc w:val="center"/>
             </w:pPr>
             <w:r/>
@@ -3057,6 +2868,7 @@
               <w:rPr>
                 <w:rFonts w:ascii="Times New Roman" w:hAnsi="Times New Roman" w:eastAsia="宋体"/>
                 <w:b/>
+                <w:i w:val="0"/>
                 <w:sz w:val="18"/>
               </w:rPr>
               <w:t>Δ_C 审核模拟</w:t>
@@ -3078,13 +2890,15 @@
           </w:tcPr>
           <w:p>
             <w:pPr>
-              <w:jc w:val="left"/>
+              <w:spacing w:before="60" w:after="60" w:lineRule="auto" w:line="276"/>
+              <w:jc w:val="center"/>
             </w:pPr>
             <w:r/>
             <w:r>
               <w:rPr>
                 <w:rFonts w:ascii="Times New Roman" w:hAnsi="Times New Roman" w:eastAsia="宋体"/>
                 <w:b w:val="0"/>
+                <w:i w:val="0"/>
                 <w:sz w:val="18"/>
               </w:rPr>
               <w:t>rules（规则）</w:t>
@@ -3104,13 +2918,15 @@
           </w:tcPr>
           <w:p>
             <w:pPr>
-              <w:jc w:val="left"/>
+              <w:spacing w:before="60" w:after="60" w:lineRule="auto" w:line="276"/>
+              <w:jc w:val="center"/>
             </w:pPr>
             <w:r/>
             <w:r>
               <w:rPr>
                 <w:rFonts w:ascii="Times New Roman" w:hAnsi="Times New Roman" w:eastAsia="宋体"/>
                 <w:b w:val="0"/>
+                <w:i w:val="0"/>
                 <w:sz w:val="18"/>
               </w:rPr>
               <w:t>+0.511</w:t>
@@ -3130,16 +2946,18 @@
           </w:tcPr>
           <w:p>
             <w:pPr>
-              <w:jc w:val="left"/>
+              <w:spacing w:before="60" w:after="60" w:lineRule="auto" w:line="276"/>
+              <w:jc w:val="center"/>
             </w:pPr>
             <w:r/>
             <w:r>
               <w:rPr>
                 <w:rFonts w:ascii="Times New Roman" w:hAnsi="Times New Roman" w:eastAsia="宋体"/>
                 <w:b w:val="0"/>
+                <w:i w:val="0"/>
                 <w:sz w:val="18"/>
               </w:rPr>
-              <w:t>[+0.28, +0.75]</w:t>
+              <w:t>(+0.28, +0.75)</w:t>
             </w:r>
           </w:p>
         </w:tc>
@@ -3156,13 +2974,15 @@
           </w:tcPr>
           <w:p>
             <w:pPr>
-              <w:jc w:val="left"/>
+              <w:spacing w:before="60" w:after="60" w:lineRule="auto" w:line="276"/>
+              <w:jc w:val="center"/>
             </w:pPr>
             <w:r/>
             <w:r>
               <w:rPr>
                 <w:rFonts w:ascii="Times New Roman" w:hAnsi="Times New Roman" w:eastAsia="宋体"/>
                 <w:b w:val="0"/>
+                <w:i w:val="0"/>
                 <w:sz w:val="18"/>
               </w:rPr>
               <w:t>&lt;0.001</w:t>
@@ -3182,13 +3002,15 @@
           </w:tcPr>
           <w:p>
             <w:pPr>
-              <w:jc w:val="left"/>
+              <w:spacing w:before="60" w:after="60" w:lineRule="auto" w:line="276"/>
+              <w:jc w:val="center"/>
             </w:pPr>
             <w:r/>
             <w:r>
               <w:rPr>
                 <w:rFonts w:ascii="Times New Roman" w:hAnsi="Times New Roman" w:eastAsia="宋体"/>
                 <w:b w:val="0"/>
+                <w:i w:val="0"/>
                 <w:sz w:val="18"/>
               </w:rPr>
               <w:t>+0.507</w:t>
@@ -3208,13 +3030,15 @@
           </w:tcPr>
           <w:p>
             <w:pPr>
-              <w:jc w:val="left"/>
+              <w:spacing w:before="60" w:after="60" w:lineRule="auto" w:line="276"/>
+              <w:jc w:val="center"/>
             </w:pPr>
             <w:r/>
             <w:r>
               <w:rPr>
                 <w:rFonts w:ascii="Times New Roman" w:hAnsi="Times New Roman" w:eastAsia="宋体"/>
                 <w:b w:val="0"/>
+                <w:i w:val="0"/>
                 <w:sz w:val="18"/>
               </w:rPr>
               <w:t>+0.613</w:t>
@@ -3234,13 +3058,15 @@
           </w:tcPr>
           <w:p>
             <w:pPr>
-              <w:jc w:val="left"/>
+              <w:spacing w:before="60" w:after="60" w:lineRule="auto" w:line="276"/>
+              <w:jc w:val="center"/>
             </w:pPr>
             <w:r/>
             <w:r>
               <w:rPr>
                 <w:rFonts w:ascii="Times New Roman" w:hAnsi="Times New Roman" w:eastAsia="宋体"/>
                 <w:b w:val="0"/>
+                <w:i w:val="0"/>
                 <w:sz w:val="18"/>
               </w:rPr>
               <w:t>+0.413</w:t>
@@ -3262,13 +3088,15 @@
           </w:tcPr>
           <w:p>
             <w:pPr>
-              <w:jc w:val="left"/>
+              <w:spacing w:before="60" w:after="60" w:lineRule="auto" w:line="276"/>
+              <w:jc w:val="center"/>
             </w:pPr>
             <w:r/>
             <w:r>
               <w:rPr>
                 <w:rFonts w:ascii="Times New Roman" w:hAnsi="Times New Roman" w:eastAsia="宋体"/>
                 <w:b w:val="0"/>
+                <w:i w:val="0"/>
                 <w:sz w:val="18"/>
               </w:rPr>
               <w:t>document skeleton（文档骨架）</w:t>
@@ -3288,13 +3116,15 @@
           </w:tcPr>
           <w:p>
             <w:pPr>
-              <w:jc w:val="left"/>
+              <w:spacing w:before="60" w:after="60" w:lineRule="auto" w:line="276"/>
+              <w:jc w:val="center"/>
             </w:pPr>
             <w:r/>
             <w:r>
               <w:rPr>
                 <w:rFonts w:ascii="Times New Roman" w:hAnsi="Times New Roman" w:eastAsia="宋体"/>
                 <w:b w:val="0"/>
+                <w:i w:val="0"/>
                 <w:sz w:val="18"/>
               </w:rPr>
               <w:t>+0.213</w:t>
@@ -3314,16 +3144,18 @@
           </w:tcPr>
           <w:p>
             <w:pPr>
-              <w:jc w:val="left"/>
+              <w:spacing w:before="60" w:after="60" w:lineRule="auto" w:line="276"/>
+              <w:jc w:val="center"/>
             </w:pPr>
             <w:r/>
             <w:r>
               <w:rPr>
                 <w:rFonts w:ascii="Times New Roman" w:hAnsi="Times New Roman" w:eastAsia="宋体"/>
                 <w:b w:val="0"/>
+                <w:i w:val="0"/>
                 <w:sz w:val="18"/>
               </w:rPr>
-              <w:t>[+0.05, +0.39]</w:t>
+              <w:t>(+0.05, +0.39)</w:t>
             </w:r>
           </w:p>
         </w:tc>
@@ -3340,13 +3172,15 @@
           </w:tcPr>
           <w:p>
             <w:pPr>
-              <w:jc w:val="left"/>
+              <w:spacing w:before="60" w:after="60" w:lineRule="auto" w:line="276"/>
+              <w:jc w:val="center"/>
             </w:pPr>
             <w:r/>
             <w:r>
               <w:rPr>
                 <w:rFonts w:ascii="Times New Roman" w:hAnsi="Times New Roman" w:eastAsia="宋体"/>
                 <w:b w:val="0"/>
+                <w:i w:val="0"/>
                 <w:sz w:val="18"/>
               </w:rPr>
               <w:t>0.11</w:t>
@@ -3366,13 +3200,15 @@
           </w:tcPr>
           <w:p>
             <w:pPr>
-              <w:jc w:val="left"/>
+              <w:spacing w:before="60" w:after="60" w:lineRule="auto" w:line="276"/>
+              <w:jc w:val="center"/>
             </w:pPr>
             <w:r/>
             <w:r>
               <w:rPr>
                 <w:rFonts w:ascii="Times New Roman" w:hAnsi="Times New Roman" w:eastAsia="宋体"/>
                 <w:b w:val="0"/>
+                <w:i w:val="0"/>
                 <w:sz w:val="18"/>
               </w:rPr>
               <w:t>+0.347</w:t>
@@ -3392,13 +3228,15 @@
           </w:tcPr>
           <w:p>
             <w:pPr>
-              <w:jc w:val="left"/>
+              <w:spacing w:before="60" w:after="60" w:lineRule="auto" w:line="276"/>
+              <w:jc w:val="center"/>
             </w:pPr>
             <w:r/>
             <w:r>
               <w:rPr>
                 <w:rFonts w:ascii="Times New Roman" w:hAnsi="Times New Roman" w:eastAsia="宋体"/>
                 <w:b w:val="0"/>
+                <w:i w:val="0"/>
                 <w:sz w:val="18"/>
               </w:rPr>
               <w:t>+0.187</w:t>
@@ -3418,13 +3256,15 @@
           </w:tcPr>
           <w:p>
             <w:pPr>
-              <w:jc w:val="left"/>
+              <w:spacing w:before="60" w:after="60" w:lineRule="auto" w:line="276"/>
+              <w:jc w:val="center"/>
             </w:pPr>
             <w:r/>
             <w:r>
               <w:rPr>
                 <w:rFonts w:ascii="Times New Roman" w:hAnsi="Times New Roman" w:eastAsia="宋体"/>
                 <w:b w:val="0"/>
+                <w:i w:val="0"/>
                 <w:sz w:val="18"/>
               </w:rPr>
               <w:t>+0.107</w:t>
@@ -3446,13 +3286,15 @@
           </w:tcPr>
           <w:p>
             <w:pPr>
-              <w:jc w:val="left"/>
+              <w:spacing w:before="60" w:after="60" w:lineRule="auto" w:line="276"/>
+              <w:jc w:val="center"/>
             </w:pPr>
             <w:r/>
             <w:r>
               <w:rPr>
                 <w:rFonts w:ascii="Times New Roman" w:hAnsi="Times New Roman" w:eastAsia="宋体"/>
                 <w:b w:val="0"/>
+                <w:i w:val="0"/>
                 <w:sz w:val="18"/>
               </w:rPr>
               <w:t>detailed content（详细内容）</w:t>
@@ -3472,13 +3314,15 @@
           </w:tcPr>
           <w:p>
             <w:pPr>
-              <w:jc w:val="left"/>
+              <w:spacing w:before="60" w:after="60" w:lineRule="auto" w:line="276"/>
+              <w:jc w:val="center"/>
             </w:pPr>
             <w:r/>
             <w:r>
               <w:rPr>
                 <w:rFonts w:ascii="Times New Roman" w:hAnsi="Times New Roman" w:eastAsia="宋体"/>
                 <w:b w:val="0"/>
+                <w:i w:val="0"/>
                 <w:sz w:val="18"/>
               </w:rPr>
               <w:t>−0.031</w:t>
@@ -3498,16 +3342,18 @@
           </w:tcPr>
           <w:p>
             <w:pPr>
-              <w:jc w:val="left"/>
+              <w:spacing w:before="60" w:after="60" w:lineRule="auto" w:line="276"/>
+              <w:jc w:val="center"/>
             </w:pPr>
             <w:r/>
             <w:r>
               <w:rPr>
                 <w:rFonts w:ascii="Times New Roman" w:hAnsi="Times New Roman" w:eastAsia="宋体"/>
                 <w:b w:val="0"/>
+                <w:i w:val="0"/>
                 <w:sz w:val="18"/>
               </w:rPr>
-              <w:t>[−0.19, +0.12]</w:t>
+              <w:t>(−0.19, +0.12)</w:t>
             </w:r>
           </w:p>
         </w:tc>
@@ -3524,13 +3370,15 @@
           </w:tcPr>
           <w:p>
             <w:pPr>
-              <w:jc w:val="left"/>
+              <w:spacing w:before="60" w:after="60" w:lineRule="auto" w:line="276"/>
+              <w:jc w:val="center"/>
             </w:pPr>
             <w:r/>
             <w:r>
               <w:rPr>
                 <w:rFonts w:ascii="Times New Roman" w:hAnsi="Times New Roman" w:eastAsia="宋体"/>
                 <w:b w:val="0"/>
+                <w:i w:val="0"/>
                 <w:sz w:val="18"/>
               </w:rPr>
               <w:t>0.79</w:t>
@@ -3550,13 +3398,15 @@
           </w:tcPr>
           <w:p>
             <w:pPr>
-              <w:jc w:val="left"/>
+              <w:spacing w:before="60" w:after="60" w:lineRule="auto" w:line="276"/>
+              <w:jc w:val="center"/>
             </w:pPr>
             <w:r/>
             <w:r>
               <w:rPr>
                 <w:rFonts w:ascii="Times New Roman" w:hAnsi="Times New Roman" w:eastAsia="宋体"/>
                 <w:b w:val="0"/>
+                <w:i w:val="0"/>
                 <w:sz w:val="18"/>
               </w:rPr>
               <w:t>+0.107</w:t>
@@ -3576,13 +3426,15 @@
           </w:tcPr>
           <w:p>
             <w:pPr>
-              <w:jc w:val="left"/>
+              <w:spacing w:before="60" w:after="60" w:lineRule="auto" w:line="276"/>
+              <w:jc w:val="center"/>
             </w:pPr>
             <w:r/>
             <w:r>
               <w:rPr>
                 <w:rFonts w:ascii="Times New Roman" w:hAnsi="Times New Roman" w:eastAsia="宋体"/>
                 <w:b w:val="0"/>
+                <w:i w:val="0"/>
                 <w:sz w:val="18"/>
               </w:rPr>
               <w:t>+0.053</w:t>
@@ -3602,13 +3454,15 @@
           </w:tcPr>
           <w:p>
             <w:pPr>
-              <w:jc w:val="left"/>
+              <w:spacing w:before="60" w:after="60" w:lineRule="auto" w:line="276"/>
+              <w:jc w:val="center"/>
             </w:pPr>
             <w:r/>
             <w:r>
               <w:rPr>
                 <w:rFonts w:ascii="Times New Roman" w:hAnsi="Times New Roman" w:eastAsia="宋体"/>
                 <w:b w:val="0"/>
+                <w:i w:val="0"/>
                 <w:sz w:val="18"/>
               </w:rPr>
               <w:t>−0.253</w:t>
@@ -3630,13 +3484,15 @@
           </w:tcPr>
           <w:p>
             <w:pPr>
-              <w:jc w:val="left"/>
+              <w:spacing w:before="60" w:after="60" w:lineRule="auto" w:line="276"/>
+              <w:jc w:val="center"/>
             </w:pPr>
             <w:r/>
             <w:r>
               <w:rPr>
                 <w:rFonts w:ascii="Times New Roman" w:hAnsi="Times New Roman" w:eastAsia="宋体"/>
                 <w:b w:val="0"/>
+                <w:i w:val="0"/>
                 <w:sz w:val="18"/>
               </w:rPr>
               <w:t>worked examples</w:t>
@@ -3656,13 +3512,15 @@
           </w:tcPr>
           <w:p>
             <w:pPr>
-              <w:jc w:val="left"/>
+              <w:spacing w:before="60" w:after="60" w:lineRule="auto" w:line="276"/>
+              <w:jc w:val="center"/>
             </w:pPr>
             <w:r/>
             <w:r>
               <w:rPr>
                 <w:rFonts w:ascii="Times New Roman" w:hAnsi="Times New Roman" w:eastAsia="宋体"/>
                 <w:b w:val="0"/>
+                <w:i w:val="0"/>
                 <w:sz w:val="18"/>
               </w:rPr>
               <w:t>−0.053</w:t>
@@ -3682,16 +3540,18 @@
           </w:tcPr>
           <w:p>
             <w:pPr>
-              <w:jc w:val="left"/>
+              <w:spacing w:before="60" w:after="60" w:lineRule="auto" w:line="276"/>
+              <w:jc w:val="center"/>
             </w:pPr>
             <w:r/>
             <w:r>
               <w:rPr>
                 <w:rFonts w:ascii="Times New Roman" w:hAnsi="Times New Roman" w:eastAsia="宋体"/>
                 <w:b w:val="0"/>
+                <w:i w:val="0"/>
                 <w:sz w:val="18"/>
               </w:rPr>
-              <w:t>[−0.21, +0.11]</w:t>
+              <w:t>(−0.21, +0.11)</w:t>
             </w:r>
           </w:p>
         </w:tc>
@@ -3708,13 +3568,15 @@
           </w:tcPr>
           <w:p>
             <w:pPr>
-              <w:jc w:val="left"/>
+              <w:spacing w:before="60" w:after="60" w:lineRule="auto" w:line="276"/>
+              <w:jc w:val="center"/>
             </w:pPr>
             <w:r/>
             <w:r>
               <w:rPr>
                 <w:rFonts w:ascii="Times New Roman" w:hAnsi="Times New Roman" w:eastAsia="宋体"/>
                 <w:b w:val="0"/>
+                <w:i w:val="0"/>
                 <w:sz w:val="18"/>
               </w:rPr>
               <w:t>0.61</w:t>
@@ -3734,13 +3596,15 @@
           </w:tcPr>
           <w:p>
             <w:pPr>
-              <w:jc w:val="left"/>
+              <w:spacing w:before="60" w:after="60" w:lineRule="auto" w:line="276"/>
+              <w:jc w:val="center"/>
             </w:pPr>
             <w:r/>
             <w:r>
               <w:rPr>
                 <w:rFonts w:ascii="Times New Roman" w:hAnsi="Times New Roman" w:eastAsia="宋体"/>
                 <w:b w:val="0"/>
+                <w:i w:val="0"/>
                 <w:sz w:val="18"/>
               </w:rPr>
               <w:t>−0.080</w:t>
@@ -3760,13 +3624,15 @@
           </w:tcPr>
           <w:p>
             <w:pPr>
-              <w:jc w:val="left"/>
+              <w:spacing w:before="60" w:after="60" w:lineRule="auto" w:line="276"/>
+              <w:jc w:val="center"/>
             </w:pPr>
             <w:r/>
             <w:r>
               <w:rPr>
                 <w:rFonts w:ascii="Times New Roman" w:hAnsi="Times New Roman" w:eastAsia="宋体"/>
                 <w:b w:val="0"/>
+                <w:i w:val="0"/>
                 <w:sz w:val="18"/>
               </w:rPr>
               <w:t>−0.173</w:t>
@@ -3786,13 +3652,15 @@
           </w:tcPr>
           <w:p>
             <w:pPr>
-              <w:jc w:val="left"/>
+              <w:spacing w:before="60" w:after="60" w:lineRule="auto" w:line="276"/>
+              <w:jc w:val="center"/>
             </w:pPr>
             <w:r/>
             <w:r>
               <w:rPr>
                 <w:rFonts w:ascii="Times New Roman" w:hAnsi="Times New Roman" w:eastAsia="宋体"/>
                 <w:b w:val="0"/>
+                <w:i w:val="0"/>
                 <w:sz w:val="18"/>
               </w:rPr>
               <w:t>+0.093</w:t>
@@ -3804,7 +3672,7 @@
     <w:p/>
     <w:p>
       <w:pPr>
-        <w:spacing w:before="80" w:after="80" w:lineRule="auto" w:line="360"/>
+        <w:spacing w:before="40" w:after="120" w:lineRule="auto" w:line="240"/>
         <w:ind w:firstLine="0"/>
         <w:jc w:val="both"/>
       </w:pPr>
@@ -3812,9 +3680,10 @@
         <w:rPr>
           <w:rFonts w:ascii="Times New Roman" w:hAnsi="Times New Roman" w:eastAsia="宋体"/>
           <w:b w:val="0"/>
+          <w:i w:val="0"/>
           <w:sz w:val="24"/>
         </w:rPr>
-        <w:t>四者之中，只有规则在多重比较校正后仍然显著（BH-adjusted p&lt;0.001），是唯一确切有效的成分。文档骨架方向为正、bootstrap 区间也不含 0，但基于秩的检验未达显著（BH-adjusted p=0.11），故只能算提示性证据，需进一步验证；详细内容和 worked examples 则都没有产生可检出的效应。补充对比还显示，H4_sop_only（仅含单个 SOP 骨架）与 H3_skeleton（完整模块骨架）的作用相当（Δ=−0.009）。按任务类别分层看（Table 3 右三列，每格 n=15），规则的效应在三类任务中方向一致、量级相近（+0.41 至 +0.61），并未因任务类别而逆转；其余三个成分的效应则随类别波动，且量级都远小于规则。</w:t>
+        <w:t>右侧三列为按任务类别分层的 Δ（每格 n=15：5 项任务 × 3 次重复）。这三列的分层 Δ、以及 第 3.2 节 中按评分维度分解的 Δ，均为描述性点估计，未附 CI 与显著性检验；主效应的 CI 与校正后 p 见本表左侧。</w:t>
       </w:r>
     </w:p>
     <w:p>
@@ -3827,9 +3696,10 @@
         <w:rPr>
           <w:rFonts w:ascii="Times New Roman" w:hAnsi="Times New Roman" w:eastAsia="宋体"/>
           <w:b w:val="0"/>
+          <w:i w:val="0"/>
           <w:sz w:val="24"/>
         </w:rPr>
-        <w:t>规则成分的效应还可按评分维度分解（GPT 评判者，每个配置 n=45）：可操作性 +0.867、专业深度 +0.644、条款满足度 +0.400、PDCA 闭环 +0.333、内部一致性 +0.311。增益最大的两个维度是可操作性与专业深度，而非格式与结构类维度——这说明规则约束并不只是在规范文件的外形，也提高了文件写入检验专业细节的程度。不过，这里分层的是评分维度，不是文件类型。“专业深度”只是技术性的一个代理指标（Table 1）。真正按文件类型分层——把通用管理文件与检验技术文件分开比较——本研究做不到，因为任务集里根本没有技术类文件（§4.6 局限性 xviii）。</w:t>
+        <w:t>四者之中只有规则在多重比较校正后仍然显著［BH-adjusted p&lt;0.001］。文档骨架方向为正、bootstrap 区间不含 0，但基于秩的检验未达显著［BH-adjusted p=0.11］，只能算提示性证据；详细内容和 worked examples 均无可检出的效应。补充对比显示，H4_sop_only（仅含单个 SOP 骨架）与 H3_skeleton（完整模块骨架）作用相当［Δ=−0.009］。按任务类别分层看（Table 3 右三列），规则的效应在三类任务中方向一致、量级相近（+0.41 至 +0.61），并未逆转；其余三个成分则随类别波动且量级远小于规则。</w:t>
       </w:r>
     </w:p>
     <w:p>
@@ -3842,9 +3712,26 @@
         <w:rPr>
           <w:rFonts w:ascii="Times New Roman" w:hAnsi="Times New Roman" w:eastAsia="宋体"/>
           <w:b w:val="0"/>
+          <w:i w:val="0"/>
           <w:sz w:val="24"/>
         </w:rPr>
-        <w:t>以上结果仅针对 LLM 评判者层（Tier 2b GPT 评判者）；专家层的对比见 §3.5。</w:t>
+        <w:t>规则成分的效应还可按评分维度分解（GPT 评判者，每个配置 n=45）：可操作性 +0.867、专业深度 +0.644、条款满足度 +0.400、PDCA 闭环 +0.333、内部一致性 +0.311。增益最大的两个维度是可操作性与专业深度，而非格式与结构类维度——这说明规则约束并不只是在规范文件的外形，也提高了文件写入检验专业细节的程度。不过，这里分层的是评分维度，不是文件类型。“专业深度”只是技术性的一个代理指标（Table 1）。真正按文件类型分层——把通用管理文件与检验技术文件分开比较——本研究做不到，因为任务集里根本没有技术类文件（第 4.6 节 局限性）。</w:t>
+      </w:r>
+    </w:p>
+    <w:p>
+      <w:pPr>
+        <w:spacing w:before="80" w:after="80" w:lineRule="auto" w:line="360"/>
+        <w:ind w:firstLine="0"/>
+        <w:jc w:val="both"/>
+      </w:pPr>
+      <w:r>
+        <w:rPr>
+          <w:rFonts w:ascii="Times New Roman" w:hAnsi="Times New Roman" w:eastAsia="宋体"/>
+          <w:b w:val="0"/>
+          <w:i w:val="0"/>
+          <w:sz w:val="24"/>
+        </w:rPr>
+        <w:t>以上结果仅针对 LLM 评判者层；专家层的对比见第 3.5 节。</w:t>
       </w:r>
     </w:p>
     <w:p>
@@ -3856,6 +3743,7 @@
         <w:rPr>
           <w:rFonts w:ascii="Times New Roman" w:hAnsi="Times New Roman" w:eastAsia="宋体"/>
           <w:b/>
+          <w:i w:val="0"/>
           <w:sz w:val="24"/>
         </w:rPr>
         <w:t>3.3 2×2 跨模型对称验证</w:t>
@@ -3871,9 +3759,10 @@
         <w:rPr>
           <w:rFonts w:ascii="Times New Roman" w:hAnsi="Times New Roman" w:eastAsia="宋体"/>
           <w:b w:val="0"/>
+          <w:i w:val="0"/>
           <w:sz w:val="24"/>
         </w:rPr>
-        <w:t>Figure 2 给出 2×2 对称设计的结果：两个模型（Claude、GPT）各自生成、再由两位评判者各自打分，评估覆盖 9 组配置 × 3 个任务（A1、B1、C1）× 每格 3 次重复。两个模型运行的是同一组任务，因此这一跨模型比较在任务上是配对的，配置效应不与任务效应混淆；但结论向其他任务的外推仍受限（见 §4.6 局限性 v）。最突出的现象是 C_full（~56,000 tokens）在 GPT-5.4 生成时合规分大幅下滑：GPT 生成的文件，Claude 评判者给 1.40、GPT 评判者给 1.84（0–5 分）；而同一个 C_full 配置在 Claude 生成时，两位评判者的均分在 3.22–4.56 之间。这说明这个 ~56,000-token 的全量配置只适用于 Claude，在本研究的参数下无法照搬到 GPT-5.4。</w:t>
+        <w:t>Figure 2 给出 2×2 对称设计的结果：两个模型各自生成、再由两位评判者各自打分，覆盖 9 组配置 × 3 个任务（A1、B1、C1）× 每格 3 次重复。两个模型运行的是同一组任务，因此比较在任务上是配对的，配置效应不与任务效应混淆；但向其他任务的外推仍受限（第 4.6 节）。最突出的现象是 C_full（~56,000 tokens）在 GPT-5.4 生成时大幅下滑：Claude 评判者给 1.40、GPT 评判者给 1.84；而同一配置在 Claude 生成时为 3.22–4.56。可见这个全量配置只适用于 Claude，在本研究的参数下无法照搬到 GPT-5.4。</w:t>
       </w:r>
     </w:p>
     <w:p>
@@ -3886,6 +3775,7 @@
         <w:rPr>
           <w:rFonts w:ascii="Times New Roman" w:hAnsi="Times New Roman" w:eastAsia="宋体"/>
           <w:b w:val="0"/>
+          <w:i w:val="0"/>
           <w:sz w:val="24"/>
         </w:rPr>
         <w:t>我们逐份查看了 GPT 生成的 C_full 输出，发现三类反复出现的问题：(i) 越往后越不遵守指令——system prompt 开头声明的约束，到输出后半段就不再执行；(ii) 结构错乱——章节顺序乱、必需标题缺失或编号出错；(iii) 条款引用混乱——引用错误、对不上号、甚至编造 ISO 15189:2022 条款号。这些问题在对应的 Claude 输出里都没有出现。</w:t>
@@ -3900,9 +3790,10 @@
         <w:rPr>
           <w:rFonts w:ascii="Times New Roman" w:hAnsi="Times New Roman" w:eastAsia="宋体"/>
           <w:b/>
+          <w:i w:val="0"/>
           <w:sz w:val="24"/>
         </w:rPr>
-        <w:t>3.4 LLM 评判者的自评偏差</w:t>
+        <w:t>3.4 LLM 评判者的表观自评偏差</w:t>
       </w:r>
     </w:p>
     <w:p>
@@ -3915,301 +3806,10 @@
         <w:rPr>
           <w:rFonts w:ascii="Times New Roman" w:hAnsi="Times New Roman" w:eastAsia="宋体"/>
           <w:b w:val="0"/>
+          <w:i w:val="0"/>
           <w:sz w:val="24"/>
         </w:rPr>
-        <w:t>按 §2.4.4 的 Panickssery 公式算出的自评偏差见 Table 4。两个数字符号相反，却指向同一件事：两位评判者其实都把 Claude 生成的文件评得更高（约 0.3 分）。而且去掉 C_full 后，两个偏差都塌回接近 0——可见这点差距主要由 C_full 一个配置造成，它正是 §3.3 里 GPT 在长上下文下崩溃的那个配置。</w:t>
-      </w:r>
-    </w:p>
-    <w:p>
-      <w:pPr>
-        <w:spacing w:before="80" w:after="80" w:lineRule="auto" w:line="360"/>
-        <w:ind w:firstLine="0"/>
-        <w:jc w:val="both"/>
-      </w:pPr>
-      <w:r>
-        <w:rPr>
-          <w:rFonts w:ascii="Times New Roman" w:hAnsi="Times New Roman" w:eastAsia="宋体"/>
-          <w:b/>
-          <w:sz w:val="24"/>
-        </w:rPr>
-        <w:t>Table 4.</w:t>
-      </w:r>
-      <w:r>
-        <w:rPr>
-          <w:rFonts w:ascii="Times New Roman" w:hAnsi="Times New Roman" w:eastAsia="宋体"/>
-          <w:b w:val="0"/>
-          <w:sz w:val="24"/>
-        </w:rPr>
-        <w:t xml:space="preserve"> 两位评判者的自评偏差（0–5 分；正值＝给自家生成的文件打分更高）。</w:t>
-      </w:r>
-    </w:p>
-    <w:tbl>
-      <w:tblPr>
-        <w:tblW w:type="auto" w:w="0"/>
-        <w:jc w:val="center"/>
-        <w:tblLayout w:type="autofit"/>
-        <w:tblLook w:firstColumn="1" w:firstRow="1" w:lastColumn="0" w:lastRow="0" w:noHBand="0" w:noVBand="1" w:val="04A0"/>
-      </w:tblPr>
-      <w:tblGrid>
-        <w:gridCol w:w="2946"/>
-        <w:gridCol w:w="2946"/>
-        <w:gridCol w:w="2946"/>
-      </w:tblGrid>
-      <w:tr>
-        <w:tc>
-          <w:tcPr>
-            <w:tcW w:type="dxa" w:w="2946"/>
-            <w:vAlign w:val="center"/>
-            <w:tcBorders>
-              <w:top w:val="single" w:sz="4" w:color="000000"/>
-              <w:left w:val="single" w:sz="4" w:color="000000"/>
-              <w:bottom w:val="single" w:sz="4" w:color="000000"/>
-              <w:right w:val="single" w:sz="4" w:color="000000"/>
-            </w:tcBorders>
-          </w:tcPr>
-          <w:p>
-            <w:pPr>
-              <w:jc w:val="center"/>
-            </w:pPr>
-            <w:r/>
-            <w:r>
-              <w:rPr>
-                <w:rFonts w:ascii="Times New Roman" w:hAnsi="Times New Roman" w:eastAsia="宋体"/>
-                <w:b/>
-                <w:sz w:val="18"/>
-              </w:rPr>
-              <w:t>评判者</w:t>
-            </w:r>
-          </w:p>
-        </w:tc>
-        <w:tc>
-          <w:tcPr>
-            <w:tcW w:type="dxa" w:w="2946"/>
-            <w:vAlign w:val="center"/>
-            <w:tcBorders>
-              <w:top w:val="single" w:sz="4" w:color="000000"/>
-              <w:left w:val="single" w:sz="4" w:color="000000"/>
-              <w:bottom w:val="single" w:sz="4" w:color="000000"/>
-              <w:right w:val="single" w:sz="4" w:color="000000"/>
-            </w:tcBorders>
-          </w:tcPr>
-          <w:p>
-            <w:pPr>
-              <w:jc w:val="center"/>
-            </w:pPr>
-            <w:r/>
-            <w:r>
-              <w:rPr>
-                <w:rFonts w:ascii="Times New Roman" w:hAnsi="Times New Roman" w:eastAsia="宋体"/>
-                <w:b/>
-                <w:sz w:val="18"/>
-              </w:rPr>
-              <w:t>全部 9 个配置</w:t>
-            </w:r>
-          </w:p>
-        </w:tc>
-        <w:tc>
-          <w:tcPr>
-            <w:tcW w:type="dxa" w:w="2946"/>
-            <w:vAlign w:val="center"/>
-            <w:tcBorders>
-              <w:top w:val="single" w:sz="4" w:color="000000"/>
-              <w:left w:val="single" w:sz="4" w:color="000000"/>
-              <w:bottom w:val="single" w:sz="4" w:color="000000"/>
-              <w:right w:val="single" w:sz="4" w:color="000000"/>
-            </w:tcBorders>
-          </w:tcPr>
-          <w:p>
-            <w:pPr>
-              <w:jc w:val="center"/>
-            </w:pPr>
-            <w:r/>
-            <w:r>
-              <w:rPr>
-                <w:rFonts w:ascii="Times New Roman" w:hAnsi="Times New Roman" w:eastAsia="宋体"/>
-                <w:b/>
-                <w:sz w:val="18"/>
-              </w:rPr>
-              <w:t>去掉 C_full 后</w:t>
-            </w:r>
-          </w:p>
-        </w:tc>
-      </w:tr>
-      <w:tr>
-        <w:tc>
-          <w:tcPr>
-            <w:tcW w:type="dxa" w:w="2946"/>
-            <w:vAlign w:val="center"/>
-            <w:tcBorders>
-              <w:top w:val="single" w:sz="4" w:color="000000"/>
-              <w:left w:val="single" w:sz="4" w:color="000000"/>
-              <w:bottom w:val="single" w:sz="4" w:color="000000"/>
-              <w:right w:val="single" w:sz="4" w:color="000000"/>
-            </w:tcBorders>
-          </w:tcPr>
-          <w:p>
-            <w:pPr>
-              <w:jc w:val="left"/>
-            </w:pPr>
-            <w:r/>
-            <w:r>
-              <w:rPr>
-                <w:rFonts w:ascii="Times New Roman" w:hAnsi="Times New Roman" w:eastAsia="宋体"/>
-                <w:b w:val="0"/>
-                <w:sz w:val="18"/>
-              </w:rPr>
-              <w:t>Claude</w:t>
-            </w:r>
-          </w:p>
-        </w:tc>
-        <w:tc>
-          <w:tcPr>
-            <w:tcW w:type="dxa" w:w="2946"/>
-            <w:vAlign w:val="center"/>
-            <w:tcBorders>
-              <w:top w:val="single" w:sz="4" w:color="000000"/>
-              <w:left w:val="single" w:sz="4" w:color="000000"/>
-              <w:bottom w:val="single" w:sz="4" w:color="000000"/>
-              <w:right w:val="single" w:sz="4" w:color="000000"/>
-            </w:tcBorders>
-          </w:tcPr>
-          <w:p>
-            <w:pPr>
-              <w:jc w:val="left"/>
-            </w:pPr>
-            <w:r/>
-            <w:r>
-              <w:rPr>
-                <w:rFonts w:ascii="Times New Roman" w:hAnsi="Times New Roman" w:eastAsia="宋体"/>
-                <w:b w:val="0"/>
-                <w:sz w:val="18"/>
-              </w:rPr>
-              <w:t>+0.294</w:t>
-            </w:r>
-          </w:p>
-        </w:tc>
-        <w:tc>
-          <w:tcPr>
-            <w:tcW w:type="dxa" w:w="2946"/>
-            <w:vAlign w:val="center"/>
-            <w:tcBorders>
-              <w:top w:val="single" w:sz="4" w:color="000000"/>
-              <w:left w:val="single" w:sz="4" w:color="000000"/>
-              <w:bottom w:val="single" w:sz="4" w:color="000000"/>
-              <w:right w:val="single" w:sz="4" w:color="000000"/>
-            </w:tcBorders>
-          </w:tcPr>
-          <w:p>
-            <w:pPr>
-              <w:jc w:val="left"/>
-            </w:pPr>
-            <w:r/>
-            <w:r>
-              <w:rPr>
-                <w:rFonts w:ascii="Times New Roman" w:hAnsi="Times New Roman" w:eastAsia="宋体"/>
-                <w:b w:val="0"/>
-                <w:sz w:val="18"/>
-              </w:rPr>
-              <w:t>−0.064</w:t>
-            </w:r>
-          </w:p>
-        </w:tc>
-      </w:tr>
-      <w:tr>
-        <w:tc>
-          <w:tcPr>
-            <w:tcW w:type="dxa" w:w="2946"/>
-            <w:vAlign w:val="center"/>
-            <w:tcBorders>
-              <w:top w:val="single" w:sz="4" w:color="000000"/>
-              <w:left w:val="single" w:sz="4" w:color="000000"/>
-              <w:bottom w:val="single" w:sz="4" w:color="000000"/>
-              <w:right w:val="single" w:sz="4" w:color="000000"/>
-            </w:tcBorders>
-          </w:tcPr>
-          <w:p>
-            <w:pPr>
-              <w:jc w:val="left"/>
-            </w:pPr>
-            <w:r/>
-            <w:r>
-              <w:rPr>
-                <w:rFonts w:ascii="Times New Roman" w:hAnsi="Times New Roman" w:eastAsia="宋体"/>
-                <w:b w:val="0"/>
-                <w:sz w:val="18"/>
-              </w:rPr>
-              <w:t>GPT</w:t>
-            </w:r>
-          </w:p>
-        </w:tc>
-        <w:tc>
-          <w:tcPr>
-            <w:tcW w:type="dxa" w:w="2946"/>
-            <w:vAlign w:val="center"/>
-            <w:tcBorders>
-              <w:top w:val="single" w:sz="4" w:color="000000"/>
-              <w:left w:val="single" w:sz="4" w:color="000000"/>
-              <w:bottom w:val="single" w:sz="4" w:color="000000"/>
-              <w:right w:val="single" w:sz="4" w:color="000000"/>
-            </w:tcBorders>
-          </w:tcPr>
-          <w:p>
-            <w:pPr>
-              <w:jc w:val="left"/>
-            </w:pPr>
-            <w:r/>
-            <w:r>
-              <w:rPr>
-                <w:rFonts w:ascii="Times New Roman" w:hAnsi="Times New Roman" w:eastAsia="宋体"/>
-                <w:b w:val="0"/>
-                <w:sz w:val="18"/>
-              </w:rPr>
-              <w:t>−0.301</w:t>
-            </w:r>
-          </w:p>
-        </w:tc>
-        <w:tc>
-          <w:tcPr>
-            <w:tcW w:type="dxa" w:w="2946"/>
-            <w:vAlign w:val="center"/>
-            <w:tcBorders>
-              <w:top w:val="single" w:sz="4" w:color="000000"/>
-              <w:left w:val="single" w:sz="4" w:color="000000"/>
-              <w:bottom w:val="single" w:sz="4" w:color="000000"/>
-              <w:right w:val="single" w:sz="4" w:color="000000"/>
-            </w:tcBorders>
-          </w:tcPr>
-          <w:p>
-            <w:pPr>
-              <w:jc w:val="left"/>
-            </w:pPr>
-            <w:r/>
-            <w:r>
-              <w:rPr>
-                <w:rFonts w:ascii="Times New Roman" w:hAnsi="Times New Roman" w:eastAsia="宋体"/>
-                <w:b w:val="0"/>
-                <w:sz w:val="18"/>
-              </w:rPr>
-              <w:t>−0.167</w:t>
-            </w:r>
-          </w:p>
-        </w:tc>
-      </w:tr>
-    </w:tbl>
-    <w:p/>
-    <w:p>
-      <w:pPr>
-        <w:spacing w:before="80" w:after="80" w:lineRule="auto" w:line="360"/>
-        <w:ind w:firstLine="0"/>
-        <w:jc w:val="both"/>
-      </w:pPr>
-      <w:r>
-        <w:rPr>
-          <w:rFonts w:ascii="Times New Roman" w:hAnsi="Times New Roman" w:eastAsia="宋体"/>
-          <w:b w:val="0"/>
-          <w:sz w:val="24"/>
-        </w:rPr>
-        <w:t>这种“符号相反”的模式与经典的自我偏好（每位评判者各自偏袒自家生成）并不相符——若真是自我偏好，两个偏差应当同为正值。观察到的模式有两种解释、且不互斥：(a) Claude 与 GPT 之间确实存在生成质量差异（与 §3.3 中 GPT 在 C_full 下的崩溃一致）；(b) 两位评判者都偏好 Claude 那种文风或排版。由于专家样本（n=10）全部来自 Claude 生成的文件（§2.3.3），本研究无法区分这两种解释，这也是后续验证的重点（§4.6 局限性 i）。</w:t>
+        <w:t>自评偏差（第 2.4.4 节）两个数字符号相反，却指向同一件事：在全部 9 个配置上，Claude 评判者为 +0.294、GPT 评判者为 −0.301，即两位评判者都把 Claude 生成的文件评得高约 0.3 分。去掉 C_full 后，两个偏差都塌回接近 0（Claude −0.064；GPT −0.167），可见差距主要由 C_full 造成——正是第 3.3 节里 GPT 在长上下文下崩溃的那个配置。</w:t>
       </w:r>
     </w:p>
     <w:p>
@@ -4222,9 +3822,26 @@
         <w:rPr>
           <w:rFonts w:ascii="Times New Roman" w:hAnsi="Times New Roman" w:eastAsia="宋体"/>
           <w:b w:val="0"/>
+          <w:i w:val="0"/>
           <w:sz w:val="24"/>
         </w:rPr>
-        <w:t>评判者给自家模型生成的文件打分时可能偏高。为排除这种影响，我们只用交叉打分（Claude 评判者评 GPT 生成的、GPT 评判者评 Claude 生成的）重新排名。这样排出来，前四名（G_template_rules、H3_skeleton、E_rules_v2、H4_sop_only）彼此只差 0.11 分，统计上无法区分；而 C_full 从 §3.1 综合排名的第 6 名跌到第 9 名（垫底）。这说明 C_full 在 §3.1 拿到的较高 LLM 评分，主要靠两点撑着：Claude 评判者高估自家输出，以及 GPT 在 ~56,000-token 配置下根本产不出可用文件（§3.3）。</w:t>
+        <w:t>这种“符号相反”的模式与经典自我偏好不符——若真是自我偏好，两个偏差应同为正值。有两种不互斥的解释：(a) Claude 与 GPT 之间确实存在生成质量差异；(b) 两位评判者都偏好 Claude 的文风或排版。由于专家样本（n=10）全部来自 Claude 生成的文件，本研究无法区分二者（第 4.6 节）。</w:t>
+      </w:r>
+    </w:p>
+    <w:p>
+      <w:pPr>
+        <w:spacing w:before="80" w:after="80" w:lineRule="auto" w:line="360"/>
+        <w:ind w:firstLine="0"/>
+        <w:jc w:val="both"/>
+      </w:pPr>
+      <w:r>
+        <w:rPr>
+          <w:rFonts w:ascii="Times New Roman" w:hAnsi="Times New Roman" w:eastAsia="宋体"/>
+          <w:b w:val="0"/>
+          <w:i w:val="0"/>
+          <w:sz w:val="24"/>
+        </w:rPr>
+        <w:t>为排除这种影响，我们只用交叉打分重新排名。前四名（G_template_rules、H3_skeleton、E_rules_v2、H4_sop_only）彼此只差 0.11 分，统计上无法区分；而 C_full 从第 6 名跌到第 9 名（垫底）。可见 C_full 较高的 LLM 评分主要靠两点撑着：Claude 评判者高估自家输出，以及 GPT 在 ~56,000-token 配置下根本产不出可用文件。</w:t>
       </w:r>
     </w:p>
     <w:p>
@@ -4236,6 +3853,7 @@
         <w:rPr>
           <w:rFonts w:ascii="Times New Roman" w:hAnsi="Times New Roman" w:eastAsia="宋体"/>
           <w:b/>
+          <w:i w:val="0"/>
           <w:sz w:val="24"/>
         </w:rPr>
         <w:t>3.5 专家层校验</w:t>
@@ -4251,9 +3869,10 @@
         <w:rPr>
           <w:rFonts w:ascii="Times New Roman" w:hAnsi="Times New Roman" w:eastAsia="宋体"/>
           <w:b w:val="0"/>
+          <w:i w:val="0"/>
           <w:sz w:val="24"/>
         </w:rPr>
-        <w:t>3 位专家之间的一致性极高：ICC(2,k)=0.982（95% CI [0.95, 1.00]），三对评分员两两比较也都在 0.92 以上（按 Cicchetti 标准属“优秀” [14]）。这说明五维度评分量规（Table 1）在评分员之间高度可重复；但三人同属一个单位，这个一致性可能高于跨单位的真实水平（见 §4.6 局限性 ii）。</w:t>
+        <w:t>3 位专家之间的一致性极高：ICC(2,k)=0.982［95% CI（0.95, 1.00）］，两两比较也都在 0.92 以上（按 Cicchetti 标准属“优秀” [12]）。可见五维度量规在评分员之间高度可重复；但三人同属一个单位，这个一致性可能高于跨单位的真实水平（第 4.6 节）。</w:t>
       </w:r>
     </w:p>
     <w:p>
@@ -4266,9 +3885,10 @@
         <w:rPr>
           <w:rFonts w:ascii="Times New Roman" w:hAnsi="Times New Roman" w:eastAsia="宋体"/>
           <w:b w:val="0"/>
+          <w:i w:val="0"/>
           <w:sz w:val="24"/>
         </w:rPr>
-        <w:t>专家与两位 LLM 评判者之间的一致性则明显更低（Figure 3）：Claude 评判者 ICC(3,1)=0.548（95% CI [−0.08, 0.86]，p=0.04），GPT 评判者只有 0.217（95% CI [−0.44, 0.72]，p=0.26）。两个区间都跨过 0，加之 n 仅为 10，因此这两个一致性系数只能作方向性提示，不足以支撑确切的统计结论。而且两位评判者都系统性地把合规分打得比专家高——Claude 高估 0.905 分、GPT 高估 0.525 分。也就是说，Claude 评判者与专家勉强算中等一致，GPT 评判者则较差。</w:t>
+        <w:t>专家与两位 LLM 评判者之间的一致性则明显更低（Figure 3）：Claude 评判者 ICC(3,1)=0.548［95% CI（−0.08, 0.86），p=0.04］，GPT 评判者只有 0.217［95% CI（−0.44, 0.72），p=0.26］。两个区间都跨过 0，加之 n 仅为 10，因此这两个一致性系数只能作方向性提示，不足以支撑确切的统计结论。而且两位评判者都系统性地把合规分打得比专家高——Claude 高估 0.905 分、GPT 高估 0.525 分。也就是说，Claude 评判者与专家勉强算中等一致，GPT 评判者则较差。</w:t>
       </w:r>
     </w:p>
     <w:p>
@@ -4281,32 +3901,26 @@
         <w:rPr>
           <w:rFonts w:ascii="Times New Roman" w:hAnsi="Times New Roman" w:eastAsia="宋体"/>
           <w:b w:val="0"/>
+          <w:i w:val="0"/>
           <w:sz w:val="24"/>
         </w:rPr>
-        <w:t>按专家均值给这 7 个配置排名见 Table 5，结果与 LLM 评判者层几乎相反。</w:t>
+        <w:t>按专家均值给这 7 个配置排名见 Table 4，结果与 LLM 评判者层几乎相反（Figure 4b）。</w:t>
       </w:r>
     </w:p>
     <w:p>
       <w:pPr>
-        <w:spacing w:before="80" w:after="80" w:lineRule="auto" w:line="360"/>
+        <w:spacing w:before="120" w:after="40" w:lineRule="auto" w:line="360"/>
         <w:ind w:firstLine="0"/>
-        <w:jc w:val="both"/>
+        <w:jc w:val="center"/>
       </w:pPr>
       <w:r>
         <w:rPr>
           <w:rFonts w:ascii="Times New Roman" w:hAnsi="Times New Roman" w:eastAsia="宋体"/>
           <w:b/>
+          <w:i w:val="0"/>
           <w:sz w:val="24"/>
         </w:rPr>
-        <w:t>Table 5.</w:t>
-      </w:r>
-      <w:r>
-        <w:rPr>
-          <w:rFonts w:ascii="Times New Roman" w:hAnsi="Times New Roman" w:eastAsia="宋体"/>
-          <w:b w:val="0"/>
-          <w:sz w:val="24"/>
-        </w:rPr>
-        <w:t xml:space="preserve"> 7 个抽样配置的三方评分（0–5 分；按专家均值降序；每个配置 1–2 份样本）。</w:t>
+        <w:t>Table 4. 7 个抽样配置的三方评分（0–5 分；按专家均值降序；每个配置 1–2 份样本）。</w:t>
       </w:r>
     </w:p>
     <w:tbl>
@@ -4337,6 +3951,7 @@
           </w:tcPr>
           <w:p>
             <w:pPr>
+              <w:spacing w:before="60" w:after="60" w:lineRule="auto" w:line="276"/>
               <w:jc w:val="center"/>
             </w:pPr>
             <w:r/>
@@ -4344,6 +3959,7 @@
               <w:rPr>
                 <w:rFonts w:ascii="Times New Roman" w:hAnsi="Times New Roman" w:eastAsia="宋体"/>
                 <w:b/>
+                <w:i w:val="0"/>
                 <w:sz w:val="18"/>
               </w:rPr>
               <w:t>配置</w:t>
@@ -4363,6 +3979,7 @@
           </w:tcPr>
           <w:p>
             <w:pPr>
+              <w:spacing w:before="60" w:after="60" w:lineRule="auto" w:line="276"/>
               <w:jc w:val="center"/>
             </w:pPr>
             <w:r/>
@@ -4370,6 +3987,7 @@
               <w:rPr>
                 <w:rFonts w:ascii="Times New Roman" w:hAnsi="Times New Roman" w:eastAsia="宋体"/>
                 <w:b/>
+                <w:i w:val="0"/>
                 <w:sz w:val="18"/>
               </w:rPr>
               <w:t>专家均值</w:t>
@@ -4389,6 +4007,7 @@
           </w:tcPr>
           <w:p>
             <w:pPr>
+              <w:spacing w:before="60" w:after="60" w:lineRule="auto" w:line="276"/>
               <w:jc w:val="center"/>
             </w:pPr>
             <w:r/>
@@ -4396,6 +4015,7 @@
               <w:rPr>
                 <w:rFonts w:ascii="Times New Roman" w:hAnsi="Times New Roman" w:eastAsia="宋体"/>
                 <w:b/>
+                <w:i w:val="0"/>
                 <w:sz w:val="18"/>
               </w:rPr>
               <w:t>Claude 评判者</w:t>
@@ -4415,6 +4035,7 @@
           </w:tcPr>
           <w:p>
             <w:pPr>
+              <w:spacing w:before="60" w:after="60" w:lineRule="auto" w:line="276"/>
               <w:jc w:val="center"/>
             </w:pPr>
             <w:r/>
@@ -4422,6 +4043,7 @@
               <w:rPr>
                 <w:rFonts w:ascii="Times New Roman" w:hAnsi="Times New Roman" w:eastAsia="宋体"/>
                 <w:b/>
+                <w:i w:val="0"/>
                 <w:sz w:val="18"/>
               </w:rPr>
               <w:t>GPT 评判者</w:t>
@@ -4441,6 +4063,7 @@
           </w:tcPr>
           <w:p>
             <w:pPr>
+              <w:spacing w:before="60" w:after="60" w:lineRule="auto" w:line="276"/>
               <w:jc w:val="center"/>
             </w:pPr>
             <w:r/>
@@ -4448,6 +4071,7 @@
               <w:rPr>
                 <w:rFonts w:ascii="Times New Roman" w:hAnsi="Times New Roman" w:eastAsia="宋体"/>
                 <w:b/>
+                <w:i w:val="0"/>
                 <w:sz w:val="18"/>
               </w:rPr>
               <w:t>n</w:t>
@@ -4469,13 +4093,15 @@
           </w:tcPr>
           <w:p>
             <w:pPr>
-              <w:jc w:val="left"/>
+              <w:spacing w:before="60" w:after="60" w:lineRule="auto" w:line="276"/>
+              <w:jc w:val="center"/>
             </w:pPr>
             <w:r/>
             <w:r>
               <w:rPr>
                 <w:rFonts w:ascii="Times New Roman" w:hAnsi="Times New Roman" w:eastAsia="宋体"/>
                 <w:b w:val="0"/>
+                <w:i w:val="0"/>
                 <w:sz w:val="18"/>
               </w:rPr>
               <w:t>F_template</w:t>
@@ -4495,13 +4121,15 @@
           </w:tcPr>
           <w:p>
             <w:pPr>
-              <w:jc w:val="left"/>
+              <w:spacing w:before="60" w:after="60" w:lineRule="auto" w:line="276"/>
+              <w:jc w:val="center"/>
             </w:pPr>
             <w:r/>
             <w:r>
               <w:rPr>
                 <w:rFonts w:ascii="Times New Roman" w:hAnsi="Times New Roman" w:eastAsia="宋体"/>
                 <w:b w:val="0"/>
+                <w:i w:val="0"/>
                 <w:sz w:val="18"/>
               </w:rPr>
               <w:t>4.24</w:t>
@@ -4521,13 +4149,15 @@
           </w:tcPr>
           <w:p>
             <w:pPr>
-              <w:jc w:val="left"/>
+              <w:spacing w:before="60" w:after="60" w:lineRule="auto" w:line="276"/>
+              <w:jc w:val="center"/>
             </w:pPr>
             <w:r/>
             <w:r>
               <w:rPr>
                 <w:rFonts w:ascii="Times New Roman" w:hAnsi="Times New Roman" w:eastAsia="宋体"/>
                 <w:b w:val="0"/>
+                <w:i w:val="0"/>
                 <w:sz w:val="18"/>
               </w:rPr>
               <w:t>4.60</w:t>
@@ -4547,13 +4177,15 @@
           </w:tcPr>
           <w:p>
             <w:pPr>
-              <w:jc w:val="left"/>
+              <w:spacing w:before="60" w:after="60" w:lineRule="auto" w:line="276"/>
+              <w:jc w:val="center"/>
             </w:pPr>
             <w:r/>
             <w:r>
               <w:rPr>
                 <w:rFonts w:ascii="Times New Roman" w:hAnsi="Times New Roman" w:eastAsia="宋体"/>
                 <w:b w:val="0"/>
+                <w:i w:val="0"/>
                 <w:sz w:val="18"/>
               </w:rPr>
               <w:t>4.00</w:t>
@@ -4573,13 +4205,15 @@
           </w:tcPr>
           <w:p>
             <w:pPr>
-              <w:jc w:val="left"/>
+              <w:spacing w:before="60" w:after="60" w:lineRule="auto" w:line="276"/>
+              <w:jc w:val="center"/>
             </w:pPr>
             <w:r/>
             <w:r>
               <w:rPr>
                 <w:rFonts w:ascii="Times New Roman" w:hAnsi="Times New Roman" w:eastAsia="宋体"/>
                 <w:b w:val="0"/>
+                <w:i w:val="0"/>
                 <w:sz w:val="18"/>
               </w:rPr>
               <w:t>1</w:t>
@@ -4601,13 +4235,15 @@
           </w:tcPr>
           <w:p>
             <w:pPr>
-              <w:jc w:val="left"/>
+              <w:spacing w:before="60" w:after="60" w:lineRule="auto" w:line="276"/>
+              <w:jc w:val="center"/>
             </w:pPr>
             <w:r/>
             <w:r>
               <w:rPr>
                 <w:rFonts w:ascii="Times New Roman" w:hAnsi="Times New Roman" w:eastAsia="宋体"/>
                 <w:b w:val="0"/>
+                <w:i w:val="0"/>
                 <w:sz w:val="18"/>
               </w:rPr>
               <w:t>H2_keep_examples</w:t>
@@ -4627,13 +4263,15 @@
           </w:tcPr>
           <w:p>
             <w:pPr>
-              <w:jc w:val="left"/>
+              <w:spacing w:before="60" w:after="60" w:lineRule="auto" w:line="276"/>
+              <w:jc w:val="center"/>
             </w:pPr>
             <w:r/>
             <w:r>
               <w:rPr>
                 <w:rFonts w:ascii="Times New Roman" w:hAnsi="Times New Roman" w:eastAsia="宋体"/>
                 <w:b w:val="0"/>
+                <w:i w:val="0"/>
                 <w:sz w:val="18"/>
               </w:rPr>
               <w:t>4.07</w:t>
@@ -4653,13 +4291,15 @@
           </w:tcPr>
           <w:p>
             <w:pPr>
-              <w:jc w:val="left"/>
+              <w:spacing w:before="60" w:after="60" w:lineRule="auto" w:line="276"/>
+              <w:jc w:val="center"/>
             </w:pPr>
             <w:r/>
             <w:r>
               <w:rPr>
                 <w:rFonts w:ascii="Times New Roman" w:hAnsi="Times New Roman" w:eastAsia="宋体"/>
                 <w:b w:val="0"/>
+                <w:i w:val="0"/>
                 <w:sz w:val="18"/>
               </w:rPr>
               <w:t>4.40</w:t>
@@ -4679,13 +4319,15 @@
           </w:tcPr>
           <w:p>
             <w:pPr>
-              <w:jc w:val="left"/>
+              <w:spacing w:before="60" w:after="60" w:lineRule="auto" w:line="276"/>
+              <w:jc w:val="center"/>
             </w:pPr>
             <w:r/>
             <w:r>
               <w:rPr>
                 <w:rFonts w:ascii="Times New Roman" w:hAnsi="Times New Roman" w:eastAsia="宋体"/>
                 <w:b w:val="0"/>
+                <w:i w:val="0"/>
                 <w:sz w:val="18"/>
               </w:rPr>
               <w:t>4.00</w:t>
@@ -4705,13 +4347,15 @@
           </w:tcPr>
           <w:p>
             <w:pPr>
-              <w:jc w:val="left"/>
+              <w:spacing w:before="60" w:after="60" w:lineRule="auto" w:line="276"/>
+              <w:jc w:val="center"/>
             </w:pPr>
             <w:r/>
             <w:r>
               <w:rPr>
                 <w:rFonts w:ascii="Times New Roman" w:hAnsi="Times New Roman" w:eastAsia="宋体"/>
                 <w:b w:val="0"/>
+                <w:i w:val="0"/>
                 <w:sz w:val="18"/>
               </w:rPr>
               <w:t>1</w:t>
@@ -4733,13 +4377,15 @@
           </w:tcPr>
           <w:p>
             <w:pPr>
-              <w:jc w:val="left"/>
+              <w:spacing w:before="60" w:after="60" w:lineRule="auto" w:line="276"/>
+              <w:jc w:val="center"/>
             </w:pPr>
             <w:r/>
             <w:r>
               <w:rPr>
                 <w:rFonts w:ascii="Times New Roman" w:hAnsi="Times New Roman" w:eastAsia="宋体"/>
                 <w:b w:val="0"/>
+                <w:i w:val="0"/>
                 <w:sz w:val="18"/>
               </w:rPr>
               <w:t>G_template_rules</w:t>
@@ -4759,13 +4405,15 @@
           </w:tcPr>
           <w:p>
             <w:pPr>
-              <w:jc w:val="left"/>
+              <w:spacing w:before="60" w:after="60" w:lineRule="auto" w:line="276"/>
+              <w:jc w:val="center"/>
             </w:pPr>
             <w:r/>
             <w:r>
               <w:rPr>
                 <w:rFonts w:ascii="Times New Roman" w:hAnsi="Times New Roman" w:eastAsia="宋体"/>
                 <w:b w:val="0"/>
+                <w:i w:val="0"/>
                 <w:sz w:val="18"/>
               </w:rPr>
               <w:t>4.06</w:t>
@@ -4785,13 +4433,15 @@
           </w:tcPr>
           <w:p>
             <w:pPr>
-              <w:jc w:val="left"/>
+              <w:spacing w:before="60" w:after="60" w:lineRule="auto" w:line="276"/>
+              <w:jc w:val="center"/>
             </w:pPr>
             <w:r/>
             <w:r>
               <w:rPr>
                 <w:rFonts w:ascii="Times New Roman" w:hAnsi="Times New Roman" w:eastAsia="宋体"/>
                 <w:b w:val="0"/>
+                <w:i w:val="0"/>
                 <w:sz w:val="18"/>
               </w:rPr>
               <w:t>4.80</w:t>
@@ -4811,13 +4461,15 @@
           </w:tcPr>
           <w:p>
             <w:pPr>
-              <w:jc w:val="left"/>
+              <w:spacing w:before="60" w:after="60" w:lineRule="auto" w:line="276"/>
+              <w:jc w:val="center"/>
             </w:pPr>
             <w:r/>
             <w:r>
               <w:rPr>
                 <w:rFonts w:ascii="Times New Roman" w:hAnsi="Times New Roman" w:eastAsia="宋体"/>
                 <w:b w:val="0"/>
+                <w:i w:val="0"/>
                 <w:sz w:val="18"/>
               </w:rPr>
               <w:t>4.50</w:t>
@@ -4837,13 +4489,15 @@
           </w:tcPr>
           <w:p>
             <w:pPr>
-              <w:jc w:val="left"/>
+              <w:spacing w:before="60" w:after="60" w:lineRule="auto" w:line="276"/>
+              <w:jc w:val="center"/>
             </w:pPr>
             <w:r/>
             <w:r>
               <w:rPr>
                 <w:rFonts w:ascii="Times New Roman" w:hAnsi="Times New Roman" w:eastAsia="宋体"/>
                 <w:b w:val="0"/>
+                <w:i w:val="0"/>
                 <w:sz w:val="18"/>
               </w:rPr>
               <w:t>2</w:t>
@@ -4865,13 +4519,15 @@
           </w:tcPr>
           <w:p>
             <w:pPr>
-              <w:jc w:val="left"/>
+              <w:spacing w:before="60" w:after="60" w:lineRule="auto" w:line="276"/>
+              <w:jc w:val="center"/>
             </w:pPr>
             <w:r/>
             <w:r>
               <w:rPr>
                 <w:rFonts w:ascii="Times New Roman" w:hAnsi="Times New Roman" w:eastAsia="宋体"/>
                 <w:b w:val="0"/>
+                <w:i w:val="0"/>
                 <w:sz w:val="18"/>
               </w:rPr>
               <w:t>C_full</w:t>
@@ -4891,13 +4547,15 @@
           </w:tcPr>
           <w:p>
             <w:pPr>
-              <w:jc w:val="left"/>
+              <w:spacing w:before="60" w:after="60" w:lineRule="auto" w:line="276"/>
+              <w:jc w:val="center"/>
             </w:pPr>
             <w:r/>
             <w:r>
               <w:rPr>
                 <w:rFonts w:ascii="Times New Roman" w:hAnsi="Times New Roman" w:eastAsia="宋体"/>
                 <w:b w:val="0"/>
+                <w:i w:val="0"/>
                 <w:sz w:val="18"/>
               </w:rPr>
               <w:t>3.45</w:t>
@@ -4917,13 +4575,15 @@
           </w:tcPr>
           <w:p>
             <w:pPr>
-              <w:jc w:val="left"/>
+              <w:spacing w:before="60" w:after="60" w:lineRule="auto" w:line="276"/>
+              <w:jc w:val="center"/>
             </w:pPr>
             <w:r/>
             <w:r>
               <w:rPr>
                 <w:rFonts w:ascii="Times New Roman" w:hAnsi="Times New Roman" w:eastAsia="宋体"/>
                 <w:b w:val="0"/>
+                <w:i w:val="0"/>
                 <w:sz w:val="18"/>
               </w:rPr>
               <w:t>4.90</w:t>
@@ -4943,13 +4603,15 @@
           </w:tcPr>
           <w:p>
             <w:pPr>
-              <w:jc w:val="left"/>
+              <w:spacing w:before="60" w:after="60" w:lineRule="auto" w:line="276"/>
+              <w:jc w:val="center"/>
             </w:pPr>
             <w:r/>
             <w:r>
               <w:rPr>
                 <w:rFonts w:ascii="Times New Roman" w:hAnsi="Times New Roman" w:eastAsia="宋体"/>
                 <w:b w:val="0"/>
+                <w:i w:val="0"/>
                 <w:sz w:val="18"/>
               </w:rPr>
               <w:t>4.00</w:t>
@@ -4969,13 +4631,15 @@
           </w:tcPr>
           <w:p>
             <w:pPr>
-              <w:jc w:val="left"/>
+              <w:spacing w:before="60" w:after="60" w:lineRule="auto" w:line="276"/>
+              <w:jc w:val="center"/>
             </w:pPr>
             <w:r/>
             <w:r>
               <w:rPr>
                 <w:rFonts w:ascii="Times New Roman" w:hAnsi="Times New Roman" w:eastAsia="宋体"/>
                 <w:b w:val="0"/>
+                <w:i w:val="0"/>
                 <w:sz w:val="18"/>
               </w:rPr>
               <w:t>2</w:t>
@@ -4997,13 +4661,15 @@
           </w:tcPr>
           <w:p>
             <w:pPr>
-              <w:jc w:val="left"/>
+              <w:spacing w:before="60" w:after="60" w:lineRule="auto" w:line="276"/>
+              <w:jc w:val="center"/>
             </w:pPr>
             <w:r/>
             <w:r>
               <w:rPr>
                 <w:rFonts w:ascii="Times New Roman" w:hAnsi="Times New Roman" w:eastAsia="宋体"/>
                 <w:b w:val="0"/>
+                <w:i w:val="0"/>
                 <w:sz w:val="18"/>
               </w:rPr>
               <w:t>H4_sop_only</w:t>
@@ -5023,13 +4689,15 @@
           </w:tcPr>
           <w:p>
             <w:pPr>
-              <w:jc w:val="left"/>
+              <w:spacing w:before="60" w:after="60" w:lineRule="auto" w:line="276"/>
+              <w:jc w:val="center"/>
             </w:pPr>
             <w:r/>
             <w:r>
               <w:rPr>
                 <w:rFonts w:ascii="Times New Roman" w:hAnsi="Times New Roman" w:eastAsia="宋体"/>
                 <w:b w:val="0"/>
+                <w:i w:val="0"/>
                 <w:sz w:val="18"/>
               </w:rPr>
               <w:t>3.20</w:t>
@@ -5049,13 +4717,15 @@
           </w:tcPr>
           <w:p>
             <w:pPr>
-              <w:jc w:val="left"/>
+              <w:spacing w:before="60" w:after="60" w:lineRule="auto" w:line="276"/>
+              <w:jc w:val="center"/>
             </w:pPr>
             <w:r/>
             <w:r>
               <w:rPr>
                 <w:rFonts w:ascii="Times New Roman" w:hAnsi="Times New Roman" w:eastAsia="宋体"/>
                 <w:b w:val="0"/>
+                <w:i w:val="0"/>
                 <w:sz w:val="18"/>
               </w:rPr>
               <w:t>4.30</w:t>
@@ -5075,13 +4745,15 @@
           </w:tcPr>
           <w:p>
             <w:pPr>
-              <w:jc w:val="left"/>
+              <w:spacing w:before="60" w:after="60" w:lineRule="auto" w:line="276"/>
+              <w:jc w:val="center"/>
             </w:pPr>
             <w:r/>
             <w:r>
               <w:rPr>
                 <w:rFonts w:ascii="Times New Roman" w:hAnsi="Times New Roman" w:eastAsia="宋体"/>
                 <w:b w:val="0"/>
+                <w:i w:val="0"/>
                 <w:sz w:val="18"/>
               </w:rPr>
               <w:t>4.20</w:t>
@@ -5101,13 +4773,15 @@
           </w:tcPr>
           <w:p>
             <w:pPr>
-              <w:jc w:val="left"/>
+              <w:spacing w:before="60" w:after="60" w:lineRule="auto" w:line="276"/>
+              <w:jc w:val="center"/>
             </w:pPr>
             <w:r/>
             <w:r>
               <w:rPr>
                 <w:rFonts w:ascii="Times New Roman" w:hAnsi="Times New Roman" w:eastAsia="宋体"/>
                 <w:b w:val="0"/>
+                <w:i w:val="0"/>
                 <w:sz w:val="18"/>
               </w:rPr>
               <w:t>2</w:t>
@@ -5129,13 +4803,15 @@
           </w:tcPr>
           <w:p>
             <w:pPr>
-              <w:jc w:val="left"/>
+              <w:spacing w:before="60" w:after="60" w:lineRule="auto" w:line="276"/>
+              <w:jc w:val="center"/>
             </w:pPr>
             <w:r/>
             <w:r>
               <w:rPr>
                 <w:rFonts w:ascii="Times New Roman" w:hAnsi="Times New Roman" w:eastAsia="宋体"/>
                 <w:b w:val="0"/>
+                <w:i w:val="0"/>
                 <w:sz w:val="18"/>
               </w:rPr>
               <w:t>E_rules_v2</w:t>
@@ -5155,13 +4831,15 @@
           </w:tcPr>
           <w:p>
             <w:pPr>
-              <w:jc w:val="left"/>
+              <w:spacing w:before="60" w:after="60" w:lineRule="auto" w:line="276"/>
+              <w:jc w:val="center"/>
             </w:pPr>
             <w:r/>
             <w:r>
               <w:rPr>
                 <w:rFonts w:ascii="Times New Roman" w:hAnsi="Times New Roman" w:eastAsia="宋体"/>
                 <w:b w:val="0"/>
+                <w:i w:val="0"/>
                 <w:sz w:val="18"/>
               </w:rPr>
               <w:t>3.19</w:t>
@@ -5181,13 +4859,15 @@
           </w:tcPr>
           <w:p>
             <w:pPr>
-              <w:jc w:val="left"/>
+              <w:spacing w:before="60" w:after="60" w:lineRule="auto" w:line="276"/>
+              <w:jc w:val="center"/>
             </w:pPr>
             <w:r/>
             <w:r>
               <w:rPr>
                 <w:rFonts w:ascii="Times New Roman" w:hAnsi="Times New Roman" w:eastAsia="宋体"/>
                 <w:b w:val="0"/>
+                <w:i w:val="0"/>
                 <w:sz w:val="18"/>
               </w:rPr>
               <w:t>4.00</w:t>
@@ -5207,13 +4887,15 @@
           </w:tcPr>
           <w:p>
             <w:pPr>
-              <w:jc w:val="left"/>
+              <w:spacing w:before="60" w:after="60" w:lineRule="auto" w:line="276"/>
+              <w:jc w:val="center"/>
             </w:pPr>
             <w:r/>
             <w:r>
               <w:rPr>
                 <w:rFonts w:ascii="Times New Roman" w:hAnsi="Times New Roman" w:eastAsia="宋体"/>
                 <w:b w:val="0"/>
+                <w:i w:val="0"/>
                 <w:sz w:val="18"/>
               </w:rPr>
               <w:t>4.00</w:t>
@@ -5233,13 +4915,15 @@
           </w:tcPr>
           <w:p>
             <w:pPr>
-              <w:jc w:val="left"/>
+              <w:spacing w:before="60" w:after="60" w:lineRule="auto" w:line="276"/>
+              <w:jc w:val="center"/>
             </w:pPr>
             <w:r/>
             <w:r>
               <w:rPr>
                 <w:rFonts w:ascii="Times New Roman" w:hAnsi="Times New Roman" w:eastAsia="宋体"/>
                 <w:b w:val="0"/>
+                <w:i w:val="0"/>
                 <w:sz w:val="18"/>
               </w:rPr>
               <w:t>1</w:t>
@@ -5261,13 +4945,15 @@
           </w:tcPr>
           <w:p>
             <w:pPr>
-              <w:jc w:val="left"/>
+              <w:spacing w:before="60" w:after="60" w:lineRule="auto" w:line="276"/>
+              <w:jc w:val="center"/>
             </w:pPr>
             <w:r/>
             <w:r>
               <w:rPr>
                 <w:rFonts w:ascii="Times New Roman" w:hAnsi="Times New Roman" w:eastAsia="宋体"/>
                 <w:b w:val="0"/>
+                <w:i w:val="0"/>
                 <w:sz w:val="18"/>
               </w:rPr>
               <w:t>A_bare</w:t>
@@ -5287,13 +4973,15 @@
           </w:tcPr>
           <w:p>
             <w:pPr>
-              <w:jc w:val="left"/>
+              <w:spacing w:before="60" w:after="60" w:lineRule="auto" w:line="276"/>
+              <w:jc w:val="center"/>
             </w:pPr>
             <w:r/>
             <w:r>
               <w:rPr>
                 <w:rFonts w:ascii="Times New Roman" w:hAnsi="Times New Roman" w:eastAsia="宋体"/>
                 <w:b w:val="0"/>
+                <w:i w:val="0"/>
                 <w:sz w:val="18"/>
               </w:rPr>
               <w:t>3.04</w:t>
@@ -5313,13 +5001,15 @@
           </w:tcPr>
           <w:p>
             <w:pPr>
-              <w:jc w:val="left"/>
+              <w:spacing w:before="60" w:after="60" w:lineRule="auto" w:line="276"/>
+              <w:jc w:val="center"/>
             </w:pPr>
             <w:r/>
             <w:r>
               <w:rPr>
                 <w:rFonts w:ascii="Times New Roman" w:hAnsi="Times New Roman" w:eastAsia="宋体"/>
                 <w:b w:val="0"/>
+                <w:i w:val="0"/>
                 <w:sz w:val="18"/>
               </w:rPr>
               <w:t>4.00</w:t>
@@ -5339,13 +5029,15 @@
           </w:tcPr>
           <w:p>
             <w:pPr>
-              <w:jc w:val="left"/>
+              <w:spacing w:before="60" w:after="60" w:lineRule="auto" w:line="276"/>
+              <w:jc w:val="center"/>
             </w:pPr>
             <w:r/>
             <w:r>
               <w:rPr>
                 <w:rFonts w:ascii="Times New Roman" w:hAnsi="Times New Roman" w:eastAsia="宋体"/>
                 <w:b w:val="0"/>
+                <w:i w:val="0"/>
                 <w:sz w:val="18"/>
               </w:rPr>
               <w:t>3.80</w:t>
@@ -5365,13 +5057,15 @@
           </w:tcPr>
           <w:p>
             <w:pPr>
-              <w:jc w:val="left"/>
+              <w:spacing w:before="60" w:after="60" w:lineRule="auto" w:line="276"/>
+              <w:jc w:val="center"/>
             </w:pPr>
             <w:r/>
             <w:r>
               <w:rPr>
                 <w:rFonts w:ascii="Times New Roman" w:hAnsi="Times New Roman" w:eastAsia="宋体"/>
                 <w:b w:val="0"/>
+                <w:i w:val="0"/>
                 <w:sz w:val="18"/>
               </w:rPr>
               <w:t>1</w:t>
@@ -5391,9 +5085,10 @@
         <w:rPr>
           <w:rFonts w:ascii="Times New Roman" w:hAnsi="Times New Roman" w:eastAsia="宋体"/>
           <w:b w:val="0"/>
+          <w:i w:val="0"/>
           <w:sz w:val="24"/>
         </w:rPr>
-        <w:t>排名前三的都是带完整文档模板的配置（F_template、H2_keep_examples、G_template_rules）；而在 LLM 评判者层排第 1 的 H4_sop_only（~2,000 tokens）在专家这里掉到第 5，只比空白基线 A_bare 高 0.16 分。被高估最严重的是 C_full 和 H4_sop_only（比专家高约 1 分）：这两个配置在文件结构和术语使用上都合规，但缺乏贴合临床实际操作的细节，而这种欠缺只有专家才能察觉。因此，骨架类配置在 LLM 评判者层呈现的“低 token、高得分”优势，并未在专家评估中得到验证。由于每个配置仅 1–2 份样本，该排名仅为初步结果，仍需更大规模的专家样本进一步验证。</w:t>
+        <w:t>排名前三的都是带完整文档模板的配置；而在 LLM 评判者层排第 1 的 H4_sop_only 在专家这里掉到第 5，只比空白基线 A_bare 高 0.16 分。被高估最严重的是 C_full 和 H4_sop_only（比专家高约 1 分）：两者在结构与术语上都合规，却缺乏只有专家才能察觉的临床操作细节。因此骨架类配置在 LLM 评判者层的“低 token、高得分”优势，并未在专家评估中得到验证。每个配置仅 1–2 份样本，该排名仅为初步结果。</w:t>
       </w:r>
     </w:p>
     <w:p>
@@ -5405,6 +5100,7 @@
         <w:rPr>
           <w:rFonts w:ascii="Times New Roman" w:hAnsi="Times New Roman" w:eastAsia="宋体"/>
           <w:b/>
+          <w:i w:val="0"/>
           <w:sz w:val="24"/>
         </w:rPr>
         <w:t>3.6 Token 规模与合规分数：跨评估层的差异关系</w:t>
@@ -5420,9 +5116,10 @@
         <w:rPr>
           <w:rFonts w:ascii="Times New Roman" w:hAnsi="Times New Roman" w:eastAsia="宋体"/>
           <w:b w:val="0"/>
+          <w:i w:val="0"/>
           <w:sz w:val="24"/>
         </w:rPr>
-        <w:t>Figure 4 将三方（专家、Claude 评判者、GPT 评判者）的合规分按 system-prompt 的 token 规模作图，三条曲线均基于同一组 n=10 专家盲评样本。三者走向并不一致：两位 LLM 评判者对低 token 配置与 C_full 的评分均较高，而专家仅对中段的模板配置（~15,000–16,000 tokens，F_template、G_template_rules）评分最高，曲线在两端均明显下降。</w:t>
+        <w:t>Figure 4a 将三方（专家、Claude 评判者、GPT 评判者）的合规分按 system-prompt 的 token 规模作图，三条曲线均基于同一组 n=10 专家盲评样本。三者走向并不一致：两位 LLM 评判者对低 token 配置与 C_full 的评分均较高，而专家仅对中段的模板配置（~15,000–16,000 tokens，F_template、G_template_rules）评分最高，曲线在两端均明显下降。</w:t>
       </w:r>
     </w:p>
     <w:p>
@@ -5435,6 +5132,7 @@
         <w:rPr>
           <w:rFonts w:ascii="Times New Roman" w:hAnsi="Times New Roman" w:eastAsia="宋体"/>
           <w:b w:val="0"/>
+          <w:i w:val="0"/>
           <w:sz w:val="24"/>
         </w:rPr>
         <w:t>由此，专家与 LLM 评判者之间的分歧呈 U 形的描述性模式（样本量所限，未做非线性检验）：在低 token 端（A_bare、E_rules_v2、H4_sop_only）与高 token 端（C_full），两者差距达 0.8–1.1 分；而在中段的模板配置区间趋于一致（差距 ≤0.6 分）。这表明 token 效率与临床可用性对应两个不同的优化目标——相对于专家验证的真实合规性，LLM 评判者层同时高估了低 token 配置与 C_full。</w:t>
@@ -5450,9 +5148,10 @@
         <w:rPr>
           <w:rFonts w:ascii="Times New Roman" w:hAnsi="Times New Roman" w:eastAsia="宋体"/>
           <w:b w:val="0"/>
+          <w:i w:val="0"/>
           <w:sz w:val="24"/>
         </w:rPr>
-        <w:t>从效率角度看，研究问题 (ii) 的关键不是绝对 token 数，而是每单位 token 的合规回报。§3.2 表明只有"规则"产生确切增益，而规则仅需约 1,000 token（E_rules_v2），故单位 token 回报在加入规则时最高，之后迅速衰减。专家层则另有取舍：带完整文档模板的配置（约 15,000–16,000 token）单位回报虽低，却达到纯规则无法企及的更高绝对分，而 C_full（约 56,000 token）回报最低。因此"最少 token"取决于用途——LLM 快速起草约 1,000 token 的规则即够，送审文件则需约 15,000–16,000 token 换取更高质量上限。（专家层每配置仅 1–2 份样本，此比较为定性。）</w:t>
+        <w:t>从效率角度看，研究问题 (ii) 的关键不是绝对 token 数，而是每单位 token 的合规回报。第 3.2 节 表明只有“规则”产生确切增益，而规则仅需约 1,000 token（E_rules_v2），故单位 token 回报在加入规则时最高，之后迅速衰减。专家层则另有取舍：带完整文档模板的配置（约 15,000–16,000 token）单位回报虽低，却达到纯规则无法企及的更高绝对分，而 C_full（约 56,000 token）回报最低。因此“最少 token”取决于用途——LLM 快速起草约 1,000 token 的规则即够，送审文件则需约 15,000–16,000 token 换取更高质量上限。（专家层每配置仅 1–2 份样本，此比较为定性。）</w:t>
       </w:r>
     </w:p>
     <w:p>
@@ -5464,9 +5163,26 @@
         <w:rPr>
           <w:rFonts w:ascii="Times New Roman" w:hAnsi="Times New Roman" w:eastAsia="宋体"/>
           <w:b/>
+          <w:i w:val="0"/>
           <w:sz w:val="24"/>
         </w:rPr>
         <w:t>4. Discussion</w:t>
+      </w:r>
+    </w:p>
+    <w:p>
+      <w:pPr>
+        <w:spacing w:before="80" w:after="80" w:lineRule="auto" w:line="360"/>
+        <w:ind w:firstLine="0"/>
+        <w:jc w:val="both"/>
+      </w:pPr>
+      <w:r>
+        <w:rPr>
+          <w:rFonts w:ascii="Times New Roman" w:hAnsi="Times New Roman" w:eastAsia="宋体"/>
+          <w:b w:val="0"/>
+          <w:i w:val="0"/>
+          <w:sz w:val="24"/>
+        </w:rPr>
+        <w:t>本研究在 9 组 prompt 配置、2 个生成模型、2 位 LLM 评判者以及一小组盲法专家评审样本上，评估了 LLM 辅助起草 ISO 15189 质量管理体系文件的效果。主要发现是：表现最好的 prompt 配置取决于评估层级。自动评分与 LLM 评分偏好仅含规则或骨架的极简 prompt，而在专家评审的样本中，带完整文档模板的 prompt 获得了更高的平均分。此外，全量上下文配置表现出明显的模型依赖性与运行时不稳定，两位 LLM 评判者也都系统性地高估了专家评分。综合来看，这些结果表明：LLM 可以支持 QMS 文件的起草与初步筛查，但不能取代专家审核，也不能取代由有能力的实验室人员完成的本地确认。</w:t>
       </w:r>
     </w:p>
     <w:p>
@@ -5478,6 +5194,7 @@
         <w:rPr>
           <w:rFonts w:ascii="Times New Roman" w:hAnsi="Times New Roman" w:eastAsia="宋体"/>
           <w:b/>
+          <w:i w:val="0"/>
           <w:sz w:val="24"/>
         </w:rPr>
         <w:t>4.1 Prompt 精简化在 LLM 评判者层成立但在专家层不成立</w:t>
@@ -5493,9 +5210,10 @@
         <w:rPr>
           <w:rFonts w:ascii="Times New Roman" w:hAnsi="Times New Roman" w:eastAsia="宋体"/>
           <w:b w:val="0"/>
+          <w:i w:val="0"/>
           <w:sz w:val="24"/>
         </w:rPr>
-        <w:t>在 LLM 评判者层，四成分消融给出一个明确的结论：规则成分必需（BH-adjusted p&lt;0.001），文档骨架方向为正但未达显著（p=0.11），详细内容与示例均未产生可检测的提升（§3.2）。这与 Liu 等 [15] 报告的 lost-in-the-middle 现象一致（在长 prompt 中叠加过多上下文，反而可能分散模型注意力、降低输出质量），也与更广义的 prompt engineering 文献相符 [8]。</w:t>
+        <w:t>在 LLM 评判者层，四成分消融给出一个明确的结论：规则成分必需［BH-adjusted p&lt;0.001］，文档骨架方向为正但未达显著［p=0.11］，详细内容与示例均未产生可检测的提升（第 3.2 节）。这与 Liu 等 [13] 报告的 lost-in-the-middle 现象一致（在长 prompt 中叠加过多上下文，反而可能分散模型注意力、降低输出质量），也与更广义的 prompt engineering 文献相符 [6]。</w:t>
       </w:r>
     </w:p>
     <w:p>
@@ -5508,9 +5226,10 @@
         <w:rPr>
           <w:rFonts w:ascii="Times New Roman" w:hAnsi="Times New Roman" w:eastAsia="宋体"/>
           <w:b w:val="0"/>
+          <w:i w:val="0"/>
           <w:sz w:val="24"/>
         </w:rPr>
-        <w:t>专家层的结果对这一结论作出了限定（§3.5）。带完整文档模板的 F_template 与 G_template_rules 获得了明显更高的专家评分，而仅含骨架的 H4_sop_only 约低 1 分（每个配置样本极小，仅为探索性观察，见 §3.5）。一个可能的解释是：模型自身的知识并不能可靠覆盖 ISO 15189:2022 与 CNAS-CL02:2023 所要求的临床操作细节——在本研究的任务中，包括急诊样本处理、患者自采样本的接收、样本运送人员的资格要求，以及详细的样本拒收标准。当这些内容未在 system prompt 中明确给出时，模型往往回退至通用的程序化表述：这类表述虽能满足结构与术语层面的合规（自动评分与 LLM 评判者最易识别的两个维度，§3.6），却缺乏拟提交认可的文件所要求的实际可操作性。因此，prompt 精简适用于仅由 LLM 评分的快速起草场景；但若文件需要通过专家审核、用于正式的认可申请，则必须采用带完整文档模板的 prompt。</w:t>
+        <w:t>专家层的结果对这一结论作出了限定（第 3.5 节）。带完整文档模板的 F_template 与 G_template_rules 获得了明显更高的专家评分，而仅含骨架的 H4_sop_only 约低 1 分（每个配置样本极小，仅为探索性观察）。一个可能的解释是：模型自身的知识并不能可靠覆盖 ISO 15189:2022 与 CNAS-CL02:2023 所要求的临床操作细节——在本研究的任务中，包括急诊样本处理、患者自采样本的接收、样本运送人员的资格要求，以及详细的样本拒收标准。当这些内容未在 system prompt 中明确给出时，模型往往回退至通用的程序化表述：这类表述虽能满足结构与术语层面的合规（自动评分与 LLM 评判者最易识别的两个维度，第 3.6 节），却缺乏拟提交认可的文件所要求的实际可操作性。因此，prompt 精简适用于仅由 LLM 评分的快速起草场景；但若文件需要通过专家审核、用于正式的认可申请，则必须采用带完整文档模板的 prompt。</w:t>
       </w:r>
     </w:p>
     <w:p>
@@ -5522,6 +5241,7 @@
         <w:rPr>
           <w:rFonts w:ascii="Times New Roman" w:hAnsi="Times New Roman" w:eastAsia="宋体"/>
           <w:b/>
+          <w:i w:val="0"/>
           <w:sz w:val="24"/>
         </w:rPr>
         <w:t>4.2 全量上下文陷阱的模型依赖性</w:t>
@@ -5537,9 +5257,10 @@
         <w:rPr>
           <w:rFonts w:ascii="Times New Roman" w:hAnsi="Times New Roman" w:eastAsia="宋体"/>
           <w:b w:val="0"/>
+          <w:i w:val="0"/>
           <w:sz w:val="24"/>
         </w:rPr>
-        <w:t>带完整文档模板的配置虽能提升专家评分（§4.1），但若模型缺乏稳定的长上下文处理能力，一味加长 prompt 反而可能适得其反。C_full（~56,000 tokens）看似最稳妥——它纳入了所有可能相关的材料，符合“上下文越多越可靠”的直觉。但数据显示，这一直觉在两个模型上并不一致：同为 C_full，Claude 的跨评均分为 3.22–4.56，GPT-5.4 却只有 1.40–1.84，并伴随 §3.3 记录的三类失败（指令遵循衰退、结构错乱、条款引用混乱）。一个合理的解释（与 Liu 等 [15] 的 lost-in-the-middle 现象，以及两家厂商技术文档中的长上下文基准 [3, 4] 一致）是：在这一长度范围内，Claude 的注意力分配更稳定，而 GPT-5.4 在本研究的参数下未能在如此长的 prompt 中始终遵守 system prompt 的约束。</w:t>
+        <w:t>带完整文档模板的配置虽能提升专家评分（第 4.1 节），但若模型缺乏稳定的长上下文处理能力，一味加长 prompt 反而可能适得其反。C_full（~56,000 tokens）看似最稳妥——它纳入了所有可能相关的材料，符合“上下文越多越可靠”的直觉。但数据显示，这一直觉在两个模型上并不一致：同为 C_full，Claude 的跨评均分为 3.22–4.56，GPT-5.4 却只有 1.40–1.84，并伴随 第 3.3 节 记录的三类失败（指令遵循衰退、结构错乱、条款引用混乱）。一个合理的解释（与 Liu 等 [13] 的 lost-in-the-middle 现象，以及两家厂商技术文档中的长上下文基准 [3, 4] 一致）是：在这一长度范围内，Claude 的注意力分配更稳定，而 GPT-5.4 在本研究的参数下未能在如此长的 prompt 中始终遵守 system prompt 的约束。</w:t>
       </w:r>
     </w:p>
     <w:p>
@@ -5552,9 +5273,10 @@
         <w:rPr>
           <w:rFonts w:ascii="Times New Roman" w:hAnsi="Times New Roman" w:eastAsia="宋体"/>
           <w:b w:val="0"/>
+          <w:i w:val="0"/>
           <w:sz w:val="24"/>
         </w:rPr>
-        <w:t>这带来一个方法学上的提醒：任何“某配置好用”的结论，都必须在多个模型上验证后才能成立。仅在单一模型上评估，会把配置本身的作用与模型的固有特性（长上下文能力、指令遵循的稳定性、训练数据与目标领域的吻合程度）混在一起，无法推广到其他模型。因此我们建议：长上下文的 QMS prompt（例如接近或超过 ~50,000 tokens）在正式部署前，应先在所用的具体模型与版本上完成验证。这是因为长上下文行为可能存在显著差异，不仅出现在不同模型之间，也出现在同一模型的相邻版本之间。</w:t>
+        <w:t>这带来一个方法学上的提醒：仅在单一模型上评估，会把配置本身的作用与该模型的长上下文能力、指令遵循稳定性混在一起。因此，长上下文的 QMS prompt（接近或超过 ~50,000 tokens）在部署前应先在所用的具体模型与版本上验证——长上下文行为不仅在不同模型之间差异显著，在同一模型的相邻版本之间也可能如此。</w:t>
       </w:r>
     </w:p>
     <w:p>
@@ -5566,6 +5288,7 @@
         <w:rPr>
           <w:rFonts w:ascii="Times New Roman" w:hAnsi="Times New Roman" w:eastAsia="宋体"/>
           <w:b/>
+          <w:i w:val="0"/>
           <w:sz w:val="24"/>
         </w:rPr>
         <w:t>4.3 评判者偏差概貌与 LLM-as-judge 的恰当使用</w:t>
@@ -5581,9 +5304,10 @@
         <w:rPr>
           <w:rFonts w:ascii="Times New Roman" w:hAnsi="Times New Roman" w:eastAsia="宋体"/>
           <w:b w:val="0"/>
+          <w:i w:val="0"/>
           <w:sz w:val="24"/>
         </w:rPr>
-        <w:t>本研究量化了两类不同的评分偏差。第一类是跨评判者的方向性偏差：两位评判者都把 Claude 生成的文件评得比 GPT 高约 0.3 分（§3.4），且主要由 C_full 驱动；如 §3.4 所述，这一模式与经典的自我偏好（即评判者偏袒自身模型生成的输出）不符，更可能反映 Claude 与 GPT 之间真实的生成质量差异，或两位评判者对 Claude 行文风格的共同偏好。第二类是 LLM 与专家之间的系统性偏移：两位评判者都把专家给出的合规分高估了 0.52–0.90 分（§3.5）。</w:t>
+        <w:t>本研究量化了两类评分偏差。第一类是跨评判者的方向性偏差：两位评判者都把 Claude 生成的文件评得高约 0.3 分，且主要由 C_full 驱动（第 3.4 节）；如上所述，这与经典自我偏好不符，更可能反映两个模型之间真实的质量差异，或评判者对 Claude 行文风格的共同偏好。第二类是 LLM 与专家之间的系统性偏移：两位评判者都把专家给出的合规分高估了 0.52–0.90 分（第 3.5 节）。</w:t>
       </w:r>
     </w:p>
     <w:p>
@@ -5596,9 +5320,10 @@
         <w:rPr>
           <w:rFonts w:ascii="Times New Roman" w:hAnsi="Times New Roman" w:eastAsia="宋体"/>
           <w:b w:val="0"/>
+          <w:i w:val="0"/>
           <w:sz w:val="24"/>
         </w:rPr>
-        <w:t>这两类偏差对实践的指引是：Claude 评判者与专家排序为中等一致 [ICC(3,1)=0.548]，提示它或可作为大规模生成中的初筛工具，在专家审阅前先筛除明显低质量的输出；但该系数的 95% CI 跨过 0（n=10，见 §3.5），这一用途尚需更大样本确证。GPT 评判者与专家一致性较差且不显著 [ICC(3,1)=0.217，p=0.26]，不适合用作专家评分的替代。对于拟提交认可、纳入正式 QMS 体系或投入实际使用的文件，专家终审仍不可或缺。这些偏差在配置层面的具体含义见 §4.4（Table 6）。</w:t>
+        <w:t>这两类偏差对实践的指引是：Claude 评判者与专家排序为中等一致［ICC(3,1)=0.548］，提示它或可作为大规模生成中的初筛工具，在专家审阅前先筛除明显低质量的输出；但该系数的 95% CI 跨过 0（n=10，见第 3.5 节），这一用途尚需更大样本确证。GPT 评判者与专家一致性较差且不显著［ICC(3,1)=0.217，p=0.26］，不适合用作专家评分的替代。对于拟提交认可、纳入正式 QMS 体系或投入实际使用的文件，专家终审仍不可或缺。这些偏差在配置层面的具体含义见第 4.4 节（Table 5）。</w:t>
       </w:r>
     </w:p>
     <w:p>
@@ -5610,9 +5335,10 @@
         <w:rPr>
           <w:rFonts w:ascii="Times New Roman" w:hAnsi="Times New Roman" w:eastAsia="宋体"/>
           <w:b/>
+          <w:i w:val="0"/>
           <w:sz w:val="24"/>
         </w:rPr>
-        <w:t>4.4 按使用场景分层的配置推荐</w:t>
+        <w:t>4.4 按使用场景分层的初步配置指引</w:t>
       </w:r>
     </w:p>
     <w:p>
@@ -5625,32 +5351,26 @@
         <w:rPr>
           <w:rFonts w:ascii="Times New Roman" w:hAnsi="Times New Roman" w:eastAsia="宋体"/>
           <w:b w:val="0"/>
+          <w:i w:val="0"/>
           <w:sz w:val="24"/>
         </w:rPr>
-        <w:t>综合三层评估的证据，我们把主要使用场景下的配置推荐汇总于 Table 6。这里存在一个关键的取舍（见 §3.5、§3.6）：在 LLM 评判者层得分最高的配置（H4_sop_only、E_rules_v2）token 效率最高，但缺少贴合临床实际操作的细节，难以满足正式送审的要求；而带完整文档模板的配置（F_template、G_template_rules）虽在 LLM 评判者层得分较低，专家评分却最高。</w:t>
+        <w:t>综合三层评估，我们把主要使用场景下的初步配置指引汇总于 Table 5。关键的取舍（第 3.5 节、第 3.6 节）在于：token 效率最高的配置在 LLM 评判者层得分最高，却缺少贴合临床实际操作的细节，难以满足正式送审要求；而带完整文档模板的配置虽在该层得分较低，专家评分却最高。</w:t>
       </w:r>
     </w:p>
     <w:p>
       <w:pPr>
-        <w:spacing w:before="80" w:after="80" w:lineRule="auto" w:line="360"/>
+        <w:spacing w:before="120" w:after="40" w:lineRule="auto" w:line="360"/>
         <w:ind w:firstLine="0"/>
-        <w:jc w:val="both"/>
+        <w:jc w:val="center"/>
       </w:pPr>
       <w:r>
         <w:rPr>
           <w:rFonts w:ascii="Times New Roman" w:hAnsi="Times New Roman" w:eastAsia="宋体"/>
           <w:b/>
+          <w:i w:val="0"/>
           <w:sz w:val="24"/>
         </w:rPr>
-        <w:t>Table 6.</w:t>
-      </w:r>
-      <w:r>
-        <w:rPr>
-          <w:rFonts w:ascii="Times New Roman" w:hAnsi="Times New Roman" w:eastAsia="宋体"/>
-          <w:b w:val="0"/>
-          <w:sz w:val="24"/>
-        </w:rPr>
-        <w:t xml:space="preserve"> 按使用场景分层的配置推荐。</w:t>
+        <w:t>Table 5. 按使用场景分层的初步配置指引。</w:t>
       </w:r>
     </w:p>
     <w:tbl>
@@ -5681,6 +5401,7 @@
           </w:tcPr>
           <w:p>
             <w:pPr>
+              <w:spacing w:before="60" w:after="60" w:lineRule="auto" w:line="276"/>
               <w:jc w:val="center"/>
             </w:pPr>
             <w:r/>
@@ -5688,6 +5409,7 @@
               <w:rPr>
                 <w:rFonts w:ascii="Times New Roman" w:hAnsi="Times New Roman" w:eastAsia="宋体"/>
                 <w:b/>
+                <w:i w:val="0"/>
                 <w:sz w:val="18"/>
               </w:rPr>
               <w:t>使用场景</w:t>
@@ -5707,6 +5429,7 @@
           </w:tcPr>
           <w:p>
             <w:pPr>
+              <w:spacing w:before="60" w:after="60" w:lineRule="auto" w:line="276"/>
               <w:jc w:val="center"/>
             </w:pPr>
             <w:r/>
@@ -5714,9 +5437,10 @@
               <w:rPr>
                 <w:rFonts w:ascii="Times New Roman" w:hAnsi="Times New Roman" w:eastAsia="宋体"/>
                 <w:b/>
+                <w:i w:val="0"/>
                 <w:sz w:val="18"/>
               </w:rPr>
-              <w:t>推荐配置</w:t>
+              <w:t>初步配置</w:t>
             </w:r>
           </w:p>
         </w:tc>
@@ -5733,6 +5457,7 @@
           </w:tcPr>
           <w:p>
             <w:pPr>
+              <w:spacing w:before="60" w:after="60" w:lineRule="auto" w:line="276"/>
               <w:jc w:val="center"/>
             </w:pPr>
             <w:r/>
@@ -5740,6 +5465,7 @@
               <w:rPr>
                 <w:rFonts w:ascii="Times New Roman" w:hAnsi="Times New Roman" w:eastAsia="宋体"/>
                 <w:b/>
+                <w:i w:val="0"/>
                 <w:sz w:val="18"/>
               </w:rPr>
               <w:t>Tokens</w:t>
@@ -5759,6 +5485,7 @@
           </w:tcPr>
           <w:p>
             <w:pPr>
+              <w:spacing w:before="60" w:after="60" w:lineRule="auto" w:line="276"/>
               <w:jc w:val="center"/>
             </w:pPr>
             <w:r/>
@@ -5766,6 +5493,7 @@
               <w:rPr>
                 <w:rFonts w:ascii="Times New Roman" w:hAnsi="Times New Roman" w:eastAsia="宋体"/>
                 <w:b/>
+                <w:i w:val="0"/>
                 <w:sz w:val="18"/>
               </w:rPr>
               <w:t>依据</w:t>
@@ -5785,6 +5513,7 @@
           </w:tcPr>
           <w:p>
             <w:pPr>
+              <w:spacing w:before="60" w:after="60" w:lineRule="auto" w:line="276"/>
               <w:jc w:val="center"/>
             </w:pPr>
             <w:r/>
@@ -5792,6 +5521,7 @@
               <w:rPr>
                 <w:rFonts w:ascii="Times New Roman" w:hAnsi="Times New Roman" w:eastAsia="宋体"/>
                 <w:b/>
+                <w:i w:val="0"/>
                 <w:sz w:val="18"/>
               </w:rPr>
               <w:t>权衡</w:t>
@@ -5813,13 +5543,15 @@
           </w:tcPr>
           <w:p>
             <w:pPr>
-              <w:jc w:val="left"/>
+              <w:spacing w:before="60" w:after="60" w:lineRule="auto" w:line="276"/>
+              <w:jc w:val="center"/>
             </w:pPr>
             <w:r/>
             <w:r>
               <w:rPr>
                 <w:rFonts w:ascii="Times New Roman" w:hAnsi="Times New Roman" w:eastAsia="宋体"/>
                 <w:b w:val="0"/>
+                <w:i w:val="0"/>
                 <w:sz w:val="18"/>
               </w:rPr>
               <w:t>快速生成首稿；内部迭代</w:t>
@@ -5839,13 +5571,15 @@
           </w:tcPr>
           <w:p>
             <w:pPr>
-              <w:jc w:val="left"/>
+              <w:spacing w:before="60" w:after="60" w:lineRule="auto" w:line="276"/>
+              <w:jc w:val="center"/>
             </w:pPr>
             <w:r/>
             <w:r>
               <w:rPr>
                 <w:rFonts w:ascii="Times New Roman" w:hAnsi="Times New Roman" w:eastAsia="宋体"/>
                 <w:b w:val="0"/>
+                <w:i w:val="0"/>
                 <w:sz w:val="18"/>
               </w:rPr>
               <w:t>H4_sop_only 或 E_rules_v2</w:t>
@@ -5865,13 +5599,15 @@
           </w:tcPr>
           <w:p>
             <w:pPr>
-              <w:jc w:val="left"/>
+              <w:spacing w:before="60" w:after="60" w:lineRule="auto" w:line="276"/>
+              <w:jc w:val="center"/>
             </w:pPr>
             <w:r/>
             <w:r>
               <w:rPr>
                 <w:rFonts w:ascii="Times New Roman" w:hAnsi="Times New Roman" w:eastAsia="宋体"/>
                 <w:b w:val="0"/>
+                <w:i w:val="0"/>
                 <w:sz w:val="18"/>
               </w:rPr>
               <w:t>~1,000–2,000</w:t>
@@ -5891,13 +5627,15 @@
           </w:tcPr>
           <w:p>
             <w:pPr>
-              <w:jc w:val="left"/>
+              <w:spacing w:before="60" w:after="60" w:lineRule="auto" w:line="276"/>
+              <w:jc w:val="center"/>
             </w:pPr>
             <w:r/>
             <w:r>
               <w:rPr>
                 <w:rFonts w:ascii="Times New Roman" w:hAnsi="Times New Roman" w:eastAsia="宋体"/>
                 <w:b w:val="0"/>
+                <w:i w:val="0"/>
                 <w:sz w:val="18"/>
               </w:rPr>
               <w:t>LLM 评判者层近最优；token 效率最高</w:t>
@@ -5917,13 +5655,15 @@
           </w:tcPr>
           <w:p>
             <w:pPr>
-              <w:jc w:val="left"/>
+              <w:spacing w:before="60" w:after="60" w:lineRule="auto" w:line="276"/>
+              <w:jc w:val="center"/>
             </w:pPr>
             <w:r/>
             <w:r>
               <w:rPr>
                 <w:rFonts w:ascii="Times New Roman" w:hAnsi="Times New Roman" w:eastAsia="宋体"/>
                 <w:b w:val="0"/>
+                <w:i w:val="0"/>
                 <w:sz w:val="18"/>
               </w:rPr>
               <w:t>需人工补充临床细节</w:t>
@@ -5945,13 +5685,15 @@
           </w:tcPr>
           <w:p>
             <w:pPr>
-              <w:jc w:val="left"/>
+              <w:spacing w:before="60" w:after="60" w:lineRule="auto" w:line="276"/>
+              <w:jc w:val="center"/>
             </w:pPr>
             <w:r/>
             <w:r>
               <w:rPr>
                 <w:rFonts w:ascii="Times New Roman" w:hAnsi="Times New Roman" w:eastAsia="宋体"/>
                 <w:b w:val="0"/>
+                <w:i w:val="0"/>
                 <w:sz w:val="18"/>
               </w:rPr>
               <w:t>多 SOP 批量起草</w:t>
@@ -5971,13 +5713,15 @@
           </w:tcPr>
           <w:p>
             <w:pPr>
-              <w:jc w:val="left"/>
+              <w:spacing w:before="60" w:after="60" w:lineRule="auto" w:line="276"/>
+              <w:jc w:val="center"/>
             </w:pPr>
             <w:r/>
             <w:r>
               <w:rPr>
                 <w:rFonts w:ascii="Times New Roman" w:hAnsi="Times New Roman" w:eastAsia="宋体"/>
                 <w:b w:val="0"/>
+                <w:i w:val="0"/>
                 <w:sz w:val="18"/>
               </w:rPr>
               <w:t>H4_sop_only 或 H3_skeleton</w:t>
@@ -5997,13 +5741,15 @@
           </w:tcPr>
           <w:p>
             <w:pPr>
-              <w:jc w:val="left"/>
+              <w:spacing w:before="60" w:after="60" w:lineRule="auto" w:line="276"/>
+              <w:jc w:val="center"/>
             </w:pPr>
             <w:r/>
             <w:r>
               <w:rPr>
                 <w:rFonts w:ascii="Times New Roman" w:hAnsi="Times New Roman" w:eastAsia="宋体"/>
                 <w:b w:val="0"/>
+                <w:i w:val="0"/>
                 <w:sz w:val="18"/>
               </w:rPr>
               <w:t>~2,000–5,000</w:t>
@@ -6023,13 +5769,15 @@
           </w:tcPr>
           <w:p>
             <w:pPr>
-              <w:jc w:val="left"/>
+              <w:spacing w:before="60" w:after="60" w:lineRule="auto" w:line="276"/>
+              <w:jc w:val="center"/>
             </w:pPr>
             <w:r/>
             <w:r>
               <w:rPr>
                 <w:rFonts w:ascii="Times New Roman" w:hAnsi="Times New Roman" w:eastAsia="宋体"/>
                 <w:b w:val="0"/>
+                <w:i w:val="0"/>
                 <w:sz w:val="18"/>
               </w:rPr>
               <w:t>任务特定骨架 + 规则</w:t>
@@ -6049,13 +5797,15 @@
           </w:tcPr>
           <w:p>
             <w:pPr>
-              <w:jc w:val="left"/>
+              <w:spacing w:before="60" w:after="60" w:lineRule="auto" w:line="276"/>
+              <w:jc w:val="center"/>
             </w:pPr>
             <w:r/>
             <w:r>
               <w:rPr>
                 <w:rFonts w:ascii="Times New Roman" w:hAnsi="Times New Roman" w:eastAsia="宋体"/>
                 <w:b w:val="0"/>
+                <w:i w:val="0"/>
                 <w:sz w:val="18"/>
               </w:rPr>
               <w:t>需人工补充临床细节</w:t>
@@ -6077,13 +5827,15 @@
           </w:tcPr>
           <w:p>
             <w:pPr>
-              <w:jc w:val="left"/>
+              <w:spacing w:before="60" w:after="60" w:lineRule="auto" w:line="276"/>
+              <w:jc w:val="center"/>
             </w:pPr>
             <w:r/>
             <w:r>
               <w:rPr>
                 <w:rFonts w:ascii="Times New Roman" w:hAnsi="Times New Roman" w:eastAsia="宋体"/>
                 <w:b w:val="0"/>
+                <w:i w:val="0"/>
                 <w:sz w:val="18"/>
               </w:rPr>
               <w:t>正式 CNAS 送审文件</w:t>
@@ -6103,13 +5855,15 @@
           </w:tcPr>
           <w:p>
             <w:pPr>
-              <w:jc w:val="left"/>
+              <w:spacing w:before="60" w:after="60" w:lineRule="auto" w:line="276"/>
+              <w:jc w:val="center"/>
             </w:pPr>
             <w:r/>
             <w:r>
               <w:rPr>
                 <w:rFonts w:ascii="Times New Roman" w:hAnsi="Times New Roman" w:eastAsia="宋体"/>
                 <w:b w:val="0"/>
+                <w:i w:val="0"/>
                 <w:sz w:val="18"/>
               </w:rPr>
               <w:t>G_template_rules</w:t>
@@ -6129,13 +5883,15 @@
           </w:tcPr>
           <w:p>
             <w:pPr>
-              <w:jc w:val="left"/>
+              <w:spacing w:before="60" w:after="60" w:lineRule="auto" w:line="276"/>
+              <w:jc w:val="center"/>
             </w:pPr>
             <w:r/>
             <w:r>
               <w:rPr>
                 <w:rFonts w:ascii="Times New Roman" w:hAnsi="Times New Roman" w:eastAsia="宋体"/>
                 <w:b w:val="0"/>
+                <w:i w:val="0"/>
                 <w:sz w:val="18"/>
               </w:rPr>
               <w:t>~16,000</w:t>
@@ -6155,13 +5911,15 @@
           </w:tcPr>
           <w:p>
             <w:pPr>
-              <w:jc w:val="left"/>
+              <w:spacing w:before="60" w:after="60" w:lineRule="auto" w:line="276"/>
+              <w:jc w:val="center"/>
             </w:pPr>
             <w:r/>
             <w:r>
               <w:rPr>
                 <w:rFonts w:ascii="Times New Roman" w:hAnsi="Times New Roman" w:eastAsia="宋体"/>
                 <w:b w:val="0"/>
+                <w:i w:val="0"/>
                 <w:sz w:val="18"/>
               </w:rPr>
               <w:t>专家评分居前三；跨模型稳健</w:t>
@@ -6181,13 +5939,15 @@
           </w:tcPr>
           <w:p>
             <w:pPr>
-              <w:jc w:val="left"/>
+              <w:spacing w:before="60" w:after="60" w:lineRule="auto" w:line="276"/>
+              <w:jc w:val="center"/>
             </w:pPr>
             <w:r/>
             <w:r>
               <w:rPr>
                 <w:rFonts w:ascii="Times New Roman" w:hAnsi="Times New Roman" w:eastAsia="宋体"/>
                 <w:b w:val="0"/>
+                <w:i w:val="0"/>
                 <w:sz w:val="18"/>
               </w:rPr>
               <w:t>较高 token 成本</w:t>
@@ -6209,13 +5969,15 @@
           </w:tcPr>
           <w:p>
             <w:pPr>
-              <w:jc w:val="left"/>
+              <w:spacing w:before="60" w:after="60" w:lineRule="auto" w:line="276"/>
+              <w:jc w:val="center"/>
             </w:pPr>
             <w:r/>
             <w:r>
               <w:rPr>
                 <w:rFonts w:ascii="Times New Roman" w:hAnsi="Times New Roman" w:eastAsia="宋体"/>
                 <w:b w:val="0"/>
+                <w:i w:val="0"/>
                 <w:sz w:val="18"/>
               </w:rPr>
               <w:t>完整质量手册</w:t>
@@ -6235,13 +5997,15 @@
           </w:tcPr>
           <w:p>
             <w:pPr>
-              <w:jc w:val="left"/>
+              <w:spacing w:before="60" w:after="60" w:lineRule="auto" w:line="276"/>
+              <w:jc w:val="center"/>
             </w:pPr>
             <w:r/>
             <w:r>
               <w:rPr>
                 <w:rFonts w:ascii="Times New Roman" w:hAnsi="Times New Roman" w:eastAsia="宋体"/>
                 <w:b w:val="0"/>
+                <w:i w:val="0"/>
                 <w:sz w:val="18"/>
               </w:rPr>
               <w:t>F_template 或 G_template_rules</w:t>
@@ -6261,13 +6025,15 @@
           </w:tcPr>
           <w:p>
             <w:pPr>
-              <w:jc w:val="left"/>
+              <w:spacing w:before="60" w:after="60" w:lineRule="auto" w:line="276"/>
+              <w:jc w:val="center"/>
             </w:pPr>
             <w:r/>
             <w:r>
               <w:rPr>
                 <w:rFonts w:ascii="Times New Roman" w:hAnsi="Times New Roman" w:eastAsia="宋体"/>
                 <w:b w:val="0"/>
+                <w:i w:val="0"/>
                 <w:sz w:val="18"/>
               </w:rPr>
               <w:t>~15,000–16,000</w:t>
@@ -6287,13 +6053,15 @@
           </w:tcPr>
           <w:p>
             <w:pPr>
-              <w:jc w:val="left"/>
+              <w:spacing w:before="60" w:after="60" w:lineRule="auto" w:line="276"/>
+              <w:jc w:val="center"/>
             </w:pPr>
             <w:r/>
             <w:r>
               <w:rPr>
                 <w:rFonts w:ascii="Times New Roman" w:hAnsi="Times New Roman" w:eastAsia="宋体"/>
                 <w:b w:val="0"/>
+                <w:i w:val="0"/>
                 <w:sz w:val="18"/>
               </w:rPr>
               <w:t>专家评分最高</w:t>
@@ -6313,13 +6081,15 @@
           </w:tcPr>
           <w:p>
             <w:pPr>
-              <w:jc w:val="left"/>
+              <w:spacing w:before="60" w:after="60" w:lineRule="auto" w:line="276"/>
+              <w:jc w:val="center"/>
             </w:pPr>
             <w:r/>
             <w:r>
               <w:rPr>
                 <w:rFonts w:ascii="Times New Roman" w:hAnsi="Times New Roman" w:eastAsia="宋体"/>
                 <w:b w:val="0"/>
+                <w:i w:val="0"/>
                 <w:sz w:val="18"/>
               </w:rPr>
               <w:t>较高 token 成本</w:t>
@@ -6341,13 +6111,15 @@
           </w:tcPr>
           <w:p>
             <w:pPr>
-              <w:jc w:val="left"/>
+              <w:spacing w:before="60" w:after="60" w:lineRule="auto" w:line="276"/>
+              <w:jc w:val="center"/>
             </w:pPr>
             <w:r/>
             <w:r>
               <w:rPr>
                 <w:rFonts w:ascii="Times New Roman" w:hAnsi="Times New Roman" w:eastAsia="宋体"/>
                 <w:b w:val="0"/>
+                <w:i w:val="0"/>
                 <w:sz w:val="18"/>
               </w:rPr>
               <w:t>不推荐</w:t>
@@ -6367,13 +6139,15 @@
           </w:tcPr>
           <w:p>
             <w:pPr>
-              <w:jc w:val="left"/>
+              <w:spacing w:before="60" w:after="60" w:lineRule="auto" w:line="276"/>
+              <w:jc w:val="center"/>
             </w:pPr>
             <w:r/>
             <w:r>
               <w:rPr>
                 <w:rFonts w:ascii="Times New Roman" w:hAnsi="Times New Roman" w:eastAsia="宋体"/>
                 <w:b w:val="0"/>
+                <w:i w:val="0"/>
                 <w:sz w:val="18"/>
               </w:rPr>
               <w:t>C_full</w:t>
@@ -6393,13 +6167,15 @@
           </w:tcPr>
           <w:p>
             <w:pPr>
-              <w:jc w:val="left"/>
+              <w:spacing w:before="60" w:after="60" w:lineRule="auto" w:line="276"/>
+              <w:jc w:val="center"/>
             </w:pPr>
             <w:r/>
             <w:r>
               <w:rPr>
                 <w:rFonts w:ascii="Times New Roman" w:hAnsi="Times New Roman" w:eastAsia="宋体"/>
                 <w:b w:val="0"/>
+                <w:i w:val="0"/>
                 <w:sz w:val="18"/>
               </w:rPr>
               <w:t>~56,000</w:t>
@@ -6419,13 +6195,15 @@
           </w:tcPr>
           <w:p>
             <w:pPr>
-              <w:jc w:val="left"/>
+              <w:spacing w:before="60" w:after="60" w:lineRule="auto" w:line="276"/>
+              <w:jc w:val="center"/>
             </w:pPr>
             <w:r/>
             <w:r>
               <w:rPr>
                 <w:rFonts w:ascii="Times New Roman" w:hAnsi="Times New Roman" w:eastAsia="宋体"/>
                 <w:b w:val="0"/>
+                <w:i w:val="0"/>
                 <w:sz w:val="18"/>
               </w:rPr>
               <w:t>GPT-5.4 生成下崩溃；去偏后排名垫底</w:t>
@@ -6445,13 +6223,15 @@
           </w:tcPr>
           <w:p>
             <w:pPr>
-              <w:jc w:val="left"/>
+              <w:spacing w:before="60" w:after="60" w:lineRule="auto" w:line="276"/>
+              <w:jc w:val="center"/>
             </w:pPr>
             <w:r/>
             <w:r>
               <w:rPr>
                 <w:rFonts w:ascii="Times New Roman" w:hAnsi="Times New Roman" w:eastAsia="宋体"/>
                 <w:b w:val="0"/>
+                <w:i w:val="0"/>
                 <w:sz w:val="18"/>
               </w:rPr>
               <w:t>—</w:t>
@@ -6473,13 +6253,15 @@
           </w:tcPr>
           <w:p>
             <w:pPr>
-              <w:jc w:val="left"/>
+              <w:spacing w:before="60" w:after="60" w:lineRule="auto" w:line="276"/>
+              <w:jc w:val="center"/>
             </w:pPr>
             <w:r/>
             <w:r>
               <w:rPr>
                 <w:rFonts w:ascii="Times New Roman" w:hAnsi="Times New Roman" w:eastAsia="宋体"/>
                 <w:b w:val="0"/>
+                <w:i w:val="0"/>
                 <w:sz w:val="18"/>
               </w:rPr>
               <w:t>不推荐</w:t>
@@ -6499,13 +6281,15 @@
           </w:tcPr>
           <w:p>
             <w:pPr>
-              <w:jc w:val="left"/>
+              <w:spacing w:before="60" w:after="60" w:lineRule="auto" w:line="276"/>
+              <w:jc w:val="center"/>
             </w:pPr>
             <w:r/>
             <w:r>
               <w:rPr>
                 <w:rFonts w:ascii="Times New Roman" w:hAnsi="Times New Roman" w:eastAsia="宋体"/>
                 <w:b w:val="0"/>
+                <w:i w:val="0"/>
                 <w:sz w:val="18"/>
               </w:rPr>
               <w:t>A_bare、B_simple</w:t>
@@ -6525,13 +6309,15 @@
           </w:tcPr>
           <w:p>
             <w:pPr>
-              <w:jc w:val="left"/>
+              <w:spacing w:before="60" w:after="60" w:lineRule="auto" w:line="276"/>
+              <w:jc w:val="center"/>
             </w:pPr>
             <w:r/>
             <w:r>
               <w:rPr>
                 <w:rFonts w:ascii="Times New Roman" w:hAnsi="Times New Roman" w:eastAsia="宋体"/>
                 <w:b w:val="0"/>
+                <w:i w:val="0"/>
                 <w:sz w:val="18"/>
               </w:rPr>
               <w:t>0–~300</w:t>
@@ -6551,13 +6337,15 @@
           </w:tcPr>
           <w:p>
             <w:pPr>
-              <w:jc w:val="left"/>
+              <w:spacing w:before="60" w:after="60" w:lineRule="auto" w:line="276"/>
+              <w:jc w:val="center"/>
             </w:pPr>
             <w:r/>
             <w:r>
               <w:rPr>
                 <w:rFonts w:ascii="Times New Roman" w:hAnsi="Times New Roman" w:eastAsia="宋体"/>
                 <w:b w:val="0"/>
+                <w:i w:val="0"/>
                 <w:sz w:val="18"/>
               </w:rPr>
               <w:t>prompt 约束不足；低于实际合规基线</w:t>
@@ -6577,13 +6365,15 @@
           </w:tcPr>
           <w:p>
             <w:pPr>
-              <w:jc w:val="left"/>
+              <w:spacing w:before="60" w:after="60" w:lineRule="auto" w:line="276"/>
+              <w:jc w:val="center"/>
             </w:pPr>
             <w:r/>
             <w:r>
               <w:rPr>
                 <w:rFonts w:ascii="Times New Roman" w:hAnsi="Times New Roman" w:eastAsia="宋体"/>
                 <w:b w:val="0"/>
+                <w:i w:val="0"/>
                 <w:sz w:val="18"/>
               </w:rPr>
               <w:t>—</w:t>
@@ -6603,9 +6393,10 @@
         <w:rPr>
           <w:rFonts w:ascii="Times New Roman" w:hAnsi="Times New Roman" w:eastAsia="宋体"/>
           <w:b w:val="0"/>
+          <w:i w:val="0"/>
           <w:sz w:val="24"/>
         </w:rPr>
-        <w:t>基于本研究数据，可归纳出一条完整的实践流程：(i) 用 H4_sop_only 快速生成首稿；(ii) 由人工审阅、或有针对性地再次 prompt，补充贴合临床实际操作的细节；(iii) 用 G_template_rules 重新生成或精修，得到拟提交认可的最终文件。需要强调的是，Table 6 中所有配置生成的都只是参考初稿，均须经实验室人员改写与专家终审后方可用于认可，二者的区别只在初稿的完整度，而非是否需要专家复核。各配置所需的人工返工量本研究未作量化，是后续工作的方向。</w:t>
+        <w:t>基于本研究数据，可归纳出一条完整的实践流程：(i) 用 H4_sop_only 快速生成首稿；(ii) 由人工审阅、或有针对性地再次 prompt，补充贴合临床实际操作的细节；(iii) 用 G_template_rules 重新生成或精修，得到拟提交认可的最终文件。需要强调的是，Table 5 中所有配置生成的都只是参考初稿，均须经实验室人员改写与专家终审后方可用于认可，二者的区别只在初稿的完整度，而非是否需要专家复核。各配置所需的人工返工量本研究未作量化，是后续工作的方向。</w:t>
       </w:r>
     </w:p>
     <w:p>
@@ -6617,6 +6408,7 @@
         <w:rPr>
           <w:rFonts w:ascii="Times New Roman" w:hAnsi="Times New Roman" w:eastAsia="宋体"/>
           <w:b/>
+          <w:i w:val="0"/>
           <w:sz w:val="24"/>
         </w:rPr>
         <w:t>4.5 ISO 15189 人员能力要求框架下的 LLM 辅助</w:t>
@@ -6632,9 +6424,10 @@
         <w:rPr>
           <w:rFonts w:ascii="Times New Roman" w:hAnsi="Times New Roman" w:eastAsia="宋体"/>
           <w:b w:val="0"/>
+          <w:i w:val="0"/>
           <w:sz w:val="24"/>
         </w:rPr>
-        <w:t>QMS 文件的起草并不是单纯的事务性产出，而是实验室人员建立责任意识与风险意识的过程。如果完全交由 LLM 代劳，实验室人员会逐渐丧失文本撰写能力，也难以对 ISO 15189 的整个过程形成深刻理解。因此，我们将人工监督视为 LLM 在此场景下应用的约束条件。ISO 15189:2022 要求的是有能力的人员和完整的检验过程，而不只是格式规整的文件；本研究的数据恰恰说明了 LLM 生成为何无法替代这种能力：LLM 评判者把专家评定的合规度高估了 0.52–0.90 分。一个连合规度都无法可靠评估的模型，更不应承担最终的撰写职责。这一立场与近期形成的共识一致：在医疗质量管理中，LLM 应限于以历史数据为基础、且在强制性人工核验下完成的事务性任务，自主运行尚不成熟 [16]。因此，我们将 LLM 辅助定位为一种提效工具：最终的撰写、审核与批准仍由合格人员负责，而它在起草环节节省下来的时间，可投入到 ISO 15189 更重视的审核、确认与持续改进等高阶活动中。</w:t>
+        <w:t>QMS 文件的起草并不是单纯的事务性产出，而是实验室人员建立责任意识与风险意识的过程。如果完全交由 LLM 代劳，实验室人员会逐渐丧失文本撰写能力，也难以对 ISO 15189 的整个过程形成深刻理解。因此，我们将人工监督视为 LLM 在此场景下应用的约束条件。ISO 15189:2022 要求的是有能力的人员和完整的检验过程，而不只是格式规整的文件；本研究的数据说明了 LLM 输出与这一要求的距离：LLM 评判者把专家评定的合规度高估了 0.52–0.90 分。这一立场与近期形成的共识一致：在医疗质量管理中，LLM 应限于以历史数据为基础、且在强制性人工核验下完成的事务性任务，自主运行尚不成熟 [14]。因此，我们将 LLM 辅助定位为一种提效工具：最终的撰写、审核与批准仍由合格人员负责，而它在起草环节节省下来的时间，可投入到 ISO 15189 更重视的审核、确认与持续改进等高阶活动中。</w:t>
       </w:r>
     </w:p>
     <w:p>
@@ -6646,6 +6439,7 @@
         <w:rPr>
           <w:rFonts w:ascii="Times New Roman" w:hAnsi="Times New Roman" w:eastAsia="宋体"/>
           <w:b/>
+          <w:i w:val="0"/>
           <w:sz w:val="24"/>
         </w:rPr>
         <w:t>4.6 局限性</w:t>
@@ -6661,9 +6455,10 @@
         <w:rPr>
           <w:rFonts w:ascii="Times New Roman" w:hAnsi="Times New Roman" w:eastAsia="宋体"/>
           <w:b w:val="0"/>
+          <w:i w:val="0"/>
           <w:sz w:val="24"/>
         </w:rPr>
-        <w:t>本研究存在以下局限。</w:t>
+        <w:t>本研究存在若干局限。第一，专家评审的样本量小：3 位内审员仅评估了 10 份文件，每个配置 1–2 份。所评文件全部是 Claude 生成的 A 类程序文件，未纳入任何 GPT 生成的文件，也未纳入 B 类或 C 类文件。因此，专家层的结果只能作为探索性的校准，而非统计上稳健的配置排名。</w:t>
       </w:r>
     </w:p>
     <w:p>
@@ -6675,18 +6470,11 @@
       <w:r>
         <w:rPr>
           <w:rFonts w:ascii="Times New Roman" w:hAnsi="Times New Roman" w:eastAsia="宋体"/>
-          <w:b/>
+          <w:b w:val="0"/>
+          <w:i w:val="0"/>
           <w:sz w:val="24"/>
         </w:rPr>
-        <w:t>(i) 专家样本量有限，且全部来自 Claude 生成。</w:t>
-      </w:r>
-      <w:r>
-        <w:rPr>
-          <w:rFonts w:ascii="Times New Roman" w:hAnsi="Times New Roman" w:eastAsia="宋体"/>
-          <w:b w:val="0"/>
-          <w:sz w:val="24"/>
-        </w:rPr>
-        <w:t xml:space="preserve"> 专家层为 3 位评分员对 10 份文件的评分（每层 n=1 或 2，见 §3.5），且这 10 份全部抽自 Claude 生成的文件，未对任何 GPT 生成文件做专家评估。因此专家层只支持针对 Claude 生成的方向性排名，不足以做严格的统计推断；§3.4 中两种解释——(a) Claude 与 GPT 的真实生成质量差异、(b) 两位评判者对 Claude 风格的共同偏好——也无法在本研究内区分。此外，§3.4 的跨评判者偏差主要由 C_full 一个配置拉动（C_full 贡献了 Claude 评判者的最大单组偏差 +3.156 与 GPT 评判者的最大负偏差 −1.378），后续重复研究应分配置报告偏差分布。所抽 10 份文件均为 A 类程序文件，能否推广到 B 类、C 类仍需验证。一项关键的后续工作是多中心验证：每单位 3–5 位评分员 × 30–50 份文件，并纳入匹配的 GPT 生成样本与 B/C 类任务。</w:t>
+        <w:t>第二，3 位专家评分员均来自同一单位，且三人均为本文作者。尽管采用了盲法与独立评分，但评分员之间很高的一致性可能高估了跨单位的可重复性。</w:t>
       </w:r>
     </w:p>
     <w:p>
@@ -6698,18 +6486,11 @@
       <w:r>
         <w:rPr>
           <w:rFonts w:ascii="Times New Roman" w:hAnsi="Times New Roman" w:eastAsia="宋体"/>
-          <w:b/>
+          <w:b w:val="0"/>
+          <w:i w:val="0"/>
           <w:sz w:val="24"/>
         </w:rPr>
-        <w:t>(ii) 同单位专家的一致性可能高估可推广性。</w:t>
-      </w:r>
-      <w:r>
-        <w:rPr>
-          <w:rFonts w:ascii="Times New Roman" w:hAnsi="Times New Roman" w:eastAsia="宋体"/>
-          <w:b w:val="0"/>
-          <w:sz w:val="24"/>
-        </w:rPr>
-        <w:t xml:space="preserve"> 3 位专家间极高的一致性 [ICC(2,k)=0.982] 既支持五维度评分量规的有效性，也可能源于同一单位内共享的专业文化、培训背景与对模糊条款的解读习惯；因此这一可靠性可能高于跨单位的真实水平。</w:t>
+        <w:t>第三，跨模型比较受限。GPT-5.4 的生成只覆盖三项任务，且两个模型经由不同的运行环境调用，生成与评判参数并不一致。因此，观察到的全量上下文性能下滑，应理解为依赖于模型与运行环境，而不是任一模型家族的普遍属性。</w:t>
       </w:r>
     </w:p>
     <w:p>
@@ -6721,18 +6502,11 @@
       <w:r>
         <w:rPr>
           <w:rFonts w:ascii="Times New Roman" w:hAnsi="Times New Roman" w:eastAsia="宋体"/>
-          <w:b/>
+          <w:b w:val="0"/>
+          <w:i w:val="0"/>
           <w:sz w:val="24"/>
         </w:rPr>
-        <w:t>(iii) 第一作者身兼两职。</w:t>
-      </w:r>
-      <w:r>
-        <w:rPr>
-          <w:rFonts w:ascii="Times New Roman" w:hAnsi="Times New Roman" w:eastAsia="宋体"/>
-          <w:b w:val="0"/>
-          <w:sz w:val="24"/>
-        </w:rPr>
-        <w:t xml:space="preserve"> 第一作者同时是 Rater 1 和研究设计者。为减弱自我影响，Rater 2 与 Rater 3 在不知晓 Rater 1 评分的情况下独立评分；各评分员的数据均完整公开，供独立核查。</w:t>
+        <w:t>第四，部分 Claude 评判者评分仅保留为组平均值，而非逐份文件的 JSON 记录，这限制了对 2 × 2 评判者–生成者矩阵中一部分数据的独立再分析。</w:t>
       </w:r>
     </w:p>
     <w:p>
@@ -6744,18 +6518,11 @@
       <w:r>
         <w:rPr>
           <w:rFonts w:ascii="Times New Roman" w:hAnsi="Times New Roman" w:eastAsia="宋体"/>
-          <w:b/>
+          <w:b w:val="0"/>
+          <w:i w:val="0"/>
           <w:sz w:val="24"/>
         </w:rPr>
-        <w:t>(iv) 专家与 LLM 评判者使用同一套评分量规。</w:t>
-      </w:r>
-      <w:r>
-        <w:rPr>
-          <w:rFonts w:ascii="Times New Roman" w:hAnsi="Times New Roman" w:eastAsia="宋体"/>
-          <w:b w:val="0"/>
-          <w:sz w:val="24"/>
-        </w:rPr>
-        <w:t xml:space="preserve"> 五维度评分量规由 LLM 评判者与专家共同使用，存在共享测量偏倚（shared-measurement bias）的风险。未来工作应纳入专家特有的维度（例如在科室工作流约束下的实际可执行性），这类维度难以由 LLM 从训练数据中习得。还需说明的是，本研究的 3 位评分员均为内审员。内审员的训练重点在于审查文件是否完整覆盖标准条款、格式是否规范；一线检验人员关注的则是另一层面——文件所述步骤能否在本科室现有的仪器与信息系统上实际执行。一份文件可以在条款覆盖与格式规范上无可挑剔、由内审员给出高分，却未必具备一线可执行性。因此，前述可执行性维度应当由一线检验技师或专业组长评定，而不是（或不只是）由内审员评定。另一个值得纳入的维度是“可填充性”：即文件有没有把该由实验室填写的内容留成空位——空白表格、待填公式、待定参数范围——而不是由模型自行编造看似合理的数值。这个维度关系到文件能不能安全使用：模型若给质控限值或参考区间填上了具体数字，使用者未必看得出这些数字是编的，照抄的风险远高于格式不规范。</w:t>
+        <w:t>第五，任务集聚焦于体系层面的 QMS 文件，未纳入技术要求较高的文件，例如检验方法确认或验证报告、测量不确定度评定程序、生物参考区间验证，以及危急值报告。推广到这类文件需要另行验证。此外，全部文件均以中文生成与评估，因此本文报告的配置效应与偏差模式在英文及其他语言下尚未得到验证。</w:t>
       </w:r>
     </w:p>
     <w:p>
@@ -6767,386 +6534,11 @@
       <w:r>
         <w:rPr>
           <w:rFonts w:ascii="Times New Roman" w:hAnsi="Times New Roman" w:eastAsia="宋体"/>
-          <w:b/>
+          <w:b w:val="0"/>
+          <w:i w:val="0"/>
           <w:sz w:val="24"/>
         </w:rPr>
-        <w:t>(v) GPT-5.4 的任务覆盖有限。</w:t>
-      </w:r>
-      <w:r>
-        <w:rPr>
-          <w:rFonts w:ascii="Times New Roman" w:hAnsi="Times New Roman" w:eastAsia="宋体"/>
-          <w:b w:val="0"/>
-          <w:sz w:val="24"/>
-        </w:rPr>
-        <w:t xml:space="preserve"> 仅 A1、B1、C1 三个任务由 GPT-5.4 生成（共 81 份文件）。两个模型运行的是同一组任务，因此 §3.3 的跨模型比较在任务上是配对的；但三个任务不足以排除任务特异性——例如这三个任务恰好对 GPT-5.4 的长上下文处理更不友好。因此“全量上下文陷阱具有模型依赖性”属初步观察，其证据强度不及基于 405 份文件的 Claude 侧结论，仍需更大的任务样本验证。此外，专家盲评未覆盖任何 GPT 生成的文件，该结论只有 Tier 1 与 Tier 2 两层证据支持，未获专家层独立确认。</w:t>
-      </w:r>
-    </w:p>
-    <w:p>
-      <w:pPr>
-        <w:spacing w:before="80" w:after="80" w:lineRule="auto" w:line="360"/>
-        <w:ind w:firstLine="0"/>
-        <w:jc w:val="both"/>
-      </w:pPr>
-      <w:r>
-        <w:rPr>
-          <w:rFonts w:ascii="Times New Roman" w:hAnsi="Times New Roman" w:eastAsia="宋体"/>
-          <w:b/>
-          <w:sz w:val="24"/>
-        </w:rPr>
-        <w:t>(vi) 领域局限。</w:t>
-      </w:r>
-      <w:r>
-        <w:rPr>
-          <w:rFonts w:ascii="Times New Roman" w:hAnsi="Times New Roman" w:eastAsia="宋体"/>
-          <w:b w:val="0"/>
-          <w:sz w:val="24"/>
-        </w:rPr>
-        <w:t xml:space="preserve"> 本研究结论仅限于 ISO 15189 医学实验室 QMS 文件；能否迁移到相邻的监管框架（如检验与校准实验室的 ISO 17025、通用质量管理的 ISO 9001）仍需另行验证。</w:t>
-      </w:r>
-    </w:p>
-    <w:p>
-      <w:pPr>
-        <w:spacing w:before="80" w:after="80" w:lineRule="auto" w:line="360"/>
-        <w:ind w:firstLine="0"/>
-        <w:jc w:val="both"/>
-      </w:pPr>
-      <w:r>
-        <w:rPr>
-          <w:rFonts w:ascii="Times New Roman" w:hAnsi="Times New Roman" w:eastAsia="宋体"/>
-          <w:b/>
-          <w:sz w:val="24"/>
-        </w:rPr>
-        <w:t>(vii) 评判者模型有限。</w:t>
-      </w:r>
-      <w:r>
-        <w:rPr>
-          <w:rFonts w:ascii="Times New Roman" w:hAnsi="Times New Roman" w:eastAsia="宋体"/>
-          <w:b w:val="0"/>
-          <w:sz w:val="24"/>
-        </w:rPr>
-        <w:t xml:space="preserve"> 本研究仅用 Claude Opus 4.6 与 GPT-5.4 担任评判者；所观察到的跨评判者方向性偏差与专家高估模式，能否推广到其他模型（如 Gemini、开源权重模型）尚不清楚。</w:t>
-      </w:r>
-    </w:p>
-    <w:p>
-      <w:pPr>
-        <w:spacing w:before="80" w:after="80" w:lineRule="auto" w:line="360"/>
-        <w:ind w:firstLine="0"/>
-        <w:jc w:val="both"/>
-      </w:pPr>
-      <w:r>
-        <w:rPr>
-          <w:rFonts w:ascii="Times New Roman" w:hAnsi="Times New Roman" w:eastAsia="宋体"/>
-          <w:b/>
-          <w:sz w:val="24"/>
-        </w:rPr>
-        <w:t>(viii) 仅限单一语言。</w:t>
-      </w:r>
-      <w:r>
-        <w:rPr>
-          <w:rFonts w:ascii="Times New Roman" w:hAnsi="Times New Roman" w:eastAsia="宋体"/>
-          <w:b w:val="0"/>
-          <w:sz w:val="24"/>
-        </w:rPr>
-        <w:t xml:space="preserve"> 全部 QMS 文件均以中文生成与评估；在英文及其他语言下，配置效应与偏差表现尚未验证。</w:t>
-      </w:r>
-    </w:p>
-    <w:p>
-      <w:pPr>
-        <w:spacing w:before="80" w:after="80" w:lineRule="auto" w:line="360"/>
-        <w:ind w:firstLine="0"/>
-        <w:jc w:val="both"/>
-      </w:pPr>
-      <w:r>
-        <w:rPr>
-          <w:rFonts w:ascii="Times New Roman" w:hAnsi="Times New Roman" w:eastAsia="宋体"/>
-          <w:b/>
-          <w:sz w:val="24"/>
-        </w:rPr>
-        <w:t>(ix) 模型存在时效性。</w:t>
-      </w:r>
-      <w:r>
-        <w:rPr>
-          <w:rFonts w:ascii="Times New Roman" w:hAnsi="Times New Roman" w:eastAsia="宋体"/>
-          <w:b w:val="0"/>
-          <w:sz w:val="24"/>
-        </w:rPr>
-        <w:t xml:space="preserve"> 本研究结论基于 2026 年 4 月 2 日至 14 日所测试的特定模型版本与参数；随着 LLM 不断迭代，可能需要定期重新验证。</w:t>
-      </w:r>
-    </w:p>
-    <w:p>
-      <w:pPr>
-        <w:spacing w:before="80" w:after="80" w:lineRule="auto" w:line="360"/>
-        <w:ind w:firstLine="0"/>
-        <w:jc w:val="both"/>
-      </w:pPr>
-      <w:r>
-        <w:rPr>
-          <w:rFonts w:ascii="Times New Roman" w:hAnsi="Times New Roman" w:eastAsia="宋体"/>
-          <w:b/>
-          <w:sz w:val="24"/>
-        </w:rPr>
-        <w:t>(x) 部分原始评分仅保留了组平均值。</w:t>
-      </w:r>
-      <w:r>
-        <w:rPr>
-          <w:rFonts w:ascii="Times New Roman" w:hAnsi="Times New Roman" w:eastAsia="宋体"/>
-          <w:b w:val="0"/>
-          <w:sz w:val="24"/>
-        </w:rPr>
-        <w:t xml:space="preserve"> 有两个子集（Claude 评判者 × GPT 生成，以及 Claude 评判者 × H 组 × Claude 生成），我们只保存了该组所有文件的平均分，没有保留每份文件各自的评分（即没有单份 JSON 文件）。因此完整的 2×2 自评偏差矩阵无法按单份文件独立复算。不过，6 个核心配置（A/B/C/E/F/G，共 270 条评分）中每份文件的 Claude 评判者原始评分，以及全部 486 条 GPT 评判者每份文件的原始评分，均已完整公开。</w:t>
-      </w:r>
-    </w:p>
-    <w:p>
-      <w:pPr>
-        <w:spacing w:before="80" w:after="80" w:lineRule="auto" w:line="360"/>
-        <w:ind w:firstLine="0"/>
-        <w:jc w:val="both"/>
-      </w:pPr>
-      <w:r>
-        <w:rPr>
-          <w:rFonts w:ascii="Times New Roman" w:hAnsi="Times New Roman" w:eastAsia="宋体"/>
-          <w:b/>
-          <w:sz w:val="24"/>
-        </w:rPr>
-        <w:t>(xi) 未评估评判者的自身一致性。</w:t>
-      </w:r>
-      <w:r>
-        <w:rPr>
-          <w:rFonts w:ascii="Times New Roman" w:hAnsi="Times New Roman" w:eastAsia="宋体"/>
-          <w:b w:val="0"/>
-          <w:sz w:val="24"/>
-        </w:rPr>
-        <w:t xml:space="preserve"> 每位 LLM 评判者对每份文件只打一次分，没有让其重复打分来量化自身波动。评分者之间的一致性，是通过 Claude 与 GPT 评判者的 2×2 交叉比较以及 3 位专家的 ICC 分析间接得到的。</w:t>
-      </w:r>
-    </w:p>
-    <w:p>
-      <w:pPr>
-        <w:spacing w:before="80" w:after="80" w:lineRule="auto" w:line="360"/>
-        <w:ind w:firstLine="0"/>
-        <w:jc w:val="both"/>
-      </w:pPr>
-      <w:r>
-        <w:rPr>
-          <w:rFonts w:ascii="Times New Roman" w:hAnsi="Times New Roman" w:eastAsia="宋体"/>
-          <w:b/>
-          <w:sz w:val="24"/>
-        </w:rPr>
-        <w:t>(xii) 未做评分前校准会议。</w:t>
-      </w:r>
-      <w:r>
-        <w:rPr>
-          <w:rFonts w:ascii="Times New Roman" w:hAnsi="Times New Roman" w:eastAsia="宋体"/>
-          <w:b w:val="0"/>
-          <w:sz w:val="24"/>
-        </w:rPr>
-        <w:t xml:space="preserve"> 3 位评分员仅依据公布的评分量规与 ISO 15189:2022 / CNAS-CL02:2023 标准独立评分，事先没有开校准会议（即先共同评几份示例文件以统一理解）。几位评分员之间高度一致，说明在本单位内他们对评分尺度的理解已经很接近；但在多中心研究里，事先开一次校准会议会更有助于结果的可重复性。</w:t>
-      </w:r>
-    </w:p>
-    <w:p>
-      <w:pPr>
-        <w:spacing w:before="80" w:after="80" w:lineRule="auto" w:line="360"/>
-        <w:ind w:firstLine="0"/>
-        <w:jc w:val="both"/>
-      </w:pPr>
-      <w:r>
-        <w:rPr>
-          <w:rFonts w:ascii="Times New Roman" w:hAnsi="Times New Roman" w:eastAsia="宋体"/>
-          <w:b/>
-          <w:sz w:val="24"/>
-        </w:rPr>
-        <w:t>(xiii) 通过 Claude Code 工具调用 Claude。</w:t>
-      </w:r>
-      <w:r>
-        <w:rPr>
-          <w:rFonts w:ascii="Times New Roman" w:hAnsi="Times New Roman" w:eastAsia="宋体"/>
-          <w:b w:val="0"/>
-          <w:sz w:val="24"/>
-        </w:rPr>
-        <w:t xml:space="preserve"> 我们运行 Claude（生成和评分）用的是 Claude Code 工具，而不是直接调用 Anthropic 的 API。这个工具会在我们写的 prompt 前面，固定加上一段它自带的说明（工具定义和文件系统说明），所以模型实际收到的 prompt 比 §2.1 报告的各配置 token 数要长一些。不过这段附加内容在 9 个配置、所有评分里都一样，因此不会影响配置之间的比较，也不会影响“评判者 vs 专家”的结论；它只在你想精确复现绝对分数时才有影响——那需要用同一版本的 Claude Code。如果改用 API 直接调用相同配置，绝对分数可能会略有不同。</w:t>
-      </w:r>
-    </w:p>
-    <w:p>
-      <w:pPr>
-        <w:spacing w:before="80" w:after="80" w:lineRule="auto" w:line="360"/>
-        <w:ind w:firstLine="0"/>
-        <w:jc w:val="both"/>
-      </w:pPr>
-      <w:r>
-        <w:rPr>
-          <w:rFonts w:ascii="Times New Roman" w:hAnsi="Times New Roman" w:eastAsia="宋体"/>
-          <w:b/>
-          <w:sz w:val="24"/>
-        </w:rPr>
-        <w:t>(xiv) 未独立审计 AIHubMix 路由。</w:t>
-      </w:r>
-      <w:r>
-        <w:rPr>
-          <w:rFonts w:ascii="Times New Roman" w:hAnsi="Times New Roman" w:eastAsia="宋体"/>
-          <w:b w:val="0"/>
-          <w:sz w:val="24"/>
-        </w:rPr>
-        <w:t xml:space="preserve"> GPT-5.4 经 AIHubMix 代理调用，该代理声称对上游 OpenAI API 做透明转发。本研究未独立验证其响应是否与直接调用 OpenAI 完全等价；路由层面的细微差异（请求批处理、header 处理、地域路由）无法完全排除，但调用链路中的 GPT-5.4 模型标识始终一致。</w:t>
-      </w:r>
-    </w:p>
-    <w:p>
-      <w:pPr>
-        <w:spacing w:before="80" w:after="80" w:lineRule="auto" w:line="360"/>
-        <w:ind w:firstLine="0"/>
-        <w:jc w:val="both"/>
-      </w:pPr>
-      <w:r>
-        <w:rPr>
-          <w:rFonts w:ascii="Times New Roman" w:hAnsi="Times New Roman" w:eastAsia="宋体"/>
-          <w:b/>
-          <w:sz w:val="24"/>
-        </w:rPr>
-        <w:t>(xv) 温度设置与生成的随机性。</w:t>
-      </w:r>
-      <w:r>
-        <w:rPr>
-          <w:rFonts w:ascii="Times New Roman" w:hAnsi="Times New Roman" w:eastAsia="宋体"/>
-          <w:b w:val="0"/>
-          <w:sz w:val="24"/>
-        </w:rPr>
-        <w:t xml:space="preserve"> 两个模型的生成均带有随机性：GPT-5.4 使用 temperature = 0.7，Claude 经 Claude Code Agent 运行、未显式设定温度。本研究未做温度敏感性分析，也未比较低温度（如 0.3–0.5）下的表现。随机波动已通过每种组合 3 次重复来缓解：在 Claude 评判者对 6 个核心配置 × 15 任务的评分中，同一配置–任务组合 3 次重复之间的标准差中位数为 0.231 分（满分 5 分），74.4% 的组合低于 0.5 分，说明重复间的波动幅度有限。但严格的逐字可复现性仍未实现；若后续研究追求确定性比较，建议对两个模型统一改用 temperature = 0。</w:t>
-      </w:r>
-    </w:p>
-    <w:p>
-      <w:pPr>
-        <w:spacing w:before="80" w:after="80" w:lineRule="auto" w:line="360"/>
-        <w:ind w:firstLine="0"/>
-        <w:jc w:val="both"/>
-      </w:pPr>
-      <w:r>
-        <w:rPr>
-          <w:rFonts w:ascii="Times New Roman" w:hAnsi="Times New Roman" w:eastAsia="宋体"/>
-          <w:b/>
-          <w:sz w:val="24"/>
-        </w:rPr>
-        <w:t>(xvi) 未估计成分之间的交互效应。</w:t>
-      </w:r>
-      <w:r>
-        <w:rPr>
-          <w:rFonts w:ascii="Times New Roman" w:hAnsi="Times New Roman" w:eastAsia="宋体"/>
-          <w:b w:val="0"/>
-          <w:sz w:val="24"/>
-        </w:rPr>
-        <w:t xml:space="preserve"> §2.4.2 的四对对比每次只替换一种成分，但它们所处的背景并不相同：例如"规则"是在没有文档骨架的背景下测得的，"详细内容"则是在已有规则和骨架的背景下测得的。因此每个 Δ 只反映该成分在特定背景下的作用，而不是可以跨背景相加的独立效应。换句话说，本研究无法判断成分之间是否存在协同——两种成分同时加入的效果，未必等于各自单独效果之和。要分离这类交互项，需要全因子或正交设计，这是后续工作的方向。</w:t>
-      </w:r>
-    </w:p>
-    <w:p>
-      <w:pPr>
-        <w:spacing w:before="80" w:after="80" w:lineRule="auto" w:line="360"/>
-        <w:ind w:firstLine="0"/>
-        <w:jc w:val="both"/>
-      </w:pPr>
-      <w:r>
-        <w:rPr>
-          <w:rFonts w:ascii="Times New Roman" w:hAnsi="Times New Roman" w:eastAsia="宋体"/>
-          <w:b/>
-          <w:sz w:val="24"/>
-        </w:rPr>
-        <w:t>(xvii) 两个模型的生成与评判参数不一致。</w:t>
-      </w:r>
-      <w:r>
-        <w:rPr>
-          <w:rFonts w:ascii="Times New Roman" w:hAnsi="Times New Roman" w:eastAsia="宋体"/>
-          <w:b w:val="0"/>
-          <w:sz w:val="24"/>
-        </w:rPr>
-        <w:t xml:space="preserve"> 如 §2.2、§2.3.2 所述，GPT-5.4 的生成使用 temperature = 0.7、max_completion_tokens = 16,000，而 Claude 经 Claude Code Agent 运行、未显式设定这两个参数；评判侧同样不对称，GPT 评判者使用 temperature = 0、max_completion_tokens = 2,000，Claude 评判者则由 Agent 子代理运行、参数未显式设定。因此跨模型比较（§3.3）与自我偏好分解（§3.4）都存在参数不一致的混杂，两个模型的差异不能完全归因于模型本身。需要指出的是，这一混杂的方向是保守的：GPT-5.4 拿到的是更低的温度与更大的输出预算，两者都更有利于指令遵循与合规，而它在 C_full 下仍然出现大幅下滑；因此“全量上下文陷阱具有模型依赖性”不太可能是参数劣势造成的假象。尽管如此，后续研究应在两个模型上统一生成与评判参数。</w:t>
-      </w:r>
-    </w:p>
-    <w:p>
-      <w:pPr>
-        <w:spacing w:before="80" w:after="80" w:lineRule="auto" w:line="360"/>
-        <w:ind w:firstLine="0"/>
-        <w:jc w:val="both"/>
-      </w:pPr>
-      <w:r>
-        <w:rPr>
-          <w:rFonts w:ascii="Times New Roman" w:hAnsi="Times New Roman" w:eastAsia="宋体"/>
-          <w:b/>
-          <w:sz w:val="24"/>
-        </w:rPr>
-        <w:t>(xviii) 任务集不含技术类文件。</w:t>
-      </w:r>
-      <w:r>
-        <w:rPr>
-          <w:rFonts w:ascii="Times New Roman" w:hAnsi="Times New Roman" w:eastAsia="宋体"/>
-          <w:b w:val="0"/>
-          <w:sz w:val="24"/>
-        </w:rPr>
-        <w:t xml:space="preserve"> 本研究的 15 项任务覆盖的是文件控制、内审、迎检自查与管理评审一类的体系文件（Supplementary Table S1），其中既有纠正措施与整改闭环（B5、C5），也有横跨数十个条款的体系级审查（B3、C3）。但任务集里没有技术类文件，例如检验方法确认与验证报告、测量不确定度评定程序、危急值报告与临床沟通记录，以及室间质评结果的处理程序。写这类文件，必须写进实验室自己的分析性能数据——精密度、正确度、可报告范围、干扰物质——还要说明内部质控规则的选择依据和临床决策阈值。这类文件真正考验的，是实验室手里有没有验证数据、有没有实际操作经验，而体系文件对此的要求要宽松得多。所以，“规则是唯一确切有效的成分”能否推广到技术类文件，本研究给不出答案。专家盲评的范围更窄，只覆盖了 A 类文件（§2.3.3）。把技术类文件纳入任务集，是后续工作的重要方向。在认可现场审核中，不符合项最集中的正是下面这三类文件：检验方法的性能确认报告；生物参考区间的验证或建立记录；测量不确定度的评定程序。这三类文件都必须写进本实验室自己的检验数据。正因如此，它们最需要 LLM 帮忙起草，而生成的草稿是否可用，也最难判断。后续研究应当优先覆盖它们。</w:t>
-      </w:r>
-    </w:p>
-    <w:p>
-      <w:pPr>
-        <w:spacing w:before="80" w:after="80" w:lineRule="auto" w:line="360"/>
-        <w:ind w:firstLine="0"/>
-        <w:jc w:val="both"/>
-      </w:pPr>
-      <w:r>
-        <w:rPr>
-          <w:rFonts w:ascii="Times New Roman" w:hAnsi="Times New Roman" w:eastAsia="宋体"/>
-          <w:b/>
-          <w:sz w:val="24"/>
-        </w:rPr>
-        <w:t>(xix) 未覆盖检验专业亚专科的差异。</w:t>
-      </w:r>
-      <w:r>
-        <w:rPr>
-          <w:rFonts w:ascii="Times New Roman" w:hAnsi="Times New Roman" w:eastAsia="宋体"/>
-          <w:b w:val="0"/>
-          <w:sz w:val="24"/>
-        </w:rPr>
-        <w:t xml:space="preserve"> 本研究的 15 项任务都是面向整个实验医学科的通用文件，例如人员培训与能力评估程序（A1）、设备管理程序（A2）、样本采集与处理 SOP（A3），没有一项针对某个专业亚组。而各亚专科的 SOP，复杂度和标准化程度相差很大：临床生化流程化程度最高；临床微生物有大量手工判读环节，标准化程度较低；分子诊断对污染控制的要求极为细致。专家盲评的 10 份文件全部抽自 A 类任务（§2.3.3），因此同样没有覆盖任何亚专科。所以，“带完整文档模板的配置在专家评审下表现最好”这个结论，目前只在科室级通用文件上得到支持。在微生物、分子诊断这类高度依赖专业判断的领域，模板锚定的 prompt 能否生成合格的文件，本研究没有回答：这类文件要写进本实验室特有的菌种鉴定流程、污染控制细则等专科内容，而模板未必提供这些。</w:t>
-      </w:r>
-    </w:p>
-    <w:p>
-      <w:pPr>
-        <w:spacing w:before="80" w:after="80" w:lineRule="auto" w:line="360"/>
-        <w:ind w:firstLine="0"/>
-        <w:jc w:val="both"/>
-      </w:pPr>
-      <w:r>
-        <w:rPr>
-          <w:rFonts w:ascii="Times New Roman" w:hAnsi="Times New Roman" w:eastAsia="宋体"/>
-          <w:b/>
-          <w:sz w:val="24"/>
-        </w:rPr>
-        <w:t>(xx) 检验前、检验中、检验后三阶段覆盖不均衡。</w:t>
-      </w:r>
-      <w:r>
-        <w:rPr>
-          <w:rFonts w:ascii="Times New Roman" w:hAnsi="Times New Roman" w:eastAsia="宋体"/>
-          <w:b w:val="0"/>
-          <w:sz w:val="24"/>
-        </w:rPr>
-        <w:t xml:space="preserve"> 按 ISO 15189:2022 的过程划分，本研究 15 项任务的分布是：检验前过程 1 项（A3 样本采集与处理 SOP）；检验中过程 4 项（B2、C1、C2、C4，均围绕室内质控与分析仪操作）；检验后过程 0 项；其余 10 项为管理类或横跨全体系的任务（Supplementary Table S1）。检验后过程的文件——结果报告与审核、危急值通报与记录、样本保留与销毁——完全没有进入任务集。检验前与检验后的文件往往涉及与临床科室、护理单元的跨部门衔接，也依赖本院 LIS/HIS 的实际接口与沟通惯例；在 system prompt 未提供这些信息的情况下，LLM 生成这类内容的难度更高。由于检验后任务为 0、检验前仅 1 项，本研究无法比较三个阶段之间的生成质量差异。使三阶段覆盖均衡，是后续工作需要补上的一环。</w:t>
-      </w:r>
-    </w:p>
-    <w:p>
-      <w:pPr>
-        <w:spacing w:before="80" w:after="80" w:lineRule="auto" w:line="360"/>
-        <w:ind w:firstLine="0"/>
-        <w:jc w:val="both"/>
-      </w:pPr>
-      <w:r>
-        <w:rPr>
-          <w:rFonts w:ascii="Times New Roman" w:hAnsi="Times New Roman" w:eastAsia="宋体"/>
-          <w:b/>
-          <w:sz w:val="24"/>
-        </w:rPr>
-        <w:t>(xxi) 未评估患者安全风险。</w:t>
-      </w:r>
-      <w:r>
-        <w:rPr>
-          <w:rFonts w:ascii="Times New Roman" w:hAnsi="Times New Roman" w:eastAsia="宋体"/>
-          <w:b w:val="0"/>
-          <w:sz w:val="24"/>
-        </w:rPr>
-        <w:t xml:space="preserve"> 本研究的三层评估都没有专门针对患者安全的条目：Tier 1 查的是格式、条款引用与术语，Table 1 的五个维度查的是条款满足度、可操作性、内部一致性、PDCA 闭环与专业深度。这些维度都不直接回答一个问题——文件里是否存在可能危及患者的实质性错误或遗漏，例如危急值项目清单不完整、复核触发条件设置不当、传染病结果的报告与保密流程有缺口。格式合规、条款覆盖完整，并不等于没有患者安全风险。此外，如 (xx) 所述，危急值报告等检验后过程文件本就不在任务集内，因此这类风险在本研究中连暴露的机会都没有。后续研究应在专家评分表中单列“患者安全风险”条目，由专家逐份筛查，而不是把它隐含在“可操作性”或“专业深度”里。</w:t>
+        <w:t>最后，本研究的评分量规没有直接评估患者安全风险、一线人员的本地可执行性，以及模型编造实验室特有参数的风险。后续研究应采用规模更大的多中心专家组，纳入配对的 GPT 生成样本，覆盖技术类与检验后过程文件，统一模型参数，并评估返工负担与患者安全影响。</w:t>
       </w:r>
     </w:p>
     <w:p>
@@ -7158,6 +6550,7 @@
         <w:rPr>
           <w:rFonts w:ascii="Times New Roman" w:hAnsi="Times New Roman" w:eastAsia="宋体"/>
           <w:b/>
+          <w:i w:val="0"/>
           <w:sz w:val="24"/>
         </w:rPr>
         <w:t>5. Conclusions</w:t>
@@ -7173,24 +6566,10 @@
         <w:rPr>
           <w:rFonts w:ascii="Times New Roman" w:hAnsi="Times New Roman" w:eastAsia="宋体"/>
           <w:b w:val="0"/>
+          <w:i w:val="0"/>
           <w:sz w:val="24"/>
         </w:rPr>
-        <w:t>LLM 辅助 ISO 15189 QMS 文件生成的最优 prompt 配置因评估层级而异。在 LLM 评判者层，H4_sop_only（~2,000 tokens）综合分最高；但在专家评估下，排名前三的是带完整文档模板的 F_template、H2_keep_examples 与 G_template_rules（专家均值 4.06–4.24 分），而 H4_sop_only 跌到第 5，仅比空白基线 A_bare 高 0.16 分。因此，这两类配置生成的都只是供参考的初稿：实验室人员都必须结合本科室的实际情况改写补充，并由专家审核定稿，二者都不能直接提交认可。它们的差别只在起点——极简 prompt（H4_sop_only 或 E_rules_v2；~1,000–2,000 tokens）给出的是简要框架，适合快速起步；带完整文档模板的配置（G_template_rules 或 F_template；~15,000–16,000 tokens）给出的草稿更完整、更贴近送审形态，适合作为正式认可文件的起草文件。更确切地说，带完整文档模板的配置，其价值在于给出一份可靠的文档骨架：章节结构、需要填写的字段、以及应当交代的要素。真正决定文件能否用于认可的内容——本实验室的质控数据、患者数据分布、能力验证与实验室间比对的历史结果——必须由实验室人员填入，并由具备能力的人员解读。LLM 不掌握这些数据，也就无法凭空生成它们。C_full（~56,000 tokens）在本研究情境下宜谨慎使用，尤其当生成模型为 GPT-5.4 时（参见 §3.3 记录的长上下文失败模式）；需说明的是，该失败模式仅由自动评分与 LLM 评判者两层证据支持，专家盲评未覆盖 GPT 生成的文件。LLM-as-judge 可用于对生成结果做初筛：在大批量生成时，先由 Claude 评判者滤掉明显低质量的输出；留下的文件仍需实验室人员改写后，再交由专家审核。Claude 评判者与专家排序中等一致 [ICC(3,1)=0.548]，或可胜任这一初筛角色，但该系数的 95% CI 跨过 0（n=10），尚需更大样本确认；而 GPT-5.4 评判者 [ICC(3,1)=0.217] 不适合此用途。对于拟提交认可、纳入正式 QMS 体系或投入实际使用的文件，专家终审仍不可或缺。</w:t>
-      </w:r>
-    </w:p>
-    <w:p>
-      <w:pPr>
-        <w:spacing w:before="80" w:after="80" w:lineRule="auto" w:line="360"/>
-        <w:ind w:firstLine="0"/>
-        <w:jc w:val="both"/>
-      </w:pPr>
-      <w:r>
-        <w:rPr>
-          <w:rFonts w:ascii="Times New Roman" w:hAnsi="Times New Roman" w:eastAsia="宋体"/>
-          <w:b w:val="0"/>
-          <w:sz w:val="24"/>
-        </w:rPr>
-        <w:t>据我们所知，本研究是首个跨两个前沿 LLM、并采用三层评估框架，系统比较 prompt 内容对 ISO 15189 合规 QMS 文件生成影响的研究；研究结果为实验室认可流程中的 prompt 设计提供了实证依据。</w:t>
+        <w:t>LLM 辅助 ISO 15189 QMS 文件生成的最优 prompt 配置随评估层级而异：LLM 评判者偏好的 H4_sop_only 在专家评估下跌至第 5，带完整文档模板的 F_template、H2_keep_examples 与 G_template_rules 排名最高（Table 4）。但无论哪类配置，生成的都只是供参考的初稿，不能直接提交认可。极简 prompt 给出快速起步的简要框架；带完整文档模板的配置给出更贴近送审形态的工作草稿，其价值在于一份可靠的文档骨架——真正决定文件能否用于认可的内容（本实验室的质控数据、患者数据分布、能力验证历史结果）必须由具备能力的人员填入并解读，因为 LLM 不掌握这些数据。而上下文并非越全越稳：载入全部参考材料的 C_full（~56,000 tokens）反而宜谨慎使用，尤其当生成模型为 GPT-5.4 时（该失败模式仅见于自动评分与 LLM 评判者两层）。评估环节同样离不开人：LLM-as-judge 只宜承担专家审阅前的大批量初筛，Claude 评判者初步可胜任这一角色［ICC(3,1)=0.548，95% CI 跨过 0，n=10］，GPT-5.4 评判者则不能［ICC(3,1)=0.217］。归根结底，ISO 15189 体系文件的编写本身就是实验室人员学习过程与风险、建立责任意识、体现能力的过程，LLM 能接手的只是其中事务性的文字工作——专家终审仍不可或缺。</w:t>
       </w:r>
     </w:p>
     <w:p>
@@ -7202,6 +6581,7 @@
         <w:rPr>
           <w:rFonts w:ascii="Times New Roman" w:hAnsi="Times New Roman" w:eastAsia="宋体"/>
           <w:b/>
+          <w:i w:val="0"/>
           <w:sz w:val="24"/>
         </w:rPr>
         <w:t>申报声明</w:t>
@@ -7217,6 +6597,7 @@
         <w:rPr>
           <w:rFonts w:ascii="Times New Roman" w:hAnsi="Times New Roman" w:eastAsia="宋体"/>
           <w:b/>
+          <w:i w:val="0"/>
           <w:sz w:val="24"/>
         </w:rPr>
         <w:t>Research funding</w:t>
@@ -7225,6 +6606,7 @@
         <w:rPr>
           <w:rFonts w:ascii="Times New Roman" w:hAnsi="Times New Roman" w:eastAsia="宋体"/>
           <w:b w:val="0"/>
+          <w:i w:val="0"/>
           <w:sz w:val="24"/>
         </w:rPr>
         <w:t>：本研究未接受外部研究资助。</w:t>
@@ -7240,6 +6622,7 @@
         <w:rPr>
           <w:rFonts w:ascii="Times New Roman" w:hAnsi="Times New Roman" w:eastAsia="宋体"/>
           <w:b/>
+          <w:i w:val="0"/>
           <w:sz w:val="24"/>
         </w:rPr>
         <w:t>Author contributions</w:t>
@@ -7248,9 +6631,10 @@
         <w:rPr>
           <w:rFonts w:ascii="Times New Roman" w:hAnsi="Times New Roman" w:eastAsia="宋体"/>
           <w:b w:val="0"/>
+          <w:i w:val="0"/>
           <w:sz w:val="24"/>
         </w:rPr>
-        <w:t>：刘斯迪负责研究的概念与设计、全部实验的执行、数据分析以及稿件的撰写与修改；李冬冬负责研究的监督指导与稿件的批判性审阅，并作为通讯作者对文章内容负责。两位作者均已阅读并同意最终稿。</w:t>
+        <w:t>：刘斯迪负责研究的概念与设计、全部实验的执行、数据分析以及稿件的撰写与修改；李冬冬负责研究的监督指导与稿件的批判性审阅，并作为通讯作者对文章内容负责；杨岚与陈欣盈作为独立评分员参与盲法专家评审（分别为 Rater 2 与 Rater 3）；吴丹协助数据整理。全体作者均已阅读并同意最终稿。</w:t>
       </w:r>
     </w:p>
     <w:p>
@@ -7263,6 +6647,7 @@
         <w:rPr>
           <w:rFonts w:ascii="Times New Roman" w:hAnsi="Times New Roman" w:eastAsia="宋体"/>
           <w:b/>
+          <w:i w:val="0"/>
           <w:sz w:val="24"/>
         </w:rPr>
         <w:t>Competing interests</w:t>
@@ -7271,9 +6656,10 @@
         <w:rPr>
           <w:rFonts w:ascii="Times New Roman" w:hAnsi="Times New Roman" w:eastAsia="宋体"/>
           <w:b w:val="0"/>
+          <w:i w:val="0"/>
           <w:sz w:val="24"/>
         </w:rPr>
-        <w:t>：两位作者均声明不存在任何利益冲突。</w:t>
+        <w:t>：全体作者均声明不存在任何利益冲突。3 位专家评分员与 Anthropic、OpenAI 及其他 LLM 提供商均无商业、科研或咨询关系，也未接受这些机构的资金或实物资助。</w:t>
       </w:r>
     </w:p>
     <w:p>
@@ -7286,6 +6672,7 @@
         <w:rPr>
           <w:rFonts w:ascii="Times New Roman" w:hAnsi="Times New Roman" w:eastAsia="宋体"/>
           <w:b/>
+          <w:i w:val="0"/>
           <w:sz w:val="24"/>
         </w:rPr>
         <w:t>Informed consent</w:t>
@@ -7294,9 +6681,10 @@
         <w:rPr>
           <w:rFonts w:ascii="Times New Roman" w:hAnsi="Times New Roman" w:eastAsia="宋体"/>
           <w:b w:val="0"/>
+          <w:i w:val="0"/>
           <w:sz w:val="24"/>
         </w:rPr>
-        <w:t>：在 Rater 2 与 Rater 3 参与盲法专家评审前已获得书面知情同意。同意书载明了研究目的、评分的预期用途、数据处理与去标识化程序，以及随时退出的权利。</w:t>
+        <w:t>：本研究不涉及患者或人体受试者。在 Rater 2 与 Rater 3（杨岚、陈欣盈，现为共同作者）参与盲法专家评审前已获得书面知情同意。同意书载明了研究目的、评分的预期用途、数据处理与去标识化程序，以及随时退出的权利。</w:t>
       </w:r>
     </w:p>
     <w:p>
@@ -7309,6 +6697,7 @@
         <w:rPr>
           <w:rFonts w:ascii="Times New Roman" w:hAnsi="Times New Roman" w:eastAsia="宋体"/>
           <w:b/>
+          <w:i w:val="0"/>
           <w:sz w:val="24"/>
         </w:rPr>
         <w:t>Ethical approval</w:t>
@@ -7317,9 +6706,10 @@
         <w:rPr>
           <w:rFonts w:ascii="Times New Roman" w:hAnsi="Times New Roman" w:eastAsia="宋体"/>
           <w:b w:val="0"/>
+          <w:i w:val="0"/>
           <w:sz w:val="24"/>
         </w:rPr>
-        <w:t>：本研究不需要正式的伦理审批，因不涉及患者数据、生物样本或人体干预。所生成与所评估的 QMS 文件使用虚构占位姓名（如"Dr Li"、"Dr Zhang"）且不含任何可识别个人信息。评分员间数据集作为方法学研究自知情同意志愿者处采集；评分员层面的可识别数据在公开数据集中以编码标签（Rater 1 / Rater 2 / Rater 3）存储。</w:t>
+        <w:t>：本研究不需要正式的伦理审批，因不涉及患者数据、生物样本或人体干预。所生成与所评估的 QMS 文件使用虚构占位姓名（如“Dr Li”、“Dr Zhang”）且不含任何可识别个人信息。评分员间数据集作为方法学研究自知情同意志愿者处采集；评分员层面的可识别数据在公开数据集中以编码标签（Rater 1 / Rater 2 / Rater 3）存储。</w:t>
       </w:r>
     </w:p>
     <w:p>
@@ -7332,6 +6722,7 @@
         <w:rPr>
           <w:rFonts w:ascii="Times New Roman" w:hAnsi="Times New Roman" w:eastAsia="宋体"/>
           <w:b/>
+          <w:i w:val="0"/>
           <w:sz w:val="24"/>
         </w:rPr>
         <w:t>Data availability</w:t>
@@ -7340,9 +6731,10 @@
         <w:rPr>
           <w:rFonts w:ascii="Times New Roman" w:hAnsi="Times New Roman" w:eastAsia="宋体"/>
           <w:b w:val="0"/>
+          <w:i w:val="0"/>
           <w:sz w:val="24"/>
         </w:rPr>
-        <w:t>：486 份生成文件、864 条 LLM-as-judge 评分、30 条盲法专家评分以及全部分析代码已在 GitHub 公开（https://github.com/stttttte/iso15189-llm-config-experiment），采用双许可证：代码 MIT，数据 CC BY 4.0。版本化快照已在 Zenodo 归档（DOI：[10.5281/zenodo.20091464](https://doi.org/10.5281/zenodo.20091464)）。</w:t>
+        <w:t>：486 份生成文件、864 条 LLM-as-judge 评分、30 条盲法专家评分以及全部分析代码已在 GitHub 公开（https://github.com/stttttte/iso15189-llm-config-experiment），采用双许可证：代码 MIT，数据 CC BY 4.0。版本化快照已在 Zenodo 归档（DOI：10.5281/zenodo.20091464；https://doi.org/10.5281/zenodo.20091464）。</w:t>
       </w:r>
     </w:p>
     <w:p>
@@ -7354,6 +6746,7 @@
         <w:rPr>
           <w:rFonts w:ascii="Times New Roman" w:hAnsi="Times New Roman" w:eastAsia="宋体"/>
           <w:b/>
+          <w:i w:val="0"/>
           <w:sz w:val="24"/>
         </w:rPr>
         <w:t>致谢</w:t>
@@ -7368,10 +6761,190 @@
       <w:r>
         <w:rPr>
           <w:rFonts w:ascii="Times New Roman" w:hAnsi="Times New Roman" w:eastAsia="宋体"/>
-          <w:b w:val="0"/>
+          <w:b/>
+          <w:i w:val="0"/>
           <w:sz w:val="24"/>
         </w:rPr>
-        <w:t>作者感谢两位参与盲法专家评审的同事（Rater 2 与 Rater 3），他们在充分知情同意的前提下提供了独立的专家视角。</w:t>
+        <w:t>AI 工具使用披露。</w:t>
+      </w:r>
+      <w:r>
+        <w:rPr>
+          <w:rFonts w:ascii="Times New Roman" w:hAnsi="Times New Roman" w:eastAsia="宋体"/>
+          <w:b w:val="0"/>
+          <w:i w:val="0"/>
+          <w:sz w:val="24"/>
+        </w:rPr>
+        <w:t xml:space="preserve"> 依据 De Gruyter Brill 出版社《AI Policy for Authors》的要求，作者就本研究使用生成式人工智能（AI）工具的情况披露如下。</w:t>
+      </w:r>
+    </w:p>
+    <w:p>
+      <w:pPr>
+        <w:spacing w:before="80" w:after="80" w:lineRule="auto" w:line="360"/>
+        <w:ind w:firstLine="0"/>
+        <w:jc w:val="both"/>
+      </w:pPr>
+      <w:r>
+        <w:rPr>
+          <w:rFonts w:ascii="Times New Roman" w:hAnsi="Times New Roman" w:eastAsia="宋体"/>
+          <w:b w:val="0"/>
+          <w:i w:val="0"/>
+          <w:sz w:val="24"/>
+        </w:rPr>
+        <w:t>（1）</w:t>
+      </w:r>
+      <w:r>
+        <w:rPr>
+          <w:rFonts w:ascii="Times New Roman" w:hAnsi="Times New Roman" w:eastAsia="宋体"/>
+          <w:b/>
+          <w:i w:val="0"/>
+          <w:sz w:val="24"/>
+        </w:rPr>
+        <w:t>AI 作为研究对象。</w:t>
+      </w:r>
+      <w:r>
+        <w:rPr>
+          <w:rFonts w:ascii="Times New Roman" w:hAnsi="Times New Roman" w:eastAsia="宋体"/>
+          <w:b w:val="0"/>
+          <w:i w:val="0"/>
+          <w:sz w:val="24"/>
+        </w:rPr>
+        <w:t xml:space="preserve"> 本研究使用 Claude Opus 4.6（Anthropic）与 GPT-5.4（OpenAI，经 AIHubMix 代理接入）生成 486 份 ISO 15189:2022 QMS 文件作为主要数据集；这些文件是研究考察的实验对象，不是伪造的临床数据，也未用于真实临床。</w:t>
+      </w:r>
+    </w:p>
+    <w:p>
+      <w:pPr>
+        <w:spacing w:before="80" w:after="80" w:lineRule="auto" w:line="360"/>
+        <w:ind w:firstLine="0"/>
+        <w:jc w:val="both"/>
+      </w:pPr>
+      <w:r>
+        <w:rPr>
+          <w:rFonts w:ascii="Times New Roman" w:hAnsi="Times New Roman" w:eastAsia="宋体"/>
+          <w:b w:val="0"/>
+          <w:i w:val="0"/>
+          <w:sz w:val="24"/>
+        </w:rPr>
+        <w:t>（2）</w:t>
+      </w:r>
+      <w:r>
+        <w:rPr>
+          <w:rFonts w:ascii="Times New Roman" w:hAnsi="Times New Roman" w:eastAsia="宋体"/>
+          <w:b/>
+          <w:i w:val="0"/>
+          <w:sz w:val="24"/>
+        </w:rPr>
+        <w:t>AI 作为评审员。</w:t>
+      </w:r>
+      <w:r>
+        <w:rPr>
+          <w:rFonts w:ascii="Times New Roman" w:hAnsi="Times New Roman" w:eastAsia="宋体"/>
+          <w:b w:val="0"/>
+          <w:i w:val="0"/>
+          <w:sz w:val="24"/>
+        </w:rPr>
+        <w:t xml:space="preserve"> 同样两个模型担任 LLM 评判者，产生第 2.3 节所述的 864 条文件级评分（GPT 评判者 486 条覆盖全部文件，Claude 评判者 378 条覆盖 77.8%）；Claude 评审随配置集扩展分批进行，部分批次仅保留组均值（第 2.3.2 节与第 4.6 节）。完整 prompt、模型参数与逐文件评分数据已公开于研究仓库（https://github.com/stttttte/iso15189-llm-config-experiment）。</w:t>
+      </w:r>
+    </w:p>
+    <w:p>
+      <w:pPr>
+        <w:spacing w:before="80" w:after="80" w:lineRule="auto" w:line="360"/>
+        <w:ind w:firstLine="0"/>
+        <w:jc w:val="both"/>
+      </w:pPr>
+      <w:r>
+        <w:rPr>
+          <w:rFonts w:ascii="Times New Roman" w:hAnsi="Times New Roman" w:eastAsia="宋体"/>
+          <w:b w:val="0"/>
+          <w:i w:val="0"/>
+          <w:sz w:val="24"/>
+        </w:rPr>
+        <w:t>（3）</w:t>
+      </w:r>
+      <w:r>
+        <w:rPr>
+          <w:rFonts w:ascii="Times New Roman" w:hAnsi="Times New Roman" w:eastAsia="宋体"/>
+          <w:b/>
+          <w:i w:val="0"/>
+          <w:sz w:val="24"/>
+        </w:rPr>
+        <w:t>AI 辅助稿件起草。</w:t>
+      </w:r>
+      <w:r>
+        <w:rPr>
+          <w:rFonts w:ascii="Times New Roman" w:hAnsi="Times New Roman" w:eastAsia="宋体"/>
+          <w:b w:val="0"/>
+          <w:i w:val="0"/>
+          <w:sz w:val="24"/>
+        </w:rPr>
+        <w:t xml:space="preserve"> 第一作者使用 Claude Code（Claude Opus 4.6）协助大纲撰写、初稿起草、表格整理与数据可视化代码生成；所有 AI 建议的内容、措辞与分析代码均经作者批判性审阅、修改与验证，作者对最终稿件的全部陈述、解释与结论承担全部责任。</w:t>
+      </w:r>
+    </w:p>
+    <w:p>
+      <w:pPr>
+        <w:spacing w:before="80" w:after="80" w:lineRule="auto" w:line="360"/>
+        <w:ind w:firstLine="0"/>
+        <w:jc w:val="both"/>
+      </w:pPr>
+      <w:r>
+        <w:rPr>
+          <w:rFonts w:ascii="Times New Roman" w:hAnsi="Times New Roman" w:eastAsia="宋体"/>
+          <w:b w:val="0"/>
+          <w:i w:val="0"/>
+          <w:sz w:val="24"/>
+        </w:rPr>
+        <w:t>（4）</w:t>
+      </w:r>
+      <w:r>
+        <w:rPr>
+          <w:rFonts w:ascii="Times New Roman" w:hAnsi="Times New Roman" w:eastAsia="宋体"/>
+          <w:b/>
+          <w:i w:val="0"/>
+          <w:sz w:val="24"/>
+        </w:rPr>
+        <w:t>无 AI 生成图像或被操纵数据。</w:t>
+      </w:r>
+      <w:r>
+        <w:rPr>
+          <w:rFonts w:ascii="Times New Roman" w:hAnsi="Times New Roman" w:eastAsia="宋体"/>
+          <w:b w:val="0"/>
+          <w:i w:val="0"/>
+          <w:sz w:val="24"/>
+        </w:rPr>
+        <w:t xml:space="preserve"> 全部 4 张图（Figure 1–4）用 matplotlib 3.7.1（Python 3.11）从 JSON 原始数值数据绘制；未使用任何生成式 AI 工具创建、修改或操纵图像或数值数据。</w:t>
+      </w:r>
+    </w:p>
+    <w:p>
+      <w:pPr>
+        <w:spacing w:before="80" w:after="80" w:lineRule="auto" w:line="360"/>
+        <w:ind w:firstLine="0"/>
+        <w:jc w:val="both"/>
+      </w:pPr>
+      <w:r>
+        <w:rPr>
+          <w:rFonts w:ascii="Times New Roman" w:hAnsi="Times New Roman" w:eastAsia="宋体"/>
+          <w:b w:val="0"/>
+          <w:i w:val="0"/>
+          <w:sz w:val="24"/>
+        </w:rPr>
+        <w:t>（5）</w:t>
+      </w:r>
+      <w:r>
+        <w:rPr>
+          <w:rFonts w:ascii="Times New Roman" w:hAnsi="Times New Roman" w:eastAsia="宋体"/>
+          <w:b/>
+          <w:i w:val="0"/>
+          <w:sz w:val="24"/>
+        </w:rPr>
+        <w:t>责任声明。</w:t>
+      </w:r>
+      <w:r>
+        <w:rPr>
+          <w:rFonts w:ascii="Times New Roman" w:hAnsi="Times New Roman" w:eastAsia="宋体"/>
+          <w:b w:val="0"/>
+          <w:i w:val="0"/>
+          <w:sz w:val="24"/>
+        </w:rPr>
+        <w:t xml:space="preserve"> 作者确认符合 De Gruyter Brill《AI Policy for Authors》的各项条款，并依照 ICMJE 作者身份标准对本稿件全部内容承担全部责任。</w:t>
       </w:r>
     </w:p>
     <w:p>
@@ -7383,6 +6956,7 @@
         <w:rPr>
           <w:rFonts w:ascii="Times New Roman" w:hAnsi="Times New Roman" w:eastAsia="宋体"/>
           <w:b/>
+          <w:i w:val="0"/>
           <w:sz w:val="24"/>
         </w:rPr>
         <w:t>Figure Legends</w:t>
@@ -7390,94 +6964,130 @@
     </w:p>
     <w:p>
       <w:pPr>
-        <w:spacing w:before="80" w:after="80" w:lineRule="auto" w:line="360"/>
+        <w:spacing w:before="80" w:after="40" w:lineRule="auto" w:line="360"/>
+        <w:ind w:firstLine="0"/>
+        <w:jc w:val="center"/>
+      </w:pPr>
+      <w:r>
+        <w:rPr>
+          <w:rFonts w:ascii="Segoe UI Symbol" w:hAnsi="Segoe UI Symbol" w:eastAsia="宋体"/>
+          <w:b/>
+          <w:i w:val="0"/>
+          <w:sz w:val="21"/>
+        </w:rPr>
+        <w:t>Figure 1. 本研究评估的 9 个 prompt 配置。</w:t>
+      </w:r>
+    </w:p>
+    <w:p>
+      <w:pPr>
+        <w:spacing w:before="40" w:after="120" w:lineRule="auto" w:line="240"/>
         <w:ind w:firstLine="0"/>
         <w:jc w:val="both"/>
       </w:pPr>
       <w:r>
         <w:rPr>
-          <w:rFonts w:ascii="Times New Roman" w:hAnsi="Times New Roman" w:eastAsia="宋体"/>
-          <w:b/>
-          <w:sz w:val="24"/>
+          <w:rFonts w:ascii="Segoe UI Symbol" w:hAnsi="Segoe UI Symbol" w:eastAsia="宋体"/>
+          <w:b w:val="0"/>
+          <w:i w:val="0"/>
+          <w:sz w:val="21"/>
         </w:rPr>
-        <w:t>Figure 1.</w:t>
-      </w:r>
-      <w:r>
-        <w:rPr>
-          <w:rFonts w:ascii="Times New Roman" w:hAnsi="Times New Roman" w:eastAsia="宋体"/>
-          <w:b w:val="0"/>
-          <w:sz w:val="24"/>
-        </w:rPr>
-        <w:t xml:space="preserve"> 本研究评估的 9 个 prompt 配置。左面板：各配置在 4 个 prompt 内容维度（规则、文档骨架、详细内容、示例）上的纳入情况；✓ = 完整纳入，◐ = 部分纳入，— = 缺失。右面板：每个配置的总 system-prompt 体量，以千 token 为单位（cl100k_base tokenizer）。两个面板并非成比例：左面板标记反映的是*提炼后的结构化* prompt 成分是否纳入，右面板体量反映的是载入文本的总量。C_full 通过载入完整的原始参考语料（ISO 15189 与 CNAS 标准全文及既有文档库）而获得最大的 token 量，但其规则维度仅为部分纳入（◐）——因为显式规则是嵌入在该原始文本中，而非以提炼后的规则集形式提供。因此，较短的配置（如 H2_keep_examples，~25K tokens）可以在 4 个结构化维度上全部完整纳入（✓），而 token 量远少于 C_full。</w:t>
+        <w:t>每行为一个配置（按 prompt 体量排序）；左侧四列显示各 prompt 成分为完整纳入（✓，深色）、部分纳入（◑，浅色）或缺失（—，淡色）；右侧一列为总 system-prompt 体量，以千 token 为单位（cl100k_base tokenizer）。两种编码并不成比例：成分标记反映的是提炼后的结构化内容是否纳入，条形长度反映的是载入文本的总量。C_full 通过载入完整的原始参考语料（ISO 15189 与 CNAS 标准全文及既有文档库）获得最大 token 量，但其规则成分仅为部分纳入（◑）——显式规则嵌在原始文本中，而非以提炼后的规则集形式提供。</w:t>
       </w:r>
     </w:p>
     <w:p>
       <w:pPr>
-        <w:spacing w:before="80" w:after="80" w:lineRule="auto" w:line="360"/>
+        <w:spacing w:before="80" w:after="40" w:lineRule="auto" w:line="360"/>
+        <w:ind w:firstLine="0"/>
+        <w:jc w:val="center"/>
+      </w:pPr>
+      <w:r>
+        <w:rPr>
+          <w:rFonts w:ascii="Segoe UI Symbol" w:hAnsi="Segoe UI Symbol" w:eastAsia="宋体"/>
+          <w:b/>
+          <w:i w:val="0"/>
+          <w:sz w:val="21"/>
+        </w:rPr>
+        <w:t>Figure 2. 四种生成器–评判者组合下的跨模型验证。</w:t>
+      </w:r>
+    </w:p>
+    <w:p>
+      <w:pPr>
+        <w:spacing w:before="40" w:after="120" w:lineRule="auto" w:line="240"/>
         <w:ind w:firstLine="0"/>
         <w:jc w:val="both"/>
       </w:pPr>
       <w:r>
         <w:rPr>
-          <w:rFonts w:ascii="Times New Roman" w:hAnsi="Times New Roman" w:eastAsia="宋体"/>
-          <w:b/>
-          <w:sz w:val="24"/>
+          <w:rFonts w:ascii="Segoe UI Symbol" w:hAnsi="Segoe UI Symbol" w:eastAsia="宋体"/>
+          <w:b w:val="0"/>
+          <w:i w:val="0"/>
+          <w:sz w:val="21"/>
         </w:rPr>
-        <w:t>Figure 2.</w:t>
-      </w:r>
-      <w:r>
-        <w:rPr>
-          <w:rFonts w:ascii="Times New Roman" w:hAnsi="Times New Roman" w:eastAsia="宋体"/>
-          <w:b w:val="0"/>
-          <w:sz w:val="24"/>
-        </w:rPr>
-        <w:t xml:space="preserve"> 2 × 2 跨模型对称设计的热力图。单元格显示 9 个配置（行）× 4 个生成器–评判者组合（列）下，跨 3 个代表性任务（A1、B1、C1）的平均合规分数（0–5 Likert 量纲）。C_full 在 GPT 生成的两列（1.40 与 1.84，黑框标注）出现显著下滑，与 Claude 生成的两列形成鲜明对比（Claude 评判者 × Claude 生成 = 4.56；GPT 评判者 × Claude 生成 = 3.22）。</w:t>
+        <w:t>每行为一个配置；两条横向线段分别覆盖 Claude 评判者（圆点）与 GPT 评判者（三角）对 Claude 生成文件（蓝）和 GPT 生成文件（橙）的评分；分数为 A1、B1、C1 三个任务的均值（0–5 分）。所有组合都落在 3.1–4.7 区间，唯有 GPT 生成的 C_full 跌至 1.40（Claude 评判者）与 1.84（GPT 评判者），而同一配置由 Claude 生成时为 3.22–4.56。</w:t>
       </w:r>
     </w:p>
     <w:p>
       <w:pPr>
-        <w:spacing w:before="80" w:after="80" w:lineRule="auto" w:line="360"/>
+        <w:spacing w:before="80" w:after="40" w:lineRule="auto" w:line="360"/>
+        <w:ind w:firstLine="0"/>
+        <w:jc w:val="center"/>
+      </w:pPr>
+      <w:r>
+        <w:rPr>
+          <w:rFonts w:ascii="Segoe UI Symbol" w:hAnsi="Segoe UI Symbol" w:eastAsia="宋体"/>
+          <w:b/>
+          <w:i w:val="0"/>
+          <w:sz w:val="21"/>
+        </w:rPr>
+        <w:t>Figure 3. 各 LLM 评判者与专家小组一致性的 Bland–Altman 分析（n = 10 份文件）。</w:t>
+      </w:r>
+    </w:p>
+    <w:p>
+      <w:pPr>
+        <w:spacing w:before="40" w:after="120" w:lineRule="auto" w:line="240"/>
         <w:ind w:firstLine="0"/>
         <w:jc w:val="both"/>
       </w:pPr>
       <w:r>
         <w:rPr>
-          <w:rFonts w:ascii="Times New Roman" w:hAnsi="Times New Roman" w:eastAsia="宋体"/>
-          <w:b/>
-          <w:sz w:val="24"/>
+          <w:rFonts w:ascii="Segoe UI Symbol" w:hAnsi="Segoe UI Symbol" w:eastAsia="宋体"/>
+          <w:b w:val="0"/>
+          <w:i w:val="0"/>
+          <w:sz w:val="21"/>
         </w:rPr>
-        <w:t>Figure 3.</w:t>
-      </w:r>
-      <w:r>
-        <w:rPr>
-          <w:rFonts w:ascii="Times New Roman" w:hAnsi="Times New Roman" w:eastAsia="宋体"/>
-          <w:b w:val="0"/>
-          <w:sz w:val="24"/>
-        </w:rPr>
-        <w:t xml:space="preserve"> LLM 评判者相对 3 位专家小组对合规分数的系统性高估（n = 10 文档 × 3 位评分员）。横轴：3 位专家的均值评分。纵轴：LLM 评判者评分。左：Claude Opus 4.6 作为评判者 [ICC(3,1) = 0.548，95% CI −0.08–0.86；Pearson r = 0.573；mean difference (expert − Claude) = −0.905]。右：GPT-5.4 作为评判者 [ICC(3,1) = 0.217，95% CI −0.44–0.72；Pearson r = 0.259；mean difference (expert − GPT) = −0.525]。虚线：1:1 完全一致。标记按配置着色（图例插入）。</w:t>
+        <w:t>每点为一份文件；横轴为专家与评判者评分的均值，纵轴为两者之差（评判者 − 专家）。实线为平均偏倚（面板 a：Claude 评判者 +0.90；面板 b：GPT 评判者 +0.52），虚线为 95% 一致性界限（均值 ± 1.96 SD）。点按配置类别着色；空心圆为无 prompt 基线。零处黑线代表完全一致；几乎所有点都位于其上方，表明两位评判者均存在系统性高估。</w:t>
       </w:r>
     </w:p>
     <w:p>
       <w:pPr>
-        <w:spacing w:before="80" w:after="80" w:lineRule="auto" w:line="360"/>
+        <w:spacing w:before="80" w:after="40" w:lineRule="auto" w:line="360"/>
+        <w:ind w:firstLine="0"/>
+        <w:jc w:val="center"/>
+      </w:pPr>
+      <w:r>
+        <w:rPr>
+          <w:rFonts w:ascii="Segoe UI Symbol" w:hAnsi="Segoe UI Symbol" w:eastAsia="宋体"/>
+          <w:b/>
+          <w:i w:val="0"/>
+          <w:sz w:val="21"/>
+        </w:rPr>
+        <w:t>Figure 4. Token 体量、质量与评估层级间的排名反转。</w:t>
+      </w:r>
+    </w:p>
+    <w:p>
+      <w:pPr>
+        <w:spacing w:before="40" w:after="120" w:lineRule="auto" w:line="240"/>
         <w:ind w:firstLine="0"/>
         <w:jc w:val="both"/>
       </w:pPr>
       <w:r>
         <w:rPr>
-          <w:rFonts w:ascii="Times New Roman" w:hAnsi="Times New Roman" w:eastAsia="宋体"/>
-          <w:b/>
-          <w:sz w:val="24"/>
+          <w:rFonts w:ascii="Segoe UI Symbol" w:hAnsi="Segoe UI Symbol" w:eastAsia="宋体"/>
+          <w:b w:val="0"/>
+          <w:i w:val="0"/>
+          <w:sz w:val="21"/>
         </w:rPr>
-        <w:t>Figure 4.</w:t>
-      </w:r>
-      <w:r>
-        <w:rPr>
-          <w:rFonts w:ascii="Times New Roman" w:hAnsi="Times New Roman" w:eastAsia="宋体"/>
-          <w:b w:val="0"/>
-          <w:sz w:val="24"/>
-        </w:rPr>
-        <w:t xml:space="preserve"> Compliance 分数（0–5 Likert）与 system-prompt token 体量的关系，基于 n = 10 专家盲评子集计算（7 个配置；每层 n = 1 或 2）。横轴：token 数，对称对数刻度（cl100k_base tokenizer）。三条曲线均基于同一组匹配样本：绿色实线（方块）为 3 位专家均值；红色实线（圆点）为 Claude Opus 4.6 评判者应用于 Claude 生成输出；蓝色实线（三角）为 GPT-5.4 评判者应用于 Claude 生成输出。橙色阴影带：LLM 评判者层识别的 token 高效最优区（E_rules_v2 / H4_sop_only）。绿色阴影带：专家评估识别的临床可用性最优区（F_template / G_template_rules）。因每层 n = 1 或 2，未绘制误差棒；对应的 LLM 与专家校准散点见 Figure 3。</w:t>
+        <w:t>(a) 专家小组（绿色方块）、Claude 评判者（橙色圆点）与 GPT 评判者（蓝色三角）的平均质量分随 system-prompt 体量（symlog 刻度）的变化，基于 n = 10 专家盲评子集；短代码标识各配置，阴影带为 token 高效区（E/H4）与专家最优区（F/G）。(b) LLM 评判者层（综合分，Table 2）与专家小组（Table 4）的配置排名对比：LLM 层第 1 的 H4_sop_only 跌至第 5，而 F_template 从第 6 升至第 1。</w:t>
       </w:r>
     </w:p>
     <w:p>
@@ -7489,6 +7099,7 @@
         <w:rPr>
           <w:rFonts w:ascii="Times New Roman" w:hAnsi="Times New Roman" w:eastAsia="宋体"/>
           <w:b/>
+          <w:i w:val="0"/>
           <w:sz w:val="24"/>
         </w:rPr>
         <w:t>References</w:t>
@@ -7504,6 +7115,7 @@
         <w:rPr>
           <w:rFonts w:ascii="Times New Roman" w:hAnsi="Times New Roman" w:eastAsia="宋体"/>
           <w:b w:val="0"/>
+          <w:i w:val="0"/>
           <w:sz w:val="24"/>
         </w:rPr>
         <w:t>1. ISO 15189:2022. Medical laboratories — Requirements for quality and competence. Geneva: International Organization for Standardization; 2022.</w:t>
@@ -7519,6 +7131,7 @@
         <w:rPr>
           <w:rFonts w:ascii="Times New Roman" w:hAnsi="Times New Roman" w:eastAsia="宋体"/>
           <w:b w:val="0"/>
+          <w:i w:val="0"/>
           <w:sz w:val="24"/>
         </w:rPr>
         <w:t>2. Yang S, Zhou Y, Wang C, Luo M. The 'Double Helix' model of quality monitoring: risk mapping of quality management system during initial ISO 15189 implementation in a medical laboratory. PLoS One 2026;21:e0342129.</w:t>
@@ -7534,6 +7147,7 @@
         <w:rPr>
           <w:rFonts w:ascii="Times New Roman" w:hAnsi="Times New Roman" w:eastAsia="宋体"/>
           <w:b w:val="0"/>
+          <w:i w:val="0"/>
           <w:sz w:val="24"/>
         </w:rPr>
         <w:t>3. Anthropic. Claude Opus 4.6 System Card. San Francisco (CA): Anthropic; 2026. Available at: https://www.anthropic.com/claude-opus-4-6-system-card. [Accessed 9 May 2026].</w:t>
@@ -7549,6 +7163,7 @@
         <w:rPr>
           <w:rFonts w:ascii="Times New Roman" w:hAnsi="Times New Roman" w:eastAsia="宋体"/>
           <w:b w:val="0"/>
+          <w:i w:val="0"/>
           <w:sz w:val="24"/>
         </w:rPr>
         <w:t>4. OpenAI. GPT-5 System Card. San Francisco (CA): OpenAI; 2025. Available at: https://openai.com/index/gpt-5-system-card/. [Accessed 9 May 2026].</w:t>
@@ -7564,9 +7179,10 @@
         <w:rPr>
           <w:rFonts w:ascii="Times New Roman" w:hAnsi="Times New Roman" w:eastAsia="宋体"/>
           <w:b w:val="0"/>
+          <w:i w:val="0"/>
           <w:sz w:val="24"/>
         </w:rPr>
-        <w:t>5. Boiko DA, MacKnight R, Kline B, Gomes G. Autonomous chemical research with large language models. Nature 2023;624:570–8.</w:t>
+        <w:t>5. Zhao WX, Zhou K, Li J, Tang T, Wang X, Hou Y, et al. A survey of large language models. arXiv preprint 2023; arXiv:2303.18223.</w:t>
       </w:r>
     </w:p>
     <w:p>
@@ -7579,9 +7195,10 @@
         <w:rPr>
           <w:rFonts w:ascii="Times New Roman" w:hAnsi="Times New Roman" w:eastAsia="宋体"/>
           <w:b w:val="0"/>
+          <w:i w:val="0"/>
           <w:sz w:val="24"/>
         </w:rPr>
-        <w:t>6. Jin D, Pan E, Oufattole N, Weng WH, Fang H, Szolovits P. What disease does this patient have? A large-scale open domain question answering dataset from medical exams. Appl Sci 2021;11:6421.</w:t>
+        <w:t>6. Schulhoff S, Ilie M, Balepur N, Kahadze K, Liu A, Si C, et al. The prompt report: a systematic survey of prompting techniques. arXiv preprint 2024; arXiv:2406.06608.</w:t>
       </w:r>
     </w:p>
     <w:p>
@@ -7594,9 +7211,10 @@
         <w:rPr>
           <w:rFonts w:ascii="Times New Roman" w:hAnsi="Times New Roman" w:eastAsia="宋体"/>
           <w:b w:val="0"/>
+          <w:i w:val="0"/>
           <w:sz w:val="24"/>
         </w:rPr>
-        <w:t>7. Zhao WX, Zhou K, Li J, Tang T, Wang X, Hou Y, et al. A survey of large language models. arXiv preprint 2023; arXiv:2303.18223.</w:t>
+        <w:t>7. Zheng L, Chiang WL, Sheng Y, Zhuang S, Wu Z, Zhuang Y, et al. Judging LLM-as-a-judge with MT-Bench and Chatbot Arena. In: Advances in Neural Information Processing Systems 36 (NeurIPS 2023) Datasets and Benchmarks Track. 2023.</w:t>
       </w:r>
     </w:p>
     <w:p>
@@ -7609,9 +7227,10 @@
         <w:rPr>
           <w:rFonts w:ascii="Times New Roman" w:hAnsi="Times New Roman" w:eastAsia="宋体"/>
           <w:b w:val="0"/>
+          <w:i w:val="0"/>
           <w:sz w:val="24"/>
         </w:rPr>
-        <w:t>8. Schulhoff S, Ilie M, Balepur N, Kahadze K, Liu A, Si C, et al. The prompt report: a systematic survey of prompting techniques. arXiv preprint 2024; arXiv:2406.06608.</w:t>
+        <w:t>8. Tan H, Guo Z, Shi Z, Xu L, Liu Z, Feng Y, et al. ProxyQA: an alternative framework for evaluating long-form text generation with large language models. In: Proceedings of the 62nd Annual Meeting of the Association for Computational Linguistics (Volume 1: Long Papers); 2024 Aug 11–16; Bangkok, Thailand. Stroudsburg (PA): Association for Computational Linguistics; 2024. p. 6806–27.</w:t>
       </w:r>
     </w:p>
     <w:p>
@@ -7624,9 +7243,10 @@
         <w:rPr>
           <w:rFonts w:ascii="Times New Roman" w:hAnsi="Times New Roman" w:eastAsia="宋体"/>
           <w:b w:val="0"/>
+          <w:i w:val="0"/>
           <w:sz w:val="24"/>
         </w:rPr>
-        <w:t>9. Zheng L, Chiang WL, Sheng Y, Zhuang S, Wu Z, Zhuang Y, et al. Judging LLM-as-a-judge with MT-Bench and Chatbot Arena. In: Advances in Neural Information Processing Systems 36 (NeurIPS 2023) Datasets and Benchmarks Track. 2023.</w:t>
+        <w:t>9. Chiang WL, Zheng L, Sheng Y, Angelopoulos AN, Li T, Li D, et al. Chatbot Arena: an open platform for evaluating LLMs by human preference. arXiv preprint 2024; arXiv:2403.04132.</w:t>
       </w:r>
     </w:p>
     <w:p>
@@ -7639,9 +7259,10 @@
         <w:rPr>
           <w:rFonts w:ascii="Times New Roman" w:hAnsi="Times New Roman" w:eastAsia="宋体"/>
           <w:b w:val="0"/>
+          <w:i w:val="0"/>
           <w:sz w:val="24"/>
         </w:rPr>
-        <w:t>10. Tan H, Guo Z, Shi Z, Xu L, Liu Z, Feng Y, et al. ProxyQA: an alternative framework for evaluating long-form text generation with large language models. In: Proceedings of the 62nd Annual Meeting of the Association for Computational Linguistics (Volume 1: Long Papers); 2024 Aug 11–16; Bangkok, Thailand. Stroudsburg (PA): Association for Computational Linguistics; 2024. p. 6806–27.</w:t>
+        <w:t>10. Panickssery A, Bowman SR, Feng S. LLM evaluators recognize and favor their own generations. arXiv preprint 2024; arXiv:2404.13076.</w:t>
       </w:r>
     </w:p>
     <w:p>
@@ -7654,9 +7275,10 @@
         <w:rPr>
           <w:rFonts w:ascii="Times New Roman" w:hAnsi="Times New Roman" w:eastAsia="宋体"/>
           <w:b w:val="0"/>
+          <w:i w:val="0"/>
           <w:sz w:val="24"/>
         </w:rPr>
-        <w:t>11. Chiang WL, Zheng L, Sheng Y, Angelopoulos AN, Li T, Li D, et al. Chatbot Arena: an open platform for evaluating LLMs by human preference. arXiv preprint 2024; arXiv:2403.04132.</w:t>
+        <w:t>11. Shrout PE, Fleiss JL. Intraclass correlations: uses in assessing rater reliability. Psychol Bull 1979;86:420–8.</w:t>
       </w:r>
     </w:p>
     <w:p>
@@ -7669,9 +7291,10 @@
         <w:rPr>
           <w:rFonts w:ascii="Times New Roman" w:hAnsi="Times New Roman" w:eastAsia="宋体"/>
           <w:b w:val="0"/>
+          <w:i w:val="0"/>
           <w:sz w:val="24"/>
         </w:rPr>
-        <w:t>12. Panickssery A, Bowman SR, Feng S. LLM evaluators recognize and favor their own generations. arXiv preprint 2024; arXiv:2404.13076.</w:t>
+        <w:t>12. Cicchetti DV. Guidelines, criteria, and rules of thumb for evaluating normed and standardized assessment instruments in psychology. Psychol Assess 1994;6:284–90.</w:t>
       </w:r>
     </w:p>
     <w:p>
@@ -7684,9 +7307,10 @@
         <w:rPr>
           <w:rFonts w:ascii="Times New Roman" w:hAnsi="Times New Roman" w:eastAsia="宋体"/>
           <w:b w:val="0"/>
+          <w:i w:val="0"/>
           <w:sz w:val="24"/>
         </w:rPr>
-        <w:t>13. Shrout PE, Fleiss JL. Intraclass correlations: uses in assessing rater reliability. Psychol Bull 1979;86:420–8.</w:t>
+        <w:t>13. Liu NF, Lin K, Hewitt J, Paranjape A, Bevilacqua M, Petroni F, et al. Lost in the middle: how language models use long contexts. Trans Assoc Comput Linguist 2024;12:157–73.</w:t>
       </w:r>
     </w:p>
     <w:p>
@@ -7699,39 +7323,10 @@
         <w:rPr>
           <w:rFonts w:ascii="Times New Roman" w:hAnsi="Times New Roman" w:eastAsia="宋体"/>
           <w:b w:val="0"/>
+          <w:i w:val="0"/>
           <w:sz w:val="24"/>
         </w:rPr>
-        <w:t>14. Cicchetti DV. Guidelines, criteria, and rules of thumb for evaluating normed and standardized assessment instruments in psychology. Psychol Assess 1994;6:284–90.</w:t>
-      </w:r>
-    </w:p>
-    <w:p>
-      <w:pPr>
-        <w:spacing w:before="80" w:after="80" w:lineRule="auto" w:line="360"/>
-        <w:ind w:firstLine="0"/>
-        <w:jc w:val="both"/>
-      </w:pPr>
-      <w:r>
-        <w:rPr>
-          <w:rFonts w:ascii="Times New Roman" w:hAnsi="Times New Roman" w:eastAsia="宋体"/>
-          <w:b w:val="0"/>
-          <w:sz w:val="24"/>
-        </w:rPr>
-        <w:t>15. Liu NF, Lin K, Hewitt J, Paranjape A, Bevilacqua M, Petroni F, et al. Lost in the middle: how language models use long contexts. Trans Assoc Comput Linguist 2024;12:157–73.</w:t>
-      </w:r>
-    </w:p>
-    <w:p>
-      <w:pPr>
-        <w:spacing w:before="80" w:after="80" w:lineRule="auto" w:line="360"/>
-        <w:ind w:firstLine="0"/>
-        <w:jc w:val="both"/>
-      </w:pPr>
-      <w:r>
-        <w:rPr>
-          <w:rFonts w:ascii="Times New Roman" w:hAnsi="Times New Roman" w:eastAsia="宋体"/>
-          <w:b w:val="0"/>
-          <w:sz w:val="24"/>
-        </w:rPr>
-        <w:t>16. Knott M, Krebs M, Kerscher A. Large language models in healthcare quality management: a European perspective on process automation and compliance. Front Digit Health 2026;8:1761641.</w:t>
+        <w:t>14. Knott M, Krebs M, Kerscher A. Large language models in healthcare quality management: a European perspective on process automation and compliance. Front Digit Health 2026;8:1761641.</w:t>
       </w:r>
     </w:p>
     <w:p>
@@ -7744,6 +7339,7 @@
         <w:rPr>
           <w:rFonts w:ascii="Times New Roman" w:hAnsi="Times New Roman" w:eastAsia="宋体"/>
           <w:b/>
+          <w:i w:val="0"/>
           <w:sz w:val="24"/>
         </w:rPr>
         <w:t>Word count (正文含参考文献)</w:t>
@@ -7752,9 +7348,10 @@
         <w:rPr>
           <w:rFonts w:ascii="Times New Roman" w:hAnsi="Times New Roman" w:eastAsia="宋体"/>
           <w:b w:val="0"/>
+          <w:i w:val="0"/>
           <w:sz w:val="24"/>
         </w:rPr>
-        <w:t>：约 9000 字</w:t>
+        <w:t>：约 12100 字</w:t>
       </w:r>
     </w:p>
     <w:p>
@@ -7767,6 +7364,7 @@
         <w:rPr>
           <w:rFonts w:ascii="Times New Roman" w:hAnsi="Times New Roman" w:eastAsia="宋体"/>
           <w:b/>
+          <w:i w:val="0"/>
           <w:sz w:val="24"/>
         </w:rPr>
         <w:t>Tables</w:t>
@@ -7775,9 +7373,10 @@
         <w:rPr>
           <w:rFonts w:ascii="Times New Roman" w:hAnsi="Times New Roman" w:eastAsia="宋体"/>
           <w:b w:val="0"/>
+          <w:i w:val="0"/>
           <w:sz w:val="24"/>
         </w:rPr>
-        <w:t>：6</w:t>
+        <w:t>：5</w:t>
       </w:r>
     </w:p>
     <w:p>
@@ -7790,6 +7389,7 @@
         <w:rPr>
           <w:rFonts w:ascii="Times New Roman" w:hAnsi="Times New Roman" w:eastAsia="宋体"/>
           <w:b/>
+          <w:i w:val="0"/>
           <w:sz w:val="24"/>
         </w:rPr>
         <w:t>Figures</w:t>
@@ -7798,6 +7398,7 @@
         <w:rPr>
           <w:rFonts w:ascii="Times New Roman" w:hAnsi="Times New Roman" w:eastAsia="宋体"/>
           <w:b w:val="0"/>
+          <w:i w:val="0"/>
           <w:sz w:val="24"/>
         </w:rPr>
         <w:t>：4</w:t>
@@ -7813,6 +7414,7 @@
         <w:rPr>
           <w:rFonts w:ascii="Times New Roman" w:hAnsi="Times New Roman" w:eastAsia="宋体"/>
           <w:b/>
+          <w:i w:val="0"/>
           <w:sz w:val="24"/>
         </w:rPr>
         <w:t>References</w:t>
@@ -7821,9 +7423,10 @@
         <w:rPr>
           <w:rFonts w:ascii="Times New Roman" w:hAnsi="Times New Roman" w:eastAsia="宋体"/>
           <w:b w:val="0"/>
+          <w:i w:val="0"/>
           <w:sz w:val="24"/>
         </w:rPr>
-        <w:t>：16</w:t>
+        <w:t>：14</w:t>
       </w:r>
     </w:p>
     <w:sectPr>

--- a/paper/manuscript_v2_zh_CCLM.docx
+++ b/paper/manuscript_v2_zh_CCLM.docx
@@ -6734,7 +6734,7 @@
           <w:i w:val="0"/>
           <w:sz w:val="24"/>
         </w:rPr>
-        <w:t>：486 份生成文件、864 条 LLM-as-judge 评分、30 条盲法专家评分以及全部分析代码已在 GitHub 公开（https://github.com/stttttte/iso15189-llm-config-experiment），采用双许可证：代码 MIT，数据 CC BY 4.0。版本化快照已在 Zenodo 归档（DOI：10.5281/zenodo.20091464；https://doi.org/10.5281/zenodo.20091464）。</w:t>
+        <w:t>：486 份生成文件、864 条 LLM-as-judge 评分、30 条盲法专家评分以及全部分析代码已在 GitHub 公开（https://github.com/stttttte/iso15189-llm-config-experiment），采用双许可证：代码 MIT，数据 CC BY 4.0。版本化快照已在 Zenodo 归档（DOI：10.5281/zenodo.20091463；https://doi.org/10.5281/zenodo.20091463）。</w:t>
       </w:r>
     </w:p>
     <w:p>

--- a/paper/manuscript_v2_zh_CCLM.docx
+++ b/paper/manuscript_v2_zh_CCLM.docx
@@ -315,7 +315,7 @@
           <w:i w:val="0"/>
           <w:sz w:val="24"/>
         </w:rPr>
-        <w:t>：在 LLM 评判者层，只有“规则”成分显著提高合规分［Δ=0.511，95% CI（0.28, 0.75）；BH-adjusted p&lt;0.001］。C_full（~56,000 tokens）在 Claude 下评分 3.22–4.56，在 GPT-5.4 下仅 1.40–1.84。两位评判者都把 Claude 生成的输出评得高约 0.3 分，主要由 C_full 驱动，与经典自我偏好不符。专家间一致性极佳［ICC(2,k)=0.982］；评判者与专家一致性至多中等、置信区间宽且跨过 0，两位评判者把专家评分高估 0.52–0.90 分。H4_sop_only 在专家评估下跌至第 5，带完整文档模板的配置排名最高（4.06–4.24）。</w:t>
+        <w:t>：在 LLM 评判者层，只有“规则”成分显著提高合规分［Δ=0.511，95% CI（0.28, 0.75）；BH-adjusted p&lt;0.001］。全量上下文配置 C_full（~56,000 tokens）在 Claude 下评分 3.22–4.56，在 GPT-5.4 下仅 1.40–1.84。两位评判者都把 Claude 生成的输出评得高约 0.3 分，主要由 C_full 驱动，与经典自我偏好不符。专家间一致性极佳［ICC(2,k)=0.982］；评判者与专家一致性至多中等、置信区间宽且跨过 0，两位评判者把专家评分高估 0.52–0.90 分。H4_sop_only 在专家评估下跌至第 5，带完整文档模板的配置排名最高（4.06–4.24）。</w:t>
       </w:r>
     </w:p>
     <w:p>

--- a/paper/manuscript_v2_zh_CCLM.docx
+++ b/paper/manuscript_v2_zh_CCLM.docx
@@ -315,7 +315,7 @@
           <w:i w:val="0"/>
           <w:sz w:val="24"/>
         </w:rPr>
-        <w:t>：在 LLM 评判者层，只有“规则”成分显著提高合规分［Δ=0.511，95% CI（0.28, 0.75）；BH-adjusted p&lt;0.001］。全量上下文配置 C_full（~56,000 tokens）在 Claude 下评分 3.22–4.56，在 GPT-5.4 下仅 1.40–1.84。两位评判者都把 Claude 生成的输出评得高约 0.3 分，主要由 C_full 驱动，与经典自我偏好不符。专家间一致性极佳［ICC(2,k)=0.982］；评判者与专家一致性至多中等、置信区间宽且跨过 0，两位评判者把专家评分高估 0.52–0.90 分。H4_sop_only 在专家评估下跌至第 5，带完整文档模板的配置排名最高（4.06–4.24）。</w:t>
+        <w:t>：在 LLM 评判者层，只有“规则”成分显著提高合规分［Δ=0.511，bootstrap 95% CI（0.28, 0.75）；BH-adjusted p&lt;0.001］。全量上下文配置 C_full（~56,000 tokens）在 Claude 下评分 3.22–4.56，在 GPT-5.4 下仅 1.40–1.84。两位评判者都把 Claude 生成的输出评得高约 0.3 分（Panickssery 自我偏好指数：Claude +0.29、GPT −0.30），该效应集中于 C_full，与经典自我偏好不符。同单位专家间一致性极佳［ICC(2,k)=0.982］；评判者与专家一致性至多中等［ICC(3,1)=0.548 vs 0.217］，置信区间宽且跨过 0，两位评判者把专家评分高估 0.52–0.90 分。LLM 偏好的 H4_sop_only 在专家评估下跌至 7 配置中的第 5 名，带完整文档模板的配置排名最高（4.06–4.24）。</w:t>
       </w:r>
     </w:p>
     <w:p>

--- a/paper/manuscript_v2_zh_CCLM.docx
+++ b/paper/manuscript_v2_zh_CCLM.docx
@@ -340,7 +340,7 @@
           <w:i w:val="0"/>
           <w:sz w:val="24"/>
         </w:rPr>
-        <w:t>：最优配置因评估层级而异：极简 prompt（~1,000–2,000 tokens）较适合需后续人工把关的探索性草稿；拟提交认可的文件以带完整文档模板的 prompt（~15,000–16,000 tokens）表现更好；C_full 在 GPT-5.4 下表现明显下降、宜谨慎使用——此项基于 3 个任务、未经专家层验证，属初步观察。LLM-as-judge 可用于初筛，但专家终审仍不可或缺。</w:t>
+        <w:t>：最优配置因评估层级而异：极简 prompt（~1,000–2,000 tokens）较适合需后续人工把关的探索性草稿；对于拟提交认可的文件，带完整文档模板的 prompt（~15,000–16,000 tokens）往往表现更好；C_full 在 GPT-5.4 下表现明显下降、宜谨慎使用——此项基于 3 个任务、未经专家层验证，属初步观察。LLM-as-judge 可用于初筛，但专家终审仍不可或缺。</w:t>
       </w:r>
     </w:p>
     <w:p>

--- a/paper/manuscript_v2_zh_CCLM.docx
+++ b/paper/manuscript_v2_zh_CCLM.docx
@@ -345,6 +345,31 @@
     </w:p>
     <w:p>
       <w:pPr>
+        <w:spacing w:before="80" w:after="80" w:lineRule="auto" w:line="360"/>
+        <w:ind w:firstLine="0"/>
+        <w:jc w:val="both"/>
+      </w:pPr>
+      <w:r>
+        <w:rPr>
+          <w:rFonts w:ascii="Times New Roman" w:hAnsi="Times New Roman" w:eastAsia="宋体"/>
+          <w:b/>
+          <w:i w:val="0"/>
+          <w:sz w:val="24"/>
+        </w:rPr>
+        <w:t>Keywords</w:t>
+      </w:r>
+      <w:r>
+        <w:rPr>
+          <w:rFonts w:ascii="Times New Roman" w:hAnsi="Times New Roman" w:eastAsia="宋体"/>
+          <w:b w:val="0"/>
+          <w:i w:val="0"/>
+          <w:sz w:val="24"/>
+        </w:rPr>
+        <w:t>：accreditation; artificial intelligence; inter-rater reliability; large language models; medical laboratory</w:t>
+      </w:r>
+    </w:p>
+    <w:p>
+      <w:pPr>
         <w:spacing w:before="280" w:after="120" w:lineRule="auto" w:line="360"/>
         <w:jc w:val="left"/>
       </w:pPr>
@@ -593,7 +618,7 @@
           <w:i w:val="0"/>
           <w:sz w:val="24"/>
         </w:rPr>
-        <w:t>我们用三层互补的框架评估合规性，三层均按 0–5 分评分：基于规则的自动评分器（Tier 1）、两位 LLM 评判者（Tier 2a、2b）、以及独立的盲法专家评审（Tier 3）。Tier 1 只度量代码能客观检测的结构性特征；Tier 2 和 Tier 3 共用 Table 1 的五维度评分量规——条款满足度、可操作性、内部一致性、PDCA 闭环、专业深度。</w:t>
+        <w:t>我们用三层互补的框架评估合规性，三层均按 0–5 分评分：基于规则的自动评分器（Tier 1）、两位 LLM 评判者（Tier 2a、2b）、以及独立的盲法专家评审（Tier 3）。Tier 1 只度量代码能客观检测的结构性特征；Tier 2 和 Tier 3 共用一套五维度评分量规（Supplementary Table S2）——条款满足度、可操作性、内部一致性、PDCA 闭环、专业深度。</w:t>
       </w:r>
     </w:p>
     <w:p>
@@ -640,7 +665,7 @@
           <w:i w:val="0"/>
           <w:sz w:val="24"/>
         </w:rPr>
-        <w:t>本层只度量结构性合规。其中条款覆盖只看文件引用了多少条款，不看这些条款有没有真正落实：一份文件只写“应按 7.3.1 实施室内质控”、却不给出具体质控方案，同样算作已覆盖。这一点由 Tier 2 和 Tier 3 补上——Table 1 的“条款满足度”维度把“大量条款仅引用未落实”直接判为 1 分——因此 Tier 1 分数高，并不代表文件可以拿去申请认可。</w:t>
+        <w:t>本层只度量结构性合规。其中条款覆盖只看文件引用了多少条款，不看这些条款有没有真正落实：一份文件只写“应按 7.3.1 实施室内质控”、却不给出具体质控方案，同样算作已覆盖。这一点由 Tier 2 和 Tier 3 补上——量规中的“条款满足度”维度把“大量条款仅引用未落实”直接判为 1 分——因此 Tier 1 分数高，并不代表文件可以拿去申请认可。</w:t>
       </w:r>
     </w:p>
     <w:p>
@@ -671,724 +696,9 @@
           <w:i w:val="0"/>
           <w:sz w:val="24"/>
         </w:rPr>
-        <w:t>两位评判者（Claude、GPT）各自给两个模型生成的文件打分，构成 2×2 交叉设计，从而把评判者的自我偏好与真实质量差异分开。Claude Opus 4.6 扮演“CNAS 主任评审员”，按 Table 1 的五个维度给每份覆盖到的文件打一次分，经 Claude Code 的 Agent 子代理运行、未显式设定 temperature 与 max_tokens。Claude 评审随配置集扩展分批进行，部分批次只保留了组均值而非逐文件评分（第 4.6 节），故文件级评分共 378 条、占 486 份文件的 77.8%。GPT-5.4 用相同的 prompt、量规与 0–5 分尺度对全部 486 份文件各打一次分（405 份 Claude 生成 + 81 份 GPT 生成），其参数为 temperature = 0、max_completion_tokens = 2,000，与 Tier 2a 不同（第 4.6 节）；输出未被 max_tokens 截断（486 份 JSON 全部正常解析），每份原始 JSON 均已公开。两位评判者合计 864 条评分；两边数目不等原因如上，但 2×2 的四个象限都有数据，因此仍能做自我偏好分解。Table 1 给出了 5 分、3 分、1 分的明确标准（分别对应完全符合、部分符合、严重不符）；中间的 4、2 分由评分者在相邻两档之间判断；0 分表示该维度无法评估。这些标准对所有评判者与专家完全一致。</w:t>
+        <w:t>两位评判者（Claude、GPT）各自给两个模型生成的文件打分，构成 2×2 交叉设计，从而把评判者的自我偏好与真实质量差异分开。Claude Opus 4.6 扮演“CNAS 主任评审员”，按共用量规的五个维度给每份覆盖到的文件打一次分，经 Claude Code 的 Agent 子代理运行、未显式设定 temperature 与 max_tokens。Claude 评审随配置集扩展分批进行，部分批次只保留了组均值而非逐文件评分（第 4.6 节），故文件级评分共 378 条、占 486 份文件的 77.8%。GPT-5.4 用相同的 prompt、量规与 0–5 分尺度对全部 486 份文件各打一次分（405 份 Claude 生成 + 81 份 GPT 生成），其参数为 temperature = 0、max_completion_tokens = 2,000，与 Tier 2a 不同（第 4.6 节）；输出未被 max_tokens 截断（486 份 JSON 全部正常解析），每份原始 JSON 均已公开。两位评判者合计 864 条评分；两边数目不等原因如上，但 2×2 的四个象限都有数据，因此仍能做自我偏好分解。Supplementary Table S2 给出了 5 分、3 分、1 分的明确标准（分别对应完全符合、部分符合、严重不符）；中间的 4、2 分由评分者在相邻两档之间判断；0 分表示该维度无法评估。这些标准对所有评判者与专家完全一致。</w:t>
       </w:r>
     </w:p>
-    <w:p>
-      <w:pPr>
-        <w:spacing w:before="120" w:after="40" w:lineRule="auto" w:line="360"/>
-        <w:ind w:firstLine="0"/>
-        <w:jc w:val="center"/>
-      </w:pPr>
-      <w:r>
-        <w:rPr>
-          <w:rFonts w:ascii="Times New Roman" w:hAnsi="Times New Roman" w:eastAsia="宋体"/>
-          <w:b/>
-          <w:i w:val="0"/>
-          <w:sz w:val="24"/>
-        </w:rPr>
-        <w:t>Table 1. Tier 2a/2b 与 Tier 3 共用的五维度评分量规。</w:t>
-      </w:r>
-    </w:p>
-    <w:tbl>
-      <w:tblPr>
-        <w:tblW w:type="auto" w:w="0"/>
-        <w:jc w:val="center"/>
-        <w:tblLayout w:type="autofit"/>
-        <w:tblLook w:firstColumn="1" w:firstRow="1" w:lastColumn="0" w:lastRow="0" w:noHBand="0" w:noVBand="1" w:val="04A0"/>
-      </w:tblPr>
-      <w:tblGrid>
-        <w:gridCol w:w="2209"/>
-        <w:gridCol w:w="2209"/>
-        <w:gridCol w:w="2209"/>
-        <w:gridCol w:w="2209"/>
-      </w:tblGrid>
-      <w:tr>
-        <w:tc>
-          <w:tcPr>
-            <w:tcW w:type="dxa" w:w="2209"/>
-            <w:vAlign w:val="center"/>
-            <w:tcBorders>
-              <w:top w:val="single" w:sz="4" w:color="000000"/>
-              <w:left w:val="single" w:sz="4" w:color="000000"/>
-              <w:bottom w:val="single" w:sz="4" w:color="000000"/>
-              <w:right w:val="single" w:sz="4" w:color="000000"/>
-            </w:tcBorders>
-          </w:tcPr>
-          <w:p>
-            <w:pPr>
-              <w:spacing w:before="60" w:after="60" w:lineRule="auto" w:line="276"/>
-              <w:jc w:val="center"/>
-            </w:pPr>
-            <w:r/>
-            <w:r>
-              <w:rPr>
-                <w:rFonts w:ascii="Times New Roman" w:hAnsi="Times New Roman" w:eastAsia="宋体"/>
-                <w:b/>
-                <w:i w:val="0"/>
-                <w:sz w:val="18"/>
-              </w:rPr>
-              <w:t>维度</w:t>
-            </w:r>
-          </w:p>
-        </w:tc>
-        <w:tc>
-          <w:tcPr>
-            <w:tcW w:type="dxa" w:w="2209"/>
-            <w:vAlign w:val="center"/>
-            <w:tcBorders>
-              <w:top w:val="single" w:sz="4" w:color="000000"/>
-              <w:left w:val="single" w:sz="4" w:color="000000"/>
-              <w:bottom w:val="single" w:sz="4" w:color="000000"/>
-              <w:right w:val="single" w:sz="4" w:color="000000"/>
-            </w:tcBorders>
-          </w:tcPr>
-          <w:p>
-            <w:pPr>
-              <w:spacing w:before="60" w:after="60" w:lineRule="auto" w:line="276"/>
-              <w:jc w:val="center"/>
-            </w:pPr>
-            <w:r/>
-            <w:r>
-              <w:rPr>
-                <w:rFonts w:ascii="Times New Roman" w:hAnsi="Times New Roman" w:eastAsia="宋体"/>
-                <w:b/>
-                <w:i w:val="0"/>
-                <w:sz w:val="18"/>
-              </w:rPr>
-              <w:t>5 分标准</w:t>
-            </w:r>
-          </w:p>
-        </w:tc>
-        <w:tc>
-          <w:tcPr>
-            <w:tcW w:type="dxa" w:w="2209"/>
-            <w:vAlign w:val="center"/>
-            <w:tcBorders>
-              <w:top w:val="single" w:sz="4" w:color="000000"/>
-              <w:left w:val="single" w:sz="4" w:color="000000"/>
-              <w:bottom w:val="single" w:sz="4" w:color="000000"/>
-              <w:right w:val="single" w:sz="4" w:color="000000"/>
-            </w:tcBorders>
-          </w:tcPr>
-          <w:p>
-            <w:pPr>
-              <w:spacing w:before="60" w:after="60" w:lineRule="auto" w:line="276"/>
-              <w:jc w:val="center"/>
-            </w:pPr>
-            <w:r/>
-            <w:r>
-              <w:rPr>
-                <w:rFonts w:ascii="Times New Roman" w:hAnsi="Times New Roman" w:eastAsia="宋体"/>
-                <w:b/>
-                <w:i w:val="0"/>
-                <w:sz w:val="18"/>
-              </w:rPr>
-              <w:t>3 分标准</w:t>
-            </w:r>
-          </w:p>
-        </w:tc>
-        <w:tc>
-          <w:tcPr>
-            <w:tcW w:type="dxa" w:w="2209"/>
-            <w:vAlign w:val="center"/>
-            <w:tcBorders>
-              <w:top w:val="single" w:sz="4" w:color="000000"/>
-              <w:left w:val="single" w:sz="4" w:color="000000"/>
-              <w:bottom w:val="single" w:sz="4" w:color="000000"/>
-              <w:right w:val="single" w:sz="4" w:color="000000"/>
-            </w:tcBorders>
-          </w:tcPr>
-          <w:p>
-            <w:pPr>
-              <w:spacing w:before="60" w:after="60" w:lineRule="auto" w:line="276"/>
-              <w:jc w:val="center"/>
-            </w:pPr>
-            <w:r/>
-            <w:r>
-              <w:rPr>
-                <w:rFonts w:ascii="Times New Roman" w:hAnsi="Times New Roman" w:eastAsia="宋体"/>
-                <w:b/>
-                <w:i w:val="0"/>
-                <w:sz w:val="18"/>
-              </w:rPr>
-              <w:t>1 分标准</w:t>
-            </w:r>
-          </w:p>
-        </w:tc>
-      </w:tr>
-      <w:tr>
-        <w:tc>
-          <w:tcPr>
-            <w:tcW w:type="dxa" w:w="2209"/>
-            <w:vAlign w:val="center"/>
-            <w:tcBorders>
-              <w:top w:val="single" w:sz="4" w:color="000000"/>
-              <w:left w:val="single" w:sz="4" w:color="000000"/>
-              <w:bottom w:val="single" w:sz="4" w:color="000000"/>
-              <w:right w:val="single" w:sz="4" w:color="000000"/>
-            </w:tcBorders>
-          </w:tcPr>
-          <w:p>
-            <w:pPr>
-              <w:spacing w:before="60" w:after="60" w:lineRule="auto" w:line="276"/>
-              <w:jc w:val="center"/>
-            </w:pPr>
-            <w:r/>
-            <w:r>
-              <w:rPr>
-                <w:rFonts w:ascii="Times New Roman" w:hAnsi="Times New Roman" w:eastAsia="宋体"/>
-                <w:b w:val="0"/>
-                <w:i w:val="0"/>
-                <w:sz w:val="18"/>
-              </w:rPr>
-              <w:t>条款满足度</w:t>
-            </w:r>
-          </w:p>
-        </w:tc>
-        <w:tc>
-          <w:tcPr>
-            <w:tcW w:type="dxa" w:w="2209"/>
-            <w:vAlign w:val="center"/>
-            <w:tcBorders>
-              <w:top w:val="single" w:sz="4" w:color="000000"/>
-              <w:left w:val="single" w:sz="4" w:color="000000"/>
-              <w:bottom w:val="single" w:sz="4" w:color="000000"/>
-              <w:right w:val="single" w:sz="4" w:color="000000"/>
-            </w:tcBorders>
-          </w:tcPr>
-          <w:p>
-            <w:pPr>
-              <w:spacing w:before="60" w:after="60" w:lineRule="auto" w:line="276"/>
-              <w:jc w:val="center"/>
-            </w:pPr>
-            <w:r/>
-            <w:r>
-              <w:rPr>
-                <w:rFonts w:ascii="Times New Roman" w:hAnsi="Times New Roman" w:eastAsia="宋体"/>
-                <w:b w:val="0"/>
-                <w:i w:val="0"/>
-                <w:sz w:val="18"/>
-              </w:rPr>
-              <w:t>对应条款所有 SHALL 要求均有具体落地措施</w:t>
-            </w:r>
-          </w:p>
-        </w:tc>
-        <w:tc>
-          <w:tcPr>
-            <w:tcW w:type="dxa" w:w="2209"/>
-            <w:vAlign w:val="center"/>
-            <w:tcBorders>
-              <w:top w:val="single" w:sz="4" w:color="000000"/>
-              <w:left w:val="single" w:sz="4" w:color="000000"/>
-              <w:bottom w:val="single" w:sz="4" w:color="000000"/>
-              <w:right w:val="single" w:sz="4" w:color="000000"/>
-            </w:tcBorders>
-          </w:tcPr>
-          <w:p>
-            <w:pPr>
-              <w:spacing w:before="60" w:after="60" w:lineRule="auto" w:line="276"/>
-              <w:jc w:val="center"/>
-            </w:pPr>
-            <w:r/>
-            <w:r>
-              <w:rPr>
-                <w:rFonts w:ascii="Times New Roman" w:hAnsi="Times New Roman" w:eastAsia="宋体"/>
-                <w:b w:val="0"/>
-                <w:i w:val="0"/>
-                <w:sz w:val="18"/>
-              </w:rPr>
-              <w:t>覆盖主要条款但有遗漏或浮于表面</w:t>
-            </w:r>
-          </w:p>
-        </w:tc>
-        <w:tc>
-          <w:tcPr>
-            <w:tcW w:type="dxa" w:w="2209"/>
-            <w:vAlign w:val="center"/>
-            <w:tcBorders>
-              <w:top w:val="single" w:sz="4" w:color="000000"/>
-              <w:left w:val="single" w:sz="4" w:color="000000"/>
-              <w:bottom w:val="single" w:sz="4" w:color="000000"/>
-              <w:right w:val="single" w:sz="4" w:color="000000"/>
-            </w:tcBorders>
-          </w:tcPr>
-          <w:p>
-            <w:pPr>
-              <w:spacing w:before="60" w:after="60" w:lineRule="auto" w:line="276"/>
-              <w:jc w:val="center"/>
-            </w:pPr>
-            <w:r/>
-            <w:r>
-              <w:rPr>
-                <w:rFonts w:ascii="Times New Roman" w:hAnsi="Times New Roman" w:eastAsia="宋体"/>
-                <w:b w:val="0"/>
-                <w:i w:val="0"/>
-                <w:sz w:val="18"/>
-              </w:rPr>
-              <w:t>大量条款仅引用未落实，或严重遗漏</w:t>
-            </w:r>
-          </w:p>
-        </w:tc>
-      </w:tr>
-      <w:tr>
-        <w:tc>
-          <w:tcPr>
-            <w:tcW w:type="dxa" w:w="2209"/>
-            <w:vAlign w:val="center"/>
-            <w:tcBorders>
-              <w:top w:val="single" w:sz="4" w:color="000000"/>
-              <w:left w:val="single" w:sz="4" w:color="000000"/>
-              <w:bottom w:val="single" w:sz="4" w:color="000000"/>
-              <w:right w:val="single" w:sz="4" w:color="000000"/>
-            </w:tcBorders>
-          </w:tcPr>
-          <w:p>
-            <w:pPr>
-              <w:spacing w:before="60" w:after="60" w:lineRule="auto" w:line="276"/>
-              <w:jc w:val="center"/>
-            </w:pPr>
-            <w:r/>
-            <w:r>
-              <w:rPr>
-                <w:rFonts w:ascii="Times New Roman" w:hAnsi="Times New Roman" w:eastAsia="宋体"/>
-                <w:b w:val="0"/>
-                <w:i w:val="0"/>
-                <w:sz w:val="18"/>
-              </w:rPr>
-              <w:t>可操作性</w:t>
-            </w:r>
-          </w:p>
-        </w:tc>
-        <w:tc>
-          <w:tcPr>
-            <w:tcW w:type="dxa" w:w="2209"/>
-            <w:vAlign w:val="center"/>
-            <w:tcBorders>
-              <w:top w:val="single" w:sz="4" w:color="000000"/>
-              <w:left w:val="single" w:sz="4" w:color="000000"/>
-              <w:bottom w:val="single" w:sz="4" w:color="000000"/>
-              <w:right w:val="single" w:sz="4" w:color="000000"/>
-            </w:tcBorders>
-          </w:tcPr>
-          <w:p>
-            <w:pPr>
-              <w:spacing w:before="60" w:after="60" w:lineRule="auto" w:line="276"/>
-              <w:jc w:val="center"/>
-            </w:pPr>
-            <w:r/>
-            <w:r>
-              <w:rPr>
-                <w:rFonts w:ascii="Times New Roman" w:hAnsi="Times New Roman" w:eastAsia="宋体"/>
-                <w:b w:val="0"/>
-                <w:i w:val="0"/>
-                <w:sz w:val="18"/>
-              </w:rPr>
-              <w:t>每步有具体责任人（岗位名）、量化时限、明确输出（表单编号）</w:t>
-            </w:r>
-          </w:p>
-        </w:tc>
-        <w:tc>
-          <w:tcPr>
-            <w:tcW w:type="dxa" w:w="2209"/>
-            <w:vAlign w:val="center"/>
-            <w:tcBorders>
-              <w:top w:val="single" w:sz="4" w:color="000000"/>
-              <w:left w:val="single" w:sz="4" w:color="000000"/>
-              <w:bottom w:val="single" w:sz="4" w:color="000000"/>
-              <w:right w:val="single" w:sz="4" w:color="000000"/>
-            </w:tcBorders>
-          </w:tcPr>
-          <w:p>
-            <w:pPr>
-              <w:spacing w:before="60" w:after="60" w:lineRule="auto" w:line="276"/>
-              <w:jc w:val="center"/>
-            </w:pPr>
-            <w:r/>
-            <w:r>
-              <w:rPr>
-                <w:rFonts w:ascii="Times New Roman" w:hAnsi="Times New Roman" w:eastAsia="宋体"/>
-                <w:b w:val="0"/>
-                <w:i w:val="0"/>
-                <w:sz w:val="18"/>
-              </w:rPr>
-              <w:t>大部分步骤可操作，少量模糊</w:t>
-            </w:r>
-          </w:p>
-        </w:tc>
-        <w:tc>
-          <w:tcPr>
-            <w:tcW w:type="dxa" w:w="2209"/>
-            <w:vAlign w:val="center"/>
-            <w:tcBorders>
-              <w:top w:val="single" w:sz="4" w:color="000000"/>
-              <w:left w:val="single" w:sz="4" w:color="000000"/>
-              <w:bottom w:val="single" w:sz="4" w:color="000000"/>
-              <w:right w:val="single" w:sz="4" w:color="000000"/>
-            </w:tcBorders>
-          </w:tcPr>
-          <w:p>
-            <w:pPr>
-              <w:spacing w:before="60" w:after="60" w:lineRule="auto" w:line="276"/>
-              <w:jc w:val="center"/>
-            </w:pPr>
-            <w:r/>
-            <w:r>
-              <w:rPr>
-                <w:rFonts w:ascii="Times New Roman" w:hAnsi="Times New Roman" w:eastAsia="宋体"/>
-                <w:b w:val="0"/>
-                <w:i w:val="0"/>
-                <w:sz w:val="18"/>
-              </w:rPr>
-              <w:t>大量“及时”“相关人员”“定期”等无法执行的表述</w:t>
-            </w:r>
-          </w:p>
-        </w:tc>
-      </w:tr>
-      <w:tr>
-        <w:tc>
-          <w:tcPr>
-            <w:tcW w:type="dxa" w:w="2209"/>
-            <w:vAlign w:val="center"/>
-            <w:tcBorders>
-              <w:top w:val="single" w:sz="4" w:color="000000"/>
-              <w:left w:val="single" w:sz="4" w:color="000000"/>
-              <w:bottom w:val="single" w:sz="4" w:color="000000"/>
-              <w:right w:val="single" w:sz="4" w:color="000000"/>
-            </w:tcBorders>
-          </w:tcPr>
-          <w:p>
-            <w:pPr>
-              <w:spacing w:before="60" w:after="60" w:lineRule="auto" w:line="276"/>
-              <w:jc w:val="center"/>
-            </w:pPr>
-            <w:r/>
-            <w:r>
-              <w:rPr>
-                <w:rFonts w:ascii="Times New Roman" w:hAnsi="Times New Roman" w:eastAsia="宋体"/>
-                <w:b w:val="0"/>
-                <w:i w:val="0"/>
-                <w:sz w:val="18"/>
-              </w:rPr>
-              <w:t>内部一致性</w:t>
-            </w:r>
-          </w:p>
-        </w:tc>
-        <w:tc>
-          <w:tcPr>
-            <w:tcW w:type="dxa" w:w="2209"/>
-            <w:vAlign w:val="center"/>
-            <w:tcBorders>
-              <w:top w:val="single" w:sz="4" w:color="000000"/>
-              <w:left w:val="single" w:sz="4" w:color="000000"/>
-              <w:bottom w:val="single" w:sz="4" w:color="000000"/>
-              <w:right w:val="single" w:sz="4" w:color="000000"/>
-            </w:tcBorders>
-          </w:tcPr>
-          <w:p>
-            <w:pPr>
-              <w:spacing w:before="60" w:after="60" w:lineRule="auto" w:line="276"/>
-              <w:jc w:val="center"/>
-            </w:pPr>
-            <w:r/>
-            <w:r>
-              <w:rPr>
-                <w:rFonts w:ascii="Times New Roman" w:hAnsi="Times New Roman" w:eastAsia="宋体"/>
-                <w:b w:val="0"/>
-                <w:i w:val="0"/>
-                <w:sz w:val="18"/>
-              </w:rPr>
-              <w:t>引用的文件/表单全部在相关章节列出，职责分配清晰</w:t>
-            </w:r>
-          </w:p>
-        </w:tc>
-        <w:tc>
-          <w:tcPr>
-            <w:tcW w:type="dxa" w:w="2209"/>
-            <w:vAlign w:val="center"/>
-            <w:tcBorders>
-              <w:top w:val="single" w:sz="4" w:color="000000"/>
-              <w:left w:val="single" w:sz="4" w:color="000000"/>
-              <w:bottom w:val="single" w:sz="4" w:color="000000"/>
-              <w:right w:val="single" w:sz="4" w:color="000000"/>
-            </w:tcBorders>
-          </w:tcPr>
-          <w:p>
-            <w:pPr>
-              <w:spacing w:before="60" w:after="60" w:lineRule="auto" w:line="276"/>
-              <w:jc w:val="center"/>
-            </w:pPr>
-            <w:r/>
-            <w:r>
-              <w:rPr>
-                <w:rFonts w:ascii="Times New Roman" w:hAnsi="Times New Roman" w:eastAsia="宋体"/>
-                <w:b w:val="0"/>
-                <w:i w:val="0"/>
-                <w:sz w:val="18"/>
-              </w:rPr>
-              <w:t>少量悬空引用或表述矛盾</w:t>
-            </w:r>
-          </w:p>
-        </w:tc>
-        <w:tc>
-          <w:tcPr>
-            <w:tcW w:type="dxa" w:w="2209"/>
-            <w:vAlign w:val="center"/>
-            <w:tcBorders>
-              <w:top w:val="single" w:sz="4" w:color="000000"/>
-              <w:left w:val="single" w:sz="4" w:color="000000"/>
-              <w:bottom w:val="single" w:sz="4" w:color="000000"/>
-              <w:right w:val="single" w:sz="4" w:color="000000"/>
-            </w:tcBorders>
-          </w:tcPr>
-          <w:p>
-            <w:pPr>
-              <w:spacing w:before="60" w:after="60" w:lineRule="auto" w:line="276"/>
-              <w:jc w:val="center"/>
-            </w:pPr>
-            <w:r/>
-            <w:r>
-              <w:rPr>
-                <w:rFonts w:ascii="Times New Roman" w:hAnsi="Times New Roman" w:eastAsia="宋体"/>
-                <w:b w:val="0"/>
-                <w:i w:val="0"/>
-                <w:sz w:val="18"/>
-              </w:rPr>
-              <w:t>大量悬空引用或职责冲突</w:t>
-            </w:r>
-          </w:p>
-        </w:tc>
-      </w:tr>
-      <w:tr>
-        <w:tc>
-          <w:tcPr>
-            <w:tcW w:type="dxa" w:w="2209"/>
-            <w:vAlign w:val="center"/>
-            <w:tcBorders>
-              <w:top w:val="single" w:sz="4" w:color="000000"/>
-              <w:left w:val="single" w:sz="4" w:color="000000"/>
-              <w:bottom w:val="single" w:sz="4" w:color="000000"/>
-              <w:right w:val="single" w:sz="4" w:color="000000"/>
-            </w:tcBorders>
-          </w:tcPr>
-          <w:p>
-            <w:pPr>
-              <w:spacing w:before="60" w:after="60" w:lineRule="auto" w:line="276"/>
-              <w:jc w:val="center"/>
-            </w:pPr>
-            <w:r/>
-            <w:r>
-              <w:rPr>
-                <w:rFonts w:ascii="Times New Roman" w:hAnsi="Times New Roman" w:eastAsia="宋体"/>
-                <w:b w:val="0"/>
-                <w:i w:val="0"/>
-                <w:sz w:val="18"/>
-              </w:rPr>
-              <w:t>PDCA 闭环</w:t>
-            </w:r>
-          </w:p>
-        </w:tc>
-        <w:tc>
-          <w:tcPr>
-            <w:tcW w:type="dxa" w:w="2209"/>
-            <w:vAlign w:val="center"/>
-            <w:tcBorders>
-              <w:top w:val="single" w:sz="4" w:color="000000"/>
-              <w:left w:val="single" w:sz="4" w:color="000000"/>
-              <w:bottom w:val="single" w:sz="4" w:color="000000"/>
-              <w:right w:val="single" w:sz="4" w:color="000000"/>
-            </w:tcBorders>
-          </w:tcPr>
-          <w:p>
-            <w:pPr>
-              <w:spacing w:before="60" w:after="60" w:lineRule="auto" w:line="276"/>
-              <w:jc w:val="center"/>
-            </w:pPr>
-            <w:r/>
-            <w:r>
-              <w:rPr>
-                <w:rFonts w:ascii="Times New Roman" w:hAnsi="Times New Roman" w:eastAsia="宋体"/>
-                <w:b w:val="0"/>
-                <w:i w:val="0"/>
-                <w:sz w:val="18"/>
-              </w:rPr>
-              <w:t>明确有计划、执行记录、效果评估、不合格处理→改进的完整链条</w:t>
-            </w:r>
-          </w:p>
-        </w:tc>
-        <w:tc>
-          <w:tcPr>
-            <w:tcW w:type="dxa" w:w="2209"/>
-            <w:vAlign w:val="center"/>
-            <w:tcBorders>
-              <w:top w:val="single" w:sz="4" w:color="000000"/>
-              <w:left w:val="single" w:sz="4" w:color="000000"/>
-              <w:bottom w:val="single" w:sz="4" w:color="000000"/>
-              <w:right w:val="single" w:sz="4" w:color="000000"/>
-            </w:tcBorders>
-          </w:tcPr>
-          <w:p>
-            <w:pPr>
-              <w:spacing w:before="60" w:after="60" w:lineRule="auto" w:line="276"/>
-              <w:jc w:val="center"/>
-            </w:pPr>
-            <w:r/>
-            <w:r>
-              <w:rPr>
-                <w:rFonts w:ascii="Times New Roman" w:hAnsi="Times New Roman" w:eastAsia="宋体"/>
-                <w:b w:val="0"/>
-                <w:i w:val="0"/>
-                <w:sz w:val="18"/>
-              </w:rPr>
-              <w:t>有 P-D-C 但缺少 A（改进/反馈机制）</w:t>
-            </w:r>
-          </w:p>
-        </w:tc>
-        <w:tc>
-          <w:tcPr>
-            <w:tcW w:type="dxa" w:w="2209"/>
-            <w:vAlign w:val="center"/>
-            <w:tcBorders>
-              <w:top w:val="single" w:sz="4" w:color="000000"/>
-              <w:left w:val="single" w:sz="4" w:color="000000"/>
-              <w:bottom w:val="single" w:sz="4" w:color="000000"/>
-              <w:right w:val="single" w:sz="4" w:color="000000"/>
-            </w:tcBorders>
-          </w:tcPr>
-          <w:p>
-            <w:pPr>
-              <w:spacing w:before="60" w:after="60" w:lineRule="auto" w:line="276"/>
-              <w:jc w:val="center"/>
-            </w:pPr>
-            <w:r/>
-            <w:r>
-              <w:rPr>
-                <w:rFonts w:ascii="Times New Roman" w:hAnsi="Times New Roman" w:eastAsia="宋体"/>
-                <w:b w:val="0"/>
-                <w:i w:val="0"/>
-                <w:sz w:val="18"/>
-              </w:rPr>
-              <w:t>仅描述执行步骤，无检查和改进</w:t>
-            </w:r>
-          </w:p>
-        </w:tc>
-      </w:tr>
-      <w:tr>
-        <w:tc>
-          <w:tcPr>
-            <w:tcW w:type="dxa" w:w="2209"/>
-            <w:vAlign w:val="center"/>
-            <w:tcBorders>
-              <w:top w:val="single" w:sz="4" w:color="000000"/>
-              <w:left w:val="single" w:sz="4" w:color="000000"/>
-              <w:bottom w:val="single" w:sz="4" w:color="000000"/>
-              <w:right w:val="single" w:sz="4" w:color="000000"/>
-            </w:tcBorders>
-          </w:tcPr>
-          <w:p>
-            <w:pPr>
-              <w:spacing w:before="60" w:after="60" w:lineRule="auto" w:line="276"/>
-              <w:jc w:val="center"/>
-            </w:pPr>
-            <w:r/>
-            <w:r>
-              <w:rPr>
-                <w:rFonts w:ascii="Times New Roman" w:hAnsi="Times New Roman" w:eastAsia="宋体"/>
-                <w:b w:val="0"/>
-                <w:i w:val="0"/>
-                <w:sz w:val="18"/>
-              </w:rPr>
-              <w:t>专业深度</w:t>
-            </w:r>
-          </w:p>
-        </w:tc>
-        <w:tc>
-          <w:tcPr>
-            <w:tcW w:type="dxa" w:w="2209"/>
-            <w:vAlign w:val="center"/>
-            <w:tcBorders>
-              <w:top w:val="single" w:sz="4" w:color="000000"/>
-              <w:left w:val="single" w:sz="4" w:color="000000"/>
-              <w:bottom w:val="single" w:sz="4" w:color="000000"/>
-              <w:right w:val="single" w:sz="4" w:color="000000"/>
-            </w:tcBorders>
-          </w:tcPr>
-          <w:p>
-            <w:pPr>
-              <w:spacing w:before="60" w:after="60" w:lineRule="auto" w:line="276"/>
-              <w:jc w:val="center"/>
-            </w:pPr>
-            <w:r/>
-            <w:r>
-              <w:rPr>
-                <w:rFonts w:ascii="Times New Roman" w:hAnsi="Times New Roman" w:eastAsia="宋体"/>
-                <w:b w:val="0"/>
-                <w:i w:val="0"/>
-                <w:sz w:val="18"/>
-              </w:rPr>
-              <w:t>包含检验科专业细节（如 Westgard 规则、测量不确定度、Sigma 度量、HIL 指数、盲样测试、PCR 分区、冷链等）</w:t>
-            </w:r>
-          </w:p>
-        </w:tc>
-        <w:tc>
-          <w:tcPr>
-            <w:tcW w:type="dxa" w:w="2209"/>
-            <w:vAlign w:val="center"/>
-            <w:tcBorders>
-              <w:top w:val="single" w:sz="4" w:color="000000"/>
-              <w:left w:val="single" w:sz="4" w:color="000000"/>
-              <w:bottom w:val="single" w:sz="4" w:color="000000"/>
-              <w:right w:val="single" w:sz="4" w:color="000000"/>
-            </w:tcBorders>
-          </w:tcPr>
-          <w:p>
-            <w:pPr>
-              <w:spacing w:before="60" w:after="60" w:lineRule="auto" w:line="276"/>
-              <w:jc w:val="center"/>
-            </w:pPr>
-            <w:r/>
-            <w:r>
-              <w:rPr>
-                <w:rFonts w:ascii="Times New Roman" w:hAnsi="Times New Roman" w:eastAsia="宋体"/>
-                <w:b w:val="0"/>
-                <w:i w:val="0"/>
-                <w:sz w:val="18"/>
-              </w:rPr>
-              <w:t>有一定专业性但偏通用</w:t>
-            </w:r>
-          </w:p>
-        </w:tc>
-        <w:tc>
-          <w:tcPr>
-            <w:tcW w:type="dxa" w:w="2209"/>
-            <w:vAlign w:val="center"/>
-            <w:tcBorders>
-              <w:top w:val="single" w:sz="4" w:color="000000"/>
-              <w:left w:val="single" w:sz="4" w:color="000000"/>
-              <w:bottom w:val="single" w:sz="4" w:color="000000"/>
-              <w:right w:val="single" w:sz="4" w:color="000000"/>
-            </w:tcBorders>
-          </w:tcPr>
-          <w:p>
-            <w:pPr>
-              <w:spacing w:before="60" w:after="60" w:lineRule="auto" w:line="276"/>
-              <w:jc w:val="center"/>
-            </w:pPr>
-            <w:r/>
-            <w:r>
-              <w:rPr>
-                <w:rFonts w:ascii="Times New Roman" w:hAnsi="Times New Roman" w:eastAsia="宋体"/>
-                <w:b w:val="0"/>
-                <w:i w:val="0"/>
-                <w:sz w:val="18"/>
-              </w:rPr>
-              <w:t>内容泛泛，可套用于任何实验室</w:t>
-            </w:r>
-          </w:p>
-        </w:tc>
-      </w:tr>
-    </w:tbl>
-    <w:p/>
     <w:p>
       <w:pPr>
         <w:spacing w:before="160" w:after="40" w:lineRule="auto" w:line="360"/>
@@ -1479,7 +789,7 @@
           <w:i w:val="0"/>
           <w:sz w:val="24"/>
         </w:rPr>
-        <w:t>组间成对比较用双侧 Mann–Whitney U 检验，数据为 GPT 评判者对每份文件的评分（每个配置 n = 45，即 15 任务 × 3 重复）。同一配置内的观测共享同样的 15 项任务，并不完全独立；检验将重复视为独立样本，是一种简化。按任务类别分层的估计（Table 3）显示规则效应在三类任务中方向一致，不支持该效应由个别任务驱动。四个成分对比之间存在配置重叠、并不独立，因此多重比较用 Benjamini–Hochberg FDR 校正（α = 0.05）而非更保守的 Bonferroni，以在控制错误发现率的同时保留更高功效。每个效应量 Δ 的 95% 置信区间用 bootstrap 计算（非参数 percentile 法，固定随机种子，重采样 B = 10,000 次）。</w:t>
+        <w:t>组间成对比较用双侧 Mann–Whitney U 检验，数据为 GPT 评判者对每份文件的评分（每个配置 n = 45，即 15 任务 × 3 重复）。同一配置内的观测共享同样的 15 项任务，并不完全独立；检验将重复视为独立样本，是一种简化。按任务类别分层的估计（Table 2）显示规则效应在三类任务中方向一致，不支持该效应由个别任务驱动。四个成分对比之间存在配置重叠、并不独立，因此多重比较用 Benjamini–Hochberg FDR 校正（α = 0.05）而非更保守的 Bonferroni，以在控制错误发现率的同时保留更高功效。每个效应量 Δ 的 95% 置信区间用 bootstrap 计算（非参数 percentile 法，固定随机种子，重采样 B = 10,000 次）。</w:t>
       </w:r>
     </w:p>
     <w:p>
@@ -1582,7 +892,7 @@
           <w:i w:val="0"/>
           <w:sz w:val="24"/>
         </w:rPr>
-        <w:t>（H2_keep_examples vs G_template_rules）。某类内容的作用（记为 Δ）就是这一对里两个配置的平均分之差，以 0–5 分的原始量纲表示、未做标准化，并给出 bootstrap 95% CI（Table 3）。我们特意用这种最直接的对比而非更复杂的统计模型，因为它最直观、最好解读。需说明的是，9 个配置并非 Taguchi L9 正交表，而是 4 维配置空间的一个结构化子集，其选取目的是用上述成对对比分离各维度的影响，而不依赖正交表的因子平衡设计；因此 Δ 仅对应上述这些特定的配置对。</w:t>
+        <w:t>（H2_keep_examples vs G_template_rules）。某类内容的作用（记为 Δ）就是这一对里两个配置的平均分之差，以 0–5 分的原始量纲表示、未做标准化，并给出 bootstrap 95% CI（Table 2）。我们特意用这种最直接的对比而非更复杂的统计模型，因为它最直观、最好解读。需说明的是，9 个配置并非 Taguchi L9 正交表，而是 4 维配置空间的一个结构化子集，其选取目的是用上述成对对比分离各维度的影响，而不依赖正交表的因子平衡设计；因此 Δ 仅对应上述这些特定的配置对。</w:t>
       </w:r>
     </w:p>
     <w:p>
@@ -1722,7 +1032,7 @@
           <w:i w:val="0"/>
           <w:sz w:val="24"/>
         </w:rPr>
-        <w:t>我们对 405 份 Claude 生成文件做综合排名（Table 2）。综合分由 Tier 1 自动评分均值与 Tier 2 LLM 评判者均值（跨 Claude、GPT 两位评判者取均值）合成，两项各做 min-max 归一化到 [0, 1] 后等权平均。H4_sop_only 以 ~2,000 tokens 拿到最高综合分，远低于带完整文档模板的配置和全量 C_full（~56,000 tokens）；但如第 3.5 节所示，这个排名在专家评估下并不成立。</w:t>
+        <w:t>我们对 405 份 Claude 生成文件做综合排名（Table 1）。综合分由 Tier 1 自动评分均值与 Tier 2 LLM 评判者均值（跨 Claude、GPT 两位评判者取均值）合成，两项各做 min-max 归一化到 [0, 1] 后等权平均。H4_sop_only 以 ~2,000 tokens 拿到最高综合分，远低于带完整文档模板的配置和全量 C_full（~56,000 tokens）；但如第 3.5 节所示，这个排名在专家评估下并不成立。</w:t>
       </w:r>
     </w:p>
     <w:p>
@@ -1738,7 +1048,7 @@
           <w:i w:val="0"/>
           <w:sz w:val="24"/>
         </w:rPr>
-        <w:t>Table 2. 9 个配置的综合排名。</w:t>
+        <w:t>Table 1. 9 个配置的综合排名。</w:t>
       </w:r>
     </w:p>
     <w:tbl>
@@ -2643,7 +1953,7 @@
           <w:i w:val="0"/>
           <w:sz w:val="24"/>
         </w:rPr>
-        <w:t>4 个成分的消融效应汇总于 Table 3。</w:t>
+        <w:t>4 个成分的消融效应汇总于 Table 2。</w:t>
       </w:r>
     </w:p>
     <w:p>
@@ -2659,7 +1969,7 @@
           <w:i w:val="0"/>
           <w:sz w:val="24"/>
         </w:rPr>
-        <w:t>Table 3. 4 个 prompt 成分的消融效应（Tier 2b GPT 评判者评分；每个对比的两个配置见第 2.4.2 节）。</w:t>
+        <w:t>Table 2. 4 个 prompt 成分的消融效应（Tier 2b GPT 评判者评分；每个对比的两个配置见第 2.4.2 节）。</w:t>
       </w:r>
     </w:p>
     <w:tbl>
@@ -3699,7 +3009,7 @@
           <w:i w:val="0"/>
           <w:sz w:val="24"/>
         </w:rPr>
-        <w:t>四者之中只有规则在多重比较校正后仍然显著［BH-adjusted p&lt;0.001］。文档骨架方向为正、bootstrap 区间不含 0，但基于秩的检验未达显著［BH-adjusted p=0.11］，只能算提示性证据；详细内容和 worked examples 均无可检出的效应。补充对比显示，H4_sop_only（仅含单个 SOP 骨架）与 H3_skeleton（完整模块骨架）作用相当［Δ=−0.009］。按任务类别分层看（Table 3 右三列），规则的效应在三类任务中方向一致、量级相近（+0.41 至 +0.61），并未逆转；其余三个成分则随类别波动且量级远小于规则。</w:t>
+        <w:t>四者之中只有规则在多重比较校正后仍然显著［BH-adjusted p&lt;0.001］。文档骨架方向为正、bootstrap 区间不含 0，但基于秩的检验未达显著［BH-adjusted p=0.11］，只能算提示性证据；详细内容和 worked examples 均无可检出的效应。补充对比显示，H4_sop_only（仅含单个 SOP 骨架）与 H3_skeleton（完整模块骨架）作用相当［Δ=−0.009］。按任务类别分层看（Table 2 右三列），规则的效应在三类任务中方向一致、量级相近（+0.41 至 +0.61），并未逆转；其余三个成分则随类别波动且量级远小于规则。</w:t>
       </w:r>
     </w:p>
     <w:p>
@@ -3715,7 +3025,7 @@
           <w:i w:val="0"/>
           <w:sz w:val="24"/>
         </w:rPr>
-        <w:t>规则成分的效应还可按评分维度分解（GPT 评判者，每个配置 n=45）：可操作性 +0.867、专业深度 +0.644、条款满足度 +0.400、PDCA 闭环 +0.333、内部一致性 +0.311。增益最大的两个维度是可操作性与专业深度，而非格式与结构类维度——这说明规则约束并不只是在规范文件的外形，也提高了文件写入检验专业细节的程度。不过，这里分层的是评分维度，不是文件类型。“专业深度”只是技术性的一个代理指标（Table 1）。真正按文件类型分层——把通用管理文件与检验技术文件分开比较——本研究做不到，因为任务集里根本没有技术类文件（第 4.6 节 局限性）。</w:t>
+        <w:t>规则成分的效应还可按评分维度分解（GPT 评判者，每个配置 n=45）：可操作性 +0.867、专业深度 +0.644、条款满足度 +0.400、PDCA 闭环 +0.333、内部一致性 +0.311。增益最大的两个维度是可操作性与专业深度，而非格式与结构类维度——这说明规则约束并不只是在规范文件的外形，也提高了文件写入检验专业细节的程度。不过，这里分层的是评分维度，不是文件类型。“专业深度”只是技术性的一个代理指标（Supplementary Table S2）。真正按文件类型分层——把通用管理文件与检验技术文件分开比较——本研究做不到，因为任务集里根本没有技术类文件（第 4.6 节 局限性）。</w:t>
       </w:r>
     </w:p>
     <w:p>
@@ -3904,7 +3214,7 @@
           <w:i w:val="0"/>
           <w:sz w:val="24"/>
         </w:rPr>
-        <w:t>按专家均值给这 7 个配置排名见 Table 4，结果与 LLM 评判者层几乎相反（Figure 4b）。</w:t>
+        <w:t>按专家均值给这 7 个配置排名见 Table 3，结果与 LLM 评判者层几乎相反（Figure 4b）。</w:t>
       </w:r>
     </w:p>
     <w:p>
@@ -3920,7 +3230,7 @@
           <w:i w:val="0"/>
           <w:sz w:val="24"/>
         </w:rPr>
-        <w:t>Table 4. 7 个抽样配置的三方评分（0–5 分；按专家均值降序；每个配置 1–2 份样本）。</w:t>
+        <w:t>Table 3. 7 个抽样配置的三方评分（0–5 分；按专家均值降序；每个配置 1–2 份样本）。</w:t>
       </w:r>
     </w:p>
     <w:tbl>
@@ -5323,7 +4633,7 @@
           <w:i w:val="0"/>
           <w:sz w:val="24"/>
         </w:rPr>
-        <w:t>这两类偏差对实践的指引是：Claude 评判者与专家排序为中等一致［ICC(3,1)=0.548］，提示它或可作为大规模生成中的初筛工具，在专家审阅前先筛除明显低质量的输出；但该系数的 95% CI 跨过 0（n=10，见第 3.5 节），这一用途尚需更大样本确证。GPT 评判者与专家一致性较差且不显著［ICC(3,1)=0.217，p=0.26］，不适合用作专家评分的替代。对于拟提交认可、纳入正式 QMS 体系或投入实际使用的文件，专家终审仍不可或缺。这些偏差在配置层面的具体含义见第 4.4 节（Table 5）。</w:t>
+        <w:t>这两类偏差对实践的指引是：Claude 评判者与专家排序为中等一致［ICC(3,1)=0.548］，提示它或可作为大规模生成中的初筛工具，在专家审阅前先筛除明显低质量的输出；但该系数的 95% CI 跨过 0（n=10，见第 3.5 节），这一用途尚需更大样本确证。GPT 评判者与专家一致性较差且不显著［ICC(3,1)=0.217，p=0.26］，不适合用作专家评分的替代。对于拟提交认可、纳入正式 QMS 体系或投入实际使用的文件，专家终审仍不可或缺。这些偏差在配置层面的具体含义见第 4.4 节（Table 4）。</w:t>
       </w:r>
     </w:p>
     <w:p>
@@ -5354,7 +4664,7 @@
           <w:i w:val="0"/>
           <w:sz w:val="24"/>
         </w:rPr>
-        <w:t>综合三层评估，我们把主要使用场景下的初步配置指引汇总于 Table 5。关键的取舍（第 3.5 节、第 3.6 节）在于：token 效率最高的配置在 LLM 评判者层得分最高，却缺少贴合临床实际操作的细节，难以满足正式送审要求；而带完整文档模板的配置虽在该层得分较低，专家评分却最高。</w:t>
+        <w:t>综合三层评估，我们把主要使用场景下的初步配置指引汇总于 Table 4。关键的取舍（第 3.5 节、第 3.6 节）在于：token 效率最高的配置在 LLM 评判者层得分最高，却缺少贴合临床实际操作的细节，难以满足正式送审要求；而带完整文档模板的配置虽在该层得分较低，专家评分却最高。</w:t>
       </w:r>
     </w:p>
     <w:p>
@@ -5370,7 +4680,7 @@
           <w:i w:val="0"/>
           <w:sz w:val="24"/>
         </w:rPr>
-        <w:t>Table 5. 按使用场景分层的初步配置指引。</w:t>
+        <w:t>Table 4. 按使用场景分层的初步配置指引。</w:t>
       </w:r>
     </w:p>
     <w:tbl>
@@ -6396,7 +5706,7 @@
           <w:i w:val="0"/>
           <w:sz w:val="24"/>
         </w:rPr>
-        <w:t>基于本研究数据，可归纳出一条完整的实践流程：(i) 用 H4_sop_only 快速生成首稿；(ii) 由人工审阅、或有针对性地再次 prompt，补充贴合临床实际操作的细节；(iii) 用 G_template_rules 重新生成或精修，得到拟提交认可的最终文件。需要强调的是，Table 5 中所有配置生成的都只是参考初稿，均须经实验室人员改写与专家终审后方可用于认可，二者的区别只在初稿的完整度，而非是否需要专家复核。各配置所需的人工返工量本研究未作量化，是后续工作的方向。</w:t>
+        <w:t>基于本研究数据，可归纳出一条完整的实践流程：(i) 用 H4_sop_only 快速生成首稿；(ii) 由人工审阅、或有针对性地再次 prompt，补充贴合临床实际操作的细节；(iii) 用 G_template_rules 重新生成或精修，得到拟提交认可的最终文件。需要强调的是，Table 4 中所有配置生成的都只是参考初稿，均须经实验室人员改写与专家终审后方可用于认可，二者的区别只在初稿的完整度，而非是否需要专家复核。各配置所需的人工返工量本研究未作量化，是后续工作的方向。</w:t>
       </w:r>
     </w:p>
     <w:p>
@@ -6569,7 +5879,7 @@
           <w:i w:val="0"/>
           <w:sz w:val="24"/>
         </w:rPr>
-        <w:t>LLM 辅助 ISO 15189 QMS 文件生成的最优 prompt 配置随评估层级而异：LLM 评判者偏好的 H4_sop_only 在专家评估下跌至第 5，带完整文档模板的 F_template、H2_keep_examples 与 G_template_rules 排名最高（Table 4）。但无论哪类配置，生成的都只是供参考的初稿，不能直接提交认可。极简 prompt 给出快速起步的简要框架；带完整文档模板的配置给出更贴近送审形态的工作草稿，其价值在于一份可靠的文档骨架——真正决定文件能否用于认可的内容（本实验室的质控数据、患者数据分布、能力验证历史结果）必须由具备能力的人员填入并解读，因为 LLM 不掌握这些数据。而上下文并非越全越稳：载入全部参考材料的 C_full（~56,000 tokens）反而宜谨慎使用，尤其当生成模型为 GPT-5.4 时（该失败模式仅见于自动评分与 LLM 评判者两层）。评估环节同样离不开人：LLM-as-judge 只宜承担专家审阅前的大批量初筛，Claude 评判者初步可胜任这一角色［ICC(3,1)=0.548，95% CI 跨过 0，n=10］，GPT-5.4 评判者则不能［ICC(3,1)=0.217］。归根结底，ISO 15189 体系文件的编写本身就是实验室人员学习过程与风险、建立责任意识、体现能力的过程，LLM 能接手的只是其中事务性的文字工作——专家终审仍不可或缺。</w:t>
+        <w:t>LLM 辅助 ISO 15189 QMS 文件生成的最优 prompt 配置随评估层级而异：LLM 评判者偏好的 H4_sop_only 在专家评估下跌至第 5，带完整文档模板的 F_template、H2_keep_examples 与 G_template_rules 排名最高（Table 3）。但无论哪类配置，生成的都只是供参考的初稿，不能直接提交认可。极简 prompt 给出快速起步的简要框架；带完整文档模板的配置给出更贴近送审形态的工作草稿，其价值在于一份可靠的文档骨架——真正决定文件能否用于认可的内容（本实验室的质控数据、患者数据分布、能力验证历史结果）必须由具备能力的人员填入并解读，因为 LLM 不掌握这些数据。而上下文并非越全越稳：载入全部参考材料的 C_full（~56,000 tokens）反而宜谨慎使用，尤其当生成模型为 GPT-5.4 时（该失败模式仅见于自动评分与 LLM 评判者两层）。评估环节同样离不开人：LLM-as-judge 只宜承担专家审阅前的大批量初筛，Claude 评判者初步可胜任这一角色［ICC(3,1)=0.548，95% CI 跨过 0，n=10］，GPT-5.4 评判者则不能［ICC(3,1)=0.217］。归根结底，ISO 15189 体系文件的编写本身就是实验室人员学习过程与风险、建立责任意识、体现能力的过程，LLM 能接手的只是其中事务性的文字工作——专家终审仍不可或缺。</w:t>
       </w:r>
     </w:p>
     <w:p>
@@ -7087,7 +6397,7 @@
           <w:i w:val="0"/>
           <w:sz w:val="21"/>
         </w:rPr>
-        <w:t>(a) 专家小组（绿色方块）、Claude 评判者（橙色圆点）与 GPT 评判者（蓝色三角）的平均质量分随 system-prompt 体量（symlog 刻度）的变化，基于 n = 10 专家盲评子集；短代码标识各配置，阴影带为 token 高效区（E/H4）与专家最优区（F/G）。(b) LLM 评判者层（综合分，Table 2）与专家小组（Table 4）的配置排名对比：LLM 层第 1 的 H4_sop_only 跌至第 5，而 F_template 从第 6 升至第 1。</w:t>
+        <w:t>(a) 专家小组（绿色方块）、Claude 评判者（橙色圆点）与 GPT 评判者（蓝色三角）的平均质量分随 system-prompt 体量（symlog 刻度）的变化，基于 n = 10 专家盲评子集；短代码标识各配置，阴影带为 token 高效区（E/H4）与专家最优区（F/G）。(b) LLM 评判者层（综合分，Table 1）与专家小组（Table 3）的配置排名对比：LLM 层第 1 的 H4_sop_only 跌至第 5，而 F_template 从第 6 升至第 1。</w:t>
       </w:r>
     </w:p>
     <w:p>
@@ -7376,7 +6686,7 @@
           <w:i w:val="0"/>
           <w:sz w:val="24"/>
         </w:rPr>
-        <w:t>：5</w:t>
+        <w:t>：4</w:t>
       </w:r>
     </w:p>
     <w:p>

--- a/paper/manuscript_v2_zh_CCLM.docx
+++ b/paper/manuscript_v2_zh_CCLM.docx
@@ -14,7 +14,7 @@
           <w:i w:val="0"/>
           <w:sz w:val="30"/>
         </w:rPr>
-        <w:t>LLM 辅助起草 ISO 15189 质量管理体系文件的评估：prompt 配置、LLM-as-judge 偏差与探索性专家验证</w:t>
+        <w:t>LLM 辅助起草 ISO 15189 质量管理体系文件的评估：输入规格、LLM-as-judge 偏差与探索性专家验证</w:t>
       </w:r>
     </w:p>
     <w:p>
@@ -225,7 +225,7 @@
           <w:i w:val="0"/>
           <w:sz w:val="24"/>
         </w:rPr>
-        <w:t>：Prompt configuration and LLM-as-judge bias in ISO 15189 drafting</w:t>
+        <w:t>：Input specification and LLM-as-judge bias in ISO 15189 drafting</w:t>
       </w:r>
     </w:p>
     <w:p>
@@ -256,7 +256,7 @@
           <w:i w:val="0"/>
           <w:sz w:val="24"/>
         </w:rPr>
-        <w:t>Objectives</w:t>
+        <w:t>Background</w:t>
       </w:r>
       <w:r>
         <w:rPr>
@@ -265,7 +265,32 @@
           <w:i w:val="0"/>
           <w:sz w:val="24"/>
         </w:rPr>
-        <w:t>：评估大语言模型（LLM）辅助起草的 ISO 15189:2022 质量管理体系（QMS）文件的合规性。</w:t>
+        <w:t>：ISO 15189 质量管理体系（QMS）文件是实验室建立并运行体系所依据的，不仅仅是一项写作任务。大语言模型（LLM）被用于起草此类文件时，prompt 中通常未写明本地需求，产出也常由 LLM 来评分。这两个环节各藏着一个风险：输入不足时，模型可能只产出表面合规的通用文本；而 LLM 评分与专家判断是否一致，并不清楚。两者目前都缺乏实证检验。</w:t>
+      </w:r>
+    </w:p>
+    <w:p>
+      <w:pPr>
+        <w:spacing w:before="80" w:after="80" w:lineRule="auto" w:line="360"/>
+        <w:ind w:firstLine="0"/>
+        <w:jc w:val="both"/>
+      </w:pPr>
+      <w:r>
+        <w:rPr>
+          <w:rFonts w:ascii="Times New Roman" w:hAnsi="Times New Roman" w:eastAsia="宋体"/>
+          <w:b/>
+          <w:i w:val="0"/>
+          <w:sz w:val="24"/>
+        </w:rPr>
+        <w:t>Objective</w:t>
+      </w:r>
+      <w:r>
+        <w:rPr>
+          <w:rFonts w:ascii="Times New Roman" w:hAnsi="Times New Roman" w:eastAsia="宋体"/>
+          <w:b w:val="0"/>
+          <w:i w:val="0"/>
+          <w:sz w:val="24"/>
+        </w:rPr>
+        <w:t>：评估 LLM 辅助起草的 QMS 文件对 ISO 15189:2022 的合规性，并确定这类起草需要向模型提供多少内容的输入。</w:t>
       </w:r>
     </w:p>
     <w:p>
@@ -290,7 +315,7 @@
           <w:i w:val="0"/>
           <w:sz w:val="24"/>
         </w:rPr>
-        <w:t>：我们使用 Claude Opus 4.6（405 份）与 GPT-5.4（81 份）在 9 个 prompt 配置下共生成 486 份 QMS 文件，配置涵盖 4 个内容成分（规则、文档骨架、详细内容、worked examples；0–56,000 tokens）。合规性按 0–5 分在三层评估：自动化评分器、两位 LLM 评判者（864 条评分）、以及 3 位 ISO 15189 内审员对 10 份抽样文件的盲法评审。消融效应用 Mann–Whitney U 检验配合 BH 校正与 bootstrap 95% CI；一致性用 ICC。</w:t>
+        <w:t>：我们使用 Claude Opus 4.6（405 份）与 GPT-5.4（81 份）在 9 个 prompt 配置下共生成 486 份 QMS 文件，配置涵盖 4 个内容成分（规则、文档骨架、详细内容、worked examples；0–56,000 tokens）。这 9 个配置基本覆盖了当下实验室常用的输入内容，而且任何配置均不包含实验室特定的本地信息。合规性按 0–5 分在三层评估：自动化评分器、两位 LLM 评判者（864 条评分）、以及 3 位 ISO 15189 内审员对 10 份抽样文件的盲法评审。消融效应用 Mann–Whitney U 检验配合 BH 校正与 bootstrap 95% CI；一致性用 ICC。</w:t>
       </w:r>
     </w:p>
     <w:p>
@@ -340,7 +365,7 @@
           <w:i w:val="0"/>
           <w:sz w:val="24"/>
         </w:rPr>
-        <w:t>：最优配置因评估层级而异：极简 prompt（~1,000–2,000 tokens）较适合需后续人工把关的探索性草稿；对于拟提交认可的文件，带完整文档模板的 prompt（~15,000–16,000 tokens）往往表现更好；C_full 在 GPT-5.4 下表现明显下降、宜谨慎使用——此项基于 3 个任务、未经专家层验证，属初步观察。LLM-as-judge 可用于初筛，但专家终审仍不可或缺。</w:t>
+        <w:t>：最优配置因评估层级而异，而输出质量取决于要求是否写得具体，而不是 prompt 的长短：极简 prompt（~1,000–2,000 tokens）较适合需后续人工把关的探索性草稿；对于拟提交认可的文件，带完整文档模板的 prompt（~15,000–16,000 tokens）往往表现更好；C_full 在 GPT-5.4 下表现明显下降、宜谨慎使用——此项基于 3 个任务、未经专家层验证，属初步观察。LLM-as-judge 可用于初筛，但专家终审仍不可或缺。下一步是让检验专业人员先写清本地的过程需求，再交给模型生成；该方案目前正在评估中。</w:t>
       </w:r>
     </w:p>
     <w:p>
@@ -365,7 +390,7 @@
           <w:i w:val="0"/>
           <w:sz w:val="24"/>
         </w:rPr>
-        <w:t>：accreditation; artificial intelligence; inter-rater reliability; large language models; medical laboratory</w:t>
+        <w:t>：ISO 15189; large language models; LLM-as-judge; medical laboratory accreditation; prompt engineering; quality management system</w:t>
       </w:r>
     </w:p>
     <w:p>
@@ -396,7 +421,7 @@
           <w:i w:val="0"/>
           <w:sz w:val="24"/>
         </w:rPr>
-        <w:t>ISO 15189:2022《医学实验室——质量和能力的要求》[1] 是医学实验室认可的国际标准。在中国，医学实验室对该标准的采用持续推进 [2]。配套的国内实施文本为 CNAS-CL02:2023，由中国合格评定国家认可委员会（CNAS）发布。这类标准规定实验室要达到什么，但并不详细规定每家实验室应如何实施所需的过程。因此，每家实验室都必须自建一套质量管理体系（quality management system, QMS）文件，包含质量手册、程序文件、标准操作规程，以及相关的记录与表单。根据第一作者作为 ISO 15189 内审员的经验，三级甲等医院检验科的此类体系通常有 100–300 份受控文件，涉及结构组织、条款–文件映射、表单编号与职责分配；由内部质量小组撰写往往需时数月，再经多轮内审方可定稿。寻求 CNAS 认可的实验室通常会聘请外部技术专家或培训师协助。</w:t>
+        <w:t>ISO 15189:2022《医学实验室——质量和能力的要求》[1] 是医学实验室认可的国际标准。在中国，医学实验室对该标准的采用持续推进 [2]。配套的国内实施文本为 CNAS-CL02:2023，由中国合格评定国家认可委员会（CNAS）发布。这类标准规定实验室要达到什么，但并不详细规定每家实验室应如何实施所需的过程。因此，每家实验室都必须自建一套质量管理体系（quality management system, QMS）文件，包含质量手册、程序文件、标准操作规程，以及相关的记录与表单。这套文件不仅仅是要交付的文本，还记录实验室实际如何运转，撰写文件的过程本身就是人员建立能力、责任与风险意识的一部分。根据第一作者作为 ISO 15189 内审员的经验，三级甲等医院检验科的此类体系通常有 100–300 份受控文件，涉及结构组织、条款–文件映射、表单编号与职责分配；由内部质量小组撰写往往需时数月，再经多轮内审方可定稿。寻求 CNAS 认可的实验室通常会聘请外部技术专家或培训师协助。</w:t>
       </w:r>
     </w:p>
     <w:p>
@@ -444,7 +469,7 @@
           <w:i w:val="0"/>
           <w:sz w:val="24"/>
         </w:rPr>
-        <w:t>为填补这一空白，本研究生成了 486 份 QMS 文件、收集了 864 条 LLM 评判者评分，并取得 30 条专家盲评评分，围绕以下五个问题展开：(i) 规则、文档骨架、详细内容、worked examples 这四类 prompt 成分，哪一类对合规性贡献最大？(ii) 最少需要多少 token？(iii) 最优配置在 Claude Opus 4.6 与 GPT-5.4 之间是否一致？(iv) 在本领域，LLM 评判者的 self-preference bias 有多大？(v) 哪种配置在自动评分、LLM 评判者评分与专家评分这三层评估下表现稳定？本研究把 LLM 视为起草与初筛的工具，而不是受控质量管理文件的自主撰写者。ISO 15189 文件必须反映实验室经过确认的过程、仪器、职责、工作流程与记录，并由有能力的人员审核与批准。LLM 生成的文件可以作为有用的初稿，但它本身并不是受控文件：它没有机构层面的责任归属，未经与本地实际做法核对，也不能取代专家审核。因此，本研究关注的不是 LLM 能否独立产出可直接用于认可的文件，而是不同 prompt 配置如何影响草稿质量，以及基于 LLM 的评估能在多大程度上可靠反映专家判断。</w:t>
+        <w:t>为填补这一空白，本研究生成了 486 份 QMS 文件、收集了 864 条 LLM 评判者评分，并取得 30 条专家盲评评分，围绕以下五个问题展开：(i) 规则、文档骨架、详细内容、worked examples 这四类 prompt 成分，哪一类对合规性贡献最大？(ii) 至少需要提供什么内容、使用多少的 token？(iii) 最优配置在 Claude Opus 4.6 与 GPT-5.4 之间是否一致？(iv) 在本领域，LLM 评判者的 self-preference bias 有多大？(v) 哪种配置在自动评分、LLM 评判者评分与专家评分这三层评估下表现稳定？本研究把 LLM 视为起草与初筛的工具，而不是受控质量管理文件的自主撰写者。ISO 15189 文件必须反映实验室经过确认的过程、仪器、职责、工作流程与记录，并由有能力的人员审核与批准。LLM 生成的文件可以作为有用的初稿，但它本身并不是受控文件：它没有机构层面的责任归属，未经与本地实际做法核对，也不能取代专家审核。因此，本研究关注的不是 LLM 能否独立产出可直接用于认可的文件，而是不同 prompt 配置如何影响草稿质量，以及基于 LLM 的评估能在多大程度上可靠反映专家判断。</w:t>
       </w:r>
     </w:p>
     <w:p>
@@ -529,6 +554,22 @@
     </w:p>
     <w:p>
       <w:pPr>
+        <w:spacing w:before="80" w:after="80" w:lineRule="auto" w:line="360"/>
+        <w:ind w:firstLine="0"/>
+        <w:jc w:val="both"/>
+      </w:pPr>
+      <w:r>
+        <w:rPr>
+          <w:rFonts w:ascii="Times New Roman" w:hAnsi="Times New Roman" w:eastAsia="宋体"/>
+          <w:b w:val="0"/>
+          <w:i w:val="0"/>
+          <w:sz w:val="24"/>
+        </w:rPr>
+        <w:t>这 9 组配置给模型的输入内容包括：要求规则、文档骨架、详细编写指引与 worked examples；C_full 包含标准全文和既有文档库（Figure 1，全部 system prompt 已公开）。这些内容都不含实际的本地信息。C_full 虽然设置了一份实验室的基础信息模板，包括人员、场地、设备、标本流转、质控等章节，但字段全是空的占位符；各配置也都没有写明实验室实际的过程需求、可用资源和基于风险的验收准则。这正是本研究考察的输入内容。</w:t>
+      </w:r>
+    </w:p>
+    <w:p>
+      <w:pPr>
         <w:spacing w:before="200" w:after="80" w:lineRule="auto" w:line="360"/>
         <w:jc w:val="left"/>
       </w:pPr>
@@ -555,7 +596,7 @@
           <w:i w:val="0"/>
           <w:sz w:val="24"/>
         </w:rPr>
-        <w:t>主实验采用 Claude Opus 4.6（Anthropic，美国加州 San Francisco），通过 Claude Code Agent 以纯文本模式运行，生成阶段没有任何工具调用，但框架自带的工具定义始终存在于 system prompt 中（第 4.6 节）。9 组配置 × 15 项任务 × 3 次重复，共生成 405 份文件。15 项任务按 CNAS 评审场景分三类、每类 5 项：A 类文件编写、B 类体系运行、C 类审核模拟。完整任务清单及其对应的 ISO 15189:2022 条款见 Supplementary Table S1，原始 prompt 见 GitHub 仓库。这些任务覆盖的是文件控制、内审与管理评审一类的体系文件，不含检验方法确认/验证报告、测量不确定度评定程序等技术类文件（第 4.6 节）。</w:t>
+        <w:t>主实验采用 Claude Opus 4.6（Anthropic，美国加州 San Francisco），通过 Claude Code Agent 以纯文本模式运行，生成阶段没有任何工具调用，但框架自带的工具定义始终存在于 system prompt 中（第 4.6 节）。9 组配置 × 15 项任务 × 3 次重复，共生成 405 份文件。15 项任务按 CNAS 评审场景分三类、每类 5 项：A 类文件编写、B 类体系运行、C 类审核模拟。完整任务清单及其对应的 ISO 15189:2022 条款见 Table S1 in Multimedia Appendix 1，原始 prompt 见 GitHub 仓库。这些任务覆盖的是文件控制、内审与管理评审一类的体系文件，不含检验方法确认/验证报告、测量不确定度评定程序等技术类文件（第 4.6 节）。</w:t>
       </w:r>
     </w:p>
     <w:p>
@@ -618,7 +659,7 @@
           <w:i w:val="0"/>
           <w:sz w:val="24"/>
         </w:rPr>
-        <w:t>我们用三层互补的框架评估合规性，三层均按 0–5 分评分：基于规则的自动评分器（Tier 1）、两位 LLM 评判者（Tier 2a、2b）、以及独立的盲法专家评审（Tier 3）。Tier 1 只度量代码能客观检测的结构性特征；Tier 2 和 Tier 3 共用一套五维度评分量规（Supplementary Table S2）——条款满足度、可操作性、内部一致性、PDCA 闭环、专业深度。</w:t>
+        <w:t>我们用三层互补的框架评估合规性，三层均按 0–5 分评分：基于规则的自动评分器（Tier 1）、两位 LLM 评判者（Tier 2a、2b）、以及独立的盲法专家评审（Tier 3）。Tier 1 只度量代码能客观检测的结构性特征；Tier 2 和 Tier 3 共用一套五维度评分量规（Table S2 in Multimedia Appendix 1）——条款满足度、可操作性、内部一致性、PDCA 闭环、专业深度。</w:t>
       </w:r>
     </w:p>
     <w:p>
@@ -696,7 +737,7 @@
           <w:i w:val="0"/>
           <w:sz w:val="24"/>
         </w:rPr>
-        <w:t>两位评判者（Claude、GPT）各自给两个模型生成的文件打分，构成 2×2 交叉设计，从而把评判者的自我偏好与真实质量差异分开。Claude Opus 4.6 扮演“CNAS 主任评审员”，按共用量规的五个维度给每份覆盖到的文件打一次分，经 Claude Code 的 Agent 子代理运行、未显式设定 temperature 与 max_tokens。Claude 评审随配置集扩展分批进行，部分批次只保留了组均值而非逐文件评分（第 4.6 节），故文件级评分共 378 条、占 486 份文件的 77.8%。GPT-5.4 用相同的 prompt、量规与 0–5 分尺度对全部 486 份文件各打一次分（405 份 Claude 生成 + 81 份 GPT 生成），其参数为 temperature = 0、max_completion_tokens = 2,000，与 Tier 2a 不同（第 4.6 节）；输出未被 max_tokens 截断（486 份 JSON 全部正常解析），每份原始 JSON 均已公开。两位评判者合计 864 条评分；两边数目不等原因如上，但 2×2 的四个象限都有数据，因此仍能做自我偏好分解。Supplementary Table S2 给出了 5 分、3 分、1 分的明确标准（分别对应完全符合、部分符合、严重不符）；中间的 4、2 分由评分者在相邻两档之间判断；0 分表示该维度无法评估。这些标准对所有评判者与专家完全一致。</w:t>
+        <w:t>两位评判者（Claude、GPT）各自给两个模型生成的文件打分，构成 2×2 交叉设计，从而把评判者的自我偏好与真实质量差异分开。Claude Opus 4.6 扮演“CNAS 主任评审员”，按共用量规的五个维度给每份覆盖到的文件打一次分，经 Claude Code 的 Agent 子代理运行、未显式设定 temperature 与 max_tokens。Claude 评审随配置集扩展分批进行，部分批次只保留了组均值而非逐文件评分（第 4.6 节），故文件级评分共 378 条、占 486 份文件的 77.8%。GPT-5.4 用相同的 prompt、量规与 0–5 分尺度对全部 486 份文件各打一次分（405 份 Claude 生成 + 81 份 GPT 生成），其参数为 temperature = 0、max_completion_tokens = 2,000，与 Tier 2a 不同（第 4.6 节）；输出未被 max_tokens 截断（486 份 JSON 全部正常解析），每份原始 JSON 均已公开。两位评判者合计 864 条评分；两边数目不等原因如上，但 2×2 的四个象限都有数据，因此仍能做自我偏好分解。Table S2 in Multimedia Appendix 1 给出了 5 分、3 分、1 分的明确标准（分别对应完全符合、部分符合、严重不符）；中间的 4、2 分由评分者在相邻两档之间判断；0 分表示该维度无法评估。这些标准对所有评判者与专家完全一致。</w:t>
       </w:r>
     </w:p>
     <w:p>
@@ -3025,7 +3066,7 @@
           <w:i w:val="0"/>
           <w:sz w:val="24"/>
         </w:rPr>
-        <w:t>规则成分的效应还可按评分维度分解（GPT 评判者，每个配置 n=45）：可操作性 +0.867、专业深度 +0.644、条款满足度 +0.400、PDCA 闭环 +0.333、内部一致性 +0.311。增益最大的两个维度是可操作性与专业深度，而非格式与结构类维度——这说明规则约束并不只是在规范文件的外形，也提高了文件写入检验专业细节的程度。不过，这里分层的是评分维度，不是文件类型。“专业深度”只是技术性的一个代理指标（Supplementary Table S2）。真正按文件类型分层——把通用管理文件与检验技术文件分开比较——本研究做不到，因为任务集里根本没有技术类文件（第 4.6 节 局限性）。</w:t>
+        <w:t>规则成分的效应还可按评分维度分解（GPT 评判者，每个配置 n=45）：可操作性 +0.867、专业深度 +0.644、条款满足度 +0.400、PDCA 闭环 +0.333、内部一致性 +0.311。增益最大的两个维度是可操作性与专业深度，而非格式与结构类维度——这说明规则约束并不只是在规范文件的外形，也提高了文件写入检验专业细节的程度。不过，这里分层的是评分维度，不是文件类型。“专业深度”只是技术性的一个代理指标（Table S2 in Multimedia Appendix 1）。真正按文件类型分层——把通用管理文件与检验技术文件分开比较——本研究做不到，因为任务集里根本没有技术类文件（第 4.6 节 局限性）。</w:t>
       </w:r>
     </w:p>
     <w:p>
@@ -4398,7 +4439,7 @@
           <w:i w:val="0"/>
           <w:sz w:val="24"/>
         </w:rPr>
-        <w:t>排名前三的都是带完整文档模板的配置；而在 LLM 评判者层排第 1 的 H4_sop_only 在专家这里掉到第 5，只比空白基线 A_bare 高 0.16 分。被高估最严重的是 C_full 和 H4_sop_only（比专家高约 1 分）：两者在结构与术语上都合规，却缺乏只有专家才能察觉的临床操作细节。因此骨架类配置在 LLM 评判者层的“低 token、高得分”优势，并未在专家评估中得到验证。每个配置仅 1–2 份样本，该排名仅为初步结果。</w:t>
+        <w:t>排名前三的都是带完整文档模板的配置（专家均分 4.06–4.24）；而在 LLM 评判者层排第 1 的 H4_sop_only 在专家这里掉到第 5，只比空白基线 A_bare 高 0.16 分。被高估最严重的是 C_full 和 H4_sop_only（比专家高约 1 分）：两者在结构与术语上都合规，却缺乏只有专家才能察觉的临床操作细节。因此骨架类配置在 LLM 评判者层的“低 token、高得分”优势，并未在专家评估中得到验证。每个配置仅 1–2 份样本，该排名仅为初步结果。</w:t>
       </w:r>
     </w:p>
     <w:p>
@@ -4539,7 +4580,7 @@
           <w:i w:val="0"/>
           <w:sz w:val="24"/>
         </w:rPr>
-        <w:t>专家层的结果对这一结论作出了限定（第 3.5 节）。带完整文档模板的 F_template 与 G_template_rules 获得了明显更高的专家评分，而仅含骨架的 H4_sop_only 约低 1 分（每个配置样本极小，仅为探索性观察）。一个可能的解释是：模型自身的知识并不能可靠覆盖 ISO 15189:2022 与 CNAS-CL02:2023 所要求的临床操作细节——在本研究的任务中，包括急诊样本处理、患者自采样本的接收、样本运送人员的资格要求，以及详细的样本拒收标准。当这些内容未在 system prompt 中明确给出时，模型往往回退至通用的程序化表述：这类表述虽能满足结构与术语层面的合规（自动评分与 LLM 评判者最易识别的两个维度，第 3.6 节），却缺乏拟提交认可的文件所要求的实际可操作性。因此，prompt 精简适用于仅由 LLM 评分的快速起草场景；但若文件需要通过专家审核、用于正式的认可申请，则必须采用带完整文档模板的 prompt。</w:t>
+        <w:t>专家层的结果对这一结论作出了限定（第 3.5 节）。带完整文档模板的 F_template 与 G_template_rules 获得了明显更高的专家评分，而仅含骨架的 H4_sop_only 约低 1 分（每个配置样本极小，仅为探索性观察）。这个差距在预期之内：模型写不出没有人告诉它的东西。这些文件需要的临床操作细节——急诊样本处理、患者自采样本的接收、样本运送人员的资格要求、详细的样本拒收标准——属于各个实验室的基础信息，并不是模型自带的，而且我们的任何配置里都没有包含这些（第 2.1 节）。缺少这些输入时，模型只能回退至通用的程序化表述：这类表述虽能满足结构与术语层面的合规（自动评分与 LLM 评判者最易识别的两个维度，第 3.6 节），却缺乏拟提交认可的文件所要求的实际可操作性。专家评分的差距正是由此而来。因此，prompt 精简适用于仅由 LLM 评分的快速起草场景；但若文件需要通过专家审核、用于正式的认可申请，则必须采用带完整文档模板的 prompt。</w:t>
       </w:r>
     </w:p>
     <w:p>
@@ -5742,6 +5783,22 @@
     </w:p>
     <w:p>
       <w:pPr>
+        <w:spacing w:before="80" w:after="80" w:lineRule="auto" w:line="360"/>
+        <w:ind w:firstLine="0"/>
+        <w:jc w:val="both"/>
+      </w:pPr>
+      <w:r>
+        <w:rPr>
+          <w:rFonts w:ascii="Times New Roman" w:hAnsi="Times New Roman" w:eastAsia="宋体"/>
+          <w:b w:val="0"/>
+          <w:i w:val="0"/>
+          <w:sz w:val="24"/>
+        </w:rPr>
+        <w:t>实施 ISO 15189 并不是把标准里的“应做 A”改写成文件里的“我们做 A”；一份文件要在 QMS 中站得住，前提是它描述的过程实验室真正建立过、配置过资源、验证过。LLM 输出若只是用第一人称复述标准，那不是实施；本研究的专家层结果也显示了这类文件在合格评审下的差距。</w:t>
+      </w:r>
+    </w:p>
+    <w:p>
+      <w:pPr>
         <w:spacing w:before="200" w:after="80" w:lineRule="auto" w:line="360"/>
         <w:jc w:val="left"/>
       </w:pPr>
@@ -5848,7 +5905,7 @@
           <w:i w:val="0"/>
           <w:sz w:val="24"/>
         </w:rPr>
-        <w:t>最后，本研究的评分量规没有直接评估患者安全风险、一线人员的本地可执行性，以及模型编造实验室特有参数的风险。后续研究应采用规模更大的多中心专家组，纳入配对的 GPT 生成样本，覆盖技术类与检验后过程文件，统一模型参数，并评估返工负担与患者安全影响。</w:t>
+        <w:t>最后，本研究的评分量规没有直接评估患者安全风险、一线人员的本地可执行性，以及模型编造实验室特有参数的风险。后续研究应采用规模更大的多中心专家组，纳入配对的 GPT 生成样本，覆盖技术类与检验后过程文件，统一模型参数，并评估返工负担与患者安全影响。更根本的是，所有配置都没有一份成形的本地需求规格，因此本研究测得的是缺少本地输入时的起草表现，而不是 LLM 辅助所能达到的上限。</w:t>
       </w:r>
     </w:p>
     <w:p>
@@ -5879,7 +5936,7 @@
           <w:i w:val="0"/>
           <w:sz w:val="24"/>
         </w:rPr>
-        <w:t>LLM 辅助 ISO 15189 QMS 文件生成的最优 prompt 配置随评估层级而异：LLM 评判者偏好的 H4_sop_only 在专家评估下跌至第 5，带完整文档模板的 F_template、H2_keep_examples 与 G_template_rules 排名最高（Table 3）。但无论哪类配置，生成的都只是供参考的初稿，不能直接提交认可。极简 prompt 给出快速起步的简要框架；带完整文档模板的配置给出更贴近送审形态的工作草稿，其价值在于一份可靠的文档骨架——真正决定文件能否用于认可的内容（本实验室的质控数据、患者数据分布、能力验证历史结果）必须由具备能力的人员填入并解读，因为 LLM 不掌握这些数据。而上下文并非越全越稳：载入全部参考材料的 C_full（~56,000 tokens）反而宜谨慎使用，尤其当生成模型为 GPT-5.4 时（该失败模式仅见于自动评分与 LLM 评判者两层）。评估环节同样离不开人：LLM-as-judge 只宜承担专家审阅前的大批量初筛，Claude 评判者初步可胜任这一角色［ICC(3,1)=0.548，95% CI 跨过 0，n=10］，GPT-5.4 评判者则不能［ICC(3,1)=0.217］。归根结底，ISO 15189 体系文件的编写本身就是实验室人员学习过程与风险、建立责任意识、体现能力的过程，LLM 能接手的只是其中事务性的文字工作——专家终审仍不可或缺。</w:t>
+        <w:t>LLM 辅助 ISO 15189 QMS 文件生成的最优 prompt 配置随评估层级而异，而输出质量取决于要求是否写得具体，而不是 prompt 的长短：LLM 评判者偏好的 H4_sop_only 在专家评估下跌至第 5，带完整文档模板的 F_template、H2_keep_examples 与 G_template_rules 排名最高（Table 3）。但无论哪类配置，生成的都只是供参考的初稿，不能直接提交认可。极简 prompt 给出快速起步的简要框架；带完整文档模板的配置给出更贴近送审形态的工作草稿，其价值在于一份可靠的文档骨架——真正决定文件能否用于认可的内容（本实验室的质控数据、患者数据分布、能力验证历史结果）必须由具备能力的人员填入并解读，因为 LLM 不掌握这些数据。而上下文并非越全越稳：载入全部参考材料的 C_full（~56,000 tokens）反而宜谨慎使用，尤其当生成模型为 GPT-5.4 时（该失败模式仅见于自动评分与 LLM 评判者两层）。评估环节同样离不开人：LLM-as-judge 只宜承担专家审阅前的大批量初筛，Claude 评判者初步可胜任这一角色［ICC(3,1)=0.548，95% CI 跨过 0，n=10］，GPT-5.4 评判者则不能［ICC(3,1)=0.217］。归根结底，ISO 15189 体系文件的编写本身就是实验室人员学习过程与风险、建立责任意识、体现能力的过程，LLM 能接手的只是其中事务性的文字工作——专家终审仍不可或缺。下一步是让检验专业人员先写清本地的过程需求，再交给模型生成；该方案目前正在评估中。</w:t>
       </w:r>
     </w:p>
     <w:p>
@@ -6428,7 +6485,7 @@
           <w:i w:val="0"/>
           <w:sz w:val="24"/>
         </w:rPr>
-        <w:t>1. ISO 15189:2022. Medical laboratories — Requirements for quality and competence. Geneva: International Organization for Standardization; 2022.</w:t>
+        <w:t>1. International Organization for Standardization. ISO 15189:2022 Medical laboratories — requirements for quality and competence. International Organization for Standardization; 2022. Accessed August 5, 2026. https://www.iso.org/standard/76677.html</w:t>
       </w:r>
     </w:p>
     <w:p>
@@ -6444,7 +6501,25 @@
           <w:i w:val="0"/>
           <w:sz w:val="24"/>
         </w:rPr>
-        <w:t>2. Yang S, Zhou Y, Wang C, Luo M. The 'Double Helix' model of quality monitoring: risk mapping of quality management system during initial ISO 15189 implementation in a medical laboratory. PLoS One 2026;21:e0342129.</w:t>
+        <w:t xml:space="preserve">2. Yang S, Zhou Y, Wang C, Luo M. The 'Double Helix' model of quality monitoring: risk mapping of quality management system during initial ISO 15189 implementation in a medical laboratory. </w:t>
+      </w:r>
+      <w:r>
+        <w:rPr>
+          <w:rFonts w:ascii="Times New Roman" w:hAnsi="Times New Roman" w:eastAsia="宋体"/>
+          <w:b w:val="0"/>
+          <w:i/>
+          <w:sz w:val="24"/>
+        </w:rPr>
+        <w:t>PLoS One</w:t>
+      </w:r>
+      <w:r>
+        <w:rPr>
+          <w:rFonts w:ascii="Times New Roman" w:hAnsi="Times New Roman" w:eastAsia="宋体"/>
+          <w:b w:val="0"/>
+          <w:i w:val="0"/>
+          <w:sz w:val="24"/>
+        </w:rPr>
+        <w:t>. 2026;21:e0342129. doi:10.1371/journal.pone.0342129</w:t>
       </w:r>
     </w:p>
     <w:p>
@@ -6460,7 +6535,7 @@
           <w:i w:val="0"/>
           <w:sz w:val="24"/>
         </w:rPr>
-        <w:t>3. Anthropic. Claude Opus 4.6 System Card. San Francisco (CA): Anthropic; 2026. Available at: https://www.anthropic.com/claude-opus-4-6-system-card. [Accessed 9 May 2026].</w:t>
+        <w:t>3. Anthropic. Claude Opus 4.6 system card. Anthropic; 2026. Accessed May 9, 2026. https://www.anthropic.com/claude-opus-4-6-system-card</w:t>
       </w:r>
     </w:p>
     <w:p>
@@ -6476,7 +6551,7 @@
           <w:i w:val="0"/>
           <w:sz w:val="24"/>
         </w:rPr>
-        <w:t>4. OpenAI. GPT-5 System Card. San Francisco (CA): OpenAI; 2025. Available at: https://openai.com/index/gpt-5-system-card/. [Accessed 9 May 2026].</w:t>
+        <w:t>4. OpenAI. GPT-5 system card. OpenAI; 2025. Accessed May 9, 2026. https://openai.com/index/gpt-5-system-card/</w:t>
       </w:r>
     </w:p>
     <w:p>
@@ -6492,7 +6567,7 @@
           <w:i w:val="0"/>
           <w:sz w:val="24"/>
         </w:rPr>
-        <w:t>5. Zhao WX, Zhou K, Li J, Tang T, Wang X, Hou Y, et al. A survey of large language models. arXiv preprint 2023; arXiv:2303.18223.</w:t>
+        <w:t>5. Zhao WX, Zhou K, Li J, et al. A survey of large language models. arXiv. Preprint posted online 2023. doi:10.48550/arXiv.2303.18223</w:t>
       </w:r>
     </w:p>
     <w:p>
@@ -6508,7 +6583,7 @@
           <w:i w:val="0"/>
           <w:sz w:val="24"/>
         </w:rPr>
-        <w:t>6. Schulhoff S, Ilie M, Balepur N, Kahadze K, Liu A, Si C, et al. The prompt report: a systematic survey of prompting techniques. arXiv preprint 2024; arXiv:2406.06608.</w:t>
+        <w:t>6. Schulhoff S, Ilie M, Balepur N, et al. The prompt report: a systematic survey of prompting techniques. arXiv. Preprint posted online 2024. doi:10.48550/arXiv.2406.06608</w:t>
       </w:r>
     </w:p>
     <w:p>
@@ -6524,7 +6599,7 @@
           <w:i w:val="0"/>
           <w:sz w:val="24"/>
         </w:rPr>
-        <w:t>7. Zheng L, Chiang WL, Sheng Y, Zhuang S, Wu Z, Zhuang Y, et al. Judging LLM-as-a-judge with MT-Bench and Chatbot Arena. In: Advances in Neural Information Processing Systems 36 (NeurIPS 2023) Datasets and Benchmarks Track. 2023.</w:t>
+        <w:t>7. Zheng L, Chiang WL, Sheng Y, et al. Judging LLM-as-a-judge with MT-Bench and Chatbot Arena. In: Advances in Neural Information Processing Systems 36 (NeurIPS 2023), Datasets and Benchmarks Track; 2023. doi:10.48550/arXiv.2306.05685</w:t>
       </w:r>
     </w:p>
     <w:p>
@@ -6540,7 +6615,7 @@
           <w:i w:val="0"/>
           <w:sz w:val="24"/>
         </w:rPr>
-        <w:t>8. Tan H, Guo Z, Shi Z, Xu L, Liu Z, Feng Y, et al. ProxyQA: an alternative framework for evaluating long-form text generation with large language models. In: Proceedings of the 62nd Annual Meeting of the Association for Computational Linguistics (Volume 1: Long Papers); 2024 Aug 11–16; Bangkok, Thailand. Stroudsburg (PA): Association for Computational Linguistics; 2024. p. 6806–27.</w:t>
+        <w:t>8. Tan H, Guo Z, Shi Z, et al. ProxyQA: an alternative framework for evaluating long-form text generation with large language models. In: Proceedings of the 62nd Annual Meeting of the Association for Computational Linguistics (Volume 1: Long Papers). Association for Computational Linguistics; 2024:6806-6827. doi:10.18653/v1/2024.acl-long.368</w:t>
       </w:r>
     </w:p>
     <w:p>
@@ -6556,7 +6631,7 @@
           <w:i w:val="0"/>
           <w:sz w:val="24"/>
         </w:rPr>
-        <w:t>9. Chiang WL, Zheng L, Sheng Y, Angelopoulos AN, Li T, Li D, et al. Chatbot Arena: an open platform for evaluating LLMs by human preference. arXiv preprint 2024; arXiv:2403.04132.</w:t>
+        <w:t>9. Chiang WL, Zheng L, Sheng Y, et al. Chatbot Arena: an open platform for evaluating LLMs by human preference. arXiv. Preprint posted online 2024. doi:10.48550/arXiv.2403.04132</w:t>
       </w:r>
     </w:p>
     <w:p>
@@ -6572,7 +6647,7 @@
           <w:i w:val="0"/>
           <w:sz w:val="24"/>
         </w:rPr>
-        <w:t>10. Panickssery A, Bowman SR, Feng S. LLM evaluators recognize and favor their own generations. arXiv preprint 2024; arXiv:2404.13076.</w:t>
+        <w:t>10. Panickssery A, Bowman SR, Feng S. LLM evaluators recognize and favor their own generations. arXiv. Preprint posted online 2024. doi:10.48550/arXiv.2404.13076</w:t>
       </w:r>
     </w:p>
     <w:p>
@@ -6588,7 +6663,25 @@
           <w:i w:val="0"/>
           <w:sz w:val="24"/>
         </w:rPr>
-        <w:t>11. Shrout PE, Fleiss JL. Intraclass correlations: uses in assessing rater reliability. Psychol Bull 1979;86:420–8.</w:t>
+        <w:t xml:space="preserve">11. Shrout PE, Fleiss JL. Intraclass correlations: uses in assessing rater reliability. </w:t>
+      </w:r>
+      <w:r>
+        <w:rPr>
+          <w:rFonts w:ascii="Times New Roman" w:hAnsi="Times New Roman" w:eastAsia="宋体"/>
+          <w:b w:val="0"/>
+          <w:i/>
+          <w:sz w:val="24"/>
+        </w:rPr>
+        <w:t>Psychol Bull</w:t>
+      </w:r>
+      <w:r>
+        <w:rPr>
+          <w:rFonts w:ascii="Times New Roman" w:hAnsi="Times New Roman" w:eastAsia="宋体"/>
+          <w:b w:val="0"/>
+          <w:i w:val="0"/>
+          <w:sz w:val="24"/>
+        </w:rPr>
+        <w:t>. 1979;86(2):420-428. doi:10.1037//0033-2909.86.2.420</w:t>
       </w:r>
     </w:p>
     <w:p>
@@ -6604,7 +6697,25 @@
           <w:i w:val="0"/>
           <w:sz w:val="24"/>
         </w:rPr>
-        <w:t>12. Cicchetti DV. Guidelines, criteria, and rules of thumb for evaluating normed and standardized assessment instruments in psychology. Psychol Assess 1994;6:284–90.</w:t>
+        <w:t xml:space="preserve">12. Cicchetti DV. Guidelines, criteria, and rules of thumb for evaluating normed and standardized assessment instruments in psychology. </w:t>
+      </w:r>
+      <w:r>
+        <w:rPr>
+          <w:rFonts w:ascii="Times New Roman" w:hAnsi="Times New Roman" w:eastAsia="宋体"/>
+          <w:b w:val="0"/>
+          <w:i/>
+          <w:sz w:val="24"/>
+        </w:rPr>
+        <w:t>Psychol Assess</w:t>
+      </w:r>
+      <w:r>
+        <w:rPr>
+          <w:rFonts w:ascii="Times New Roman" w:hAnsi="Times New Roman" w:eastAsia="宋体"/>
+          <w:b w:val="0"/>
+          <w:i w:val="0"/>
+          <w:sz w:val="24"/>
+        </w:rPr>
+        <w:t>. 1994;6(4):284-290. doi:10.1037/1040-3590.6.4.284</w:t>
       </w:r>
     </w:p>
     <w:p>
@@ -6620,7 +6731,25 @@
           <w:i w:val="0"/>
           <w:sz w:val="24"/>
         </w:rPr>
-        <w:t>13. Liu NF, Lin K, Hewitt J, Paranjape A, Bevilacqua M, Petroni F, et al. Lost in the middle: how language models use long contexts. Trans Assoc Comput Linguist 2024;12:157–73.</w:t>
+        <w:t xml:space="preserve">13. Liu NF, Lin K, Hewitt J, et al. Lost in the middle: how language models use long contexts. </w:t>
+      </w:r>
+      <w:r>
+        <w:rPr>
+          <w:rFonts w:ascii="Times New Roman" w:hAnsi="Times New Roman" w:eastAsia="宋体"/>
+          <w:b w:val="0"/>
+          <w:i/>
+          <w:sz w:val="24"/>
+        </w:rPr>
+        <w:t>Trans Assoc Comput Linguist</w:t>
+      </w:r>
+      <w:r>
+        <w:rPr>
+          <w:rFonts w:ascii="Times New Roman" w:hAnsi="Times New Roman" w:eastAsia="宋体"/>
+          <w:b w:val="0"/>
+          <w:i w:val="0"/>
+          <w:sz w:val="24"/>
+        </w:rPr>
+        <w:t>. 2024;12:157-173. doi:10.1162/tacl_a_00638</w:t>
       </w:r>
     </w:p>
     <w:p>
@@ -6636,7 +6765,25 @@
           <w:i w:val="0"/>
           <w:sz w:val="24"/>
         </w:rPr>
-        <w:t>14. Knott M, Krebs M, Kerscher A. Large language models in healthcare quality management: a European perspective on process automation and compliance. Front Digit Health 2026;8:1761641.</w:t>
+        <w:t xml:space="preserve">14. Knott M, Krebs M, Kerscher A. Large language models in healthcare quality management: a European perspective on process automation and compliance. </w:t>
+      </w:r>
+      <w:r>
+        <w:rPr>
+          <w:rFonts w:ascii="Times New Roman" w:hAnsi="Times New Roman" w:eastAsia="宋体"/>
+          <w:b w:val="0"/>
+          <w:i/>
+          <w:sz w:val="24"/>
+        </w:rPr>
+        <w:t>Front Digit Health</w:t>
+      </w:r>
+      <w:r>
+        <w:rPr>
+          <w:rFonts w:ascii="Times New Roman" w:hAnsi="Times New Roman" w:eastAsia="宋体"/>
+          <w:b w:val="0"/>
+          <w:i w:val="0"/>
+          <w:sz w:val="24"/>
+        </w:rPr>
+        <w:t>. 2026;8:1761641. doi:10.3389/fdgth.2026.1761641</w:t>
       </w:r>
     </w:p>
     <w:p>
@@ -6652,7 +6799,7 @@
           <w:i w:val="0"/>
           <w:sz w:val="24"/>
         </w:rPr>
-        <w:t>Word count (正文含参考文献)</w:t>
+        <w:t>Word count（正文，不含题页、摘要、表、图与参考文献）</w:t>
       </w:r>
       <w:r>
         <w:rPr>
@@ -6661,7 +6808,7 @@
           <w:i w:val="0"/>
           <w:sz w:val="24"/>
         </w:rPr>
-        <w:t>：约 12100 字</w:t>
+        <w:t>：约 9,200 字</w:t>
       </w:r>
     </w:p>
     <w:p>
